--- a/2026年度_論理表現Ⅱ_中間テスト_解答用紙.docx
+++ b/2026年度_論理表現Ⅱ_中間テスト_解答用紙.docx
@@ -4,7 +4,7 @@
   <w:body>
     <w:p>
       <w:pPr>
-        <w:spacing w:before="0" w:after="40"/>
+        <w:spacing w:before="0" w:after="60"/>
         <w:jc w:val="center"/>
       </w:pPr>
       <w:r>
@@ -13,14 +13,14 @@
           <w:b/>
           <w:sz w:val="22"/>
         </w:rPr>
-        <w:t>2026年度　山形県立山形南高等学校　2学年1学期中間テスト　論理・表現Ⅱ　解答用紙</w:t>
+        <w:t>2026年度　山形県立山形南高等学校　２学年１学期中間テスト　論理・表現Ⅱ　解答用紙</w:t>
       </w:r>
     </w:p>
     <w:tbl>
       <w:tblPr>
         <w:tblStyle w:val="TableGrid"/>
         <w:tblW w:type="auto" w:w="0"/>
-        <w:jc w:val="center"/>
+        <w:jc w:val="left"/>
         <w:tblLook w:firstColumn="1" w:firstRow="1" w:lastColumn="0" w:lastRow="0" w:noHBand="0" w:noVBand="1" w:val="04A0"/>
       </w:tblPr>
       <w:tblGrid>
@@ -31,14 +31,11 @@
       </w:tblGrid>
       <w:tr>
         <w:trPr>
-          <w:trHeight w:val="396" w:hRule="exact"/>
-          <w:trHeight w:val="396" w:hRule="exact"/>
-          <w:trHeight w:val="396" w:hRule="exact"/>
-          <w:trHeight w:val="396" w:hRule="exact"/>
+          <w:trHeight w:val="368" w:hRule="exact"/>
         </w:trPr>
         <w:tc>
           <w:tcPr>
-            <w:tcW w:type="dxa" w:w="1134"/>
+            <w:tcW w:type="dxa" w:w="1247"/>
             <w:vAlign w:val="center"/>
           </w:tcPr>
           <w:p>
@@ -64,7 +61,7 @@
         </w:tc>
         <w:tc>
           <w:tcPr>
-            <w:tcW w:type="dxa" w:w="1134"/>
+            <w:tcW w:type="dxa" w:w="1247"/>
             <w:vAlign w:val="center"/>
           </w:tcPr>
           <w:p>
@@ -84,21 +81,18 @@
         </w:tc>
         <w:tc>
           <w:tcPr>
-            <w:tcW w:type="dxa" w:w="4535"/>
+            <w:tcW w:type="dxa" w:w="6009"/>
           </w:tcPr>
           <w:p/>
         </w:tc>
       </w:tr>
       <w:tr>
         <w:trPr>
-          <w:trHeight w:val="396" w:hRule="exact"/>
-          <w:trHeight w:val="396" w:hRule="exact"/>
-          <w:trHeight w:val="396" w:hRule="exact"/>
-          <w:trHeight w:val="396" w:hRule="exact"/>
+          <w:trHeight w:val="368" w:hRule="exact"/>
         </w:trPr>
         <w:tc>
           <w:tcPr>
-            <w:tcW w:type="dxa" w:w="1134"/>
+            <w:tcW w:type="dxa" w:w="1247"/>
             <w:vAlign w:val="center"/>
           </w:tcPr>
           <w:p>
@@ -118,7 +112,7 @@
         </w:tc>
         <w:tc>
           <w:tcPr>
-            <w:tcW w:type="dxa" w:w="7370"/>
+            <w:tcW w:type="dxa" w:w="8957"/>
             <w:gridSpan w:val="3"/>
           </w:tcPr>
           <w:p/>
@@ -127,8 +121,1037 @@
     </w:tbl>
     <w:p>
       <w:pPr>
-        <w:spacing w:after="40"/>
+        <w:spacing w:before="100" w:after="20"/>
       </w:pPr>
+      <w:r>
+        <w:rPr>
+          <w:rFonts w:ascii="MS Gothic" w:hAnsi="MS Gothic" w:eastAsia="MS Gothic"/>
+          <w:b/>
+          <w:sz w:val="18"/>
+        </w:rPr>
+        <w:t>１　（思考・判断・表現　14点）</w:t>
+      </w:r>
+    </w:p>
+    <w:tbl>
+      <w:tblPr>
+        <w:tblStyle w:val="TableGrid"/>
+        <w:tblW w:type="auto" w:w="0"/>
+        <w:jc w:val="left"/>
+        <w:tblLook w:firstColumn="1" w:firstRow="1" w:lastColumn="0" w:lastRow="0" w:noHBand="0" w:noVBand="1" w:val="04A0"/>
+      </w:tblPr>
+      <w:tblGrid>
+        <w:gridCol w:w="1701"/>
+        <w:gridCol w:w="1701"/>
+        <w:gridCol w:w="1701"/>
+        <w:gridCol w:w="1701"/>
+        <w:gridCol w:w="1701"/>
+        <w:gridCol w:w="1701"/>
+      </w:tblGrid>
+      <w:tr>
+        <w:trPr>
+          <w:trHeight w:val="249" w:hRule="exact"/>
+        </w:trPr>
+        <w:tc>
+          <w:tcPr>
+            <w:tcW w:type="dxa" w:w="1134"/>
+            <w:vAlign w:val="center"/>
+            <w:shd w:val="clear" w:color="auto" w:fill="D9D9D9"/>
+          </w:tcPr>
+          <w:p>
+            <w:pPr>
+              <w:spacing w:before="0" w:after="0"/>
+              <w:jc w:val="center"/>
+            </w:pPr>
+            <w:r>
+              <w:rPr>
+                <w:rFonts w:ascii="MS Gothic" w:hAnsi="MS Gothic" w:eastAsia="MS Gothic"/>
+                <w:b/>
+                <w:sz w:val="16"/>
+              </w:rPr>
+              <w:t>A（2点）</w:t>
+            </w:r>
+          </w:p>
+        </w:tc>
+        <w:tc>
+          <w:tcPr>
+            <w:tcW w:type="dxa" w:w="1134"/>
+            <w:vAlign w:val="center"/>
+          </w:tcPr>
+          <w:p>
+            <w:pPr>
+              <w:spacing w:before="0" w:after="0"/>
+              <w:jc w:val="center"/>
+            </w:pPr>
+            <w:r>
+              <w:rPr>
+                <w:rFonts w:ascii="MS Gothic" w:hAnsi="MS Gothic" w:eastAsia="MS Gothic"/>
+                <w:b w:val="0"/>
+                <w:sz w:val="18"/>
+              </w:rPr>
+            </w:r>
+          </w:p>
+        </w:tc>
+        <w:tc>
+          <w:tcPr>
+            <w:tcW w:type="dxa" w:w="227"/>
+            <w:tcBorders>
+              <w:top w:val="none" w:sz="0" w:space="0" w:color="auto"/>
+              <w:left w:val="none" w:sz="0" w:space="0" w:color="auto"/>
+              <w:bottom w:val="none" w:sz="0" w:space="0" w:color="auto"/>
+              <w:right w:val="none" w:sz="0" w:space="0" w:color="auto"/>
+              <w:insideH w:val="none" w:sz="0" w:space="0" w:color="auto"/>
+              <w:insideV w:val="none" w:sz="0" w:space="0" w:color="auto"/>
+            </w:tcBorders>
+          </w:tcPr>
+          <w:p/>
+        </w:tc>
+        <w:tc>
+          <w:tcPr>
+            <w:tcW w:type="dxa" w:w="1134"/>
+            <w:vAlign w:val="center"/>
+            <w:shd w:val="clear" w:color="auto" w:fill="D9D9D9"/>
+          </w:tcPr>
+          <w:p>
+            <w:pPr>
+              <w:spacing w:before="0" w:after="0"/>
+              <w:jc w:val="center"/>
+            </w:pPr>
+            <w:r>
+              <w:rPr>
+                <w:rFonts w:ascii="MS Gothic" w:hAnsi="MS Gothic" w:eastAsia="MS Gothic"/>
+                <w:b/>
+                <w:sz w:val="16"/>
+              </w:rPr>
+              <w:t>B（2点）</w:t>
+            </w:r>
+          </w:p>
+        </w:tc>
+        <w:tc>
+          <w:tcPr>
+            <w:tcW w:type="dxa" w:w="1134"/>
+            <w:vAlign w:val="center"/>
+          </w:tcPr>
+          <w:p>
+            <w:pPr>
+              <w:spacing w:before="0" w:after="0"/>
+              <w:jc w:val="center"/>
+            </w:pPr>
+            <w:r>
+              <w:rPr>
+                <w:rFonts w:ascii="MS Gothic" w:hAnsi="MS Gothic" w:eastAsia="MS Gothic"/>
+                <w:b w:val="0"/>
+                <w:sz w:val="18"/>
+              </w:rPr>
+            </w:r>
+          </w:p>
+        </w:tc>
+        <w:tc>
+          <w:tcPr>
+            <w:tcW w:type="dxa" w:w="5443"/>
+            <w:tcBorders>
+              <w:top w:val="none" w:sz="0" w:space="0" w:color="auto"/>
+              <w:left w:val="none" w:sz="0" w:space="0" w:color="auto"/>
+              <w:bottom w:val="none" w:sz="0" w:space="0" w:color="auto"/>
+              <w:right w:val="none" w:sz="0" w:space="0" w:color="auto"/>
+              <w:insideH w:val="none" w:sz="0" w:space="0" w:color="auto"/>
+              <w:insideV w:val="none" w:sz="0" w:space="0" w:color="auto"/>
+            </w:tcBorders>
+          </w:tcPr>
+          <w:p/>
+        </w:tc>
+      </w:tr>
+      <w:tr>
+        <w:trPr>
+          <w:trHeight w:val="385" w:hRule="exact"/>
+        </w:trPr>
+        <w:tc>
+          <w:tcPr>
+            <w:tcW w:type="dxa" w:w="1134"/>
+            <w:vAlign w:val="center"/>
+          </w:tcPr>
+          <w:p>
+            <w:pPr>
+              <w:spacing w:before="0" w:after="0"/>
+              <w:jc w:val="center"/>
+            </w:pPr>
+            <w:r>
+              <w:rPr>
+                <w:rFonts w:ascii="MS Gothic" w:hAnsi="MS Gothic" w:eastAsia="MS Gothic"/>
+                <w:b w:val="0"/>
+                <w:sz w:val="15"/>
+              </w:rPr>
+              <w:t>答え</w:t>
+            </w:r>
+          </w:p>
+        </w:tc>
+        <w:tc>
+          <w:tcPr>
+            <w:tcW w:type="dxa" w:w="1134"/>
+            <w:vAlign w:val="center"/>
+          </w:tcPr>
+          <w:p>
+            <w:pPr>
+              <w:spacing w:before="0" w:after="0"/>
+              <w:jc w:val="center"/>
+            </w:pPr>
+            <w:r>
+              <w:rPr>
+                <w:rFonts w:ascii="MS Gothic" w:hAnsi="MS Gothic" w:eastAsia="MS Gothic"/>
+                <w:b w:val="0"/>
+                <w:sz w:val="18"/>
+              </w:rPr>
+            </w:r>
+          </w:p>
+        </w:tc>
+        <w:tc>
+          <w:tcPr>
+            <w:tcW w:type="dxa" w:w="227"/>
+            <w:tcBorders>
+              <w:top w:val="none" w:sz="0" w:space="0" w:color="auto"/>
+              <w:left w:val="none" w:sz="0" w:space="0" w:color="auto"/>
+              <w:bottom w:val="none" w:sz="0" w:space="0" w:color="auto"/>
+              <w:right w:val="none" w:sz="0" w:space="0" w:color="auto"/>
+              <w:insideH w:val="none" w:sz="0" w:space="0" w:color="auto"/>
+              <w:insideV w:val="none" w:sz="0" w:space="0" w:color="auto"/>
+            </w:tcBorders>
+          </w:tcPr>
+          <w:p/>
+        </w:tc>
+        <w:tc>
+          <w:tcPr>
+            <w:tcW w:type="dxa" w:w="1134"/>
+            <w:vAlign w:val="center"/>
+          </w:tcPr>
+          <w:p>
+            <w:pPr>
+              <w:spacing w:before="0" w:after="0"/>
+              <w:jc w:val="center"/>
+            </w:pPr>
+            <w:r>
+              <w:rPr>
+                <w:rFonts w:ascii="MS Gothic" w:hAnsi="MS Gothic" w:eastAsia="MS Gothic"/>
+                <w:b w:val="0"/>
+                <w:sz w:val="15"/>
+              </w:rPr>
+              <w:t>答え</w:t>
+            </w:r>
+          </w:p>
+        </w:tc>
+        <w:tc>
+          <w:tcPr>
+            <w:tcW w:type="dxa" w:w="1134"/>
+            <w:vAlign w:val="center"/>
+          </w:tcPr>
+          <w:p>
+            <w:pPr>
+              <w:spacing w:before="0" w:after="0"/>
+              <w:jc w:val="center"/>
+            </w:pPr>
+            <w:r>
+              <w:rPr>
+                <w:rFonts w:ascii="MS Gothic" w:hAnsi="MS Gothic" w:eastAsia="MS Gothic"/>
+                <w:b w:val="0"/>
+                <w:sz w:val="18"/>
+              </w:rPr>
+            </w:r>
+          </w:p>
+        </w:tc>
+        <w:tc>
+          <w:tcPr>
+            <w:tcW w:type="dxa" w:w="5443"/>
+            <w:tcBorders>
+              <w:top w:val="none" w:sz="0" w:space="0" w:color="auto"/>
+              <w:left w:val="none" w:sz="0" w:space="0" w:color="auto"/>
+              <w:bottom w:val="none" w:sz="0" w:space="0" w:color="auto"/>
+              <w:right w:val="none" w:sz="0" w:space="0" w:color="auto"/>
+              <w:insideH w:val="none" w:sz="0" w:space="0" w:color="auto"/>
+              <w:insideV w:val="none" w:sz="0" w:space="0" w:color="auto"/>
+            </w:tcBorders>
+          </w:tcPr>
+          <w:p/>
+        </w:tc>
+      </w:tr>
+    </w:tbl>
+    <w:p>
+      <w:pPr>
+        <w:spacing w:before="40" w:after="20"/>
+      </w:pPr>
+      <w:r>
+        <w:rPr>
+          <w:rFonts w:ascii="MS Gothic" w:hAnsi="MS Gothic" w:eastAsia="MS Gothic"/>
+          <w:b w:val="0"/>
+          <w:sz w:val="17"/>
+        </w:rPr>
+        <w:t>C（2×5=10点）</w:t>
+      </w:r>
+    </w:p>
+    <w:tbl>
+      <w:tblPr>
+        <w:tblStyle w:val="TableGrid"/>
+        <w:tblW w:type="auto" w:w="0"/>
+        <w:jc w:val="left"/>
+        <w:tblLook w:firstColumn="1" w:firstRow="1" w:lastColumn="0" w:lastRow="0" w:noHBand="0" w:noVBand="1" w:val="04A0"/>
+      </w:tblPr>
+      <w:tblGrid>
+        <w:gridCol w:w="510"/>
+        <w:gridCol w:w="510"/>
+        <w:gridCol w:w="510"/>
+        <w:gridCol w:w="510"/>
+        <w:gridCol w:w="510"/>
+        <w:gridCol w:w="510"/>
+        <w:gridCol w:w="510"/>
+        <w:gridCol w:w="510"/>
+        <w:gridCol w:w="510"/>
+        <w:gridCol w:w="510"/>
+        <w:gridCol w:w="510"/>
+        <w:gridCol w:w="510"/>
+        <w:gridCol w:w="510"/>
+        <w:gridCol w:w="510"/>
+        <w:gridCol w:w="510"/>
+        <w:gridCol w:w="510"/>
+        <w:gridCol w:w="510"/>
+        <w:gridCol w:w="510"/>
+        <w:gridCol w:w="510"/>
+        <w:gridCol w:w="510"/>
+      </w:tblGrid>
+      <w:tr>
+        <w:trPr>
+          <w:trHeight w:val="249" w:hRule="exact"/>
+        </w:trPr>
+        <w:tc>
+          <w:tcPr>
+            <w:tcW w:type="dxa" w:w="510"/>
+            <w:vAlign w:val="center"/>
+            <w:shd w:val="clear" w:color="auto" w:fill="D9D9D9"/>
+          </w:tcPr>
+          <w:p>
+            <w:pPr>
+              <w:spacing w:before="0" w:after="0"/>
+              <w:jc w:val="center"/>
+            </w:pPr>
+            <w:r>
+              <w:rPr>
+                <w:rFonts w:ascii="MS Gothic" w:hAnsi="MS Gothic" w:eastAsia="MS Gothic"/>
+                <w:b/>
+                <w:sz w:val="16"/>
+              </w:rPr>
+              <w:t>(1)</w:t>
+            </w:r>
+          </w:p>
+        </w:tc>
+        <w:tc>
+          <w:tcPr>
+            <w:tcW w:type="dxa" w:w="510"/>
+            <w:vAlign w:val="center"/>
+          </w:tcPr>
+          <w:p>
+            <w:pPr>
+              <w:spacing w:before="0" w:after="0"/>
+              <w:jc w:val="center"/>
+            </w:pPr>
+            <w:r>
+              <w:rPr>
+                <w:rFonts w:ascii="MS Gothic" w:hAnsi="MS Gothic" w:eastAsia="MS Gothic"/>
+                <w:b w:val="0"/>
+                <w:sz w:val="14"/>
+              </w:rPr>
+            </w:r>
+          </w:p>
+        </w:tc>
+        <w:tc>
+          <w:tcPr>
+            <w:tcW w:type="dxa" w:w="510"/>
+            <w:vAlign w:val="center"/>
+          </w:tcPr>
+          <w:p>
+            <w:pPr>
+              <w:spacing w:before="0" w:after="0"/>
+              <w:jc w:val="center"/>
+            </w:pPr>
+            <w:r>
+              <w:rPr>
+                <w:rFonts w:ascii="MS Gothic" w:hAnsi="MS Gothic" w:eastAsia="MS Gothic"/>
+                <w:b w:val="0"/>
+                <w:sz w:val="14"/>
+              </w:rPr>
+            </w:r>
+          </w:p>
+        </w:tc>
+        <w:tc>
+          <w:tcPr>
+            <w:tcW w:type="dxa" w:w="510"/>
+            <w:vAlign w:val="center"/>
+          </w:tcPr>
+          <w:p>
+            <w:pPr>
+              <w:spacing w:before="0" w:after="0"/>
+              <w:jc w:val="center"/>
+            </w:pPr>
+            <w:r>
+              <w:rPr>
+                <w:rFonts w:ascii="MS Gothic" w:hAnsi="MS Gothic" w:eastAsia="MS Gothic"/>
+                <w:b w:val="0"/>
+                <w:sz w:val="14"/>
+              </w:rPr>
+            </w:r>
+          </w:p>
+        </w:tc>
+        <w:tc>
+          <w:tcPr>
+            <w:tcW w:type="dxa" w:w="510"/>
+            <w:vAlign w:val="center"/>
+            <w:shd w:val="clear" w:color="auto" w:fill="D9D9D9"/>
+          </w:tcPr>
+          <w:p>
+            <w:pPr>
+              <w:spacing w:before="0" w:after="0"/>
+              <w:jc w:val="center"/>
+            </w:pPr>
+            <w:r>
+              <w:rPr>
+                <w:rFonts w:ascii="MS Gothic" w:hAnsi="MS Gothic" w:eastAsia="MS Gothic"/>
+                <w:b/>
+                <w:sz w:val="16"/>
+              </w:rPr>
+              <w:t>(2)</w:t>
+            </w:r>
+          </w:p>
+        </w:tc>
+        <w:tc>
+          <w:tcPr>
+            <w:tcW w:type="dxa" w:w="510"/>
+            <w:vAlign w:val="center"/>
+          </w:tcPr>
+          <w:p>
+            <w:pPr>
+              <w:spacing w:before="0" w:after="0"/>
+              <w:jc w:val="center"/>
+            </w:pPr>
+            <w:r>
+              <w:rPr>
+                <w:rFonts w:ascii="MS Gothic" w:hAnsi="MS Gothic" w:eastAsia="MS Gothic"/>
+                <w:b w:val="0"/>
+                <w:sz w:val="14"/>
+              </w:rPr>
+            </w:r>
+          </w:p>
+        </w:tc>
+        <w:tc>
+          <w:tcPr>
+            <w:tcW w:type="dxa" w:w="510"/>
+            <w:vAlign w:val="center"/>
+          </w:tcPr>
+          <w:p>
+            <w:pPr>
+              <w:spacing w:before="0" w:after="0"/>
+              <w:jc w:val="center"/>
+            </w:pPr>
+            <w:r>
+              <w:rPr>
+                <w:rFonts w:ascii="MS Gothic" w:hAnsi="MS Gothic" w:eastAsia="MS Gothic"/>
+                <w:b w:val="0"/>
+                <w:sz w:val="14"/>
+              </w:rPr>
+            </w:r>
+          </w:p>
+        </w:tc>
+        <w:tc>
+          <w:tcPr>
+            <w:tcW w:type="dxa" w:w="510"/>
+            <w:tcBorders>
+              <w:top w:val="none" w:sz="0" w:space="0" w:color="auto"/>
+              <w:left w:val="none" w:sz="0" w:space="0" w:color="auto"/>
+              <w:bottom w:val="none" w:sz="0" w:space="0" w:color="auto"/>
+              <w:right w:val="none" w:sz="0" w:space="0" w:color="auto"/>
+              <w:insideH w:val="none" w:sz="0" w:space="0" w:color="auto"/>
+              <w:insideV w:val="none" w:sz="0" w:space="0" w:color="auto"/>
+            </w:tcBorders>
+          </w:tcPr>
+          <w:p/>
+        </w:tc>
+        <w:tc>
+          <w:tcPr>
+            <w:tcW w:type="dxa" w:w="510"/>
+            <w:vAlign w:val="center"/>
+            <w:shd w:val="clear" w:color="auto" w:fill="D9D9D9"/>
+          </w:tcPr>
+          <w:p>
+            <w:pPr>
+              <w:spacing w:before="0" w:after="0"/>
+              <w:jc w:val="center"/>
+            </w:pPr>
+            <w:r>
+              <w:rPr>
+                <w:rFonts w:ascii="MS Gothic" w:hAnsi="MS Gothic" w:eastAsia="MS Gothic"/>
+                <w:b/>
+                <w:sz w:val="16"/>
+              </w:rPr>
+              <w:t>(3)</w:t>
+            </w:r>
+          </w:p>
+        </w:tc>
+        <w:tc>
+          <w:tcPr>
+            <w:tcW w:type="dxa" w:w="510"/>
+            <w:vAlign w:val="center"/>
+          </w:tcPr>
+          <w:p>
+            <w:pPr>
+              <w:spacing w:before="0" w:after="0"/>
+              <w:jc w:val="center"/>
+            </w:pPr>
+            <w:r>
+              <w:rPr>
+                <w:rFonts w:ascii="MS Gothic" w:hAnsi="MS Gothic" w:eastAsia="MS Gothic"/>
+                <w:b w:val="0"/>
+                <w:sz w:val="14"/>
+              </w:rPr>
+            </w:r>
+          </w:p>
+        </w:tc>
+        <w:tc>
+          <w:tcPr>
+            <w:tcW w:type="dxa" w:w="510"/>
+            <w:tcBorders>
+              <w:top w:val="none" w:sz="0" w:space="0" w:color="auto"/>
+              <w:left w:val="none" w:sz="0" w:space="0" w:color="auto"/>
+              <w:bottom w:val="none" w:sz="0" w:space="0" w:color="auto"/>
+              <w:right w:val="none" w:sz="0" w:space="0" w:color="auto"/>
+              <w:insideH w:val="none" w:sz="0" w:space="0" w:color="auto"/>
+              <w:insideV w:val="none" w:sz="0" w:space="0" w:color="auto"/>
+            </w:tcBorders>
+          </w:tcPr>
+          <w:p/>
+        </w:tc>
+        <w:tc>
+          <w:tcPr>
+            <w:tcW w:type="dxa" w:w="510"/>
+            <w:tcBorders>
+              <w:top w:val="none" w:sz="0" w:space="0" w:color="auto"/>
+              <w:left w:val="none" w:sz="0" w:space="0" w:color="auto"/>
+              <w:bottom w:val="none" w:sz="0" w:space="0" w:color="auto"/>
+              <w:right w:val="none" w:sz="0" w:space="0" w:color="auto"/>
+              <w:insideH w:val="none" w:sz="0" w:space="0" w:color="auto"/>
+              <w:insideV w:val="none" w:sz="0" w:space="0" w:color="auto"/>
+            </w:tcBorders>
+          </w:tcPr>
+          <w:p/>
+        </w:tc>
+        <w:tc>
+          <w:tcPr>
+            <w:tcW w:type="dxa" w:w="510"/>
+            <w:vAlign w:val="center"/>
+            <w:shd w:val="clear" w:color="auto" w:fill="D9D9D9"/>
+          </w:tcPr>
+          <w:p>
+            <w:pPr>
+              <w:spacing w:before="0" w:after="0"/>
+              <w:jc w:val="center"/>
+            </w:pPr>
+            <w:r>
+              <w:rPr>
+                <w:rFonts w:ascii="MS Gothic" w:hAnsi="MS Gothic" w:eastAsia="MS Gothic"/>
+                <w:b/>
+                <w:sz w:val="16"/>
+              </w:rPr>
+              <w:t>(4)</w:t>
+            </w:r>
+          </w:p>
+        </w:tc>
+        <w:tc>
+          <w:tcPr>
+            <w:tcW w:type="dxa" w:w="510"/>
+            <w:vAlign w:val="center"/>
+          </w:tcPr>
+          <w:p>
+            <w:pPr>
+              <w:spacing w:before="0" w:after="0"/>
+              <w:jc w:val="center"/>
+            </w:pPr>
+            <w:r>
+              <w:rPr>
+                <w:rFonts w:ascii="MS Gothic" w:hAnsi="MS Gothic" w:eastAsia="MS Gothic"/>
+                <w:b w:val="0"/>
+                <w:sz w:val="14"/>
+              </w:rPr>
+            </w:r>
+          </w:p>
+        </w:tc>
+        <w:tc>
+          <w:tcPr>
+            <w:tcW w:type="dxa" w:w="510"/>
+            <w:vAlign w:val="center"/>
+          </w:tcPr>
+          <w:p>
+            <w:pPr>
+              <w:spacing w:before="0" w:after="0"/>
+              <w:jc w:val="center"/>
+            </w:pPr>
+            <w:r>
+              <w:rPr>
+                <w:rFonts w:ascii="MS Gothic" w:hAnsi="MS Gothic" w:eastAsia="MS Gothic"/>
+                <w:b w:val="0"/>
+                <w:sz w:val="14"/>
+              </w:rPr>
+            </w:r>
+          </w:p>
+        </w:tc>
+        <w:tc>
+          <w:tcPr>
+            <w:tcW w:type="dxa" w:w="510"/>
+            <w:vAlign w:val="center"/>
+          </w:tcPr>
+          <w:p>
+            <w:pPr>
+              <w:spacing w:before="0" w:after="0"/>
+              <w:jc w:val="center"/>
+            </w:pPr>
+            <w:r>
+              <w:rPr>
+                <w:rFonts w:ascii="MS Gothic" w:hAnsi="MS Gothic" w:eastAsia="MS Gothic"/>
+                <w:b w:val="0"/>
+                <w:sz w:val="14"/>
+              </w:rPr>
+            </w:r>
+          </w:p>
+        </w:tc>
+        <w:tc>
+          <w:tcPr>
+            <w:tcW w:type="dxa" w:w="510"/>
+            <w:vAlign w:val="center"/>
+            <w:shd w:val="clear" w:color="auto" w:fill="D9D9D9"/>
+          </w:tcPr>
+          <w:p>
+            <w:pPr>
+              <w:spacing w:before="0" w:after="0"/>
+              <w:jc w:val="center"/>
+            </w:pPr>
+            <w:r>
+              <w:rPr>
+                <w:rFonts w:ascii="MS Gothic" w:hAnsi="MS Gothic" w:eastAsia="MS Gothic"/>
+                <w:b/>
+                <w:sz w:val="16"/>
+              </w:rPr>
+              <w:t>(5)</w:t>
+            </w:r>
+          </w:p>
+        </w:tc>
+        <w:tc>
+          <w:tcPr>
+            <w:tcW w:type="dxa" w:w="510"/>
+            <w:vAlign w:val="center"/>
+          </w:tcPr>
+          <w:p>
+            <w:pPr>
+              <w:spacing w:before="0" w:after="0"/>
+              <w:jc w:val="center"/>
+            </w:pPr>
+            <w:r>
+              <w:rPr>
+                <w:rFonts w:ascii="MS Gothic" w:hAnsi="MS Gothic" w:eastAsia="MS Gothic"/>
+                <w:b w:val="0"/>
+                <w:sz w:val="14"/>
+              </w:rPr>
+            </w:r>
+          </w:p>
+        </w:tc>
+        <w:tc>
+          <w:tcPr>
+            <w:tcW w:type="dxa" w:w="510"/>
+            <w:vAlign w:val="center"/>
+          </w:tcPr>
+          <w:p>
+            <w:pPr>
+              <w:spacing w:before="0" w:after="0"/>
+              <w:jc w:val="center"/>
+            </w:pPr>
+            <w:r>
+              <w:rPr>
+                <w:rFonts w:ascii="MS Gothic" w:hAnsi="MS Gothic" w:eastAsia="MS Gothic"/>
+                <w:b w:val="0"/>
+                <w:sz w:val="14"/>
+              </w:rPr>
+            </w:r>
+          </w:p>
+        </w:tc>
+        <w:tc>
+          <w:tcPr>
+            <w:tcW w:type="dxa" w:w="510"/>
+            <w:vAlign w:val="center"/>
+          </w:tcPr>
+          <w:p>
+            <w:pPr>
+              <w:spacing w:before="0" w:after="0"/>
+              <w:jc w:val="center"/>
+            </w:pPr>
+            <w:r>
+              <w:rPr>
+                <w:rFonts w:ascii="MS Gothic" w:hAnsi="MS Gothic" w:eastAsia="MS Gothic"/>
+                <w:b w:val="0"/>
+                <w:sz w:val="14"/>
+              </w:rPr>
+            </w:r>
+          </w:p>
+        </w:tc>
+      </w:tr>
+      <w:tr>
+        <w:trPr>
+          <w:trHeight w:val="385" w:hRule="exact"/>
+        </w:trPr>
+        <w:tc>
+          <w:tcPr>
+            <w:tcW w:type="dxa" w:w="510"/>
+            <w:tcBorders>
+              <w:top w:val="none" w:sz="0" w:space="0" w:color="auto"/>
+              <w:left w:val="none" w:sz="0" w:space="0" w:color="auto"/>
+              <w:bottom w:val="none" w:sz="0" w:space="0" w:color="auto"/>
+              <w:right w:val="none" w:sz="0" w:space="0" w:color="auto"/>
+              <w:insideH w:val="none" w:sz="0" w:space="0" w:color="auto"/>
+              <w:insideV w:val="none" w:sz="0" w:space="0" w:color="auto"/>
+            </w:tcBorders>
+          </w:tcPr>
+          <w:p/>
+        </w:tc>
+        <w:tc>
+          <w:tcPr>
+            <w:tcW w:type="dxa" w:w="510"/>
+            <w:vAlign w:val="center"/>
+          </w:tcPr>
+          <w:p>
+            <w:pPr>
+              <w:spacing w:before="0" w:after="0"/>
+              <w:jc w:val="center"/>
+            </w:pPr>
+            <w:r>
+              <w:rPr>
+                <w:rFonts w:ascii="MS Gothic" w:hAnsi="MS Gothic" w:eastAsia="MS Gothic"/>
+                <w:b w:val="0"/>
+                <w:sz w:val="18"/>
+              </w:rPr>
+            </w:r>
+          </w:p>
+        </w:tc>
+        <w:tc>
+          <w:tcPr>
+            <w:tcW w:type="dxa" w:w="510"/>
+            <w:vAlign w:val="center"/>
+          </w:tcPr>
+          <w:p>
+            <w:pPr>
+              <w:spacing w:before="0" w:after="0"/>
+              <w:jc w:val="center"/>
+            </w:pPr>
+            <w:r>
+              <w:rPr>
+                <w:rFonts w:ascii="MS Gothic" w:hAnsi="MS Gothic" w:eastAsia="MS Gothic"/>
+                <w:b w:val="0"/>
+                <w:sz w:val="18"/>
+              </w:rPr>
+            </w:r>
+          </w:p>
+        </w:tc>
+        <w:tc>
+          <w:tcPr>
+            <w:tcW w:type="dxa" w:w="510"/>
+            <w:vAlign w:val="center"/>
+          </w:tcPr>
+          <w:p>
+            <w:pPr>
+              <w:spacing w:before="0" w:after="0"/>
+              <w:jc w:val="center"/>
+            </w:pPr>
+            <w:r>
+              <w:rPr>
+                <w:rFonts w:ascii="MS Gothic" w:hAnsi="MS Gothic" w:eastAsia="MS Gothic"/>
+                <w:b w:val="0"/>
+                <w:sz w:val="18"/>
+              </w:rPr>
+            </w:r>
+          </w:p>
+        </w:tc>
+        <w:tc>
+          <w:tcPr>
+            <w:tcW w:type="dxa" w:w="510"/>
+            <w:tcBorders>
+              <w:top w:val="none" w:sz="0" w:space="0" w:color="auto"/>
+              <w:left w:val="none" w:sz="0" w:space="0" w:color="auto"/>
+              <w:bottom w:val="none" w:sz="0" w:space="0" w:color="auto"/>
+              <w:right w:val="none" w:sz="0" w:space="0" w:color="auto"/>
+              <w:insideH w:val="none" w:sz="0" w:space="0" w:color="auto"/>
+              <w:insideV w:val="none" w:sz="0" w:space="0" w:color="auto"/>
+            </w:tcBorders>
+          </w:tcPr>
+          <w:p/>
+        </w:tc>
+        <w:tc>
+          <w:tcPr>
+            <w:tcW w:type="dxa" w:w="510"/>
+            <w:vAlign w:val="center"/>
+          </w:tcPr>
+          <w:p>
+            <w:pPr>
+              <w:spacing w:before="0" w:after="0"/>
+              <w:jc w:val="center"/>
+            </w:pPr>
+            <w:r>
+              <w:rPr>
+                <w:rFonts w:ascii="MS Gothic" w:hAnsi="MS Gothic" w:eastAsia="MS Gothic"/>
+                <w:b w:val="0"/>
+                <w:sz w:val="18"/>
+              </w:rPr>
+            </w:r>
+          </w:p>
+        </w:tc>
+        <w:tc>
+          <w:tcPr>
+            <w:tcW w:type="dxa" w:w="510"/>
+            <w:vAlign w:val="center"/>
+          </w:tcPr>
+          <w:p>
+            <w:pPr>
+              <w:spacing w:before="0" w:after="0"/>
+              <w:jc w:val="center"/>
+            </w:pPr>
+            <w:r>
+              <w:rPr>
+                <w:rFonts w:ascii="MS Gothic" w:hAnsi="MS Gothic" w:eastAsia="MS Gothic"/>
+                <w:b w:val="0"/>
+                <w:sz w:val="18"/>
+              </w:rPr>
+            </w:r>
+          </w:p>
+        </w:tc>
+        <w:tc>
+          <w:tcPr>
+            <w:tcW w:type="dxa" w:w="510"/>
+            <w:tcBorders>
+              <w:top w:val="none" w:sz="0" w:space="0" w:color="auto"/>
+              <w:left w:val="none" w:sz="0" w:space="0" w:color="auto"/>
+              <w:bottom w:val="none" w:sz="0" w:space="0" w:color="auto"/>
+              <w:right w:val="none" w:sz="0" w:space="0" w:color="auto"/>
+              <w:insideH w:val="none" w:sz="0" w:space="0" w:color="auto"/>
+              <w:insideV w:val="none" w:sz="0" w:space="0" w:color="auto"/>
+            </w:tcBorders>
+          </w:tcPr>
+          <w:p/>
+        </w:tc>
+        <w:tc>
+          <w:tcPr>
+            <w:tcW w:type="dxa" w:w="510"/>
+            <w:tcBorders>
+              <w:top w:val="none" w:sz="0" w:space="0" w:color="auto"/>
+              <w:left w:val="none" w:sz="0" w:space="0" w:color="auto"/>
+              <w:bottom w:val="none" w:sz="0" w:space="0" w:color="auto"/>
+              <w:right w:val="none" w:sz="0" w:space="0" w:color="auto"/>
+              <w:insideH w:val="none" w:sz="0" w:space="0" w:color="auto"/>
+              <w:insideV w:val="none" w:sz="0" w:space="0" w:color="auto"/>
+            </w:tcBorders>
+          </w:tcPr>
+          <w:p/>
+        </w:tc>
+        <w:tc>
+          <w:tcPr>
+            <w:tcW w:type="dxa" w:w="510"/>
+            <w:vAlign w:val="center"/>
+          </w:tcPr>
+          <w:p>
+            <w:pPr>
+              <w:spacing w:before="0" w:after="0"/>
+              <w:jc w:val="center"/>
+            </w:pPr>
+            <w:r>
+              <w:rPr>
+                <w:rFonts w:ascii="MS Gothic" w:hAnsi="MS Gothic" w:eastAsia="MS Gothic"/>
+                <w:b w:val="0"/>
+                <w:sz w:val="18"/>
+              </w:rPr>
+            </w:r>
+          </w:p>
+        </w:tc>
+        <w:tc>
+          <w:tcPr>
+            <w:tcW w:type="dxa" w:w="510"/>
+            <w:tcBorders>
+              <w:top w:val="none" w:sz="0" w:space="0" w:color="auto"/>
+              <w:left w:val="none" w:sz="0" w:space="0" w:color="auto"/>
+              <w:bottom w:val="none" w:sz="0" w:space="0" w:color="auto"/>
+              <w:right w:val="none" w:sz="0" w:space="0" w:color="auto"/>
+              <w:insideH w:val="none" w:sz="0" w:space="0" w:color="auto"/>
+              <w:insideV w:val="none" w:sz="0" w:space="0" w:color="auto"/>
+            </w:tcBorders>
+          </w:tcPr>
+          <w:p/>
+        </w:tc>
+        <w:tc>
+          <w:tcPr>
+            <w:tcW w:type="dxa" w:w="510"/>
+            <w:tcBorders>
+              <w:top w:val="none" w:sz="0" w:space="0" w:color="auto"/>
+              <w:left w:val="none" w:sz="0" w:space="0" w:color="auto"/>
+              <w:bottom w:val="none" w:sz="0" w:space="0" w:color="auto"/>
+              <w:right w:val="none" w:sz="0" w:space="0" w:color="auto"/>
+              <w:insideH w:val="none" w:sz="0" w:space="0" w:color="auto"/>
+              <w:insideV w:val="none" w:sz="0" w:space="0" w:color="auto"/>
+            </w:tcBorders>
+          </w:tcPr>
+          <w:p/>
+        </w:tc>
+        <w:tc>
+          <w:tcPr>
+            <w:tcW w:type="dxa" w:w="510"/>
+            <w:tcBorders>
+              <w:top w:val="none" w:sz="0" w:space="0" w:color="auto"/>
+              <w:left w:val="none" w:sz="0" w:space="0" w:color="auto"/>
+              <w:bottom w:val="none" w:sz="0" w:space="0" w:color="auto"/>
+              <w:right w:val="none" w:sz="0" w:space="0" w:color="auto"/>
+              <w:insideH w:val="none" w:sz="0" w:space="0" w:color="auto"/>
+              <w:insideV w:val="none" w:sz="0" w:space="0" w:color="auto"/>
+            </w:tcBorders>
+          </w:tcPr>
+          <w:p/>
+        </w:tc>
+        <w:tc>
+          <w:tcPr>
+            <w:tcW w:type="dxa" w:w="510"/>
+            <w:vAlign w:val="center"/>
+          </w:tcPr>
+          <w:p>
+            <w:pPr>
+              <w:spacing w:before="0" w:after="0"/>
+              <w:jc w:val="center"/>
+            </w:pPr>
+            <w:r>
+              <w:rPr>
+                <w:rFonts w:ascii="MS Gothic" w:hAnsi="MS Gothic" w:eastAsia="MS Gothic"/>
+                <w:b w:val="0"/>
+                <w:sz w:val="18"/>
+              </w:rPr>
+            </w:r>
+          </w:p>
+        </w:tc>
+        <w:tc>
+          <w:tcPr>
+            <w:tcW w:type="dxa" w:w="510"/>
+            <w:vAlign w:val="center"/>
+          </w:tcPr>
+          <w:p>
+            <w:pPr>
+              <w:spacing w:before="0" w:after="0"/>
+              <w:jc w:val="center"/>
+            </w:pPr>
+            <w:r>
+              <w:rPr>
+                <w:rFonts w:ascii="MS Gothic" w:hAnsi="MS Gothic" w:eastAsia="MS Gothic"/>
+                <w:b w:val="0"/>
+                <w:sz w:val="18"/>
+              </w:rPr>
+            </w:r>
+          </w:p>
+        </w:tc>
+        <w:tc>
+          <w:tcPr>
+            <w:tcW w:type="dxa" w:w="510"/>
+            <w:vAlign w:val="center"/>
+          </w:tcPr>
+          <w:p>
+            <w:pPr>
+              <w:spacing w:before="0" w:after="0"/>
+              <w:jc w:val="center"/>
+            </w:pPr>
+            <w:r>
+              <w:rPr>
+                <w:rFonts w:ascii="MS Gothic" w:hAnsi="MS Gothic" w:eastAsia="MS Gothic"/>
+                <w:b w:val="0"/>
+                <w:sz w:val="18"/>
+              </w:rPr>
+            </w:r>
+          </w:p>
+        </w:tc>
+        <w:tc>
+          <w:tcPr>
+            <w:tcW w:type="dxa" w:w="510"/>
+            <w:tcBorders>
+              <w:top w:val="none" w:sz="0" w:space="0" w:color="auto"/>
+              <w:left w:val="none" w:sz="0" w:space="0" w:color="auto"/>
+              <w:bottom w:val="none" w:sz="0" w:space="0" w:color="auto"/>
+              <w:right w:val="none" w:sz="0" w:space="0" w:color="auto"/>
+              <w:insideH w:val="none" w:sz="0" w:space="0" w:color="auto"/>
+              <w:insideV w:val="none" w:sz="0" w:space="0" w:color="auto"/>
+            </w:tcBorders>
+          </w:tcPr>
+          <w:p/>
+        </w:tc>
+        <w:tc>
+          <w:tcPr>
+            <w:tcW w:type="dxa" w:w="510"/>
+            <w:vAlign w:val="center"/>
+          </w:tcPr>
+          <w:p>
+            <w:pPr>
+              <w:spacing w:before="0" w:after="0"/>
+              <w:jc w:val="center"/>
+            </w:pPr>
+            <w:r>
+              <w:rPr>
+                <w:rFonts w:ascii="MS Gothic" w:hAnsi="MS Gothic" w:eastAsia="MS Gothic"/>
+                <w:b w:val="0"/>
+                <w:sz w:val="18"/>
+              </w:rPr>
+            </w:r>
+          </w:p>
+        </w:tc>
+        <w:tc>
+          <w:tcPr>
+            <w:tcW w:type="dxa" w:w="510"/>
+            <w:vAlign w:val="center"/>
+          </w:tcPr>
+          <w:p>
+            <w:pPr>
+              <w:spacing w:before="0" w:after="0"/>
+              <w:jc w:val="center"/>
+            </w:pPr>
+            <w:r>
+              <w:rPr>
+                <w:rFonts w:ascii="MS Gothic" w:hAnsi="MS Gothic" w:eastAsia="MS Gothic"/>
+                <w:b w:val="0"/>
+                <w:sz w:val="18"/>
+              </w:rPr>
+            </w:r>
+          </w:p>
+        </w:tc>
+        <w:tc>
+          <w:tcPr>
+            <w:tcW w:type="dxa" w:w="510"/>
+            <w:vAlign w:val="center"/>
+          </w:tcPr>
+          <w:p>
+            <w:pPr>
+              <w:spacing w:before="0" w:after="0"/>
+              <w:jc w:val="center"/>
+            </w:pPr>
+            <w:r>
+              <w:rPr>
+                <w:rFonts w:ascii="MS Gothic" w:hAnsi="MS Gothic" w:eastAsia="MS Gothic"/>
+                <w:b w:val="0"/>
+                <w:sz w:val="18"/>
+              </w:rPr>
+            </w:r>
+          </w:p>
+        </w:tc>
+      </w:tr>
+    </w:tbl>
+    <w:p>
+      <w:pPr>
+        <w:spacing w:before="80" w:after="20"/>
+      </w:pPr>
+      <w:r>
+        <w:rPr>
+          <w:rFonts w:ascii="MS Gothic" w:hAnsi="MS Gothic" w:eastAsia="MS Gothic"/>
+          <w:b/>
+          <w:sz w:val="18"/>
+        </w:rPr>
+        <w:t>２　（知識・技能　15点）</w:t>
+      </w:r>
     </w:p>
     <w:p>
       <w:pPr>
@@ -137,23 +1160,704 @@
       <w:r>
         <w:rPr>
           <w:rFonts w:ascii="MS Gothic" w:hAnsi="MS Gothic" w:eastAsia="MS Gothic"/>
-          <w:b/>
-          <w:sz w:val="20"/>
+          <w:b w:val="0"/>
+          <w:sz w:val="17"/>
         </w:rPr>
-        <w:t>１　Listening　（14点）</w:t>
+        <w:t>A（1×10=10点）</w:t>
       </w:r>
     </w:p>
+    <w:tbl>
+      <w:tblPr>
+        <w:tblStyle w:val="TableGrid"/>
+        <w:tblW w:type="auto" w:w="0"/>
+        <w:jc w:val="left"/>
+        <w:tblLook w:firstColumn="1" w:firstRow="1" w:lastColumn="0" w:lastRow="0" w:noHBand="0" w:noVBand="1" w:val="04A0"/>
+      </w:tblPr>
+      <w:tblGrid>
+        <w:gridCol w:w="1021"/>
+        <w:gridCol w:w="1021"/>
+        <w:gridCol w:w="1021"/>
+        <w:gridCol w:w="1021"/>
+        <w:gridCol w:w="1021"/>
+        <w:gridCol w:w="1021"/>
+        <w:gridCol w:w="1021"/>
+        <w:gridCol w:w="1021"/>
+        <w:gridCol w:w="1021"/>
+        <w:gridCol w:w="1021"/>
+      </w:tblGrid>
+      <w:tr>
+        <w:trPr>
+          <w:trHeight w:val="249" w:hRule="exact"/>
+        </w:trPr>
+        <w:tc>
+          <w:tcPr>
+            <w:tcW w:type="dxa" w:w="1020"/>
+            <w:vAlign w:val="center"/>
+            <w:shd w:val="clear" w:color="auto" w:fill="D9D9D9"/>
+          </w:tcPr>
+          <w:p>
+            <w:pPr>
+              <w:spacing w:before="0" w:after="0"/>
+              <w:jc w:val="center"/>
+            </w:pPr>
+            <w:r>
+              <w:rPr>
+                <w:rFonts w:ascii="MS Gothic" w:hAnsi="MS Gothic" w:eastAsia="MS Gothic"/>
+                <w:b/>
+                <w:sz w:val="16"/>
+              </w:rPr>
+              <w:t>(1)</w:t>
+            </w:r>
+          </w:p>
+        </w:tc>
+        <w:tc>
+          <w:tcPr>
+            <w:tcW w:type="dxa" w:w="1020"/>
+            <w:vAlign w:val="center"/>
+            <w:shd w:val="clear" w:color="auto" w:fill="D9D9D9"/>
+          </w:tcPr>
+          <w:p>
+            <w:pPr>
+              <w:spacing w:before="0" w:after="0"/>
+              <w:jc w:val="center"/>
+            </w:pPr>
+            <w:r>
+              <w:rPr>
+                <w:rFonts w:ascii="MS Gothic" w:hAnsi="MS Gothic" w:eastAsia="MS Gothic"/>
+                <w:b/>
+                <w:sz w:val="16"/>
+              </w:rPr>
+              <w:t>(2)</w:t>
+            </w:r>
+          </w:p>
+        </w:tc>
+        <w:tc>
+          <w:tcPr>
+            <w:tcW w:type="dxa" w:w="1020"/>
+            <w:vAlign w:val="center"/>
+            <w:shd w:val="clear" w:color="auto" w:fill="D9D9D9"/>
+          </w:tcPr>
+          <w:p>
+            <w:pPr>
+              <w:spacing w:before="0" w:after="0"/>
+              <w:jc w:val="center"/>
+            </w:pPr>
+            <w:r>
+              <w:rPr>
+                <w:rFonts w:ascii="MS Gothic" w:hAnsi="MS Gothic" w:eastAsia="MS Gothic"/>
+                <w:b/>
+                <w:sz w:val="16"/>
+              </w:rPr>
+              <w:t>(3)</w:t>
+            </w:r>
+          </w:p>
+        </w:tc>
+        <w:tc>
+          <w:tcPr>
+            <w:tcW w:type="dxa" w:w="1020"/>
+            <w:vAlign w:val="center"/>
+            <w:shd w:val="clear" w:color="auto" w:fill="D9D9D9"/>
+          </w:tcPr>
+          <w:p>
+            <w:pPr>
+              <w:spacing w:before="0" w:after="0"/>
+              <w:jc w:val="center"/>
+            </w:pPr>
+            <w:r>
+              <w:rPr>
+                <w:rFonts w:ascii="MS Gothic" w:hAnsi="MS Gothic" w:eastAsia="MS Gothic"/>
+                <w:b/>
+                <w:sz w:val="16"/>
+              </w:rPr>
+              <w:t>(4)</w:t>
+            </w:r>
+          </w:p>
+        </w:tc>
+        <w:tc>
+          <w:tcPr>
+            <w:tcW w:type="dxa" w:w="1020"/>
+            <w:vAlign w:val="center"/>
+            <w:shd w:val="clear" w:color="auto" w:fill="D9D9D9"/>
+          </w:tcPr>
+          <w:p>
+            <w:pPr>
+              <w:spacing w:before="0" w:after="0"/>
+              <w:jc w:val="center"/>
+            </w:pPr>
+            <w:r>
+              <w:rPr>
+                <w:rFonts w:ascii="MS Gothic" w:hAnsi="MS Gothic" w:eastAsia="MS Gothic"/>
+                <w:b/>
+                <w:sz w:val="16"/>
+              </w:rPr>
+              <w:t>(5)</w:t>
+            </w:r>
+          </w:p>
+        </w:tc>
+        <w:tc>
+          <w:tcPr>
+            <w:tcW w:type="dxa" w:w="1020"/>
+            <w:vAlign w:val="center"/>
+            <w:shd w:val="clear" w:color="auto" w:fill="D9D9D9"/>
+          </w:tcPr>
+          <w:p>
+            <w:pPr>
+              <w:spacing w:before="0" w:after="0"/>
+              <w:jc w:val="center"/>
+            </w:pPr>
+            <w:r>
+              <w:rPr>
+                <w:rFonts w:ascii="MS Gothic" w:hAnsi="MS Gothic" w:eastAsia="MS Gothic"/>
+                <w:b/>
+                <w:sz w:val="16"/>
+              </w:rPr>
+              <w:t>(6)</w:t>
+            </w:r>
+          </w:p>
+        </w:tc>
+        <w:tc>
+          <w:tcPr>
+            <w:tcW w:type="dxa" w:w="1020"/>
+            <w:vAlign w:val="center"/>
+            <w:shd w:val="clear" w:color="auto" w:fill="D9D9D9"/>
+          </w:tcPr>
+          <w:p>
+            <w:pPr>
+              <w:spacing w:before="0" w:after="0"/>
+              <w:jc w:val="center"/>
+            </w:pPr>
+            <w:r>
+              <w:rPr>
+                <w:rFonts w:ascii="MS Gothic" w:hAnsi="MS Gothic" w:eastAsia="MS Gothic"/>
+                <w:b/>
+                <w:sz w:val="16"/>
+              </w:rPr>
+              <w:t>(7)</w:t>
+            </w:r>
+          </w:p>
+        </w:tc>
+        <w:tc>
+          <w:tcPr>
+            <w:tcW w:type="dxa" w:w="1020"/>
+            <w:vAlign w:val="center"/>
+            <w:shd w:val="clear" w:color="auto" w:fill="D9D9D9"/>
+          </w:tcPr>
+          <w:p>
+            <w:pPr>
+              <w:spacing w:before="0" w:after="0"/>
+              <w:jc w:val="center"/>
+            </w:pPr>
+            <w:r>
+              <w:rPr>
+                <w:rFonts w:ascii="MS Gothic" w:hAnsi="MS Gothic" w:eastAsia="MS Gothic"/>
+                <w:b/>
+                <w:sz w:val="16"/>
+              </w:rPr>
+              <w:t>(8)</w:t>
+            </w:r>
+          </w:p>
+        </w:tc>
+        <w:tc>
+          <w:tcPr>
+            <w:tcW w:type="dxa" w:w="1020"/>
+            <w:vAlign w:val="center"/>
+            <w:shd w:val="clear" w:color="auto" w:fill="D9D9D9"/>
+          </w:tcPr>
+          <w:p>
+            <w:pPr>
+              <w:spacing w:before="0" w:after="0"/>
+              <w:jc w:val="center"/>
+            </w:pPr>
+            <w:r>
+              <w:rPr>
+                <w:rFonts w:ascii="MS Gothic" w:hAnsi="MS Gothic" w:eastAsia="MS Gothic"/>
+                <w:b/>
+                <w:sz w:val="16"/>
+              </w:rPr>
+              <w:t>(9)</w:t>
+            </w:r>
+          </w:p>
+        </w:tc>
+        <w:tc>
+          <w:tcPr>
+            <w:tcW w:type="dxa" w:w="1020"/>
+            <w:vAlign w:val="center"/>
+            <w:shd w:val="clear" w:color="auto" w:fill="D9D9D9"/>
+          </w:tcPr>
+          <w:p>
+            <w:pPr>
+              <w:spacing w:before="0" w:after="0"/>
+              <w:jc w:val="center"/>
+            </w:pPr>
+            <w:r>
+              <w:rPr>
+                <w:rFonts w:ascii="MS Gothic" w:hAnsi="MS Gothic" w:eastAsia="MS Gothic"/>
+                <w:b/>
+                <w:sz w:val="16"/>
+              </w:rPr>
+              <w:t>(10)</w:t>
+            </w:r>
+          </w:p>
+        </w:tc>
+      </w:tr>
+      <w:tr>
+        <w:trPr>
+          <w:trHeight w:val="385" w:hRule="exact"/>
+        </w:trPr>
+        <w:tc>
+          <w:tcPr>
+            <w:tcW w:type="dxa" w:w="1020"/>
+            <w:vAlign w:val="center"/>
+          </w:tcPr>
+          <w:p>
+            <w:pPr>
+              <w:spacing w:before="0" w:after="0"/>
+              <w:jc w:val="center"/>
+            </w:pPr>
+            <w:r>
+              <w:rPr>
+                <w:rFonts w:ascii="MS Gothic" w:hAnsi="MS Gothic" w:eastAsia="MS Gothic"/>
+                <w:b w:val="0"/>
+                <w:sz w:val="18"/>
+              </w:rPr>
+            </w:r>
+          </w:p>
+        </w:tc>
+        <w:tc>
+          <w:tcPr>
+            <w:tcW w:type="dxa" w:w="1020"/>
+            <w:vAlign w:val="center"/>
+          </w:tcPr>
+          <w:p>
+            <w:pPr>
+              <w:spacing w:before="0" w:after="0"/>
+              <w:jc w:val="center"/>
+            </w:pPr>
+            <w:r>
+              <w:rPr>
+                <w:rFonts w:ascii="MS Gothic" w:hAnsi="MS Gothic" w:eastAsia="MS Gothic"/>
+                <w:b w:val="0"/>
+                <w:sz w:val="18"/>
+              </w:rPr>
+            </w:r>
+          </w:p>
+        </w:tc>
+        <w:tc>
+          <w:tcPr>
+            <w:tcW w:type="dxa" w:w="1020"/>
+            <w:vAlign w:val="center"/>
+          </w:tcPr>
+          <w:p>
+            <w:pPr>
+              <w:spacing w:before="0" w:after="0"/>
+              <w:jc w:val="center"/>
+            </w:pPr>
+            <w:r>
+              <w:rPr>
+                <w:rFonts w:ascii="MS Gothic" w:hAnsi="MS Gothic" w:eastAsia="MS Gothic"/>
+                <w:b w:val="0"/>
+                <w:sz w:val="18"/>
+              </w:rPr>
+            </w:r>
+          </w:p>
+        </w:tc>
+        <w:tc>
+          <w:tcPr>
+            <w:tcW w:type="dxa" w:w="1020"/>
+            <w:vAlign w:val="center"/>
+          </w:tcPr>
+          <w:p>
+            <w:pPr>
+              <w:spacing w:before="0" w:after="0"/>
+              <w:jc w:val="center"/>
+            </w:pPr>
+            <w:r>
+              <w:rPr>
+                <w:rFonts w:ascii="MS Gothic" w:hAnsi="MS Gothic" w:eastAsia="MS Gothic"/>
+                <w:b w:val="0"/>
+                <w:sz w:val="18"/>
+              </w:rPr>
+            </w:r>
+          </w:p>
+        </w:tc>
+        <w:tc>
+          <w:tcPr>
+            <w:tcW w:type="dxa" w:w="1020"/>
+            <w:vAlign w:val="center"/>
+          </w:tcPr>
+          <w:p>
+            <w:pPr>
+              <w:spacing w:before="0" w:after="0"/>
+              <w:jc w:val="center"/>
+            </w:pPr>
+            <w:r>
+              <w:rPr>
+                <w:rFonts w:ascii="MS Gothic" w:hAnsi="MS Gothic" w:eastAsia="MS Gothic"/>
+                <w:b w:val="0"/>
+                <w:sz w:val="18"/>
+              </w:rPr>
+            </w:r>
+          </w:p>
+        </w:tc>
+        <w:tc>
+          <w:tcPr>
+            <w:tcW w:type="dxa" w:w="1020"/>
+            <w:vAlign w:val="center"/>
+          </w:tcPr>
+          <w:p>
+            <w:pPr>
+              <w:spacing w:before="0" w:after="0"/>
+              <w:jc w:val="center"/>
+            </w:pPr>
+            <w:r>
+              <w:rPr>
+                <w:rFonts w:ascii="MS Gothic" w:hAnsi="MS Gothic" w:eastAsia="MS Gothic"/>
+                <w:b w:val="0"/>
+                <w:sz w:val="18"/>
+              </w:rPr>
+            </w:r>
+          </w:p>
+        </w:tc>
+        <w:tc>
+          <w:tcPr>
+            <w:tcW w:type="dxa" w:w="1020"/>
+            <w:vAlign w:val="center"/>
+          </w:tcPr>
+          <w:p>
+            <w:pPr>
+              <w:spacing w:before="0" w:after="0"/>
+              <w:jc w:val="center"/>
+            </w:pPr>
+            <w:r>
+              <w:rPr>
+                <w:rFonts w:ascii="MS Gothic" w:hAnsi="MS Gothic" w:eastAsia="MS Gothic"/>
+                <w:b w:val="0"/>
+                <w:sz w:val="18"/>
+              </w:rPr>
+            </w:r>
+          </w:p>
+        </w:tc>
+        <w:tc>
+          <w:tcPr>
+            <w:tcW w:type="dxa" w:w="1020"/>
+            <w:vAlign w:val="center"/>
+          </w:tcPr>
+          <w:p>
+            <w:pPr>
+              <w:spacing w:before="0" w:after="0"/>
+              <w:jc w:val="center"/>
+            </w:pPr>
+            <w:r>
+              <w:rPr>
+                <w:rFonts w:ascii="MS Gothic" w:hAnsi="MS Gothic" w:eastAsia="MS Gothic"/>
+                <w:b w:val="0"/>
+                <w:sz w:val="18"/>
+              </w:rPr>
+            </w:r>
+          </w:p>
+        </w:tc>
+        <w:tc>
+          <w:tcPr>
+            <w:tcW w:type="dxa" w:w="1020"/>
+            <w:vAlign w:val="center"/>
+          </w:tcPr>
+          <w:p>
+            <w:pPr>
+              <w:spacing w:before="0" w:after="0"/>
+              <w:jc w:val="center"/>
+            </w:pPr>
+            <w:r>
+              <w:rPr>
+                <w:rFonts w:ascii="MS Gothic" w:hAnsi="MS Gothic" w:eastAsia="MS Gothic"/>
+                <w:b w:val="0"/>
+                <w:sz w:val="18"/>
+              </w:rPr>
+            </w:r>
+          </w:p>
+        </w:tc>
+        <w:tc>
+          <w:tcPr>
+            <w:tcW w:type="dxa" w:w="1020"/>
+            <w:vAlign w:val="center"/>
+          </w:tcPr>
+          <w:p>
+            <w:pPr>
+              <w:spacing w:before="0" w:after="0"/>
+              <w:jc w:val="center"/>
+            </w:pPr>
+            <w:r>
+              <w:rPr>
+                <w:rFonts w:ascii="MS Gothic" w:hAnsi="MS Gothic" w:eastAsia="MS Gothic"/>
+                <w:b w:val="0"/>
+                <w:sz w:val="18"/>
+              </w:rPr>
+            </w:r>
+          </w:p>
+        </w:tc>
+      </w:tr>
+    </w:tbl>
     <w:p>
       <w:pPr>
-        <w:spacing w:after="20"/>
+        <w:spacing w:before="40" w:after="20"/>
       </w:pPr>
       <w:r>
         <w:rPr>
           <w:rFonts w:ascii="MS Gothic" w:hAnsi="MS Gothic" w:eastAsia="MS Gothic"/>
           <w:b w:val="0"/>
+          <w:sz w:val="17"/>
+        </w:rPr>
+        <w:t>B（1×5=5点）</w:t>
+      </w:r>
+    </w:p>
+    <w:tbl>
+      <w:tblPr>
+        <w:tblStyle w:val="TableGrid"/>
+        <w:tblW w:type="auto" w:w="0"/>
+        <w:jc w:val="left"/>
+        <w:tblLook w:firstColumn="1" w:firstRow="1" w:lastColumn="0" w:lastRow="0" w:noHBand="0" w:noVBand="1" w:val="04A0"/>
+      </w:tblPr>
+      <w:tblGrid>
+        <w:gridCol w:w="2041"/>
+        <w:gridCol w:w="2041"/>
+        <w:gridCol w:w="2041"/>
+        <w:gridCol w:w="2041"/>
+        <w:gridCol w:w="2041"/>
+      </w:tblGrid>
+      <w:tr>
+        <w:trPr>
+          <w:trHeight w:val="249" w:hRule="exact"/>
+        </w:trPr>
+        <w:tc>
+          <w:tcPr>
+            <w:tcW w:type="dxa" w:w="2041"/>
+            <w:vAlign w:val="center"/>
+            <w:shd w:val="clear" w:color="auto" w:fill="D9D9D9"/>
+          </w:tcPr>
+          <w:p>
+            <w:pPr>
+              <w:spacing w:before="0" w:after="0"/>
+              <w:jc w:val="center"/>
+            </w:pPr>
+            <w:r>
+              <w:rPr>
+                <w:rFonts w:ascii="MS Gothic" w:hAnsi="MS Gothic" w:eastAsia="MS Gothic"/>
+                <w:b/>
+                <w:sz w:val="16"/>
+              </w:rPr>
+              <w:t>(1)</w:t>
+            </w:r>
+          </w:p>
+        </w:tc>
+        <w:tc>
+          <w:tcPr>
+            <w:tcW w:type="dxa" w:w="2041"/>
+            <w:vAlign w:val="center"/>
+            <w:shd w:val="clear" w:color="auto" w:fill="D9D9D9"/>
+          </w:tcPr>
+          <w:p>
+            <w:pPr>
+              <w:spacing w:before="0" w:after="0"/>
+              <w:jc w:val="center"/>
+            </w:pPr>
+            <w:r>
+              <w:rPr>
+                <w:rFonts w:ascii="MS Gothic" w:hAnsi="MS Gothic" w:eastAsia="MS Gothic"/>
+                <w:b/>
+                <w:sz w:val="16"/>
+              </w:rPr>
+              <w:t>(2)</w:t>
+            </w:r>
+          </w:p>
+        </w:tc>
+        <w:tc>
+          <w:tcPr>
+            <w:tcW w:type="dxa" w:w="2041"/>
+            <w:vAlign w:val="center"/>
+            <w:shd w:val="clear" w:color="auto" w:fill="D9D9D9"/>
+          </w:tcPr>
+          <w:p>
+            <w:pPr>
+              <w:spacing w:before="0" w:after="0"/>
+              <w:jc w:val="center"/>
+            </w:pPr>
+            <w:r>
+              <w:rPr>
+                <w:rFonts w:ascii="MS Gothic" w:hAnsi="MS Gothic" w:eastAsia="MS Gothic"/>
+                <w:b/>
+                <w:sz w:val="16"/>
+              </w:rPr>
+              <w:t>(3)</w:t>
+            </w:r>
+          </w:p>
+        </w:tc>
+        <w:tc>
+          <w:tcPr>
+            <w:tcW w:type="dxa" w:w="2041"/>
+            <w:vAlign w:val="center"/>
+            <w:shd w:val="clear" w:color="auto" w:fill="D9D9D9"/>
+          </w:tcPr>
+          <w:p>
+            <w:pPr>
+              <w:spacing w:before="0" w:after="0"/>
+              <w:jc w:val="center"/>
+            </w:pPr>
+            <w:r>
+              <w:rPr>
+                <w:rFonts w:ascii="MS Gothic" w:hAnsi="MS Gothic" w:eastAsia="MS Gothic"/>
+                <w:b/>
+                <w:sz w:val="16"/>
+              </w:rPr>
+              <w:t>(4)</w:t>
+            </w:r>
+          </w:p>
+        </w:tc>
+        <w:tc>
+          <w:tcPr>
+            <w:tcW w:type="dxa" w:w="2041"/>
+            <w:vAlign w:val="center"/>
+            <w:shd w:val="clear" w:color="auto" w:fill="D9D9D9"/>
+          </w:tcPr>
+          <w:p>
+            <w:pPr>
+              <w:spacing w:before="0" w:after="0"/>
+              <w:jc w:val="center"/>
+            </w:pPr>
+            <w:r>
+              <w:rPr>
+                <w:rFonts w:ascii="MS Gothic" w:hAnsi="MS Gothic" w:eastAsia="MS Gothic"/>
+                <w:b/>
+                <w:sz w:val="16"/>
+              </w:rPr>
+              <w:t>(5)</w:t>
+            </w:r>
+          </w:p>
+        </w:tc>
+      </w:tr>
+      <w:tr>
+        <w:trPr>
+          <w:trHeight w:val="385" w:hRule="exact"/>
+        </w:trPr>
+        <w:tc>
+          <w:tcPr>
+            <w:tcW w:type="dxa" w:w="2041"/>
+            <w:vAlign w:val="center"/>
+          </w:tcPr>
+          <w:p>
+            <w:pPr>
+              <w:spacing w:before="0" w:after="0"/>
+              <w:jc w:val="center"/>
+            </w:pPr>
+            <w:r>
+              <w:rPr>
+                <w:rFonts w:ascii="MS Gothic" w:hAnsi="MS Gothic" w:eastAsia="MS Gothic"/>
+                <w:b w:val="0"/>
+                <w:sz w:val="18"/>
+              </w:rPr>
+            </w:r>
+          </w:p>
+        </w:tc>
+        <w:tc>
+          <w:tcPr>
+            <w:tcW w:type="dxa" w:w="2041"/>
+            <w:vAlign w:val="center"/>
+          </w:tcPr>
+          <w:p>
+            <w:pPr>
+              <w:spacing w:before="0" w:after="0"/>
+              <w:jc w:val="center"/>
+            </w:pPr>
+            <w:r>
+              <w:rPr>
+                <w:rFonts w:ascii="MS Gothic" w:hAnsi="MS Gothic" w:eastAsia="MS Gothic"/>
+                <w:b w:val="0"/>
+                <w:sz w:val="18"/>
+              </w:rPr>
+            </w:r>
+          </w:p>
+        </w:tc>
+        <w:tc>
+          <w:tcPr>
+            <w:tcW w:type="dxa" w:w="2041"/>
+            <w:vAlign w:val="center"/>
+          </w:tcPr>
+          <w:p>
+            <w:pPr>
+              <w:spacing w:before="0" w:after="0"/>
+              <w:jc w:val="center"/>
+            </w:pPr>
+            <w:r>
+              <w:rPr>
+                <w:rFonts w:ascii="MS Gothic" w:hAnsi="MS Gothic" w:eastAsia="MS Gothic"/>
+                <w:b w:val="0"/>
+                <w:sz w:val="18"/>
+              </w:rPr>
+            </w:r>
+          </w:p>
+        </w:tc>
+        <w:tc>
+          <w:tcPr>
+            <w:tcW w:type="dxa" w:w="2041"/>
+            <w:vAlign w:val="center"/>
+          </w:tcPr>
+          <w:p>
+            <w:pPr>
+              <w:spacing w:before="0" w:after="0"/>
+              <w:jc w:val="center"/>
+            </w:pPr>
+            <w:r>
+              <w:rPr>
+                <w:rFonts w:ascii="MS Gothic" w:hAnsi="MS Gothic" w:eastAsia="MS Gothic"/>
+                <w:b w:val="0"/>
+                <w:sz w:val="18"/>
+              </w:rPr>
+            </w:r>
+          </w:p>
+        </w:tc>
+        <w:tc>
+          <w:tcPr>
+            <w:tcW w:type="dxa" w:w="2041"/>
+            <w:vAlign w:val="center"/>
+          </w:tcPr>
+          <w:p>
+            <w:pPr>
+              <w:spacing w:before="0" w:after="0"/>
+              <w:jc w:val="center"/>
+            </w:pPr>
+            <w:r>
+              <w:rPr>
+                <w:rFonts w:ascii="MS Gothic" w:hAnsi="MS Gothic" w:eastAsia="MS Gothic"/>
+                <w:b w:val="0"/>
+                <w:sz w:val="18"/>
+              </w:rPr>
+            </w:r>
+          </w:p>
+        </w:tc>
+      </w:tr>
+    </w:tbl>
+    <w:p>
+      <w:pPr>
+        <w:spacing w:before="80" w:after="20"/>
+      </w:pPr>
+      <w:r>
+        <w:rPr>
+          <w:rFonts w:ascii="MS Gothic" w:hAnsi="MS Gothic" w:eastAsia="MS Gothic"/>
+          <w:b/>
           <w:sz w:val="18"/>
         </w:rPr>
-        <w:t>A　（2点）　　　　　　　　　　　　　　　　　　B　（2点）</w:t>
+        <w:t>３　（知識・技能　28点）</w:t>
+      </w:r>
+    </w:p>
+    <w:p>
+      <w:pPr>
+        <w:spacing w:before="40" w:after="20"/>
+      </w:pPr>
+      <w:r>
+        <w:rPr>
+          <w:rFonts w:ascii="MS Gothic" w:hAnsi="MS Gothic" w:eastAsia="MS Gothic"/>
+          <w:b w:val="0"/>
+          <w:sz w:val="17"/>
+        </w:rPr>
+        <w:t>A（1×10=10点）　※完全正答のみ得点</w:t>
       </w:r>
     </w:p>
     <w:tbl>
@@ -171,11 +1875,488 @@
       </w:tblGrid>
       <w:tr>
         <w:trPr>
-          <w:trHeight w:val="453" w:hRule="exact"/>
+          <w:trHeight w:val="396" w:hRule="exact"/>
         </w:trPr>
         <w:tc>
           <w:tcPr>
-            <w:tcW w:type="dxa" w:w="1701"/>
+            <w:tcW w:type="dxa" w:w="397"/>
+            <w:vAlign w:val="center"/>
+            <w:shd w:val="clear" w:color="auto" w:fill="D9D9D9"/>
+          </w:tcPr>
+          <w:p>
+            <w:pPr>
+              <w:spacing w:before="0" w:after="0"/>
+              <w:jc w:val="center"/>
+            </w:pPr>
+            <w:r>
+              <w:rPr>
+                <w:rFonts w:ascii="MS Gothic" w:hAnsi="MS Gothic" w:eastAsia="MS Gothic"/>
+                <w:b/>
+                <w:sz w:val="16"/>
+              </w:rPr>
+              <w:t>(1)</w:t>
+            </w:r>
+          </w:p>
+        </w:tc>
+        <w:tc>
+          <w:tcPr>
+            <w:tcW w:type="dxa" w:w="4706"/>
+            <w:vAlign w:val="center"/>
+          </w:tcPr>
+          <w:p>
+            <w:pPr>
+              <w:spacing w:before="0" w:after="0"/>
+              <w:jc w:val="left"/>
+            </w:pPr>
+            <w:r>
+              <w:rPr>
+                <w:rFonts w:ascii="MS Gothic" w:hAnsi="MS Gothic" w:eastAsia="MS Gothic"/>
+                <w:b w:val="0"/>
+                <w:sz w:val="18"/>
+              </w:rPr>
+            </w:r>
+          </w:p>
+        </w:tc>
+        <w:tc>
+          <w:tcPr>
+            <w:tcW w:type="dxa" w:w="397"/>
+            <w:vAlign w:val="center"/>
+            <w:shd w:val="clear" w:color="auto" w:fill="D9D9D9"/>
+          </w:tcPr>
+          <w:p>
+            <w:pPr>
+              <w:spacing w:before="0" w:after="0"/>
+              <w:jc w:val="center"/>
+            </w:pPr>
+            <w:r>
+              <w:rPr>
+                <w:rFonts w:ascii="MS Gothic" w:hAnsi="MS Gothic" w:eastAsia="MS Gothic"/>
+                <w:b/>
+                <w:sz w:val="16"/>
+              </w:rPr>
+              <w:t>(2)</w:t>
+            </w:r>
+          </w:p>
+        </w:tc>
+        <w:tc>
+          <w:tcPr>
+            <w:tcW w:type="dxa" w:w="4706"/>
+            <w:vAlign w:val="center"/>
+          </w:tcPr>
+          <w:p>
+            <w:pPr>
+              <w:spacing w:before="0" w:after="0"/>
+              <w:jc w:val="left"/>
+            </w:pPr>
+            <w:r>
+              <w:rPr>
+                <w:rFonts w:ascii="MS Gothic" w:hAnsi="MS Gothic" w:eastAsia="MS Gothic"/>
+                <w:b w:val="0"/>
+                <w:sz w:val="18"/>
+              </w:rPr>
+            </w:r>
+          </w:p>
+        </w:tc>
+      </w:tr>
+      <w:tr>
+        <w:trPr>
+          <w:trHeight w:val="396" w:hRule="exact"/>
+        </w:trPr>
+        <w:tc>
+          <w:tcPr>
+            <w:tcW w:type="dxa" w:w="397"/>
+            <w:vAlign w:val="center"/>
+            <w:shd w:val="clear" w:color="auto" w:fill="D9D9D9"/>
+          </w:tcPr>
+          <w:p>
+            <w:pPr>
+              <w:spacing w:before="0" w:after="0"/>
+              <w:jc w:val="center"/>
+            </w:pPr>
+            <w:r>
+              <w:rPr>
+                <w:rFonts w:ascii="MS Gothic" w:hAnsi="MS Gothic" w:eastAsia="MS Gothic"/>
+                <w:b/>
+                <w:sz w:val="16"/>
+              </w:rPr>
+              <w:t>(3)</w:t>
+            </w:r>
+          </w:p>
+        </w:tc>
+        <w:tc>
+          <w:tcPr>
+            <w:tcW w:type="dxa" w:w="4706"/>
+            <w:vAlign w:val="center"/>
+          </w:tcPr>
+          <w:p>
+            <w:pPr>
+              <w:spacing w:before="0" w:after="0"/>
+              <w:jc w:val="left"/>
+            </w:pPr>
+            <w:r>
+              <w:rPr>
+                <w:rFonts w:ascii="MS Gothic" w:hAnsi="MS Gothic" w:eastAsia="MS Gothic"/>
+                <w:b w:val="0"/>
+                <w:sz w:val="18"/>
+              </w:rPr>
+            </w:r>
+          </w:p>
+        </w:tc>
+        <w:tc>
+          <w:tcPr>
+            <w:tcW w:type="dxa" w:w="397"/>
+            <w:vAlign w:val="center"/>
+            <w:shd w:val="clear" w:color="auto" w:fill="D9D9D9"/>
+          </w:tcPr>
+          <w:p>
+            <w:pPr>
+              <w:spacing w:before="0" w:after="0"/>
+              <w:jc w:val="center"/>
+            </w:pPr>
+            <w:r>
+              <w:rPr>
+                <w:rFonts w:ascii="MS Gothic" w:hAnsi="MS Gothic" w:eastAsia="MS Gothic"/>
+                <w:b/>
+                <w:sz w:val="16"/>
+              </w:rPr>
+              <w:t>(4)</w:t>
+            </w:r>
+          </w:p>
+        </w:tc>
+        <w:tc>
+          <w:tcPr>
+            <w:tcW w:type="dxa" w:w="4706"/>
+            <w:vAlign w:val="center"/>
+          </w:tcPr>
+          <w:p>
+            <w:pPr>
+              <w:spacing w:before="0" w:after="0"/>
+              <w:jc w:val="left"/>
+            </w:pPr>
+            <w:r>
+              <w:rPr>
+                <w:rFonts w:ascii="MS Gothic" w:hAnsi="MS Gothic" w:eastAsia="MS Gothic"/>
+                <w:b w:val="0"/>
+                <w:sz w:val="18"/>
+              </w:rPr>
+            </w:r>
+          </w:p>
+        </w:tc>
+      </w:tr>
+      <w:tr>
+        <w:trPr>
+          <w:trHeight w:val="396" w:hRule="exact"/>
+        </w:trPr>
+        <w:tc>
+          <w:tcPr>
+            <w:tcW w:type="dxa" w:w="397"/>
+            <w:vAlign w:val="center"/>
+            <w:shd w:val="clear" w:color="auto" w:fill="D9D9D9"/>
+          </w:tcPr>
+          <w:p>
+            <w:pPr>
+              <w:spacing w:before="0" w:after="0"/>
+              <w:jc w:val="center"/>
+            </w:pPr>
+            <w:r>
+              <w:rPr>
+                <w:rFonts w:ascii="MS Gothic" w:hAnsi="MS Gothic" w:eastAsia="MS Gothic"/>
+                <w:b/>
+                <w:sz w:val="16"/>
+              </w:rPr>
+              <w:t>(5)</w:t>
+            </w:r>
+          </w:p>
+        </w:tc>
+        <w:tc>
+          <w:tcPr>
+            <w:tcW w:type="dxa" w:w="4706"/>
+            <w:vAlign w:val="center"/>
+          </w:tcPr>
+          <w:p>
+            <w:pPr>
+              <w:spacing w:before="0" w:after="0"/>
+              <w:jc w:val="left"/>
+            </w:pPr>
+            <w:r>
+              <w:rPr>
+                <w:rFonts w:ascii="MS Gothic" w:hAnsi="MS Gothic" w:eastAsia="MS Gothic"/>
+                <w:b w:val="0"/>
+                <w:sz w:val="18"/>
+              </w:rPr>
+            </w:r>
+          </w:p>
+        </w:tc>
+        <w:tc>
+          <w:tcPr>
+            <w:tcW w:type="dxa" w:w="397"/>
+            <w:vAlign w:val="center"/>
+            <w:shd w:val="clear" w:color="auto" w:fill="D9D9D9"/>
+          </w:tcPr>
+          <w:p>
+            <w:pPr>
+              <w:spacing w:before="0" w:after="0"/>
+              <w:jc w:val="center"/>
+            </w:pPr>
+            <w:r>
+              <w:rPr>
+                <w:rFonts w:ascii="MS Gothic" w:hAnsi="MS Gothic" w:eastAsia="MS Gothic"/>
+                <w:b/>
+                <w:sz w:val="16"/>
+              </w:rPr>
+              <w:t>(6)</w:t>
+            </w:r>
+          </w:p>
+        </w:tc>
+        <w:tc>
+          <w:tcPr>
+            <w:tcW w:type="dxa" w:w="4706"/>
+            <w:vAlign w:val="center"/>
+          </w:tcPr>
+          <w:p>
+            <w:pPr>
+              <w:spacing w:before="0" w:after="0"/>
+              <w:jc w:val="left"/>
+            </w:pPr>
+            <w:r>
+              <w:rPr>
+                <w:rFonts w:ascii="MS Gothic" w:hAnsi="MS Gothic" w:eastAsia="MS Gothic"/>
+                <w:b w:val="0"/>
+                <w:sz w:val="18"/>
+              </w:rPr>
+            </w:r>
+          </w:p>
+        </w:tc>
+      </w:tr>
+      <w:tr>
+        <w:trPr>
+          <w:trHeight w:val="396" w:hRule="exact"/>
+        </w:trPr>
+        <w:tc>
+          <w:tcPr>
+            <w:tcW w:type="dxa" w:w="397"/>
+            <w:vAlign w:val="center"/>
+            <w:shd w:val="clear" w:color="auto" w:fill="D9D9D9"/>
+          </w:tcPr>
+          <w:p>
+            <w:pPr>
+              <w:spacing w:before="0" w:after="0"/>
+              <w:jc w:val="center"/>
+            </w:pPr>
+            <w:r>
+              <w:rPr>
+                <w:rFonts w:ascii="MS Gothic" w:hAnsi="MS Gothic" w:eastAsia="MS Gothic"/>
+                <w:b/>
+                <w:sz w:val="16"/>
+              </w:rPr>
+              <w:t>(7)</w:t>
+            </w:r>
+          </w:p>
+        </w:tc>
+        <w:tc>
+          <w:tcPr>
+            <w:tcW w:type="dxa" w:w="4706"/>
+            <w:vAlign w:val="center"/>
+          </w:tcPr>
+          <w:p>
+            <w:pPr>
+              <w:spacing w:before="0" w:after="0"/>
+              <w:jc w:val="left"/>
+            </w:pPr>
+            <w:r>
+              <w:rPr>
+                <w:rFonts w:ascii="MS Gothic" w:hAnsi="MS Gothic" w:eastAsia="MS Gothic"/>
+                <w:b w:val="0"/>
+                <w:sz w:val="18"/>
+              </w:rPr>
+            </w:r>
+          </w:p>
+        </w:tc>
+        <w:tc>
+          <w:tcPr>
+            <w:tcW w:type="dxa" w:w="397"/>
+            <w:vAlign w:val="center"/>
+            <w:shd w:val="clear" w:color="auto" w:fill="D9D9D9"/>
+          </w:tcPr>
+          <w:p>
+            <w:pPr>
+              <w:spacing w:before="0" w:after="0"/>
+              <w:jc w:val="center"/>
+            </w:pPr>
+            <w:r>
+              <w:rPr>
+                <w:rFonts w:ascii="MS Gothic" w:hAnsi="MS Gothic" w:eastAsia="MS Gothic"/>
+                <w:b/>
+                <w:sz w:val="16"/>
+              </w:rPr>
+              <w:t>(8)</w:t>
+            </w:r>
+          </w:p>
+        </w:tc>
+        <w:tc>
+          <w:tcPr>
+            <w:tcW w:type="dxa" w:w="4706"/>
+            <w:vAlign w:val="center"/>
+          </w:tcPr>
+          <w:p>
+            <w:pPr>
+              <w:spacing w:before="0" w:after="0"/>
+              <w:jc w:val="left"/>
+            </w:pPr>
+            <w:r>
+              <w:rPr>
+                <w:rFonts w:ascii="MS Gothic" w:hAnsi="MS Gothic" w:eastAsia="MS Gothic"/>
+                <w:b w:val="0"/>
+                <w:sz w:val="18"/>
+              </w:rPr>
+            </w:r>
+          </w:p>
+        </w:tc>
+      </w:tr>
+      <w:tr>
+        <w:trPr>
+          <w:trHeight w:val="396" w:hRule="exact"/>
+        </w:trPr>
+        <w:tc>
+          <w:tcPr>
+            <w:tcW w:type="dxa" w:w="397"/>
+            <w:vAlign w:val="center"/>
+            <w:shd w:val="clear" w:color="auto" w:fill="D9D9D9"/>
+          </w:tcPr>
+          <w:p>
+            <w:pPr>
+              <w:spacing w:before="0" w:after="0"/>
+              <w:jc w:val="center"/>
+            </w:pPr>
+            <w:r>
+              <w:rPr>
+                <w:rFonts w:ascii="MS Gothic" w:hAnsi="MS Gothic" w:eastAsia="MS Gothic"/>
+                <w:b/>
+                <w:sz w:val="16"/>
+              </w:rPr>
+              <w:t>(9)</w:t>
+            </w:r>
+          </w:p>
+        </w:tc>
+        <w:tc>
+          <w:tcPr>
+            <w:tcW w:type="dxa" w:w="4706"/>
+            <w:vAlign w:val="center"/>
+          </w:tcPr>
+          <w:p>
+            <w:pPr>
+              <w:spacing w:before="0" w:after="0"/>
+              <w:jc w:val="left"/>
+            </w:pPr>
+            <w:r>
+              <w:rPr>
+                <w:rFonts w:ascii="MS Gothic" w:hAnsi="MS Gothic" w:eastAsia="MS Gothic"/>
+                <w:b w:val="0"/>
+                <w:sz w:val="18"/>
+              </w:rPr>
+            </w:r>
+          </w:p>
+        </w:tc>
+        <w:tc>
+          <w:tcPr>
+            <w:tcW w:type="dxa" w:w="397"/>
+            <w:vAlign w:val="center"/>
+            <w:shd w:val="clear" w:color="auto" w:fill="D9D9D9"/>
+          </w:tcPr>
+          <w:p>
+            <w:pPr>
+              <w:spacing w:before="0" w:after="0"/>
+              <w:jc w:val="center"/>
+            </w:pPr>
+            <w:r>
+              <w:rPr>
+                <w:rFonts w:ascii="MS Gothic" w:hAnsi="MS Gothic" w:eastAsia="MS Gothic"/>
+                <w:b/>
+                <w:sz w:val="16"/>
+              </w:rPr>
+              <w:t>(10)</w:t>
+            </w:r>
+          </w:p>
+        </w:tc>
+        <w:tc>
+          <w:tcPr>
+            <w:tcW w:type="dxa" w:w="4706"/>
+            <w:vAlign w:val="center"/>
+          </w:tcPr>
+          <w:p>
+            <w:pPr>
+              <w:spacing w:before="0" w:after="0"/>
+              <w:jc w:val="left"/>
+            </w:pPr>
+            <w:r>
+              <w:rPr>
+                <w:rFonts w:ascii="MS Gothic" w:hAnsi="MS Gothic" w:eastAsia="MS Gothic"/>
+                <w:b w:val="0"/>
+                <w:sz w:val="18"/>
+              </w:rPr>
+            </w:r>
+          </w:p>
+        </w:tc>
+      </w:tr>
+    </w:tbl>
+    <w:p>
+      <w:pPr>
+        <w:spacing w:before="40" w:after="20"/>
+      </w:pPr>
+      <w:r>
+        <w:rPr>
+          <w:rFonts w:ascii="MS Gothic" w:hAnsi="MS Gothic" w:eastAsia="MS Gothic"/>
+          <w:b w:val="0"/>
+          <w:sz w:val="17"/>
+        </w:rPr>
+        <w:t>B（1×12=12点）</w:t>
+      </w:r>
+    </w:p>
+    <w:tbl>
+      <w:tblPr>
+        <w:tblStyle w:val="TableGrid"/>
+        <w:tblW w:type="auto" w:w="0"/>
+        <w:jc w:val="left"/>
+        <w:tblLook w:firstColumn="1" w:firstRow="1" w:lastColumn="0" w:lastRow="0" w:noHBand="0" w:noVBand="1" w:val="04A0"/>
+      </w:tblPr>
+      <w:tblGrid>
+        <w:gridCol w:w="1276"/>
+        <w:gridCol w:w="1276"/>
+        <w:gridCol w:w="1276"/>
+        <w:gridCol w:w="1276"/>
+        <w:gridCol w:w="1276"/>
+        <w:gridCol w:w="1276"/>
+        <w:gridCol w:w="1276"/>
+        <w:gridCol w:w="1276"/>
+      </w:tblGrid>
+      <w:tr>
+        <w:trPr>
+          <w:trHeight w:val="385" w:hRule="exact"/>
+        </w:trPr>
+        <w:tc>
+          <w:tcPr>
+            <w:tcW w:type="dxa" w:w="340"/>
+            <w:vAlign w:val="center"/>
+            <w:shd w:val="clear" w:color="auto" w:fill="D9D9D9"/>
+          </w:tcPr>
+          <w:p>
+            <w:pPr>
+              <w:spacing w:before="0" w:after="0"/>
+              <w:jc w:val="center"/>
+            </w:pPr>
+            <w:r>
+              <w:rPr>
+                <w:rFonts w:ascii="MS Gothic" w:hAnsi="MS Gothic" w:eastAsia="MS Gothic"/>
+                <w:b/>
+                <w:sz w:val="16"/>
+              </w:rPr>
+              <w:t>(1)</w:t>
+            </w:r>
+          </w:p>
+        </w:tc>
+        <w:tc>
+          <w:tcPr>
+            <w:tcW w:type="dxa" w:w="1587"/>
             <w:vAlign w:val="center"/>
           </w:tcPr>
           <w:p>
@@ -187,21 +2368,1046 @@
               <w:rPr>
                 <w:rFonts w:ascii="MS Gothic" w:hAnsi="MS Gothic" w:eastAsia="MS Gothic"/>
                 <w:b w:val="0"/>
-                <w:sz w:val="16"/>
+                <w:sz w:val="18"/>
               </w:rPr>
-              <w:t>A（①②③から選択）</w:t>
             </w:r>
           </w:p>
         </w:tc>
         <w:tc>
           <w:tcPr>
-            <w:tcW w:type="dxa" w:w="1417"/>
+            <w:tcW w:type="dxa" w:w="1587"/>
+            <w:tcBorders>
+              <w:top w:val="none" w:sz="0" w:space="0" w:color="auto"/>
+              <w:left w:val="none" w:sz="0" w:space="0" w:color="auto"/>
+              <w:bottom w:val="none" w:sz="0" w:space="0" w:color="auto"/>
+              <w:right w:val="none" w:sz="0" w:space="0" w:color="auto"/>
+              <w:insideH w:val="none" w:sz="0" w:space="0" w:color="auto"/>
+              <w:insideV w:val="none" w:sz="0" w:space="0" w:color="auto"/>
+            </w:tcBorders>
+          </w:tcPr>
+          <w:p/>
+        </w:tc>
+        <w:tc>
+          <w:tcPr>
+            <w:tcW w:type="dxa" w:w="1587"/>
+            <w:tcBorders>
+              <w:top w:val="none" w:sz="0" w:space="0" w:color="auto"/>
+              <w:left w:val="none" w:sz="0" w:space="0" w:color="auto"/>
+              <w:bottom w:val="none" w:sz="0" w:space="0" w:color="auto"/>
+              <w:right w:val="none" w:sz="0" w:space="0" w:color="auto"/>
+              <w:insideH w:val="none" w:sz="0" w:space="0" w:color="auto"/>
+              <w:insideV w:val="none" w:sz="0" w:space="0" w:color="auto"/>
+            </w:tcBorders>
+          </w:tcPr>
+          <w:p/>
+        </w:tc>
+        <w:tc>
+          <w:tcPr>
+            <w:tcW w:type="dxa" w:w="340"/>
+            <w:vAlign w:val="center"/>
+            <w:shd w:val="clear" w:color="auto" w:fill="D9D9D9"/>
+          </w:tcPr>
+          <w:p>
+            <w:pPr>
+              <w:spacing w:before="0" w:after="0"/>
+              <w:jc w:val="center"/>
+            </w:pPr>
+            <w:r>
+              <w:rPr>
+                <w:rFonts w:ascii="MS Gothic" w:hAnsi="MS Gothic" w:eastAsia="MS Gothic"/>
+                <w:b/>
+                <w:sz w:val="16"/>
+              </w:rPr>
+              <w:t>(7)</w:t>
+            </w:r>
+          </w:p>
+        </w:tc>
+        <w:tc>
+          <w:tcPr>
+            <w:tcW w:type="dxa" w:w="1587"/>
             <w:vAlign w:val="center"/>
           </w:tcPr>
           <w:p>
             <w:pPr>
               <w:spacing w:before="0" w:after="0"/>
-              <w:jc w:val="left"/>
+              <w:jc w:val="center"/>
+            </w:pPr>
+            <w:r>
+              <w:rPr>
+                <w:rFonts w:ascii="MS Gothic" w:hAnsi="MS Gothic" w:eastAsia="MS Gothic"/>
+                <w:b w:val="0"/>
+                <w:sz w:val="18"/>
+              </w:rPr>
+            </w:r>
+          </w:p>
+        </w:tc>
+        <w:tc>
+          <w:tcPr>
+            <w:tcW w:type="dxa" w:w="1587"/>
+            <w:tcBorders>
+              <w:top w:val="none" w:sz="0" w:space="0" w:color="auto"/>
+              <w:left w:val="none" w:sz="0" w:space="0" w:color="auto"/>
+              <w:bottom w:val="none" w:sz="0" w:space="0" w:color="auto"/>
+              <w:right w:val="none" w:sz="0" w:space="0" w:color="auto"/>
+              <w:insideH w:val="none" w:sz="0" w:space="0" w:color="auto"/>
+              <w:insideV w:val="none" w:sz="0" w:space="0" w:color="auto"/>
+            </w:tcBorders>
+          </w:tcPr>
+          <w:p/>
+        </w:tc>
+        <w:tc>
+          <w:tcPr>
+            <w:tcW w:type="dxa" w:w="1587"/>
+            <w:tcBorders>
+              <w:top w:val="none" w:sz="0" w:space="0" w:color="auto"/>
+              <w:left w:val="none" w:sz="0" w:space="0" w:color="auto"/>
+              <w:bottom w:val="none" w:sz="0" w:space="0" w:color="auto"/>
+              <w:right w:val="none" w:sz="0" w:space="0" w:color="auto"/>
+              <w:insideH w:val="none" w:sz="0" w:space="0" w:color="auto"/>
+              <w:insideV w:val="none" w:sz="0" w:space="0" w:color="auto"/>
+            </w:tcBorders>
+          </w:tcPr>
+          <w:p/>
+        </w:tc>
+      </w:tr>
+      <w:tr>
+        <w:trPr>
+          <w:trHeight w:val="385" w:hRule="exact"/>
+        </w:trPr>
+        <w:tc>
+          <w:tcPr>
+            <w:tcW w:type="dxa" w:w="340"/>
+            <w:vAlign w:val="center"/>
+            <w:shd w:val="clear" w:color="auto" w:fill="D9D9D9"/>
+          </w:tcPr>
+          <w:p>
+            <w:pPr>
+              <w:spacing w:before="0" w:after="0"/>
+              <w:jc w:val="center"/>
+            </w:pPr>
+            <w:r>
+              <w:rPr>
+                <w:rFonts w:ascii="MS Gothic" w:hAnsi="MS Gothic" w:eastAsia="MS Gothic"/>
+                <w:b/>
+                <w:sz w:val="16"/>
+              </w:rPr>
+              <w:t>(2)</w:t>
+            </w:r>
+          </w:p>
+        </w:tc>
+        <w:tc>
+          <w:tcPr>
+            <w:tcW w:type="dxa" w:w="1587"/>
+            <w:vAlign w:val="center"/>
+          </w:tcPr>
+          <w:p>
+            <w:pPr>
+              <w:spacing w:before="0" w:after="0"/>
+              <w:jc w:val="center"/>
+            </w:pPr>
+            <w:r>
+              <w:rPr>
+                <w:rFonts w:ascii="MS Gothic" w:hAnsi="MS Gothic" w:eastAsia="MS Gothic"/>
+                <w:b w:val="0"/>
+                <w:sz w:val="18"/>
+              </w:rPr>
+            </w:r>
+          </w:p>
+        </w:tc>
+        <w:tc>
+          <w:tcPr>
+            <w:tcW w:type="dxa" w:w="1587"/>
+            <w:vAlign w:val="center"/>
+          </w:tcPr>
+          <w:p>
+            <w:pPr>
+              <w:spacing w:before="0" w:after="0"/>
+              <w:jc w:val="center"/>
+            </w:pPr>
+            <w:r>
+              <w:rPr>
+                <w:rFonts w:ascii="MS Gothic" w:hAnsi="MS Gothic" w:eastAsia="MS Gothic"/>
+                <w:b w:val="0"/>
+                <w:sz w:val="18"/>
+              </w:rPr>
+            </w:r>
+          </w:p>
+        </w:tc>
+        <w:tc>
+          <w:tcPr>
+            <w:tcW w:type="dxa" w:w="1587"/>
+            <w:tcBorders>
+              <w:top w:val="none" w:sz="0" w:space="0" w:color="auto"/>
+              <w:left w:val="none" w:sz="0" w:space="0" w:color="auto"/>
+              <w:bottom w:val="none" w:sz="0" w:space="0" w:color="auto"/>
+              <w:right w:val="none" w:sz="0" w:space="0" w:color="auto"/>
+              <w:insideH w:val="none" w:sz="0" w:space="0" w:color="auto"/>
+              <w:insideV w:val="none" w:sz="0" w:space="0" w:color="auto"/>
+            </w:tcBorders>
+          </w:tcPr>
+          <w:p/>
+        </w:tc>
+        <w:tc>
+          <w:tcPr>
+            <w:tcW w:type="dxa" w:w="340"/>
+            <w:vAlign w:val="center"/>
+            <w:shd w:val="clear" w:color="auto" w:fill="D9D9D9"/>
+          </w:tcPr>
+          <w:p>
+            <w:pPr>
+              <w:spacing w:before="0" w:after="0"/>
+              <w:jc w:val="center"/>
+            </w:pPr>
+            <w:r>
+              <w:rPr>
+                <w:rFonts w:ascii="MS Gothic" w:hAnsi="MS Gothic" w:eastAsia="MS Gothic"/>
+                <w:b/>
+                <w:sz w:val="16"/>
+              </w:rPr>
+              <w:t>(8)</w:t>
+            </w:r>
+          </w:p>
+        </w:tc>
+        <w:tc>
+          <w:tcPr>
+            <w:tcW w:type="dxa" w:w="1587"/>
+            <w:vAlign w:val="center"/>
+          </w:tcPr>
+          <w:p>
+            <w:pPr>
+              <w:spacing w:before="0" w:after="0"/>
+              <w:jc w:val="center"/>
+            </w:pPr>
+            <w:r>
+              <w:rPr>
+                <w:rFonts w:ascii="MS Gothic" w:hAnsi="MS Gothic" w:eastAsia="MS Gothic"/>
+                <w:b w:val="0"/>
+                <w:sz w:val="18"/>
+              </w:rPr>
+            </w:r>
+          </w:p>
+        </w:tc>
+        <w:tc>
+          <w:tcPr>
+            <w:tcW w:type="dxa" w:w="1587"/>
+            <w:vAlign w:val="center"/>
+          </w:tcPr>
+          <w:p>
+            <w:pPr>
+              <w:spacing w:before="0" w:after="0"/>
+              <w:jc w:val="center"/>
+            </w:pPr>
+            <w:r>
+              <w:rPr>
+                <w:rFonts w:ascii="MS Gothic" w:hAnsi="MS Gothic" w:eastAsia="MS Gothic"/>
+                <w:b w:val="0"/>
+                <w:sz w:val="18"/>
+              </w:rPr>
+            </w:r>
+          </w:p>
+        </w:tc>
+        <w:tc>
+          <w:tcPr>
+            <w:tcW w:type="dxa" w:w="1587"/>
+            <w:tcBorders>
+              <w:top w:val="none" w:sz="0" w:space="0" w:color="auto"/>
+              <w:left w:val="none" w:sz="0" w:space="0" w:color="auto"/>
+              <w:bottom w:val="none" w:sz="0" w:space="0" w:color="auto"/>
+              <w:right w:val="none" w:sz="0" w:space="0" w:color="auto"/>
+              <w:insideH w:val="none" w:sz="0" w:space="0" w:color="auto"/>
+              <w:insideV w:val="none" w:sz="0" w:space="0" w:color="auto"/>
+            </w:tcBorders>
+          </w:tcPr>
+          <w:p/>
+        </w:tc>
+      </w:tr>
+      <w:tr>
+        <w:trPr>
+          <w:trHeight w:val="385" w:hRule="exact"/>
+        </w:trPr>
+        <w:tc>
+          <w:tcPr>
+            <w:tcW w:type="dxa" w:w="340"/>
+            <w:vAlign w:val="center"/>
+            <w:shd w:val="clear" w:color="auto" w:fill="D9D9D9"/>
+          </w:tcPr>
+          <w:p>
+            <w:pPr>
+              <w:spacing w:before="0" w:after="0"/>
+              <w:jc w:val="center"/>
+            </w:pPr>
+            <w:r>
+              <w:rPr>
+                <w:rFonts w:ascii="MS Gothic" w:hAnsi="MS Gothic" w:eastAsia="MS Gothic"/>
+                <w:b/>
+                <w:sz w:val="16"/>
+              </w:rPr>
+              <w:t>(3)</w:t>
+            </w:r>
+          </w:p>
+        </w:tc>
+        <w:tc>
+          <w:tcPr>
+            <w:tcW w:type="dxa" w:w="1587"/>
+            <w:vAlign w:val="center"/>
+          </w:tcPr>
+          <w:p>
+            <w:pPr>
+              <w:spacing w:before="0" w:after="0"/>
+              <w:jc w:val="center"/>
+            </w:pPr>
+            <w:r>
+              <w:rPr>
+                <w:rFonts w:ascii="MS Gothic" w:hAnsi="MS Gothic" w:eastAsia="MS Gothic"/>
+                <w:b w:val="0"/>
+                <w:sz w:val="18"/>
+              </w:rPr>
+            </w:r>
+          </w:p>
+        </w:tc>
+        <w:tc>
+          <w:tcPr>
+            <w:tcW w:type="dxa" w:w="1587"/>
+            <w:vAlign w:val="center"/>
+          </w:tcPr>
+          <w:p>
+            <w:pPr>
+              <w:spacing w:before="0" w:after="0"/>
+              <w:jc w:val="center"/>
+            </w:pPr>
+            <w:r>
+              <w:rPr>
+                <w:rFonts w:ascii="MS Gothic" w:hAnsi="MS Gothic" w:eastAsia="MS Gothic"/>
+                <w:b w:val="0"/>
+                <w:sz w:val="18"/>
+              </w:rPr>
+            </w:r>
+          </w:p>
+        </w:tc>
+        <w:tc>
+          <w:tcPr>
+            <w:tcW w:type="dxa" w:w="1587"/>
+            <w:tcBorders>
+              <w:top w:val="none" w:sz="0" w:space="0" w:color="auto"/>
+              <w:left w:val="none" w:sz="0" w:space="0" w:color="auto"/>
+              <w:bottom w:val="none" w:sz="0" w:space="0" w:color="auto"/>
+              <w:right w:val="none" w:sz="0" w:space="0" w:color="auto"/>
+              <w:insideH w:val="none" w:sz="0" w:space="0" w:color="auto"/>
+              <w:insideV w:val="none" w:sz="0" w:space="0" w:color="auto"/>
+            </w:tcBorders>
+          </w:tcPr>
+          <w:p/>
+        </w:tc>
+        <w:tc>
+          <w:tcPr>
+            <w:tcW w:type="dxa" w:w="340"/>
+            <w:vAlign w:val="center"/>
+            <w:shd w:val="clear" w:color="auto" w:fill="D9D9D9"/>
+          </w:tcPr>
+          <w:p>
+            <w:pPr>
+              <w:spacing w:before="0" w:after="0"/>
+              <w:jc w:val="center"/>
+            </w:pPr>
+            <w:r>
+              <w:rPr>
+                <w:rFonts w:ascii="MS Gothic" w:hAnsi="MS Gothic" w:eastAsia="MS Gothic"/>
+                <w:b/>
+                <w:sz w:val="16"/>
+              </w:rPr>
+              <w:t>(9)</w:t>
+            </w:r>
+          </w:p>
+        </w:tc>
+        <w:tc>
+          <w:tcPr>
+            <w:tcW w:type="dxa" w:w="1587"/>
+            <w:vAlign w:val="center"/>
+          </w:tcPr>
+          <w:p>
+            <w:pPr>
+              <w:spacing w:before="0" w:after="0"/>
+              <w:jc w:val="center"/>
+            </w:pPr>
+            <w:r>
+              <w:rPr>
+                <w:rFonts w:ascii="MS Gothic" w:hAnsi="MS Gothic" w:eastAsia="MS Gothic"/>
+                <w:b w:val="0"/>
+                <w:sz w:val="18"/>
+              </w:rPr>
+            </w:r>
+          </w:p>
+        </w:tc>
+        <w:tc>
+          <w:tcPr>
+            <w:tcW w:type="dxa" w:w="1587"/>
+            <w:vAlign w:val="center"/>
+          </w:tcPr>
+          <w:p>
+            <w:pPr>
+              <w:spacing w:before="0" w:after="0"/>
+              <w:jc w:val="center"/>
+            </w:pPr>
+            <w:r>
+              <w:rPr>
+                <w:rFonts w:ascii="MS Gothic" w:hAnsi="MS Gothic" w:eastAsia="MS Gothic"/>
+                <w:b w:val="0"/>
+                <w:sz w:val="18"/>
+              </w:rPr>
+            </w:r>
+          </w:p>
+        </w:tc>
+        <w:tc>
+          <w:tcPr>
+            <w:tcW w:type="dxa" w:w="1587"/>
+            <w:tcBorders>
+              <w:top w:val="none" w:sz="0" w:space="0" w:color="auto"/>
+              <w:left w:val="none" w:sz="0" w:space="0" w:color="auto"/>
+              <w:bottom w:val="none" w:sz="0" w:space="0" w:color="auto"/>
+              <w:right w:val="none" w:sz="0" w:space="0" w:color="auto"/>
+              <w:insideH w:val="none" w:sz="0" w:space="0" w:color="auto"/>
+              <w:insideV w:val="none" w:sz="0" w:space="0" w:color="auto"/>
+            </w:tcBorders>
+          </w:tcPr>
+          <w:p/>
+        </w:tc>
+      </w:tr>
+      <w:tr>
+        <w:trPr>
+          <w:trHeight w:val="385" w:hRule="exact"/>
+        </w:trPr>
+        <w:tc>
+          <w:tcPr>
+            <w:tcW w:type="dxa" w:w="340"/>
+            <w:vAlign w:val="center"/>
+            <w:shd w:val="clear" w:color="auto" w:fill="D9D9D9"/>
+          </w:tcPr>
+          <w:p>
+            <w:pPr>
+              <w:spacing w:before="0" w:after="0"/>
+              <w:jc w:val="center"/>
+            </w:pPr>
+            <w:r>
+              <w:rPr>
+                <w:rFonts w:ascii="MS Gothic" w:hAnsi="MS Gothic" w:eastAsia="MS Gothic"/>
+                <w:b/>
+                <w:sz w:val="16"/>
+              </w:rPr>
+              <w:t>(4)</w:t>
+            </w:r>
+          </w:p>
+        </w:tc>
+        <w:tc>
+          <w:tcPr>
+            <w:tcW w:type="dxa" w:w="1587"/>
+            <w:vAlign w:val="center"/>
+          </w:tcPr>
+          <w:p>
+            <w:pPr>
+              <w:spacing w:before="0" w:after="0"/>
+              <w:jc w:val="center"/>
+            </w:pPr>
+            <w:r>
+              <w:rPr>
+                <w:rFonts w:ascii="MS Gothic" w:hAnsi="MS Gothic" w:eastAsia="MS Gothic"/>
+                <w:b w:val="0"/>
+                <w:sz w:val="18"/>
+              </w:rPr>
+            </w:r>
+          </w:p>
+        </w:tc>
+        <w:tc>
+          <w:tcPr>
+            <w:tcW w:type="dxa" w:w="1587"/>
+            <w:vAlign w:val="center"/>
+          </w:tcPr>
+          <w:p>
+            <w:pPr>
+              <w:spacing w:before="0" w:after="0"/>
+              <w:jc w:val="center"/>
+            </w:pPr>
+            <w:r>
+              <w:rPr>
+                <w:rFonts w:ascii="MS Gothic" w:hAnsi="MS Gothic" w:eastAsia="MS Gothic"/>
+                <w:b w:val="0"/>
+                <w:sz w:val="18"/>
+              </w:rPr>
+            </w:r>
+          </w:p>
+        </w:tc>
+        <w:tc>
+          <w:tcPr>
+            <w:tcW w:type="dxa" w:w="1587"/>
+            <w:vAlign w:val="center"/>
+          </w:tcPr>
+          <w:p>
+            <w:pPr>
+              <w:spacing w:before="0" w:after="0"/>
+              <w:jc w:val="center"/>
+            </w:pPr>
+            <w:r>
+              <w:rPr>
+                <w:rFonts w:ascii="MS Gothic" w:hAnsi="MS Gothic" w:eastAsia="MS Gothic"/>
+                <w:b w:val="0"/>
+                <w:sz w:val="18"/>
+              </w:rPr>
+            </w:r>
+          </w:p>
+        </w:tc>
+        <w:tc>
+          <w:tcPr>
+            <w:tcW w:type="dxa" w:w="340"/>
+            <w:vAlign w:val="center"/>
+            <w:shd w:val="clear" w:color="auto" w:fill="D9D9D9"/>
+          </w:tcPr>
+          <w:p>
+            <w:pPr>
+              <w:spacing w:before="0" w:after="0"/>
+              <w:jc w:val="center"/>
+            </w:pPr>
+            <w:r>
+              <w:rPr>
+                <w:rFonts w:ascii="MS Gothic" w:hAnsi="MS Gothic" w:eastAsia="MS Gothic"/>
+                <w:b/>
+                <w:sz w:val="16"/>
+              </w:rPr>
+              <w:t>(10)</w:t>
+            </w:r>
+          </w:p>
+        </w:tc>
+        <w:tc>
+          <w:tcPr>
+            <w:tcW w:type="dxa" w:w="1587"/>
+            <w:vAlign w:val="center"/>
+          </w:tcPr>
+          <w:p>
+            <w:pPr>
+              <w:spacing w:before="0" w:after="0"/>
+              <w:jc w:val="center"/>
+            </w:pPr>
+            <w:r>
+              <w:rPr>
+                <w:rFonts w:ascii="MS Gothic" w:hAnsi="MS Gothic" w:eastAsia="MS Gothic"/>
+                <w:b w:val="0"/>
+                <w:sz w:val="18"/>
+              </w:rPr>
+            </w:r>
+          </w:p>
+        </w:tc>
+        <w:tc>
+          <w:tcPr>
+            <w:tcW w:type="dxa" w:w="1587"/>
+            <w:vAlign w:val="center"/>
+          </w:tcPr>
+          <w:p>
+            <w:pPr>
+              <w:spacing w:before="0" w:after="0"/>
+              <w:jc w:val="center"/>
+            </w:pPr>
+            <w:r>
+              <w:rPr>
+                <w:rFonts w:ascii="MS Gothic" w:hAnsi="MS Gothic" w:eastAsia="MS Gothic"/>
+                <w:b w:val="0"/>
+                <w:sz w:val="18"/>
+              </w:rPr>
+            </w:r>
+          </w:p>
+        </w:tc>
+        <w:tc>
+          <w:tcPr>
+            <w:tcW w:type="dxa" w:w="1587"/>
+            <w:tcBorders>
+              <w:top w:val="none" w:sz="0" w:space="0" w:color="auto"/>
+              <w:left w:val="none" w:sz="0" w:space="0" w:color="auto"/>
+              <w:bottom w:val="none" w:sz="0" w:space="0" w:color="auto"/>
+              <w:right w:val="none" w:sz="0" w:space="0" w:color="auto"/>
+              <w:insideH w:val="none" w:sz="0" w:space="0" w:color="auto"/>
+              <w:insideV w:val="none" w:sz="0" w:space="0" w:color="auto"/>
+            </w:tcBorders>
+          </w:tcPr>
+          <w:p/>
+        </w:tc>
+      </w:tr>
+      <w:tr>
+        <w:trPr>
+          <w:trHeight w:val="385" w:hRule="exact"/>
+        </w:trPr>
+        <w:tc>
+          <w:tcPr>
+            <w:tcW w:type="dxa" w:w="340"/>
+            <w:vAlign w:val="center"/>
+            <w:shd w:val="clear" w:color="auto" w:fill="D9D9D9"/>
+          </w:tcPr>
+          <w:p>
+            <w:pPr>
+              <w:spacing w:before="0" w:after="0"/>
+              <w:jc w:val="center"/>
+            </w:pPr>
+            <w:r>
+              <w:rPr>
+                <w:rFonts w:ascii="MS Gothic" w:hAnsi="MS Gothic" w:eastAsia="MS Gothic"/>
+                <w:b/>
+                <w:sz w:val="16"/>
+              </w:rPr>
+              <w:t>(5)</w:t>
+            </w:r>
+          </w:p>
+        </w:tc>
+        <w:tc>
+          <w:tcPr>
+            <w:tcW w:type="dxa" w:w="1587"/>
+            <w:vAlign w:val="center"/>
+          </w:tcPr>
+          <w:p>
+            <w:pPr>
+              <w:spacing w:before="0" w:after="0"/>
+              <w:jc w:val="center"/>
+            </w:pPr>
+            <w:r>
+              <w:rPr>
+                <w:rFonts w:ascii="MS Gothic" w:hAnsi="MS Gothic" w:eastAsia="MS Gothic"/>
+                <w:b w:val="0"/>
+                <w:sz w:val="18"/>
+              </w:rPr>
+            </w:r>
+          </w:p>
+        </w:tc>
+        <w:tc>
+          <w:tcPr>
+            <w:tcW w:type="dxa" w:w="1587"/>
+            <w:vAlign w:val="center"/>
+          </w:tcPr>
+          <w:p>
+            <w:pPr>
+              <w:spacing w:before="0" w:after="0"/>
+              <w:jc w:val="center"/>
+            </w:pPr>
+            <w:r>
+              <w:rPr>
+                <w:rFonts w:ascii="MS Gothic" w:hAnsi="MS Gothic" w:eastAsia="MS Gothic"/>
+                <w:b w:val="0"/>
+                <w:sz w:val="18"/>
+              </w:rPr>
+            </w:r>
+          </w:p>
+        </w:tc>
+        <w:tc>
+          <w:tcPr>
+            <w:tcW w:type="dxa" w:w="1587"/>
+            <w:vAlign w:val="center"/>
+          </w:tcPr>
+          <w:p>
+            <w:pPr>
+              <w:spacing w:before="0" w:after="0"/>
+              <w:jc w:val="center"/>
+            </w:pPr>
+            <w:r>
+              <w:rPr>
+                <w:rFonts w:ascii="MS Gothic" w:hAnsi="MS Gothic" w:eastAsia="MS Gothic"/>
+                <w:b w:val="0"/>
+                <w:sz w:val="18"/>
+              </w:rPr>
+            </w:r>
+          </w:p>
+        </w:tc>
+        <w:tc>
+          <w:tcPr>
+            <w:tcW w:type="dxa" w:w="340"/>
+            <w:vAlign w:val="center"/>
+            <w:shd w:val="clear" w:color="auto" w:fill="D9D9D9"/>
+          </w:tcPr>
+          <w:p>
+            <w:pPr>
+              <w:spacing w:before="0" w:after="0"/>
+              <w:jc w:val="center"/>
+            </w:pPr>
+            <w:r>
+              <w:rPr>
+                <w:rFonts w:ascii="MS Gothic" w:hAnsi="MS Gothic" w:eastAsia="MS Gothic"/>
+                <w:b/>
+                <w:sz w:val="16"/>
+              </w:rPr>
+              <w:t>(11)</w:t>
+            </w:r>
+          </w:p>
+        </w:tc>
+        <w:tc>
+          <w:tcPr>
+            <w:tcW w:type="dxa" w:w="1587"/>
+            <w:vAlign w:val="center"/>
+          </w:tcPr>
+          <w:p>
+            <w:pPr>
+              <w:spacing w:before="0" w:after="0"/>
+              <w:jc w:val="center"/>
+            </w:pPr>
+            <w:r>
+              <w:rPr>
+                <w:rFonts w:ascii="MS Gothic" w:hAnsi="MS Gothic" w:eastAsia="MS Gothic"/>
+                <w:b w:val="0"/>
+                <w:sz w:val="18"/>
+              </w:rPr>
+            </w:r>
+          </w:p>
+        </w:tc>
+        <w:tc>
+          <w:tcPr>
+            <w:tcW w:type="dxa" w:w="1587"/>
+            <w:vAlign w:val="center"/>
+          </w:tcPr>
+          <w:p>
+            <w:pPr>
+              <w:spacing w:before="0" w:after="0"/>
+              <w:jc w:val="center"/>
+            </w:pPr>
+            <w:r>
+              <w:rPr>
+                <w:rFonts w:ascii="MS Gothic" w:hAnsi="MS Gothic" w:eastAsia="MS Gothic"/>
+                <w:b w:val="0"/>
+                <w:sz w:val="18"/>
+              </w:rPr>
+            </w:r>
+          </w:p>
+        </w:tc>
+        <w:tc>
+          <w:tcPr>
+            <w:tcW w:type="dxa" w:w="1587"/>
+            <w:tcBorders>
+              <w:top w:val="none" w:sz="0" w:space="0" w:color="auto"/>
+              <w:left w:val="none" w:sz="0" w:space="0" w:color="auto"/>
+              <w:bottom w:val="none" w:sz="0" w:space="0" w:color="auto"/>
+              <w:right w:val="none" w:sz="0" w:space="0" w:color="auto"/>
+              <w:insideH w:val="none" w:sz="0" w:space="0" w:color="auto"/>
+              <w:insideV w:val="none" w:sz="0" w:space="0" w:color="auto"/>
+            </w:tcBorders>
+          </w:tcPr>
+          <w:p/>
+        </w:tc>
+      </w:tr>
+      <w:tr>
+        <w:trPr>
+          <w:trHeight w:val="385" w:hRule="exact"/>
+        </w:trPr>
+        <w:tc>
+          <w:tcPr>
+            <w:tcW w:type="dxa" w:w="340"/>
+            <w:vAlign w:val="center"/>
+            <w:shd w:val="clear" w:color="auto" w:fill="D9D9D9"/>
+          </w:tcPr>
+          <w:p>
+            <w:pPr>
+              <w:spacing w:before="0" w:after="0"/>
+              <w:jc w:val="center"/>
+            </w:pPr>
+            <w:r>
+              <w:rPr>
+                <w:rFonts w:ascii="MS Gothic" w:hAnsi="MS Gothic" w:eastAsia="MS Gothic"/>
+                <w:b/>
+                <w:sz w:val="16"/>
+              </w:rPr>
+              <w:t>(6)</w:t>
+            </w:r>
+          </w:p>
+        </w:tc>
+        <w:tc>
+          <w:tcPr>
+            <w:tcW w:type="dxa" w:w="1587"/>
+            <w:vAlign w:val="center"/>
+          </w:tcPr>
+          <w:p>
+            <w:pPr>
+              <w:spacing w:before="0" w:after="0"/>
+              <w:jc w:val="center"/>
+            </w:pPr>
+            <w:r>
+              <w:rPr>
+                <w:rFonts w:ascii="MS Gothic" w:hAnsi="MS Gothic" w:eastAsia="MS Gothic"/>
+                <w:b w:val="0"/>
+                <w:sz w:val="18"/>
+              </w:rPr>
+            </w:r>
+          </w:p>
+        </w:tc>
+        <w:tc>
+          <w:tcPr>
+            <w:tcW w:type="dxa" w:w="1587"/>
+            <w:vAlign w:val="center"/>
+          </w:tcPr>
+          <w:p>
+            <w:pPr>
+              <w:spacing w:before="0" w:after="0"/>
+              <w:jc w:val="center"/>
+            </w:pPr>
+            <w:r>
+              <w:rPr>
+                <w:rFonts w:ascii="MS Gothic" w:hAnsi="MS Gothic" w:eastAsia="MS Gothic"/>
+                <w:b w:val="0"/>
+                <w:sz w:val="18"/>
+              </w:rPr>
+            </w:r>
+          </w:p>
+        </w:tc>
+        <w:tc>
+          <w:tcPr>
+            <w:tcW w:type="dxa" w:w="1587"/>
+            <w:vAlign w:val="center"/>
+          </w:tcPr>
+          <w:p>
+            <w:pPr>
+              <w:spacing w:before="0" w:after="0"/>
+              <w:jc w:val="center"/>
+            </w:pPr>
+            <w:r>
+              <w:rPr>
+                <w:rFonts w:ascii="MS Gothic" w:hAnsi="MS Gothic" w:eastAsia="MS Gothic"/>
+                <w:b w:val="0"/>
+                <w:sz w:val="18"/>
+              </w:rPr>
+            </w:r>
+          </w:p>
+        </w:tc>
+        <w:tc>
+          <w:tcPr>
+            <w:tcW w:type="dxa" w:w="340"/>
+            <w:vAlign w:val="center"/>
+            <w:shd w:val="clear" w:color="auto" w:fill="D9D9D9"/>
+          </w:tcPr>
+          <w:p>
+            <w:pPr>
+              <w:spacing w:before="0" w:after="0"/>
+              <w:jc w:val="center"/>
+            </w:pPr>
+            <w:r>
+              <w:rPr>
+                <w:rFonts w:ascii="MS Gothic" w:hAnsi="MS Gothic" w:eastAsia="MS Gothic"/>
+                <w:b/>
+                <w:sz w:val="16"/>
+              </w:rPr>
+              <w:t>(12)</w:t>
+            </w:r>
+          </w:p>
+        </w:tc>
+        <w:tc>
+          <w:tcPr>
+            <w:tcW w:type="dxa" w:w="1587"/>
+            <w:vAlign w:val="center"/>
+          </w:tcPr>
+          <w:p>
+            <w:pPr>
+              <w:spacing w:before="0" w:after="0"/>
+              <w:jc w:val="center"/>
+            </w:pPr>
+            <w:r>
+              <w:rPr>
+                <w:rFonts w:ascii="MS Gothic" w:hAnsi="MS Gothic" w:eastAsia="MS Gothic"/>
+                <w:b w:val="0"/>
+                <w:sz w:val="18"/>
+              </w:rPr>
+            </w:r>
+          </w:p>
+        </w:tc>
+        <w:tc>
+          <w:tcPr>
+            <w:tcW w:type="dxa" w:w="1587"/>
+            <w:tcBorders>
+              <w:top w:val="none" w:sz="0" w:space="0" w:color="auto"/>
+              <w:left w:val="none" w:sz="0" w:space="0" w:color="auto"/>
+              <w:bottom w:val="none" w:sz="0" w:space="0" w:color="auto"/>
+              <w:right w:val="none" w:sz="0" w:space="0" w:color="auto"/>
+              <w:insideH w:val="none" w:sz="0" w:space="0" w:color="auto"/>
+              <w:insideV w:val="none" w:sz="0" w:space="0" w:color="auto"/>
+            </w:tcBorders>
+          </w:tcPr>
+          <w:p/>
+        </w:tc>
+        <w:tc>
+          <w:tcPr>
+            <w:tcW w:type="dxa" w:w="1587"/>
+            <w:tcBorders>
+              <w:top w:val="none" w:sz="0" w:space="0" w:color="auto"/>
+              <w:left w:val="none" w:sz="0" w:space="0" w:color="auto"/>
+              <w:bottom w:val="none" w:sz="0" w:space="0" w:color="auto"/>
+              <w:right w:val="none" w:sz="0" w:space="0" w:color="auto"/>
+              <w:insideH w:val="none" w:sz="0" w:space="0" w:color="auto"/>
+              <w:insideV w:val="none" w:sz="0" w:space="0" w:color="auto"/>
+            </w:tcBorders>
+          </w:tcPr>
+          <w:p/>
+        </w:tc>
+      </w:tr>
+    </w:tbl>
+    <w:p>
+      <w:pPr>
+        <w:spacing w:before="40" w:after="20"/>
+      </w:pPr>
+      <w:r>
+        <w:rPr>
+          <w:rFonts w:ascii="MS Gothic" w:hAnsi="MS Gothic" w:eastAsia="MS Gothic"/>
+          <w:b w:val="0"/>
+          <w:sz w:val="17"/>
+        </w:rPr>
+        <w:t>C（1×6=6点）</w:t>
+      </w:r>
+    </w:p>
+    <w:tbl>
+      <w:tblPr>
+        <w:tblStyle w:val="TableGrid"/>
+        <w:tblW w:type="auto" w:w="0"/>
+        <w:jc w:val="left"/>
+        <w:tblLook w:firstColumn="1" w:firstRow="1" w:lastColumn="0" w:lastRow="0" w:noHBand="0" w:noVBand="1" w:val="04A0"/>
+      </w:tblPr>
+      <w:tblGrid>
+        <w:gridCol w:w="1701"/>
+        <w:gridCol w:w="1701"/>
+        <w:gridCol w:w="1701"/>
+        <w:gridCol w:w="1701"/>
+        <w:gridCol w:w="1701"/>
+        <w:gridCol w:w="1701"/>
+      </w:tblGrid>
+      <w:tr>
+        <w:trPr>
+          <w:trHeight w:val="249" w:hRule="exact"/>
+        </w:trPr>
+        <w:tc>
+          <w:tcPr>
+            <w:tcW w:type="dxa" w:w="1701"/>
+            <w:vAlign w:val="center"/>
+            <w:shd w:val="clear" w:color="auto" w:fill="D9D9D9"/>
+          </w:tcPr>
+          <w:p>
+            <w:pPr>
+              <w:spacing w:before="0" w:after="0"/>
+              <w:jc w:val="center"/>
+            </w:pPr>
+            <w:r>
+              <w:rPr>
+                <w:rFonts w:ascii="MS Gothic" w:hAnsi="MS Gothic" w:eastAsia="MS Gothic"/>
+                <w:b/>
+                <w:sz w:val="16"/>
+              </w:rPr>
+              <w:t>(1)</w:t>
+            </w:r>
+          </w:p>
+        </w:tc>
+        <w:tc>
+          <w:tcPr>
+            <w:tcW w:type="dxa" w:w="1701"/>
+            <w:vAlign w:val="center"/>
+            <w:shd w:val="clear" w:color="auto" w:fill="D9D9D9"/>
+          </w:tcPr>
+          <w:p>
+            <w:pPr>
+              <w:spacing w:before="0" w:after="0"/>
+              <w:jc w:val="center"/>
+            </w:pPr>
+            <w:r>
+              <w:rPr>
+                <w:rFonts w:ascii="MS Gothic" w:hAnsi="MS Gothic" w:eastAsia="MS Gothic"/>
+                <w:b/>
+                <w:sz w:val="16"/>
+              </w:rPr>
+              <w:t>(2)</w:t>
+            </w:r>
+          </w:p>
+        </w:tc>
+        <w:tc>
+          <w:tcPr>
+            <w:tcW w:type="dxa" w:w="1701"/>
+            <w:vAlign w:val="center"/>
+            <w:shd w:val="clear" w:color="auto" w:fill="D9D9D9"/>
+          </w:tcPr>
+          <w:p>
+            <w:pPr>
+              <w:spacing w:before="0" w:after="0"/>
+              <w:jc w:val="center"/>
+            </w:pPr>
+            <w:r>
+              <w:rPr>
+                <w:rFonts w:ascii="MS Gothic" w:hAnsi="MS Gothic" w:eastAsia="MS Gothic"/>
+                <w:b/>
+                <w:sz w:val="16"/>
+              </w:rPr>
+              <w:t>(3)</w:t>
+            </w:r>
+          </w:p>
+        </w:tc>
+        <w:tc>
+          <w:tcPr>
+            <w:tcW w:type="dxa" w:w="1701"/>
+            <w:vAlign w:val="center"/>
+            <w:shd w:val="clear" w:color="auto" w:fill="D9D9D9"/>
+          </w:tcPr>
+          <w:p>
+            <w:pPr>
+              <w:spacing w:before="0" w:after="0"/>
+              <w:jc w:val="center"/>
+            </w:pPr>
+            <w:r>
+              <w:rPr>
+                <w:rFonts w:ascii="MS Gothic" w:hAnsi="MS Gothic" w:eastAsia="MS Gothic"/>
+                <w:b/>
+                <w:sz w:val="16"/>
+              </w:rPr>
+              <w:t>(4)</w:t>
+            </w:r>
+          </w:p>
+        </w:tc>
+        <w:tc>
+          <w:tcPr>
+            <w:tcW w:type="dxa" w:w="1701"/>
+            <w:vAlign w:val="center"/>
+            <w:shd w:val="clear" w:color="auto" w:fill="D9D9D9"/>
+          </w:tcPr>
+          <w:p>
+            <w:pPr>
+              <w:spacing w:before="0" w:after="0"/>
+              <w:jc w:val="center"/>
+            </w:pPr>
+            <w:r>
+              <w:rPr>
+                <w:rFonts w:ascii="MS Gothic" w:hAnsi="MS Gothic" w:eastAsia="MS Gothic"/>
+                <w:b/>
+                <w:sz w:val="16"/>
+              </w:rPr>
+              <w:t>(5)</w:t>
+            </w:r>
+          </w:p>
+        </w:tc>
+        <w:tc>
+          <w:tcPr>
+            <w:tcW w:type="dxa" w:w="1701"/>
+            <w:vAlign w:val="center"/>
+            <w:shd w:val="clear" w:color="auto" w:fill="D9D9D9"/>
+          </w:tcPr>
+          <w:p>
+            <w:pPr>
+              <w:spacing w:before="0" w:after="0"/>
+              <w:jc w:val="center"/>
+            </w:pPr>
+            <w:r>
+              <w:rPr>
+                <w:rFonts w:ascii="MS Gothic" w:hAnsi="MS Gothic" w:eastAsia="MS Gothic"/>
+                <w:b/>
+                <w:sz w:val="16"/>
+              </w:rPr>
+              <w:t>(6)</w:t>
+            </w:r>
+          </w:p>
+        </w:tc>
+      </w:tr>
+      <w:tr>
+        <w:trPr>
+          <w:trHeight w:val="385" w:hRule="exact"/>
+        </w:trPr>
+        <w:tc>
+          <w:tcPr>
+            <w:tcW w:type="dxa" w:w="1701"/>
+            <w:vAlign w:val="center"/>
+          </w:tcPr>
+          <w:p>
+            <w:pPr>
+              <w:spacing w:before="0" w:after="0"/>
+              <w:jc w:val="center"/>
             </w:pPr>
             <w:r>
               <w:rPr>
@@ -226,15 +3432,374 @@
               <w:rPr>
                 <w:rFonts w:ascii="MS Gothic" w:hAnsi="MS Gothic" w:eastAsia="MS Gothic"/>
                 <w:b w:val="0"/>
-                <w:sz w:val="16"/>
+                <w:sz w:val="18"/>
               </w:rPr>
-              <w:t>B（①②③から選択）</w:t>
             </w:r>
           </w:p>
         </w:tc>
         <w:tc>
           <w:tcPr>
-            <w:tcW w:type="dxa" w:w="1417"/>
+            <w:tcW w:type="dxa" w:w="1701"/>
+            <w:vAlign w:val="center"/>
+          </w:tcPr>
+          <w:p>
+            <w:pPr>
+              <w:spacing w:before="0" w:after="0"/>
+              <w:jc w:val="center"/>
+            </w:pPr>
+            <w:r>
+              <w:rPr>
+                <w:rFonts w:ascii="MS Gothic" w:hAnsi="MS Gothic" w:eastAsia="MS Gothic"/>
+                <w:b w:val="0"/>
+                <w:sz w:val="18"/>
+              </w:rPr>
+            </w:r>
+          </w:p>
+        </w:tc>
+        <w:tc>
+          <w:tcPr>
+            <w:tcW w:type="dxa" w:w="1701"/>
+            <w:vAlign w:val="center"/>
+          </w:tcPr>
+          <w:p>
+            <w:pPr>
+              <w:spacing w:before="0" w:after="0"/>
+              <w:jc w:val="center"/>
+            </w:pPr>
+            <w:r>
+              <w:rPr>
+                <w:rFonts w:ascii="MS Gothic" w:hAnsi="MS Gothic" w:eastAsia="MS Gothic"/>
+                <w:b w:val="0"/>
+                <w:sz w:val="18"/>
+              </w:rPr>
+            </w:r>
+          </w:p>
+        </w:tc>
+        <w:tc>
+          <w:tcPr>
+            <w:tcW w:type="dxa" w:w="1701"/>
+            <w:vAlign w:val="center"/>
+          </w:tcPr>
+          <w:p>
+            <w:pPr>
+              <w:spacing w:before="0" w:after="0"/>
+              <w:jc w:val="center"/>
+            </w:pPr>
+            <w:r>
+              <w:rPr>
+                <w:rFonts w:ascii="MS Gothic" w:hAnsi="MS Gothic" w:eastAsia="MS Gothic"/>
+                <w:b w:val="0"/>
+                <w:sz w:val="18"/>
+              </w:rPr>
+            </w:r>
+          </w:p>
+        </w:tc>
+        <w:tc>
+          <w:tcPr>
+            <w:tcW w:type="dxa" w:w="1701"/>
+            <w:vAlign w:val="center"/>
+          </w:tcPr>
+          <w:p>
+            <w:pPr>
+              <w:spacing w:before="0" w:after="0"/>
+              <w:jc w:val="center"/>
+            </w:pPr>
+            <w:r>
+              <w:rPr>
+                <w:rFonts w:ascii="MS Gothic" w:hAnsi="MS Gothic" w:eastAsia="MS Gothic"/>
+                <w:b w:val="0"/>
+                <w:sz w:val="18"/>
+              </w:rPr>
+            </w:r>
+          </w:p>
+        </w:tc>
+      </w:tr>
+    </w:tbl>
+    <w:p>
+      <w:pPr>
+        <w:spacing w:before="0" w:after="0"/>
+      </w:pPr>
+      <w:r>
+        <w:br w:type="page"/>
+      </w:r>
+    </w:p>
+    <w:p>
+      <w:pPr>
+        <w:spacing w:before="0" w:after="20"/>
+      </w:pPr>
+      <w:r>
+        <w:rPr>
+          <w:rFonts w:ascii="MS Gothic" w:hAnsi="MS Gothic" w:eastAsia="MS Gothic"/>
+          <w:b/>
+          <w:sz w:val="18"/>
+        </w:rPr>
+        <w:t>４　（思考・判断・表現　12点）</w:t>
+      </w:r>
+    </w:p>
+    <w:tbl>
+      <w:tblPr>
+        <w:tblStyle w:val="TableGrid"/>
+        <w:tblW w:type="auto" w:w="0"/>
+        <w:jc w:val="left"/>
+        <w:tblLook w:firstColumn="1" w:firstRow="1" w:lastColumn="0" w:lastRow="0" w:noHBand="0" w:noVBand="1" w:val="04A0"/>
+      </w:tblPr>
+      <w:tblGrid>
+        <w:gridCol w:w="5103"/>
+        <w:gridCol w:w="5103"/>
+      </w:tblGrid>
+      <w:tr>
+        <w:trPr>
+          <w:trHeight w:val="464" w:hRule="exact"/>
+        </w:trPr>
+        <w:tc>
+          <w:tcPr>
+            <w:tcW w:type="dxa" w:w="397"/>
+            <w:vAlign w:val="center"/>
+            <w:shd w:val="clear" w:color="auto" w:fill="D9D9D9"/>
+          </w:tcPr>
+          <w:p>
+            <w:pPr>
+              <w:spacing w:before="0" w:after="0"/>
+              <w:jc w:val="center"/>
+            </w:pPr>
+            <w:r>
+              <w:rPr>
+                <w:rFonts w:ascii="MS Gothic" w:hAnsi="MS Gothic" w:eastAsia="MS Gothic"/>
+                <w:b/>
+                <w:sz w:val="16"/>
+              </w:rPr>
+              <w:t>(1)</w:t>
+            </w:r>
+          </w:p>
+        </w:tc>
+        <w:tc>
+          <w:tcPr>
+            <w:tcW w:type="dxa" w:w="9808"/>
+            <w:vAlign w:val="center"/>
+          </w:tcPr>
+          <w:p>
+            <w:pPr>
+              <w:spacing w:before="0" w:after="0"/>
+              <w:jc w:val="left"/>
+            </w:pPr>
+            <w:r>
+              <w:rPr>
+                <w:rFonts w:ascii="MS Gothic" w:hAnsi="MS Gothic" w:eastAsia="MS Gothic"/>
+                <w:b w:val="0"/>
+                <w:sz w:val="18"/>
+              </w:rPr>
+            </w:r>
+          </w:p>
+        </w:tc>
+      </w:tr>
+      <w:tr>
+        <w:trPr>
+          <w:trHeight w:val="464" w:hRule="exact"/>
+        </w:trPr>
+        <w:tc>
+          <w:tcPr>
+            <w:tcW w:type="dxa" w:w="397"/>
+            <w:vAlign w:val="center"/>
+            <w:shd w:val="clear" w:color="auto" w:fill="D9D9D9"/>
+          </w:tcPr>
+          <w:p>
+            <w:pPr>
+              <w:spacing w:before="0" w:after="0"/>
+              <w:jc w:val="center"/>
+            </w:pPr>
+            <w:r>
+              <w:rPr>
+                <w:rFonts w:ascii="MS Gothic" w:hAnsi="MS Gothic" w:eastAsia="MS Gothic"/>
+                <w:b/>
+                <w:sz w:val="16"/>
+              </w:rPr>
+              <w:t>(2)</w:t>
+            </w:r>
+          </w:p>
+        </w:tc>
+        <w:tc>
+          <w:tcPr>
+            <w:tcW w:type="dxa" w:w="9808"/>
+            <w:vAlign w:val="center"/>
+          </w:tcPr>
+          <w:p>
+            <w:pPr>
+              <w:spacing w:before="0" w:after="0"/>
+              <w:jc w:val="left"/>
+            </w:pPr>
+            <w:r>
+              <w:rPr>
+                <w:rFonts w:ascii="MS Gothic" w:hAnsi="MS Gothic" w:eastAsia="MS Gothic"/>
+                <w:b w:val="0"/>
+                <w:sz w:val="18"/>
+              </w:rPr>
+            </w:r>
+          </w:p>
+        </w:tc>
+      </w:tr>
+      <w:tr>
+        <w:trPr>
+          <w:trHeight w:val="464" w:hRule="exact"/>
+        </w:trPr>
+        <w:tc>
+          <w:tcPr>
+            <w:tcW w:type="dxa" w:w="397"/>
+            <w:vAlign w:val="center"/>
+            <w:shd w:val="clear" w:color="auto" w:fill="D9D9D9"/>
+          </w:tcPr>
+          <w:p>
+            <w:pPr>
+              <w:spacing w:before="0" w:after="0"/>
+              <w:jc w:val="center"/>
+            </w:pPr>
+            <w:r>
+              <w:rPr>
+                <w:rFonts w:ascii="MS Gothic" w:hAnsi="MS Gothic" w:eastAsia="MS Gothic"/>
+                <w:b/>
+                <w:sz w:val="16"/>
+              </w:rPr>
+              <w:t>(3)</w:t>
+            </w:r>
+          </w:p>
+        </w:tc>
+        <w:tc>
+          <w:tcPr>
+            <w:tcW w:type="dxa" w:w="9808"/>
+            <w:vAlign w:val="center"/>
+          </w:tcPr>
+          <w:p>
+            <w:pPr>
+              <w:spacing w:before="0" w:after="0"/>
+              <w:jc w:val="left"/>
+            </w:pPr>
+            <w:r>
+              <w:rPr>
+                <w:rFonts w:ascii="MS Gothic" w:hAnsi="MS Gothic" w:eastAsia="MS Gothic"/>
+                <w:b w:val="0"/>
+                <w:sz w:val="18"/>
+              </w:rPr>
+            </w:r>
+          </w:p>
+        </w:tc>
+      </w:tr>
+      <w:tr>
+        <w:trPr>
+          <w:trHeight w:val="464" w:hRule="exact"/>
+        </w:trPr>
+        <w:tc>
+          <w:tcPr>
+            <w:tcW w:type="dxa" w:w="397"/>
+            <w:vAlign w:val="center"/>
+            <w:shd w:val="clear" w:color="auto" w:fill="D9D9D9"/>
+          </w:tcPr>
+          <w:p>
+            <w:pPr>
+              <w:spacing w:before="0" w:after="0"/>
+              <w:jc w:val="center"/>
+            </w:pPr>
+            <w:r>
+              <w:rPr>
+                <w:rFonts w:ascii="MS Gothic" w:hAnsi="MS Gothic" w:eastAsia="MS Gothic"/>
+                <w:b/>
+                <w:sz w:val="16"/>
+              </w:rPr>
+              <w:t>(4)</w:t>
+            </w:r>
+          </w:p>
+        </w:tc>
+        <w:tc>
+          <w:tcPr>
+            <w:tcW w:type="dxa" w:w="9808"/>
+            <w:vAlign w:val="center"/>
+          </w:tcPr>
+          <w:p>
+            <w:pPr>
+              <w:spacing w:before="0" w:after="0"/>
+              <w:jc w:val="left"/>
+            </w:pPr>
+            <w:r>
+              <w:rPr>
+                <w:rFonts w:ascii="MS Gothic" w:hAnsi="MS Gothic" w:eastAsia="MS Gothic"/>
+                <w:b w:val="0"/>
+                <w:sz w:val="18"/>
+              </w:rPr>
+            </w:r>
+          </w:p>
+        </w:tc>
+      </w:tr>
+      <w:tr>
+        <w:trPr>
+          <w:trHeight w:val="464" w:hRule="exact"/>
+        </w:trPr>
+        <w:tc>
+          <w:tcPr>
+            <w:tcW w:type="dxa" w:w="397"/>
+            <w:vAlign w:val="center"/>
+            <w:shd w:val="clear" w:color="auto" w:fill="D9D9D9"/>
+          </w:tcPr>
+          <w:p>
+            <w:pPr>
+              <w:spacing w:before="0" w:after="0"/>
+              <w:jc w:val="center"/>
+            </w:pPr>
+            <w:r>
+              <w:rPr>
+                <w:rFonts w:ascii="MS Gothic" w:hAnsi="MS Gothic" w:eastAsia="MS Gothic"/>
+                <w:b/>
+                <w:sz w:val="16"/>
+              </w:rPr>
+              <w:t>(5)</w:t>
+            </w:r>
+          </w:p>
+        </w:tc>
+        <w:tc>
+          <w:tcPr>
+            <w:tcW w:type="dxa" w:w="9808"/>
+            <w:vAlign w:val="center"/>
+          </w:tcPr>
+          <w:p>
+            <w:pPr>
+              <w:spacing w:before="0" w:after="0"/>
+              <w:jc w:val="left"/>
+            </w:pPr>
+            <w:r>
+              <w:rPr>
+                <w:rFonts w:ascii="MS Gothic" w:hAnsi="MS Gothic" w:eastAsia="MS Gothic"/>
+                <w:b w:val="0"/>
+                <w:sz w:val="18"/>
+              </w:rPr>
+            </w:r>
+          </w:p>
+        </w:tc>
+      </w:tr>
+      <w:tr>
+        <w:trPr>
+          <w:trHeight w:val="464" w:hRule="exact"/>
+        </w:trPr>
+        <w:tc>
+          <w:tcPr>
+            <w:tcW w:type="dxa" w:w="397"/>
+            <w:vAlign w:val="center"/>
+            <w:shd w:val="clear" w:color="auto" w:fill="D9D9D9"/>
+          </w:tcPr>
+          <w:p>
+            <w:pPr>
+              <w:spacing w:before="0" w:after="0"/>
+              <w:jc w:val="center"/>
+            </w:pPr>
+            <w:r>
+              <w:rPr>
+                <w:rFonts w:ascii="MS Gothic" w:hAnsi="MS Gothic" w:eastAsia="MS Gothic"/>
+                <w:b/>
+                <w:sz w:val="16"/>
+              </w:rPr>
+              <w:t>(6)</w:t>
+            </w:r>
+          </w:p>
+        </w:tc>
+        <w:tc>
+          <w:tcPr>
+            <w:tcW w:type="dxa" w:w="9808"/>
             <w:vAlign w:val="center"/>
           </w:tcPr>
           <w:p>
@@ -255,7 +3820,7 @@
     </w:tbl>
     <w:p>
       <w:pPr>
-        <w:spacing w:before="60" w:after="20"/>
+        <w:spacing w:before="80" w:after="20"/>
       </w:pPr>
       <w:r>
         <w:rPr>
@@ -263,7 +3828,20 @@
           <w:b/>
           <w:sz w:val="18"/>
         </w:rPr>
-        <w:t>C　ニュースを聞いて空欄を埋めなさい。（2×5=10点）</w:t>
+        <w:t>５　（思考・判断・表現　10点）</w:t>
+      </w:r>
+    </w:p>
+    <w:p>
+      <w:pPr>
+        <w:spacing w:before="20" w:after="20"/>
+      </w:pPr>
+      <w:r>
+        <w:rPr>
+          <w:rFonts w:ascii="MS Gothic" w:hAnsi="MS Gothic" w:eastAsia="MS Gothic"/>
+          <w:b w:val="0"/>
+          <w:sz w:val="17"/>
+        </w:rPr>
+        <w:t>A（1×5=5点）　　　　　　　　　　　　　B（1×5=5点）</w:t>
       </w:r>
     </w:p>
     <w:tbl>
@@ -274,20 +3852,20 @@
         <w:tblLook w:firstColumn="1" w:firstRow="1" w:lastColumn="0" w:lastRow="0" w:noHBand="0" w:noVBand="1" w:val="04A0"/>
       </w:tblPr>
       <w:tblGrid>
-        <w:gridCol w:w="2041"/>
-        <w:gridCol w:w="2041"/>
-        <w:gridCol w:w="2041"/>
-        <w:gridCol w:w="2041"/>
-        <w:gridCol w:w="2041"/>
+        <w:gridCol w:w="2551"/>
+        <w:gridCol w:w="2551"/>
+        <w:gridCol w:w="2551"/>
+        <w:gridCol w:w="2551"/>
       </w:tblGrid>
       <w:tr>
         <w:trPr>
-          <w:trHeight w:val="510" w:hRule="exact"/>
+          <w:trHeight w:val="396" w:hRule="exact"/>
         </w:trPr>
         <w:tc>
           <w:tcPr>
-            <w:tcW w:type="dxa" w:w="454"/>
+            <w:tcW w:type="dxa" w:w="397"/>
             <w:vAlign w:val="center"/>
+            <w:shd w:val="clear" w:color="auto" w:fill="D9D9D9"/>
           </w:tcPr>
           <w:p>
             <w:pPr>
@@ -306,7 +3884,7 @@
         </w:tc>
         <w:tc>
           <w:tcPr>
-            <w:tcW w:type="dxa" w:w="2041"/>
+            <w:tcW w:type="dxa" w:w="4706"/>
             <w:vAlign w:val="center"/>
           </w:tcPr>
           <w:p>
@@ -318,15 +3896,35 @@
               <w:rPr>
                 <w:rFonts w:ascii="MS Gothic" w:hAnsi="MS Gothic" w:eastAsia="MS Gothic"/>
                 <w:b w:val="0"/>
-                <w:sz w:val="16"/>
+                <w:sz w:val="18"/>
               </w:rPr>
-              <w:t>Many objects (</w:t>
             </w:r>
           </w:p>
         </w:tc>
         <w:tc>
           <w:tcPr>
-            <w:tcW w:type="dxa" w:w="2041"/>
+            <w:tcW w:type="dxa" w:w="397"/>
+            <w:vAlign w:val="center"/>
+            <w:shd w:val="clear" w:color="auto" w:fill="D9D9D9"/>
+          </w:tcPr>
+          <w:p>
+            <w:pPr>
+              <w:spacing w:before="0" w:after="0"/>
+              <w:jc w:val="center"/>
+            </w:pPr>
+            <w:r>
+              <w:rPr>
+                <w:rFonts w:ascii="MS Gothic" w:hAnsi="MS Gothic" w:eastAsia="MS Gothic"/>
+                <w:b/>
+                <w:sz w:val="16"/>
+              </w:rPr>
+              <w:t>(1)</w:t>
+            </w:r>
+          </w:p>
+        </w:tc>
+        <w:tc>
+          <w:tcPr>
+            <w:tcW w:type="dxa" w:w="4706"/>
             <w:vAlign w:val="center"/>
           </w:tcPr>
           <w:p>
@@ -338,61 +3936,21 @@
               <w:rPr>
                 <w:rFonts w:ascii="MS Gothic" w:hAnsi="MS Gothic" w:eastAsia="MS Gothic"/>
                 <w:b w:val="0"/>
-                <w:sz w:val="16"/>
+                <w:sz w:val="18"/>
               </w:rPr>
-              <w:t>)(</w:t>
-            </w:r>
-          </w:p>
-        </w:tc>
-        <w:tc>
-          <w:tcPr>
-            <w:tcW w:type="dxa" w:w="2041"/>
-            <w:vAlign w:val="center"/>
-          </w:tcPr>
-          <w:p>
-            <w:pPr>
-              <w:spacing w:before="0" w:after="0"/>
-              <w:jc w:val="left"/>
-            </w:pPr>
-            <w:r>
-              <w:rPr>
-                <w:rFonts w:ascii="MS Gothic" w:hAnsi="MS Gothic" w:eastAsia="MS Gothic"/>
-                <w:b w:val="0"/>
-                <w:sz w:val="16"/>
-              </w:rPr>
-              <w:t>)(</w:t>
-            </w:r>
-          </w:p>
-        </w:tc>
-        <w:tc>
-          <w:tcPr>
-            <w:tcW w:type="dxa" w:w="2041"/>
-            <w:vAlign w:val="center"/>
-          </w:tcPr>
-          <w:p>
-            <w:pPr>
-              <w:spacing w:before="0" w:after="0"/>
-              <w:jc w:val="left"/>
-            </w:pPr>
-            <w:r>
-              <w:rPr>
-                <w:rFonts w:ascii="MS Gothic" w:hAnsi="MS Gothic" w:eastAsia="MS Gothic"/>
-                <w:b w:val="0"/>
-                <w:sz w:val="16"/>
-              </w:rPr>
-              <w:t>) into space.</w:t>
             </w:r>
           </w:p>
         </w:tc>
       </w:tr>
       <w:tr>
         <w:trPr>
-          <w:trHeight w:val="510" w:hRule="exact"/>
+          <w:trHeight w:val="396" w:hRule="exact"/>
         </w:trPr>
         <w:tc>
           <w:tcPr>
-            <w:tcW w:type="dxa" w:w="454"/>
+            <w:tcW w:type="dxa" w:w="397"/>
             <w:vAlign w:val="center"/>
+            <w:shd w:val="clear" w:color="auto" w:fill="D9D9D9"/>
           </w:tcPr>
           <w:p>
             <w:pPr>
@@ -411,7 +3969,7 @@
         </w:tc>
         <w:tc>
           <w:tcPr>
-            <w:tcW w:type="dxa" w:w="2041"/>
+            <w:tcW w:type="dxa" w:w="4706"/>
             <w:vAlign w:val="center"/>
           </w:tcPr>
           <w:p>
@@ -423,15 +3981,35 @@
               <w:rPr>
                 <w:rFonts w:ascii="MS Gothic" w:hAnsi="MS Gothic" w:eastAsia="MS Gothic"/>
                 <w:b w:val="0"/>
-                <w:sz w:val="16"/>
+                <w:sz w:val="18"/>
               </w:rPr>
-              <w:t>Some of these objects are (</w:t>
             </w:r>
           </w:p>
         </w:tc>
         <w:tc>
           <w:tcPr>
-            <w:tcW w:type="dxa" w:w="2041"/>
+            <w:tcW w:type="dxa" w:w="397"/>
+            <w:vAlign w:val="center"/>
+            <w:shd w:val="clear" w:color="auto" w:fill="D9D9D9"/>
+          </w:tcPr>
+          <w:p>
+            <w:pPr>
+              <w:spacing w:before="0" w:after="0"/>
+              <w:jc w:val="center"/>
+            </w:pPr>
+            <w:r>
+              <w:rPr>
+                <w:rFonts w:ascii="MS Gothic" w:hAnsi="MS Gothic" w:eastAsia="MS Gothic"/>
+                <w:b/>
+                <w:sz w:val="16"/>
+              </w:rPr>
+              <w:t>(2)</w:t>
+            </w:r>
+          </w:p>
+        </w:tc>
+        <w:tc>
+          <w:tcPr>
+            <w:tcW w:type="dxa" w:w="4706"/>
             <w:vAlign w:val="center"/>
           </w:tcPr>
           <w:p>
@@ -443,47 +4021,7 @@
               <w:rPr>
                 <w:rFonts w:ascii="MS Gothic" w:hAnsi="MS Gothic" w:eastAsia="MS Gothic"/>
                 <w:b w:val="0"/>
-                <w:sz w:val="16"/>
-              </w:rPr>
-              <w:t>)(</w:t>
-            </w:r>
-          </w:p>
-        </w:tc>
-        <w:tc>
-          <w:tcPr>
-            <w:tcW w:type="dxa" w:w="2041"/>
-            <w:vAlign w:val="center"/>
-          </w:tcPr>
-          <w:p>
-            <w:pPr>
-              <w:spacing w:before="0" w:after="0"/>
-              <w:jc w:val="left"/>
-            </w:pPr>
-            <w:r>
-              <w:rPr>
-                <w:rFonts w:ascii="MS Gothic" w:hAnsi="MS Gothic" w:eastAsia="MS Gothic"/>
-                <w:b w:val="0"/>
-                <w:sz w:val="16"/>
-              </w:rPr>
-              <w:t>) in use but they continue to float around the Earth.</w:t>
-            </w:r>
-          </w:p>
-        </w:tc>
-        <w:tc>
-          <w:tcPr>
-            <w:tcW w:type="dxa" w:w="2041"/>
-            <w:vAlign w:val="center"/>
-          </w:tcPr>
-          <w:p>
-            <w:pPr>
-              <w:spacing w:before="0" w:after="0"/>
-              <w:jc w:val="left"/>
-            </w:pPr>
-            <w:r>
-              <w:rPr>
-                <w:rFonts w:ascii="MS Gothic" w:hAnsi="MS Gothic" w:eastAsia="MS Gothic"/>
-                <w:b w:val="0"/>
-                <w:sz w:val="16"/>
+                <w:sz w:val="18"/>
               </w:rPr>
             </w:r>
           </w:p>
@@ -491,12 +4029,13 @@
       </w:tr>
       <w:tr>
         <w:trPr>
-          <w:trHeight w:val="510" w:hRule="exact"/>
+          <w:trHeight w:val="396" w:hRule="exact"/>
         </w:trPr>
         <w:tc>
           <w:tcPr>
-            <w:tcW w:type="dxa" w:w="454"/>
+            <w:tcW w:type="dxa" w:w="397"/>
             <w:vAlign w:val="center"/>
+            <w:shd w:val="clear" w:color="auto" w:fill="D9D9D9"/>
           </w:tcPr>
           <w:p>
             <w:pPr>
@@ -515,7 +4054,7 @@
         </w:tc>
         <w:tc>
           <w:tcPr>
-            <w:tcW w:type="dxa" w:w="2041"/>
+            <w:tcW w:type="dxa" w:w="4706"/>
             <w:vAlign w:val="center"/>
           </w:tcPr>
           <w:p>
@@ -527,15 +4066,35 @@
               <w:rPr>
                 <w:rFonts w:ascii="MS Gothic" w:hAnsi="MS Gothic" w:eastAsia="MS Gothic"/>
                 <w:b w:val="0"/>
-                <w:sz w:val="16"/>
+                <w:sz w:val="18"/>
               </w:rPr>
-              <w:t>Space debris (</w:t>
             </w:r>
           </w:p>
         </w:tc>
         <w:tc>
           <w:tcPr>
-            <w:tcW w:type="dxa" w:w="2041"/>
+            <w:tcW w:type="dxa" w:w="397"/>
+            <w:vAlign w:val="center"/>
+            <w:shd w:val="clear" w:color="auto" w:fill="D9D9D9"/>
+          </w:tcPr>
+          <w:p>
+            <w:pPr>
+              <w:spacing w:before="0" w:after="0"/>
+              <w:jc w:val="center"/>
+            </w:pPr>
+            <w:r>
+              <w:rPr>
+                <w:rFonts w:ascii="MS Gothic" w:hAnsi="MS Gothic" w:eastAsia="MS Gothic"/>
+                <w:b/>
+                <w:sz w:val="16"/>
+              </w:rPr>
+              <w:t>(3)</w:t>
+            </w:r>
+          </w:p>
+        </w:tc>
+        <w:tc>
+          <w:tcPr>
+            <w:tcW w:type="dxa" w:w="4706"/>
             <w:vAlign w:val="center"/>
           </w:tcPr>
           <w:p>
@@ -547,46 +4106,7 @@
               <w:rPr>
                 <w:rFonts w:ascii="MS Gothic" w:hAnsi="MS Gothic" w:eastAsia="MS Gothic"/>
                 <w:b w:val="0"/>
-                <w:sz w:val="16"/>
-              </w:rPr>
-              <w:t>) satellites that are not working and broken pieces of spacecraft.</w:t>
-            </w:r>
-          </w:p>
-        </w:tc>
-        <w:tc>
-          <w:tcPr>
-            <w:tcW w:type="dxa" w:w="2041"/>
-            <w:vAlign w:val="center"/>
-          </w:tcPr>
-          <w:p>
-            <w:pPr>
-              <w:spacing w:before="0" w:after="0"/>
-              <w:jc w:val="left"/>
-            </w:pPr>
-            <w:r>
-              <w:rPr>
-                <w:rFonts w:ascii="MS Gothic" w:hAnsi="MS Gothic" w:eastAsia="MS Gothic"/>
-                <w:b w:val="0"/>
-                <w:sz w:val="16"/>
-              </w:rPr>
-            </w:r>
-          </w:p>
-        </w:tc>
-        <w:tc>
-          <w:tcPr>
-            <w:tcW w:type="dxa" w:w="2041"/>
-            <w:vAlign w:val="center"/>
-          </w:tcPr>
-          <w:p>
-            <w:pPr>
-              <w:spacing w:before="0" w:after="0"/>
-              <w:jc w:val="left"/>
-            </w:pPr>
-            <w:r>
-              <w:rPr>
-                <w:rFonts w:ascii="MS Gothic" w:hAnsi="MS Gothic" w:eastAsia="MS Gothic"/>
-                <w:b w:val="0"/>
-                <w:sz w:val="16"/>
+                <w:sz w:val="18"/>
               </w:rPr>
             </w:r>
           </w:p>
@@ -594,12 +4114,13 @@
       </w:tr>
       <w:tr>
         <w:trPr>
-          <w:trHeight w:val="510" w:hRule="exact"/>
+          <w:trHeight w:val="396" w:hRule="exact"/>
         </w:trPr>
         <w:tc>
           <w:tcPr>
-            <w:tcW w:type="dxa" w:w="454"/>
+            <w:tcW w:type="dxa" w:w="397"/>
             <w:vAlign w:val="center"/>
+            <w:shd w:val="clear" w:color="auto" w:fill="D9D9D9"/>
           </w:tcPr>
           <w:p>
             <w:pPr>
@@ -618,7 +4139,7 @@
         </w:tc>
         <w:tc>
           <w:tcPr>
-            <w:tcW w:type="dxa" w:w="2041"/>
+            <w:tcW w:type="dxa" w:w="4706"/>
             <w:vAlign w:val="center"/>
           </w:tcPr>
           <w:p>
@@ -630,15 +4151,35 @@
               <w:rPr>
                 <w:rFonts w:ascii="MS Gothic" w:hAnsi="MS Gothic" w:eastAsia="MS Gothic"/>
                 <w:b w:val="0"/>
-                <w:sz w:val="16"/>
+                <w:sz w:val="18"/>
               </w:rPr>
-              <w:t>It will (</w:t>
             </w:r>
           </w:p>
         </w:tc>
         <w:tc>
           <w:tcPr>
-            <w:tcW w:type="dxa" w:w="2041"/>
+            <w:tcW w:type="dxa" w:w="397"/>
+            <w:vAlign w:val="center"/>
+            <w:shd w:val="clear" w:color="auto" w:fill="D9D9D9"/>
+          </w:tcPr>
+          <w:p>
+            <w:pPr>
+              <w:spacing w:before="0" w:after="0"/>
+              <w:jc w:val="center"/>
+            </w:pPr>
+            <w:r>
+              <w:rPr>
+                <w:rFonts w:ascii="MS Gothic" w:hAnsi="MS Gothic" w:eastAsia="MS Gothic"/>
+                <w:b/>
+                <w:sz w:val="16"/>
+              </w:rPr>
+              <w:t>(4)</w:t>
+            </w:r>
+          </w:p>
+        </w:tc>
+        <w:tc>
+          <w:tcPr>
+            <w:tcW w:type="dxa" w:w="4706"/>
             <w:vAlign w:val="center"/>
           </w:tcPr>
           <w:p>
@@ -650,61 +4191,21 @@
               <w:rPr>
                 <w:rFonts w:ascii="MS Gothic" w:hAnsi="MS Gothic" w:eastAsia="MS Gothic"/>
                 <w:b w:val="0"/>
-                <w:sz w:val="16"/>
+                <w:sz w:val="18"/>
               </w:rPr>
-              <w:t>) future space missions (</w:t>
-            </w:r>
-          </w:p>
-        </w:tc>
-        <w:tc>
-          <w:tcPr>
-            <w:tcW w:type="dxa" w:w="2041"/>
-            <w:vAlign w:val="center"/>
-          </w:tcPr>
-          <w:p>
-            <w:pPr>
-              <w:spacing w:before="0" w:after="0"/>
-              <w:jc w:val="left"/>
-            </w:pPr>
-            <w:r>
-              <w:rPr>
-                <w:rFonts w:ascii="MS Gothic" w:hAnsi="MS Gothic" w:eastAsia="MS Gothic"/>
-                <w:b w:val="0"/>
-                <w:sz w:val="16"/>
-              </w:rPr>
-              <w:t>)(</w:t>
-            </w:r>
-          </w:p>
-        </w:tc>
-        <w:tc>
-          <w:tcPr>
-            <w:tcW w:type="dxa" w:w="2041"/>
-            <w:vAlign w:val="center"/>
-          </w:tcPr>
-          <w:p>
-            <w:pPr>
-              <w:spacing w:before="0" w:after="0"/>
-              <w:jc w:val="left"/>
-            </w:pPr>
-            <w:r>
-              <w:rPr>
-                <w:rFonts w:ascii="MS Gothic" w:hAnsi="MS Gothic" w:eastAsia="MS Gothic"/>
-                <w:b w:val="0"/>
-                <w:sz w:val="16"/>
-              </w:rPr>
-              <w:t>).</w:t>
             </w:r>
           </w:p>
         </w:tc>
       </w:tr>
       <w:tr>
         <w:trPr>
-          <w:trHeight w:val="510" w:hRule="exact"/>
+          <w:trHeight w:val="396" w:hRule="exact"/>
         </w:trPr>
         <w:tc>
           <w:tcPr>
-            <w:tcW w:type="dxa" w:w="454"/>
+            <w:tcW w:type="dxa" w:w="397"/>
             <w:vAlign w:val="center"/>
+            <w:shd w:val="clear" w:color="auto" w:fill="D9D9D9"/>
           </w:tcPr>
           <w:p>
             <w:pPr>
@@ -723,822 +4224,7 @@
         </w:tc>
         <w:tc>
           <w:tcPr>
-            <w:tcW w:type="dxa" w:w="2041"/>
-            <w:vAlign w:val="center"/>
-          </w:tcPr>
-          <w:p>
-            <w:pPr>
-              <w:spacing w:before="0" w:after="0"/>
-              <w:jc w:val="left"/>
-            </w:pPr>
-            <w:r>
-              <w:rPr>
-                <w:rFonts w:ascii="MS Gothic" w:hAnsi="MS Gothic" w:eastAsia="MS Gothic"/>
-                <w:b w:val="0"/>
-                <w:sz w:val="16"/>
-              </w:rPr>
-              <w:t>A speedy solution is required (</w:t>
-            </w:r>
-          </w:p>
-        </w:tc>
-        <w:tc>
-          <w:tcPr>
-            <w:tcW w:type="dxa" w:w="2041"/>
-            <w:vAlign w:val="center"/>
-          </w:tcPr>
-          <w:p>
-            <w:pPr>
-              <w:spacing w:before="0" w:after="0"/>
-              <w:jc w:val="left"/>
-            </w:pPr>
-            <w:r>
-              <w:rPr>
-                <w:rFonts w:ascii="MS Gothic" w:hAnsi="MS Gothic" w:eastAsia="MS Gothic"/>
-                <w:b w:val="0"/>
-                <w:sz w:val="16"/>
-              </w:rPr>
-              <w:t>)(</w:t>
-            </w:r>
-          </w:p>
-        </w:tc>
-        <w:tc>
-          <w:tcPr>
-            <w:tcW w:type="dxa" w:w="2041"/>
-            <w:vAlign w:val="center"/>
-          </w:tcPr>
-          <w:p>
-            <w:pPr>
-              <w:spacing w:before="0" w:after="0"/>
-              <w:jc w:val="left"/>
-            </w:pPr>
-            <w:r>
-              <w:rPr>
-                <w:rFonts w:ascii="MS Gothic" w:hAnsi="MS Gothic" w:eastAsia="MS Gothic"/>
-                <w:b w:val="0"/>
-                <w:sz w:val="16"/>
-              </w:rPr>
-              <w:t>)(</w:t>
-            </w:r>
-          </w:p>
-        </w:tc>
-        <w:tc>
-          <w:tcPr>
-            <w:tcW w:type="dxa" w:w="2041"/>
-            <w:vAlign w:val="center"/>
-          </w:tcPr>
-          <w:p>
-            <w:pPr>
-              <w:spacing w:before="0" w:after="0"/>
-              <w:jc w:val="left"/>
-            </w:pPr>
-            <w:r>
-              <w:rPr>
-                <w:rFonts w:ascii="MS Gothic" w:hAnsi="MS Gothic" w:eastAsia="MS Gothic"/>
-                <w:b w:val="0"/>
-                <w:sz w:val="16"/>
-              </w:rPr>
-              <w:t>) ensure the safety of space exploration.</w:t>
-            </w:r>
-          </w:p>
-        </w:tc>
-      </w:tr>
-    </w:tbl>
-    <w:p>
-      <w:pPr>
-        <w:spacing w:after="40"/>
-      </w:pPr>
-    </w:p>
-    <w:p>
-      <w:pPr>
-        <w:spacing w:before="40" w:after="20"/>
-      </w:pPr>
-      <w:r>
-        <w:rPr>
-          <w:rFonts w:ascii="MS Gothic" w:hAnsi="MS Gothic" w:eastAsia="MS Gothic"/>
-          <w:b/>
-          <w:sz w:val="20"/>
-        </w:rPr>
-        <w:t>２　LEAP Vocabulary　（15点）</w:t>
-      </w:r>
-    </w:p>
-    <w:p>
-      <w:pPr>
-        <w:spacing w:after="20"/>
-      </w:pPr>
-      <w:r>
-        <w:rPr>
-          <w:rFonts w:ascii="MS Gothic" w:hAnsi="MS Gothic" w:eastAsia="MS Gothic"/>
-          <w:b/>
-          <w:sz w:val="18"/>
-        </w:rPr>
-        <w:t>A　適語選択（1×10=10点）</w:t>
-      </w:r>
-    </w:p>
-    <w:tbl>
-      <w:tblPr>
-        <w:tblStyle w:val="TableGrid"/>
-        <w:tblW w:type="auto" w:w="0"/>
-        <w:jc w:val="left"/>
-        <w:tblLook w:firstColumn="1" w:firstRow="1" w:lastColumn="0" w:lastRow="0" w:noHBand="0" w:noVBand="1" w:val="04A0"/>
-      </w:tblPr>
-      <w:tblGrid>
-        <w:gridCol w:w="1021"/>
-        <w:gridCol w:w="1021"/>
-        <w:gridCol w:w="1021"/>
-        <w:gridCol w:w="1021"/>
-        <w:gridCol w:w="1021"/>
-        <w:gridCol w:w="1021"/>
-        <w:gridCol w:w="1021"/>
-        <w:gridCol w:w="1021"/>
-        <w:gridCol w:w="1021"/>
-        <w:gridCol w:w="1021"/>
-      </w:tblGrid>
-      <w:tr>
-        <w:trPr>
-          <w:trHeight w:val="283" w:hRule="exact"/>
-          <w:trHeight w:val="283" w:hRule="exact"/>
-          <w:trHeight w:val="283" w:hRule="exact"/>
-          <w:trHeight w:val="283" w:hRule="exact"/>
-          <w:trHeight w:val="283" w:hRule="exact"/>
-          <w:trHeight w:val="283" w:hRule="exact"/>
-          <w:trHeight w:val="283" w:hRule="exact"/>
-          <w:trHeight w:val="283" w:hRule="exact"/>
-          <w:trHeight w:val="283" w:hRule="exact"/>
-          <w:trHeight w:val="283" w:hRule="exact"/>
-        </w:trPr>
-        <w:tc>
-          <w:tcPr>
-            <w:tcW w:type="dxa" w:w="850"/>
-            <w:vAlign w:val="center"/>
-            <w:tcBorders>
-              <w:top w:val="single" w:sz="4" w:space="0" w:color="000000"/>
-              <w:bottom w:val="single" w:sz="4" w:space="0" w:color="000000"/>
-              <w:left w:val="single" w:sz="4" w:space="0" w:color="000000"/>
-              <w:right w:val="single" w:sz="4" w:space="0" w:color="000000"/>
-            </w:tcBorders>
-          </w:tcPr>
-          <w:p>
-            <w:pPr>
-              <w:spacing w:before="0" w:after="0"/>
-              <w:jc w:val="center"/>
-            </w:pPr>
-            <w:r>
-              <w:rPr>
-                <w:rFonts w:ascii="MS Gothic" w:hAnsi="MS Gothic" w:eastAsia="MS Gothic"/>
-                <w:b w:val="0"/>
-                <w:sz w:val="16"/>
-              </w:rPr>
-              <w:t>(1)</w:t>
-            </w:r>
-          </w:p>
-        </w:tc>
-        <w:tc>
-          <w:tcPr>
-            <w:tcW w:type="dxa" w:w="850"/>
-            <w:vAlign w:val="center"/>
-            <w:tcBorders>
-              <w:top w:val="single" w:sz="4" w:space="0" w:color="000000"/>
-              <w:bottom w:val="single" w:sz="4" w:space="0" w:color="000000"/>
-              <w:left w:val="single" w:sz="4" w:space="0" w:color="000000"/>
-              <w:right w:val="single" w:sz="4" w:space="0" w:color="000000"/>
-            </w:tcBorders>
-          </w:tcPr>
-          <w:p>
-            <w:pPr>
-              <w:spacing w:before="0" w:after="0"/>
-              <w:jc w:val="center"/>
-            </w:pPr>
-            <w:r>
-              <w:rPr>
-                <w:rFonts w:ascii="MS Gothic" w:hAnsi="MS Gothic" w:eastAsia="MS Gothic"/>
-                <w:b w:val="0"/>
-                <w:sz w:val="16"/>
-              </w:rPr>
-              <w:t>(2)</w:t>
-            </w:r>
-          </w:p>
-        </w:tc>
-        <w:tc>
-          <w:tcPr>
-            <w:tcW w:type="dxa" w:w="850"/>
-            <w:vAlign w:val="center"/>
-            <w:tcBorders>
-              <w:top w:val="single" w:sz="4" w:space="0" w:color="000000"/>
-              <w:bottom w:val="single" w:sz="4" w:space="0" w:color="000000"/>
-              <w:left w:val="single" w:sz="4" w:space="0" w:color="000000"/>
-              <w:right w:val="single" w:sz="4" w:space="0" w:color="000000"/>
-            </w:tcBorders>
-          </w:tcPr>
-          <w:p>
-            <w:pPr>
-              <w:spacing w:before="0" w:after="0"/>
-              <w:jc w:val="center"/>
-            </w:pPr>
-            <w:r>
-              <w:rPr>
-                <w:rFonts w:ascii="MS Gothic" w:hAnsi="MS Gothic" w:eastAsia="MS Gothic"/>
-                <w:b w:val="0"/>
-                <w:sz w:val="16"/>
-              </w:rPr>
-              <w:t>(3)</w:t>
-            </w:r>
-          </w:p>
-        </w:tc>
-        <w:tc>
-          <w:tcPr>
-            <w:tcW w:type="dxa" w:w="850"/>
-            <w:vAlign w:val="center"/>
-            <w:tcBorders>
-              <w:top w:val="single" w:sz="4" w:space="0" w:color="000000"/>
-              <w:bottom w:val="single" w:sz="4" w:space="0" w:color="000000"/>
-              <w:left w:val="single" w:sz="4" w:space="0" w:color="000000"/>
-              <w:right w:val="single" w:sz="4" w:space="0" w:color="000000"/>
-            </w:tcBorders>
-          </w:tcPr>
-          <w:p>
-            <w:pPr>
-              <w:spacing w:before="0" w:after="0"/>
-              <w:jc w:val="center"/>
-            </w:pPr>
-            <w:r>
-              <w:rPr>
-                <w:rFonts w:ascii="MS Gothic" w:hAnsi="MS Gothic" w:eastAsia="MS Gothic"/>
-                <w:b w:val="0"/>
-                <w:sz w:val="16"/>
-              </w:rPr>
-              <w:t>(4)</w:t>
-            </w:r>
-          </w:p>
-        </w:tc>
-        <w:tc>
-          <w:tcPr>
-            <w:tcW w:type="dxa" w:w="850"/>
-            <w:vAlign w:val="center"/>
-            <w:tcBorders>
-              <w:top w:val="single" w:sz="4" w:space="0" w:color="000000"/>
-              <w:bottom w:val="single" w:sz="4" w:space="0" w:color="000000"/>
-              <w:left w:val="single" w:sz="4" w:space="0" w:color="000000"/>
-              <w:right w:val="single" w:sz="4" w:space="0" w:color="000000"/>
-            </w:tcBorders>
-          </w:tcPr>
-          <w:p>
-            <w:pPr>
-              <w:spacing w:before="0" w:after="0"/>
-              <w:jc w:val="center"/>
-            </w:pPr>
-            <w:r>
-              <w:rPr>
-                <w:rFonts w:ascii="MS Gothic" w:hAnsi="MS Gothic" w:eastAsia="MS Gothic"/>
-                <w:b w:val="0"/>
-                <w:sz w:val="16"/>
-              </w:rPr>
-              <w:t>(5)</w:t>
-            </w:r>
-          </w:p>
-        </w:tc>
-        <w:tc>
-          <w:tcPr>
-            <w:tcW w:type="dxa" w:w="850"/>
-            <w:vAlign w:val="center"/>
-            <w:tcBorders>
-              <w:top w:val="single" w:sz="4" w:space="0" w:color="000000"/>
-              <w:bottom w:val="single" w:sz="4" w:space="0" w:color="000000"/>
-              <w:left w:val="single" w:sz="4" w:space="0" w:color="000000"/>
-              <w:right w:val="single" w:sz="4" w:space="0" w:color="000000"/>
-            </w:tcBorders>
-          </w:tcPr>
-          <w:p>
-            <w:pPr>
-              <w:spacing w:before="0" w:after="0"/>
-              <w:jc w:val="center"/>
-            </w:pPr>
-            <w:r>
-              <w:rPr>
-                <w:rFonts w:ascii="MS Gothic" w:hAnsi="MS Gothic" w:eastAsia="MS Gothic"/>
-                <w:b w:val="0"/>
-                <w:sz w:val="16"/>
-              </w:rPr>
-              <w:t>(6)</w:t>
-            </w:r>
-          </w:p>
-        </w:tc>
-        <w:tc>
-          <w:tcPr>
-            <w:tcW w:type="dxa" w:w="850"/>
-            <w:vAlign w:val="center"/>
-            <w:tcBorders>
-              <w:top w:val="single" w:sz="4" w:space="0" w:color="000000"/>
-              <w:bottom w:val="single" w:sz="4" w:space="0" w:color="000000"/>
-              <w:left w:val="single" w:sz="4" w:space="0" w:color="000000"/>
-              <w:right w:val="single" w:sz="4" w:space="0" w:color="000000"/>
-            </w:tcBorders>
-          </w:tcPr>
-          <w:p>
-            <w:pPr>
-              <w:spacing w:before="0" w:after="0"/>
-              <w:jc w:val="center"/>
-            </w:pPr>
-            <w:r>
-              <w:rPr>
-                <w:rFonts w:ascii="MS Gothic" w:hAnsi="MS Gothic" w:eastAsia="MS Gothic"/>
-                <w:b w:val="0"/>
-                <w:sz w:val="16"/>
-              </w:rPr>
-              <w:t>(7)</w:t>
-            </w:r>
-          </w:p>
-        </w:tc>
-        <w:tc>
-          <w:tcPr>
-            <w:tcW w:type="dxa" w:w="850"/>
-            <w:vAlign w:val="center"/>
-            <w:tcBorders>
-              <w:top w:val="single" w:sz="4" w:space="0" w:color="000000"/>
-              <w:bottom w:val="single" w:sz="4" w:space="0" w:color="000000"/>
-              <w:left w:val="single" w:sz="4" w:space="0" w:color="000000"/>
-              <w:right w:val="single" w:sz="4" w:space="0" w:color="000000"/>
-            </w:tcBorders>
-          </w:tcPr>
-          <w:p>
-            <w:pPr>
-              <w:spacing w:before="0" w:after="0"/>
-              <w:jc w:val="center"/>
-            </w:pPr>
-            <w:r>
-              <w:rPr>
-                <w:rFonts w:ascii="MS Gothic" w:hAnsi="MS Gothic" w:eastAsia="MS Gothic"/>
-                <w:b w:val="0"/>
-                <w:sz w:val="16"/>
-              </w:rPr>
-              <w:t>(8)</w:t>
-            </w:r>
-          </w:p>
-        </w:tc>
-        <w:tc>
-          <w:tcPr>
-            <w:tcW w:type="dxa" w:w="850"/>
-            <w:vAlign w:val="center"/>
-            <w:tcBorders>
-              <w:top w:val="single" w:sz="4" w:space="0" w:color="000000"/>
-              <w:bottom w:val="single" w:sz="4" w:space="0" w:color="000000"/>
-              <w:left w:val="single" w:sz="4" w:space="0" w:color="000000"/>
-              <w:right w:val="single" w:sz="4" w:space="0" w:color="000000"/>
-            </w:tcBorders>
-          </w:tcPr>
-          <w:p>
-            <w:pPr>
-              <w:spacing w:before="0" w:after="0"/>
-              <w:jc w:val="center"/>
-            </w:pPr>
-            <w:r>
-              <w:rPr>
-                <w:rFonts w:ascii="MS Gothic" w:hAnsi="MS Gothic" w:eastAsia="MS Gothic"/>
-                <w:b w:val="0"/>
-                <w:sz w:val="16"/>
-              </w:rPr>
-              <w:t>(9)</w:t>
-            </w:r>
-          </w:p>
-        </w:tc>
-        <w:tc>
-          <w:tcPr>
-            <w:tcW w:type="dxa" w:w="850"/>
-            <w:vAlign w:val="center"/>
-            <w:tcBorders>
-              <w:top w:val="single" w:sz="4" w:space="0" w:color="000000"/>
-              <w:bottom w:val="single" w:sz="4" w:space="0" w:color="000000"/>
-              <w:left w:val="single" w:sz="4" w:space="0" w:color="000000"/>
-              <w:right w:val="single" w:sz="4" w:space="0" w:color="000000"/>
-            </w:tcBorders>
-          </w:tcPr>
-          <w:p>
-            <w:pPr>
-              <w:spacing w:before="0" w:after="0"/>
-              <w:jc w:val="center"/>
-            </w:pPr>
-            <w:r>
-              <w:rPr>
-                <w:rFonts w:ascii="MS Gothic" w:hAnsi="MS Gothic" w:eastAsia="MS Gothic"/>
-                <w:b w:val="0"/>
-                <w:sz w:val="16"/>
-              </w:rPr>
-              <w:t>(10)</w:t>
-            </w:r>
-          </w:p>
-        </w:tc>
-      </w:tr>
-      <w:tr>
-        <w:trPr>
-          <w:trHeight w:val="453" w:hRule="exact"/>
-          <w:trHeight w:val="453" w:hRule="exact"/>
-          <w:trHeight w:val="453" w:hRule="exact"/>
-          <w:trHeight w:val="453" w:hRule="exact"/>
-          <w:trHeight w:val="453" w:hRule="exact"/>
-          <w:trHeight w:val="453" w:hRule="exact"/>
-          <w:trHeight w:val="453" w:hRule="exact"/>
-          <w:trHeight w:val="453" w:hRule="exact"/>
-          <w:trHeight w:val="453" w:hRule="exact"/>
-          <w:trHeight w:val="453" w:hRule="exact"/>
-        </w:trPr>
-        <w:tc>
-          <w:tcPr>
-            <w:tcW w:type="dxa" w:w="850"/>
-            <w:vAlign w:val="center"/>
-            <w:tcBorders>
-              <w:top w:val="single" w:sz="4" w:space="0" w:color="000000"/>
-              <w:bottom w:val="single" w:sz="4" w:space="0" w:color="000000"/>
-              <w:left w:val="single" w:sz="4" w:space="0" w:color="000000"/>
-              <w:right w:val="single" w:sz="4" w:space="0" w:color="000000"/>
-            </w:tcBorders>
-          </w:tcPr>
-          <w:p>
-            <w:pPr>
-              <w:spacing w:before="0" w:after="0"/>
-              <w:jc w:val="left"/>
-            </w:pPr>
-            <w:r>
-              <w:rPr>
-                <w:rFonts w:ascii="MS Gothic" w:hAnsi="MS Gothic" w:eastAsia="MS Gothic"/>
-                <w:b w:val="0"/>
-                <w:sz w:val="18"/>
-              </w:rPr>
-            </w:r>
-          </w:p>
-        </w:tc>
-        <w:tc>
-          <w:tcPr>
-            <w:tcW w:type="dxa" w:w="850"/>
-            <w:vAlign w:val="center"/>
-            <w:tcBorders>
-              <w:top w:val="single" w:sz="4" w:space="0" w:color="000000"/>
-              <w:bottom w:val="single" w:sz="4" w:space="0" w:color="000000"/>
-              <w:left w:val="single" w:sz="4" w:space="0" w:color="000000"/>
-              <w:right w:val="single" w:sz="4" w:space="0" w:color="000000"/>
-            </w:tcBorders>
-          </w:tcPr>
-          <w:p>
-            <w:pPr>
-              <w:spacing w:before="0" w:after="0"/>
-              <w:jc w:val="left"/>
-            </w:pPr>
-            <w:r>
-              <w:rPr>
-                <w:rFonts w:ascii="MS Gothic" w:hAnsi="MS Gothic" w:eastAsia="MS Gothic"/>
-                <w:b w:val="0"/>
-                <w:sz w:val="18"/>
-              </w:rPr>
-            </w:r>
-          </w:p>
-        </w:tc>
-        <w:tc>
-          <w:tcPr>
-            <w:tcW w:type="dxa" w:w="850"/>
-            <w:vAlign w:val="center"/>
-            <w:tcBorders>
-              <w:top w:val="single" w:sz="4" w:space="0" w:color="000000"/>
-              <w:bottom w:val="single" w:sz="4" w:space="0" w:color="000000"/>
-              <w:left w:val="single" w:sz="4" w:space="0" w:color="000000"/>
-              <w:right w:val="single" w:sz="4" w:space="0" w:color="000000"/>
-            </w:tcBorders>
-          </w:tcPr>
-          <w:p>
-            <w:pPr>
-              <w:spacing w:before="0" w:after="0"/>
-              <w:jc w:val="left"/>
-            </w:pPr>
-            <w:r>
-              <w:rPr>
-                <w:rFonts w:ascii="MS Gothic" w:hAnsi="MS Gothic" w:eastAsia="MS Gothic"/>
-                <w:b w:val="0"/>
-                <w:sz w:val="18"/>
-              </w:rPr>
-            </w:r>
-          </w:p>
-        </w:tc>
-        <w:tc>
-          <w:tcPr>
-            <w:tcW w:type="dxa" w:w="850"/>
-            <w:vAlign w:val="center"/>
-            <w:tcBorders>
-              <w:top w:val="single" w:sz="4" w:space="0" w:color="000000"/>
-              <w:bottom w:val="single" w:sz="4" w:space="0" w:color="000000"/>
-              <w:left w:val="single" w:sz="4" w:space="0" w:color="000000"/>
-              <w:right w:val="single" w:sz="4" w:space="0" w:color="000000"/>
-            </w:tcBorders>
-          </w:tcPr>
-          <w:p>
-            <w:pPr>
-              <w:spacing w:before="0" w:after="0"/>
-              <w:jc w:val="left"/>
-            </w:pPr>
-            <w:r>
-              <w:rPr>
-                <w:rFonts w:ascii="MS Gothic" w:hAnsi="MS Gothic" w:eastAsia="MS Gothic"/>
-                <w:b w:val="0"/>
-                <w:sz w:val="18"/>
-              </w:rPr>
-            </w:r>
-          </w:p>
-        </w:tc>
-        <w:tc>
-          <w:tcPr>
-            <w:tcW w:type="dxa" w:w="850"/>
-            <w:vAlign w:val="center"/>
-            <w:tcBorders>
-              <w:top w:val="single" w:sz="4" w:space="0" w:color="000000"/>
-              <w:bottom w:val="single" w:sz="4" w:space="0" w:color="000000"/>
-              <w:left w:val="single" w:sz="4" w:space="0" w:color="000000"/>
-              <w:right w:val="single" w:sz="4" w:space="0" w:color="000000"/>
-            </w:tcBorders>
-          </w:tcPr>
-          <w:p>
-            <w:pPr>
-              <w:spacing w:before="0" w:after="0"/>
-              <w:jc w:val="left"/>
-            </w:pPr>
-            <w:r>
-              <w:rPr>
-                <w:rFonts w:ascii="MS Gothic" w:hAnsi="MS Gothic" w:eastAsia="MS Gothic"/>
-                <w:b w:val="0"/>
-                <w:sz w:val="18"/>
-              </w:rPr>
-            </w:r>
-          </w:p>
-        </w:tc>
-        <w:tc>
-          <w:tcPr>
-            <w:tcW w:type="dxa" w:w="850"/>
-            <w:vAlign w:val="center"/>
-            <w:tcBorders>
-              <w:top w:val="single" w:sz="4" w:space="0" w:color="000000"/>
-              <w:bottom w:val="single" w:sz="4" w:space="0" w:color="000000"/>
-              <w:left w:val="single" w:sz="4" w:space="0" w:color="000000"/>
-              <w:right w:val="single" w:sz="4" w:space="0" w:color="000000"/>
-            </w:tcBorders>
-          </w:tcPr>
-          <w:p>
-            <w:pPr>
-              <w:spacing w:before="0" w:after="0"/>
-              <w:jc w:val="left"/>
-            </w:pPr>
-            <w:r>
-              <w:rPr>
-                <w:rFonts w:ascii="MS Gothic" w:hAnsi="MS Gothic" w:eastAsia="MS Gothic"/>
-                <w:b w:val="0"/>
-                <w:sz w:val="18"/>
-              </w:rPr>
-            </w:r>
-          </w:p>
-        </w:tc>
-        <w:tc>
-          <w:tcPr>
-            <w:tcW w:type="dxa" w:w="850"/>
-            <w:vAlign w:val="center"/>
-            <w:tcBorders>
-              <w:top w:val="single" w:sz="4" w:space="0" w:color="000000"/>
-              <w:bottom w:val="single" w:sz="4" w:space="0" w:color="000000"/>
-              <w:left w:val="single" w:sz="4" w:space="0" w:color="000000"/>
-              <w:right w:val="single" w:sz="4" w:space="0" w:color="000000"/>
-            </w:tcBorders>
-          </w:tcPr>
-          <w:p>
-            <w:pPr>
-              <w:spacing w:before="0" w:after="0"/>
-              <w:jc w:val="left"/>
-            </w:pPr>
-            <w:r>
-              <w:rPr>
-                <w:rFonts w:ascii="MS Gothic" w:hAnsi="MS Gothic" w:eastAsia="MS Gothic"/>
-                <w:b w:val="0"/>
-                <w:sz w:val="18"/>
-              </w:rPr>
-            </w:r>
-          </w:p>
-        </w:tc>
-        <w:tc>
-          <w:tcPr>
-            <w:tcW w:type="dxa" w:w="850"/>
-            <w:vAlign w:val="center"/>
-            <w:tcBorders>
-              <w:top w:val="single" w:sz="4" w:space="0" w:color="000000"/>
-              <w:bottom w:val="single" w:sz="4" w:space="0" w:color="000000"/>
-              <w:left w:val="single" w:sz="4" w:space="0" w:color="000000"/>
-              <w:right w:val="single" w:sz="4" w:space="0" w:color="000000"/>
-            </w:tcBorders>
-          </w:tcPr>
-          <w:p>
-            <w:pPr>
-              <w:spacing w:before="0" w:after="0"/>
-              <w:jc w:val="left"/>
-            </w:pPr>
-            <w:r>
-              <w:rPr>
-                <w:rFonts w:ascii="MS Gothic" w:hAnsi="MS Gothic" w:eastAsia="MS Gothic"/>
-                <w:b w:val="0"/>
-                <w:sz w:val="18"/>
-              </w:rPr>
-            </w:r>
-          </w:p>
-        </w:tc>
-        <w:tc>
-          <w:tcPr>
-            <w:tcW w:type="dxa" w:w="850"/>
-            <w:vAlign w:val="center"/>
-            <w:tcBorders>
-              <w:top w:val="single" w:sz="4" w:space="0" w:color="000000"/>
-              <w:bottom w:val="single" w:sz="4" w:space="0" w:color="000000"/>
-              <w:left w:val="single" w:sz="4" w:space="0" w:color="000000"/>
-              <w:right w:val="single" w:sz="4" w:space="0" w:color="000000"/>
-            </w:tcBorders>
-          </w:tcPr>
-          <w:p>
-            <w:pPr>
-              <w:spacing w:before="0" w:after="0"/>
-              <w:jc w:val="left"/>
-            </w:pPr>
-            <w:r>
-              <w:rPr>
-                <w:rFonts w:ascii="MS Gothic" w:hAnsi="MS Gothic" w:eastAsia="MS Gothic"/>
-                <w:b w:val="0"/>
-                <w:sz w:val="18"/>
-              </w:rPr>
-            </w:r>
-          </w:p>
-        </w:tc>
-        <w:tc>
-          <w:tcPr>
-            <w:tcW w:type="dxa" w:w="850"/>
-            <w:vAlign w:val="center"/>
-            <w:tcBorders>
-              <w:top w:val="single" w:sz="4" w:space="0" w:color="000000"/>
-              <w:bottom w:val="single" w:sz="4" w:space="0" w:color="000000"/>
-              <w:left w:val="single" w:sz="4" w:space="0" w:color="000000"/>
-              <w:right w:val="single" w:sz="4" w:space="0" w:color="000000"/>
-            </w:tcBorders>
-          </w:tcPr>
-          <w:p>
-            <w:pPr>
-              <w:spacing w:before="0" w:after="0"/>
-              <w:jc w:val="left"/>
-            </w:pPr>
-            <w:r>
-              <w:rPr>
-                <w:rFonts w:ascii="MS Gothic" w:hAnsi="MS Gothic" w:eastAsia="MS Gothic"/>
-                <w:b w:val="0"/>
-                <w:sz w:val="18"/>
-              </w:rPr>
-            </w:r>
-          </w:p>
-        </w:tc>
-      </w:tr>
-    </w:tbl>
-    <w:p>
-      <w:pPr>
-        <w:spacing w:before="60" w:after="20"/>
-      </w:pPr>
-      <w:r>
-        <w:rPr>
-          <w:rFonts w:ascii="MS Gothic" w:hAnsi="MS Gothic" w:eastAsia="MS Gothic"/>
-          <w:b/>
-          <w:sz w:val="18"/>
-        </w:rPr>
-        <w:t>B　空欄補充（1×5=5点）</w:t>
-      </w:r>
-    </w:p>
-    <w:tbl>
-      <w:tblPr>
-        <w:tblStyle w:val="TableGrid"/>
-        <w:tblW w:type="auto" w:w="0"/>
-        <w:jc w:val="left"/>
-        <w:tblLook w:firstColumn="1" w:firstRow="1" w:lastColumn="0" w:lastRow="0" w:noHBand="0" w:noVBand="1" w:val="04A0"/>
-      </w:tblPr>
-      <w:tblGrid>
-        <w:gridCol w:w="2041"/>
-        <w:gridCol w:w="2041"/>
-        <w:gridCol w:w="2041"/>
-        <w:gridCol w:w="2041"/>
-        <w:gridCol w:w="2041"/>
-      </w:tblGrid>
-      <w:tr>
-        <w:trPr>
-          <w:trHeight w:val="283" w:hRule="exact"/>
-          <w:trHeight w:val="283" w:hRule="exact"/>
-          <w:trHeight w:val="283" w:hRule="exact"/>
-          <w:trHeight w:val="283" w:hRule="exact"/>
-          <w:trHeight w:val="283" w:hRule="exact"/>
-        </w:trPr>
-        <w:tc>
-          <w:tcPr>
-            <w:tcW w:type="dxa" w:w="1701"/>
-            <w:vAlign w:val="center"/>
-          </w:tcPr>
-          <w:p>
-            <w:pPr>
-              <w:spacing w:before="0" w:after="0"/>
-              <w:jc w:val="center"/>
-            </w:pPr>
-            <w:r>
-              <w:rPr>
-                <w:rFonts w:ascii="MS Gothic" w:hAnsi="MS Gothic" w:eastAsia="MS Gothic"/>
-                <w:b w:val="0"/>
-                <w:sz w:val="16"/>
-              </w:rPr>
-              <w:t>(1)</w:t>
-            </w:r>
-          </w:p>
-        </w:tc>
-        <w:tc>
-          <w:tcPr>
-            <w:tcW w:type="dxa" w:w="1701"/>
-            <w:vAlign w:val="center"/>
-          </w:tcPr>
-          <w:p>
-            <w:pPr>
-              <w:spacing w:before="0" w:after="0"/>
-              <w:jc w:val="center"/>
-            </w:pPr>
-            <w:r>
-              <w:rPr>
-                <w:rFonts w:ascii="MS Gothic" w:hAnsi="MS Gothic" w:eastAsia="MS Gothic"/>
-                <w:b w:val="0"/>
-                <w:sz w:val="16"/>
-              </w:rPr>
-              <w:t>(2)</w:t>
-            </w:r>
-          </w:p>
-        </w:tc>
-        <w:tc>
-          <w:tcPr>
-            <w:tcW w:type="dxa" w:w="1701"/>
-            <w:vAlign w:val="center"/>
-          </w:tcPr>
-          <w:p>
-            <w:pPr>
-              <w:spacing w:before="0" w:after="0"/>
-              <w:jc w:val="center"/>
-            </w:pPr>
-            <w:r>
-              <w:rPr>
-                <w:rFonts w:ascii="MS Gothic" w:hAnsi="MS Gothic" w:eastAsia="MS Gothic"/>
-                <w:b w:val="0"/>
-                <w:sz w:val="16"/>
-              </w:rPr>
-              <w:t>(3)</w:t>
-            </w:r>
-          </w:p>
-        </w:tc>
-        <w:tc>
-          <w:tcPr>
-            <w:tcW w:type="dxa" w:w="1701"/>
-            <w:vAlign w:val="center"/>
-          </w:tcPr>
-          <w:p>
-            <w:pPr>
-              <w:spacing w:before="0" w:after="0"/>
-              <w:jc w:val="center"/>
-            </w:pPr>
-            <w:r>
-              <w:rPr>
-                <w:rFonts w:ascii="MS Gothic" w:hAnsi="MS Gothic" w:eastAsia="MS Gothic"/>
-                <w:b w:val="0"/>
-                <w:sz w:val="16"/>
-              </w:rPr>
-              <w:t>(4)</w:t>
-            </w:r>
-          </w:p>
-        </w:tc>
-        <w:tc>
-          <w:tcPr>
-            <w:tcW w:type="dxa" w:w="1701"/>
-            <w:vAlign w:val="center"/>
-          </w:tcPr>
-          <w:p>
-            <w:pPr>
-              <w:spacing w:before="0" w:after="0"/>
-              <w:jc w:val="center"/>
-            </w:pPr>
-            <w:r>
-              <w:rPr>
-                <w:rFonts w:ascii="MS Gothic" w:hAnsi="MS Gothic" w:eastAsia="MS Gothic"/>
-                <w:b w:val="0"/>
-                <w:sz w:val="16"/>
-              </w:rPr>
-              <w:t>(5)</w:t>
-            </w:r>
-          </w:p>
-        </w:tc>
-      </w:tr>
-      <w:tr>
-        <w:trPr>
-          <w:trHeight w:val="453" w:hRule="exact"/>
-          <w:trHeight w:val="453" w:hRule="exact"/>
-          <w:trHeight w:val="453" w:hRule="exact"/>
-          <w:trHeight w:val="453" w:hRule="exact"/>
-          <w:trHeight w:val="453" w:hRule="exact"/>
-        </w:trPr>
-        <w:tc>
-          <w:tcPr>
-            <w:tcW w:type="dxa" w:w="1701"/>
+            <w:tcW w:type="dxa" w:w="4706"/>
             <w:vAlign w:val="center"/>
           </w:tcPr>
           <w:p>
@@ -1557,64 +4243,28 @@
         </w:tc>
         <w:tc>
           <w:tcPr>
-            <w:tcW w:type="dxa" w:w="1701"/>
+            <w:tcW w:type="dxa" w:w="397"/>
             <w:vAlign w:val="center"/>
+            <w:shd w:val="clear" w:color="auto" w:fill="D9D9D9"/>
           </w:tcPr>
           <w:p>
             <w:pPr>
               <w:spacing w:before="0" w:after="0"/>
-              <w:jc w:val="left"/>
+              <w:jc w:val="center"/>
             </w:pPr>
             <w:r>
               <w:rPr>
                 <w:rFonts w:ascii="MS Gothic" w:hAnsi="MS Gothic" w:eastAsia="MS Gothic"/>
-                <w:b w:val="0"/>
-                <w:sz w:val="18"/>
+                <w:b/>
+                <w:sz w:val="16"/>
               </w:rPr>
+              <w:t>(5)</w:t>
             </w:r>
           </w:p>
         </w:tc>
         <w:tc>
           <w:tcPr>
-            <w:tcW w:type="dxa" w:w="1701"/>
-            <w:vAlign w:val="center"/>
-          </w:tcPr>
-          <w:p>
-            <w:pPr>
-              <w:spacing w:before="0" w:after="0"/>
-              <w:jc w:val="left"/>
-            </w:pPr>
-            <w:r>
-              <w:rPr>
-                <w:rFonts w:ascii="MS Gothic" w:hAnsi="MS Gothic" w:eastAsia="MS Gothic"/>
-                <w:b w:val="0"/>
-                <w:sz w:val="18"/>
-              </w:rPr>
-            </w:r>
-          </w:p>
-        </w:tc>
-        <w:tc>
-          <w:tcPr>
-            <w:tcW w:type="dxa" w:w="1701"/>
-            <w:vAlign w:val="center"/>
-          </w:tcPr>
-          <w:p>
-            <w:pPr>
-              <w:spacing w:before="0" w:after="0"/>
-              <w:jc w:val="left"/>
-            </w:pPr>
-            <w:r>
-              <w:rPr>
-                <w:rFonts w:ascii="MS Gothic" w:hAnsi="MS Gothic" w:eastAsia="MS Gothic"/>
-                <w:b w:val="0"/>
-                <w:sz w:val="18"/>
-              </w:rPr>
-            </w:r>
-          </w:p>
-        </w:tc>
-        <w:tc>
-          <w:tcPr>
-            <w:tcW w:type="dxa" w:w="1701"/>
+            <w:tcW w:type="dxa" w:w="4706"/>
             <w:vAlign w:val="center"/>
           </w:tcPr>
           <w:p>
@@ -1635,25 +4285,7 @@
     </w:tbl>
     <w:p>
       <w:pPr>
-        <w:spacing w:after="40"/>
-      </w:pPr>
-    </w:p>
-    <w:p>
-      <w:pPr>
-        <w:spacing w:before="40" w:after="20"/>
-      </w:pPr>
-      <w:r>
-        <w:rPr>
-          <w:rFonts w:ascii="MS Gothic" w:hAnsi="MS Gothic" w:eastAsia="MS Gothic"/>
-          <w:b/>
-          <w:sz w:val="20"/>
-        </w:rPr>
-        <w:t>３　Grammar and Usage　（28点）</w:t>
-      </w:r>
-    </w:p>
-    <w:p>
-      <w:pPr>
-        <w:spacing w:after="20"/>
+        <w:spacing w:before="80" w:after="20"/>
       </w:pPr>
       <w:r>
         <w:rPr>
@@ -1661,7 +4293,20 @@
           <w:b/>
           <w:sz w:val="18"/>
         </w:rPr>
-        <w:t>A　語句整序（1×10=10点）　※完全正答のみ得点</w:t>
+        <w:t>６　（思考・判断・表現　15点）</w:t>
+      </w:r>
+    </w:p>
+    <w:p>
+      <w:pPr>
+        <w:spacing w:before="20" w:after="20"/>
+      </w:pPr>
+      <w:r>
+        <w:rPr>
+          <w:rFonts w:ascii="MS Gothic" w:hAnsi="MS Gothic" w:eastAsia="MS Gothic"/>
+          <w:b w:val="0"/>
+          <w:sz w:val="17"/>
+        </w:rPr>
+        <w:t>問1（1点）　問2（2点）　問5（2点）　　各選択（A・B・C・D）</w:t>
       </w:r>
     </w:p>
     <w:tbl>
@@ -1672,42 +4317,135 @@
         <w:tblLook w:firstColumn="1" w:firstRow="1" w:lastColumn="0" w:lastRow="0" w:noHBand="0" w:noVBand="1" w:val="04A0"/>
       </w:tblPr>
       <w:tblGrid>
-        <w:gridCol w:w="5103"/>
-        <w:gridCol w:w="5103"/>
+        <w:gridCol w:w="1701"/>
+        <w:gridCol w:w="1701"/>
+        <w:gridCol w:w="1701"/>
+        <w:gridCol w:w="1701"/>
+        <w:gridCol w:w="1701"/>
+        <w:gridCol w:w="1701"/>
       </w:tblGrid>
       <w:tr>
         <w:trPr>
-          <w:trHeight w:val="481" w:hRule="exact"/>
+          <w:trHeight w:val="249" w:hRule="exact"/>
         </w:trPr>
         <w:tc>
           <w:tcPr>
-            <w:tcW w:type="dxa" w:w="2835"/>
+            <w:tcW w:type="dxa" w:w="1247"/>
+            <w:vAlign w:val="center"/>
+            <w:shd w:val="clear" w:color="auto" w:fill="D9D9D9"/>
+          </w:tcPr>
+          <w:p>
+            <w:pPr>
+              <w:spacing w:before="0" w:after="0"/>
+              <w:jc w:val="center"/>
+            </w:pPr>
+            <w:r>
+              <w:rPr>
+                <w:rFonts w:ascii="MS Gothic" w:hAnsi="MS Gothic" w:eastAsia="MS Gothic"/>
+                <w:b/>
+                <w:sz w:val="16"/>
+              </w:rPr>
+              <w:t>問1</w:t>
+            </w:r>
+          </w:p>
+        </w:tc>
+        <w:tc>
+          <w:tcPr>
+            <w:tcW w:type="dxa" w:w="1474"/>
             <w:vAlign w:val="center"/>
           </w:tcPr>
           <w:p>
             <w:pPr>
               <w:spacing w:before="0" w:after="0"/>
-              <w:jc w:val="left"/>
+              <w:jc w:val="center"/>
             </w:pPr>
             <w:r>
               <w:rPr>
                 <w:rFonts w:ascii="MS Gothic" w:hAnsi="MS Gothic" w:eastAsia="MS Gothic"/>
                 <w:b w:val="0"/>
-                <w:sz w:val="15"/>
+                <w:sz w:val="18"/>
               </w:rPr>
-              <w:t>1. 非常に多くの人が毎年その国を訪れます。</w:t>
             </w:r>
           </w:p>
         </w:tc>
         <w:tc>
           <w:tcPr>
-            <w:tcW w:type="dxa" w:w="5953"/>
+            <w:tcW w:type="dxa" w:w="1247"/>
+            <w:vAlign w:val="center"/>
+            <w:shd w:val="clear" w:color="auto" w:fill="D9D9D9"/>
+          </w:tcPr>
+          <w:p>
+            <w:pPr>
+              <w:spacing w:before="0" w:after="0"/>
+              <w:jc w:val="center"/>
+            </w:pPr>
+            <w:r>
+              <w:rPr>
+                <w:rFonts w:ascii="MS Gothic" w:hAnsi="MS Gothic" w:eastAsia="MS Gothic"/>
+                <w:b/>
+                <w:sz w:val="16"/>
+              </w:rPr>
+              <w:t>問2</w:t>
+            </w:r>
+          </w:p>
+        </w:tc>
+        <w:tc>
+          <w:tcPr>
+            <w:tcW w:type="dxa" w:w="1474"/>
             <w:vAlign w:val="center"/>
           </w:tcPr>
           <w:p>
             <w:pPr>
               <w:spacing w:before="0" w:after="0"/>
-              <w:jc w:val="left"/>
+              <w:jc w:val="center"/>
+            </w:pPr>
+            <w:r>
+              <w:rPr>
+                <w:rFonts w:ascii="MS Gothic" w:hAnsi="MS Gothic" w:eastAsia="MS Gothic"/>
+                <w:b w:val="0"/>
+                <w:sz w:val="18"/>
+              </w:rPr>
+            </w:r>
+          </w:p>
+        </w:tc>
+        <w:tc>
+          <w:tcPr>
+            <w:tcW w:type="dxa" w:w="1247"/>
+            <w:vAlign w:val="center"/>
+            <w:shd w:val="clear" w:color="auto" w:fill="D9D9D9"/>
+          </w:tcPr>
+          <w:p>
+            <w:pPr>
+              <w:spacing w:before="0" w:after="0"/>
+              <w:jc w:val="center"/>
+            </w:pPr>
+            <w:r>
+              <w:rPr>
+                <w:rFonts w:ascii="MS Gothic" w:hAnsi="MS Gothic" w:eastAsia="MS Gothic"/>
+                <w:b/>
+                <w:sz w:val="16"/>
+              </w:rPr>
+              <w:t>問5</w:t>
+            </w:r>
+          </w:p>
+        </w:tc>
+        <w:tc>
+          <w:tcPr>
+            <w:tcW w:type="dxa" w:w="3515"/>
+            <w:vAlign w:val="center"/>
+            <w:tcBorders>
+              <w:top w:val="none" w:sz="0" w:space="0" w:color="auto"/>
+              <w:left w:val="none" w:sz="0" w:space="0" w:color="auto"/>
+              <w:bottom w:val="none" w:sz="0" w:space="0" w:color="auto"/>
+              <w:right w:val="none" w:sz="0" w:space="0" w:color="auto"/>
+              <w:insideH w:val="none" w:sz="0" w:space="0" w:color="auto"/>
+              <w:insideV w:val="none" w:sz="0" w:space="0" w:color="auto"/>
+            </w:tcBorders>
+          </w:tcPr>
+          <w:p>
+            <w:pPr>
+              <w:spacing w:before="0" w:after="0"/>
+              <w:jc w:val="center"/>
             </w:pPr>
             <w:r>
               <w:rPr>
@@ -1721,17 +4459,17 @@
       </w:tr>
       <w:tr>
         <w:trPr>
-          <w:trHeight w:val="481" w:hRule="exact"/>
+          <w:trHeight w:val="385" w:hRule="exact"/>
         </w:trPr>
         <w:tc>
           <w:tcPr>
-            <w:tcW w:type="dxa" w:w="2835"/>
+            <w:tcW w:type="dxa" w:w="1247"/>
             <w:vAlign w:val="center"/>
           </w:tcPr>
           <w:p>
             <w:pPr>
               <w:spacing w:before="0" w:after="0"/>
-              <w:jc w:val="left"/>
+              <w:jc w:val="center"/>
             </w:pPr>
             <w:r>
               <w:rPr>
@@ -1739,19 +4477,19 @@
                 <w:b w:val="0"/>
                 <w:sz w:val="15"/>
               </w:rPr>
-              <w:t>2. 中国はその巨大な建造物でも有名です。</w:t>
+              <w:t>答え</w:t>
             </w:r>
           </w:p>
         </w:tc>
         <w:tc>
           <w:tcPr>
-            <w:tcW w:type="dxa" w:w="5953"/>
+            <w:tcW w:type="dxa" w:w="1474"/>
             <w:vAlign w:val="center"/>
           </w:tcPr>
           <w:p>
             <w:pPr>
               <w:spacing w:before="0" w:after="0"/>
-              <w:jc w:val="left"/>
+              <w:jc w:val="center"/>
             </w:pPr>
             <w:r>
               <w:rPr>
@@ -1762,20 +4500,15 @@
             </w:r>
           </w:p>
         </w:tc>
-      </w:tr>
-      <w:tr>
-        <w:trPr>
-          <w:trHeight w:val="481" w:hRule="exact"/>
-        </w:trPr>
         <w:tc>
           <w:tcPr>
-            <w:tcW w:type="dxa" w:w="2835"/>
+            <w:tcW w:type="dxa" w:w="1247"/>
             <w:vAlign w:val="center"/>
           </w:tcPr>
           <w:p>
             <w:pPr>
               <w:spacing w:before="0" w:after="0"/>
-              <w:jc w:val="left"/>
+              <w:jc w:val="center"/>
             </w:pPr>
             <w:r>
               <w:rPr>
@@ -1783,19 +4516,19 @@
                 <w:b w:val="0"/>
                 <w:sz w:val="15"/>
               </w:rPr>
-              <w:t>3. アイスランドの夏は過ごしやすいです。</w:t>
+              <w:t>答え</w:t>
             </w:r>
           </w:p>
         </w:tc>
         <w:tc>
           <w:tcPr>
-            <w:tcW w:type="dxa" w:w="5953"/>
+            <w:tcW w:type="dxa" w:w="1474"/>
             <w:vAlign w:val="center"/>
           </w:tcPr>
           <w:p>
             <w:pPr>
               <w:spacing w:before="0" w:after="0"/>
-              <w:jc w:val="left"/>
+              <w:jc w:val="center"/>
             </w:pPr>
             <w:r>
               <w:rPr>
@@ -1806,20 +4539,15 @@
             </w:r>
           </w:p>
         </w:tc>
-      </w:tr>
-      <w:tr>
-        <w:trPr>
-          <w:trHeight w:val="481" w:hRule="exact"/>
-        </w:trPr>
         <w:tc>
           <w:tcPr>
-            <w:tcW w:type="dxa" w:w="2835"/>
+            <w:tcW w:type="dxa" w:w="1247"/>
             <w:vAlign w:val="center"/>
           </w:tcPr>
           <w:p>
             <w:pPr>
               <w:spacing w:before="0" w:after="0"/>
-              <w:jc w:val="left"/>
+              <w:jc w:val="center"/>
             </w:pPr>
             <w:r>
               <w:rPr>
@@ -1827,283 +4555,27 @@
                 <w:b w:val="0"/>
                 <w:sz w:val="15"/>
               </w:rPr>
-              <w:t>4. 世界地図上でその国が巨大な猫のように見えるのが面白い。</w:t>
+              <w:t>答え</w:t>
             </w:r>
           </w:p>
         </w:tc>
         <w:tc>
           <w:tcPr>
-            <w:tcW w:type="dxa" w:w="5953"/>
+            <w:tcW w:type="dxa" w:w="3515"/>
             <w:vAlign w:val="center"/>
+            <w:tcBorders>
+              <w:top w:val="none" w:sz="0" w:space="0" w:color="auto"/>
+              <w:left w:val="none" w:sz="0" w:space="0" w:color="auto"/>
+              <w:bottom w:val="none" w:sz="0" w:space="0" w:color="auto"/>
+              <w:right w:val="none" w:sz="0" w:space="0" w:color="auto"/>
+              <w:insideH w:val="none" w:sz="0" w:space="0" w:color="auto"/>
+              <w:insideV w:val="none" w:sz="0" w:space="0" w:color="auto"/>
+            </w:tcBorders>
           </w:tcPr>
           <w:p>
             <w:pPr>
               <w:spacing w:before="0" w:after="0"/>
-              <w:jc w:val="left"/>
-            </w:pPr>
-            <w:r>
-              <w:rPr>
-                <w:rFonts w:ascii="MS Gothic" w:hAnsi="MS Gothic" w:eastAsia="MS Gothic"/>
-                <w:b w:val="0"/>
-                <w:sz w:val="18"/>
-              </w:rPr>
-            </w:r>
-          </w:p>
-        </w:tc>
-      </w:tr>
-      <w:tr>
-        <w:trPr>
-          <w:trHeight w:val="481" w:hRule="exact"/>
-        </w:trPr>
-        <w:tc>
-          <w:tcPr>
-            <w:tcW w:type="dxa" w:w="2835"/>
-            <w:vAlign w:val="center"/>
-          </w:tcPr>
-          <w:p>
-            <w:pPr>
-              <w:spacing w:before="0" w:after="0"/>
-              <w:jc w:val="left"/>
-            </w:pPr>
-            <w:r>
-              <w:rPr>
-                <w:rFonts w:ascii="MS Gothic" w:hAnsi="MS Gothic" w:eastAsia="MS Gothic"/>
-                <w:b w:val="0"/>
-                <w:sz w:val="15"/>
-              </w:rPr>
-              <w:t>5. 世界には探究すべき新しい場所が多すぎる。</w:t>
-            </w:r>
-          </w:p>
-        </w:tc>
-        <w:tc>
-          <w:tcPr>
-            <w:tcW w:type="dxa" w:w="5953"/>
-            <w:vAlign w:val="center"/>
-          </w:tcPr>
-          <w:p>
-            <w:pPr>
-              <w:spacing w:before="0" w:after="0"/>
-              <w:jc w:val="left"/>
-            </w:pPr>
-            <w:r>
-              <w:rPr>
-                <w:rFonts w:ascii="MS Gothic" w:hAnsi="MS Gothic" w:eastAsia="MS Gothic"/>
-                <w:b w:val="0"/>
-                <w:sz w:val="18"/>
-              </w:rPr>
-            </w:r>
-          </w:p>
-        </w:tc>
-      </w:tr>
-      <w:tr>
-        <w:trPr>
-          <w:trHeight w:val="481" w:hRule="exact"/>
-        </w:trPr>
-        <w:tc>
-          <w:tcPr>
-            <w:tcW w:type="dxa" w:w="2835"/>
-            <w:vAlign w:val="center"/>
-          </w:tcPr>
-          <w:p>
-            <w:pPr>
-              <w:spacing w:before="0" w:after="0"/>
-              <w:jc w:val="left"/>
-            </w:pPr>
-            <w:r>
-              <w:rPr>
-                <w:rFonts w:ascii="MS Gothic" w:hAnsi="MS Gothic" w:eastAsia="MS Gothic"/>
-                <w:b w:val="0"/>
-                <w:sz w:val="15"/>
-              </w:rPr>
-              <w:t>6. 著者は庭の樹齢100年の木に着想を得た。</w:t>
-            </w:r>
-          </w:p>
-        </w:tc>
-        <w:tc>
-          <w:tcPr>
-            <w:tcW w:type="dxa" w:w="5953"/>
-            <w:vAlign w:val="center"/>
-          </w:tcPr>
-          <w:p>
-            <w:pPr>
-              <w:spacing w:before="0" w:after="0"/>
-              <w:jc w:val="left"/>
-            </w:pPr>
-            <w:r>
-              <w:rPr>
-                <w:rFonts w:ascii="MS Gothic" w:hAnsi="MS Gothic" w:eastAsia="MS Gothic"/>
-                <w:b w:val="0"/>
-                <w:sz w:val="18"/>
-              </w:rPr>
-            </w:r>
-          </w:p>
-        </w:tc>
-      </w:tr>
-      <w:tr>
-        <w:trPr>
-          <w:trHeight w:val="481" w:hRule="exact"/>
-        </w:trPr>
-        <w:tc>
-          <w:tcPr>
-            <w:tcW w:type="dxa" w:w="2835"/>
-            <w:vAlign w:val="center"/>
-          </w:tcPr>
-          <w:p>
-            <w:pPr>
-              <w:spacing w:before="0" w:after="0"/>
-              <w:jc w:val="left"/>
-            </w:pPr>
-            <w:r>
-              <w:rPr>
-                <w:rFonts w:ascii="MS Gothic" w:hAnsi="MS Gothic" w:eastAsia="MS Gothic"/>
-                <w:b w:val="0"/>
-                <w:sz w:val="15"/>
-              </w:rPr>
-              <w:t>7. かなり怖いですが，あと少しの恐怖が話をよりいっそうおもしろくしていたでしょう。</w:t>
-            </w:r>
-          </w:p>
-        </w:tc>
-        <w:tc>
-          <w:tcPr>
-            <w:tcW w:type="dxa" w:w="5953"/>
-            <w:vAlign w:val="center"/>
-          </w:tcPr>
-          <w:p>
-            <w:pPr>
-              <w:spacing w:before="0" w:after="0"/>
-              <w:jc w:val="left"/>
-            </w:pPr>
-            <w:r>
-              <w:rPr>
-                <w:rFonts w:ascii="MS Gothic" w:hAnsi="MS Gothic" w:eastAsia="MS Gothic"/>
-                <w:b w:val="0"/>
-                <w:sz w:val="18"/>
-              </w:rPr>
-            </w:r>
-          </w:p>
-        </w:tc>
-      </w:tr>
-      <w:tr>
-        <w:trPr>
-          <w:trHeight w:val="481" w:hRule="exact"/>
-        </w:trPr>
-        <w:tc>
-          <w:tcPr>
-            <w:tcW w:type="dxa" w:w="2835"/>
-            <w:vAlign w:val="center"/>
-          </w:tcPr>
-          <w:p>
-            <w:pPr>
-              <w:spacing w:before="0" w:after="0"/>
-              <w:jc w:val="left"/>
-            </w:pPr>
-            <w:r>
-              <w:rPr>
-                <w:rFonts w:ascii="MS Gothic" w:hAnsi="MS Gothic" w:eastAsia="MS Gothic"/>
-                <w:b w:val="0"/>
-                <w:sz w:val="15"/>
-              </w:rPr>
-              <w:t>8. 日本ではゲストをもてなすことがとても大切です。</w:t>
-            </w:r>
-          </w:p>
-        </w:tc>
-        <w:tc>
-          <w:tcPr>
-            <w:tcW w:type="dxa" w:w="5953"/>
-            <w:vAlign w:val="center"/>
-          </w:tcPr>
-          <w:p>
-            <w:pPr>
-              <w:spacing w:before="0" w:after="0"/>
-              <w:jc w:val="left"/>
-            </w:pPr>
-            <w:r>
-              <w:rPr>
-                <w:rFonts w:ascii="MS Gothic" w:hAnsi="MS Gothic" w:eastAsia="MS Gothic"/>
-                <w:b w:val="0"/>
-                <w:sz w:val="18"/>
-              </w:rPr>
-            </w:r>
-          </w:p>
-        </w:tc>
-      </w:tr>
-      <w:tr>
-        <w:trPr>
-          <w:trHeight w:val="481" w:hRule="exact"/>
-        </w:trPr>
-        <w:tc>
-          <w:tcPr>
-            <w:tcW w:type="dxa" w:w="2835"/>
-            <w:vAlign w:val="center"/>
-          </w:tcPr>
-          <w:p>
-            <w:pPr>
-              <w:spacing w:before="0" w:after="0"/>
-              <w:jc w:val="left"/>
-            </w:pPr>
-            <w:r>
-              <w:rPr>
-                <w:rFonts w:ascii="MS Gothic" w:hAnsi="MS Gothic" w:eastAsia="MS Gothic"/>
-                <w:b w:val="0"/>
-                <w:sz w:val="15"/>
-              </w:rPr>
-              <w:t>9. これらの恐竜の化石がどのように発見されたかを楽しく読んでみてください。</w:t>
-            </w:r>
-          </w:p>
-        </w:tc>
-        <w:tc>
-          <w:tcPr>
-            <w:tcW w:type="dxa" w:w="5953"/>
-            <w:vAlign w:val="center"/>
-          </w:tcPr>
-          <w:p>
-            <w:pPr>
-              <w:spacing w:before="0" w:after="0"/>
-              <w:jc w:val="left"/>
-            </w:pPr>
-            <w:r>
-              <w:rPr>
-                <w:rFonts w:ascii="MS Gothic" w:hAnsi="MS Gothic" w:eastAsia="MS Gothic"/>
-                <w:b w:val="0"/>
-                <w:sz w:val="18"/>
-              </w:rPr>
-            </w:r>
-          </w:p>
-        </w:tc>
-      </w:tr>
-      <w:tr>
-        <w:trPr>
-          <w:trHeight w:val="481" w:hRule="exact"/>
-        </w:trPr>
-        <w:tc>
-          <w:tcPr>
-            <w:tcW w:type="dxa" w:w="2835"/>
-            <w:vAlign w:val="center"/>
-          </w:tcPr>
-          <w:p>
-            <w:pPr>
-              <w:spacing w:before="0" w:after="0"/>
-              <w:jc w:val="left"/>
-            </w:pPr>
-            <w:r>
-              <w:rPr>
-                <w:rFonts w:ascii="MS Gothic" w:hAnsi="MS Gothic" w:eastAsia="MS Gothic"/>
-                <w:b w:val="0"/>
-                <w:sz w:val="15"/>
-              </w:rPr>
-              <w:t>10. その魔法の街で彼女は偉大な魔法使いとして尊敬されている。</w:t>
-            </w:r>
-          </w:p>
-        </w:tc>
-        <w:tc>
-          <w:tcPr>
-            <w:tcW w:type="dxa" w:w="5953"/>
-            <w:vAlign w:val="center"/>
-          </w:tcPr>
-          <w:p>
-            <w:pPr>
-              <w:spacing w:before="0" w:after="0"/>
-              <w:jc w:val="left"/>
+              <w:jc w:val="center"/>
             </w:pPr>
             <w:r>
               <w:rPr>
@@ -2118,1833 +4590,15 @@
     </w:tbl>
     <w:p>
       <w:pPr>
-        <w:spacing w:before="60" w:after="20"/>
-      </w:pPr>
-      <w:r>
-        <w:rPr>
-          <w:rFonts w:ascii="MS Gothic" w:hAnsi="MS Gothic" w:eastAsia="MS Gothic"/>
-          <w:b/>
-          <w:sz w:val="18"/>
-        </w:rPr>
-        <w:t>B　空所補充（1×12=12点）</w:t>
-      </w:r>
-    </w:p>
-    <w:tbl>
-      <w:tblPr>
-        <w:tblStyle w:val="TableGrid"/>
-        <w:tblW w:type="auto" w:w="0"/>
-        <w:jc w:val="left"/>
-        <w:tblLook w:firstColumn="1" w:firstRow="1" w:lastColumn="0" w:lastRow="0" w:noHBand="0" w:noVBand="1" w:val="04A0"/>
-      </w:tblPr>
-      <w:tblGrid>
-        <w:gridCol w:w="5103"/>
-        <w:gridCol w:w="5103"/>
-      </w:tblGrid>
-      <w:tr>
-        <w:trPr>
-          <w:trHeight w:val="481" w:hRule="exact"/>
-        </w:trPr>
-        <w:tc>
-          <w:tcPr>
-            <w:tcW w:type="dxa" w:w="567"/>
-            <w:vAlign w:val="center"/>
-          </w:tcPr>
-          <w:p>
-            <w:pPr>
-              <w:spacing w:before="0" w:after="0"/>
-              <w:jc w:val="center"/>
-            </w:pPr>
-            <w:r>
-              <w:rPr>
-                <w:rFonts w:ascii="MS Gothic" w:hAnsi="MS Gothic" w:eastAsia="MS Gothic"/>
-                <w:b/>
-                <w:sz w:val="16"/>
-              </w:rPr>
-              <w:t>1.</w:t>
-            </w:r>
-          </w:p>
-        </w:tc>
-        <w:tc>
-          <w:tcPr>
-            <w:tcW w:type="dxa" w:w="8220"/>
-            <w:vAlign w:val="center"/>
-          </w:tcPr>
-          <w:p>
-            <w:pPr>
-              <w:spacing w:before="0" w:after="0"/>
-              <w:jc w:val="left"/>
-            </w:pPr>
-            <w:r>
-              <w:rPr>
-                <w:rFonts w:ascii="MS Gothic" w:hAnsi="MS Gothic" w:eastAsia="MS Gothic"/>
-                <w:b w:val="0"/>
-                <w:sz w:val="16"/>
-              </w:rPr>
-              <w:t>(　　　　) have a lot of snow in winter in this area.</w:t>
-            </w:r>
-          </w:p>
-        </w:tc>
-      </w:tr>
-      <w:tr>
-        <w:trPr>
-          <w:trHeight w:val="481" w:hRule="exact"/>
-        </w:trPr>
-        <w:tc>
-          <w:tcPr>
-            <w:tcW w:type="dxa" w:w="567"/>
-            <w:vAlign w:val="center"/>
-          </w:tcPr>
-          <w:p>
-            <w:pPr>
-              <w:spacing w:before="0" w:after="0"/>
-              <w:jc w:val="center"/>
-            </w:pPr>
-            <w:r>
-              <w:rPr>
-                <w:rFonts w:ascii="MS Gothic" w:hAnsi="MS Gothic" w:eastAsia="MS Gothic"/>
-                <w:b/>
-                <w:sz w:val="16"/>
-              </w:rPr>
-              <w:t>2.</w:t>
-            </w:r>
-          </w:p>
-        </w:tc>
-        <w:tc>
-          <w:tcPr>
-            <w:tcW w:type="dxa" w:w="8220"/>
-            <w:vAlign w:val="center"/>
-          </w:tcPr>
-          <w:p>
-            <w:pPr>
-              <w:spacing w:before="0" w:after="0"/>
-              <w:jc w:val="left"/>
-            </w:pPr>
-            <w:r>
-              <w:rPr>
-                <w:rFonts w:ascii="MS Gothic" w:hAnsi="MS Gothic" w:eastAsia="MS Gothic"/>
-                <w:b w:val="0"/>
-                <w:sz w:val="16"/>
-              </w:rPr>
-              <w:t>(　　　　) is interesting (　　　　) learn about other cultures.</w:t>
-            </w:r>
-          </w:p>
-        </w:tc>
-      </w:tr>
-      <w:tr>
-        <w:trPr>
-          <w:trHeight w:val="481" w:hRule="exact"/>
-        </w:trPr>
-        <w:tc>
-          <w:tcPr>
-            <w:tcW w:type="dxa" w:w="567"/>
-            <w:vAlign w:val="center"/>
-          </w:tcPr>
-          <w:p>
-            <w:pPr>
-              <w:spacing w:before="0" w:after="0"/>
-              <w:jc w:val="center"/>
-            </w:pPr>
-            <w:r>
-              <w:rPr>
-                <w:rFonts w:ascii="MS Gothic" w:hAnsi="MS Gothic" w:eastAsia="MS Gothic"/>
-                <w:b/>
-                <w:sz w:val="16"/>
-              </w:rPr>
-              <w:t>3.</w:t>
-            </w:r>
-          </w:p>
-        </w:tc>
-        <w:tc>
-          <w:tcPr>
-            <w:tcW w:type="dxa" w:w="8220"/>
-            <w:vAlign w:val="center"/>
-          </w:tcPr>
-          <w:p>
-            <w:pPr>
-              <w:spacing w:before="0" w:after="0"/>
-              <w:jc w:val="left"/>
-            </w:pPr>
-            <w:r>
-              <w:rPr>
-                <w:rFonts w:ascii="MS Gothic" w:hAnsi="MS Gothic" w:eastAsia="MS Gothic"/>
-                <w:b w:val="0"/>
-                <w:sz w:val="16"/>
-              </w:rPr>
-              <w:t>(　　　　) (　　　　) more than 500 species of mammal in Indonesia.</w:t>
-            </w:r>
-          </w:p>
-        </w:tc>
-      </w:tr>
-      <w:tr>
-        <w:trPr>
-          <w:trHeight w:val="481" w:hRule="exact"/>
-        </w:trPr>
-        <w:tc>
-          <w:tcPr>
-            <w:tcW w:type="dxa" w:w="567"/>
-            <w:vAlign w:val="center"/>
-          </w:tcPr>
-          <w:p>
-            <w:pPr>
-              <w:spacing w:before="0" w:after="0"/>
-              <w:jc w:val="center"/>
-            </w:pPr>
-            <w:r>
-              <w:rPr>
-                <w:rFonts w:ascii="MS Gothic" w:hAnsi="MS Gothic" w:eastAsia="MS Gothic"/>
-                <w:b/>
-                <w:sz w:val="16"/>
-              </w:rPr>
-              <w:t>4.</w:t>
-            </w:r>
-          </w:p>
-        </w:tc>
-        <w:tc>
-          <w:tcPr>
-            <w:tcW w:type="dxa" w:w="8220"/>
-            <w:vAlign w:val="center"/>
-          </w:tcPr>
-          <w:p>
-            <w:pPr>
-              <w:spacing w:before="0" w:after="0"/>
-              <w:jc w:val="left"/>
-            </w:pPr>
-            <w:r>
-              <w:rPr>
-                <w:rFonts w:ascii="MS Gothic" w:hAnsi="MS Gothic" w:eastAsia="MS Gothic"/>
-                <w:b w:val="0"/>
-                <w:sz w:val="16"/>
-              </w:rPr>
-              <w:t>The scholarship (　　　　) (　　　　) (　　　　) go on to college.</w:t>
-            </w:r>
-          </w:p>
-        </w:tc>
-      </w:tr>
-      <w:tr>
-        <w:trPr>
-          <w:trHeight w:val="481" w:hRule="exact"/>
-        </w:trPr>
-        <w:tc>
-          <w:tcPr>
-            <w:tcW w:type="dxa" w:w="567"/>
-            <w:vAlign w:val="center"/>
-          </w:tcPr>
-          <w:p>
-            <w:pPr>
-              <w:spacing w:before="0" w:after="0"/>
-              <w:jc w:val="center"/>
-            </w:pPr>
-            <w:r>
-              <w:rPr>
-                <w:rFonts w:ascii="MS Gothic" w:hAnsi="MS Gothic" w:eastAsia="MS Gothic"/>
-                <w:b/>
-                <w:sz w:val="16"/>
-              </w:rPr>
-              <w:t>5.</w:t>
-            </w:r>
-          </w:p>
-        </w:tc>
-        <w:tc>
-          <w:tcPr>
-            <w:tcW w:type="dxa" w:w="8220"/>
-            <w:vAlign w:val="center"/>
-          </w:tcPr>
-          <w:p>
-            <w:pPr>
-              <w:spacing w:before="0" w:after="0"/>
-              <w:jc w:val="left"/>
-            </w:pPr>
-            <w:r>
-              <w:rPr>
-                <w:rFonts w:ascii="MS Gothic" w:hAnsi="MS Gothic" w:eastAsia="MS Gothic"/>
-                <w:b w:val="0"/>
-                <w:sz w:val="16"/>
-              </w:rPr>
-              <w:t>Illness (　　　　) me (　　　　) (　　　　) to school.</w:t>
-            </w:r>
-          </w:p>
-        </w:tc>
-      </w:tr>
-      <w:tr>
-        <w:trPr>
-          <w:trHeight w:val="481" w:hRule="exact"/>
-        </w:trPr>
-        <w:tc>
-          <w:tcPr>
-            <w:tcW w:type="dxa" w:w="567"/>
-            <w:vAlign w:val="center"/>
-          </w:tcPr>
-          <w:p>
-            <w:pPr>
-              <w:spacing w:before="0" w:after="0"/>
-              <w:jc w:val="center"/>
-            </w:pPr>
-            <w:r>
-              <w:rPr>
-                <w:rFonts w:ascii="MS Gothic" w:hAnsi="MS Gothic" w:eastAsia="MS Gothic"/>
-                <w:b/>
-                <w:sz w:val="16"/>
-              </w:rPr>
-              <w:t>6.</w:t>
-            </w:r>
-          </w:p>
-        </w:tc>
-        <w:tc>
-          <w:tcPr>
-            <w:tcW w:type="dxa" w:w="8220"/>
-            <w:vAlign w:val="center"/>
-          </w:tcPr>
-          <w:p>
-            <w:pPr>
-              <w:spacing w:before="0" w:after="0"/>
-              <w:jc w:val="left"/>
-            </w:pPr>
-            <w:r>
-              <w:rPr>
-                <w:rFonts w:ascii="MS Gothic" w:hAnsi="MS Gothic" w:eastAsia="MS Gothic"/>
-                <w:b w:val="0"/>
-                <w:sz w:val="16"/>
-              </w:rPr>
-              <w:t>The Little Prince (　　　　) (　　　　) (　　　　) into over 300 languages.</w:t>
-            </w:r>
-          </w:p>
-        </w:tc>
-      </w:tr>
-      <w:tr>
-        <w:trPr>
-          <w:trHeight w:val="481" w:hRule="exact"/>
-        </w:trPr>
-        <w:tc>
-          <w:tcPr>
-            <w:tcW w:type="dxa" w:w="567"/>
-            <w:vAlign w:val="center"/>
-          </w:tcPr>
-          <w:p>
-            <w:pPr>
-              <w:spacing w:before="0" w:after="0"/>
-              <w:jc w:val="center"/>
-            </w:pPr>
-            <w:r>
-              <w:rPr>
-                <w:rFonts w:ascii="MS Gothic" w:hAnsi="MS Gothic" w:eastAsia="MS Gothic"/>
-                <w:b/>
-                <w:sz w:val="16"/>
-              </w:rPr>
-              <w:t>7.</w:t>
-            </w:r>
-          </w:p>
-        </w:tc>
-        <w:tc>
-          <w:tcPr>
-            <w:tcW w:type="dxa" w:w="8220"/>
-            <w:vAlign w:val="center"/>
-          </w:tcPr>
-          <w:p>
-            <w:pPr>
-              <w:spacing w:before="0" w:after="0"/>
-              <w:jc w:val="left"/>
-            </w:pPr>
-            <w:r>
-              <w:rPr>
-                <w:rFonts w:ascii="MS Gothic" w:hAnsi="MS Gothic" w:eastAsia="MS Gothic"/>
-                <w:b w:val="0"/>
-                <w:sz w:val="16"/>
-              </w:rPr>
-              <w:t>The book (　　　　) over 60 pages of fascinating facts about Japan.</w:t>
-            </w:r>
-          </w:p>
-        </w:tc>
-      </w:tr>
-      <w:tr>
-        <w:trPr>
-          <w:trHeight w:val="481" w:hRule="exact"/>
-        </w:trPr>
-        <w:tc>
-          <w:tcPr>
-            <w:tcW w:type="dxa" w:w="567"/>
-            <w:vAlign w:val="center"/>
-          </w:tcPr>
-          <w:p>
-            <w:pPr>
-              <w:spacing w:before="0" w:after="0"/>
-              <w:jc w:val="center"/>
-            </w:pPr>
-            <w:r>
-              <w:rPr>
-                <w:rFonts w:ascii="MS Gothic" w:hAnsi="MS Gothic" w:eastAsia="MS Gothic"/>
-                <w:b/>
-                <w:sz w:val="16"/>
-              </w:rPr>
-              <w:t>8.</w:t>
-            </w:r>
-          </w:p>
-        </w:tc>
-        <w:tc>
-          <w:tcPr>
-            <w:tcW w:type="dxa" w:w="8220"/>
-            <w:vAlign w:val="center"/>
-          </w:tcPr>
-          <w:p>
-            <w:pPr>
-              <w:spacing w:before="0" w:after="0"/>
-              <w:jc w:val="left"/>
-            </w:pPr>
-            <w:r>
-              <w:rPr>
-                <w:rFonts w:ascii="MS Gothic" w:hAnsi="MS Gothic" w:eastAsia="MS Gothic"/>
-                <w:b w:val="0"/>
-                <w:sz w:val="16"/>
-              </w:rPr>
-              <w:t>be (　　　　) in the (　　　　) of the city</w:t>
-            </w:r>
-          </w:p>
-        </w:tc>
-      </w:tr>
-      <w:tr>
-        <w:trPr>
-          <w:trHeight w:val="481" w:hRule="exact"/>
-        </w:trPr>
-        <w:tc>
-          <w:tcPr>
-            <w:tcW w:type="dxa" w:w="567"/>
-            <w:vAlign w:val="center"/>
-          </w:tcPr>
-          <w:p>
-            <w:pPr>
-              <w:spacing w:before="0" w:after="0"/>
-              <w:jc w:val="center"/>
-            </w:pPr>
-            <w:r>
-              <w:rPr>
-                <w:rFonts w:ascii="MS Gothic" w:hAnsi="MS Gothic" w:eastAsia="MS Gothic"/>
-                <w:b/>
-                <w:sz w:val="16"/>
-              </w:rPr>
-              <w:t>9.</w:t>
-            </w:r>
-          </w:p>
-        </w:tc>
-        <w:tc>
-          <w:tcPr>
-            <w:tcW w:type="dxa" w:w="8220"/>
-            <w:vAlign w:val="center"/>
-          </w:tcPr>
-          <w:p>
-            <w:pPr>
-              <w:spacing w:before="0" w:after="0"/>
-              <w:jc w:val="left"/>
-            </w:pPr>
-            <w:r>
-              <w:rPr>
-                <w:rFonts w:ascii="MS Gothic" w:hAnsi="MS Gothic" w:eastAsia="MS Gothic"/>
-                <w:b w:val="0"/>
-                <w:sz w:val="16"/>
-              </w:rPr>
-              <w:t>The (　　　　) inside the area (　　　　) due to its specific landform.</w:t>
-            </w:r>
-          </w:p>
-        </w:tc>
-      </w:tr>
-      <w:tr>
-        <w:trPr>
-          <w:trHeight w:val="481" w:hRule="exact"/>
-        </w:trPr>
-        <w:tc>
-          <w:tcPr>
-            <w:tcW w:type="dxa" w:w="567"/>
-            <w:vAlign w:val="center"/>
-          </w:tcPr>
-          <w:p>
-            <w:pPr>
-              <w:spacing w:before="0" w:after="0"/>
-              <w:jc w:val="center"/>
-            </w:pPr>
-            <w:r>
-              <w:rPr>
-                <w:rFonts w:ascii="MS Gothic" w:hAnsi="MS Gothic" w:eastAsia="MS Gothic"/>
-                <w:b/>
-                <w:sz w:val="16"/>
-              </w:rPr>
-              <w:t>10.</w:t>
-            </w:r>
-          </w:p>
-        </w:tc>
-        <w:tc>
-          <w:tcPr>
-            <w:tcW w:type="dxa" w:w="8220"/>
-            <w:vAlign w:val="center"/>
-          </w:tcPr>
-          <w:p>
-            <w:pPr>
-              <w:spacing w:before="0" w:after="0"/>
-              <w:jc w:val="left"/>
-            </w:pPr>
-            <w:r>
-              <w:rPr>
-                <w:rFonts w:ascii="MS Gothic" w:hAnsi="MS Gothic" w:eastAsia="MS Gothic"/>
-                <w:b w:val="0"/>
-                <w:sz w:val="16"/>
-              </w:rPr>
-              <w:t>Industrial waste is a major cause of (　　　　) (　　　　).</w:t>
-            </w:r>
-          </w:p>
-        </w:tc>
-      </w:tr>
-      <w:tr>
-        <w:trPr>
-          <w:trHeight w:val="481" w:hRule="exact"/>
-        </w:trPr>
-        <w:tc>
-          <w:tcPr>
-            <w:tcW w:type="dxa" w:w="567"/>
-            <w:vAlign w:val="center"/>
-          </w:tcPr>
-          <w:p>
-            <w:pPr>
-              <w:spacing w:before="0" w:after="0"/>
-              <w:jc w:val="center"/>
-            </w:pPr>
-            <w:r>
-              <w:rPr>
-                <w:rFonts w:ascii="MS Gothic" w:hAnsi="MS Gothic" w:eastAsia="MS Gothic"/>
-                <w:b/>
-                <w:sz w:val="16"/>
-              </w:rPr>
-              <w:t>11.</w:t>
-            </w:r>
-          </w:p>
-        </w:tc>
-        <w:tc>
-          <w:tcPr>
-            <w:tcW w:type="dxa" w:w="8220"/>
-            <w:vAlign w:val="center"/>
-          </w:tcPr>
-          <w:p>
-            <w:pPr>
-              <w:spacing w:before="0" w:after="0"/>
-              <w:jc w:val="left"/>
-            </w:pPr>
-            <w:r>
-              <w:rPr>
-                <w:rFonts w:ascii="MS Gothic" w:hAnsi="MS Gothic" w:eastAsia="MS Gothic"/>
-                <w:b w:val="0"/>
-                <w:sz w:val="16"/>
-              </w:rPr>
-              <w:t>Japan is rapidly becoming an (　　　　) (　　　　)</w:t>
-            </w:r>
-          </w:p>
-        </w:tc>
-      </w:tr>
-      <w:tr>
-        <w:trPr>
-          <w:trHeight w:val="481" w:hRule="exact"/>
-        </w:trPr>
-        <w:tc>
-          <w:tcPr>
-            <w:tcW w:type="dxa" w:w="567"/>
-            <w:vAlign w:val="center"/>
-          </w:tcPr>
-          <w:p>
-            <w:pPr>
-              <w:spacing w:before="0" w:after="0"/>
-              <w:jc w:val="center"/>
-            </w:pPr>
-            <w:r>
-              <w:rPr>
-                <w:rFonts w:ascii="MS Gothic" w:hAnsi="MS Gothic" w:eastAsia="MS Gothic"/>
-                <w:b/>
-                <w:sz w:val="16"/>
-              </w:rPr>
-              <w:t>12.</w:t>
-            </w:r>
-          </w:p>
-        </w:tc>
-        <w:tc>
-          <w:tcPr>
-            <w:tcW w:type="dxa" w:w="8220"/>
-            <w:vAlign w:val="center"/>
-          </w:tcPr>
-          <w:p>
-            <w:pPr>
-              <w:spacing w:before="0" w:after="0"/>
-              <w:jc w:val="left"/>
-            </w:pPr>
-            <w:r>
-              <w:rPr>
-                <w:rFonts w:ascii="MS Gothic" w:hAnsi="MS Gothic" w:eastAsia="MS Gothic"/>
-                <w:b w:val="0"/>
-                <w:sz w:val="16"/>
-              </w:rPr>
-              <w:t>Our company makes good use of (　　　　) technology to improve product quality.</w:t>
-            </w:r>
-          </w:p>
-        </w:tc>
-      </w:tr>
-    </w:tbl>
-    <w:p>
-      <w:pPr>
-        <w:spacing w:before="60" w:after="20"/>
-      </w:pPr>
-      <w:r>
-        <w:rPr>
-          <w:rFonts w:ascii="MS Gothic" w:hAnsi="MS Gothic" w:eastAsia="MS Gothic"/>
-          <w:b/>
-          <w:sz w:val="18"/>
-        </w:rPr>
-        <w:t>C　動詞の活用（1×6=6点）</w:t>
-      </w:r>
-    </w:p>
-    <w:tbl>
-      <w:tblPr>
-        <w:tblStyle w:val="TableGrid"/>
-        <w:tblW w:type="auto" w:w="0"/>
-        <w:jc w:val="left"/>
-        <w:tblLook w:firstColumn="1" w:firstRow="1" w:lastColumn="0" w:lastRow="0" w:noHBand="0" w:noVBand="1" w:val="04A0"/>
-      </w:tblPr>
-      <w:tblGrid>
-        <w:gridCol w:w="5103"/>
-        <w:gridCol w:w="5103"/>
-      </w:tblGrid>
-      <w:tr>
-        <w:trPr>
-          <w:trHeight w:val="481" w:hRule="exact"/>
-        </w:trPr>
-        <w:tc>
-          <w:tcPr>
-            <w:tcW w:type="dxa" w:w="567"/>
-            <w:vAlign w:val="center"/>
-          </w:tcPr>
-          <w:p>
-            <w:pPr>
-              <w:spacing w:before="0" w:after="0"/>
-              <w:jc w:val="center"/>
-            </w:pPr>
-            <w:r>
-              <w:rPr>
-                <w:rFonts w:ascii="MS Gothic" w:hAnsi="MS Gothic" w:eastAsia="MS Gothic"/>
-                <w:b/>
-                <w:sz w:val="16"/>
-              </w:rPr>
-              <w:t>1.</w:t>
-            </w:r>
-          </w:p>
-        </w:tc>
-        <w:tc>
-          <w:tcPr>
-            <w:tcW w:type="dxa" w:w="8220"/>
-            <w:vAlign w:val="center"/>
-          </w:tcPr>
-          <w:p>
-            <w:pPr>
-              <w:spacing w:before="0" w:after="0"/>
-              <w:jc w:val="left"/>
-            </w:pPr>
-            <w:r>
-              <w:rPr>
-                <w:rFonts w:ascii="MS Gothic" w:hAnsi="MS Gothic" w:eastAsia="MS Gothic"/>
-                <w:b w:val="0"/>
-                <w:sz w:val="16"/>
-              </w:rPr>
-              <w:t>Sandy (　　　　　　　　　　) in the library when I saw her two hours ago.　[study]</w:t>
-            </w:r>
-          </w:p>
-        </w:tc>
-      </w:tr>
-      <w:tr>
-        <w:trPr>
-          <w:trHeight w:val="481" w:hRule="exact"/>
-        </w:trPr>
-        <w:tc>
-          <w:tcPr>
-            <w:tcW w:type="dxa" w:w="567"/>
-            <w:vAlign w:val="center"/>
-          </w:tcPr>
-          <w:p>
-            <w:pPr>
-              <w:spacing w:before="0" w:after="0"/>
-              <w:jc w:val="center"/>
-            </w:pPr>
-            <w:r>
-              <w:rPr>
-                <w:rFonts w:ascii="MS Gothic" w:hAnsi="MS Gothic" w:eastAsia="MS Gothic"/>
-                <w:b/>
-                <w:sz w:val="16"/>
-              </w:rPr>
-              <w:t>2.</w:t>
-            </w:r>
-          </w:p>
-        </w:tc>
-        <w:tc>
-          <w:tcPr>
-            <w:tcW w:type="dxa" w:w="8220"/>
-            <w:vAlign w:val="center"/>
-          </w:tcPr>
-          <w:p>
-            <w:pPr>
-              <w:spacing w:before="0" w:after="0"/>
-              <w:jc w:val="left"/>
-            </w:pPr>
-            <w:r>
-              <w:rPr>
-                <w:rFonts w:ascii="MS Gothic" w:hAnsi="MS Gothic" w:eastAsia="MS Gothic"/>
-                <w:b w:val="0"/>
-                <w:sz w:val="16"/>
-              </w:rPr>
-              <w:t>We (　　　　　　　　　　) to the countryside next month.　[move]</w:t>
-            </w:r>
-          </w:p>
-        </w:tc>
-      </w:tr>
-      <w:tr>
-        <w:trPr>
-          <w:trHeight w:val="481" w:hRule="exact"/>
-        </w:trPr>
-        <w:tc>
-          <w:tcPr>
-            <w:tcW w:type="dxa" w:w="567"/>
-            <w:vAlign w:val="center"/>
-          </w:tcPr>
-          <w:p>
-            <w:pPr>
-              <w:spacing w:before="0" w:after="0"/>
-              <w:jc w:val="center"/>
-            </w:pPr>
-            <w:r>
-              <w:rPr>
-                <w:rFonts w:ascii="MS Gothic" w:hAnsi="MS Gothic" w:eastAsia="MS Gothic"/>
-                <w:b/>
-                <w:sz w:val="16"/>
-              </w:rPr>
-              <w:t>3.</w:t>
-            </w:r>
-          </w:p>
-        </w:tc>
-        <w:tc>
-          <w:tcPr>
-            <w:tcW w:type="dxa" w:w="8220"/>
-            <w:vAlign w:val="center"/>
-          </w:tcPr>
-          <w:p>
-            <w:pPr>
-              <w:spacing w:before="0" w:after="0"/>
-              <w:jc w:val="left"/>
-            </w:pPr>
-            <w:r>
-              <w:rPr>
-                <w:rFonts w:ascii="MS Gothic" w:hAnsi="MS Gothic" w:eastAsia="MS Gothic"/>
-                <w:b w:val="0"/>
-                <w:sz w:val="16"/>
-              </w:rPr>
-              <w:t>In some areas, roads (　　　　　　　　　　) since yesterday.　[close]</w:t>
-            </w:r>
-          </w:p>
-        </w:tc>
-      </w:tr>
-      <w:tr>
-        <w:trPr>
-          <w:trHeight w:val="481" w:hRule="exact"/>
-        </w:trPr>
-        <w:tc>
-          <w:tcPr>
-            <w:tcW w:type="dxa" w:w="567"/>
-            <w:vAlign w:val="center"/>
-          </w:tcPr>
-          <w:p>
-            <w:pPr>
-              <w:spacing w:before="0" w:after="0"/>
-              <w:jc w:val="center"/>
-            </w:pPr>
-            <w:r>
-              <w:rPr>
-                <w:rFonts w:ascii="MS Gothic" w:hAnsi="MS Gothic" w:eastAsia="MS Gothic"/>
-                <w:b/>
-                <w:sz w:val="16"/>
-              </w:rPr>
-              <w:t>4.</w:t>
-            </w:r>
-          </w:p>
-        </w:tc>
-        <w:tc>
-          <w:tcPr>
-            <w:tcW w:type="dxa" w:w="8220"/>
-            <w:vAlign w:val="center"/>
-          </w:tcPr>
-          <w:p>
-            <w:pPr>
-              <w:spacing w:before="0" w:after="0"/>
-              <w:jc w:val="left"/>
-            </w:pPr>
-            <w:r>
-              <w:rPr>
-                <w:rFonts w:ascii="MS Gothic" w:hAnsi="MS Gothic" w:eastAsia="MS Gothic"/>
-                <w:b w:val="0"/>
-                <w:sz w:val="16"/>
-              </w:rPr>
-              <w:t>Traditionally, the Tour de France (　　　　　　　　　　) off in July.　[kick]</w:t>
-            </w:r>
-          </w:p>
-        </w:tc>
-      </w:tr>
-      <w:tr>
-        <w:trPr>
-          <w:trHeight w:val="481" w:hRule="exact"/>
-        </w:trPr>
-        <w:tc>
-          <w:tcPr>
-            <w:tcW w:type="dxa" w:w="567"/>
-            <w:vAlign w:val="center"/>
-          </w:tcPr>
-          <w:p>
-            <w:pPr>
-              <w:spacing w:before="0" w:after="0"/>
-              <w:jc w:val="center"/>
-            </w:pPr>
-            <w:r>
-              <w:rPr>
-                <w:rFonts w:ascii="MS Gothic" w:hAnsi="MS Gothic" w:eastAsia="MS Gothic"/>
-                <w:b/>
-                <w:sz w:val="16"/>
-              </w:rPr>
-              <w:t>5.</w:t>
-            </w:r>
-          </w:p>
-        </w:tc>
-        <w:tc>
-          <w:tcPr>
-            <w:tcW w:type="dxa" w:w="8220"/>
-            <w:vAlign w:val="center"/>
-          </w:tcPr>
-          <w:p>
-            <w:pPr>
-              <w:spacing w:before="0" w:after="0"/>
-              <w:jc w:val="left"/>
-            </w:pPr>
-            <w:r>
-              <w:rPr>
-                <w:rFonts w:ascii="MS Gothic" w:hAnsi="MS Gothic" w:eastAsia="MS Gothic"/>
-                <w:b w:val="0"/>
-                <w:sz w:val="16"/>
-              </w:rPr>
-              <w:t>The earth (　　　　　　　　　　) hotter every year.　[get]</w:t>
-            </w:r>
-          </w:p>
-        </w:tc>
-      </w:tr>
-      <w:tr>
-        <w:trPr>
-          <w:trHeight w:val="481" w:hRule="exact"/>
-        </w:trPr>
-        <w:tc>
-          <w:tcPr>
-            <w:tcW w:type="dxa" w:w="567"/>
-            <w:vAlign w:val="center"/>
-          </w:tcPr>
-          <w:p>
-            <w:pPr>
-              <w:spacing w:before="0" w:after="0"/>
-              <w:jc w:val="center"/>
-            </w:pPr>
-            <w:r>
-              <w:rPr>
-                <w:rFonts w:ascii="MS Gothic" w:hAnsi="MS Gothic" w:eastAsia="MS Gothic"/>
-                <w:b/>
-                <w:sz w:val="16"/>
-              </w:rPr>
-              <w:t>6.</w:t>
-            </w:r>
-          </w:p>
-        </w:tc>
-        <w:tc>
-          <w:tcPr>
-            <w:tcW w:type="dxa" w:w="8220"/>
-            <w:vAlign w:val="center"/>
-          </w:tcPr>
-          <w:p>
-            <w:pPr>
-              <w:spacing w:before="0" w:after="0"/>
-              <w:jc w:val="left"/>
-            </w:pPr>
-            <w:r>
-              <w:rPr>
-                <w:rFonts w:ascii="MS Gothic" w:hAnsi="MS Gothic" w:eastAsia="MS Gothic"/>
-                <w:b w:val="0"/>
-                <w:sz w:val="16"/>
-              </w:rPr>
-              <w:t>The Tyrannosaurus (　　　　　　　　　　) on the continent about 70 million years ago.　[live]</w:t>
-            </w:r>
-          </w:p>
-        </w:tc>
-      </w:tr>
-    </w:tbl>
-    <w:p>
-      <w:pPr>
-        <w:spacing w:after="40"/>
-      </w:pPr>
-    </w:p>
-    <w:p>
-      <w:pPr>
         <w:spacing w:before="40" w:after="20"/>
       </w:pPr>
       <w:r>
         <w:rPr>
           <w:rFonts w:ascii="MS Gothic" w:hAnsi="MS Gothic" w:eastAsia="MS Gothic"/>
-          <w:b/>
-          <w:sz w:val="20"/>
+          <w:b w:val="0"/>
+          <w:sz w:val="17"/>
         </w:rPr>
-        <w:t>４　Writing（12点）　英訳しなさい。（2×6）</w:t>
-      </w:r>
-    </w:p>
-    <w:tbl>
-      <w:tblPr>
-        <w:tblStyle w:val="TableGrid"/>
-        <w:tblW w:type="auto" w:w="0"/>
-        <w:jc w:val="left"/>
-        <w:tblLook w:firstColumn="1" w:firstRow="1" w:lastColumn="0" w:lastRow="0" w:noHBand="0" w:noVBand="1" w:val="04A0"/>
-      </w:tblPr>
-      <w:tblGrid>
-        <w:gridCol w:w="5103"/>
-        <w:gridCol w:w="5103"/>
-      </w:tblGrid>
-      <w:tr>
-        <w:trPr>
-          <w:trHeight w:val="680" w:hRule="exact"/>
-        </w:trPr>
-        <w:tc>
-          <w:tcPr>
-            <w:tcW w:type="dxa" w:w="3118"/>
-            <w:vAlign w:val="center"/>
-          </w:tcPr>
-          <w:p>
-            <w:pPr>
-              <w:spacing w:before="0" w:after="0"/>
-              <w:jc w:val="left"/>
-            </w:pPr>
-            <w:r>
-              <w:rPr>
-                <w:rFonts w:ascii="MS Gothic" w:hAnsi="MS Gothic" w:eastAsia="MS Gothic"/>
-                <w:b w:val="0"/>
-                <w:sz w:val="15"/>
-              </w:rPr>
-              <w:t>1. 彼のスピーチはアラン(Alan)のスピーチほど面白く(interesting)なかった。</w:t>
-            </w:r>
-          </w:p>
-        </w:tc>
-        <w:tc>
-          <w:tcPr>
-            <w:tcW w:type="dxa" w:w="5669"/>
-            <w:vAlign w:val="center"/>
-          </w:tcPr>
-          <w:p>
-            <w:pPr>
-              <w:spacing w:before="0" w:after="0"/>
-              <w:jc w:val="left"/>
-            </w:pPr>
-            <w:r>
-              <w:rPr>
-                <w:rFonts w:ascii="MS Gothic" w:hAnsi="MS Gothic" w:eastAsia="MS Gothic"/>
-                <w:b w:val="0"/>
-                <w:sz w:val="18"/>
-              </w:rPr>
-            </w:r>
-          </w:p>
-        </w:tc>
-      </w:tr>
-      <w:tr>
-        <w:trPr>
-          <w:trHeight w:val="680" w:hRule="exact"/>
-        </w:trPr>
-        <w:tc>
-          <w:tcPr>
-            <w:tcW w:type="dxa" w:w="3118"/>
-            <w:vAlign w:val="center"/>
-          </w:tcPr>
-          <w:p>
-            <w:pPr>
-              <w:spacing w:before="0" w:after="0"/>
-              <w:jc w:val="left"/>
-            </w:pPr>
-            <w:r>
-              <w:rPr>
-                <w:rFonts w:ascii="MS Gothic" w:hAnsi="MS Gothic" w:eastAsia="MS Gothic"/>
-                <w:b w:val="0"/>
-                <w:sz w:val="15"/>
-              </w:rPr>
-              <w:t>2. 私の携帯電話(cell phone)は彼女のものほど新しくない。</w:t>
-            </w:r>
-          </w:p>
-        </w:tc>
-        <w:tc>
-          <w:tcPr>
-            <w:tcW w:type="dxa" w:w="5669"/>
-            <w:vAlign w:val="center"/>
-          </w:tcPr>
-          <w:p>
-            <w:pPr>
-              <w:spacing w:before="0" w:after="0"/>
-              <w:jc w:val="left"/>
-            </w:pPr>
-            <w:r>
-              <w:rPr>
-                <w:rFonts w:ascii="MS Gothic" w:hAnsi="MS Gothic" w:eastAsia="MS Gothic"/>
-                <w:b w:val="0"/>
-                <w:sz w:val="18"/>
-              </w:rPr>
-            </w:r>
-          </w:p>
-        </w:tc>
-      </w:tr>
-      <w:tr>
-        <w:trPr>
-          <w:trHeight w:val="680" w:hRule="exact"/>
-        </w:trPr>
-        <w:tc>
-          <w:tcPr>
-            <w:tcW w:type="dxa" w:w="3118"/>
-            <w:vAlign w:val="center"/>
-          </w:tcPr>
-          <w:p>
-            <w:pPr>
-              <w:spacing w:before="0" w:after="0"/>
-              <w:jc w:val="left"/>
-            </w:pPr>
-            <w:r>
-              <w:rPr>
-                <w:rFonts w:ascii="MS Gothic" w:hAnsi="MS Gothic" w:eastAsia="MS Gothic"/>
-                <w:b w:val="0"/>
-                <w:sz w:val="15"/>
-              </w:rPr>
-              <w:t>3. ユキほど有能な(capable)秘書(secretary)はいない。</w:t>
-            </w:r>
-          </w:p>
-        </w:tc>
-        <w:tc>
-          <w:tcPr>
-            <w:tcW w:type="dxa" w:w="5669"/>
-            <w:vAlign w:val="center"/>
-          </w:tcPr>
-          <w:p>
-            <w:pPr>
-              <w:spacing w:before="0" w:after="0"/>
-              <w:jc w:val="left"/>
-            </w:pPr>
-            <w:r>
-              <w:rPr>
-                <w:rFonts w:ascii="MS Gothic" w:hAnsi="MS Gothic" w:eastAsia="MS Gothic"/>
-                <w:b w:val="0"/>
-                <w:sz w:val="18"/>
-              </w:rPr>
-            </w:r>
-          </w:p>
-        </w:tc>
-      </w:tr>
-      <w:tr>
-        <w:trPr>
-          <w:trHeight w:val="680" w:hRule="exact"/>
-        </w:trPr>
-        <w:tc>
-          <w:tcPr>
-            <w:tcW w:type="dxa" w:w="3118"/>
-            <w:vAlign w:val="center"/>
-          </w:tcPr>
-          <w:p>
-            <w:pPr>
-              <w:spacing w:before="0" w:after="0"/>
-              <w:jc w:val="left"/>
-            </w:pPr>
-            <w:r>
-              <w:rPr>
-                <w:rFonts w:ascii="MS Gothic" w:hAnsi="MS Gothic" w:eastAsia="MS Gothic"/>
-                <w:b w:val="0"/>
-                <w:sz w:val="15"/>
-              </w:rPr>
-              <w:t>4. その男性が言ったことは、真実にはほど遠かった(be far from)。</w:t>
-            </w:r>
-          </w:p>
-        </w:tc>
-        <w:tc>
-          <w:tcPr>
-            <w:tcW w:type="dxa" w:w="5669"/>
-            <w:vAlign w:val="center"/>
-          </w:tcPr>
-          <w:p>
-            <w:pPr>
-              <w:spacing w:before="0" w:after="0"/>
-              <w:jc w:val="left"/>
-            </w:pPr>
-            <w:r>
-              <w:rPr>
-                <w:rFonts w:ascii="MS Gothic" w:hAnsi="MS Gothic" w:eastAsia="MS Gothic"/>
-                <w:b w:val="0"/>
-                <w:sz w:val="18"/>
-              </w:rPr>
-            </w:r>
-          </w:p>
-        </w:tc>
-      </w:tr>
-      <w:tr>
-        <w:trPr>
-          <w:trHeight w:val="680" w:hRule="exact"/>
-        </w:trPr>
-        <w:tc>
-          <w:tcPr>
-            <w:tcW w:type="dxa" w:w="3118"/>
-            <w:vAlign w:val="center"/>
-          </w:tcPr>
-          <w:p>
-            <w:pPr>
-              <w:spacing w:before="0" w:after="0"/>
-              <w:jc w:val="left"/>
-            </w:pPr>
-            <w:r>
-              <w:rPr>
-                <w:rFonts w:ascii="MS Gothic" w:hAnsi="MS Gothic" w:eastAsia="MS Gothic"/>
-                <w:b w:val="0"/>
-                <w:sz w:val="15"/>
-              </w:rPr>
-              <w:t>5. 主人公は見知らぬ人(stranger)に駅で話しかけられた(speak to)。</w:t>
-            </w:r>
-          </w:p>
-        </w:tc>
-        <w:tc>
-          <w:tcPr>
-            <w:tcW w:type="dxa" w:w="5669"/>
-            <w:vAlign w:val="center"/>
-          </w:tcPr>
-          <w:p>
-            <w:pPr>
-              <w:spacing w:before="0" w:after="0"/>
-              <w:jc w:val="left"/>
-            </w:pPr>
-            <w:r>
-              <w:rPr>
-                <w:rFonts w:ascii="MS Gothic" w:hAnsi="MS Gothic" w:eastAsia="MS Gothic"/>
-                <w:b w:val="0"/>
-                <w:sz w:val="18"/>
-              </w:rPr>
-            </w:r>
-          </w:p>
-        </w:tc>
-      </w:tr>
-      <w:tr>
-        <w:trPr>
-          <w:trHeight w:val="680" w:hRule="exact"/>
-        </w:trPr>
-        <w:tc>
-          <w:tcPr>
-            <w:tcW w:type="dxa" w:w="3118"/>
-            <w:vAlign w:val="center"/>
-          </w:tcPr>
-          <w:p>
-            <w:pPr>
-              <w:spacing w:before="0" w:after="0"/>
-              <w:jc w:val="left"/>
-            </w:pPr>
-            <w:r>
-              <w:rPr>
-                <w:rFonts w:ascii="MS Gothic" w:hAnsi="MS Gothic" w:eastAsia="MS Gothic"/>
-                <w:b w:val="0"/>
-                <w:sz w:val="15"/>
-              </w:rPr>
-              <w:t>6. その絵は1956年から防弾ガラス(bullet-proof glass)で保護されてきた(protect)。</w:t>
-            </w:r>
-          </w:p>
-        </w:tc>
-        <w:tc>
-          <w:tcPr>
-            <w:tcW w:type="dxa" w:w="5669"/>
-            <w:vAlign w:val="center"/>
-          </w:tcPr>
-          <w:p>
-            <w:pPr>
-              <w:spacing w:before="0" w:after="0"/>
-              <w:jc w:val="left"/>
-            </w:pPr>
-            <w:r>
-              <w:rPr>
-                <w:rFonts w:ascii="MS Gothic" w:hAnsi="MS Gothic" w:eastAsia="MS Gothic"/>
-                <w:b w:val="0"/>
-                <w:sz w:val="18"/>
-              </w:rPr>
-            </w:r>
-          </w:p>
-        </w:tc>
-      </w:tr>
-    </w:tbl>
-    <w:p>
-      <w:pPr>
-        <w:spacing w:after="40"/>
-      </w:pPr>
-    </w:p>
-    <w:p>
-      <w:pPr>
-        <w:spacing w:before="40" w:after="20"/>
-      </w:pPr>
-      <w:r>
-        <w:rPr>
-          <w:rFonts w:ascii="MS Gothic" w:hAnsi="MS Gothic" w:eastAsia="MS Gothic"/>
-          <w:b/>
-          <w:sz w:val="20"/>
-        </w:rPr>
-        <w:t>５　Reading Comprehension: Textbook Unit 1 and Unit 2 Model　（10点）</w:t>
-      </w:r>
-    </w:p>
-    <w:p>
-      <w:pPr>
-        <w:spacing w:after="20"/>
-      </w:pPr>
-      <w:r>
-        <w:rPr>
-          <w:rFonts w:ascii="MS Gothic" w:hAnsi="MS Gothic" w:eastAsia="MS Gothic"/>
-          <w:b/>
-          <w:sz w:val="18"/>
-        </w:rPr>
-        <w:t>A　プレゼンテーションを読んで答えなさい。（1×5=5点）</w:t>
-      </w:r>
-    </w:p>
-    <w:tbl>
-      <w:tblPr>
-        <w:tblStyle w:val="TableGrid"/>
-        <w:tblW w:type="auto" w:w="0"/>
-        <w:jc w:val="left"/>
-        <w:tblLook w:firstColumn="1" w:firstRow="1" w:lastColumn="0" w:lastRow="0" w:noHBand="0" w:noVBand="1" w:val="04A0"/>
-      </w:tblPr>
-      <w:tblGrid>
-        <w:gridCol w:w="5103"/>
-        <w:gridCol w:w="5103"/>
-      </w:tblGrid>
-      <w:tr>
-        <w:trPr>
-          <w:trHeight w:val="567" w:hRule="exact"/>
-        </w:trPr>
-        <w:tc>
-          <w:tcPr>
-            <w:tcW w:type="dxa" w:w="2835"/>
-            <w:vAlign w:val="center"/>
-          </w:tcPr>
-          <w:p>
-            <w:pPr>
-              <w:spacing w:before="0" w:after="0"/>
-              <w:jc w:val="left"/>
-            </w:pPr>
-            <w:r>
-              <w:rPr>
-                <w:rFonts w:ascii="MS Gothic" w:hAnsi="MS Gothic" w:eastAsia="MS Gothic"/>
-                <w:b w:val="0"/>
-                <w:sz w:val="16"/>
-              </w:rPr>
-              <w:t>Q1. What does Emily love?</w:t>
-            </w:r>
-          </w:p>
-        </w:tc>
-        <w:tc>
-          <w:tcPr>
-            <w:tcW w:type="dxa" w:w="5953"/>
-            <w:vAlign w:val="center"/>
-          </w:tcPr>
-          <w:p>
-            <w:pPr>
-              <w:spacing w:before="0" w:after="0"/>
-              <w:jc w:val="left"/>
-            </w:pPr>
-            <w:r>
-              <w:rPr>
-                <w:rFonts w:ascii="MS Gothic" w:hAnsi="MS Gothic" w:eastAsia="MS Gothic"/>
-                <w:b w:val="0"/>
-                <w:sz w:val="18"/>
-              </w:rPr>
-            </w:r>
-          </w:p>
-        </w:tc>
-      </w:tr>
-      <w:tr>
-        <w:trPr>
-          <w:trHeight w:val="567" w:hRule="exact"/>
-        </w:trPr>
-        <w:tc>
-          <w:tcPr>
-            <w:tcW w:type="dxa" w:w="2835"/>
-            <w:vAlign w:val="center"/>
-          </w:tcPr>
-          <w:p>
-            <w:pPr>
-              <w:spacing w:before="0" w:after="0"/>
-              <w:jc w:val="left"/>
-            </w:pPr>
-            <w:r>
-              <w:rPr>
-                <w:rFonts w:ascii="MS Gothic" w:hAnsi="MS Gothic" w:eastAsia="MS Gothic"/>
-                <w:b w:val="0"/>
-                <w:sz w:val="16"/>
-              </w:rPr>
-              <w:t>Q2. How many species of birds are there in Brunei?</w:t>
-            </w:r>
-          </w:p>
-        </w:tc>
-        <w:tc>
-          <w:tcPr>
-            <w:tcW w:type="dxa" w:w="5953"/>
-            <w:vAlign w:val="center"/>
-          </w:tcPr>
-          <w:p>
-            <w:pPr>
-              <w:spacing w:before="0" w:after="0"/>
-              <w:jc w:val="left"/>
-            </w:pPr>
-            <w:r>
-              <w:rPr>
-                <w:rFonts w:ascii="MS Gothic" w:hAnsi="MS Gothic" w:eastAsia="MS Gothic"/>
-                <w:b w:val="0"/>
-                <w:sz w:val="18"/>
-              </w:rPr>
-            </w:r>
-          </w:p>
-        </w:tc>
-      </w:tr>
-      <w:tr>
-        <w:trPr>
-          <w:trHeight w:val="567" w:hRule="exact"/>
-        </w:trPr>
-        <w:tc>
-          <w:tcPr>
-            <w:tcW w:type="dxa" w:w="2835"/>
-            <w:vAlign w:val="center"/>
-          </w:tcPr>
-          <w:p>
-            <w:pPr>
-              <w:spacing w:before="0" w:after="0"/>
-              <w:jc w:val="left"/>
-            </w:pPr>
-            <w:r>
-              <w:rPr>
-                <w:rFonts w:ascii="MS Gothic" w:hAnsi="MS Gothic" w:eastAsia="MS Gothic"/>
-                <w:b w:val="0"/>
-                <w:sz w:val="16"/>
-              </w:rPr>
-              <w:t>Q3. What can you see in Brunei?</w:t>
-            </w:r>
-          </w:p>
-        </w:tc>
-        <w:tc>
-          <w:tcPr>
-            <w:tcW w:type="dxa" w:w="5953"/>
-            <w:vAlign w:val="center"/>
-          </w:tcPr>
-          <w:p>
-            <w:pPr>
-              <w:spacing w:before="0" w:after="0"/>
-              <w:jc w:val="left"/>
-            </w:pPr>
-            <w:r>
-              <w:rPr>
-                <w:rFonts w:ascii="MS Gothic" w:hAnsi="MS Gothic" w:eastAsia="MS Gothic"/>
-                <w:b w:val="0"/>
-                <w:sz w:val="18"/>
-              </w:rPr>
-            </w:r>
-          </w:p>
-        </w:tc>
-      </w:tr>
-      <w:tr>
-        <w:trPr>
-          <w:trHeight w:val="567" w:hRule="exact"/>
-        </w:trPr>
-        <w:tc>
-          <w:tcPr>
-            <w:tcW w:type="dxa" w:w="2835"/>
-            <w:vAlign w:val="center"/>
-          </w:tcPr>
-          <w:p>
-            <w:pPr>
-              <w:spacing w:before="0" w:after="0"/>
-              <w:jc w:val="left"/>
-            </w:pPr>
-            <w:r>
-              <w:rPr>
-                <w:rFonts w:ascii="MS Gothic" w:hAnsi="MS Gothic" w:eastAsia="MS Gothic"/>
-                <w:b w:val="0"/>
-                <w:sz w:val="16"/>
-              </w:rPr>
-              <w:t>Q4. Where is Brunei?</w:t>
-            </w:r>
-          </w:p>
-        </w:tc>
-        <w:tc>
-          <w:tcPr>
-            <w:tcW w:type="dxa" w:w="5953"/>
-            <w:vAlign w:val="center"/>
-          </w:tcPr>
-          <w:p>
-            <w:pPr>
-              <w:spacing w:before="0" w:after="0"/>
-              <w:jc w:val="left"/>
-            </w:pPr>
-            <w:r>
-              <w:rPr>
-                <w:rFonts w:ascii="MS Gothic" w:hAnsi="MS Gothic" w:eastAsia="MS Gothic"/>
-                <w:b w:val="0"/>
-                <w:sz w:val="18"/>
-              </w:rPr>
-            </w:r>
-          </w:p>
-        </w:tc>
-      </w:tr>
-      <w:tr>
-        <w:trPr>
-          <w:trHeight w:val="567" w:hRule="exact"/>
-        </w:trPr>
-        <w:tc>
-          <w:tcPr>
-            <w:tcW w:type="dxa" w:w="2835"/>
-            <w:vAlign w:val="center"/>
-          </w:tcPr>
-          <w:p>
-            <w:pPr>
-              <w:spacing w:before="0" w:after="0"/>
-              <w:jc w:val="left"/>
-            </w:pPr>
-            <w:r>
-              <w:rPr>
-                <w:rFonts w:ascii="MS Gothic" w:hAnsi="MS Gothic" w:eastAsia="MS Gothic"/>
-                <w:b w:val="0"/>
-                <w:sz w:val="16"/>
-              </w:rPr>
-              <w:t>Q5. About how many mammals are there in the rainforests of Brunei?</w:t>
-            </w:r>
-          </w:p>
-        </w:tc>
-        <w:tc>
-          <w:tcPr>
-            <w:tcW w:type="dxa" w:w="5953"/>
-            <w:vAlign w:val="center"/>
-          </w:tcPr>
-          <w:p>
-            <w:pPr>
-              <w:spacing w:before="0" w:after="0"/>
-              <w:jc w:val="left"/>
-            </w:pPr>
-            <w:r>
-              <w:rPr>
-                <w:rFonts w:ascii="MS Gothic" w:hAnsi="MS Gothic" w:eastAsia="MS Gothic"/>
-                <w:b w:val="0"/>
-                <w:sz w:val="18"/>
-              </w:rPr>
-            </w:r>
-          </w:p>
-        </w:tc>
-      </w:tr>
-    </w:tbl>
-    <w:p>
-      <w:pPr>
-        <w:spacing w:before="60" w:after="20"/>
-      </w:pPr>
-      <w:r>
-        <w:rPr>
-          <w:rFonts w:ascii="MS Gothic" w:hAnsi="MS Gothic" w:eastAsia="MS Gothic"/>
-          <w:b/>
-          <w:sz w:val="18"/>
-        </w:rPr>
-        <w:t>B　ブックレポートを読んで答えなさい。（1×5=5点）</w:t>
-      </w:r>
-    </w:p>
-    <w:tbl>
-      <w:tblPr>
-        <w:tblStyle w:val="TableGrid"/>
-        <w:tblW w:type="auto" w:w="0"/>
-        <w:jc w:val="left"/>
-        <w:tblLook w:firstColumn="1" w:firstRow="1" w:lastColumn="0" w:lastRow="0" w:noHBand="0" w:noVBand="1" w:val="04A0"/>
-      </w:tblPr>
-      <w:tblGrid>
-        <w:gridCol w:w="5103"/>
-        <w:gridCol w:w="5103"/>
-      </w:tblGrid>
-      <w:tr>
-        <w:trPr>
-          <w:trHeight w:val="567" w:hRule="exact"/>
-        </w:trPr>
-        <w:tc>
-          <w:tcPr>
-            <w:tcW w:type="dxa" w:w="3402"/>
-            <w:vAlign w:val="center"/>
-          </w:tcPr>
-          <w:p>
-            <w:pPr>
-              <w:spacing w:before="0" w:after="0"/>
-              <w:jc w:val="left"/>
-            </w:pPr>
-            <w:r>
-              <w:rPr>
-                <w:rFonts w:ascii="MS Gothic" w:hAnsi="MS Gothic" w:eastAsia="MS Gothic"/>
-                <w:b w:val="0"/>
-                <w:sz w:val="16"/>
-              </w:rPr>
-              <w:t>Q1. What is the book about?</w:t>
-            </w:r>
-          </w:p>
-        </w:tc>
-        <w:tc>
-          <w:tcPr>
-            <w:tcW w:type="dxa" w:w="5386"/>
-            <w:vAlign w:val="center"/>
-          </w:tcPr>
-          <w:p>
-            <w:pPr>
-              <w:spacing w:before="0" w:after="0"/>
-              <w:jc w:val="left"/>
-            </w:pPr>
-            <w:r>
-              <w:rPr>
-                <w:rFonts w:ascii="MS Gothic" w:hAnsi="MS Gothic" w:eastAsia="MS Gothic"/>
-                <w:b w:val="0"/>
-                <w:sz w:val="18"/>
-              </w:rPr>
-            </w:r>
-          </w:p>
-        </w:tc>
-      </w:tr>
-      <w:tr>
-        <w:trPr>
-          <w:trHeight w:val="567" w:hRule="exact"/>
-        </w:trPr>
-        <w:tc>
-          <w:tcPr>
-            <w:tcW w:type="dxa" w:w="3402"/>
-            <w:vAlign w:val="center"/>
-          </w:tcPr>
-          <w:p>
-            <w:pPr>
-              <w:spacing w:before="0" w:after="0"/>
-              <w:jc w:val="left"/>
-            </w:pPr>
-            <w:r>
-              <w:rPr>
-                <w:rFonts w:ascii="MS Gothic" w:hAnsi="MS Gothic" w:eastAsia="MS Gothic"/>
-                <w:b w:val="0"/>
-                <w:sz w:val="16"/>
-              </w:rPr>
-              <w:t>Q2. What can you learn by reading the book?</w:t>
-            </w:r>
-          </w:p>
-        </w:tc>
-        <w:tc>
-          <w:tcPr>
-            <w:tcW w:type="dxa" w:w="5386"/>
-            <w:vAlign w:val="center"/>
-          </w:tcPr>
-          <w:p>
-            <w:pPr>
-              <w:spacing w:before="0" w:after="0"/>
-              <w:jc w:val="left"/>
-            </w:pPr>
-            <w:r>
-              <w:rPr>
-                <w:rFonts w:ascii="MS Gothic" w:hAnsi="MS Gothic" w:eastAsia="MS Gothic"/>
-                <w:b w:val="0"/>
-                <w:sz w:val="18"/>
-              </w:rPr>
-            </w:r>
-          </w:p>
-        </w:tc>
-      </w:tr>
-      <w:tr>
-        <w:trPr>
-          <w:trHeight w:val="567" w:hRule="exact"/>
-        </w:trPr>
-        <w:tc>
-          <w:tcPr>
-            <w:tcW w:type="dxa" w:w="3402"/>
-            <w:vAlign w:val="center"/>
-          </w:tcPr>
-          <w:p>
-            <w:pPr>
-              <w:spacing w:before="0" w:after="0"/>
-              <w:jc w:val="left"/>
-            </w:pPr>
-            <w:r>
-              <w:rPr>
-                <w:rFonts w:ascii="MS Gothic" w:hAnsi="MS Gothic" w:eastAsia="MS Gothic"/>
-                <w:b w:val="0"/>
-                <w:sz w:val="16"/>
-              </w:rPr>
-              <w:t>Q3. Why does Mark think older students can also really appreciate the book?</w:t>
-            </w:r>
-          </w:p>
-        </w:tc>
-        <w:tc>
-          <w:tcPr>
-            <w:tcW w:type="dxa" w:w="5386"/>
-            <w:vAlign w:val="center"/>
-          </w:tcPr>
-          <w:p>
-            <w:pPr>
-              <w:spacing w:before="0" w:after="0"/>
-              <w:jc w:val="left"/>
-            </w:pPr>
-            <w:r>
-              <w:rPr>
-                <w:rFonts w:ascii="MS Gothic" w:hAnsi="MS Gothic" w:eastAsia="MS Gothic"/>
-                <w:b w:val="0"/>
-                <w:sz w:val="18"/>
-              </w:rPr>
-            </w:r>
-          </w:p>
-        </w:tc>
-      </w:tr>
-      <w:tr>
-        <w:trPr>
-          <w:trHeight w:val="567" w:hRule="exact"/>
-        </w:trPr>
-        <w:tc>
-          <w:tcPr>
-            <w:tcW w:type="dxa" w:w="3402"/>
-            <w:vAlign w:val="center"/>
-          </w:tcPr>
-          <w:p>
-            <w:pPr>
-              <w:spacing w:before="0" w:after="0"/>
-              <w:jc w:val="left"/>
-            </w:pPr>
-            <w:r>
-              <w:rPr>
-                <w:rFonts w:ascii="MS Gothic" w:hAnsi="MS Gothic" w:eastAsia="MS Gothic"/>
-                <w:b w:val="0"/>
-                <w:sz w:val="16"/>
-              </w:rPr>
-              <w:t>Q4. Who is the author of the book Wonder?</w:t>
-            </w:r>
-          </w:p>
-        </w:tc>
-        <w:tc>
-          <w:tcPr>
-            <w:tcW w:type="dxa" w:w="5386"/>
-            <w:vAlign w:val="center"/>
-          </w:tcPr>
-          <w:p>
-            <w:pPr>
-              <w:spacing w:before="0" w:after="0"/>
-              <w:jc w:val="left"/>
-            </w:pPr>
-            <w:r>
-              <w:rPr>
-                <w:rFonts w:ascii="MS Gothic" w:hAnsi="MS Gothic" w:eastAsia="MS Gothic"/>
-                <w:b w:val="0"/>
-                <w:sz w:val="18"/>
-              </w:rPr>
-            </w:r>
-          </w:p>
-        </w:tc>
-      </w:tr>
-      <w:tr>
-        <w:trPr>
-          <w:trHeight w:val="567" w:hRule="exact"/>
-        </w:trPr>
-        <w:tc>
-          <w:tcPr>
-            <w:tcW w:type="dxa" w:w="3402"/>
-            <w:vAlign w:val="center"/>
-          </w:tcPr>
-          <w:p>
-            <w:pPr>
-              <w:spacing w:before="0" w:after="0"/>
-              <w:jc w:val="left"/>
-            </w:pPr>
-            <w:r>
-              <w:rPr>
-                <w:rFonts w:ascii="MS Gothic" w:hAnsi="MS Gothic" w:eastAsia="MS Gothic"/>
-                <w:b w:val="0"/>
-                <w:sz w:val="16"/>
-              </w:rPr>
-              <w:t>Q5. Why did the boy's classmates like him over time?</w:t>
-            </w:r>
-          </w:p>
-        </w:tc>
-        <w:tc>
-          <w:tcPr>
-            <w:tcW w:type="dxa" w:w="5386"/>
-            <w:vAlign w:val="center"/>
-          </w:tcPr>
-          <w:p>
-            <w:pPr>
-              <w:spacing w:before="0" w:after="0"/>
-              <w:jc w:val="left"/>
-            </w:pPr>
-            <w:r>
-              <w:rPr>
-                <w:rFonts w:ascii="MS Gothic" w:hAnsi="MS Gothic" w:eastAsia="MS Gothic"/>
-                <w:b w:val="0"/>
-                <w:sz w:val="18"/>
-              </w:rPr>
-            </w:r>
-          </w:p>
-        </w:tc>
-      </w:tr>
-    </w:tbl>
-    <w:p>
-      <w:pPr>
-        <w:spacing w:after="40"/>
-      </w:pPr>
-    </w:p>
-    <w:p>
-      <w:pPr>
-        <w:spacing w:before="40" w:after="20"/>
-      </w:pPr>
-      <w:r>
-        <w:rPr>
-          <w:rFonts w:ascii="MS Gothic" w:hAnsi="MS Gothic" w:eastAsia="MS Gothic"/>
-          <w:b/>
-          <w:sz w:val="20"/>
-        </w:rPr>
-        <w:t>６　Reading Comprehension: Ancient Greece　（15点）</w:t>
-      </w:r>
-    </w:p>
-    <w:p>
-      <w:pPr>
-        <w:spacing w:after="20"/>
-      </w:pPr>
-      <w:r>
-        <w:rPr>
-          <w:rFonts w:ascii="MS Gothic" w:hAnsi="MS Gothic" w:eastAsia="MS Gothic"/>
-          <w:b/>
-          <w:sz w:val="18"/>
-        </w:rPr>
-        <w:t>問1　"power over"の意味（1点）</w:t>
-      </w:r>
-    </w:p>
-    <w:tbl>
-      <w:tblPr>
-        <w:tblStyle w:val="TableGrid"/>
-        <w:tblW w:type="auto" w:w="0"/>
-        <w:jc w:val="left"/>
-        <w:tblLook w:firstColumn="1" w:firstRow="1" w:lastColumn="0" w:lastRow="0" w:noHBand="0" w:noVBand="1" w:val="04A0"/>
-      </w:tblPr>
-      <w:tblGrid>
-        <w:gridCol w:w="5103"/>
-        <w:gridCol w:w="5103"/>
-      </w:tblGrid>
-      <w:tr>
-        <w:trPr>
-          <w:trHeight w:val="453" w:hRule="exact"/>
-        </w:trPr>
-        <w:tc>
-          <w:tcPr>
-            <w:tcW w:type="dxa" w:w="2268"/>
-            <w:vAlign w:val="center"/>
-          </w:tcPr>
-          <w:p>
-            <w:pPr>
-              <w:spacing w:before="0" w:after="0"/>
-              <w:jc w:val="center"/>
-            </w:pPr>
-            <w:r>
-              <w:rPr>
-                <w:rFonts w:ascii="MS Gothic" w:hAnsi="MS Gothic" w:eastAsia="MS Gothic"/>
-                <w:b w:val="0"/>
-                <w:sz w:val="16"/>
-              </w:rPr>
-              <w:t>選択（A・B・C・D）</w:t>
-            </w:r>
-          </w:p>
-        </w:tc>
-        <w:tc>
-          <w:tcPr>
-            <w:tcW w:type="dxa" w:w="6520"/>
-            <w:vAlign w:val="center"/>
-          </w:tcPr>
-          <w:p>
-            <w:pPr>
-              <w:spacing w:before="0" w:after="0"/>
-              <w:jc w:val="left"/>
-            </w:pPr>
-            <w:r>
-              <w:rPr>
-                <w:rFonts w:ascii="MS Gothic" w:hAnsi="MS Gothic" w:eastAsia="MS Gothic"/>
-                <w:b w:val="0"/>
-                <w:sz w:val="18"/>
-              </w:rPr>
-            </w:r>
-          </w:p>
-        </w:tc>
-      </w:tr>
-    </w:tbl>
-    <w:p>
-      <w:pPr>
-        <w:spacing w:before="60" w:after="20"/>
-      </w:pPr>
-      <w:r>
-        <w:rPr>
-          <w:rFonts w:ascii="MS Gothic" w:hAnsi="MS Gothic" w:eastAsia="MS Gothic"/>
-          <w:b/>
-          <w:sz w:val="18"/>
-        </w:rPr>
-        <w:t>問2　アテネの教育について正しい記述（2点）</w:t>
-      </w:r>
-    </w:p>
-    <w:tbl>
-      <w:tblPr>
-        <w:tblStyle w:val="TableGrid"/>
-        <w:tblW w:type="auto" w:w="0"/>
-        <w:jc w:val="left"/>
-        <w:tblLook w:firstColumn="1" w:firstRow="1" w:lastColumn="0" w:lastRow="0" w:noHBand="0" w:noVBand="1" w:val="04A0"/>
-      </w:tblPr>
-      <w:tblGrid>
-        <w:gridCol w:w="5103"/>
-        <w:gridCol w:w="5103"/>
-      </w:tblGrid>
-      <w:tr>
-        <w:trPr>
-          <w:trHeight w:val="453" w:hRule="exact"/>
-        </w:trPr>
-        <w:tc>
-          <w:tcPr>
-            <w:tcW w:type="dxa" w:w="2268"/>
-            <w:vAlign w:val="center"/>
-          </w:tcPr>
-          <w:p>
-            <w:pPr>
-              <w:spacing w:before="0" w:after="0"/>
-              <w:jc w:val="center"/>
-            </w:pPr>
-            <w:r>
-              <w:rPr>
-                <w:rFonts w:ascii="MS Gothic" w:hAnsi="MS Gothic" w:eastAsia="MS Gothic"/>
-                <w:b w:val="0"/>
-                <w:sz w:val="16"/>
-              </w:rPr>
-              <w:t>選択（A・B・C・D）</w:t>
-            </w:r>
-          </w:p>
-        </w:tc>
-        <w:tc>
-          <w:tcPr>
-            <w:tcW w:type="dxa" w:w="6520"/>
-            <w:vAlign w:val="center"/>
-          </w:tcPr>
-          <w:p>
-            <w:pPr>
-              <w:spacing w:before="0" w:after="0"/>
-              <w:jc w:val="left"/>
-            </w:pPr>
-            <w:r>
-              <w:rPr>
-                <w:rFonts w:ascii="MS Gothic" w:hAnsi="MS Gothic" w:eastAsia="MS Gothic"/>
-                <w:b w:val="0"/>
-                <w:sz w:val="18"/>
-              </w:rPr>
-            </w:r>
-          </w:p>
-        </w:tc>
-      </w:tr>
-    </w:tbl>
-    <w:p>
-      <w:pPr>
-        <w:spacing w:before="60" w:after="20"/>
-      </w:pPr>
-      <w:r>
-        <w:rPr>
-          <w:rFonts w:ascii="MS Gothic" w:hAnsi="MS Gothic" w:eastAsia="MS Gothic"/>
-          <w:b/>
-          <w:sz w:val="18"/>
-        </w:rPr>
-        <w:t>問3　SはスパルタAはアテネ（1×5=5点）</w:t>
+        <w:t>問3（1×5=5点）　　SはスパルタのS、AはアテネのA</w:t>
       </w:r>
     </w:p>
     <w:tbl>
@@ -3963,16 +4617,13 @@
       </w:tblGrid>
       <w:tr>
         <w:trPr>
-          <w:trHeight w:val="283" w:hRule="exact"/>
-          <w:trHeight w:val="283" w:hRule="exact"/>
-          <w:trHeight w:val="283" w:hRule="exact"/>
-          <w:trHeight w:val="283" w:hRule="exact"/>
-          <w:trHeight w:val="283" w:hRule="exact"/>
+          <w:trHeight w:val="249" w:hRule="exact"/>
         </w:trPr>
         <w:tc>
           <w:tcPr>
-            <w:tcW w:type="dxa" w:w="1701"/>
+            <w:tcW w:type="dxa" w:w="2041"/>
             <w:vAlign w:val="center"/>
+            <w:shd w:val="clear" w:color="auto" w:fill="D9D9D9"/>
           </w:tcPr>
           <w:p>
             <w:pPr>
@@ -3982,7 +4633,7 @@
             <w:r>
               <w:rPr>
                 <w:rFonts w:ascii="MS Gothic" w:hAnsi="MS Gothic" w:eastAsia="MS Gothic"/>
-                <w:b w:val="0"/>
+                <w:b/>
                 <w:sz w:val="16"/>
               </w:rPr>
               <w:t>(i)</w:t>
@@ -3991,8 +4642,9 @@
         </w:tc>
         <w:tc>
           <w:tcPr>
-            <w:tcW w:type="dxa" w:w="1701"/>
+            <w:tcW w:type="dxa" w:w="2041"/>
             <w:vAlign w:val="center"/>
+            <w:shd w:val="clear" w:color="auto" w:fill="D9D9D9"/>
           </w:tcPr>
           <w:p>
             <w:pPr>
@@ -4002,7 +4654,7 @@
             <w:r>
               <w:rPr>
                 <w:rFonts w:ascii="MS Gothic" w:hAnsi="MS Gothic" w:eastAsia="MS Gothic"/>
-                <w:b w:val="0"/>
+                <w:b/>
                 <w:sz w:val="16"/>
               </w:rPr>
               <w:t>(ii)</w:t>
@@ -4011,8 +4663,9 @@
         </w:tc>
         <w:tc>
           <w:tcPr>
-            <w:tcW w:type="dxa" w:w="1701"/>
+            <w:tcW w:type="dxa" w:w="2041"/>
             <w:vAlign w:val="center"/>
+            <w:shd w:val="clear" w:color="auto" w:fill="D9D9D9"/>
           </w:tcPr>
           <w:p>
             <w:pPr>
@@ -4022,7 +4675,7 @@
             <w:r>
               <w:rPr>
                 <w:rFonts w:ascii="MS Gothic" w:hAnsi="MS Gothic" w:eastAsia="MS Gothic"/>
-                <w:b w:val="0"/>
+                <w:b/>
                 <w:sz w:val="16"/>
               </w:rPr>
               <w:t>(iii)</w:t>
@@ -4031,8 +4684,9 @@
         </w:tc>
         <w:tc>
           <w:tcPr>
-            <w:tcW w:type="dxa" w:w="1701"/>
+            <w:tcW w:type="dxa" w:w="2041"/>
             <w:vAlign w:val="center"/>
+            <w:shd w:val="clear" w:color="auto" w:fill="D9D9D9"/>
           </w:tcPr>
           <w:p>
             <w:pPr>
@@ -4042,7 +4696,7 @@
             <w:r>
               <w:rPr>
                 <w:rFonts w:ascii="MS Gothic" w:hAnsi="MS Gothic" w:eastAsia="MS Gothic"/>
-                <w:b w:val="0"/>
+                <w:b/>
                 <w:sz w:val="16"/>
               </w:rPr>
               <w:t>(iv)</w:t>
@@ -4051,8 +4705,9 @@
         </w:tc>
         <w:tc>
           <w:tcPr>
-            <w:tcW w:type="dxa" w:w="1701"/>
+            <w:tcW w:type="dxa" w:w="2041"/>
             <w:vAlign w:val="center"/>
+            <w:shd w:val="clear" w:color="auto" w:fill="D9D9D9"/>
           </w:tcPr>
           <w:p>
             <w:pPr>
@@ -4062,7 +4717,7 @@
             <w:r>
               <w:rPr>
                 <w:rFonts w:ascii="MS Gothic" w:hAnsi="MS Gothic" w:eastAsia="MS Gothic"/>
-                <w:b w:val="0"/>
+                <w:b/>
                 <w:sz w:val="16"/>
               </w:rPr>
               <w:t>(v)</w:t>
@@ -4072,21 +4727,17 @@
       </w:tr>
       <w:tr>
         <w:trPr>
-          <w:trHeight w:val="453" w:hRule="exact"/>
-          <w:trHeight w:val="453" w:hRule="exact"/>
-          <w:trHeight w:val="453" w:hRule="exact"/>
-          <w:trHeight w:val="453" w:hRule="exact"/>
-          <w:trHeight w:val="453" w:hRule="exact"/>
+          <w:trHeight w:val="385" w:hRule="exact"/>
         </w:trPr>
         <w:tc>
           <w:tcPr>
-            <w:tcW w:type="dxa" w:w="1701"/>
+            <w:tcW w:type="dxa" w:w="2041"/>
             <w:vAlign w:val="center"/>
           </w:tcPr>
           <w:p>
             <w:pPr>
               <w:spacing w:before="0" w:after="0"/>
-              <w:jc w:val="left"/>
+              <w:jc w:val="center"/>
             </w:pPr>
             <w:r>
               <w:rPr>
@@ -4099,13 +4750,13 @@
         </w:tc>
         <w:tc>
           <w:tcPr>
-            <w:tcW w:type="dxa" w:w="1701"/>
+            <w:tcW w:type="dxa" w:w="2041"/>
             <w:vAlign w:val="center"/>
           </w:tcPr>
           <w:p>
             <w:pPr>
               <w:spacing w:before="0" w:after="0"/>
-              <w:jc w:val="left"/>
+              <w:jc w:val="center"/>
             </w:pPr>
             <w:r>
               <w:rPr>
@@ -4118,13 +4769,13 @@
         </w:tc>
         <w:tc>
           <w:tcPr>
-            <w:tcW w:type="dxa" w:w="1701"/>
+            <w:tcW w:type="dxa" w:w="2041"/>
             <w:vAlign w:val="center"/>
           </w:tcPr>
           <w:p>
             <w:pPr>
               <w:spacing w:before="0" w:after="0"/>
-              <w:jc w:val="left"/>
+              <w:jc w:val="center"/>
             </w:pPr>
             <w:r>
               <w:rPr>
@@ -4137,13 +4788,13 @@
         </w:tc>
         <w:tc>
           <w:tcPr>
-            <w:tcW w:type="dxa" w:w="1701"/>
+            <w:tcW w:type="dxa" w:w="2041"/>
             <w:vAlign w:val="center"/>
           </w:tcPr>
           <w:p>
             <w:pPr>
               <w:spacing w:before="0" w:after="0"/>
-              <w:jc w:val="left"/>
+              <w:jc w:val="center"/>
             </w:pPr>
             <w:r>
               <w:rPr>
@@ -4156,13 +4807,13 @@
         </w:tc>
         <w:tc>
           <w:tcPr>
-            <w:tcW w:type="dxa" w:w="1701"/>
+            <w:tcW w:type="dxa" w:w="2041"/>
             <w:vAlign w:val="center"/>
           </w:tcPr>
           <w:p>
             <w:pPr>
               <w:spacing w:before="0" w:after="0"/>
-              <w:jc w:val="left"/>
+              <w:jc w:val="center"/>
             </w:pPr>
             <w:r>
               <w:rPr>
@@ -4177,15 +4828,15 @@
     </w:tbl>
     <w:p>
       <w:pPr>
-        <w:spacing w:before="60" w:after="20"/>
+        <w:spacing w:before="40" w:after="20"/>
       </w:pPr>
       <w:r>
         <w:rPr>
           <w:rFonts w:ascii="MS Gothic" w:hAnsi="MS Gothic" w:eastAsia="MS Gothic"/>
-          <w:b/>
-          <w:sz w:val="18"/>
+          <w:b w:val="0"/>
+          <w:sz w:val="17"/>
         </w:rPr>
-        <w:t>問4　スパルタの女性がアテネの女性より「自由」を得られた理由（日本語）（2点）</w:t>
+        <w:t>問4（2点）　スパルタの女性がアテネの女性より「自由」を得られた理由（日本語）</w:t>
       </w:r>
     </w:p>
     <w:tbl>
@@ -4200,17 +4851,17 @@
       </w:tblGrid>
       <w:tr>
         <w:trPr>
-          <w:trHeight w:val="481" w:hRule="exact"/>
+          <w:trHeight w:val="453" w:hRule="exact"/>
         </w:trPr>
         <w:tc>
           <w:tcPr>
-            <w:tcW w:type="dxa" w:w="8787"/>
+            <w:tcW w:type="dxa" w:w="10205"/>
             <w:vAlign w:val="center"/>
           </w:tcPr>
           <w:p>
             <w:pPr>
               <w:spacing w:before="0" w:after="0"/>
-              <w:jc w:val="left"/>
+              <w:jc w:val="center"/>
             </w:pPr>
             <w:r>
               <w:rPr>
@@ -4224,41 +4875,17 @@
       </w:tr>
       <w:tr>
         <w:trPr>
-          <w:trHeight w:val="481" w:hRule="exact"/>
+          <w:trHeight w:val="453" w:hRule="exact"/>
         </w:trPr>
         <w:tc>
           <w:tcPr>
-            <w:tcW w:type="dxa" w:w="8787"/>
+            <w:tcW w:type="dxa" w:w="10205"/>
             <w:vAlign w:val="center"/>
           </w:tcPr>
           <w:p>
             <w:pPr>
               <w:spacing w:before="0" w:after="0"/>
-              <w:jc w:val="left"/>
-            </w:pPr>
-            <w:r>
-              <w:rPr>
-                <w:rFonts w:ascii="MS Gothic" w:hAnsi="MS Gothic" w:eastAsia="MS Gothic"/>
-                <w:b w:val="0"/>
-                <w:sz w:val="18"/>
-              </w:rPr>
-            </w:r>
-          </w:p>
-        </w:tc>
-      </w:tr>
-      <w:tr>
-        <w:trPr>
-          <w:trHeight w:val="481" w:hRule="exact"/>
-        </w:trPr>
-        <w:tc>
-          <w:tcPr>
-            <w:tcW w:type="dxa" w:w="8787"/>
-            <w:vAlign w:val="center"/>
-          </w:tcPr>
-          <w:p>
-            <w:pPr>
-              <w:spacing w:before="0" w:after="0"/>
-              <w:jc w:val="left"/>
+              <w:jc w:val="center"/>
             </w:pPr>
             <w:r>
               <w:rPr>
@@ -4273,15 +4900,15 @@
     </w:tbl>
     <w:p>
       <w:pPr>
-        <w:spacing w:before="60" w:after="20"/>
+        <w:spacing w:before="40" w:after="20"/>
       </w:pPr>
       <w:r>
         <w:rPr>
           <w:rFonts w:ascii="MS Gothic" w:hAnsi="MS Gothic" w:eastAsia="MS Gothic"/>
-          <w:b/>
-          <w:sz w:val="18"/>
+          <w:b w:val="0"/>
+          <w:sz w:val="17"/>
         </w:rPr>
-        <w:t>問5　空所[A]に入る表現（2点）</w:t>
+        <w:t>問6（3点）　下線部(2)を日本語にしなさい</w:t>
       </w:r>
     </w:p>
     <w:tbl>
@@ -4292,8 +4919,7 @@
         <w:tblLook w:firstColumn="1" w:firstRow="1" w:lastColumn="0" w:lastRow="0" w:noHBand="0" w:noVBand="1" w:val="04A0"/>
       </w:tblPr>
       <w:tblGrid>
-        <w:gridCol w:w="5103"/>
-        <w:gridCol w:w="5103"/>
+        <w:gridCol w:w="10206"/>
       </w:tblGrid>
       <w:tr>
         <w:trPr>
@@ -4301,7 +4927,7 @@
         </w:trPr>
         <w:tc>
           <w:tcPr>
-            <w:tcW w:type="dxa" w:w="2268"/>
+            <w:tcW w:type="dxa" w:w="10205"/>
             <w:vAlign w:val="center"/>
           </w:tcPr>
           <w:p>
@@ -4313,21 +4939,25 @@
               <w:rPr>
                 <w:rFonts w:ascii="MS Gothic" w:hAnsi="MS Gothic" w:eastAsia="MS Gothic"/>
                 <w:b w:val="0"/>
-                <w:sz w:val="16"/>
+                <w:sz w:val="18"/>
               </w:rPr>
-              <w:t>選択（A・B・C・D）</w:t>
             </w:r>
           </w:p>
         </w:tc>
+      </w:tr>
+      <w:tr>
+        <w:trPr>
+          <w:trHeight w:val="453" w:hRule="exact"/>
+        </w:trPr>
         <w:tc>
           <w:tcPr>
-            <w:tcW w:type="dxa" w:w="6520"/>
+            <w:tcW w:type="dxa" w:w="10205"/>
             <w:vAlign w:val="center"/>
           </w:tcPr>
           <w:p>
             <w:pPr>
               <w:spacing w:before="0" w:after="0"/>
-              <w:jc w:val="left"/>
+              <w:jc w:val="center"/>
             </w:pPr>
             <w:r>
               <w:rPr>
@@ -4342,7 +4972,7 @@
     </w:tbl>
     <w:p>
       <w:pPr>
-        <w:spacing w:before="60" w:after="20"/>
+        <w:spacing w:before="80" w:after="20"/>
       </w:pPr>
       <w:r>
         <w:rPr>
@@ -4350,7 +4980,7 @@
           <w:b/>
           <w:sz w:val="18"/>
         </w:rPr>
-        <w:t>問6　下線部(2)を日本語にしなさい。（3点）</w:t>
+        <w:t>７　（思考・判断・表現　6点）　50語以上で書くこと</w:t>
       </w:r>
     </w:p>
     <w:tbl>
@@ -4365,17 +4995,17 @@
       </w:tblGrid>
       <w:tr>
         <w:trPr>
-          <w:trHeight w:val="481" w:hRule="exact"/>
+          <w:trHeight w:val="464" w:hRule="exact"/>
         </w:trPr>
         <w:tc>
           <w:tcPr>
-            <w:tcW w:type="dxa" w:w="8787"/>
+            <w:tcW w:type="dxa" w:w="10205"/>
             <w:vAlign w:val="center"/>
           </w:tcPr>
           <w:p>
             <w:pPr>
               <w:spacing w:before="0" w:after="0"/>
-              <w:jc w:val="left"/>
+              <w:jc w:val="center"/>
             </w:pPr>
             <w:r>
               <w:rPr>
@@ -4389,17 +5019,17 @@
       </w:tr>
       <w:tr>
         <w:trPr>
-          <w:trHeight w:val="481" w:hRule="exact"/>
+          <w:trHeight w:val="464" w:hRule="exact"/>
         </w:trPr>
         <w:tc>
           <w:tcPr>
-            <w:tcW w:type="dxa" w:w="8787"/>
+            <w:tcW w:type="dxa" w:w="10205"/>
             <w:vAlign w:val="center"/>
           </w:tcPr>
           <w:p>
             <w:pPr>
               <w:spacing w:before="0" w:after="0"/>
-              <w:jc w:val="left"/>
+              <w:jc w:val="center"/>
             </w:pPr>
             <w:r>
               <w:rPr>
@@ -4413,17 +5043,89 @@
       </w:tr>
       <w:tr>
         <w:trPr>
-          <w:trHeight w:val="481" w:hRule="exact"/>
+          <w:trHeight w:val="464" w:hRule="exact"/>
         </w:trPr>
         <w:tc>
           <w:tcPr>
-            <w:tcW w:type="dxa" w:w="8787"/>
+            <w:tcW w:type="dxa" w:w="10205"/>
             <w:vAlign w:val="center"/>
           </w:tcPr>
           <w:p>
             <w:pPr>
               <w:spacing w:before="0" w:after="0"/>
-              <w:jc w:val="left"/>
+              <w:jc w:val="center"/>
+            </w:pPr>
+            <w:r>
+              <w:rPr>
+                <w:rFonts w:ascii="MS Gothic" w:hAnsi="MS Gothic" w:eastAsia="MS Gothic"/>
+                <w:b w:val="0"/>
+                <w:sz w:val="18"/>
+              </w:rPr>
+            </w:r>
+          </w:p>
+        </w:tc>
+      </w:tr>
+      <w:tr>
+        <w:trPr>
+          <w:trHeight w:val="464" w:hRule="exact"/>
+        </w:trPr>
+        <w:tc>
+          <w:tcPr>
+            <w:tcW w:type="dxa" w:w="10205"/>
+            <w:vAlign w:val="center"/>
+          </w:tcPr>
+          <w:p>
+            <w:pPr>
+              <w:spacing w:before="0" w:after="0"/>
+              <w:jc w:val="center"/>
+            </w:pPr>
+            <w:r>
+              <w:rPr>
+                <w:rFonts w:ascii="MS Gothic" w:hAnsi="MS Gothic" w:eastAsia="MS Gothic"/>
+                <w:b w:val="0"/>
+                <w:sz w:val="18"/>
+              </w:rPr>
+            </w:r>
+          </w:p>
+        </w:tc>
+      </w:tr>
+      <w:tr>
+        <w:trPr>
+          <w:trHeight w:val="464" w:hRule="exact"/>
+        </w:trPr>
+        <w:tc>
+          <w:tcPr>
+            <w:tcW w:type="dxa" w:w="10205"/>
+            <w:vAlign w:val="center"/>
+          </w:tcPr>
+          <w:p>
+            <w:pPr>
+              <w:spacing w:before="0" w:after="0"/>
+              <w:jc w:val="center"/>
+            </w:pPr>
+            <w:r>
+              <w:rPr>
+                <w:rFonts w:ascii="MS Gothic" w:hAnsi="MS Gothic" w:eastAsia="MS Gothic"/>
+                <w:b w:val="0"/>
+                <w:sz w:val="18"/>
+              </w:rPr>
+            </w:r>
+          </w:p>
+        </w:tc>
+      </w:tr>
+      <w:tr>
+        <w:trPr>
+          <w:trHeight w:val="464" w:hRule="exact"/>
+        </w:trPr>
+        <w:tc>
+          <w:tcPr>
+            <w:tcW w:type="dxa" w:w="10205"/>
+            <w:vAlign w:val="center"/>
+          </w:tcPr>
+          <w:p>
+            <w:pPr>
+              <w:spacing w:before="0" w:after="0"/>
+              <w:jc w:val="center"/>
             </w:pPr>
             <w:r>
               <w:rPr>
@@ -4438,281 +5140,7 @@
     </w:tbl>
     <w:p>
       <w:pPr>
-        <w:spacing w:after="40"/>
-      </w:pPr>
-    </w:p>
-    <w:p>
-      <w:pPr>
-        <w:spacing w:before="40" w:after="20"/>
-      </w:pPr>
-      <w:r>
-        <w:rPr>
-          <w:rFonts w:ascii="MS Gothic" w:hAnsi="MS Gothic" w:eastAsia="MS Gothic"/>
-          <w:b/>
-          <w:sz w:val="20"/>
-        </w:rPr>
-        <w:t>７　Writing: Book Report　（6点）　（50語以上）</w:t>
-      </w:r>
-    </w:p>
-    <w:tbl>
-      <w:tblPr>
-        <w:tblStyle w:val="TableGrid"/>
-        <w:tblW w:type="auto" w:w="0"/>
-        <w:jc w:val="left"/>
-        <w:tblLook w:firstColumn="1" w:firstRow="1" w:lastColumn="0" w:lastRow="0" w:noHBand="0" w:noVBand="1" w:val="04A0"/>
-      </w:tblPr>
-      <w:tblGrid>
-        <w:gridCol w:w="10206"/>
-      </w:tblGrid>
-      <w:tr>
-        <w:trPr>
-          <w:trHeight w:val="481" w:hRule="exact"/>
-        </w:trPr>
-        <w:tc>
-          <w:tcPr>
-            <w:tcW w:type="dxa" w:w="8787"/>
-            <w:vAlign w:val="center"/>
-          </w:tcPr>
-          <w:p>
-            <w:pPr>
-              <w:spacing w:before="0" w:after="0"/>
-              <w:jc w:val="left"/>
-            </w:pPr>
-            <w:r>
-              <w:rPr>
-                <w:rFonts w:ascii="MS Gothic" w:hAnsi="MS Gothic" w:eastAsia="MS Gothic"/>
-                <w:b w:val="0"/>
-                <w:sz w:val="18"/>
-              </w:rPr>
-            </w:r>
-          </w:p>
-        </w:tc>
-      </w:tr>
-      <w:tr>
-        <w:trPr>
-          <w:trHeight w:val="481" w:hRule="exact"/>
-        </w:trPr>
-        <w:tc>
-          <w:tcPr>
-            <w:tcW w:type="dxa" w:w="8787"/>
-            <w:vAlign w:val="center"/>
-          </w:tcPr>
-          <w:p>
-            <w:pPr>
-              <w:spacing w:before="0" w:after="0"/>
-              <w:jc w:val="left"/>
-            </w:pPr>
-            <w:r>
-              <w:rPr>
-                <w:rFonts w:ascii="MS Gothic" w:hAnsi="MS Gothic" w:eastAsia="MS Gothic"/>
-                <w:b w:val="0"/>
-                <w:sz w:val="18"/>
-              </w:rPr>
-            </w:r>
-          </w:p>
-        </w:tc>
-      </w:tr>
-      <w:tr>
-        <w:trPr>
-          <w:trHeight w:val="481" w:hRule="exact"/>
-        </w:trPr>
-        <w:tc>
-          <w:tcPr>
-            <w:tcW w:type="dxa" w:w="8787"/>
-            <w:vAlign w:val="center"/>
-          </w:tcPr>
-          <w:p>
-            <w:pPr>
-              <w:spacing w:before="0" w:after="0"/>
-              <w:jc w:val="left"/>
-            </w:pPr>
-            <w:r>
-              <w:rPr>
-                <w:rFonts w:ascii="MS Gothic" w:hAnsi="MS Gothic" w:eastAsia="MS Gothic"/>
-                <w:b w:val="0"/>
-                <w:sz w:val="18"/>
-              </w:rPr>
-            </w:r>
-          </w:p>
-        </w:tc>
-      </w:tr>
-      <w:tr>
-        <w:trPr>
-          <w:trHeight w:val="481" w:hRule="exact"/>
-        </w:trPr>
-        <w:tc>
-          <w:tcPr>
-            <w:tcW w:type="dxa" w:w="8787"/>
-            <w:vAlign w:val="center"/>
-          </w:tcPr>
-          <w:p>
-            <w:pPr>
-              <w:spacing w:before="0" w:after="0"/>
-              <w:jc w:val="left"/>
-            </w:pPr>
-            <w:r>
-              <w:rPr>
-                <w:rFonts w:ascii="MS Gothic" w:hAnsi="MS Gothic" w:eastAsia="MS Gothic"/>
-                <w:b w:val="0"/>
-                <w:sz w:val="18"/>
-              </w:rPr>
-            </w:r>
-          </w:p>
-        </w:tc>
-      </w:tr>
-      <w:tr>
-        <w:trPr>
-          <w:trHeight w:val="481" w:hRule="exact"/>
-        </w:trPr>
-        <w:tc>
-          <w:tcPr>
-            <w:tcW w:type="dxa" w:w="8787"/>
-            <w:vAlign w:val="center"/>
-          </w:tcPr>
-          <w:p>
-            <w:pPr>
-              <w:spacing w:before="0" w:after="0"/>
-              <w:jc w:val="left"/>
-            </w:pPr>
-            <w:r>
-              <w:rPr>
-                <w:rFonts w:ascii="MS Gothic" w:hAnsi="MS Gothic" w:eastAsia="MS Gothic"/>
-                <w:b w:val="0"/>
-                <w:sz w:val="18"/>
-              </w:rPr>
-            </w:r>
-          </w:p>
-        </w:tc>
-      </w:tr>
-      <w:tr>
-        <w:trPr>
-          <w:trHeight w:val="481" w:hRule="exact"/>
-        </w:trPr>
-        <w:tc>
-          <w:tcPr>
-            <w:tcW w:type="dxa" w:w="8787"/>
-            <w:vAlign w:val="center"/>
-          </w:tcPr>
-          <w:p>
-            <w:pPr>
-              <w:spacing w:before="0" w:after="0"/>
-              <w:jc w:val="left"/>
-            </w:pPr>
-            <w:r>
-              <w:rPr>
-                <w:rFonts w:ascii="MS Gothic" w:hAnsi="MS Gothic" w:eastAsia="MS Gothic"/>
-                <w:b w:val="0"/>
-                <w:sz w:val="18"/>
-              </w:rPr>
-            </w:r>
-          </w:p>
-        </w:tc>
-      </w:tr>
-      <w:tr>
-        <w:trPr>
-          <w:trHeight w:val="481" w:hRule="exact"/>
-        </w:trPr>
-        <w:tc>
-          <w:tcPr>
-            <w:tcW w:type="dxa" w:w="8787"/>
-            <w:vAlign w:val="center"/>
-          </w:tcPr>
-          <w:p>
-            <w:pPr>
-              <w:spacing w:before="0" w:after="0"/>
-              <w:jc w:val="left"/>
-            </w:pPr>
-            <w:r>
-              <w:rPr>
-                <w:rFonts w:ascii="MS Gothic" w:hAnsi="MS Gothic" w:eastAsia="MS Gothic"/>
-                <w:b w:val="0"/>
-                <w:sz w:val="18"/>
-              </w:rPr>
-            </w:r>
-          </w:p>
-        </w:tc>
-      </w:tr>
-      <w:tr>
-        <w:trPr>
-          <w:trHeight w:val="481" w:hRule="exact"/>
-        </w:trPr>
-        <w:tc>
-          <w:tcPr>
-            <w:tcW w:type="dxa" w:w="8787"/>
-            <w:vAlign w:val="center"/>
-          </w:tcPr>
-          <w:p>
-            <w:pPr>
-              <w:spacing w:before="0" w:after="0"/>
-              <w:jc w:val="left"/>
-            </w:pPr>
-            <w:r>
-              <w:rPr>
-                <w:rFonts w:ascii="MS Gothic" w:hAnsi="MS Gothic" w:eastAsia="MS Gothic"/>
-                <w:b w:val="0"/>
-                <w:sz w:val="18"/>
-              </w:rPr>
-            </w:r>
-          </w:p>
-        </w:tc>
-      </w:tr>
-      <w:tr>
-        <w:trPr>
-          <w:trHeight w:val="481" w:hRule="exact"/>
-        </w:trPr>
-        <w:tc>
-          <w:tcPr>
-            <w:tcW w:type="dxa" w:w="8787"/>
-            <w:vAlign w:val="center"/>
-          </w:tcPr>
-          <w:p>
-            <w:pPr>
-              <w:spacing w:before="0" w:after="0"/>
-              <w:jc w:val="left"/>
-            </w:pPr>
-            <w:r>
-              <w:rPr>
-                <w:rFonts w:ascii="MS Gothic" w:hAnsi="MS Gothic" w:eastAsia="MS Gothic"/>
-                <w:b w:val="0"/>
-                <w:sz w:val="18"/>
-              </w:rPr>
-            </w:r>
-          </w:p>
-        </w:tc>
-      </w:tr>
-      <w:tr>
-        <w:trPr>
-          <w:trHeight w:val="481" w:hRule="exact"/>
-        </w:trPr>
-        <w:tc>
-          <w:tcPr>
-            <w:tcW w:type="dxa" w:w="8787"/>
-            <w:vAlign w:val="center"/>
-          </w:tcPr>
-          <w:p>
-            <w:pPr>
-              <w:spacing w:before="0" w:after="0"/>
-              <w:jc w:val="left"/>
-            </w:pPr>
-            <w:r>
-              <w:rPr>
-                <w:rFonts w:ascii="MS Gothic" w:hAnsi="MS Gothic" w:eastAsia="MS Gothic"/>
-                <w:b w:val="0"/>
-                <w:sz w:val="18"/>
-              </w:rPr>
-            </w:r>
-          </w:p>
-        </w:tc>
-      </w:tr>
-    </w:tbl>
-    <w:p>
-      <w:pPr>
-        <w:spacing w:after="80"/>
-      </w:pPr>
-    </w:p>
-    <w:p>
-      <w:pPr>
-        <w:spacing w:before="80" w:after="40"/>
+        <w:spacing w:before="100" w:after="20"/>
       </w:pPr>
       <w:r>
         <w:rPr>
@@ -4731,32 +5159,20 @@
         <w:tblLook w:firstColumn="1" w:firstRow="1" w:lastColumn="0" w:lastRow="0" w:noHBand="0" w:noVBand="1" w:val="04A0"/>
       </w:tblPr>
       <w:tblGrid>
-        <w:gridCol w:w="1134"/>
-        <w:gridCol w:w="1134"/>
-        <w:gridCol w:w="1134"/>
-        <w:gridCol w:w="1134"/>
-        <w:gridCol w:w="1134"/>
-        <w:gridCol w:w="1134"/>
-        <w:gridCol w:w="1134"/>
-        <w:gridCol w:w="1134"/>
-        <w:gridCol w:w="1134"/>
+        <w:gridCol w:w="2551"/>
+        <w:gridCol w:w="2551"/>
+        <w:gridCol w:w="2551"/>
+        <w:gridCol w:w="2551"/>
       </w:tblGrid>
       <w:tr>
         <w:trPr>
-          <w:trHeight w:val="283" w:hRule="exact"/>
-          <w:trHeight w:val="283" w:hRule="exact"/>
-          <w:trHeight w:val="283" w:hRule="exact"/>
-          <w:trHeight w:val="283" w:hRule="exact"/>
-          <w:trHeight w:val="283" w:hRule="exact"/>
-          <w:trHeight w:val="283" w:hRule="exact"/>
-          <w:trHeight w:val="283" w:hRule="exact"/>
-          <w:trHeight w:val="283" w:hRule="exact"/>
-          <w:trHeight w:val="283" w:hRule="exact"/>
+          <w:trHeight w:val="249" w:hRule="exact"/>
         </w:trPr>
         <w:tc>
           <w:tcPr>
-            <w:tcW w:type="dxa" w:w="850"/>
+            <w:tcW w:type="dxa" w:w="3118"/>
             <w:vAlign w:val="center"/>
+            <w:shd w:val="clear" w:color="auto" w:fill="D9D9D9"/>
           </w:tcPr>
           <w:p>
             <w:pPr>
@@ -4769,14 +5185,15 @@
                 <w:b/>
                 <w:sz w:val="16"/>
               </w:rPr>
-              <w:t>１</w:t>
+              <w:t>１〜３（知識・技能）　/43</w:t>
             </w:r>
           </w:p>
         </w:tc>
         <w:tc>
           <w:tcPr>
-            <w:tcW w:type="dxa" w:w="850"/>
+            <w:tcW w:type="dxa" w:w="3685"/>
             <w:vAlign w:val="center"/>
+            <w:shd w:val="clear" w:color="auto" w:fill="D9D9D9"/>
           </w:tcPr>
           <w:p>
             <w:pPr>
@@ -4789,14 +5206,15 @@
                 <w:b/>
                 <w:sz w:val="16"/>
               </w:rPr>
-              <w:t>２</w:t>
+              <w:t>１・４〜７（思考・判断・表現）　/57</w:t>
             </w:r>
           </w:p>
         </w:tc>
         <w:tc>
           <w:tcPr>
-            <w:tcW w:type="dxa" w:w="850"/>
+            <w:tcW w:type="dxa" w:w="2268"/>
             <w:vAlign w:val="center"/>
+            <w:shd w:val="clear" w:color="auto" w:fill="D9D9D9"/>
           </w:tcPr>
           <w:p>
             <w:pPr>
@@ -4809,152 +5227,38 @@
                 <w:b/>
                 <w:sz w:val="16"/>
               </w:rPr>
-              <w:t>３</w:t>
+              <w:t>合計　/100</w:t>
             </w:r>
           </w:p>
         </w:tc>
         <w:tc>
           <w:tcPr>
-            <w:tcW w:type="dxa" w:w="850"/>
+            <w:tcW w:type="dxa" w:w="1134"/>
+            <w:tcBorders>
+              <w:top w:val="none" w:sz="0" w:space="0" w:color="auto"/>
+              <w:left w:val="none" w:sz="0" w:space="0" w:color="auto"/>
+              <w:bottom w:val="none" w:sz="0" w:space="0" w:color="auto"/>
+              <w:right w:val="none" w:sz="0" w:space="0" w:color="auto"/>
+              <w:insideH w:val="none" w:sz="0" w:space="0" w:color="auto"/>
+              <w:insideV w:val="none" w:sz="0" w:space="0" w:color="auto"/>
+            </w:tcBorders>
+          </w:tcPr>
+          <w:p/>
+        </w:tc>
+      </w:tr>
+      <w:tr>
+        <w:trPr>
+          <w:trHeight w:val="442" w:hRule="exact"/>
+        </w:trPr>
+        <w:tc>
+          <w:tcPr>
+            <w:tcW w:type="dxa" w:w="3118"/>
             <w:vAlign w:val="center"/>
           </w:tcPr>
           <w:p>
             <w:pPr>
               <w:spacing w:before="0" w:after="0"/>
               <w:jc w:val="center"/>
-            </w:pPr>
-            <w:r>
-              <w:rPr>
-                <w:rFonts w:ascii="MS Gothic" w:hAnsi="MS Gothic" w:eastAsia="MS Gothic"/>
-                <w:b/>
-                <w:sz w:val="16"/>
-              </w:rPr>
-              <w:t>４</w:t>
-            </w:r>
-          </w:p>
-        </w:tc>
-        <w:tc>
-          <w:tcPr>
-            <w:tcW w:type="dxa" w:w="850"/>
-            <w:vAlign w:val="center"/>
-          </w:tcPr>
-          <w:p>
-            <w:pPr>
-              <w:spacing w:before="0" w:after="0"/>
-              <w:jc w:val="center"/>
-            </w:pPr>
-            <w:r>
-              <w:rPr>
-                <w:rFonts w:ascii="MS Gothic" w:hAnsi="MS Gothic" w:eastAsia="MS Gothic"/>
-                <w:b/>
-                <w:sz w:val="16"/>
-              </w:rPr>
-              <w:t>５</w:t>
-            </w:r>
-          </w:p>
-        </w:tc>
-        <w:tc>
-          <w:tcPr>
-            <w:tcW w:type="dxa" w:w="850"/>
-            <w:vAlign w:val="center"/>
-          </w:tcPr>
-          <w:p>
-            <w:pPr>
-              <w:spacing w:before="0" w:after="0"/>
-              <w:jc w:val="center"/>
-            </w:pPr>
-            <w:r>
-              <w:rPr>
-                <w:rFonts w:ascii="MS Gothic" w:hAnsi="MS Gothic" w:eastAsia="MS Gothic"/>
-                <w:b/>
-                <w:sz w:val="16"/>
-              </w:rPr>
-              <w:t>６</w:t>
-            </w:r>
-          </w:p>
-        </w:tc>
-        <w:tc>
-          <w:tcPr>
-            <w:tcW w:type="dxa" w:w="850"/>
-            <w:vAlign w:val="center"/>
-          </w:tcPr>
-          <w:p>
-            <w:pPr>
-              <w:spacing w:before="0" w:after="0"/>
-              <w:jc w:val="center"/>
-            </w:pPr>
-            <w:r>
-              <w:rPr>
-                <w:rFonts w:ascii="MS Gothic" w:hAnsi="MS Gothic" w:eastAsia="MS Gothic"/>
-                <w:b/>
-                <w:sz w:val="16"/>
-              </w:rPr>
-              <w:t>７</w:t>
-            </w:r>
-          </w:p>
-        </w:tc>
-        <w:tc>
-          <w:tcPr>
-            <w:tcW w:type="dxa" w:w="1417"/>
-            <w:vAlign w:val="center"/>
-          </w:tcPr>
-          <w:p>
-            <w:pPr>
-              <w:spacing w:before="0" w:after="0"/>
-              <w:jc w:val="center"/>
-            </w:pPr>
-            <w:r>
-              <w:rPr>
-                <w:rFonts w:ascii="MS Gothic" w:hAnsi="MS Gothic" w:eastAsia="MS Gothic"/>
-                <w:b/>
-                <w:sz w:val="16"/>
-              </w:rPr>
-              <w:t>小計</w:t>
-            </w:r>
-          </w:p>
-        </w:tc>
-        <w:tc>
-          <w:tcPr>
-            <w:tcW w:type="dxa" w:w="1417"/>
-            <w:vAlign w:val="center"/>
-          </w:tcPr>
-          <w:p>
-            <w:pPr>
-              <w:spacing w:before="0" w:after="0"/>
-              <w:jc w:val="center"/>
-            </w:pPr>
-            <w:r>
-              <w:rPr>
-                <w:rFonts w:ascii="MS Gothic" w:hAnsi="MS Gothic" w:eastAsia="MS Gothic"/>
-                <w:b/>
-                <w:sz w:val="16"/>
-              </w:rPr>
-              <w:t>合計</w:t>
-            </w:r>
-          </w:p>
-        </w:tc>
-      </w:tr>
-      <w:tr>
-        <w:trPr>
-          <w:trHeight w:val="510" w:hRule="exact"/>
-          <w:trHeight w:val="510" w:hRule="exact"/>
-          <w:trHeight w:val="510" w:hRule="exact"/>
-          <w:trHeight w:val="510" w:hRule="exact"/>
-          <w:trHeight w:val="510" w:hRule="exact"/>
-          <w:trHeight w:val="510" w:hRule="exact"/>
-          <w:trHeight w:val="510" w:hRule="exact"/>
-          <w:trHeight w:val="510" w:hRule="exact"/>
-          <w:trHeight w:val="510" w:hRule="exact"/>
-        </w:trPr>
-        <w:tc>
-          <w:tcPr>
-            <w:tcW w:type="dxa" w:w="850"/>
-            <w:vAlign w:val="center"/>
-          </w:tcPr>
-          <w:p>
-            <w:pPr>
-              <w:spacing w:before="0" w:after="0"/>
-              <w:jc w:val="left"/>
             </w:pPr>
             <w:r>
               <w:rPr>
@@ -4967,13 +5271,13 @@
         </w:tc>
         <w:tc>
           <w:tcPr>
-            <w:tcW w:type="dxa" w:w="850"/>
+            <w:tcW w:type="dxa" w:w="3685"/>
             <w:vAlign w:val="center"/>
           </w:tcPr>
           <w:p>
             <w:pPr>
               <w:spacing w:before="0" w:after="0"/>
-              <w:jc w:val="left"/>
+              <w:jc w:val="center"/>
             </w:pPr>
             <w:r>
               <w:rPr>
@@ -4986,13 +5290,13 @@
         </w:tc>
         <w:tc>
           <w:tcPr>
-            <w:tcW w:type="dxa" w:w="850"/>
+            <w:tcW w:type="dxa" w:w="2268"/>
             <w:vAlign w:val="center"/>
           </w:tcPr>
           <w:p>
             <w:pPr>
               <w:spacing w:before="0" w:after="0"/>
-              <w:jc w:val="left"/>
+              <w:jc w:val="center"/>
             </w:pPr>
             <w:r>
               <w:rPr>
@@ -5005,117 +5309,17 @@
         </w:tc>
         <w:tc>
           <w:tcPr>
-            <w:tcW w:type="dxa" w:w="850"/>
-            <w:vAlign w:val="center"/>
+            <w:tcW w:type="dxa" w:w="1134"/>
+            <w:tcBorders>
+              <w:top w:val="none" w:sz="0" w:space="0" w:color="auto"/>
+              <w:left w:val="none" w:sz="0" w:space="0" w:color="auto"/>
+              <w:bottom w:val="none" w:sz="0" w:space="0" w:color="auto"/>
+              <w:right w:val="none" w:sz="0" w:space="0" w:color="auto"/>
+              <w:insideH w:val="none" w:sz="0" w:space="0" w:color="auto"/>
+              <w:insideV w:val="none" w:sz="0" w:space="0" w:color="auto"/>
+            </w:tcBorders>
           </w:tcPr>
-          <w:p>
-            <w:pPr>
-              <w:spacing w:before="0" w:after="0"/>
-              <w:jc w:val="left"/>
-            </w:pPr>
-            <w:r>
-              <w:rPr>
-                <w:rFonts w:ascii="MS Gothic" w:hAnsi="MS Gothic" w:eastAsia="MS Gothic"/>
-                <w:b w:val="0"/>
-                <w:sz w:val="18"/>
-              </w:rPr>
-            </w:r>
-          </w:p>
-        </w:tc>
-        <w:tc>
-          <w:tcPr>
-            <w:tcW w:type="dxa" w:w="850"/>
-            <w:vAlign w:val="center"/>
-          </w:tcPr>
-          <w:p>
-            <w:pPr>
-              <w:spacing w:before="0" w:after="0"/>
-              <w:jc w:val="left"/>
-            </w:pPr>
-            <w:r>
-              <w:rPr>
-                <w:rFonts w:ascii="MS Gothic" w:hAnsi="MS Gothic" w:eastAsia="MS Gothic"/>
-                <w:b w:val="0"/>
-                <w:sz w:val="18"/>
-              </w:rPr>
-            </w:r>
-          </w:p>
-        </w:tc>
-        <w:tc>
-          <w:tcPr>
-            <w:tcW w:type="dxa" w:w="850"/>
-            <w:vAlign w:val="center"/>
-          </w:tcPr>
-          <w:p>
-            <w:pPr>
-              <w:spacing w:before="0" w:after="0"/>
-              <w:jc w:val="left"/>
-            </w:pPr>
-            <w:r>
-              <w:rPr>
-                <w:rFonts w:ascii="MS Gothic" w:hAnsi="MS Gothic" w:eastAsia="MS Gothic"/>
-                <w:b w:val="0"/>
-                <w:sz w:val="18"/>
-              </w:rPr>
-            </w:r>
-          </w:p>
-        </w:tc>
-        <w:tc>
-          <w:tcPr>
-            <w:tcW w:type="dxa" w:w="850"/>
-            <w:vAlign w:val="center"/>
-          </w:tcPr>
-          <w:p>
-            <w:pPr>
-              <w:spacing w:before="0" w:after="0"/>
-              <w:jc w:val="left"/>
-            </w:pPr>
-            <w:r>
-              <w:rPr>
-                <w:rFonts w:ascii="MS Gothic" w:hAnsi="MS Gothic" w:eastAsia="MS Gothic"/>
-                <w:b w:val="0"/>
-                <w:sz w:val="18"/>
-              </w:rPr>
-            </w:r>
-          </w:p>
-        </w:tc>
-        <w:tc>
-          <w:tcPr>
-            <w:tcW w:type="dxa" w:w="1417"/>
-            <w:vAlign w:val="center"/>
-          </w:tcPr>
-          <w:p>
-            <w:pPr>
-              <w:spacing w:before="0" w:after="0"/>
-              <w:jc w:val="left"/>
-            </w:pPr>
-            <w:r>
-              <w:rPr>
-                <w:rFonts w:ascii="MS Gothic" w:hAnsi="MS Gothic" w:eastAsia="MS Gothic"/>
-                <w:b w:val="0"/>
-                <w:sz w:val="18"/>
-              </w:rPr>
-            </w:r>
-          </w:p>
-        </w:tc>
-        <w:tc>
-          <w:tcPr>
-            <w:tcW w:type="dxa" w:w="1417"/>
-            <w:vAlign w:val="center"/>
-          </w:tcPr>
-          <w:p>
-            <w:pPr>
-              <w:spacing w:before="0" w:after="0"/>
-              <w:jc w:val="left"/>
-            </w:pPr>
-            <w:r>
-              <w:rPr>
-                <w:rFonts w:ascii="MS Gothic" w:hAnsi="MS Gothic" w:eastAsia="MS Gothic"/>
-                <w:b w:val="0"/>
-                <w:sz w:val="18"/>
-              </w:rPr>
-            </w:r>
-          </w:p>
+          <w:p/>
         </w:tc>
       </w:tr>
     </w:tbl>

--- a/2026年度_論理表現Ⅱ_中間テスト_解答用紙.docx
+++ b/2026年度_論理表現Ⅱ_中間テスト_解答用紙.docx
@@ -132,6 +132,19 @@
         <w:t>１　（思考・判断・表現　14点）</w:t>
       </w:r>
     </w:p>
+    <w:p>
+      <w:pPr>
+        <w:spacing w:before="40" w:after="20"/>
+      </w:pPr>
+      <w:r>
+        <w:rPr>
+          <w:rFonts w:ascii="MS Gothic" w:hAnsi="MS Gothic" w:eastAsia="MS Gothic"/>
+          <w:b w:val="0"/>
+          <w:sz w:val="17"/>
+        </w:rPr>
+        <w:t>A（2点）　　　　　　　　　　　　　B（2点）　　各①〜③から選択</w:t>
+      </w:r>
+    </w:p>
     <w:tbl>
       <w:tblPr>
         <w:tblStyle w:val="TableGrid"/>
@@ -149,11 +162,11 @@
       </w:tblGrid>
       <w:tr>
         <w:trPr>
-          <w:trHeight w:val="249" w:hRule="exact"/>
+          <w:trHeight w:val="396" w:hRule="exact"/>
         </w:trPr>
         <w:tc>
           <w:tcPr>
-            <w:tcW w:type="dxa" w:w="1134"/>
+            <w:tcW w:type="dxa" w:w="1417"/>
             <w:vAlign w:val="center"/>
             <w:shd w:val="clear" w:color="auto" w:fill="D9D9D9"/>
           </w:tcPr>
@@ -168,13 +181,13 @@
                 <w:b/>
                 <w:sz w:val="16"/>
               </w:rPr>
-              <w:t>A（2点）</w:t>
+              <w:t>Aの答え</w:t>
             </w:r>
           </w:p>
         </w:tc>
         <w:tc>
           <w:tcPr>
-            <w:tcW w:type="dxa" w:w="1134"/>
+            <w:tcW w:type="dxa" w:w="1020"/>
             <w:vAlign w:val="center"/>
           </w:tcPr>
           <w:p>
@@ -193,7 +206,7 @@
         </w:tc>
         <w:tc>
           <w:tcPr>
-            <w:tcW w:type="dxa" w:w="227"/>
+            <w:tcW w:type="dxa" w:w="283"/>
             <w:tcBorders>
               <w:top w:val="none" w:sz="0" w:space="0" w:color="auto"/>
               <w:left w:val="none" w:sz="0" w:space="0" w:color="auto"/>
@@ -207,7 +220,7 @@
         </w:tc>
         <w:tc>
           <w:tcPr>
-            <w:tcW w:type="dxa" w:w="1134"/>
+            <w:tcW w:type="dxa" w:w="1417"/>
             <w:vAlign w:val="center"/>
             <w:shd w:val="clear" w:color="auto" w:fill="D9D9D9"/>
           </w:tcPr>
@@ -222,13 +235,13 @@
                 <w:b/>
                 <w:sz w:val="16"/>
               </w:rPr>
-              <w:t>B（2点）</w:t>
+              <w:t>Bの答え</w:t>
             </w:r>
           </w:p>
         </w:tc>
         <w:tc>
           <w:tcPr>
-            <w:tcW w:type="dxa" w:w="1134"/>
+            <w:tcW w:type="dxa" w:w="1020"/>
             <w:vAlign w:val="center"/>
           </w:tcPr>
           <w:p>
@@ -247,118 +260,7 @@
         </w:tc>
         <w:tc>
           <w:tcPr>
-            <w:tcW w:type="dxa" w:w="5443"/>
-            <w:tcBorders>
-              <w:top w:val="none" w:sz="0" w:space="0" w:color="auto"/>
-              <w:left w:val="none" w:sz="0" w:space="0" w:color="auto"/>
-              <w:bottom w:val="none" w:sz="0" w:space="0" w:color="auto"/>
-              <w:right w:val="none" w:sz="0" w:space="0" w:color="auto"/>
-              <w:insideH w:val="none" w:sz="0" w:space="0" w:color="auto"/>
-              <w:insideV w:val="none" w:sz="0" w:space="0" w:color="auto"/>
-            </w:tcBorders>
-          </w:tcPr>
-          <w:p/>
-        </w:tc>
-      </w:tr>
-      <w:tr>
-        <w:trPr>
-          <w:trHeight w:val="385" w:hRule="exact"/>
-        </w:trPr>
-        <w:tc>
-          <w:tcPr>
-            <w:tcW w:type="dxa" w:w="1134"/>
-            <w:vAlign w:val="center"/>
-          </w:tcPr>
-          <w:p>
-            <w:pPr>
-              <w:spacing w:before="0" w:after="0"/>
-              <w:jc w:val="center"/>
-            </w:pPr>
-            <w:r>
-              <w:rPr>
-                <w:rFonts w:ascii="MS Gothic" w:hAnsi="MS Gothic" w:eastAsia="MS Gothic"/>
-                <w:b w:val="0"/>
-                <w:sz w:val="15"/>
-              </w:rPr>
-              <w:t>答え</w:t>
-            </w:r>
-          </w:p>
-        </w:tc>
-        <w:tc>
-          <w:tcPr>
-            <w:tcW w:type="dxa" w:w="1134"/>
-            <w:vAlign w:val="center"/>
-          </w:tcPr>
-          <w:p>
-            <w:pPr>
-              <w:spacing w:before="0" w:after="0"/>
-              <w:jc w:val="center"/>
-            </w:pPr>
-            <w:r>
-              <w:rPr>
-                <w:rFonts w:ascii="MS Gothic" w:hAnsi="MS Gothic" w:eastAsia="MS Gothic"/>
-                <w:b w:val="0"/>
-                <w:sz w:val="18"/>
-              </w:rPr>
-            </w:r>
-          </w:p>
-        </w:tc>
-        <w:tc>
-          <w:tcPr>
-            <w:tcW w:type="dxa" w:w="227"/>
-            <w:tcBorders>
-              <w:top w:val="none" w:sz="0" w:space="0" w:color="auto"/>
-              <w:left w:val="none" w:sz="0" w:space="0" w:color="auto"/>
-              <w:bottom w:val="none" w:sz="0" w:space="0" w:color="auto"/>
-              <w:right w:val="none" w:sz="0" w:space="0" w:color="auto"/>
-              <w:insideH w:val="none" w:sz="0" w:space="0" w:color="auto"/>
-              <w:insideV w:val="none" w:sz="0" w:space="0" w:color="auto"/>
-            </w:tcBorders>
-          </w:tcPr>
-          <w:p/>
-        </w:tc>
-        <w:tc>
-          <w:tcPr>
-            <w:tcW w:type="dxa" w:w="1134"/>
-            <w:vAlign w:val="center"/>
-          </w:tcPr>
-          <w:p>
-            <w:pPr>
-              <w:spacing w:before="0" w:after="0"/>
-              <w:jc w:val="center"/>
-            </w:pPr>
-            <w:r>
-              <w:rPr>
-                <w:rFonts w:ascii="MS Gothic" w:hAnsi="MS Gothic" w:eastAsia="MS Gothic"/>
-                <w:b w:val="0"/>
-                <w:sz w:val="15"/>
-              </w:rPr>
-              <w:t>答え</w:t>
-            </w:r>
-          </w:p>
-        </w:tc>
-        <w:tc>
-          <w:tcPr>
-            <w:tcW w:type="dxa" w:w="1134"/>
-            <w:vAlign w:val="center"/>
-          </w:tcPr>
-          <w:p>
-            <w:pPr>
-              <w:spacing w:before="0" w:after="0"/>
-              <w:jc w:val="center"/>
-            </w:pPr>
-            <w:r>
-              <w:rPr>
-                <w:rFonts w:ascii="MS Gothic" w:hAnsi="MS Gothic" w:eastAsia="MS Gothic"/>
-                <w:b w:val="0"/>
-                <w:sz w:val="18"/>
-              </w:rPr>
-            </w:r>
-          </w:p>
-        </w:tc>
-        <w:tc>
-          <w:tcPr>
-            <w:tcW w:type="dxa" w:w="5443"/>
+            <w:tcW w:type="dxa" w:w="5046"/>
             <w:tcBorders>
               <w:top w:val="none" w:sz="0" w:space="0" w:color="auto"/>
               <w:left w:val="none" w:sz="0" w:space="0" w:color="auto"/>
@@ -393,26 +295,15 @@
         <w:tblLook w:firstColumn="1" w:firstRow="1" w:lastColumn="0" w:lastRow="0" w:noHBand="0" w:noVBand="1" w:val="04A0"/>
       </w:tblPr>
       <w:tblGrid>
-        <w:gridCol w:w="510"/>
-        <w:gridCol w:w="510"/>
-        <w:gridCol w:w="510"/>
-        <w:gridCol w:w="510"/>
-        <w:gridCol w:w="510"/>
-        <w:gridCol w:w="510"/>
-        <w:gridCol w:w="510"/>
-        <w:gridCol w:w="510"/>
-        <w:gridCol w:w="510"/>
-        <w:gridCol w:w="510"/>
-        <w:gridCol w:w="510"/>
-        <w:gridCol w:w="510"/>
-        <w:gridCol w:w="510"/>
-        <w:gridCol w:w="510"/>
-        <w:gridCol w:w="510"/>
-        <w:gridCol w:w="510"/>
-        <w:gridCol w:w="510"/>
-        <w:gridCol w:w="510"/>
-        <w:gridCol w:w="510"/>
-        <w:gridCol w:w="510"/>
+        <w:gridCol w:w="1134"/>
+        <w:gridCol w:w="1134"/>
+        <w:gridCol w:w="1134"/>
+        <w:gridCol w:w="1134"/>
+        <w:gridCol w:w="1134"/>
+        <w:gridCol w:w="1134"/>
+        <w:gridCol w:w="1134"/>
+        <w:gridCol w:w="1134"/>
+        <w:gridCol w:w="1134"/>
       </w:tblGrid>
       <w:tr>
         <w:trPr>
@@ -420,7 +311,7 @@
         </w:trPr>
         <w:tc>
           <w:tcPr>
-            <w:tcW w:type="dxa" w:w="510"/>
+            <w:tcW w:type="dxa" w:w="397"/>
             <w:vAlign w:val="center"/>
             <w:shd w:val="clear" w:color="auto" w:fill="D9D9D9"/>
           </w:tcPr>
@@ -441,7 +332,7 @@
         </w:tc>
         <w:tc>
           <w:tcPr>
-            <w:tcW w:type="dxa" w:w="510"/>
+            <w:tcW w:type="dxa" w:w="1502"/>
             <w:vAlign w:val="center"/>
           </w:tcPr>
           <w:p>
@@ -453,14 +344,14 @@
               <w:rPr>
                 <w:rFonts w:ascii="MS Gothic" w:hAnsi="MS Gothic" w:eastAsia="MS Gothic"/>
                 <w:b w:val="0"/>
-                <w:sz w:val="14"/>
+                <w:sz w:val="18"/>
               </w:rPr>
             </w:r>
           </w:p>
         </w:tc>
         <w:tc>
           <w:tcPr>
-            <w:tcW w:type="dxa" w:w="510"/>
+            <w:tcW w:type="dxa" w:w="1502"/>
             <w:vAlign w:val="center"/>
           </w:tcPr>
           <w:p>
@@ -472,14 +363,14 @@
               <w:rPr>
                 <w:rFonts w:ascii="MS Gothic" w:hAnsi="MS Gothic" w:eastAsia="MS Gothic"/>
                 <w:b w:val="0"/>
-                <w:sz w:val="14"/>
+                <w:sz w:val="18"/>
               </w:rPr>
             </w:r>
           </w:p>
         </w:tc>
         <w:tc>
           <w:tcPr>
-            <w:tcW w:type="dxa" w:w="510"/>
+            <w:tcW w:type="dxa" w:w="1502"/>
             <w:vAlign w:val="center"/>
           </w:tcPr>
           <w:p>
@@ -491,14 +382,14 @@
               <w:rPr>
                 <w:rFonts w:ascii="MS Gothic" w:hAnsi="MS Gothic" w:eastAsia="MS Gothic"/>
                 <w:b w:val="0"/>
-                <w:sz w:val="14"/>
+                <w:sz w:val="18"/>
               </w:rPr>
             </w:r>
           </w:p>
         </w:tc>
         <w:tc>
           <w:tcPr>
-            <w:tcW w:type="dxa" w:w="510"/>
+            <w:tcW w:type="dxa" w:w="397"/>
             <w:vAlign w:val="center"/>
             <w:shd w:val="clear" w:color="auto" w:fill="D9D9D9"/>
           </w:tcPr>
@@ -519,7 +410,7 @@
         </w:tc>
         <w:tc>
           <w:tcPr>
-            <w:tcW w:type="dxa" w:w="510"/>
+            <w:tcW w:type="dxa" w:w="1502"/>
             <w:vAlign w:val="center"/>
           </w:tcPr>
           <w:p>
@@ -531,14 +422,14 @@
               <w:rPr>
                 <w:rFonts w:ascii="MS Gothic" w:hAnsi="MS Gothic" w:eastAsia="MS Gothic"/>
                 <w:b w:val="0"/>
-                <w:sz w:val="14"/>
+                <w:sz w:val="18"/>
               </w:rPr>
             </w:r>
           </w:p>
         </w:tc>
         <w:tc>
           <w:tcPr>
-            <w:tcW w:type="dxa" w:w="510"/>
+            <w:tcW w:type="dxa" w:w="1502"/>
             <w:vAlign w:val="center"/>
           </w:tcPr>
           <w:p>
@@ -550,28 +441,14 @@
               <w:rPr>
                 <w:rFonts w:ascii="MS Gothic" w:hAnsi="MS Gothic" w:eastAsia="MS Gothic"/>
                 <w:b w:val="0"/>
-                <w:sz w:val="14"/>
+                <w:sz w:val="18"/>
               </w:rPr>
             </w:r>
           </w:p>
         </w:tc>
         <w:tc>
           <w:tcPr>
-            <w:tcW w:type="dxa" w:w="510"/>
-            <w:tcBorders>
-              <w:top w:val="none" w:sz="0" w:space="0" w:color="auto"/>
-              <w:left w:val="none" w:sz="0" w:space="0" w:color="auto"/>
-              <w:bottom w:val="none" w:sz="0" w:space="0" w:color="auto"/>
-              <w:right w:val="none" w:sz="0" w:space="0" w:color="auto"/>
-              <w:insideH w:val="none" w:sz="0" w:space="0" w:color="auto"/>
-              <w:insideV w:val="none" w:sz="0" w:space="0" w:color="auto"/>
-            </w:tcBorders>
-          </w:tcPr>
-          <w:p/>
-        </w:tc>
-        <w:tc>
-          <w:tcPr>
-            <w:tcW w:type="dxa" w:w="510"/>
+            <w:tcW w:type="dxa" w:w="397"/>
             <w:vAlign w:val="center"/>
             <w:shd w:val="clear" w:color="auto" w:fill="D9D9D9"/>
           </w:tcPr>
@@ -592,7 +469,7 @@
         </w:tc>
         <w:tc>
           <w:tcPr>
-            <w:tcW w:type="dxa" w:w="510"/>
+            <w:tcW w:type="dxa" w:w="1502"/>
             <w:vAlign w:val="center"/>
           </w:tcPr>
           <w:p>
@@ -604,14 +481,19 @@
               <w:rPr>
                 <w:rFonts w:ascii="MS Gothic" w:hAnsi="MS Gothic" w:eastAsia="MS Gothic"/>
                 <w:b w:val="0"/>
-                <w:sz w:val="14"/>
+                <w:sz w:val="18"/>
               </w:rPr>
             </w:r>
           </w:p>
         </w:tc>
+      </w:tr>
+      <w:tr>
+        <w:trPr>
+          <w:trHeight w:val="396" w:hRule="exact"/>
+        </w:trPr>
         <w:tc>
           <w:tcPr>
-            <w:tcW w:type="dxa" w:w="510"/>
+            <w:tcW w:type="dxa" w:w="397"/>
             <w:tcBorders>
               <w:top w:val="none" w:sz="0" w:space="0" w:color="auto"/>
               <w:left w:val="none" w:sz="0" w:space="0" w:color="auto"/>
@@ -625,7 +507,64 @@
         </w:tc>
         <w:tc>
           <w:tcPr>
-            <w:tcW w:type="dxa" w:w="510"/>
+            <w:tcW w:type="dxa" w:w="1502"/>
+            <w:vAlign w:val="center"/>
+          </w:tcPr>
+          <w:p>
+            <w:pPr>
+              <w:spacing w:before="0" w:after="0"/>
+              <w:jc w:val="center"/>
+            </w:pPr>
+            <w:r>
+              <w:rPr>
+                <w:rFonts w:ascii="MS Gothic" w:hAnsi="MS Gothic" w:eastAsia="MS Gothic"/>
+                <w:b w:val="0"/>
+                <w:sz w:val="18"/>
+              </w:rPr>
+            </w:r>
+          </w:p>
+        </w:tc>
+        <w:tc>
+          <w:tcPr>
+            <w:tcW w:type="dxa" w:w="1502"/>
+            <w:vAlign w:val="center"/>
+          </w:tcPr>
+          <w:p>
+            <w:pPr>
+              <w:spacing w:before="0" w:after="0"/>
+              <w:jc w:val="center"/>
+            </w:pPr>
+            <w:r>
+              <w:rPr>
+                <w:rFonts w:ascii="MS Gothic" w:hAnsi="MS Gothic" w:eastAsia="MS Gothic"/>
+                <w:b w:val="0"/>
+                <w:sz w:val="18"/>
+              </w:rPr>
+            </w:r>
+          </w:p>
+        </w:tc>
+        <w:tc>
+          <w:tcPr>
+            <w:tcW w:type="dxa" w:w="1502"/>
+            <w:vAlign w:val="center"/>
+          </w:tcPr>
+          <w:p>
+            <w:pPr>
+              <w:spacing w:before="0" w:after="0"/>
+              <w:jc w:val="center"/>
+            </w:pPr>
+            <w:r>
+              <w:rPr>
+                <w:rFonts w:ascii="MS Gothic" w:hAnsi="MS Gothic" w:eastAsia="MS Gothic"/>
+                <w:b w:val="0"/>
+                <w:sz w:val="18"/>
+              </w:rPr>
+            </w:r>
+          </w:p>
+        </w:tc>
+        <w:tc>
+          <w:tcPr>
+            <w:tcW w:type="dxa" w:w="397"/>
             <w:tcBorders>
               <w:top w:val="none" w:sz="0" w:space="0" w:color="auto"/>
               <w:left w:val="none" w:sz="0" w:space="0" w:color="auto"/>
@@ -639,7 +578,102 @@
         </w:tc>
         <w:tc>
           <w:tcPr>
-            <w:tcW w:type="dxa" w:w="510"/>
+            <w:tcW w:type="dxa" w:w="1502"/>
+            <w:vAlign w:val="center"/>
+          </w:tcPr>
+          <w:p>
+            <w:pPr>
+              <w:spacing w:before="0" w:after="0"/>
+              <w:jc w:val="center"/>
+            </w:pPr>
+            <w:r>
+              <w:rPr>
+                <w:rFonts w:ascii="MS Gothic" w:hAnsi="MS Gothic" w:eastAsia="MS Gothic"/>
+                <w:b w:val="0"/>
+                <w:sz w:val="18"/>
+              </w:rPr>
+            </w:r>
+          </w:p>
+        </w:tc>
+        <w:tc>
+          <w:tcPr>
+            <w:tcW w:type="dxa" w:w="1502"/>
+            <w:vAlign w:val="center"/>
+          </w:tcPr>
+          <w:p>
+            <w:pPr>
+              <w:spacing w:before="0" w:after="0"/>
+              <w:jc w:val="center"/>
+            </w:pPr>
+            <w:r>
+              <w:rPr>
+                <w:rFonts w:ascii="MS Gothic" w:hAnsi="MS Gothic" w:eastAsia="MS Gothic"/>
+                <w:b w:val="0"/>
+                <w:sz w:val="18"/>
+              </w:rPr>
+            </w:r>
+          </w:p>
+        </w:tc>
+        <w:tc>
+          <w:tcPr>
+            <w:tcW w:type="dxa" w:w="397"/>
+            <w:tcBorders>
+              <w:top w:val="none" w:sz="0" w:space="0" w:color="auto"/>
+              <w:left w:val="none" w:sz="0" w:space="0" w:color="auto"/>
+              <w:bottom w:val="none" w:sz="0" w:space="0" w:color="auto"/>
+              <w:right w:val="none" w:sz="0" w:space="0" w:color="auto"/>
+              <w:insideH w:val="none" w:sz="0" w:space="0" w:color="auto"/>
+              <w:insideV w:val="none" w:sz="0" w:space="0" w:color="auto"/>
+            </w:tcBorders>
+          </w:tcPr>
+          <w:p/>
+        </w:tc>
+        <w:tc>
+          <w:tcPr>
+            <w:tcW w:type="dxa" w:w="1502"/>
+            <w:vAlign w:val="center"/>
+          </w:tcPr>
+          <w:p>
+            <w:pPr>
+              <w:spacing w:before="0" w:after="0"/>
+              <w:jc w:val="center"/>
+            </w:pPr>
+            <w:r>
+              <w:rPr>
+                <w:rFonts w:ascii="MS Gothic" w:hAnsi="MS Gothic" w:eastAsia="MS Gothic"/>
+                <w:b w:val="0"/>
+                <w:sz w:val="18"/>
+              </w:rPr>
+            </w:r>
+          </w:p>
+        </w:tc>
+      </w:tr>
+    </w:tbl>
+    <w:tbl>
+      <w:tblPr>
+        <w:tblStyle w:val="TableGrid"/>
+        <w:tblW w:type="auto" w:w="0"/>
+        <w:jc w:val="left"/>
+        <w:tblLook w:firstColumn="1" w:firstRow="1" w:lastColumn="0" w:lastRow="0" w:noHBand="0" w:noVBand="1" w:val="04A0"/>
+      </w:tblPr>
+      <w:tblGrid>
+        <w:gridCol w:w="1134"/>
+        <w:gridCol w:w="1134"/>
+        <w:gridCol w:w="1134"/>
+        <w:gridCol w:w="1134"/>
+        <w:gridCol w:w="1134"/>
+        <w:gridCol w:w="1134"/>
+        <w:gridCol w:w="1134"/>
+        <w:gridCol w:w="1134"/>
+        <w:gridCol w:w="1134"/>
+      </w:tblGrid>
+      <w:tr>
+        <w:trPr>
+          <w:trHeight w:val="249" w:hRule="exact"/>
+        </w:trPr>
+        <w:tc>
+          <w:tcPr>
+            <w:tcW w:type="dxa" w:w="397"/>
             <w:vAlign w:val="center"/>
             <w:shd w:val="clear" w:color="auto" w:fill="D9D9D9"/>
           </w:tcPr>
@@ -660,7 +694,7 @@
         </w:tc>
         <w:tc>
           <w:tcPr>
-            <w:tcW w:type="dxa" w:w="510"/>
+            <w:tcW w:type="dxa" w:w="1502"/>
             <w:vAlign w:val="center"/>
           </w:tcPr>
           <w:p>
@@ -672,14 +706,14 @@
               <w:rPr>
                 <w:rFonts w:ascii="MS Gothic" w:hAnsi="MS Gothic" w:eastAsia="MS Gothic"/>
                 <w:b w:val="0"/>
-                <w:sz w:val="14"/>
+                <w:sz w:val="18"/>
               </w:rPr>
             </w:r>
           </w:p>
         </w:tc>
         <w:tc>
           <w:tcPr>
-            <w:tcW w:type="dxa" w:w="510"/>
+            <w:tcW w:type="dxa" w:w="1502"/>
             <w:vAlign w:val="center"/>
           </w:tcPr>
           <w:p>
@@ -691,14 +725,14 @@
               <w:rPr>
                 <w:rFonts w:ascii="MS Gothic" w:hAnsi="MS Gothic" w:eastAsia="MS Gothic"/>
                 <w:b w:val="0"/>
-                <w:sz w:val="14"/>
+                <w:sz w:val="18"/>
               </w:rPr>
             </w:r>
           </w:p>
         </w:tc>
         <w:tc>
           <w:tcPr>
-            <w:tcW w:type="dxa" w:w="510"/>
+            <w:tcW w:type="dxa" w:w="1502"/>
             <w:vAlign w:val="center"/>
           </w:tcPr>
           <w:p>
@@ -710,14 +744,14 @@
               <w:rPr>
                 <w:rFonts w:ascii="MS Gothic" w:hAnsi="MS Gothic" w:eastAsia="MS Gothic"/>
                 <w:b w:val="0"/>
-                <w:sz w:val="14"/>
+                <w:sz w:val="18"/>
               </w:rPr>
             </w:r>
           </w:p>
         </w:tc>
         <w:tc>
           <w:tcPr>
-            <w:tcW w:type="dxa" w:w="510"/>
+            <w:tcW w:type="dxa" w:w="397"/>
             <w:vAlign w:val="center"/>
             <w:shd w:val="clear" w:color="auto" w:fill="D9D9D9"/>
           </w:tcPr>
@@ -738,83 +772,7 @@
         </w:tc>
         <w:tc>
           <w:tcPr>
-            <w:tcW w:type="dxa" w:w="510"/>
-            <w:vAlign w:val="center"/>
-          </w:tcPr>
-          <w:p>
-            <w:pPr>
-              <w:spacing w:before="0" w:after="0"/>
-              <w:jc w:val="center"/>
-            </w:pPr>
-            <w:r>
-              <w:rPr>
-                <w:rFonts w:ascii="MS Gothic" w:hAnsi="MS Gothic" w:eastAsia="MS Gothic"/>
-                <w:b w:val="0"/>
-                <w:sz w:val="14"/>
-              </w:rPr>
-            </w:r>
-          </w:p>
-        </w:tc>
-        <w:tc>
-          <w:tcPr>
-            <w:tcW w:type="dxa" w:w="510"/>
-            <w:vAlign w:val="center"/>
-          </w:tcPr>
-          <w:p>
-            <w:pPr>
-              <w:spacing w:before="0" w:after="0"/>
-              <w:jc w:val="center"/>
-            </w:pPr>
-            <w:r>
-              <w:rPr>
-                <w:rFonts w:ascii="MS Gothic" w:hAnsi="MS Gothic" w:eastAsia="MS Gothic"/>
-                <w:b w:val="0"/>
-                <w:sz w:val="14"/>
-              </w:rPr>
-            </w:r>
-          </w:p>
-        </w:tc>
-        <w:tc>
-          <w:tcPr>
-            <w:tcW w:type="dxa" w:w="510"/>
-            <w:vAlign w:val="center"/>
-          </w:tcPr>
-          <w:p>
-            <w:pPr>
-              <w:spacing w:before="0" w:after="0"/>
-              <w:jc w:val="center"/>
-            </w:pPr>
-            <w:r>
-              <w:rPr>
-                <w:rFonts w:ascii="MS Gothic" w:hAnsi="MS Gothic" w:eastAsia="MS Gothic"/>
-                <w:b w:val="0"/>
-                <w:sz w:val="14"/>
-              </w:rPr>
-            </w:r>
-          </w:p>
-        </w:tc>
-      </w:tr>
-      <w:tr>
-        <w:trPr>
-          <w:trHeight w:val="385" w:hRule="exact"/>
-        </w:trPr>
-        <w:tc>
-          <w:tcPr>
-            <w:tcW w:type="dxa" w:w="510"/>
-            <w:tcBorders>
-              <w:top w:val="none" w:sz="0" w:space="0" w:color="auto"/>
-              <w:left w:val="none" w:sz="0" w:space="0" w:color="auto"/>
-              <w:bottom w:val="none" w:sz="0" w:space="0" w:color="auto"/>
-              <w:right w:val="none" w:sz="0" w:space="0" w:color="auto"/>
-              <w:insideH w:val="none" w:sz="0" w:space="0" w:color="auto"/>
-              <w:insideV w:val="none" w:sz="0" w:space="0" w:color="auto"/>
-            </w:tcBorders>
-          </w:tcPr>
-          <w:p/>
-        </w:tc>
-        <w:tc>
-          <w:tcPr>
-            <w:tcW w:type="dxa" w:w="510"/>
+            <w:tcW w:type="dxa" w:w="1502"/>
             <w:vAlign w:val="center"/>
           </w:tcPr>
           <w:p>
@@ -833,7 +791,7 @@
         </w:tc>
         <w:tc>
           <w:tcPr>
-            <w:tcW w:type="dxa" w:w="510"/>
+            <w:tcW w:type="dxa" w:w="1502"/>
             <w:vAlign w:val="center"/>
           </w:tcPr>
           <w:p>
@@ -852,7 +810,7 @@
         </w:tc>
         <w:tc>
           <w:tcPr>
-            <w:tcW w:type="dxa" w:w="510"/>
+            <w:tcW w:type="dxa" w:w="1502"/>
             <w:vAlign w:val="center"/>
           </w:tcPr>
           <w:p>
@@ -871,7 +829,26 @@
         </w:tc>
         <w:tc>
           <w:tcPr>
-            <w:tcW w:type="dxa" w:w="510"/>
+            <w:tcW w:type="dxa" w:w="397"/>
+            <w:tcBorders>
+              <w:top w:val="none" w:sz="0" w:space="0" w:color="auto"/>
+              <w:left w:val="none" w:sz="0" w:space="0" w:color="auto"/>
+              <w:bottom w:val="none" w:sz="0" w:space="0" w:color="auto"/>
+              <w:right w:val="none" w:sz="0" w:space="0" w:color="auto"/>
+              <w:insideH w:val="none" w:sz="0" w:space="0" w:color="auto"/>
+              <w:insideV w:val="none" w:sz="0" w:space="0" w:color="auto"/>
+            </w:tcBorders>
+          </w:tcPr>
+          <w:p/>
+        </w:tc>
+      </w:tr>
+      <w:tr>
+        <w:trPr>
+          <w:trHeight w:val="396" w:hRule="exact"/>
+        </w:trPr>
+        <w:tc>
+          <w:tcPr>
+            <w:tcW w:type="dxa" w:w="397"/>
             <w:tcBorders>
               <w:top w:val="none" w:sz="0" w:space="0" w:color="auto"/>
               <w:left w:val="none" w:sz="0" w:space="0" w:color="auto"/>
@@ -885,7 +862,7 @@
         </w:tc>
         <w:tc>
           <w:tcPr>
-            <w:tcW w:type="dxa" w:w="510"/>
+            <w:tcW w:type="dxa" w:w="1502"/>
             <w:vAlign w:val="center"/>
           </w:tcPr>
           <w:p>
@@ -904,7 +881,7 @@
         </w:tc>
         <w:tc>
           <w:tcPr>
-            <w:tcW w:type="dxa" w:w="510"/>
+            <w:tcW w:type="dxa" w:w="1502"/>
             <w:vAlign w:val="center"/>
           </w:tcPr>
           <w:p>
@@ -923,35 +900,7 @@
         </w:tc>
         <w:tc>
           <w:tcPr>
-            <w:tcW w:type="dxa" w:w="510"/>
-            <w:tcBorders>
-              <w:top w:val="none" w:sz="0" w:space="0" w:color="auto"/>
-              <w:left w:val="none" w:sz="0" w:space="0" w:color="auto"/>
-              <w:bottom w:val="none" w:sz="0" w:space="0" w:color="auto"/>
-              <w:right w:val="none" w:sz="0" w:space="0" w:color="auto"/>
-              <w:insideH w:val="none" w:sz="0" w:space="0" w:color="auto"/>
-              <w:insideV w:val="none" w:sz="0" w:space="0" w:color="auto"/>
-            </w:tcBorders>
-          </w:tcPr>
-          <w:p/>
-        </w:tc>
-        <w:tc>
-          <w:tcPr>
-            <w:tcW w:type="dxa" w:w="510"/>
-            <w:tcBorders>
-              <w:top w:val="none" w:sz="0" w:space="0" w:color="auto"/>
-              <w:left w:val="none" w:sz="0" w:space="0" w:color="auto"/>
-              <w:bottom w:val="none" w:sz="0" w:space="0" w:color="auto"/>
-              <w:right w:val="none" w:sz="0" w:space="0" w:color="auto"/>
-              <w:insideH w:val="none" w:sz="0" w:space="0" w:color="auto"/>
-              <w:insideV w:val="none" w:sz="0" w:space="0" w:color="auto"/>
-            </w:tcBorders>
-          </w:tcPr>
-          <w:p/>
-        </w:tc>
-        <w:tc>
-          <w:tcPr>
-            <w:tcW w:type="dxa" w:w="510"/>
+            <w:tcW w:type="dxa" w:w="1502"/>
             <w:vAlign w:val="center"/>
           </w:tcPr>
           <w:p>
@@ -970,7 +919,7 @@
         </w:tc>
         <w:tc>
           <w:tcPr>
-            <w:tcW w:type="dxa" w:w="510"/>
+            <w:tcW w:type="dxa" w:w="397"/>
             <w:tcBorders>
               <w:top w:val="none" w:sz="0" w:space="0" w:color="auto"/>
               <w:left w:val="none" w:sz="0" w:space="0" w:color="auto"/>
@@ -984,35 +933,7 @@
         </w:tc>
         <w:tc>
           <w:tcPr>
-            <w:tcW w:type="dxa" w:w="510"/>
-            <w:tcBorders>
-              <w:top w:val="none" w:sz="0" w:space="0" w:color="auto"/>
-              <w:left w:val="none" w:sz="0" w:space="0" w:color="auto"/>
-              <w:bottom w:val="none" w:sz="0" w:space="0" w:color="auto"/>
-              <w:right w:val="none" w:sz="0" w:space="0" w:color="auto"/>
-              <w:insideH w:val="none" w:sz="0" w:space="0" w:color="auto"/>
-              <w:insideV w:val="none" w:sz="0" w:space="0" w:color="auto"/>
-            </w:tcBorders>
-          </w:tcPr>
-          <w:p/>
-        </w:tc>
-        <w:tc>
-          <w:tcPr>
-            <w:tcW w:type="dxa" w:w="510"/>
-            <w:tcBorders>
-              <w:top w:val="none" w:sz="0" w:space="0" w:color="auto"/>
-              <w:left w:val="none" w:sz="0" w:space="0" w:color="auto"/>
-              <w:bottom w:val="none" w:sz="0" w:space="0" w:color="auto"/>
-              <w:right w:val="none" w:sz="0" w:space="0" w:color="auto"/>
-              <w:insideH w:val="none" w:sz="0" w:space="0" w:color="auto"/>
-              <w:insideV w:val="none" w:sz="0" w:space="0" w:color="auto"/>
-            </w:tcBorders>
-          </w:tcPr>
-          <w:p/>
-        </w:tc>
-        <w:tc>
-          <w:tcPr>
-            <w:tcW w:type="dxa" w:w="510"/>
+            <w:tcW w:type="dxa" w:w="1502"/>
             <w:vAlign w:val="center"/>
           </w:tcPr>
           <w:p>
@@ -1031,7 +952,7 @@
         </w:tc>
         <w:tc>
           <w:tcPr>
-            <w:tcW w:type="dxa" w:w="510"/>
+            <w:tcW w:type="dxa" w:w="1502"/>
             <w:vAlign w:val="center"/>
           </w:tcPr>
           <w:p>
@@ -1050,7 +971,7 @@
         </w:tc>
         <w:tc>
           <w:tcPr>
-            <w:tcW w:type="dxa" w:w="510"/>
+            <w:tcW w:type="dxa" w:w="1502"/>
             <w:vAlign w:val="center"/>
           </w:tcPr>
           <w:p>
@@ -1069,7 +990,7 @@
         </w:tc>
         <w:tc>
           <w:tcPr>
-            <w:tcW w:type="dxa" w:w="510"/>
+            <w:tcW w:type="dxa" w:w="397"/>
             <w:tcBorders>
               <w:top w:val="none" w:sz="0" w:space="0" w:color="auto"/>
               <w:left w:val="none" w:sz="0" w:space="0" w:color="auto"/>
@@ -1081,68 +1002,11 @@
           </w:tcPr>
           <w:p/>
         </w:tc>
-        <w:tc>
-          <w:tcPr>
-            <w:tcW w:type="dxa" w:w="510"/>
-            <w:vAlign w:val="center"/>
-          </w:tcPr>
-          <w:p>
-            <w:pPr>
-              <w:spacing w:before="0" w:after="0"/>
-              <w:jc w:val="center"/>
-            </w:pPr>
-            <w:r>
-              <w:rPr>
-                <w:rFonts w:ascii="MS Gothic" w:hAnsi="MS Gothic" w:eastAsia="MS Gothic"/>
-                <w:b w:val="0"/>
-                <w:sz w:val="18"/>
-              </w:rPr>
-            </w:r>
-          </w:p>
-        </w:tc>
-        <w:tc>
-          <w:tcPr>
-            <w:tcW w:type="dxa" w:w="510"/>
-            <w:vAlign w:val="center"/>
-          </w:tcPr>
-          <w:p>
-            <w:pPr>
-              <w:spacing w:before="0" w:after="0"/>
-              <w:jc w:val="center"/>
-            </w:pPr>
-            <w:r>
-              <w:rPr>
-                <w:rFonts w:ascii="MS Gothic" w:hAnsi="MS Gothic" w:eastAsia="MS Gothic"/>
-                <w:b w:val="0"/>
-                <w:sz w:val="18"/>
-              </w:rPr>
-            </w:r>
-          </w:p>
-        </w:tc>
-        <w:tc>
-          <w:tcPr>
-            <w:tcW w:type="dxa" w:w="510"/>
-            <w:vAlign w:val="center"/>
-          </w:tcPr>
-          <w:p>
-            <w:pPr>
-              <w:spacing w:before="0" w:after="0"/>
-              <w:jc w:val="center"/>
-            </w:pPr>
-            <w:r>
-              <w:rPr>
-                <w:rFonts w:ascii="MS Gothic" w:hAnsi="MS Gothic" w:eastAsia="MS Gothic"/>
-                <w:b w:val="0"/>
-                <w:sz w:val="18"/>
-              </w:rPr>
-            </w:r>
-          </w:p>
-        </w:tc>
       </w:tr>
     </w:tbl>
     <w:p>
       <w:pPr>
-        <w:spacing w:before="80" w:after="20"/>
+        <w:spacing w:before="100" w:after="20"/>
       </w:pPr>
       <w:r>
         <w:rPr>
@@ -1163,7 +1027,7 @@
           <w:b w:val="0"/>
           <w:sz w:val="17"/>
         </w:rPr>
-        <w:t>A（1×10=10点）</w:t>
+        <w:t>A（1×10=10点）　　各選択（A・B・C・D）</w:t>
       </w:r>
     </w:p>
     <w:tbl>
@@ -1606,7 +1470,7 @@
           <w:b w:val="0"/>
           <w:sz w:val="17"/>
         </w:rPr>
-        <w:t>B（1×5=5点）</w:t>
+        <w:t>B（1×5=5点）　　英単語1語</w:t>
       </w:r>
     </w:p>
     <w:tbl>
@@ -1735,7 +1599,7 @@
       </w:tr>
       <w:tr>
         <w:trPr>
-          <w:trHeight w:val="385" w:hRule="exact"/>
+          <w:trHeight w:val="396" w:hRule="exact"/>
         </w:trPr>
         <w:tc>
           <w:tcPr>
@@ -1836,7 +1700,7 @@
     </w:tbl>
     <w:p>
       <w:pPr>
-        <w:spacing w:before="80" w:after="20"/>
+        <w:spacing w:before="100" w:after="20"/>
       </w:pPr>
       <w:r>
         <w:rPr>
@@ -1868,14 +1732,12 @@
         <w:tblLook w:firstColumn="1" w:firstRow="1" w:lastColumn="0" w:lastRow="0" w:noHBand="0" w:noVBand="1" w:val="04A0"/>
       </w:tblPr>
       <w:tblGrid>
-        <w:gridCol w:w="2551"/>
-        <w:gridCol w:w="2551"/>
-        <w:gridCol w:w="2551"/>
-        <w:gridCol w:w="2551"/>
+        <w:gridCol w:w="5103"/>
+        <w:gridCol w:w="5103"/>
       </w:tblGrid>
       <w:tr>
         <w:trPr>
-          <w:trHeight w:val="396" w:hRule="exact"/>
+          <w:trHeight w:val="408" w:hRule="exact"/>
         </w:trPr>
         <w:tc>
           <w:tcPr>
@@ -1900,7 +1762,7 @@
         </w:tc>
         <w:tc>
           <w:tcPr>
-            <w:tcW w:type="dxa" w:w="4706"/>
+            <w:tcW w:type="dxa" w:w="9808"/>
             <w:vAlign w:val="center"/>
           </w:tcPr>
           <w:p>
@@ -1917,6 +1779,11 @@
             </w:r>
           </w:p>
         </w:tc>
+      </w:tr>
+      <w:tr>
+        <w:trPr>
+          <w:trHeight w:val="408" w:hRule="exact"/>
+        </w:trPr>
         <w:tc>
           <w:tcPr>
             <w:tcW w:type="dxa" w:w="397"/>
@@ -1940,7 +1807,7 @@
         </w:tc>
         <w:tc>
           <w:tcPr>
-            <w:tcW w:type="dxa" w:w="4706"/>
+            <w:tcW w:type="dxa" w:w="9808"/>
             <w:vAlign w:val="center"/>
           </w:tcPr>
           <w:p>
@@ -1960,7 +1827,7 @@
       </w:tr>
       <w:tr>
         <w:trPr>
-          <w:trHeight w:val="396" w:hRule="exact"/>
+          <w:trHeight w:val="408" w:hRule="exact"/>
         </w:trPr>
         <w:tc>
           <w:tcPr>
@@ -1985,7 +1852,7 @@
         </w:tc>
         <w:tc>
           <w:tcPr>
-            <w:tcW w:type="dxa" w:w="4706"/>
+            <w:tcW w:type="dxa" w:w="9808"/>
             <w:vAlign w:val="center"/>
           </w:tcPr>
           <w:p>
@@ -2002,6 +1869,11 @@
             </w:r>
           </w:p>
         </w:tc>
+      </w:tr>
+      <w:tr>
+        <w:trPr>
+          <w:trHeight w:val="408" w:hRule="exact"/>
+        </w:trPr>
         <w:tc>
           <w:tcPr>
             <w:tcW w:type="dxa" w:w="397"/>
@@ -2025,7 +1897,7 @@
         </w:tc>
         <w:tc>
           <w:tcPr>
-            <w:tcW w:type="dxa" w:w="4706"/>
+            <w:tcW w:type="dxa" w:w="9808"/>
             <w:vAlign w:val="center"/>
           </w:tcPr>
           <w:p>
@@ -2045,7 +1917,7 @@
       </w:tr>
       <w:tr>
         <w:trPr>
-          <w:trHeight w:val="396" w:hRule="exact"/>
+          <w:trHeight w:val="408" w:hRule="exact"/>
         </w:trPr>
         <w:tc>
           <w:tcPr>
@@ -2070,7 +1942,7 @@
         </w:tc>
         <w:tc>
           <w:tcPr>
-            <w:tcW w:type="dxa" w:w="4706"/>
+            <w:tcW w:type="dxa" w:w="9808"/>
             <w:vAlign w:val="center"/>
           </w:tcPr>
           <w:p>
@@ -2087,6 +1959,11 @@
             </w:r>
           </w:p>
         </w:tc>
+      </w:tr>
+      <w:tr>
+        <w:trPr>
+          <w:trHeight w:val="408" w:hRule="exact"/>
+        </w:trPr>
         <w:tc>
           <w:tcPr>
             <w:tcW w:type="dxa" w:w="397"/>
@@ -2110,7 +1987,7 @@
         </w:tc>
         <w:tc>
           <w:tcPr>
-            <w:tcW w:type="dxa" w:w="4706"/>
+            <w:tcW w:type="dxa" w:w="9808"/>
             <w:vAlign w:val="center"/>
           </w:tcPr>
           <w:p>
@@ -2130,7 +2007,7 @@
       </w:tr>
       <w:tr>
         <w:trPr>
-          <w:trHeight w:val="396" w:hRule="exact"/>
+          <w:trHeight w:val="408" w:hRule="exact"/>
         </w:trPr>
         <w:tc>
           <w:tcPr>
@@ -2155,7 +2032,7 @@
         </w:tc>
         <w:tc>
           <w:tcPr>
-            <w:tcW w:type="dxa" w:w="4706"/>
+            <w:tcW w:type="dxa" w:w="9808"/>
             <w:vAlign w:val="center"/>
           </w:tcPr>
           <w:p>
@@ -2172,6 +2049,11 @@
             </w:r>
           </w:p>
         </w:tc>
+      </w:tr>
+      <w:tr>
+        <w:trPr>
+          <w:trHeight w:val="408" w:hRule="exact"/>
+        </w:trPr>
         <w:tc>
           <w:tcPr>
             <w:tcW w:type="dxa" w:w="397"/>
@@ -2195,7 +2077,7 @@
         </w:tc>
         <w:tc>
           <w:tcPr>
-            <w:tcW w:type="dxa" w:w="4706"/>
+            <w:tcW w:type="dxa" w:w="9808"/>
             <w:vAlign w:val="center"/>
           </w:tcPr>
           <w:p>
@@ -2215,7 +2097,7 @@
       </w:tr>
       <w:tr>
         <w:trPr>
-          <w:trHeight w:val="396" w:hRule="exact"/>
+          <w:trHeight w:val="408" w:hRule="exact"/>
         </w:trPr>
         <w:tc>
           <w:tcPr>
@@ -2240,7 +2122,7 @@
         </w:tc>
         <w:tc>
           <w:tcPr>
-            <w:tcW w:type="dxa" w:w="4706"/>
+            <w:tcW w:type="dxa" w:w="9808"/>
             <w:vAlign w:val="center"/>
           </w:tcPr>
           <w:p>
@@ -2257,6 +2139,11 @@
             </w:r>
           </w:p>
         </w:tc>
+      </w:tr>
+      <w:tr>
+        <w:trPr>
+          <w:trHeight w:val="408" w:hRule="exact"/>
+        </w:trPr>
         <w:tc>
           <w:tcPr>
             <w:tcW w:type="dxa" w:w="397"/>
@@ -2280,7 +2167,7 @@
         </w:tc>
         <w:tc>
           <w:tcPr>
-            <w:tcW w:type="dxa" w:w="4706"/>
+            <w:tcW w:type="dxa" w:w="9808"/>
             <w:vAlign w:val="center"/>
           </w:tcPr>
           <w:p>
@@ -3397,7 +3284,7 @@
       </w:tr>
       <w:tr>
         <w:trPr>
-          <w:trHeight w:val="385" w:hRule="exact"/>
+          <w:trHeight w:val="396" w:hRule="exact"/>
         </w:trPr>
         <w:tc>
           <w:tcPr>
@@ -3549,7 +3436,7 @@
       </w:tblGrid>
       <w:tr>
         <w:trPr>
-          <w:trHeight w:val="464" w:hRule="exact"/>
+          <w:trHeight w:val="481" w:hRule="exact"/>
         </w:trPr>
         <w:tc>
           <w:tcPr>
@@ -3594,7 +3481,7 @@
       </w:tr>
       <w:tr>
         <w:trPr>
-          <w:trHeight w:val="464" w:hRule="exact"/>
+          <w:trHeight w:val="481" w:hRule="exact"/>
         </w:trPr>
         <w:tc>
           <w:tcPr>
@@ -3639,7 +3526,7 @@
       </w:tr>
       <w:tr>
         <w:trPr>
-          <w:trHeight w:val="464" w:hRule="exact"/>
+          <w:trHeight w:val="481" w:hRule="exact"/>
         </w:trPr>
         <w:tc>
           <w:tcPr>
@@ -3684,7 +3571,7 @@
       </w:tr>
       <w:tr>
         <w:trPr>
-          <w:trHeight w:val="464" w:hRule="exact"/>
+          <w:trHeight w:val="481" w:hRule="exact"/>
         </w:trPr>
         <w:tc>
           <w:tcPr>
@@ -3729,7 +3616,7 @@
       </w:tr>
       <w:tr>
         <w:trPr>
-          <w:trHeight w:val="464" w:hRule="exact"/>
+          <w:trHeight w:val="481" w:hRule="exact"/>
         </w:trPr>
         <w:tc>
           <w:tcPr>
@@ -3774,7 +3661,7 @@
       </w:tr>
       <w:tr>
         <w:trPr>
-          <w:trHeight w:val="464" w:hRule="exact"/>
+          <w:trHeight w:val="481" w:hRule="exact"/>
         </w:trPr>
         <w:tc>
           <w:tcPr>
@@ -3820,7 +3707,7 @@
     </w:tbl>
     <w:p>
       <w:pPr>
-        <w:spacing w:before="80" w:after="20"/>
+        <w:spacing w:before="100" w:after="20"/>
       </w:pPr>
       <w:r>
         <w:rPr>
@@ -3841,7 +3728,7 @@
           <w:b w:val="0"/>
           <w:sz w:val="17"/>
         </w:rPr>
-        <w:t>A（1×5=5点）　　　　　　　　　　　　　B（1×5=5点）</w:t>
+        <w:t>A（1×5=5点）　　　　　　　　　　　　B（1×5=5点）</w:t>
       </w:r>
     </w:p>
     <w:tbl>
@@ -3859,7 +3746,7 @@
       </w:tblGrid>
       <w:tr>
         <w:trPr>
-          <w:trHeight w:val="396" w:hRule="exact"/>
+          <w:trHeight w:val="453" w:hRule="exact"/>
         </w:trPr>
         <w:tc>
           <w:tcPr>
@@ -3944,7 +3831,7 @@
       </w:tr>
       <w:tr>
         <w:trPr>
-          <w:trHeight w:val="396" w:hRule="exact"/>
+          <w:trHeight w:val="453" w:hRule="exact"/>
         </w:trPr>
         <w:tc>
           <w:tcPr>
@@ -4029,7 +3916,7 @@
       </w:tr>
       <w:tr>
         <w:trPr>
-          <w:trHeight w:val="396" w:hRule="exact"/>
+          <w:trHeight w:val="453" w:hRule="exact"/>
         </w:trPr>
         <w:tc>
           <w:tcPr>
@@ -4114,7 +4001,7 @@
       </w:tr>
       <w:tr>
         <w:trPr>
-          <w:trHeight w:val="396" w:hRule="exact"/>
+          <w:trHeight w:val="453" w:hRule="exact"/>
         </w:trPr>
         <w:tc>
           <w:tcPr>
@@ -4199,7 +4086,7 @@
       </w:tr>
       <w:tr>
         <w:trPr>
-          <w:trHeight w:val="396" w:hRule="exact"/>
+          <w:trHeight w:val="453" w:hRule="exact"/>
         </w:trPr>
         <w:tc>
           <w:tcPr>
@@ -4285,7 +4172,7 @@
     </w:tbl>
     <w:p>
       <w:pPr>
-        <w:spacing w:before="80" w:after="20"/>
+        <w:spacing w:before="100" w:after="20"/>
       </w:pPr>
       <w:r>
         <w:rPr>
@@ -4306,7 +4193,7 @@
           <w:b w:val="0"/>
           <w:sz w:val="17"/>
         </w:rPr>
-        <w:t>問1（1点）　問2（2点）　問5（2点）　　各選択（A・B・C・D）</w:t>
+        <w:t>問1（1点）　問2（2点）　問5（2点）　　各 A・B・C・D から選択</w:t>
       </w:r>
     </w:p>
     <w:tbl>
@@ -4317,12 +4204,16 @@
         <w:tblLook w:firstColumn="1" w:firstRow="1" w:lastColumn="0" w:lastRow="0" w:noHBand="0" w:noVBand="1" w:val="04A0"/>
       </w:tblPr>
       <w:tblGrid>
-        <w:gridCol w:w="1701"/>
-        <w:gridCol w:w="1701"/>
-        <w:gridCol w:w="1701"/>
-        <w:gridCol w:w="1701"/>
-        <w:gridCol w:w="1701"/>
-        <w:gridCol w:w="1701"/>
+        <w:gridCol w:w="1021"/>
+        <w:gridCol w:w="1021"/>
+        <w:gridCol w:w="1021"/>
+        <w:gridCol w:w="1021"/>
+        <w:gridCol w:w="1021"/>
+        <w:gridCol w:w="1021"/>
+        <w:gridCol w:w="1021"/>
+        <w:gridCol w:w="1021"/>
+        <w:gridCol w:w="1021"/>
+        <w:gridCol w:w="1021"/>
       </w:tblGrid>
       <w:tr>
         <w:trPr>
@@ -4330,7 +4221,7 @@
         </w:trPr>
         <w:tc>
           <w:tcPr>
-            <w:tcW w:type="dxa" w:w="1247"/>
+            <w:tcW w:type="dxa" w:w="1587"/>
             <w:vAlign w:val="center"/>
             <w:shd w:val="clear" w:color="auto" w:fill="D9D9D9"/>
           </w:tcPr>
@@ -4345,13 +4236,13 @@
                 <w:b/>
                 <w:sz w:val="16"/>
               </w:rPr>
-              <w:t>問1</w:t>
+              <w:t>問1（1点）</w:t>
             </w:r>
           </w:p>
         </w:tc>
         <w:tc>
           <w:tcPr>
-            <w:tcW w:type="dxa" w:w="1474"/>
+            <w:tcW w:type="dxa" w:w="850"/>
             <w:vAlign w:val="center"/>
           </w:tcPr>
           <w:p>
@@ -4370,7 +4261,21 @@
         </w:tc>
         <w:tc>
           <w:tcPr>
-            <w:tcW w:type="dxa" w:w="1247"/>
+            <w:tcW w:type="dxa" w:w="227"/>
+            <w:tcBorders>
+              <w:top w:val="none" w:sz="0" w:space="0" w:color="auto"/>
+              <w:left w:val="none" w:sz="0" w:space="0" w:color="auto"/>
+              <w:bottom w:val="none" w:sz="0" w:space="0" w:color="auto"/>
+              <w:right w:val="none" w:sz="0" w:space="0" w:color="auto"/>
+              <w:insideH w:val="none" w:sz="0" w:space="0" w:color="auto"/>
+              <w:insideV w:val="none" w:sz="0" w:space="0" w:color="auto"/>
+            </w:tcBorders>
+          </w:tcPr>
+          <w:p/>
+        </w:tc>
+        <w:tc>
+          <w:tcPr>
+            <w:tcW w:type="dxa" w:w="1587"/>
             <w:vAlign w:val="center"/>
             <w:shd w:val="clear" w:color="auto" w:fill="D9D9D9"/>
           </w:tcPr>
@@ -4385,13 +4290,13 @@
                 <w:b/>
                 <w:sz w:val="16"/>
               </w:rPr>
-              <w:t>問2</w:t>
+              <w:t>問2（2点）</w:t>
             </w:r>
           </w:p>
         </w:tc>
         <w:tc>
           <w:tcPr>
-            <w:tcW w:type="dxa" w:w="1474"/>
+            <w:tcW w:type="dxa" w:w="850"/>
             <w:vAlign w:val="center"/>
           </w:tcPr>
           <w:p>
@@ -4410,7 +4315,21 @@
         </w:tc>
         <w:tc>
           <w:tcPr>
-            <w:tcW w:type="dxa" w:w="1247"/>
+            <w:tcW w:type="dxa" w:w="227"/>
+            <w:tcBorders>
+              <w:top w:val="none" w:sz="0" w:space="0" w:color="auto"/>
+              <w:left w:val="none" w:sz="0" w:space="0" w:color="auto"/>
+              <w:bottom w:val="none" w:sz="0" w:space="0" w:color="auto"/>
+              <w:right w:val="none" w:sz="0" w:space="0" w:color="auto"/>
+              <w:insideH w:val="none" w:sz="0" w:space="0" w:color="auto"/>
+              <w:insideV w:val="none" w:sz="0" w:space="0" w:color="auto"/>
+            </w:tcBorders>
+          </w:tcPr>
+          <w:p/>
+        </w:tc>
+        <w:tc>
+          <w:tcPr>
+            <w:tcW w:type="dxa" w:w="1587"/>
             <w:vAlign w:val="center"/>
             <w:shd w:val="clear" w:color="auto" w:fill="D9D9D9"/>
           </w:tcPr>
@@ -4425,14 +4344,32 @@
                 <w:b/>
                 <w:sz w:val="16"/>
               </w:rPr>
-              <w:t>問5</w:t>
+              <w:t>問5（2点）</w:t>
             </w:r>
           </w:p>
         </w:tc>
         <w:tc>
           <w:tcPr>
-            <w:tcW w:type="dxa" w:w="3515"/>
+            <w:tcW w:type="dxa" w:w="850"/>
             <w:vAlign w:val="center"/>
+          </w:tcPr>
+          <w:p>
+            <w:pPr>
+              <w:spacing w:before="0" w:after="0"/>
+              <w:jc w:val="center"/>
+            </w:pPr>
+            <w:r>
+              <w:rPr>
+                <w:rFonts w:ascii="MS Gothic" w:hAnsi="MS Gothic" w:eastAsia="MS Gothic"/>
+                <w:b w:val="0"/>
+                <w:sz w:val="18"/>
+              </w:rPr>
+            </w:r>
+          </w:p>
+        </w:tc>
+        <w:tc>
+          <w:tcPr>
+            <w:tcW w:type="dxa" w:w="227"/>
             <w:tcBorders>
               <w:top w:val="none" w:sz="0" w:space="0" w:color="auto"/>
               <w:left w:val="none" w:sz="0" w:space="0" w:color="auto"/>
@@ -4441,6 +4378,424 @@
               <w:insideH w:val="none" w:sz="0" w:space="0" w:color="auto"/>
               <w:insideV w:val="none" w:sz="0" w:space="0" w:color="auto"/>
             </w:tcBorders>
+          </w:tcPr>
+          <w:p/>
+        </w:tc>
+        <w:tc>
+          <w:tcPr>
+            <w:tcW w:type="dxa" w:w="2211"/>
+            <w:tcBorders>
+              <w:top w:val="none" w:sz="0" w:space="0" w:color="auto"/>
+              <w:left w:val="none" w:sz="0" w:space="0" w:color="auto"/>
+              <w:bottom w:val="none" w:sz="0" w:space="0" w:color="auto"/>
+              <w:right w:val="none" w:sz="0" w:space="0" w:color="auto"/>
+              <w:insideH w:val="none" w:sz="0" w:space="0" w:color="auto"/>
+              <w:insideV w:val="none" w:sz="0" w:space="0" w:color="auto"/>
+            </w:tcBorders>
+          </w:tcPr>
+          <w:p/>
+        </w:tc>
+      </w:tr>
+      <w:tr>
+        <w:trPr>
+          <w:trHeight w:val="385" w:hRule="exact"/>
+        </w:trPr>
+        <w:tc>
+          <w:tcPr>
+            <w:tcW w:type="dxa" w:w="1587"/>
+            <w:vAlign w:val="center"/>
+          </w:tcPr>
+          <w:p>
+            <w:pPr>
+              <w:spacing w:before="0" w:after="0"/>
+              <w:jc w:val="center"/>
+            </w:pPr>
+            <w:r>
+              <w:rPr>
+                <w:rFonts w:ascii="MS Gothic" w:hAnsi="MS Gothic" w:eastAsia="MS Gothic"/>
+                <w:b w:val="0"/>
+                <w:sz w:val="15"/>
+              </w:rPr>
+              <w:t>答え</w:t>
+            </w:r>
+          </w:p>
+        </w:tc>
+        <w:tc>
+          <w:tcPr>
+            <w:tcW w:type="dxa" w:w="850"/>
+            <w:vAlign w:val="center"/>
+          </w:tcPr>
+          <w:p>
+            <w:pPr>
+              <w:spacing w:before="0" w:after="0"/>
+              <w:jc w:val="center"/>
+            </w:pPr>
+            <w:r>
+              <w:rPr>
+                <w:rFonts w:ascii="MS Gothic" w:hAnsi="MS Gothic" w:eastAsia="MS Gothic"/>
+                <w:b w:val="0"/>
+                <w:sz w:val="18"/>
+              </w:rPr>
+            </w:r>
+          </w:p>
+        </w:tc>
+        <w:tc>
+          <w:tcPr>
+            <w:tcW w:type="dxa" w:w="227"/>
+            <w:tcBorders>
+              <w:top w:val="none" w:sz="0" w:space="0" w:color="auto"/>
+              <w:left w:val="none" w:sz="0" w:space="0" w:color="auto"/>
+              <w:bottom w:val="none" w:sz="0" w:space="0" w:color="auto"/>
+              <w:right w:val="none" w:sz="0" w:space="0" w:color="auto"/>
+              <w:insideH w:val="none" w:sz="0" w:space="0" w:color="auto"/>
+              <w:insideV w:val="none" w:sz="0" w:space="0" w:color="auto"/>
+            </w:tcBorders>
+          </w:tcPr>
+          <w:p/>
+        </w:tc>
+        <w:tc>
+          <w:tcPr>
+            <w:tcW w:type="dxa" w:w="1587"/>
+            <w:vAlign w:val="center"/>
+          </w:tcPr>
+          <w:p>
+            <w:pPr>
+              <w:spacing w:before="0" w:after="0"/>
+              <w:jc w:val="center"/>
+            </w:pPr>
+            <w:r>
+              <w:rPr>
+                <w:rFonts w:ascii="MS Gothic" w:hAnsi="MS Gothic" w:eastAsia="MS Gothic"/>
+                <w:b w:val="0"/>
+                <w:sz w:val="15"/>
+              </w:rPr>
+              <w:t>答え</w:t>
+            </w:r>
+          </w:p>
+        </w:tc>
+        <w:tc>
+          <w:tcPr>
+            <w:tcW w:type="dxa" w:w="850"/>
+            <w:vAlign w:val="center"/>
+          </w:tcPr>
+          <w:p>
+            <w:pPr>
+              <w:spacing w:before="0" w:after="0"/>
+              <w:jc w:val="center"/>
+            </w:pPr>
+            <w:r>
+              <w:rPr>
+                <w:rFonts w:ascii="MS Gothic" w:hAnsi="MS Gothic" w:eastAsia="MS Gothic"/>
+                <w:b w:val="0"/>
+                <w:sz w:val="18"/>
+              </w:rPr>
+            </w:r>
+          </w:p>
+        </w:tc>
+        <w:tc>
+          <w:tcPr>
+            <w:tcW w:type="dxa" w:w="227"/>
+            <w:tcBorders>
+              <w:top w:val="none" w:sz="0" w:space="0" w:color="auto"/>
+              <w:left w:val="none" w:sz="0" w:space="0" w:color="auto"/>
+              <w:bottom w:val="none" w:sz="0" w:space="0" w:color="auto"/>
+              <w:right w:val="none" w:sz="0" w:space="0" w:color="auto"/>
+              <w:insideH w:val="none" w:sz="0" w:space="0" w:color="auto"/>
+              <w:insideV w:val="none" w:sz="0" w:space="0" w:color="auto"/>
+            </w:tcBorders>
+          </w:tcPr>
+          <w:p/>
+        </w:tc>
+        <w:tc>
+          <w:tcPr>
+            <w:tcW w:type="dxa" w:w="1587"/>
+            <w:vAlign w:val="center"/>
+          </w:tcPr>
+          <w:p>
+            <w:pPr>
+              <w:spacing w:before="0" w:after="0"/>
+              <w:jc w:val="center"/>
+            </w:pPr>
+            <w:r>
+              <w:rPr>
+                <w:rFonts w:ascii="MS Gothic" w:hAnsi="MS Gothic" w:eastAsia="MS Gothic"/>
+                <w:b w:val="0"/>
+                <w:sz w:val="15"/>
+              </w:rPr>
+              <w:t>答え</w:t>
+            </w:r>
+          </w:p>
+        </w:tc>
+        <w:tc>
+          <w:tcPr>
+            <w:tcW w:type="dxa" w:w="850"/>
+            <w:vAlign w:val="center"/>
+          </w:tcPr>
+          <w:p>
+            <w:pPr>
+              <w:spacing w:before="0" w:after="0"/>
+              <w:jc w:val="center"/>
+            </w:pPr>
+            <w:r>
+              <w:rPr>
+                <w:rFonts w:ascii="MS Gothic" w:hAnsi="MS Gothic" w:eastAsia="MS Gothic"/>
+                <w:b w:val="0"/>
+                <w:sz w:val="18"/>
+              </w:rPr>
+            </w:r>
+          </w:p>
+        </w:tc>
+        <w:tc>
+          <w:tcPr>
+            <w:tcW w:type="dxa" w:w="227"/>
+            <w:tcBorders>
+              <w:top w:val="none" w:sz="0" w:space="0" w:color="auto"/>
+              <w:left w:val="none" w:sz="0" w:space="0" w:color="auto"/>
+              <w:bottom w:val="none" w:sz="0" w:space="0" w:color="auto"/>
+              <w:right w:val="none" w:sz="0" w:space="0" w:color="auto"/>
+              <w:insideH w:val="none" w:sz="0" w:space="0" w:color="auto"/>
+              <w:insideV w:val="none" w:sz="0" w:space="0" w:color="auto"/>
+            </w:tcBorders>
+          </w:tcPr>
+          <w:p/>
+        </w:tc>
+        <w:tc>
+          <w:tcPr>
+            <w:tcW w:type="dxa" w:w="2211"/>
+            <w:tcBorders>
+              <w:top w:val="none" w:sz="0" w:space="0" w:color="auto"/>
+              <w:left w:val="none" w:sz="0" w:space="0" w:color="auto"/>
+              <w:bottom w:val="none" w:sz="0" w:space="0" w:color="auto"/>
+              <w:right w:val="none" w:sz="0" w:space="0" w:color="auto"/>
+              <w:insideH w:val="none" w:sz="0" w:space="0" w:color="auto"/>
+              <w:insideV w:val="none" w:sz="0" w:space="0" w:color="auto"/>
+            </w:tcBorders>
+          </w:tcPr>
+          <w:p/>
+        </w:tc>
+      </w:tr>
+    </w:tbl>
+    <w:p>
+      <w:pPr>
+        <w:spacing w:before="40" w:after="20"/>
+      </w:pPr>
+      <w:r>
+        <w:rPr>
+          <w:rFonts w:ascii="MS Gothic" w:hAnsi="MS Gothic" w:eastAsia="MS Gothic"/>
+          <w:b w:val="0"/>
+          <w:sz w:val="17"/>
+        </w:rPr>
+        <w:t>問3（1×5=5点）　　S＝スパルタ　A＝アテネ</w:t>
+      </w:r>
+    </w:p>
+    <w:tbl>
+      <w:tblPr>
+        <w:tblStyle w:val="TableGrid"/>
+        <w:tblW w:type="auto" w:w="0"/>
+        <w:jc w:val="left"/>
+        <w:tblLook w:firstColumn="1" w:firstRow="1" w:lastColumn="0" w:lastRow="0" w:noHBand="0" w:noVBand="1" w:val="04A0"/>
+      </w:tblPr>
+      <w:tblGrid>
+        <w:gridCol w:w="1021"/>
+        <w:gridCol w:w="1021"/>
+        <w:gridCol w:w="1021"/>
+        <w:gridCol w:w="1021"/>
+        <w:gridCol w:w="1021"/>
+        <w:gridCol w:w="1021"/>
+        <w:gridCol w:w="1021"/>
+        <w:gridCol w:w="1021"/>
+        <w:gridCol w:w="1021"/>
+        <w:gridCol w:w="1021"/>
+      </w:tblGrid>
+      <w:tr>
+        <w:trPr>
+          <w:trHeight w:val="249" w:hRule="exact"/>
+        </w:trPr>
+        <w:tc>
+          <w:tcPr>
+            <w:tcW w:type="dxa" w:w="1134"/>
+            <w:vAlign w:val="center"/>
+            <w:shd w:val="clear" w:color="auto" w:fill="D9D9D9"/>
+          </w:tcPr>
+          <w:p>
+            <w:pPr>
+              <w:spacing w:before="0" w:after="0"/>
+              <w:jc w:val="center"/>
+            </w:pPr>
+            <w:r>
+              <w:rPr>
+                <w:rFonts w:ascii="MS Gothic" w:hAnsi="MS Gothic" w:eastAsia="MS Gothic"/>
+                <w:b/>
+                <w:sz w:val="16"/>
+              </w:rPr>
+              <w:t>(i)</w:t>
+            </w:r>
+          </w:p>
+        </w:tc>
+        <w:tc>
+          <w:tcPr>
+            <w:tcW w:type="dxa" w:w="907"/>
+            <w:vAlign w:val="center"/>
+          </w:tcPr>
+          <w:p>
+            <w:pPr>
+              <w:spacing w:before="0" w:after="0"/>
+              <w:jc w:val="center"/>
+            </w:pPr>
+            <w:r>
+              <w:rPr>
+                <w:rFonts w:ascii="MS Gothic" w:hAnsi="MS Gothic" w:eastAsia="MS Gothic"/>
+                <w:b w:val="0"/>
+                <w:sz w:val="18"/>
+              </w:rPr>
+            </w:r>
+          </w:p>
+        </w:tc>
+        <w:tc>
+          <w:tcPr>
+            <w:tcW w:type="dxa" w:w="1134"/>
+            <w:vAlign w:val="center"/>
+            <w:shd w:val="clear" w:color="auto" w:fill="D9D9D9"/>
+          </w:tcPr>
+          <w:p>
+            <w:pPr>
+              <w:spacing w:before="0" w:after="0"/>
+              <w:jc w:val="center"/>
+            </w:pPr>
+            <w:r>
+              <w:rPr>
+                <w:rFonts w:ascii="MS Gothic" w:hAnsi="MS Gothic" w:eastAsia="MS Gothic"/>
+                <w:b/>
+                <w:sz w:val="16"/>
+              </w:rPr>
+              <w:t>(ii)</w:t>
+            </w:r>
+          </w:p>
+        </w:tc>
+        <w:tc>
+          <w:tcPr>
+            <w:tcW w:type="dxa" w:w="907"/>
+            <w:vAlign w:val="center"/>
+          </w:tcPr>
+          <w:p>
+            <w:pPr>
+              <w:spacing w:before="0" w:after="0"/>
+              <w:jc w:val="center"/>
+            </w:pPr>
+            <w:r>
+              <w:rPr>
+                <w:rFonts w:ascii="MS Gothic" w:hAnsi="MS Gothic" w:eastAsia="MS Gothic"/>
+                <w:b w:val="0"/>
+                <w:sz w:val="18"/>
+              </w:rPr>
+            </w:r>
+          </w:p>
+        </w:tc>
+        <w:tc>
+          <w:tcPr>
+            <w:tcW w:type="dxa" w:w="1134"/>
+            <w:vAlign w:val="center"/>
+            <w:shd w:val="clear" w:color="auto" w:fill="D9D9D9"/>
+          </w:tcPr>
+          <w:p>
+            <w:pPr>
+              <w:spacing w:before="0" w:after="0"/>
+              <w:jc w:val="center"/>
+            </w:pPr>
+            <w:r>
+              <w:rPr>
+                <w:rFonts w:ascii="MS Gothic" w:hAnsi="MS Gothic" w:eastAsia="MS Gothic"/>
+                <w:b/>
+                <w:sz w:val="16"/>
+              </w:rPr>
+              <w:t>(iii)</w:t>
+            </w:r>
+          </w:p>
+        </w:tc>
+        <w:tc>
+          <w:tcPr>
+            <w:tcW w:type="dxa" w:w="907"/>
+            <w:vAlign w:val="center"/>
+          </w:tcPr>
+          <w:p>
+            <w:pPr>
+              <w:spacing w:before="0" w:after="0"/>
+              <w:jc w:val="center"/>
+            </w:pPr>
+            <w:r>
+              <w:rPr>
+                <w:rFonts w:ascii="MS Gothic" w:hAnsi="MS Gothic" w:eastAsia="MS Gothic"/>
+                <w:b w:val="0"/>
+                <w:sz w:val="18"/>
+              </w:rPr>
+            </w:r>
+          </w:p>
+        </w:tc>
+        <w:tc>
+          <w:tcPr>
+            <w:tcW w:type="dxa" w:w="1134"/>
+            <w:vAlign w:val="center"/>
+            <w:shd w:val="clear" w:color="auto" w:fill="D9D9D9"/>
+          </w:tcPr>
+          <w:p>
+            <w:pPr>
+              <w:spacing w:before="0" w:after="0"/>
+              <w:jc w:val="center"/>
+            </w:pPr>
+            <w:r>
+              <w:rPr>
+                <w:rFonts w:ascii="MS Gothic" w:hAnsi="MS Gothic" w:eastAsia="MS Gothic"/>
+                <w:b/>
+                <w:sz w:val="16"/>
+              </w:rPr>
+              <w:t>(iv)</w:t>
+            </w:r>
+          </w:p>
+        </w:tc>
+        <w:tc>
+          <w:tcPr>
+            <w:tcW w:type="dxa" w:w="907"/>
+            <w:vAlign w:val="center"/>
+          </w:tcPr>
+          <w:p>
+            <w:pPr>
+              <w:spacing w:before="0" w:after="0"/>
+              <w:jc w:val="center"/>
+            </w:pPr>
+            <w:r>
+              <w:rPr>
+                <w:rFonts w:ascii="MS Gothic" w:hAnsi="MS Gothic" w:eastAsia="MS Gothic"/>
+                <w:b w:val="0"/>
+                <w:sz w:val="18"/>
+              </w:rPr>
+            </w:r>
+          </w:p>
+        </w:tc>
+        <w:tc>
+          <w:tcPr>
+            <w:tcW w:type="dxa" w:w="1134"/>
+            <w:vAlign w:val="center"/>
+            <w:shd w:val="clear" w:color="auto" w:fill="D9D9D9"/>
+          </w:tcPr>
+          <w:p>
+            <w:pPr>
+              <w:spacing w:before="0" w:after="0"/>
+              <w:jc w:val="center"/>
+            </w:pPr>
+            <w:r>
+              <w:rPr>
+                <w:rFonts w:ascii="MS Gothic" w:hAnsi="MS Gothic" w:eastAsia="MS Gothic"/>
+                <w:b/>
+                <w:sz w:val="16"/>
+              </w:rPr>
+              <w:t>(v)</w:t>
+            </w:r>
+          </w:p>
+        </w:tc>
+        <w:tc>
+          <w:tcPr>
+            <w:tcW w:type="dxa" w:w="907"/>
+            <w:vAlign w:val="center"/>
           </w:tcPr>
           <w:p>
             <w:pPr>
@@ -4463,27 +4818,7 @@
         </w:trPr>
         <w:tc>
           <w:tcPr>
-            <w:tcW w:type="dxa" w:w="1247"/>
-            <w:vAlign w:val="center"/>
-          </w:tcPr>
-          <w:p>
-            <w:pPr>
-              <w:spacing w:before="0" w:after="0"/>
-              <w:jc w:val="center"/>
-            </w:pPr>
-            <w:r>
-              <w:rPr>
-                <w:rFonts w:ascii="MS Gothic" w:hAnsi="MS Gothic" w:eastAsia="MS Gothic"/>
-                <w:b w:val="0"/>
-                <w:sz w:val="15"/>
-              </w:rPr>
-              <w:t>答え</w:t>
-            </w:r>
-          </w:p>
-        </w:tc>
-        <w:tc>
-          <w:tcPr>
-            <w:tcW w:type="dxa" w:w="1474"/>
+            <w:tcW w:type="dxa" w:w="1134"/>
             <w:vAlign w:val="center"/>
           </w:tcPr>
           <w:p>
@@ -4502,27 +4837,7 @@
         </w:tc>
         <w:tc>
           <w:tcPr>
-            <w:tcW w:type="dxa" w:w="1247"/>
-            <w:vAlign w:val="center"/>
-          </w:tcPr>
-          <w:p>
-            <w:pPr>
-              <w:spacing w:before="0" w:after="0"/>
-              <w:jc w:val="center"/>
-            </w:pPr>
-            <w:r>
-              <w:rPr>
-                <w:rFonts w:ascii="MS Gothic" w:hAnsi="MS Gothic" w:eastAsia="MS Gothic"/>
-                <w:b w:val="0"/>
-                <w:sz w:val="15"/>
-              </w:rPr>
-              <w:t>答え</w:t>
-            </w:r>
-          </w:p>
-        </w:tc>
-        <w:tc>
-          <w:tcPr>
-            <w:tcW w:type="dxa" w:w="1474"/>
+            <w:tcW w:type="dxa" w:w="907"/>
             <w:vAlign w:val="center"/>
           </w:tcPr>
           <w:p>
@@ -4541,197 +4856,7 @@
         </w:tc>
         <w:tc>
           <w:tcPr>
-            <w:tcW w:type="dxa" w:w="1247"/>
-            <w:vAlign w:val="center"/>
-          </w:tcPr>
-          <w:p>
-            <w:pPr>
-              <w:spacing w:before="0" w:after="0"/>
-              <w:jc w:val="center"/>
-            </w:pPr>
-            <w:r>
-              <w:rPr>
-                <w:rFonts w:ascii="MS Gothic" w:hAnsi="MS Gothic" w:eastAsia="MS Gothic"/>
-                <w:b w:val="0"/>
-                <w:sz w:val="15"/>
-              </w:rPr>
-              <w:t>答え</w:t>
-            </w:r>
-          </w:p>
-        </w:tc>
-        <w:tc>
-          <w:tcPr>
-            <w:tcW w:type="dxa" w:w="3515"/>
-            <w:vAlign w:val="center"/>
-            <w:tcBorders>
-              <w:top w:val="none" w:sz="0" w:space="0" w:color="auto"/>
-              <w:left w:val="none" w:sz="0" w:space="0" w:color="auto"/>
-              <w:bottom w:val="none" w:sz="0" w:space="0" w:color="auto"/>
-              <w:right w:val="none" w:sz="0" w:space="0" w:color="auto"/>
-              <w:insideH w:val="none" w:sz="0" w:space="0" w:color="auto"/>
-              <w:insideV w:val="none" w:sz="0" w:space="0" w:color="auto"/>
-            </w:tcBorders>
-          </w:tcPr>
-          <w:p>
-            <w:pPr>
-              <w:spacing w:before="0" w:after="0"/>
-              <w:jc w:val="center"/>
-            </w:pPr>
-            <w:r>
-              <w:rPr>
-                <w:rFonts w:ascii="MS Gothic" w:hAnsi="MS Gothic" w:eastAsia="MS Gothic"/>
-                <w:b w:val="0"/>
-                <w:sz w:val="18"/>
-              </w:rPr>
-            </w:r>
-          </w:p>
-        </w:tc>
-      </w:tr>
-    </w:tbl>
-    <w:p>
-      <w:pPr>
-        <w:spacing w:before="40" w:after="20"/>
-      </w:pPr>
-      <w:r>
-        <w:rPr>
-          <w:rFonts w:ascii="MS Gothic" w:hAnsi="MS Gothic" w:eastAsia="MS Gothic"/>
-          <w:b w:val="0"/>
-          <w:sz w:val="17"/>
-        </w:rPr>
-        <w:t>問3（1×5=5点）　　SはスパルタのS、AはアテネのA</w:t>
-      </w:r>
-    </w:p>
-    <w:tbl>
-      <w:tblPr>
-        <w:tblStyle w:val="TableGrid"/>
-        <w:tblW w:type="auto" w:w="0"/>
-        <w:jc w:val="left"/>
-        <w:tblLook w:firstColumn="1" w:firstRow="1" w:lastColumn="0" w:lastRow="0" w:noHBand="0" w:noVBand="1" w:val="04A0"/>
-      </w:tblPr>
-      <w:tblGrid>
-        <w:gridCol w:w="2041"/>
-        <w:gridCol w:w="2041"/>
-        <w:gridCol w:w="2041"/>
-        <w:gridCol w:w="2041"/>
-        <w:gridCol w:w="2041"/>
-      </w:tblGrid>
-      <w:tr>
-        <w:trPr>
-          <w:trHeight w:val="249" w:hRule="exact"/>
-        </w:trPr>
-        <w:tc>
-          <w:tcPr>
-            <w:tcW w:type="dxa" w:w="2041"/>
-            <w:vAlign w:val="center"/>
-            <w:shd w:val="clear" w:color="auto" w:fill="D9D9D9"/>
-          </w:tcPr>
-          <w:p>
-            <w:pPr>
-              <w:spacing w:before="0" w:after="0"/>
-              <w:jc w:val="center"/>
-            </w:pPr>
-            <w:r>
-              <w:rPr>
-                <w:rFonts w:ascii="MS Gothic" w:hAnsi="MS Gothic" w:eastAsia="MS Gothic"/>
-                <w:b/>
-                <w:sz w:val="16"/>
-              </w:rPr>
-              <w:t>(i)</w:t>
-            </w:r>
-          </w:p>
-        </w:tc>
-        <w:tc>
-          <w:tcPr>
-            <w:tcW w:type="dxa" w:w="2041"/>
-            <w:vAlign w:val="center"/>
-            <w:shd w:val="clear" w:color="auto" w:fill="D9D9D9"/>
-          </w:tcPr>
-          <w:p>
-            <w:pPr>
-              <w:spacing w:before="0" w:after="0"/>
-              <w:jc w:val="center"/>
-            </w:pPr>
-            <w:r>
-              <w:rPr>
-                <w:rFonts w:ascii="MS Gothic" w:hAnsi="MS Gothic" w:eastAsia="MS Gothic"/>
-                <w:b/>
-                <w:sz w:val="16"/>
-              </w:rPr>
-              <w:t>(ii)</w:t>
-            </w:r>
-          </w:p>
-        </w:tc>
-        <w:tc>
-          <w:tcPr>
-            <w:tcW w:type="dxa" w:w="2041"/>
-            <w:vAlign w:val="center"/>
-            <w:shd w:val="clear" w:color="auto" w:fill="D9D9D9"/>
-          </w:tcPr>
-          <w:p>
-            <w:pPr>
-              <w:spacing w:before="0" w:after="0"/>
-              <w:jc w:val="center"/>
-            </w:pPr>
-            <w:r>
-              <w:rPr>
-                <w:rFonts w:ascii="MS Gothic" w:hAnsi="MS Gothic" w:eastAsia="MS Gothic"/>
-                <w:b/>
-                <w:sz w:val="16"/>
-              </w:rPr>
-              <w:t>(iii)</w:t>
-            </w:r>
-          </w:p>
-        </w:tc>
-        <w:tc>
-          <w:tcPr>
-            <w:tcW w:type="dxa" w:w="2041"/>
-            <w:vAlign w:val="center"/>
-            <w:shd w:val="clear" w:color="auto" w:fill="D9D9D9"/>
-          </w:tcPr>
-          <w:p>
-            <w:pPr>
-              <w:spacing w:before="0" w:after="0"/>
-              <w:jc w:val="center"/>
-            </w:pPr>
-            <w:r>
-              <w:rPr>
-                <w:rFonts w:ascii="MS Gothic" w:hAnsi="MS Gothic" w:eastAsia="MS Gothic"/>
-                <w:b/>
-                <w:sz w:val="16"/>
-              </w:rPr>
-              <w:t>(iv)</w:t>
-            </w:r>
-          </w:p>
-        </w:tc>
-        <w:tc>
-          <w:tcPr>
-            <w:tcW w:type="dxa" w:w="2041"/>
-            <w:vAlign w:val="center"/>
-            <w:shd w:val="clear" w:color="auto" w:fill="D9D9D9"/>
-          </w:tcPr>
-          <w:p>
-            <w:pPr>
-              <w:spacing w:before="0" w:after="0"/>
-              <w:jc w:val="center"/>
-            </w:pPr>
-            <w:r>
-              <w:rPr>
-                <w:rFonts w:ascii="MS Gothic" w:hAnsi="MS Gothic" w:eastAsia="MS Gothic"/>
-                <w:b/>
-                <w:sz w:val="16"/>
-              </w:rPr>
-              <w:t>(v)</w:t>
-            </w:r>
-          </w:p>
-        </w:tc>
-      </w:tr>
-      <w:tr>
-        <w:trPr>
-          <w:trHeight w:val="385" w:hRule="exact"/>
-        </w:trPr>
-        <w:tc>
-          <w:tcPr>
-            <w:tcW w:type="dxa" w:w="2041"/>
+            <w:tcW w:type="dxa" w:w="1134"/>
             <w:vAlign w:val="center"/>
           </w:tcPr>
           <w:p>
@@ -4750,7 +4875,7 @@
         </w:tc>
         <w:tc>
           <w:tcPr>
-            <w:tcW w:type="dxa" w:w="2041"/>
+            <w:tcW w:type="dxa" w:w="907"/>
             <w:vAlign w:val="center"/>
           </w:tcPr>
           <w:p>
@@ -4769,7 +4894,7 @@
         </w:tc>
         <w:tc>
           <w:tcPr>
-            <w:tcW w:type="dxa" w:w="2041"/>
+            <w:tcW w:type="dxa" w:w="1134"/>
             <w:vAlign w:val="center"/>
           </w:tcPr>
           <w:p>
@@ -4788,7 +4913,7 @@
         </w:tc>
         <w:tc>
           <w:tcPr>
-            <w:tcW w:type="dxa" w:w="2041"/>
+            <w:tcW w:type="dxa" w:w="907"/>
             <w:vAlign w:val="center"/>
           </w:tcPr>
           <w:p>
@@ -4807,7 +4932,64 @@
         </w:tc>
         <w:tc>
           <w:tcPr>
-            <w:tcW w:type="dxa" w:w="2041"/>
+            <w:tcW w:type="dxa" w:w="1134"/>
+            <w:vAlign w:val="center"/>
+          </w:tcPr>
+          <w:p>
+            <w:pPr>
+              <w:spacing w:before="0" w:after="0"/>
+              <w:jc w:val="center"/>
+            </w:pPr>
+            <w:r>
+              <w:rPr>
+                <w:rFonts w:ascii="MS Gothic" w:hAnsi="MS Gothic" w:eastAsia="MS Gothic"/>
+                <w:b w:val="0"/>
+                <w:sz w:val="18"/>
+              </w:rPr>
+            </w:r>
+          </w:p>
+        </w:tc>
+        <w:tc>
+          <w:tcPr>
+            <w:tcW w:type="dxa" w:w="907"/>
+            <w:vAlign w:val="center"/>
+          </w:tcPr>
+          <w:p>
+            <w:pPr>
+              <w:spacing w:before="0" w:after="0"/>
+              <w:jc w:val="center"/>
+            </w:pPr>
+            <w:r>
+              <w:rPr>
+                <w:rFonts w:ascii="MS Gothic" w:hAnsi="MS Gothic" w:eastAsia="MS Gothic"/>
+                <w:b w:val="0"/>
+                <w:sz w:val="18"/>
+              </w:rPr>
+            </w:r>
+          </w:p>
+        </w:tc>
+        <w:tc>
+          <w:tcPr>
+            <w:tcW w:type="dxa" w:w="1134"/>
+            <w:vAlign w:val="center"/>
+          </w:tcPr>
+          <w:p>
+            <w:pPr>
+              <w:spacing w:before="0" w:after="0"/>
+              <w:jc w:val="center"/>
+            </w:pPr>
+            <w:r>
+              <w:rPr>
+                <w:rFonts w:ascii="MS Gothic" w:hAnsi="MS Gothic" w:eastAsia="MS Gothic"/>
+                <w:b w:val="0"/>
+                <w:sz w:val="18"/>
+              </w:rPr>
+            </w:r>
+          </w:p>
+        </w:tc>
+        <w:tc>
+          <w:tcPr>
+            <w:tcW w:type="dxa" w:w="907"/>
             <w:vAlign w:val="center"/>
           </w:tcPr>
           <w:p>
@@ -4837,150 +5019,6 @@
           <w:sz w:val="17"/>
         </w:rPr>
         <w:t>問4（2点）　スパルタの女性がアテネの女性より「自由」を得られた理由（日本語）</w:t>
-      </w:r>
-    </w:p>
-    <w:tbl>
-      <w:tblPr>
-        <w:tblStyle w:val="TableGrid"/>
-        <w:tblW w:type="auto" w:w="0"/>
-        <w:jc w:val="left"/>
-        <w:tblLook w:firstColumn="1" w:firstRow="1" w:lastColumn="0" w:lastRow="0" w:noHBand="0" w:noVBand="1" w:val="04A0"/>
-      </w:tblPr>
-      <w:tblGrid>
-        <w:gridCol w:w="10206"/>
-      </w:tblGrid>
-      <w:tr>
-        <w:trPr>
-          <w:trHeight w:val="453" w:hRule="exact"/>
-        </w:trPr>
-        <w:tc>
-          <w:tcPr>
-            <w:tcW w:type="dxa" w:w="10205"/>
-            <w:vAlign w:val="center"/>
-          </w:tcPr>
-          <w:p>
-            <w:pPr>
-              <w:spacing w:before="0" w:after="0"/>
-              <w:jc w:val="center"/>
-            </w:pPr>
-            <w:r>
-              <w:rPr>
-                <w:rFonts w:ascii="MS Gothic" w:hAnsi="MS Gothic" w:eastAsia="MS Gothic"/>
-                <w:b w:val="0"/>
-                <w:sz w:val="18"/>
-              </w:rPr>
-            </w:r>
-          </w:p>
-        </w:tc>
-      </w:tr>
-      <w:tr>
-        <w:trPr>
-          <w:trHeight w:val="453" w:hRule="exact"/>
-        </w:trPr>
-        <w:tc>
-          <w:tcPr>
-            <w:tcW w:type="dxa" w:w="10205"/>
-            <w:vAlign w:val="center"/>
-          </w:tcPr>
-          <w:p>
-            <w:pPr>
-              <w:spacing w:before="0" w:after="0"/>
-              <w:jc w:val="center"/>
-            </w:pPr>
-            <w:r>
-              <w:rPr>
-                <w:rFonts w:ascii="MS Gothic" w:hAnsi="MS Gothic" w:eastAsia="MS Gothic"/>
-                <w:b w:val="0"/>
-                <w:sz w:val="18"/>
-              </w:rPr>
-            </w:r>
-          </w:p>
-        </w:tc>
-      </w:tr>
-    </w:tbl>
-    <w:p>
-      <w:pPr>
-        <w:spacing w:before="40" w:after="20"/>
-      </w:pPr>
-      <w:r>
-        <w:rPr>
-          <w:rFonts w:ascii="MS Gothic" w:hAnsi="MS Gothic" w:eastAsia="MS Gothic"/>
-          <w:b w:val="0"/>
-          <w:sz w:val="17"/>
-        </w:rPr>
-        <w:t>問6（3点）　下線部(2)を日本語にしなさい</w:t>
-      </w:r>
-    </w:p>
-    <w:tbl>
-      <w:tblPr>
-        <w:tblStyle w:val="TableGrid"/>
-        <w:tblW w:type="auto" w:w="0"/>
-        <w:jc w:val="left"/>
-        <w:tblLook w:firstColumn="1" w:firstRow="1" w:lastColumn="0" w:lastRow="0" w:noHBand="0" w:noVBand="1" w:val="04A0"/>
-      </w:tblPr>
-      <w:tblGrid>
-        <w:gridCol w:w="10206"/>
-      </w:tblGrid>
-      <w:tr>
-        <w:trPr>
-          <w:trHeight w:val="453" w:hRule="exact"/>
-        </w:trPr>
-        <w:tc>
-          <w:tcPr>
-            <w:tcW w:type="dxa" w:w="10205"/>
-            <w:vAlign w:val="center"/>
-          </w:tcPr>
-          <w:p>
-            <w:pPr>
-              <w:spacing w:before="0" w:after="0"/>
-              <w:jc w:val="center"/>
-            </w:pPr>
-            <w:r>
-              <w:rPr>
-                <w:rFonts w:ascii="MS Gothic" w:hAnsi="MS Gothic" w:eastAsia="MS Gothic"/>
-                <w:b w:val="0"/>
-                <w:sz w:val="18"/>
-              </w:rPr>
-            </w:r>
-          </w:p>
-        </w:tc>
-      </w:tr>
-      <w:tr>
-        <w:trPr>
-          <w:trHeight w:val="453" w:hRule="exact"/>
-        </w:trPr>
-        <w:tc>
-          <w:tcPr>
-            <w:tcW w:type="dxa" w:w="10205"/>
-            <w:vAlign w:val="center"/>
-          </w:tcPr>
-          <w:p>
-            <w:pPr>
-              <w:spacing w:before="0" w:after="0"/>
-              <w:jc w:val="center"/>
-            </w:pPr>
-            <w:r>
-              <w:rPr>
-                <w:rFonts w:ascii="MS Gothic" w:hAnsi="MS Gothic" w:eastAsia="MS Gothic"/>
-                <w:b w:val="0"/>
-                <w:sz w:val="18"/>
-              </w:rPr>
-            </w:r>
-          </w:p>
-        </w:tc>
-      </w:tr>
-    </w:tbl>
-    <w:p>
-      <w:pPr>
-        <w:spacing w:before="80" w:after="20"/>
-      </w:pPr>
-      <w:r>
-        <w:rPr>
-          <w:rFonts w:ascii="MS Gothic" w:hAnsi="MS Gothic" w:eastAsia="MS Gothic"/>
-          <w:b/>
-          <w:sz w:val="18"/>
-        </w:rPr>
-        <w:t>７　（思考・判断・表現　6点）　50語以上で書くこと</w:t>
       </w:r>
     </w:p>
     <w:tbl>
@@ -5041,54 +5079,30 @@
           </w:p>
         </w:tc>
       </w:tr>
-      <w:tr>
-        <w:trPr>
-          <w:trHeight w:val="464" w:hRule="exact"/>
-        </w:trPr>
-        <w:tc>
-          <w:tcPr>
-            <w:tcW w:type="dxa" w:w="10205"/>
-            <w:vAlign w:val="center"/>
-          </w:tcPr>
-          <w:p>
-            <w:pPr>
-              <w:spacing w:before="0" w:after="0"/>
-              <w:jc w:val="center"/>
-            </w:pPr>
-            <w:r>
-              <w:rPr>
-                <w:rFonts w:ascii="MS Gothic" w:hAnsi="MS Gothic" w:eastAsia="MS Gothic"/>
-                <w:b w:val="0"/>
-                <w:sz w:val="18"/>
-              </w:rPr>
-            </w:r>
-          </w:p>
-        </w:tc>
-      </w:tr>
-      <w:tr>
-        <w:trPr>
-          <w:trHeight w:val="464" w:hRule="exact"/>
-        </w:trPr>
-        <w:tc>
-          <w:tcPr>
-            <w:tcW w:type="dxa" w:w="10205"/>
-            <w:vAlign w:val="center"/>
-          </w:tcPr>
-          <w:p>
-            <w:pPr>
-              <w:spacing w:before="0" w:after="0"/>
-              <w:jc w:val="center"/>
-            </w:pPr>
-            <w:r>
-              <w:rPr>
-                <w:rFonts w:ascii="MS Gothic" w:hAnsi="MS Gothic" w:eastAsia="MS Gothic"/>
-                <w:b w:val="0"/>
-                <w:sz w:val="18"/>
-              </w:rPr>
-            </w:r>
-          </w:p>
-        </w:tc>
-      </w:tr>
+    </w:tbl>
+    <w:p>
+      <w:pPr>
+        <w:spacing w:before="40" w:after="20"/>
+      </w:pPr>
+      <w:r>
+        <w:rPr>
+          <w:rFonts w:ascii="MS Gothic" w:hAnsi="MS Gothic" w:eastAsia="MS Gothic"/>
+          <w:b w:val="0"/>
+          <w:sz w:val="17"/>
+        </w:rPr>
+        <w:t>問6（3点）　下線部(2)を日本語にしなさい</w:t>
+      </w:r>
+    </w:p>
+    <w:tbl>
+      <w:tblPr>
+        <w:tblStyle w:val="TableGrid"/>
+        <w:tblW w:type="auto" w:w="0"/>
+        <w:jc w:val="left"/>
+        <w:tblLook w:firstColumn="1" w:firstRow="1" w:lastColumn="0" w:lastRow="0" w:noHBand="0" w:noVBand="1" w:val="04A0"/>
+      </w:tblPr>
+      <w:tblGrid>
+        <w:gridCol w:w="10206"/>
+      </w:tblGrid>
       <w:tr>
         <w:trPr>
           <w:trHeight w:val="464" w:hRule="exact"/>
@@ -5148,6 +5162,174 @@
           <w:b/>
           <w:sz w:val="18"/>
         </w:rPr>
+        <w:t>７　（思考・判断・表現　6点）　50語以上で書くこと</w:t>
+      </w:r>
+    </w:p>
+    <w:tbl>
+      <w:tblPr>
+        <w:tblStyle w:val="TableGrid"/>
+        <w:tblW w:type="auto" w:w="0"/>
+        <w:jc w:val="left"/>
+        <w:tblLook w:firstColumn="1" w:firstRow="1" w:lastColumn="0" w:lastRow="0" w:noHBand="0" w:noVBand="1" w:val="04A0"/>
+      </w:tblPr>
+      <w:tblGrid>
+        <w:gridCol w:w="10206"/>
+      </w:tblGrid>
+      <w:tr>
+        <w:trPr>
+          <w:trHeight w:val="470" w:hRule="exact"/>
+        </w:trPr>
+        <w:tc>
+          <w:tcPr>
+            <w:tcW w:type="dxa" w:w="10205"/>
+            <w:vAlign w:val="center"/>
+          </w:tcPr>
+          <w:p>
+            <w:pPr>
+              <w:spacing w:before="0" w:after="0"/>
+              <w:jc w:val="center"/>
+            </w:pPr>
+            <w:r>
+              <w:rPr>
+                <w:rFonts w:ascii="MS Gothic" w:hAnsi="MS Gothic" w:eastAsia="MS Gothic"/>
+                <w:b w:val="0"/>
+                <w:sz w:val="18"/>
+              </w:rPr>
+            </w:r>
+          </w:p>
+        </w:tc>
+      </w:tr>
+      <w:tr>
+        <w:trPr>
+          <w:trHeight w:val="470" w:hRule="exact"/>
+        </w:trPr>
+        <w:tc>
+          <w:tcPr>
+            <w:tcW w:type="dxa" w:w="10205"/>
+            <w:vAlign w:val="center"/>
+          </w:tcPr>
+          <w:p>
+            <w:pPr>
+              <w:spacing w:before="0" w:after="0"/>
+              <w:jc w:val="center"/>
+            </w:pPr>
+            <w:r>
+              <w:rPr>
+                <w:rFonts w:ascii="MS Gothic" w:hAnsi="MS Gothic" w:eastAsia="MS Gothic"/>
+                <w:b w:val="0"/>
+                <w:sz w:val="18"/>
+              </w:rPr>
+            </w:r>
+          </w:p>
+        </w:tc>
+      </w:tr>
+      <w:tr>
+        <w:trPr>
+          <w:trHeight w:val="470" w:hRule="exact"/>
+        </w:trPr>
+        <w:tc>
+          <w:tcPr>
+            <w:tcW w:type="dxa" w:w="10205"/>
+            <w:vAlign w:val="center"/>
+          </w:tcPr>
+          <w:p>
+            <w:pPr>
+              <w:spacing w:before="0" w:after="0"/>
+              <w:jc w:val="center"/>
+            </w:pPr>
+            <w:r>
+              <w:rPr>
+                <w:rFonts w:ascii="MS Gothic" w:hAnsi="MS Gothic" w:eastAsia="MS Gothic"/>
+                <w:b w:val="0"/>
+                <w:sz w:val="18"/>
+              </w:rPr>
+            </w:r>
+          </w:p>
+        </w:tc>
+      </w:tr>
+      <w:tr>
+        <w:trPr>
+          <w:trHeight w:val="470" w:hRule="exact"/>
+        </w:trPr>
+        <w:tc>
+          <w:tcPr>
+            <w:tcW w:type="dxa" w:w="10205"/>
+            <w:vAlign w:val="center"/>
+          </w:tcPr>
+          <w:p>
+            <w:pPr>
+              <w:spacing w:before="0" w:after="0"/>
+              <w:jc w:val="center"/>
+            </w:pPr>
+            <w:r>
+              <w:rPr>
+                <w:rFonts w:ascii="MS Gothic" w:hAnsi="MS Gothic" w:eastAsia="MS Gothic"/>
+                <w:b w:val="0"/>
+                <w:sz w:val="18"/>
+              </w:rPr>
+            </w:r>
+          </w:p>
+        </w:tc>
+      </w:tr>
+      <w:tr>
+        <w:trPr>
+          <w:trHeight w:val="470" w:hRule="exact"/>
+        </w:trPr>
+        <w:tc>
+          <w:tcPr>
+            <w:tcW w:type="dxa" w:w="10205"/>
+            <w:vAlign w:val="center"/>
+          </w:tcPr>
+          <w:p>
+            <w:pPr>
+              <w:spacing w:before="0" w:after="0"/>
+              <w:jc w:val="center"/>
+            </w:pPr>
+            <w:r>
+              <w:rPr>
+                <w:rFonts w:ascii="MS Gothic" w:hAnsi="MS Gothic" w:eastAsia="MS Gothic"/>
+                <w:b w:val="0"/>
+                <w:sz w:val="18"/>
+              </w:rPr>
+            </w:r>
+          </w:p>
+        </w:tc>
+      </w:tr>
+      <w:tr>
+        <w:trPr>
+          <w:trHeight w:val="470" w:hRule="exact"/>
+        </w:trPr>
+        <w:tc>
+          <w:tcPr>
+            <w:tcW w:type="dxa" w:w="10205"/>
+            <w:vAlign w:val="center"/>
+          </w:tcPr>
+          <w:p>
+            <w:pPr>
+              <w:spacing w:before="0" w:after="0"/>
+              <w:jc w:val="center"/>
+            </w:pPr>
+            <w:r>
+              <w:rPr>
+                <w:rFonts w:ascii="MS Gothic" w:hAnsi="MS Gothic" w:eastAsia="MS Gothic"/>
+                <w:b w:val="0"/>
+                <w:sz w:val="18"/>
+              </w:rPr>
+            </w:r>
+          </w:p>
+        </w:tc>
+      </w:tr>
+    </w:tbl>
+    <w:p>
+      <w:pPr>
+        <w:spacing w:before="100" w:after="20"/>
+      </w:pPr>
+      <w:r>
+        <w:rPr>
+          <w:rFonts w:ascii="MS Gothic" w:hAnsi="MS Gothic" w:eastAsia="MS Gothic"/>
+          <w:b/>
+          <w:sz w:val="18"/>
+        </w:rPr>
         <w:t>得点集計</w:t>
       </w:r>
     </w:p>
@@ -5159,10 +5341,9 @@
         <w:tblLook w:firstColumn="1" w:firstRow="1" w:lastColumn="0" w:lastRow="0" w:noHBand="0" w:noVBand="1" w:val="04A0"/>
       </w:tblPr>
       <w:tblGrid>
-        <w:gridCol w:w="2551"/>
-        <w:gridCol w:w="2551"/>
-        <w:gridCol w:w="2551"/>
-        <w:gridCol w:w="2551"/>
+        <w:gridCol w:w="3402"/>
+        <w:gridCol w:w="3402"/>
+        <w:gridCol w:w="3402"/>
       </w:tblGrid>
       <w:tr>
         <w:trPr>
@@ -5185,7 +5366,7 @@
                 <w:b/>
                 <w:sz w:val="16"/>
               </w:rPr>
-              <w:t>１〜３（知識・技能）　/43</w:t>
+              <w:t>２・３（知識・技能）　/43</w:t>
             </w:r>
           </w:p>
         </w:tc>
@@ -5212,7 +5393,7 @@
         </w:tc>
         <w:tc>
           <w:tcPr>
-            <w:tcW w:type="dxa" w:w="2268"/>
+            <w:tcW w:type="dxa" w:w="3402"/>
             <w:vAlign w:val="center"/>
             <w:shd w:val="clear" w:color="auto" w:fill="D9D9D9"/>
           </w:tcPr>
@@ -5230,20 +5411,6 @@
               <w:t>合計　/100</w:t>
             </w:r>
           </w:p>
-        </w:tc>
-        <w:tc>
-          <w:tcPr>
-            <w:tcW w:type="dxa" w:w="1134"/>
-            <w:tcBorders>
-              <w:top w:val="none" w:sz="0" w:space="0" w:color="auto"/>
-              <w:left w:val="none" w:sz="0" w:space="0" w:color="auto"/>
-              <w:bottom w:val="none" w:sz="0" w:space="0" w:color="auto"/>
-              <w:right w:val="none" w:sz="0" w:space="0" w:color="auto"/>
-              <w:insideH w:val="none" w:sz="0" w:space="0" w:color="auto"/>
-              <w:insideV w:val="none" w:sz="0" w:space="0" w:color="auto"/>
-            </w:tcBorders>
-          </w:tcPr>
-          <w:p/>
         </w:tc>
       </w:tr>
       <w:tr>
@@ -5290,7 +5457,7 @@
         </w:tc>
         <w:tc>
           <w:tcPr>
-            <w:tcW w:type="dxa" w:w="2268"/>
+            <w:tcW w:type="dxa" w:w="3402"/>
             <w:vAlign w:val="center"/>
           </w:tcPr>
           <w:p>
@@ -5306,20 +5473,6 @@
               </w:rPr>
             </w:r>
           </w:p>
-        </w:tc>
-        <w:tc>
-          <w:tcPr>
-            <w:tcW w:type="dxa" w:w="1134"/>
-            <w:tcBorders>
-              <w:top w:val="none" w:sz="0" w:space="0" w:color="auto"/>
-              <w:left w:val="none" w:sz="0" w:space="0" w:color="auto"/>
-              <w:bottom w:val="none" w:sz="0" w:space="0" w:color="auto"/>
-              <w:right w:val="none" w:sz="0" w:space="0" w:color="auto"/>
-              <w:insideH w:val="none" w:sz="0" w:space="0" w:color="auto"/>
-              <w:insideV w:val="none" w:sz="0" w:space="0" w:color="auto"/>
-            </w:tcBorders>
-          </w:tcPr>
-          <w:p/>
         </w:tc>
       </w:tr>
     </w:tbl>

--- a/2026年度_論理表現Ⅱ_中間テスト_解答用紙.docx
+++ b/2026年度_論理表現Ⅱ_中間テスト_解答用紙.docx
@@ -24,14 +24,14 @@
         <w:tblLook w:firstColumn="1" w:firstRow="1" w:lastColumn="0" w:lastRow="0" w:noHBand="0" w:noVBand="1" w:val="04A0"/>
       </w:tblPr>
       <w:tblGrid>
-        <w:gridCol w:w="2551"/>
-        <w:gridCol w:w="2551"/>
-        <w:gridCol w:w="2551"/>
-        <w:gridCol w:w="2551"/>
+        <w:gridCol w:w="2636"/>
+        <w:gridCol w:w="2636"/>
+        <w:gridCol w:w="2636"/>
+        <w:gridCol w:w="2636"/>
       </w:tblGrid>
       <w:tr>
         <w:trPr>
-          <w:trHeight w:val="368" w:hRule="exact"/>
+          <w:trHeight w:val="340" w:hRule="exact"/>
         </w:trPr>
         <w:tc>
           <w:tcPr>
@@ -81,14 +81,14 @@
         </w:tc>
         <w:tc>
           <w:tcPr>
-            <w:tcW w:type="dxa" w:w="6009"/>
+            <w:tcW w:type="dxa" w:w="6350"/>
           </w:tcPr>
           <w:p/>
         </w:tc>
       </w:tr>
       <w:tr>
         <w:trPr>
-          <w:trHeight w:val="368" w:hRule="exact"/>
+          <w:trHeight w:val="340" w:hRule="exact"/>
         </w:trPr>
         <w:tc>
           <w:tcPr>
@@ -112,7 +112,7 @@
         </w:tc>
         <w:tc>
           <w:tcPr>
-            <w:tcW w:type="dxa" w:w="8957"/>
+            <w:tcW w:type="dxa" w:w="9298"/>
             <w:gridSpan w:val="3"/>
           </w:tcPr>
           <w:p/>
@@ -153,16 +153,16 @@
         <w:tblLook w:firstColumn="1" w:firstRow="1" w:lastColumn="0" w:lastRow="0" w:noHBand="0" w:noVBand="1" w:val="04A0"/>
       </w:tblPr>
       <w:tblGrid>
-        <w:gridCol w:w="1701"/>
-        <w:gridCol w:w="1701"/>
-        <w:gridCol w:w="1701"/>
-        <w:gridCol w:w="1701"/>
-        <w:gridCol w:w="1701"/>
-        <w:gridCol w:w="1701"/>
+        <w:gridCol w:w="1758"/>
+        <w:gridCol w:w="1758"/>
+        <w:gridCol w:w="1758"/>
+        <w:gridCol w:w="1758"/>
+        <w:gridCol w:w="1758"/>
+        <w:gridCol w:w="1758"/>
       </w:tblGrid>
       <w:tr>
         <w:trPr>
-          <w:trHeight w:val="396" w:hRule="exact"/>
+          <w:trHeight w:val="385" w:hRule="exact"/>
         </w:trPr>
         <w:tc>
           <w:tcPr>
@@ -260,7 +260,7 @@
         </w:tc>
         <w:tc>
           <w:tcPr>
-            <w:tcW w:type="dxa" w:w="5046"/>
+            <w:tcW w:type="dxa" w:w="5386"/>
             <w:tcBorders>
               <w:top w:val="none" w:sz="0" w:space="0" w:color="auto"/>
               <w:left w:val="none" w:sz="0" w:space="0" w:color="auto"/>
@@ -295,19 +295,19 @@
         <w:tblLook w:firstColumn="1" w:firstRow="1" w:lastColumn="0" w:lastRow="0" w:noHBand="0" w:noVBand="1" w:val="04A0"/>
       </w:tblPr>
       <w:tblGrid>
-        <w:gridCol w:w="1134"/>
-        <w:gridCol w:w="1134"/>
-        <w:gridCol w:w="1134"/>
-        <w:gridCol w:w="1134"/>
-        <w:gridCol w:w="1134"/>
-        <w:gridCol w:w="1134"/>
-        <w:gridCol w:w="1134"/>
-        <w:gridCol w:w="1134"/>
-        <w:gridCol w:w="1134"/>
+        <w:gridCol w:w="1172"/>
+        <w:gridCol w:w="1172"/>
+        <w:gridCol w:w="1172"/>
+        <w:gridCol w:w="1172"/>
+        <w:gridCol w:w="1172"/>
+        <w:gridCol w:w="1172"/>
+        <w:gridCol w:w="1172"/>
+        <w:gridCol w:w="1172"/>
+        <w:gridCol w:w="1172"/>
       </w:tblGrid>
       <w:tr>
         <w:trPr>
-          <w:trHeight w:val="249" w:hRule="exact"/>
+          <w:trHeight w:val="238" w:hRule="exact"/>
         </w:trPr>
         <w:tc>
           <w:tcPr>
@@ -332,7 +332,7 @@
         </w:tc>
         <w:tc>
           <w:tcPr>
-            <w:tcW w:type="dxa" w:w="1502"/>
+            <w:tcW w:type="dxa" w:w="1559"/>
             <w:vAlign w:val="center"/>
           </w:tcPr>
           <w:p>
@@ -351,7 +351,7 @@
         </w:tc>
         <w:tc>
           <w:tcPr>
-            <w:tcW w:type="dxa" w:w="1502"/>
+            <w:tcW w:type="dxa" w:w="1559"/>
             <w:vAlign w:val="center"/>
           </w:tcPr>
           <w:p>
@@ -370,7 +370,7 @@
         </w:tc>
         <w:tc>
           <w:tcPr>
-            <w:tcW w:type="dxa" w:w="1502"/>
+            <w:tcW w:type="dxa" w:w="1559"/>
             <w:vAlign w:val="center"/>
           </w:tcPr>
           <w:p>
@@ -410,7 +410,7 @@
         </w:tc>
         <w:tc>
           <w:tcPr>
-            <w:tcW w:type="dxa" w:w="1502"/>
+            <w:tcW w:type="dxa" w:w="1559"/>
             <w:vAlign w:val="center"/>
           </w:tcPr>
           <w:p>
@@ -429,7 +429,7 @@
         </w:tc>
         <w:tc>
           <w:tcPr>
-            <w:tcW w:type="dxa" w:w="1502"/>
+            <w:tcW w:type="dxa" w:w="1559"/>
             <w:vAlign w:val="center"/>
           </w:tcPr>
           <w:p>
@@ -469,7 +469,7 @@
         </w:tc>
         <w:tc>
           <w:tcPr>
-            <w:tcW w:type="dxa" w:w="1502"/>
+            <w:tcW w:type="dxa" w:w="1559"/>
             <w:vAlign w:val="center"/>
           </w:tcPr>
           <w:p>
@@ -489,7 +489,7 @@
       </w:tr>
       <w:tr>
         <w:trPr>
-          <w:trHeight w:val="396" w:hRule="exact"/>
+          <w:trHeight w:val="385" w:hRule="exact"/>
         </w:trPr>
         <w:tc>
           <w:tcPr>
@@ -507,7 +507,7 @@
         </w:tc>
         <w:tc>
           <w:tcPr>
-            <w:tcW w:type="dxa" w:w="1502"/>
+            <w:tcW w:type="dxa" w:w="1559"/>
             <w:vAlign w:val="center"/>
           </w:tcPr>
           <w:p>
@@ -526,7 +526,7 @@
         </w:tc>
         <w:tc>
           <w:tcPr>
-            <w:tcW w:type="dxa" w:w="1502"/>
+            <w:tcW w:type="dxa" w:w="1559"/>
             <w:vAlign w:val="center"/>
           </w:tcPr>
           <w:p>
@@ -545,7 +545,7 @@
         </w:tc>
         <w:tc>
           <w:tcPr>
-            <w:tcW w:type="dxa" w:w="1502"/>
+            <w:tcW w:type="dxa" w:w="1559"/>
             <w:vAlign w:val="center"/>
           </w:tcPr>
           <w:p>
@@ -578,7 +578,7 @@
         </w:tc>
         <w:tc>
           <w:tcPr>
-            <w:tcW w:type="dxa" w:w="1502"/>
+            <w:tcW w:type="dxa" w:w="1559"/>
             <w:vAlign w:val="center"/>
           </w:tcPr>
           <w:p>
@@ -597,7 +597,7 @@
         </w:tc>
         <w:tc>
           <w:tcPr>
-            <w:tcW w:type="dxa" w:w="1502"/>
+            <w:tcW w:type="dxa" w:w="1559"/>
             <w:vAlign w:val="center"/>
           </w:tcPr>
           <w:p>
@@ -630,7 +630,7 @@
         </w:tc>
         <w:tc>
           <w:tcPr>
-            <w:tcW w:type="dxa" w:w="1502"/>
+            <w:tcW w:type="dxa" w:w="1559"/>
             <w:vAlign w:val="center"/>
           </w:tcPr>
           <w:p>
@@ -657,19 +657,19 @@
         <w:tblLook w:firstColumn="1" w:firstRow="1" w:lastColumn="0" w:lastRow="0" w:noHBand="0" w:noVBand="1" w:val="04A0"/>
       </w:tblPr>
       <w:tblGrid>
-        <w:gridCol w:w="1134"/>
-        <w:gridCol w:w="1134"/>
-        <w:gridCol w:w="1134"/>
-        <w:gridCol w:w="1134"/>
-        <w:gridCol w:w="1134"/>
-        <w:gridCol w:w="1134"/>
-        <w:gridCol w:w="1134"/>
-        <w:gridCol w:w="1134"/>
-        <w:gridCol w:w="1134"/>
+        <w:gridCol w:w="1172"/>
+        <w:gridCol w:w="1172"/>
+        <w:gridCol w:w="1172"/>
+        <w:gridCol w:w="1172"/>
+        <w:gridCol w:w="1172"/>
+        <w:gridCol w:w="1172"/>
+        <w:gridCol w:w="1172"/>
+        <w:gridCol w:w="1172"/>
+        <w:gridCol w:w="1172"/>
       </w:tblGrid>
       <w:tr>
         <w:trPr>
-          <w:trHeight w:val="249" w:hRule="exact"/>
+          <w:trHeight w:val="238" w:hRule="exact"/>
         </w:trPr>
         <w:tc>
           <w:tcPr>
@@ -694,7 +694,7 @@
         </w:tc>
         <w:tc>
           <w:tcPr>
-            <w:tcW w:type="dxa" w:w="1502"/>
+            <w:tcW w:type="dxa" w:w="1559"/>
             <w:vAlign w:val="center"/>
           </w:tcPr>
           <w:p>
@@ -713,7 +713,7 @@
         </w:tc>
         <w:tc>
           <w:tcPr>
-            <w:tcW w:type="dxa" w:w="1502"/>
+            <w:tcW w:type="dxa" w:w="1559"/>
             <w:vAlign w:val="center"/>
           </w:tcPr>
           <w:p>
@@ -732,7 +732,7 @@
         </w:tc>
         <w:tc>
           <w:tcPr>
-            <w:tcW w:type="dxa" w:w="1502"/>
+            <w:tcW w:type="dxa" w:w="1559"/>
             <w:vAlign w:val="center"/>
           </w:tcPr>
           <w:p>
@@ -772,7 +772,7 @@
         </w:tc>
         <w:tc>
           <w:tcPr>
-            <w:tcW w:type="dxa" w:w="1502"/>
+            <w:tcW w:type="dxa" w:w="1559"/>
             <w:vAlign w:val="center"/>
           </w:tcPr>
           <w:p>
@@ -791,7 +791,7 @@
         </w:tc>
         <w:tc>
           <w:tcPr>
-            <w:tcW w:type="dxa" w:w="1502"/>
+            <w:tcW w:type="dxa" w:w="1559"/>
             <w:vAlign w:val="center"/>
           </w:tcPr>
           <w:p>
@@ -810,7 +810,7 @@
         </w:tc>
         <w:tc>
           <w:tcPr>
-            <w:tcW w:type="dxa" w:w="1502"/>
+            <w:tcW w:type="dxa" w:w="1559"/>
             <w:vAlign w:val="center"/>
           </w:tcPr>
           <w:p>
@@ -844,7 +844,7 @@
       </w:tr>
       <w:tr>
         <w:trPr>
-          <w:trHeight w:val="396" w:hRule="exact"/>
+          <w:trHeight w:val="385" w:hRule="exact"/>
         </w:trPr>
         <w:tc>
           <w:tcPr>
@@ -862,7 +862,7 @@
         </w:tc>
         <w:tc>
           <w:tcPr>
-            <w:tcW w:type="dxa" w:w="1502"/>
+            <w:tcW w:type="dxa" w:w="1559"/>
             <w:vAlign w:val="center"/>
           </w:tcPr>
           <w:p>
@@ -881,7 +881,7 @@
         </w:tc>
         <w:tc>
           <w:tcPr>
-            <w:tcW w:type="dxa" w:w="1502"/>
+            <w:tcW w:type="dxa" w:w="1559"/>
             <w:vAlign w:val="center"/>
           </w:tcPr>
           <w:p>
@@ -900,7 +900,7 @@
         </w:tc>
         <w:tc>
           <w:tcPr>
-            <w:tcW w:type="dxa" w:w="1502"/>
+            <w:tcW w:type="dxa" w:w="1559"/>
             <w:vAlign w:val="center"/>
           </w:tcPr>
           <w:p>
@@ -933,7 +933,7 @@
         </w:tc>
         <w:tc>
           <w:tcPr>
-            <w:tcW w:type="dxa" w:w="1502"/>
+            <w:tcW w:type="dxa" w:w="1559"/>
             <w:vAlign w:val="center"/>
           </w:tcPr>
           <w:p>
@@ -952,7 +952,7 @@
         </w:tc>
         <w:tc>
           <w:tcPr>
-            <w:tcW w:type="dxa" w:w="1502"/>
+            <w:tcW w:type="dxa" w:w="1559"/>
             <w:vAlign w:val="center"/>
           </w:tcPr>
           <w:p>
@@ -971,7 +971,7 @@
         </w:tc>
         <w:tc>
           <w:tcPr>
-            <w:tcW w:type="dxa" w:w="1502"/>
+            <w:tcW w:type="dxa" w:w="1559"/>
             <w:vAlign w:val="center"/>
           </w:tcPr>
           <w:p>
@@ -1038,24 +1038,24 @@
         <w:tblLook w:firstColumn="1" w:firstRow="1" w:lastColumn="0" w:lastRow="0" w:noHBand="0" w:noVBand="1" w:val="04A0"/>
       </w:tblPr>
       <w:tblGrid>
-        <w:gridCol w:w="1021"/>
-        <w:gridCol w:w="1021"/>
-        <w:gridCol w:w="1021"/>
-        <w:gridCol w:w="1021"/>
-        <w:gridCol w:w="1021"/>
-        <w:gridCol w:w="1021"/>
-        <w:gridCol w:w="1021"/>
-        <w:gridCol w:w="1021"/>
-        <w:gridCol w:w="1021"/>
-        <w:gridCol w:w="1021"/>
+        <w:gridCol w:w="1055"/>
+        <w:gridCol w:w="1055"/>
+        <w:gridCol w:w="1055"/>
+        <w:gridCol w:w="1055"/>
+        <w:gridCol w:w="1055"/>
+        <w:gridCol w:w="1055"/>
+        <w:gridCol w:w="1055"/>
+        <w:gridCol w:w="1055"/>
+        <w:gridCol w:w="1055"/>
+        <w:gridCol w:w="1055"/>
       </w:tblGrid>
       <w:tr>
         <w:trPr>
-          <w:trHeight w:val="249" w:hRule="exact"/>
+          <w:trHeight w:val="238" w:hRule="exact"/>
         </w:trPr>
         <w:tc>
           <w:tcPr>
-            <w:tcW w:type="dxa" w:w="1020"/>
+            <w:tcW w:type="dxa" w:w="1054"/>
             <w:vAlign w:val="center"/>
             <w:shd w:val="clear" w:color="auto" w:fill="D9D9D9"/>
           </w:tcPr>
@@ -1076,7 +1076,7 @@
         </w:tc>
         <w:tc>
           <w:tcPr>
-            <w:tcW w:type="dxa" w:w="1020"/>
+            <w:tcW w:type="dxa" w:w="1054"/>
             <w:vAlign w:val="center"/>
             <w:shd w:val="clear" w:color="auto" w:fill="D9D9D9"/>
           </w:tcPr>
@@ -1097,7 +1097,7 @@
         </w:tc>
         <w:tc>
           <w:tcPr>
-            <w:tcW w:type="dxa" w:w="1020"/>
+            <w:tcW w:type="dxa" w:w="1054"/>
             <w:vAlign w:val="center"/>
             <w:shd w:val="clear" w:color="auto" w:fill="D9D9D9"/>
           </w:tcPr>
@@ -1118,7 +1118,7 @@
         </w:tc>
         <w:tc>
           <w:tcPr>
-            <w:tcW w:type="dxa" w:w="1020"/>
+            <w:tcW w:type="dxa" w:w="1054"/>
             <w:vAlign w:val="center"/>
             <w:shd w:val="clear" w:color="auto" w:fill="D9D9D9"/>
           </w:tcPr>
@@ -1139,7 +1139,7 @@
         </w:tc>
         <w:tc>
           <w:tcPr>
-            <w:tcW w:type="dxa" w:w="1020"/>
+            <w:tcW w:type="dxa" w:w="1054"/>
             <w:vAlign w:val="center"/>
             <w:shd w:val="clear" w:color="auto" w:fill="D9D9D9"/>
           </w:tcPr>
@@ -1160,7 +1160,7 @@
         </w:tc>
         <w:tc>
           <w:tcPr>
-            <w:tcW w:type="dxa" w:w="1020"/>
+            <w:tcW w:type="dxa" w:w="1054"/>
             <w:vAlign w:val="center"/>
             <w:shd w:val="clear" w:color="auto" w:fill="D9D9D9"/>
           </w:tcPr>
@@ -1181,7 +1181,7 @@
         </w:tc>
         <w:tc>
           <w:tcPr>
-            <w:tcW w:type="dxa" w:w="1020"/>
+            <w:tcW w:type="dxa" w:w="1054"/>
             <w:vAlign w:val="center"/>
             <w:shd w:val="clear" w:color="auto" w:fill="D9D9D9"/>
           </w:tcPr>
@@ -1202,7 +1202,7 @@
         </w:tc>
         <w:tc>
           <w:tcPr>
-            <w:tcW w:type="dxa" w:w="1020"/>
+            <w:tcW w:type="dxa" w:w="1054"/>
             <w:vAlign w:val="center"/>
             <w:shd w:val="clear" w:color="auto" w:fill="D9D9D9"/>
           </w:tcPr>
@@ -1223,7 +1223,7 @@
         </w:tc>
         <w:tc>
           <w:tcPr>
-            <w:tcW w:type="dxa" w:w="1020"/>
+            <w:tcW w:type="dxa" w:w="1054"/>
             <w:vAlign w:val="center"/>
             <w:shd w:val="clear" w:color="auto" w:fill="D9D9D9"/>
           </w:tcPr>
@@ -1244,7 +1244,7 @@
         </w:tc>
         <w:tc>
           <w:tcPr>
-            <w:tcW w:type="dxa" w:w="1020"/>
+            <w:tcW w:type="dxa" w:w="1054"/>
             <w:vAlign w:val="center"/>
             <w:shd w:val="clear" w:color="auto" w:fill="D9D9D9"/>
           </w:tcPr>
@@ -1266,11 +1266,11 @@
       </w:tr>
       <w:tr>
         <w:trPr>
-          <w:trHeight w:val="385" w:hRule="exact"/>
+          <w:trHeight w:val="374" w:hRule="exact"/>
         </w:trPr>
         <w:tc>
           <w:tcPr>
-            <w:tcW w:type="dxa" w:w="1020"/>
+            <w:tcW w:type="dxa" w:w="1054"/>
             <w:vAlign w:val="center"/>
           </w:tcPr>
           <w:p>
@@ -1289,7 +1289,7 @@
         </w:tc>
         <w:tc>
           <w:tcPr>
-            <w:tcW w:type="dxa" w:w="1020"/>
+            <w:tcW w:type="dxa" w:w="1054"/>
             <w:vAlign w:val="center"/>
           </w:tcPr>
           <w:p>
@@ -1308,7 +1308,7 @@
         </w:tc>
         <w:tc>
           <w:tcPr>
-            <w:tcW w:type="dxa" w:w="1020"/>
+            <w:tcW w:type="dxa" w:w="1054"/>
             <w:vAlign w:val="center"/>
           </w:tcPr>
           <w:p>
@@ -1327,7 +1327,7 @@
         </w:tc>
         <w:tc>
           <w:tcPr>
-            <w:tcW w:type="dxa" w:w="1020"/>
+            <w:tcW w:type="dxa" w:w="1054"/>
             <w:vAlign w:val="center"/>
           </w:tcPr>
           <w:p>
@@ -1346,7 +1346,7 @@
         </w:tc>
         <w:tc>
           <w:tcPr>
-            <w:tcW w:type="dxa" w:w="1020"/>
+            <w:tcW w:type="dxa" w:w="1054"/>
             <w:vAlign w:val="center"/>
           </w:tcPr>
           <w:p>
@@ -1365,7 +1365,7 @@
         </w:tc>
         <w:tc>
           <w:tcPr>
-            <w:tcW w:type="dxa" w:w="1020"/>
+            <w:tcW w:type="dxa" w:w="1054"/>
             <w:vAlign w:val="center"/>
           </w:tcPr>
           <w:p>
@@ -1384,7 +1384,7 @@
         </w:tc>
         <w:tc>
           <w:tcPr>
-            <w:tcW w:type="dxa" w:w="1020"/>
+            <w:tcW w:type="dxa" w:w="1054"/>
             <w:vAlign w:val="center"/>
           </w:tcPr>
           <w:p>
@@ -1403,7 +1403,7 @@
         </w:tc>
         <w:tc>
           <w:tcPr>
-            <w:tcW w:type="dxa" w:w="1020"/>
+            <w:tcW w:type="dxa" w:w="1054"/>
             <w:vAlign w:val="center"/>
           </w:tcPr>
           <w:p>
@@ -1422,7 +1422,7 @@
         </w:tc>
         <w:tc>
           <w:tcPr>
-            <w:tcW w:type="dxa" w:w="1020"/>
+            <w:tcW w:type="dxa" w:w="1054"/>
             <w:vAlign w:val="center"/>
           </w:tcPr>
           <w:p>
@@ -1441,7 +1441,7 @@
         </w:tc>
         <w:tc>
           <w:tcPr>
-            <w:tcW w:type="dxa" w:w="1020"/>
+            <w:tcW w:type="dxa" w:w="1054"/>
             <w:vAlign w:val="center"/>
           </w:tcPr>
           <w:p>
@@ -1481,19 +1481,19 @@
         <w:tblLook w:firstColumn="1" w:firstRow="1" w:lastColumn="0" w:lastRow="0" w:noHBand="0" w:noVBand="1" w:val="04A0"/>
       </w:tblPr>
       <w:tblGrid>
-        <w:gridCol w:w="2041"/>
-        <w:gridCol w:w="2041"/>
-        <w:gridCol w:w="2041"/>
-        <w:gridCol w:w="2041"/>
-        <w:gridCol w:w="2041"/>
+        <w:gridCol w:w="2109"/>
+        <w:gridCol w:w="2109"/>
+        <w:gridCol w:w="2109"/>
+        <w:gridCol w:w="2109"/>
+        <w:gridCol w:w="2109"/>
       </w:tblGrid>
       <w:tr>
         <w:trPr>
-          <w:trHeight w:val="249" w:hRule="exact"/>
+          <w:trHeight w:val="238" w:hRule="exact"/>
         </w:trPr>
         <w:tc>
           <w:tcPr>
-            <w:tcW w:type="dxa" w:w="2041"/>
+            <w:tcW w:type="dxa" w:w="2109"/>
             <w:vAlign w:val="center"/>
             <w:shd w:val="clear" w:color="auto" w:fill="D9D9D9"/>
           </w:tcPr>
@@ -1514,7 +1514,7 @@
         </w:tc>
         <w:tc>
           <w:tcPr>
-            <w:tcW w:type="dxa" w:w="2041"/>
+            <w:tcW w:type="dxa" w:w="2109"/>
             <w:vAlign w:val="center"/>
             <w:shd w:val="clear" w:color="auto" w:fill="D9D9D9"/>
           </w:tcPr>
@@ -1535,7 +1535,7 @@
         </w:tc>
         <w:tc>
           <w:tcPr>
-            <w:tcW w:type="dxa" w:w="2041"/>
+            <w:tcW w:type="dxa" w:w="2109"/>
             <w:vAlign w:val="center"/>
             <w:shd w:val="clear" w:color="auto" w:fill="D9D9D9"/>
           </w:tcPr>
@@ -1556,7 +1556,7 @@
         </w:tc>
         <w:tc>
           <w:tcPr>
-            <w:tcW w:type="dxa" w:w="2041"/>
+            <w:tcW w:type="dxa" w:w="2109"/>
             <w:vAlign w:val="center"/>
             <w:shd w:val="clear" w:color="auto" w:fill="D9D9D9"/>
           </w:tcPr>
@@ -1577,7 +1577,7 @@
         </w:tc>
         <w:tc>
           <w:tcPr>
-            <w:tcW w:type="dxa" w:w="2041"/>
+            <w:tcW w:type="dxa" w:w="2109"/>
             <w:vAlign w:val="center"/>
             <w:shd w:val="clear" w:color="auto" w:fill="D9D9D9"/>
           </w:tcPr>
@@ -1599,11 +1599,11 @@
       </w:tr>
       <w:tr>
         <w:trPr>
-          <w:trHeight w:val="396" w:hRule="exact"/>
+          <w:trHeight w:val="385" w:hRule="exact"/>
         </w:trPr>
         <w:tc>
           <w:tcPr>
-            <w:tcW w:type="dxa" w:w="2041"/>
+            <w:tcW w:type="dxa" w:w="2109"/>
             <w:vAlign w:val="center"/>
           </w:tcPr>
           <w:p>
@@ -1622,7 +1622,7 @@
         </w:tc>
         <w:tc>
           <w:tcPr>
-            <w:tcW w:type="dxa" w:w="2041"/>
+            <w:tcW w:type="dxa" w:w="2109"/>
             <w:vAlign w:val="center"/>
           </w:tcPr>
           <w:p>
@@ -1641,7 +1641,7 @@
         </w:tc>
         <w:tc>
           <w:tcPr>
-            <w:tcW w:type="dxa" w:w="2041"/>
+            <w:tcW w:type="dxa" w:w="2109"/>
             <w:vAlign w:val="center"/>
           </w:tcPr>
           <w:p>
@@ -1660,7 +1660,7 @@
         </w:tc>
         <w:tc>
           <w:tcPr>
-            <w:tcW w:type="dxa" w:w="2041"/>
+            <w:tcW w:type="dxa" w:w="2109"/>
             <w:vAlign w:val="center"/>
           </w:tcPr>
           <w:p>
@@ -1679,7 +1679,7 @@
         </w:tc>
         <w:tc>
           <w:tcPr>
-            <w:tcW w:type="dxa" w:w="2041"/>
+            <w:tcW w:type="dxa" w:w="2109"/>
             <w:vAlign w:val="center"/>
           </w:tcPr>
           <w:p>
@@ -1732,12 +1732,14 @@
         <w:tblLook w:firstColumn="1" w:firstRow="1" w:lastColumn="0" w:lastRow="0" w:noHBand="0" w:noVBand="1" w:val="04A0"/>
       </w:tblPr>
       <w:tblGrid>
-        <w:gridCol w:w="5103"/>
-        <w:gridCol w:w="5103"/>
+        <w:gridCol w:w="2636"/>
+        <w:gridCol w:w="2636"/>
+        <w:gridCol w:w="2636"/>
+        <w:gridCol w:w="2636"/>
       </w:tblGrid>
       <w:tr>
         <w:trPr>
-          <w:trHeight w:val="408" w:hRule="exact"/>
+          <w:trHeight w:val="464" w:hRule="exact"/>
         </w:trPr>
         <w:tc>
           <w:tcPr>
@@ -1762,13 +1764,13 @@
         </w:tc>
         <w:tc>
           <w:tcPr>
-            <w:tcW w:type="dxa" w:w="9808"/>
+            <w:tcW w:type="dxa" w:w="4876"/>
             <w:vAlign w:val="center"/>
           </w:tcPr>
           <w:p>
             <w:pPr>
               <w:spacing w:before="0" w:after="0"/>
-              <w:jc w:val="left"/>
+              <w:jc w:val="center"/>
             </w:pPr>
             <w:r>
               <w:rPr>
@@ -1779,11 +1781,6 @@
             </w:r>
           </w:p>
         </w:tc>
-      </w:tr>
-      <w:tr>
-        <w:trPr>
-          <w:trHeight w:val="408" w:hRule="exact"/>
-        </w:trPr>
         <w:tc>
           <w:tcPr>
             <w:tcW w:type="dxa" w:w="397"/>
@@ -1807,13 +1804,13 @@
         </w:tc>
         <w:tc>
           <w:tcPr>
-            <w:tcW w:type="dxa" w:w="9808"/>
+            <w:tcW w:type="dxa" w:w="4876"/>
             <w:vAlign w:val="center"/>
           </w:tcPr>
           <w:p>
             <w:pPr>
               <w:spacing w:before="0" w:after="0"/>
-              <w:jc w:val="left"/>
+              <w:jc w:val="center"/>
             </w:pPr>
             <w:r>
               <w:rPr>
@@ -1827,7 +1824,7 @@
       </w:tr>
       <w:tr>
         <w:trPr>
-          <w:trHeight w:val="408" w:hRule="exact"/>
+          <w:trHeight w:val="464" w:hRule="exact"/>
         </w:trPr>
         <w:tc>
           <w:tcPr>
@@ -1852,13 +1849,13 @@
         </w:tc>
         <w:tc>
           <w:tcPr>
-            <w:tcW w:type="dxa" w:w="9808"/>
+            <w:tcW w:type="dxa" w:w="4876"/>
             <w:vAlign w:val="center"/>
           </w:tcPr>
           <w:p>
             <w:pPr>
               <w:spacing w:before="0" w:after="0"/>
-              <w:jc w:val="left"/>
+              <w:jc w:val="center"/>
             </w:pPr>
             <w:r>
               <w:rPr>
@@ -1869,11 +1866,6 @@
             </w:r>
           </w:p>
         </w:tc>
-      </w:tr>
-      <w:tr>
-        <w:trPr>
-          <w:trHeight w:val="408" w:hRule="exact"/>
-        </w:trPr>
         <w:tc>
           <w:tcPr>
             <w:tcW w:type="dxa" w:w="397"/>
@@ -1897,13 +1889,13 @@
         </w:tc>
         <w:tc>
           <w:tcPr>
-            <w:tcW w:type="dxa" w:w="9808"/>
+            <w:tcW w:type="dxa" w:w="4876"/>
             <w:vAlign w:val="center"/>
           </w:tcPr>
           <w:p>
             <w:pPr>
               <w:spacing w:before="0" w:after="0"/>
-              <w:jc w:val="left"/>
+              <w:jc w:val="center"/>
             </w:pPr>
             <w:r>
               <w:rPr>
@@ -1917,7 +1909,7 @@
       </w:tr>
       <w:tr>
         <w:trPr>
-          <w:trHeight w:val="408" w:hRule="exact"/>
+          <w:trHeight w:val="464" w:hRule="exact"/>
         </w:trPr>
         <w:tc>
           <w:tcPr>
@@ -1942,13 +1934,13 @@
         </w:tc>
         <w:tc>
           <w:tcPr>
-            <w:tcW w:type="dxa" w:w="9808"/>
+            <w:tcW w:type="dxa" w:w="4876"/>
             <w:vAlign w:val="center"/>
           </w:tcPr>
           <w:p>
             <w:pPr>
               <w:spacing w:before="0" w:after="0"/>
-              <w:jc w:val="left"/>
+              <w:jc w:val="center"/>
             </w:pPr>
             <w:r>
               <w:rPr>
@@ -1959,11 +1951,6 @@
             </w:r>
           </w:p>
         </w:tc>
-      </w:tr>
-      <w:tr>
-        <w:trPr>
-          <w:trHeight w:val="408" w:hRule="exact"/>
-        </w:trPr>
         <w:tc>
           <w:tcPr>
             <w:tcW w:type="dxa" w:w="397"/>
@@ -1987,13 +1974,13 @@
         </w:tc>
         <w:tc>
           <w:tcPr>
-            <w:tcW w:type="dxa" w:w="9808"/>
+            <w:tcW w:type="dxa" w:w="4876"/>
             <w:vAlign w:val="center"/>
           </w:tcPr>
           <w:p>
             <w:pPr>
               <w:spacing w:before="0" w:after="0"/>
-              <w:jc w:val="left"/>
+              <w:jc w:val="center"/>
             </w:pPr>
             <w:r>
               <w:rPr>
@@ -2007,7 +1994,7 @@
       </w:tr>
       <w:tr>
         <w:trPr>
-          <w:trHeight w:val="408" w:hRule="exact"/>
+          <w:trHeight w:val="464" w:hRule="exact"/>
         </w:trPr>
         <w:tc>
           <w:tcPr>
@@ -2032,13 +2019,13 @@
         </w:tc>
         <w:tc>
           <w:tcPr>
-            <w:tcW w:type="dxa" w:w="9808"/>
+            <w:tcW w:type="dxa" w:w="4876"/>
             <w:vAlign w:val="center"/>
           </w:tcPr>
           <w:p>
             <w:pPr>
               <w:spacing w:before="0" w:after="0"/>
-              <w:jc w:val="left"/>
+              <w:jc w:val="center"/>
             </w:pPr>
             <w:r>
               <w:rPr>
@@ -2049,11 +2036,6 @@
             </w:r>
           </w:p>
         </w:tc>
-      </w:tr>
-      <w:tr>
-        <w:trPr>
-          <w:trHeight w:val="408" w:hRule="exact"/>
-        </w:trPr>
         <w:tc>
           <w:tcPr>
             <w:tcW w:type="dxa" w:w="397"/>
@@ -2077,13 +2059,13 @@
         </w:tc>
         <w:tc>
           <w:tcPr>
-            <w:tcW w:type="dxa" w:w="9808"/>
+            <w:tcW w:type="dxa" w:w="4876"/>
             <w:vAlign w:val="center"/>
           </w:tcPr>
           <w:p>
             <w:pPr>
               <w:spacing w:before="0" w:after="0"/>
-              <w:jc w:val="left"/>
+              <w:jc w:val="center"/>
             </w:pPr>
             <w:r>
               <w:rPr>
@@ -2097,7 +2079,7 @@
       </w:tr>
       <w:tr>
         <w:trPr>
-          <w:trHeight w:val="408" w:hRule="exact"/>
+          <w:trHeight w:val="464" w:hRule="exact"/>
         </w:trPr>
         <w:tc>
           <w:tcPr>
@@ -2122,13 +2104,13 @@
         </w:tc>
         <w:tc>
           <w:tcPr>
-            <w:tcW w:type="dxa" w:w="9808"/>
+            <w:tcW w:type="dxa" w:w="4876"/>
             <w:vAlign w:val="center"/>
           </w:tcPr>
           <w:p>
             <w:pPr>
               <w:spacing w:before="0" w:after="0"/>
-              <w:jc w:val="left"/>
+              <w:jc w:val="center"/>
             </w:pPr>
             <w:r>
               <w:rPr>
@@ -2139,11 +2121,6 @@
             </w:r>
           </w:p>
         </w:tc>
-      </w:tr>
-      <w:tr>
-        <w:trPr>
-          <w:trHeight w:val="408" w:hRule="exact"/>
-        </w:trPr>
         <w:tc>
           <w:tcPr>
             <w:tcW w:type="dxa" w:w="397"/>
@@ -2167,13 +2144,13 @@
         </w:tc>
         <w:tc>
           <w:tcPr>
-            <w:tcW w:type="dxa" w:w="9808"/>
+            <w:tcW w:type="dxa" w:w="4876"/>
             <w:vAlign w:val="center"/>
           </w:tcPr>
           <w:p>
             <w:pPr>
               <w:spacing w:before="0" w:after="0"/>
-              <w:jc w:val="left"/>
+              <w:jc w:val="center"/>
             </w:pPr>
             <w:r>
               <w:rPr>
@@ -2207,18 +2184,18 @@
         <w:tblLook w:firstColumn="1" w:firstRow="1" w:lastColumn="0" w:lastRow="0" w:noHBand="0" w:noVBand="1" w:val="04A0"/>
       </w:tblPr>
       <w:tblGrid>
-        <w:gridCol w:w="1276"/>
-        <w:gridCol w:w="1276"/>
-        <w:gridCol w:w="1276"/>
-        <w:gridCol w:w="1276"/>
-        <w:gridCol w:w="1276"/>
-        <w:gridCol w:w="1276"/>
-        <w:gridCol w:w="1276"/>
-        <w:gridCol w:w="1276"/>
+        <w:gridCol w:w="1318"/>
+        <w:gridCol w:w="1318"/>
+        <w:gridCol w:w="1318"/>
+        <w:gridCol w:w="1318"/>
+        <w:gridCol w:w="1318"/>
+        <w:gridCol w:w="1318"/>
+        <w:gridCol w:w="1318"/>
+        <w:gridCol w:w="1318"/>
       </w:tblGrid>
       <w:tr>
         <w:trPr>
-          <w:trHeight w:val="385" w:hRule="exact"/>
+          <w:trHeight w:val="374" w:hRule="exact"/>
         </w:trPr>
         <w:tc>
           <w:tcPr>
@@ -2243,7 +2220,7 @@
         </w:tc>
         <w:tc>
           <w:tcPr>
-            <w:tcW w:type="dxa" w:w="1587"/>
+            <w:tcW w:type="dxa" w:w="1644"/>
             <w:vAlign w:val="center"/>
           </w:tcPr>
           <w:p>
@@ -2262,7 +2239,7 @@
         </w:tc>
         <w:tc>
           <w:tcPr>
-            <w:tcW w:type="dxa" w:w="1587"/>
+            <w:tcW w:type="dxa" w:w="1644"/>
             <w:tcBorders>
               <w:top w:val="none" w:sz="0" w:space="0" w:color="auto"/>
               <w:left w:val="none" w:sz="0" w:space="0" w:color="auto"/>
@@ -2276,7 +2253,7 @@
         </w:tc>
         <w:tc>
           <w:tcPr>
-            <w:tcW w:type="dxa" w:w="1587"/>
+            <w:tcW w:type="dxa" w:w="1644"/>
             <w:tcBorders>
               <w:top w:val="none" w:sz="0" w:space="0" w:color="auto"/>
               <w:left w:val="none" w:sz="0" w:space="0" w:color="auto"/>
@@ -2311,7 +2288,7 @@
         </w:tc>
         <w:tc>
           <w:tcPr>
-            <w:tcW w:type="dxa" w:w="1587"/>
+            <w:tcW w:type="dxa" w:w="1644"/>
             <w:vAlign w:val="center"/>
           </w:tcPr>
           <w:p>
@@ -2330,7 +2307,7 @@
         </w:tc>
         <w:tc>
           <w:tcPr>
-            <w:tcW w:type="dxa" w:w="1587"/>
+            <w:tcW w:type="dxa" w:w="1644"/>
             <w:tcBorders>
               <w:top w:val="none" w:sz="0" w:space="0" w:color="auto"/>
               <w:left w:val="none" w:sz="0" w:space="0" w:color="auto"/>
@@ -2344,7 +2321,7 @@
         </w:tc>
         <w:tc>
           <w:tcPr>
-            <w:tcW w:type="dxa" w:w="1587"/>
+            <w:tcW w:type="dxa" w:w="1644"/>
             <w:tcBorders>
               <w:top w:val="none" w:sz="0" w:space="0" w:color="auto"/>
               <w:left w:val="none" w:sz="0" w:space="0" w:color="auto"/>
@@ -2359,7 +2336,7 @@
       </w:tr>
       <w:tr>
         <w:trPr>
-          <w:trHeight w:val="385" w:hRule="exact"/>
+          <w:trHeight w:val="374" w:hRule="exact"/>
         </w:trPr>
         <w:tc>
           <w:tcPr>
@@ -2384,7 +2361,7 @@
         </w:tc>
         <w:tc>
           <w:tcPr>
-            <w:tcW w:type="dxa" w:w="1587"/>
+            <w:tcW w:type="dxa" w:w="1644"/>
             <w:vAlign w:val="center"/>
           </w:tcPr>
           <w:p>
@@ -2403,7 +2380,7 @@
         </w:tc>
         <w:tc>
           <w:tcPr>
-            <w:tcW w:type="dxa" w:w="1587"/>
+            <w:tcW w:type="dxa" w:w="1644"/>
             <w:vAlign w:val="center"/>
           </w:tcPr>
           <w:p>
@@ -2422,7 +2399,7 @@
         </w:tc>
         <w:tc>
           <w:tcPr>
-            <w:tcW w:type="dxa" w:w="1587"/>
+            <w:tcW w:type="dxa" w:w="1644"/>
             <w:tcBorders>
               <w:top w:val="none" w:sz="0" w:space="0" w:color="auto"/>
               <w:left w:val="none" w:sz="0" w:space="0" w:color="auto"/>
@@ -2457,7 +2434,7 @@
         </w:tc>
         <w:tc>
           <w:tcPr>
-            <w:tcW w:type="dxa" w:w="1587"/>
+            <w:tcW w:type="dxa" w:w="1644"/>
             <w:vAlign w:val="center"/>
           </w:tcPr>
           <w:p>
@@ -2476,7 +2453,7 @@
         </w:tc>
         <w:tc>
           <w:tcPr>
-            <w:tcW w:type="dxa" w:w="1587"/>
+            <w:tcW w:type="dxa" w:w="1644"/>
             <w:vAlign w:val="center"/>
           </w:tcPr>
           <w:p>
@@ -2495,7 +2472,7 @@
         </w:tc>
         <w:tc>
           <w:tcPr>
-            <w:tcW w:type="dxa" w:w="1587"/>
+            <w:tcW w:type="dxa" w:w="1644"/>
             <w:tcBorders>
               <w:top w:val="none" w:sz="0" w:space="0" w:color="auto"/>
               <w:left w:val="none" w:sz="0" w:space="0" w:color="auto"/>
@@ -2510,7 +2487,7 @@
       </w:tr>
       <w:tr>
         <w:trPr>
-          <w:trHeight w:val="385" w:hRule="exact"/>
+          <w:trHeight w:val="374" w:hRule="exact"/>
         </w:trPr>
         <w:tc>
           <w:tcPr>
@@ -2535,7 +2512,7 @@
         </w:tc>
         <w:tc>
           <w:tcPr>
-            <w:tcW w:type="dxa" w:w="1587"/>
+            <w:tcW w:type="dxa" w:w="1644"/>
             <w:vAlign w:val="center"/>
           </w:tcPr>
           <w:p>
@@ -2554,7 +2531,7 @@
         </w:tc>
         <w:tc>
           <w:tcPr>
-            <w:tcW w:type="dxa" w:w="1587"/>
+            <w:tcW w:type="dxa" w:w="1644"/>
             <w:vAlign w:val="center"/>
           </w:tcPr>
           <w:p>
@@ -2573,7 +2550,7 @@
         </w:tc>
         <w:tc>
           <w:tcPr>
-            <w:tcW w:type="dxa" w:w="1587"/>
+            <w:tcW w:type="dxa" w:w="1644"/>
             <w:tcBorders>
               <w:top w:val="none" w:sz="0" w:space="0" w:color="auto"/>
               <w:left w:val="none" w:sz="0" w:space="0" w:color="auto"/>
@@ -2608,7 +2585,7 @@
         </w:tc>
         <w:tc>
           <w:tcPr>
-            <w:tcW w:type="dxa" w:w="1587"/>
+            <w:tcW w:type="dxa" w:w="1644"/>
             <w:vAlign w:val="center"/>
           </w:tcPr>
           <w:p>
@@ -2627,7 +2604,7 @@
         </w:tc>
         <w:tc>
           <w:tcPr>
-            <w:tcW w:type="dxa" w:w="1587"/>
+            <w:tcW w:type="dxa" w:w="1644"/>
             <w:vAlign w:val="center"/>
           </w:tcPr>
           <w:p>
@@ -2646,7 +2623,7 @@
         </w:tc>
         <w:tc>
           <w:tcPr>
-            <w:tcW w:type="dxa" w:w="1587"/>
+            <w:tcW w:type="dxa" w:w="1644"/>
             <w:tcBorders>
               <w:top w:val="none" w:sz="0" w:space="0" w:color="auto"/>
               <w:left w:val="none" w:sz="0" w:space="0" w:color="auto"/>
@@ -2661,7 +2638,7 @@
       </w:tr>
       <w:tr>
         <w:trPr>
-          <w:trHeight w:val="385" w:hRule="exact"/>
+          <w:trHeight w:val="374" w:hRule="exact"/>
         </w:trPr>
         <w:tc>
           <w:tcPr>
@@ -2686,7 +2663,7 @@
         </w:tc>
         <w:tc>
           <w:tcPr>
-            <w:tcW w:type="dxa" w:w="1587"/>
+            <w:tcW w:type="dxa" w:w="1644"/>
             <w:vAlign w:val="center"/>
           </w:tcPr>
           <w:p>
@@ -2705,7 +2682,7 @@
         </w:tc>
         <w:tc>
           <w:tcPr>
-            <w:tcW w:type="dxa" w:w="1587"/>
+            <w:tcW w:type="dxa" w:w="1644"/>
             <w:vAlign w:val="center"/>
           </w:tcPr>
           <w:p>
@@ -2724,7 +2701,7 @@
         </w:tc>
         <w:tc>
           <w:tcPr>
-            <w:tcW w:type="dxa" w:w="1587"/>
+            <w:tcW w:type="dxa" w:w="1644"/>
             <w:vAlign w:val="center"/>
           </w:tcPr>
           <w:p>
@@ -2764,7 +2741,7 @@
         </w:tc>
         <w:tc>
           <w:tcPr>
-            <w:tcW w:type="dxa" w:w="1587"/>
+            <w:tcW w:type="dxa" w:w="1644"/>
             <w:vAlign w:val="center"/>
           </w:tcPr>
           <w:p>
@@ -2783,7 +2760,7 @@
         </w:tc>
         <w:tc>
           <w:tcPr>
-            <w:tcW w:type="dxa" w:w="1587"/>
+            <w:tcW w:type="dxa" w:w="1644"/>
             <w:vAlign w:val="center"/>
           </w:tcPr>
           <w:p>
@@ -2802,7 +2779,7 @@
         </w:tc>
         <w:tc>
           <w:tcPr>
-            <w:tcW w:type="dxa" w:w="1587"/>
+            <w:tcW w:type="dxa" w:w="1644"/>
             <w:tcBorders>
               <w:top w:val="none" w:sz="0" w:space="0" w:color="auto"/>
               <w:left w:val="none" w:sz="0" w:space="0" w:color="auto"/>
@@ -2817,7 +2794,7 @@
       </w:tr>
       <w:tr>
         <w:trPr>
-          <w:trHeight w:val="385" w:hRule="exact"/>
+          <w:trHeight w:val="374" w:hRule="exact"/>
         </w:trPr>
         <w:tc>
           <w:tcPr>
@@ -2842,7 +2819,7 @@
         </w:tc>
         <w:tc>
           <w:tcPr>
-            <w:tcW w:type="dxa" w:w="1587"/>
+            <w:tcW w:type="dxa" w:w="1644"/>
             <w:vAlign w:val="center"/>
           </w:tcPr>
           <w:p>
@@ -2861,7 +2838,7 @@
         </w:tc>
         <w:tc>
           <w:tcPr>
-            <w:tcW w:type="dxa" w:w="1587"/>
+            <w:tcW w:type="dxa" w:w="1644"/>
             <w:vAlign w:val="center"/>
           </w:tcPr>
           <w:p>
@@ -2880,7 +2857,7 @@
         </w:tc>
         <w:tc>
           <w:tcPr>
-            <w:tcW w:type="dxa" w:w="1587"/>
+            <w:tcW w:type="dxa" w:w="1644"/>
             <w:vAlign w:val="center"/>
           </w:tcPr>
           <w:p>
@@ -2920,7 +2897,7 @@
         </w:tc>
         <w:tc>
           <w:tcPr>
-            <w:tcW w:type="dxa" w:w="1587"/>
+            <w:tcW w:type="dxa" w:w="1644"/>
             <w:vAlign w:val="center"/>
           </w:tcPr>
           <w:p>
@@ -2939,7 +2916,7 @@
         </w:tc>
         <w:tc>
           <w:tcPr>
-            <w:tcW w:type="dxa" w:w="1587"/>
+            <w:tcW w:type="dxa" w:w="1644"/>
             <w:vAlign w:val="center"/>
           </w:tcPr>
           <w:p>
@@ -2958,7 +2935,7 @@
         </w:tc>
         <w:tc>
           <w:tcPr>
-            <w:tcW w:type="dxa" w:w="1587"/>
+            <w:tcW w:type="dxa" w:w="1644"/>
             <w:tcBorders>
               <w:top w:val="none" w:sz="0" w:space="0" w:color="auto"/>
               <w:left w:val="none" w:sz="0" w:space="0" w:color="auto"/>
@@ -2973,7 +2950,7 @@
       </w:tr>
       <w:tr>
         <w:trPr>
-          <w:trHeight w:val="385" w:hRule="exact"/>
+          <w:trHeight w:val="374" w:hRule="exact"/>
         </w:trPr>
         <w:tc>
           <w:tcPr>
@@ -2998,7 +2975,7 @@
         </w:tc>
         <w:tc>
           <w:tcPr>
-            <w:tcW w:type="dxa" w:w="1587"/>
+            <w:tcW w:type="dxa" w:w="1644"/>
             <w:vAlign w:val="center"/>
           </w:tcPr>
           <w:p>
@@ -3017,7 +2994,7 @@
         </w:tc>
         <w:tc>
           <w:tcPr>
-            <w:tcW w:type="dxa" w:w="1587"/>
+            <w:tcW w:type="dxa" w:w="1644"/>
             <w:vAlign w:val="center"/>
           </w:tcPr>
           <w:p>
@@ -3036,7 +3013,7 @@
         </w:tc>
         <w:tc>
           <w:tcPr>
-            <w:tcW w:type="dxa" w:w="1587"/>
+            <w:tcW w:type="dxa" w:w="1644"/>
             <w:vAlign w:val="center"/>
           </w:tcPr>
           <w:p>
@@ -3076,7 +3053,7 @@
         </w:tc>
         <w:tc>
           <w:tcPr>
-            <w:tcW w:type="dxa" w:w="1587"/>
+            <w:tcW w:type="dxa" w:w="1644"/>
             <w:vAlign w:val="center"/>
           </w:tcPr>
           <w:p>
@@ -3095,7 +3072,7 @@
         </w:tc>
         <w:tc>
           <w:tcPr>
-            <w:tcW w:type="dxa" w:w="1587"/>
+            <w:tcW w:type="dxa" w:w="1644"/>
             <w:tcBorders>
               <w:top w:val="none" w:sz="0" w:space="0" w:color="auto"/>
               <w:left w:val="none" w:sz="0" w:space="0" w:color="auto"/>
@@ -3109,7 +3086,7 @@
         </w:tc>
         <w:tc>
           <w:tcPr>
-            <w:tcW w:type="dxa" w:w="1587"/>
+            <w:tcW w:type="dxa" w:w="1644"/>
             <w:tcBorders>
               <w:top w:val="none" w:sz="0" w:space="0" w:color="auto"/>
               <w:left w:val="none" w:sz="0" w:space="0" w:color="auto"/>
@@ -3144,20 +3121,20 @@
         <w:tblLook w:firstColumn="1" w:firstRow="1" w:lastColumn="0" w:lastRow="0" w:noHBand="0" w:noVBand="1" w:val="04A0"/>
       </w:tblPr>
       <w:tblGrid>
-        <w:gridCol w:w="1701"/>
-        <w:gridCol w:w="1701"/>
-        <w:gridCol w:w="1701"/>
-        <w:gridCol w:w="1701"/>
-        <w:gridCol w:w="1701"/>
-        <w:gridCol w:w="1701"/>
+        <w:gridCol w:w="1758"/>
+        <w:gridCol w:w="1758"/>
+        <w:gridCol w:w="1758"/>
+        <w:gridCol w:w="1758"/>
+        <w:gridCol w:w="1758"/>
+        <w:gridCol w:w="1758"/>
       </w:tblGrid>
       <w:tr>
         <w:trPr>
-          <w:trHeight w:val="249" w:hRule="exact"/>
+          <w:trHeight w:val="238" w:hRule="exact"/>
         </w:trPr>
         <w:tc>
           <w:tcPr>
-            <w:tcW w:type="dxa" w:w="1701"/>
+            <w:tcW w:type="dxa" w:w="1757"/>
             <w:vAlign w:val="center"/>
             <w:shd w:val="clear" w:color="auto" w:fill="D9D9D9"/>
           </w:tcPr>
@@ -3178,7 +3155,7 @@
         </w:tc>
         <w:tc>
           <w:tcPr>
-            <w:tcW w:type="dxa" w:w="1701"/>
+            <w:tcW w:type="dxa" w:w="1757"/>
             <w:vAlign w:val="center"/>
             <w:shd w:val="clear" w:color="auto" w:fill="D9D9D9"/>
           </w:tcPr>
@@ -3199,7 +3176,7 @@
         </w:tc>
         <w:tc>
           <w:tcPr>
-            <w:tcW w:type="dxa" w:w="1701"/>
+            <w:tcW w:type="dxa" w:w="1757"/>
             <w:vAlign w:val="center"/>
             <w:shd w:val="clear" w:color="auto" w:fill="D9D9D9"/>
           </w:tcPr>
@@ -3220,7 +3197,7 @@
         </w:tc>
         <w:tc>
           <w:tcPr>
-            <w:tcW w:type="dxa" w:w="1701"/>
+            <w:tcW w:type="dxa" w:w="1757"/>
             <w:vAlign w:val="center"/>
             <w:shd w:val="clear" w:color="auto" w:fill="D9D9D9"/>
           </w:tcPr>
@@ -3241,7 +3218,7 @@
         </w:tc>
         <w:tc>
           <w:tcPr>
-            <w:tcW w:type="dxa" w:w="1701"/>
+            <w:tcW w:type="dxa" w:w="1757"/>
             <w:vAlign w:val="center"/>
             <w:shd w:val="clear" w:color="auto" w:fill="D9D9D9"/>
           </w:tcPr>
@@ -3262,7 +3239,7 @@
         </w:tc>
         <w:tc>
           <w:tcPr>
-            <w:tcW w:type="dxa" w:w="1701"/>
+            <w:tcW w:type="dxa" w:w="1757"/>
             <w:vAlign w:val="center"/>
             <w:shd w:val="clear" w:color="auto" w:fill="D9D9D9"/>
           </w:tcPr>
@@ -3284,11 +3261,11 @@
       </w:tr>
       <w:tr>
         <w:trPr>
-          <w:trHeight w:val="396" w:hRule="exact"/>
+          <w:trHeight w:val="385" w:hRule="exact"/>
         </w:trPr>
         <w:tc>
           <w:tcPr>
-            <w:tcW w:type="dxa" w:w="1701"/>
+            <w:tcW w:type="dxa" w:w="1757"/>
             <w:vAlign w:val="center"/>
           </w:tcPr>
           <w:p>
@@ -3307,7 +3284,7 @@
         </w:tc>
         <w:tc>
           <w:tcPr>
-            <w:tcW w:type="dxa" w:w="1701"/>
+            <w:tcW w:type="dxa" w:w="1757"/>
             <w:vAlign w:val="center"/>
           </w:tcPr>
           <w:p>
@@ -3326,7 +3303,7 @@
         </w:tc>
         <w:tc>
           <w:tcPr>
-            <w:tcW w:type="dxa" w:w="1701"/>
+            <w:tcW w:type="dxa" w:w="1757"/>
             <w:vAlign w:val="center"/>
           </w:tcPr>
           <w:p>
@@ -3345,7 +3322,7 @@
         </w:tc>
         <w:tc>
           <w:tcPr>
-            <w:tcW w:type="dxa" w:w="1701"/>
+            <w:tcW w:type="dxa" w:w="1757"/>
             <w:vAlign w:val="center"/>
           </w:tcPr>
           <w:p>
@@ -3364,7 +3341,7 @@
         </w:tc>
         <w:tc>
           <w:tcPr>
-            <w:tcW w:type="dxa" w:w="1701"/>
+            <w:tcW w:type="dxa" w:w="1757"/>
             <w:vAlign w:val="center"/>
           </w:tcPr>
           <w:p>
@@ -3383,7 +3360,7 @@
         </w:tc>
         <w:tc>
           <w:tcPr>
-            <w:tcW w:type="dxa" w:w="1701"/>
+            <w:tcW w:type="dxa" w:w="1757"/>
             <w:vAlign w:val="center"/>
           </w:tcPr>
           <w:p>
@@ -3431,8 +3408,8 @@
         <w:tblLook w:firstColumn="1" w:firstRow="1" w:lastColumn="0" w:lastRow="0" w:noHBand="0" w:noVBand="1" w:val="04A0"/>
       </w:tblPr>
       <w:tblGrid>
-        <w:gridCol w:w="5103"/>
-        <w:gridCol w:w="5103"/>
+        <w:gridCol w:w="5273"/>
+        <w:gridCol w:w="5273"/>
       </w:tblGrid>
       <w:tr>
         <w:trPr>
@@ -3461,13 +3438,13 @@
         </w:tc>
         <w:tc>
           <w:tcPr>
-            <w:tcW w:type="dxa" w:w="9808"/>
+            <w:tcW w:type="dxa" w:w="10148"/>
             <w:vAlign w:val="center"/>
           </w:tcPr>
           <w:p>
             <w:pPr>
               <w:spacing w:before="0" w:after="0"/>
-              <w:jc w:val="left"/>
+              <w:jc w:val="center"/>
             </w:pPr>
             <w:r>
               <w:rPr>
@@ -3506,13 +3483,13 @@
         </w:tc>
         <w:tc>
           <w:tcPr>
-            <w:tcW w:type="dxa" w:w="9808"/>
+            <w:tcW w:type="dxa" w:w="10148"/>
             <w:vAlign w:val="center"/>
           </w:tcPr>
           <w:p>
             <w:pPr>
               <w:spacing w:before="0" w:after="0"/>
-              <w:jc w:val="left"/>
+              <w:jc w:val="center"/>
             </w:pPr>
             <w:r>
               <w:rPr>
@@ -3551,13 +3528,13 @@
         </w:tc>
         <w:tc>
           <w:tcPr>
-            <w:tcW w:type="dxa" w:w="9808"/>
+            <w:tcW w:type="dxa" w:w="10148"/>
             <w:vAlign w:val="center"/>
           </w:tcPr>
           <w:p>
             <w:pPr>
               <w:spacing w:before="0" w:after="0"/>
-              <w:jc w:val="left"/>
+              <w:jc w:val="center"/>
             </w:pPr>
             <w:r>
               <w:rPr>
@@ -3596,13 +3573,13 @@
         </w:tc>
         <w:tc>
           <w:tcPr>
-            <w:tcW w:type="dxa" w:w="9808"/>
+            <w:tcW w:type="dxa" w:w="10148"/>
             <w:vAlign w:val="center"/>
           </w:tcPr>
           <w:p>
             <w:pPr>
               <w:spacing w:before="0" w:after="0"/>
-              <w:jc w:val="left"/>
+              <w:jc w:val="center"/>
             </w:pPr>
             <w:r>
               <w:rPr>
@@ -3641,13 +3618,13 @@
         </w:tc>
         <w:tc>
           <w:tcPr>
-            <w:tcW w:type="dxa" w:w="9808"/>
+            <w:tcW w:type="dxa" w:w="10148"/>
             <w:vAlign w:val="center"/>
           </w:tcPr>
           <w:p>
             <w:pPr>
               <w:spacing w:before="0" w:after="0"/>
-              <w:jc w:val="left"/>
+              <w:jc w:val="center"/>
             </w:pPr>
             <w:r>
               <w:rPr>
@@ -3686,13 +3663,13 @@
         </w:tc>
         <w:tc>
           <w:tcPr>
-            <w:tcW w:type="dxa" w:w="9808"/>
+            <w:tcW w:type="dxa" w:w="10148"/>
             <w:vAlign w:val="center"/>
           </w:tcPr>
           <w:p>
             <w:pPr>
               <w:spacing w:before="0" w:after="0"/>
-              <w:jc w:val="left"/>
+              <w:jc w:val="center"/>
             </w:pPr>
             <w:r>
               <w:rPr>
@@ -3739,10 +3716,10 @@
         <w:tblLook w:firstColumn="1" w:firstRow="1" w:lastColumn="0" w:lastRow="0" w:noHBand="0" w:noVBand="1" w:val="04A0"/>
       </w:tblPr>
       <w:tblGrid>
-        <w:gridCol w:w="2551"/>
-        <w:gridCol w:w="2551"/>
-        <w:gridCol w:w="2551"/>
-        <w:gridCol w:w="2551"/>
+        <w:gridCol w:w="2636"/>
+        <w:gridCol w:w="2636"/>
+        <w:gridCol w:w="2636"/>
+        <w:gridCol w:w="2636"/>
       </w:tblGrid>
       <w:tr>
         <w:trPr>
@@ -3771,13 +3748,13 @@
         </w:tc>
         <w:tc>
           <w:tcPr>
-            <w:tcW w:type="dxa" w:w="4706"/>
+            <w:tcW w:type="dxa" w:w="4876"/>
             <w:vAlign w:val="center"/>
           </w:tcPr>
           <w:p>
             <w:pPr>
               <w:spacing w:before="0" w:after="0"/>
-              <w:jc w:val="left"/>
+              <w:jc w:val="center"/>
             </w:pPr>
             <w:r>
               <w:rPr>
@@ -3811,13 +3788,13 @@
         </w:tc>
         <w:tc>
           <w:tcPr>
-            <w:tcW w:type="dxa" w:w="4706"/>
+            <w:tcW w:type="dxa" w:w="4876"/>
             <w:vAlign w:val="center"/>
           </w:tcPr>
           <w:p>
             <w:pPr>
               <w:spacing w:before="0" w:after="0"/>
-              <w:jc w:val="left"/>
+              <w:jc w:val="center"/>
             </w:pPr>
             <w:r>
               <w:rPr>
@@ -3856,13 +3833,13 @@
         </w:tc>
         <w:tc>
           <w:tcPr>
-            <w:tcW w:type="dxa" w:w="4706"/>
+            <w:tcW w:type="dxa" w:w="4876"/>
             <w:vAlign w:val="center"/>
           </w:tcPr>
           <w:p>
             <w:pPr>
               <w:spacing w:before="0" w:after="0"/>
-              <w:jc w:val="left"/>
+              <w:jc w:val="center"/>
             </w:pPr>
             <w:r>
               <w:rPr>
@@ -3896,13 +3873,13 @@
         </w:tc>
         <w:tc>
           <w:tcPr>
-            <w:tcW w:type="dxa" w:w="4706"/>
+            <w:tcW w:type="dxa" w:w="4876"/>
             <w:vAlign w:val="center"/>
           </w:tcPr>
           <w:p>
             <w:pPr>
               <w:spacing w:before="0" w:after="0"/>
-              <w:jc w:val="left"/>
+              <w:jc w:val="center"/>
             </w:pPr>
             <w:r>
               <w:rPr>
@@ -3941,13 +3918,13 @@
         </w:tc>
         <w:tc>
           <w:tcPr>
-            <w:tcW w:type="dxa" w:w="4706"/>
+            <w:tcW w:type="dxa" w:w="4876"/>
             <w:vAlign w:val="center"/>
           </w:tcPr>
           <w:p>
             <w:pPr>
               <w:spacing w:before="0" w:after="0"/>
-              <w:jc w:val="left"/>
+              <w:jc w:val="center"/>
             </w:pPr>
             <w:r>
               <w:rPr>
@@ -3981,13 +3958,13 @@
         </w:tc>
         <w:tc>
           <w:tcPr>
-            <w:tcW w:type="dxa" w:w="4706"/>
+            <w:tcW w:type="dxa" w:w="4876"/>
             <w:vAlign w:val="center"/>
           </w:tcPr>
           <w:p>
             <w:pPr>
               <w:spacing w:before="0" w:after="0"/>
-              <w:jc w:val="left"/>
+              <w:jc w:val="center"/>
             </w:pPr>
             <w:r>
               <w:rPr>
@@ -4026,13 +4003,13 @@
         </w:tc>
         <w:tc>
           <w:tcPr>
-            <w:tcW w:type="dxa" w:w="4706"/>
+            <w:tcW w:type="dxa" w:w="4876"/>
             <w:vAlign w:val="center"/>
           </w:tcPr>
           <w:p>
             <w:pPr>
               <w:spacing w:before="0" w:after="0"/>
-              <w:jc w:val="left"/>
+              <w:jc w:val="center"/>
             </w:pPr>
             <w:r>
               <w:rPr>
@@ -4066,13 +4043,13 @@
         </w:tc>
         <w:tc>
           <w:tcPr>
-            <w:tcW w:type="dxa" w:w="4706"/>
+            <w:tcW w:type="dxa" w:w="4876"/>
             <w:vAlign w:val="center"/>
           </w:tcPr>
           <w:p>
             <w:pPr>
               <w:spacing w:before="0" w:after="0"/>
-              <w:jc w:val="left"/>
+              <w:jc w:val="center"/>
             </w:pPr>
             <w:r>
               <w:rPr>
@@ -4111,13 +4088,13 @@
         </w:tc>
         <w:tc>
           <w:tcPr>
-            <w:tcW w:type="dxa" w:w="4706"/>
+            <w:tcW w:type="dxa" w:w="4876"/>
             <w:vAlign w:val="center"/>
           </w:tcPr>
           <w:p>
             <w:pPr>
               <w:spacing w:before="0" w:after="0"/>
-              <w:jc w:val="left"/>
+              <w:jc w:val="center"/>
             </w:pPr>
             <w:r>
               <w:rPr>
@@ -4151,13 +4128,13 @@
         </w:tc>
         <w:tc>
           <w:tcPr>
-            <w:tcW w:type="dxa" w:w="4706"/>
+            <w:tcW w:type="dxa" w:w="4876"/>
             <w:vAlign w:val="center"/>
           </w:tcPr>
           <w:p>
             <w:pPr>
               <w:spacing w:before="0" w:after="0"/>
-              <w:jc w:val="left"/>
+              <w:jc w:val="center"/>
             </w:pPr>
             <w:r>
               <w:rPr>
@@ -4204,20 +4181,20 @@
         <w:tblLook w:firstColumn="1" w:firstRow="1" w:lastColumn="0" w:lastRow="0" w:noHBand="0" w:noVBand="1" w:val="04A0"/>
       </w:tblPr>
       <w:tblGrid>
-        <w:gridCol w:w="1021"/>
-        <w:gridCol w:w="1021"/>
-        <w:gridCol w:w="1021"/>
-        <w:gridCol w:w="1021"/>
-        <w:gridCol w:w="1021"/>
-        <w:gridCol w:w="1021"/>
-        <w:gridCol w:w="1021"/>
-        <w:gridCol w:w="1021"/>
-        <w:gridCol w:w="1021"/>
-        <w:gridCol w:w="1021"/>
+        <w:gridCol w:w="1055"/>
+        <w:gridCol w:w="1055"/>
+        <w:gridCol w:w="1055"/>
+        <w:gridCol w:w="1055"/>
+        <w:gridCol w:w="1055"/>
+        <w:gridCol w:w="1055"/>
+        <w:gridCol w:w="1055"/>
+        <w:gridCol w:w="1055"/>
+        <w:gridCol w:w="1055"/>
+        <w:gridCol w:w="1055"/>
       </w:tblGrid>
       <w:tr>
         <w:trPr>
-          <w:trHeight w:val="249" w:hRule="exact"/>
+          <w:trHeight w:val="238" w:hRule="exact"/>
         </w:trPr>
         <w:tc>
           <w:tcPr>
@@ -4383,7 +4360,7 @@
         </w:tc>
         <w:tc>
           <w:tcPr>
-            <w:tcW w:type="dxa" w:w="2211"/>
+            <w:tcW w:type="dxa" w:w="2551"/>
             <w:tcBorders>
               <w:top w:val="none" w:sz="0" w:space="0" w:color="auto"/>
               <w:left w:val="none" w:sz="0" w:space="0" w:color="auto"/>
@@ -4398,7 +4375,7 @@
       </w:tr>
       <w:tr>
         <w:trPr>
-          <w:trHeight w:val="385" w:hRule="exact"/>
+          <w:trHeight w:val="374" w:hRule="exact"/>
         </w:trPr>
         <w:tc>
           <w:tcPr>
@@ -4561,7 +4538,7 @@
         </w:tc>
         <w:tc>
           <w:tcPr>
-            <w:tcW w:type="dxa" w:w="2211"/>
+            <w:tcW w:type="dxa" w:w="2551"/>
             <w:tcBorders>
               <w:top w:val="none" w:sz="0" w:space="0" w:color="auto"/>
               <w:left w:val="none" w:sz="0" w:space="0" w:color="auto"/>
@@ -4596,20 +4573,20 @@
         <w:tblLook w:firstColumn="1" w:firstRow="1" w:lastColumn="0" w:lastRow="0" w:noHBand="0" w:noVBand="1" w:val="04A0"/>
       </w:tblPr>
       <w:tblGrid>
-        <w:gridCol w:w="1021"/>
-        <w:gridCol w:w="1021"/>
-        <w:gridCol w:w="1021"/>
-        <w:gridCol w:w="1021"/>
-        <w:gridCol w:w="1021"/>
-        <w:gridCol w:w="1021"/>
-        <w:gridCol w:w="1021"/>
-        <w:gridCol w:w="1021"/>
-        <w:gridCol w:w="1021"/>
-        <w:gridCol w:w="1021"/>
+        <w:gridCol w:w="1055"/>
+        <w:gridCol w:w="1055"/>
+        <w:gridCol w:w="1055"/>
+        <w:gridCol w:w="1055"/>
+        <w:gridCol w:w="1055"/>
+        <w:gridCol w:w="1055"/>
+        <w:gridCol w:w="1055"/>
+        <w:gridCol w:w="1055"/>
+        <w:gridCol w:w="1055"/>
+        <w:gridCol w:w="1055"/>
       </w:tblGrid>
       <w:tr>
         <w:trPr>
-          <w:trHeight w:val="249" w:hRule="exact"/>
+          <w:trHeight w:val="238" w:hRule="exact"/>
         </w:trPr>
         <w:tc>
           <w:tcPr>
@@ -4634,7 +4611,7 @@
         </w:tc>
         <w:tc>
           <w:tcPr>
-            <w:tcW w:type="dxa" w:w="907"/>
+            <w:tcW w:type="dxa" w:w="975"/>
             <w:vAlign w:val="center"/>
           </w:tcPr>
           <w:p>
@@ -4674,7 +4651,7 @@
         </w:tc>
         <w:tc>
           <w:tcPr>
-            <w:tcW w:type="dxa" w:w="907"/>
+            <w:tcW w:type="dxa" w:w="975"/>
             <w:vAlign w:val="center"/>
           </w:tcPr>
           <w:p>
@@ -4714,7 +4691,7 @@
         </w:tc>
         <w:tc>
           <w:tcPr>
-            <w:tcW w:type="dxa" w:w="907"/>
+            <w:tcW w:type="dxa" w:w="975"/>
             <w:vAlign w:val="center"/>
           </w:tcPr>
           <w:p>
@@ -4754,7 +4731,7 @@
         </w:tc>
         <w:tc>
           <w:tcPr>
-            <w:tcW w:type="dxa" w:w="907"/>
+            <w:tcW w:type="dxa" w:w="975"/>
             <w:vAlign w:val="center"/>
           </w:tcPr>
           <w:p>
@@ -4794,7 +4771,7 @@
         </w:tc>
         <w:tc>
           <w:tcPr>
-            <w:tcW w:type="dxa" w:w="907"/>
+            <w:tcW w:type="dxa" w:w="975"/>
             <w:vAlign w:val="center"/>
           </w:tcPr>
           <w:p>
@@ -4814,7 +4791,7 @@
       </w:tr>
       <w:tr>
         <w:trPr>
-          <w:trHeight w:val="385" w:hRule="exact"/>
+          <w:trHeight w:val="374" w:hRule="exact"/>
         </w:trPr>
         <w:tc>
           <w:tcPr>
@@ -4837,7 +4814,7 @@
         </w:tc>
         <w:tc>
           <w:tcPr>
-            <w:tcW w:type="dxa" w:w="907"/>
+            <w:tcW w:type="dxa" w:w="975"/>
             <w:vAlign w:val="center"/>
           </w:tcPr>
           <w:p>
@@ -4875,7 +4852,7 @@
         </w:tc>
         <w:tc>
           <w:tcPr>
-            <w:tcW w:type="dxa" w:w="907"/>
+            <w:tcW w:type="dxa" w:w="975"/>
             <w:vAlign w:val="center"/>
           </w:tcPr>
           <w:p>
@@ -4913,7 +4890,7 @@
         </w:tc>
         <w:tc>
           <w:tcPr>
-            <w:tcW w:type="dxa" w:w="907"/>
+            <w:tcW w:type="dxa" w:w="975"/>
             <w:vAlign w:val="center"/>
           </w:tcPr>
           <w:p>
@@ -4951,7 +4928,7 @@
         </w:tc>
         <w:tc>
           <w:tcPr>
-            <w:tcW w:type="dxa" w:w="907"/>
+            <w:tcW w:type="dxa" w:w="975"/>
             <w:vAlign w:val="center"/>
           </w:tcPr>
           <w:p>
@@ -4989,7 +4966,7 @@
         </w:tc>
         <w:tc>
           <w:tcPr>
-            <w:tcW w:type="dxa" w:w="907"/>
+            <w:tcW w:type="dxa" w:w="975"/>
             <w:vAlign w:val="center"/>
           </w:tcPr>
           <w:p>
@@ -5029,15 +5006,15 @@
         <w:tblLook w:firstColumn="1" w:firstRow="1" w:lastColumn="0" w:lastRow="0" w:noHBand="0" w:noVBand="1" w:val="04A0"/>
       </w:tblPr>
       <w:tblGrid>
-        <w:gridCol w:w="10206"/>
+        <w:gridCol w:w="10546"/>
       </w:tblGrid>
       <w:tr>
         <w:trPr>
-          <w:trHeight w:val="464" w:hRule="exact"/>
+          <w:trHeight w:val="453" w:hRule="exact"/>
         </w:trPr>
         <w:tc>
           <w:tcPr>
-            <w:tcW w:type="dxa" w:w="10205"/>
+            <w:tcW w:type="dxa" w:w="10545"/>
             <w:vAlign w:val="center"/>
           </w:tcPr>
           <w:p>
@@ -5057,11 +5034,11 @@
       </w:tr>
       <w:tr>
         <w:trPr>
-          <w:trHeight w:val="464" w:hRule="exact"/>
+          <w:trHeight w:val="453" w:hRule="exact"/>
         </w:trPr>
         <w:tc>
           <w:tcPr>
-            <w:tcW w:type="dxa" w:w="10205"/>
+            <w:tcW w:type="dxa" w:w="10545"/>
             <w:vAlign w:val="center"/>
           </w:tcPr>
           <w:p>
@@ -5101,15 +5078,15 @@
         <w:tblLook w:firstColumn="1" w:firstRow="1" w:lastColumn="0" w:lastRow="0" w:noHBand="0" w:noVBand="1" w:val="04A0"/>
       </w:tblPr>
       <w:tblGrid>
-        <w:gridCol w:w="10206"/>
+        <w:gridCol w:w="10546"/>
       </w:tblGrid>
       <w:tr>
         <w:trPr>
-          <w:trHeight w:val="464" w:hRule="exact"/>
+          <w:trHeight w:val="453" w:hRule="exact"/>
         </w:trPr>
         <w:tc>
           <w:tcPr>
-            <w:tcW w:type="dxa" w:w="10205"/>
+            <w:tcW w:type="dxa" w:w="10545"/>
             <w:vAlign w:val="center"/>
           </w:tcPr>
           <w:p>
@@ -5129,11 +5106,11 @@
       </w:tr>
       <w:tr>
         <w:trPr>
-          <w:trHeight w:val="464" w:hRule="exact"/>
+          <w:trHeight w:val="453" w:hRule="exact"/>
         </w:trPr>
         <w:tc>
           <w:tcPr>
-            <w:tcW w:type="dxa" w:w="10205"/>
+            <w:tcW w:type="dxa" w:w="10545"/>
             <w:vAlign w:val="center"/>
           </w:tcPr>
           <w:p>
@@ -5173,15 +5150,15 @@
         <w:tblLook w:firstColumn="1" w:firstRow="1" w:lastColumn="0" w:lastRow="0" w:noHBand="0" w:noVBand="1" w:val="04A0"/>
       </w:tblPr>
       <w:tblGrid>
-        <w:gridCol w:w="10206"/>
+        <w:gridCol w:w="10546"/>
       </w:tblGrid>
       <w:tr>
         <w:trPr>
-          <w:trHeight w:val="470" w:hRule="exact"/>
+          <w:trHeight w:val="464" w:hRule="exact"/>
         </w:trPr>
         <w:tc>
           <w:tcPr>
-            <w:tcW w:type="dxa" w:w="10205"/>
+            <w:tcW w:type="dxa" w:w="10545"/>
             <w:vAlign w:val="center"/>
           </w:tcPr>
           <w:p>
@@ -5201,11 +5178,11 @@
       </w:tr>
       <w:tr>
         <w:trPr>
-          <w:trHeight w:val="470" w:hRule="exact"/>
+          <w:trHeight w:val="464" w:hRule="exact"/>
         </w:trPr>
         <w:tc>
           <w:tcPr>
-            <w:tcW w:type="dxa" w:w="10205"/>
+            <w:tcW w:type="dxa" w:w="10545"/>
             <w:vAlign w:val="center"/>
           </w:tcPr>
           <w:p>
@@ -5225,11 +5202,11 @@
       </w:tr>
       <w:tr>
         <w:trPr>
-          <w:trHeight w:val="470" w:hRule="exact"/>
+          <w:trHeight w:val="464" w:hRule="exact"/>
         </w:trPr>
         <w:tc>
           <w:tcPr>
-            <w:tcW w:type="dxa" w:w="10205"/>
+            <w:tcW w:type="dxa" w:w="10545"/>
             <w:vAlign w:val="center"/>
           </w:tcPr>
           <w:p>
@@ -5249,11 +5226,11 @@
       </w:tr>
       <w:tr>
         <w:trPr>
-          <w:trHeight w:val="470" w:hRule="exact"/>
+          <w:trHeight w:val="464" w:hRule="exact"/>
         </w:trPr>
         <w:tc>
           <w:tcPr>
-            <w:tcW w:type="dxa" w:w="10205"/>
+            <w:tcW w:type="dxa" w:w="10545"/>
             <w:vAlign w:val="center"/>
           </w:tcPr>
           <w:p>
@@ -5273,11 +5250,11 @@
       </w:tr>
       <w:tr>
         <w:trPr>
-          <w:trHeight w:val="470" w:hRule="exact"/>
+          <w:trHeight w:val="464" w:hRule="exact"/>
         </w:trPr>
         <w:tc>
           <w:tcPr>
-            <w:tcW w:type="dxa" w:w="10205"/>
+            <w:tcW w:type="dxa" w:w="10545"/>
             <w:vAlign w:val="center"/>
           </w:tcPr>
           <w:p>
@@ -5297,11 +5274,11 @@
       </w:tr>
       <w:tr>
         <w:trPr>
-          <w:trHeight w:val="470" w:hRule="exact"/>
+          <w:trHeight w:val="464" w:hRule="exact"/>
         </w:trPr>
         <w:tc>
           <w:tcPr>
-            <w:tcW w:type="dxa" w:w="10205"/>
+            <w:tcW w:type="dxa" w:w="10545"/>
             <w:vAlign w:val="center"/>
           </w:tcPr>
           <w:p>
@@ -5341,13 +5318,13 @@
         <w:tblLook w:firstColumn="1" w:firstRow="1" w:lastColumn="0" w:lastRow="0" w:noHBand="0" w:noVBand="1" w:val="04A0"/>
       </w:tblPr>
       <w:tblGrid>
-        <w:gridCol w:w="3402"/>
-        <w:gridCol w:w="3402"/>
-        <w:gridCol w:w="3402"/>
+        <w:gridCol w:w="3515"/>
+        <w:gridCol w:w="3515"/>
+        <w:gridCol w:w="3515"/>
       </w:tblGrid>
       <w:tr>
         <w:trPr>
-          <w:trHeight w:val="249" w:hRule="exact"/>
+          <w:trHeight w:val="238" w:hRule="exact"/>
         </w:trPr>
         <w:tc>
           <w:tcPr>
@@ -5372,7 +5349,7 @@
         </w:tc>
         <w:tc>
           <w:tcPr>
-            <w:tcW w:type="dxa" w:w="3685"/>
+            <w:tcW w:type="dxa" w:w="4025"/>
             <w:vAlign w:val="center"/>
             <w:shd w:val="clear" w:color="auto" w:fill="D9D9D9"/>
           </w:tcPr>
@@ -5415,7 +5392,7 @@
       </w:tr>
       <w:tr>
         <w:trPr>
-          <w:trHeight w:val="442" w:hRule="exact"/>
+          <w:trHeight w:val="430" w:hRule="exact"/>
         </w:trPr>
         <w:tc>
           <w:tcPr>
@@ -5438,7 +5415,7 @@
         </w:tc>
         <w:tc>
           <w:tcPr>
-            <w:tcW w:type="dxa" w:w="3685"/>
+            <w:tcW w:type="dxa" w:w="4025"/>
             <w:vAlign w:val="center"/>
           </w:tcPr>
           <w:p>
@@ -5478,7 +5455,7 @@
     </w:tbl>
     <w:sectPr>
       <w:pgSz w:w="11906" w:h="16838"/>
-      <w:pgMar w:top="850" w:right="850" w:bottom="850" w:left="850" w:header="720" w:footer="720" w:gutter="0"/>
+      <w:pgMar w:top="680" w:right="680" w:bottom="680" w:left="680" w:header="720" w:footer="720" w:gutter="0"/>
       <w:cols w:space="720"/>
       <w:docGrid w:linePitch="360"/>
     </w:sectPr>

--- a/2026年度_論理表現Ⅱ_中間テスト_解答用紙.docx
+++ b/2026年度_論理表現Ⅱ_中間テスト_解答用紙.docx
@@ -9,7 +9,7 @@
       </w:pPr>
       <w:r>
         <w:rPr>
-          <w:rFonts w:ascii="MS Gothic" w:hAnsi="MS Gothic" w:eastAsia="MS Gothic"/>
+          <w:rFonts w:ascii="Arial" w:hAnsi="Arial" w:eastAsia="MS PGothic"/>
           <w:b/>
           <w:sz w:val="22"/>
         </w:rPr>
@@ -31,11 +31,11 @@
       </w:tblGrid>
       <w:tr>
         <w:trPr>
-          <w:trHeight w:val="340" w:hRule="exact"/>
+          <w:trHeight w:val="408" w:hRule="atLeast"/>
         </w:trPr>
         <w:tc>
           <w:tcPr>
-            <w:tcW w:type="dxa" w:w="1247"/>
+            <w:tcW w:type="dxa" w:w="1134"/>
             <w:vAlign w:val="center"/>
           </w:tcPr>
           <w:p>
@@ -45,9 +45,9 @@
             </w:pPr>
             <w:r>
               <w:rPr>
-                <w:rFonts w:ascii="MS Gothic" w:hAnsi="MS Gothic" w:eastAsia="MS Gothic"/>
+                <w:rFonts w:ascii="Arial" w:hAnsi="Arial" w:eastAsia="MS PGothic"/>
                 <w:b/>
-                <w:sz w:val="18"/>
+                <w:sz w:val="20"/>
               </w:rPr>
               <w:t>Class</w:t>
             </w:r>
@@ -61,7 +61,7 @@
         </w:tc>
         <w:tc>
           <w:tcPr>
-            <w:tcW w:type="dxa" w:w="1247"/>
+            <w:tcW w:type="dxa" w:w="1020"/>
             <w:vAlign w:val="center"/>
           </w:tcPr>
           <w:p>
@@ -71,9 +71,9 @@
             </w:pPr>
             <w:r>
               <w:rPr>
-                <w:rFonts w:ascii="MS Gothic" w:hAnsi="MS Gothic" w:eastAsia="MS Gothic"/>
+                <w:rFonts w:ascii="Arial" w:hAnsi="Arial" w:eastAsia="MS PGothic"/>
                 <w:b/>
-                <w:sz w:val="18"/>
+                <w:sz w:val="20"/>
               </w:rPr>
               <w:t>No</w:t>
             </w:r>
@@ -81,18 +81,18 @@
         </w:tc>
         <w:tc>
           <w:tcPr>
-            <w:tcW w:type="dxa" w:w="6350"/>
+            <w:tcW w:type="dxa" w:w="1417"/>
           </w:tcPr>
           <w:p/>
         </w:tc>
       </w:tr>
       <w:tr>
         <w:trPr>
-          <w:trHeight w:val="340" w:hRule="exact"/>
+          <w:trHeight w:val="408" w:hRule="atLeast"/>
         </w:trPr>
         <w:tc>
           <w:tcPr>
-            <w:tcW w:type="dxa" w:w="1247"/>
+            <w:tcW w:type="dxa" w:w="1134"/>
             <w:vAlign w:val="center"/>
           </w:tcPr>
           <w:p>
@@ -102,9 +102,9 @@
             </w:pPr>
             <w:r>
               <w:rPr>
-                <w:rFonts w:ascii="MS Gothic" w:hAnsi="MS Gothic" w:eastAsia="MS Gothic"/>
+                <w:rFonts w:ascii="Arial" w:hAnsi="Arial" w:eastAsia="MS PGothic"/>
                 <w:b/>
-                <w:sz w:val="18"/>
+                <w:sz w:val="20"/>
               </w:rPr>
               <w:t>Name</w:t>
             </w:r>
@@ -112,7 +112,7 @@
         </w:tc>
         <w:tc>
           <w:tcPr>
-            <w:tcW w:type="dxa" w:w="9298"/>
+            <w:tcW w:type="dxa" w:w="4138"/>
             <w:gridSpan w:val="3"/>
           </w:tcPr>
           <w:p/>
@@ -121,13 +121,14 @@
     </w:tbl>
     <w:p>
       <w:pPr>
-        <w:spacing w:before="100" w:after="20"/>
+        <w:spacing w:before="120" w:after="40"/>
+        <w:jc w:val="left"/>
       </w:pPr>
       <w:r>
         <w:rPr>
-          <w:rFonts w:ascii="MS Gothic" w:hAnsi="MS Gothic" w:eastAsia="MS Gothic"/>
+          <w:rFonts w:ascii="Arial" w:hAnsi="Arial" w:eastAsia="MS PGothic"/>
           <w:b/>
-          <w:sz w:val="18"/>
+          <w:sz w:val="21"/>
         </w:rPr>
         <w:t>１　（思考・判断・表現　14点）</w:t>
       </w:r>
@@ -135,14 +136,15 @@
     <w:p>
       <w:pPr>
         <w:spacing w:before="40" w:after="20"/>
+        <w:jc w:val="left"/>
       </w:pPr>
       <w:r>
         <w:rPr>
-          <w:rFonts w:ascii="MS Gothic" w:hAnsi="MS Gothic" w:eastAsia="MS Gothic"/>
+          <w:rFonts w:ascii="Arial" w:hAnsi="Arial" w:eastAsia="MS PGothic"/>
           <w:b w:val="0"/>
-          <w:sz w:val="17"/>
+          <w:sz w:val="19"/>
         </w:rPr>
-        <w:t>A（2点）　　　　　　　　　　　　　B（2点）　　各①〜③から選択</w:t>
+        <w:t>A（2点）・B（2点）</w:t>
       </w:r>
     </w:p>
     <w:tbl>
@@ -153,41 +155,18 @@
         <w:tblLook w:firstColumn="1" w:firstRow="1" w:lastColumn="0" w:lastRow="0" w:noHBand="0" w:noVBand="1" w:val="04A0"/>
       </w:tblPr>
       <w:tblGrid>
-        <w:gridCol w:w="1758"/>
-        <w:gridCol w:w="1758"/>
-        <w:gridCol w:w="1758"/>
-        <w:gridCol w:w="1758"/>
-        <w:gridCol w:w="1758"/>
-        <w:gridCol w:w="1758"/>
+        <w:gridCol w:w="2636"/>
+        <w:gridCol w:w="2636"/>
+        <w:gridCol w:w="2636"/>
+        <w:gridCol w:w="2636"/>
       </w:tblGrid>
       <w:tr>
         <w:trPr>
-          <w:trHeight w:val="385" w:hRule="exact"/>
+          <w:trHeight w:val="476" w:hRule="exact"/>
         </w:trPr>
         <w:tc>
           <w:tcPr>
-            <w:tcW w:type="dxa" w:w="1417"/>
-            <w:vAlign w:val="center"/>
-            <w:shd w:val="clear" w:color="auto" w:fill="D9D9D9"/>
-          </w:tcPr>
-          <w:p>
-            <w:pPr>
-              <w:spacing w:before="0" w:after="0"/>
-              <w:jc w:val="center"/>
-            </w:pPr>
-            <w:r>
-              <w:rPr>
-                <w:rFonts w:ascii="MS Gothic" w:hAnsi="MS Gothic" w:eastAsia="MS Gothic"/>
-                <w:b/>
-                <w:sz w:val="16"/>
-              </w:rPr>
-              <w:t>Aの答え</w:t>
-            </w:r>
-          </w:p>
-        </w:tc>
-        <w:tc>
-          <w:tcPr>
-            <w:tcW w:type="dxa" w:w="1020"/>
+            <w:tcW w:type="dxa" w:w="1814"/>
             <w:vAlign w:val="center"/>
           </w:tcPr>
           <w:p>
@@ -197,51 +176,36 @@
             </w:pPr>
             <w:r>
               <w:rPr>
-                <w:rFonts w:ascii="MS Gothic" w:hAnsi="MS Gothic" w:eastAsia="MS Gothic"/>
+                <w:rFonts w:ascii="Arial" w:hAnsi="Arial" w:eastAsia="MS PGothic"/>
+                <w:b/>
+                <w:sz w:val="19"/>
+              </w:rPr>
+              <w:t>A（2点）</w:t>
+            </w:r>
+          </w:p>
+        </w:tc>
+        <w:tc>
+          <w:tcPr>
+            <w:tcW w:type="dxa" w:w="1134"/>
+            <w:vAlign w:val="center"/>
+          </w:tcPr>
+          <w:p>
+            <w:pPr>
+              <w:spacing w:before="0" w:after="0"/>
+              <w:jc w:val="left"/>
+            </w:pPr>
+            <w:r>
+              <w:rPr>
+                <w:rFonts w:ascii="Arial" w:hAnsi="Arial" w:eastAsia="MS PGothic"/>
                 <w:b w:val="0"/>
-                <w:sz w:val="18"/>
+                <w:sz w:val="21"/>
               </w:rPr>
             </w:r>
           </w:p>
         </w:tc>
         <w:tc>
           <w:tcPr>
-            <w:tcW w:type="dxa" w:w="283"/>
-            <w:tcBorders>
-              <w:top w:val="none" w:sz="0" w:space="0" w:color="auto"/>
-              <w:left w:val="none" w:sz="0" w:space="0" w:color="auto"/>
-              <w:bottom w:val="none" w:sz="0" w:space="0" w:color="auto"/>
-              <w:right w:val="none" w:sz="0" w:space="0" w:color="auto"/>
-              <w:insideH w:val="none" w:sz="0" w:space="0" w:color="auto"/>
-              <w:insideV w:val="none" w:sz="0" w:space="0" w:color="auto"/>
-            </w:tcBorders>
-          </w:tcPr>
-          <w:p/>
-        </w:tc>
-        <w:tc>
-          <w:tcPr>
-            <w:tcW w:type="dxa" w:w="1417"/>
-            <w:vAlign w:val="center"/>
-            <w:shd w:val="clear" w:color="auto" w:fill="D9D9D9"/>
-          </w:tcPr>
-          <w:p>
-            <w:pPr>
-              <w:spacing w:before="0" w:after="0"/>
-              <w:jc w:val="center"/>
-            </w:pPr>
-            <w:r>
-              <w:rPr>
-                <w:rFonts w:ascii="MS Gothic" w:hAnsi="MS Gothic" w:eastAsia="MS Gothic"/>
-                <w:b/>
-                <w:sz w:val="16"/>
-              </w:rPr>
-              <w:t>Bの答え</w:t>
-            </w:r>
-          </w:p>
-        </w:tc>
-        <w:tc>
-          <w:tcPr>
-            <w:tcW w:type="dxa" w:w="1020"/>
+            <w:tcW w:type="dxa" w:w="1814"/>
             <w:vAlign w:val="center"/>
           </w:tcPr>
           <w:p>
@@ -251,1209 +215,29 @@
             </w:pPr>
             <w:r>
               <w:rPr>
-                <w:rFonts w:ascii="MS Gothic" w:hAnsi="MS Gothic" w:eastAsia="MS Gothic"/>
-                <w:b w:val="0"/>
-                <w:sz w:val="18"/>
+                <w:rFonts w:ascii="Arial" w:hAnsi="Arial" w:eastAsia="MS PGothic"/>
+                <w:b/>
+                <w:sz w:val="19"/>
               </w:rPr>
+              <w:t>B（2点）</w:t>
             </w:r>
           </w:p>
         </w:tc>
         <w:tc>
           <w:tcPr>
-            <w:tcW w:type="dxa" w:w="5386"/>
-            <w:tcBorders>
-              <w:top w:val="none" w:sz="0" w:space="0" w:color="auto"/>
-              <w:left w:val="none" w:sz="0" w:space="0" w:color="auto"/>
-              <w:bottom w:val="none" w:sz="0" w:space="0" w:color="auto"/>
-              <w:right w:val="none" w:sz="0" w:space="0" w:color="auto"/>
-              <w:insideH w:val="none" w:sz="0" w:space="0" w:color="auto"/>
-              <w:insideV w:val="none" w:sz="0" w:space="0" w:color="auto"/>
-            </w:tcBorders>
-          </w:tcPr>
-          <w:p/>
-        </w:tc>
-      </w:tr>
-    </w:tbl>
-    <w:p>
-      <w:pPr>
-        <w:spacing w:before="40" w:after="20"/>
-      </w:pPr>
-      <w:r>
-        <w:rPr>
-          <w:rFonts w:ascii="MS Gothic" w:hAnsi="MS Gothic" w:eastAsia="MS Gothic"/>
-          <w:b w:val="0"/>
-          <w:sz w:val="17"/>
-        </w:rPr>
-        <w:t>C（2×5=10点）</w:t>
-      </w:r>
-    </w:p>
-    <w:tbl>
-      <w:tblPr>
-        <w:tblStyle w:val="TableGrid"/>
-        <w:tblW w:type="auto" w:w="0"/>
-        <w:jc w:val="left"/>
-        <w:tblLook w:firstColumn="1" w:firstRow="1" w:lastColumn="0" w:lastRow="0" w:noHBand="0" w:noVBand="1" w:val="04A0"/>
-      </w:tblPr>
-      <w:tblGrid>
-        <w:gridCol w:w="1172"/>
-        <w:gridCol w:w="1172"/>
-        <w:gridCol w:w="1172"/>
-        <w:gridCol w:w="1172"/>
-        <w:gridCol w:w="1172"/>
-        <w:gridCol w:w="1172"/>
-        <w:gridCol w:w="1172"/>
-        <w:gridCol w:w="1172"/>
-        <w:gridCol w:w="1172"/>
-      </w:tblGrid>
-      <w:tr>
-        <w:trPr>
-          <w:trHeight w:val="238" w:hRule="exact"/>
-        </w:trPr>
-        <w:tc>
-          <w:tcPr>
-            <w:tcW w:type="dxa" w:w="397"/>
-            <w:vAlign w:val="center"/>
-            <w:shd w:val="clear" w:color="auto" w:fill="D9D9D9"/>
-          </w:tcPr>
-          <w:p>
-            <w:pPr>
-              <w:spacing w:before="0" w:after="0"/>
-              <w:jc w:val="center"/>
-            </w:pPr>
-            <w:r>
-              <w:rPr>
-                <w:rFonts w:ascii="MS Gothic" w:hAnsi="MS Gothic" w:eastAsia="MS Gothic"/>
-                <w:b/>
-                <w:sz w:val="16"/>
-              </w:rPr>
-              <w:t>(1)</w:t>
-            </w:r>
-          </w:p>
-        </w:tc>
-        <w:tc>
-          <w:tcPr>
-            <w:tcW w:type="dxa" w:w="1559"/>
+            <w:tcW w:type="dxa" w:w="1134"/>
             <w:vAlign w:val="center"/>
           </w:tcPr>
           <w:p>
             <w:pPr>
               <w:spacing w:before="0" w:after="0"/>
-              <w:jc w:val="center"/>
+              <w:jc w:val="left"/>
             </w:pPr>
             <w:r>
               <w:rPr>
-                <w:rFonts w:ascii="MS Gothic" w:hAnsi="MS Gothic" w:eastAsia="MS Gothic"/>
+                <w:rFonts w:ascii="Arial" w:hAnsi="Arial" w:eastAsia="MS PGothic"/>
                 <w:b w:val="0"/>
-                <w:sz w:val="18"/>
-              </w:rPr>
-            </w:r>
-          </w:p>
-        </w:tc>
-        <w:tc>
-          <w:tcPr>
-            <w:tcW w:type="dxa" w:w="1559"/>
-            <w:vAlign w:val="center"/>
-          </w:tcPr>
-          <w:p>
-            <w:pPr>
-              <w:spacing w:before="0" w:after="0"/>
-              <w:jc w:val="center"/>
-            </w:pPr>
-            <w:r>
-              <w:rPr>
-                <w:rFonts w:ascii="MS Gothic" w:hAnsi="MS Gothic" w:eastAsia="MS Gothic"/>
-                <w:b w:val="0"/>
-                <w:sz w:val="18"/>
-              </w:rPr>
-            </w:r>
-          </w:p>
-        </w:tc>
-        <w:tc>
-          <w:tcPr>
-            <w:tcW w:type="dxa" w:w="1559"/>
-            <w:vAlign w:val="center"/>
-          </w:tcPr>
-          <w:p>
-            <w:pPr>
-              <w:spacing w:before="0" w:after="0"/>
-              <w:jc w:val="center"/>
-            </w:pPr>
-            <w:r>
-              <w:rPr>
-                <w:rFonts w:ascii="MS Gothic" w:hAnsi="MS Gothic" w:eastAsia="MS Gothic"/>
-                <w:b w:val="0"/>
-                <w:sz w:val="18"/>
-              </w:rPr>
-            </w:r>
-          </w:p>
-        </w:tc>
-        <w:tc>
-          <w:tcPr>
-            <w:tcW w:type="dxa" w:w="397"/>
-            <w:vAlign w:val="center"/>
-            <w:shd w:val="clear" w:color="auto" w:fill="D9D9D9"/>
-          </w:tcPr>
-          <w:p>
-            <w:pPr>
-              <w:spacing w:before="0" w:after="0"/>
-              <w:jc w:val="center"/>
-            </w:pPr>
-            <w:r>
-              <w:rPr>
-                <w:rFonts w:ascii="MS Gothic" w:hAnsi="MS Gothic" w:eastAsia="MS Gothic"/>
-                <w:b/>
-                <w:sz w:val="16"/>
-              </w:rPr>
-              <w:t>(2)</w:t>
-            </w:r>
-          </w:p>
-        </w:tc>
-        <w:tc>
-          <w:tcPr>
-            <w:tcW w:type="dxa" w:w="1559"/>
-            <w:vAlign w:val="center"/>
-          </w:tcPr>
-          <w:p>
-            <w:pPr>
-              <w:spacing w:before="0" w:after="0"/>
-              <w:jc w:val="center"/>
-            </w:pPr>
-            <w:r>
-              <w:rPr>
-                <w:rFonts w:ascii="MS Gothic" w:hAnsi="MS Gothic" w:eastAsia="MS Gothic"/>
-                <w:b w:val="0"/>
-                <w:sz w:val="18"/>
-              </w:rPr>
-            </w:r>
-          </w:p>
-        </w:tc>
-        <w:tc>
-          <w:tcPr>
-            <w:tcW w:type="dxa" w:w="1559"/>
-            <w:vAlign w:val="center"/>
-          </w:tcPr>
-          <w:p>
-            <w:pPr>
-              <w:spacing w:before="0" w:after="0"/>
-              <w:jc w:val="center"/>
-            </w:pPr>
-            <w:r>
-              <w:rPr>
-                <w:rFonts w:ascii="MS Gothic" w:hAnsi="MS Gothic" w:eastAsia="MS Gothic"/>
-                <w:b w:val="0"/>
-                <w:sz w:val="18"/>
-              </w:rPr>
-            </w:r>
-          </w:p>
-        </w:tc>
-        <w:tc>
-          <w:tcPr>
-            <w:tcW w:type="dxa" w:w="397"/>
-            <w:vAlign w:val="center"/>
-            <w:shd w:val="clear" w:color="auto" w:fill="D9D9D9"/>
-          </w:tcPr>
-          <w:p>
-            <w:pPr>
-              <w:spacing w:before="0" w:after="0"/>
-              <w:jc w:val="center"/>
-            </w:pPr>
-            <w:r>
-              <w:rPr>
-                <w:rFonts w:ascii="MS Gothic" w:hAnsi="MS Gothic" w:eastAsia="MS Gothic"/>
-                <w:b/>
-                <w:sz w:val="16"/>
-              </w:rPr>
-              <w:t>(3)</w:t>
-            </w:r>
-          </w:p>
-        </w:tc>
-        <w:tc>
-          <w:tcPr>
-            <w:tcW w:type="dxa" w:w="1559"/>
-            <w:vAlign w:val="center"/>
-          </w:tcPr>
-          <w:p>
-            <w:pPr>
-              <w:spacing w:before="0" w:after="0"/>
-              <w:jc w:val="center"/>
-            </w:pPr>
-            <w:r>
-              <w:rPr>
-                <w:rFonts w:ascii="MS Gothic" w:hAnsi="MS Gothic" w:eastAsia="MS Gothic"/>
-                <w:b w:val="0"/>
-                <w:sz w:val="18"/>
-              </w:rPr>
-            </w:r>
-          </w:p>
-        </w:tc>
-      </w:tr>
-      <w:tr>
-        <w:trPr>
-          <w:trHeight w:val="385" w:hRule="exact"/>
-        </w:trPr>
-        <w:tc>
-          <w:tcPr>
-            <w:tcW w:type="dxa" w:w="397"/>
-            <w:tcBorders>
-              <w:top w:val="none" w:sz="0" w:space="0" w:color="auto"/>
-              <w:left w:val="none" w:sz="0" w:space="0" w:color="auto"/>
-              <w:bottom w:val="none" w:sz="0" w:space="0" w:color="auto"/>
-              <w:right w:val="none" w:sz="0" w:space="0" w:color="auto"/>
-              <w:insideH w:val="none" w:sz="0" w:space="0" w:color="auto"/>
-              <w:insideV w:val="none" w:sz="0" w:space="0" w:color="auto"/>
-            </w:tcBorders>
-          </w:tcPr>
-          <w:p/>
-        </w:tc>
-        <w:tc>
-          <w:tcPr>
-            <w:tcW w:type="dxa" w:w="1559"/>
-            <w:vAlign w:val="center"/>
-          </w:tcPr>
-          <w:p>
-            <w:pPr>
-              <w:spacing w:before="0" w:after="0"/>
-              <w:jc w:val="center"/>
-            </w:pPr>
-            <w:r>
-              <w:rPr>
-                <w:rFonts w:ascii="MS Gothic" w:hAnsi="MS Gothic" w:eastAsia="MS Gothic"/>
-                <w:b w:val="0"/>
-                <w:sz w:val="18"/>
-              </w:rPr>
-            </w:r>
-          </w:p>
-        </w:tc>
-        <w:tc>
-          <w:tcPr>
-            <w:tcW w:type="dxa" w:w="1559"/>
-            <w:vAlign w:val="center"/>
-          </w:tcPr>
-          <w:p>
-            <w:pPr>
-              <w:spacing w:before="0" w:after="0"/>
-              <w:jc w:val="center"/>
-            </w:pPr>
-            <w:r>
-              <w:rPr>
-                <w:rFonts w:ascii="MS Gothic" w:hAnsi="MS Gothic" w:eastAsia="MS Gothic"/>
-                <w:b w:val="0"/>
-                <w:sz w:val="18"/>
-              </w:rPr>
-            </w:r>
-          </w:p>
-        </w:tc>
-        <w:tc>
-          <w:tcPr>
-            <w:tcW w:type="dxa" w:w="1559"/>
-            <w:vAlign w:val="center"/>
-          </w:tcPr>
-          <w:p>
-            <w:pPr>
-              <w:spacing w:before="0" w:after="0"/>
-              <w:jc w:val="center"/>
-            </w:pPr>
-            <w:r>
-              <w:rPr>
-                <w:rFonts w:ascii="MS Gothic" w:hAnsi="MS Gothic" w:eastAsia="MS Gothic"/>
-                <w:b w:val="0"/>
-                <w:sz w:val="18"/>
-              </w:rPr>
-            </w:r>
-          </w:p>
-        </w:tc>
-        <w:tc>
-          <w:tcPr>
-            <w:tcW w:type="dxa" w:w="397"/>
-            <w:tcBorders>
-              <w:top w:val="none" w:sz="0" w:space="0" w:color="auto"/>
-              <w:left w:val="none" w:sz="0" w:space="0" w:color="auto"/>
-              <w:bottom w:val="none" w:sz="0" w:space="0" w:color="auto"/>
-              <w:right w:val="none" w:sz="0" w:space="0" w:color="auto"/>
-              <w:insideH w:val="none" w:sz="0" w:space="0" w:color="auto"/>
-              <w:insideV w:val="none" w:sz="0" w:space="0" w:color="auto"/>
-            </w:tcBorders>
-          </w:tcPr>
-          <w:p/>
-        </w:tc>
-        <w:tc>
-          <w:tcPr>
-            <w:tcW w:type="dxa" w:w="1559"/>
-            <w:vAlign w:val="center"/>
-          </w:tcPr>
-          <w:p>
-            <w:pPr>
-              <w:spacing w:before="0" w:after="0"/>
-              <w:jc w:val="center"/>
-            </w:pPr>
-            <w:r>
-              <w:rPr>
-                <w:rFonts w:ascii="MS Gothic" w:hAnsi="MS Gothic" w:eastAsia="MS Gothic"/>
-                <w:b w:val="0"/>
-                <w:sz w:val="18"/>
-              </w:rPr>
-            </w:r>
-          </w:p>
-        </w:tc>
-        <w:tc>
-          <w:tcPr>
-            <w:tcW w:type="dxa" w:w="1559"/>
-            <w:vAlign w:val="center"/>
-          </w:tcPr>
-          <w:p>
-            <w:pPr>
-              <w:spacing w:before="0" w:after="0"/>
-              <w:jc w:val="center"/>
-            </w:pPr>
-            <w:r>
-              <w:rPr>
-                <w:rFonts w:ascii="MS Gothic" w:hAnsi="MS Gothic" w:eastAsia="MS Gothic"/>
-                <w:b w:val="0"/>
-                <w:sz w:val="18"/>
-              </w:rPr>
-            </w:r>
-          </w:p>
-        </w:tc>
-        <w:tc>
-          <w:tcPr>
-            <w:tcW w:type="dxa" w:w="397"/>
-            <w:tcBorders>
-              <w:top w:val="none" w:sz="0" w:space="0" w:color="auto"/>
-              <w:left w:val="none" w:sz="0" w:space="0" w:color="auto"/>
-              <w:bottom w:val="none" w:sz="0" w:space="0" w:color="auto"/>
-              <w:right w:val="none" w:sz="0" w:space="0" w:color="auto"/>
-              <w:insideH w:val="none" w:sz="0" w:space="0" w:color="auto"/>
-              <w:insideV w:val="none" w:sz="0" w:space="0" w:color="auto"/>
-            </w:tcBorders>
-          </w:tcPr>
-          <w:p/>
-        </w:tc>
-        <w:tc>
-          <w:tcPr>
-            <w:tcW w:type="dxa" w:w="1559"/>
-            <w:vAlign w:val="center"/>
-          </w:tcPr>
-          <w:p>
-            <w:pPr>
-              <w:spacing w:before="0" w:after="0"/>
-              <w:jc w:val="center"/>
-            </w:pPr>
-            <w:r>
-              <w:rPr>
-                <w:rFonts w:ascii="MS Gothic" w:hAnsi="MS Gothic" w:eastAsia="MS Gothic"/>
-                <w:b w:val="0"/>
-                <w:sz w:val="18"/>
-              </w:rPr>
-            </w:r>
-          </w:p>
-        </w:tc>
-      </w:tr>
-    </w:tbl>
-    <w:tbl>
-      <w:tblPr>
-        <w:tblStyle w:val="TableGrid"/>
-        <w:tblW w:type="auto" w:w="0"/>
-        <w:jc w:val="left"/>
-        <w:tblLook w:firstColumn="1" w:firstRow="1" w:lastColumn="0" w:lastRow="0" w:noHBand="0" w:noVBand="1" w:val="04A0"/>
-      </w:tblPr>
-      <w:tblGrid>
-        <w:gridCol w:w="1172"/>
-        <w:gridCol w:w="1172"/>
-        <w:gridCol w:w="1172"/>
-        <w:gridCol w:w="1172"/>
-        <w:gridCol w:w="1172"/>
-        <w:gridCol w:w="1172"/>
-        <w:gridCol w:w="1172"/>
-        <w:gridCol w:w="1172"/>
-        <w:gridCol w:w="1172"/>
-      </w:tblGrid>
-      <w:tr>
-        <w:trPr>
-          <w:trHeight w:val="238" w:hRule="exact"/>
-        </w:trPr>
-        <w:tc>
-          <w:tcPr>
-            <w:tcW w:type="dxa" w:w="397"/>
-            <w:vAlign w:val="center"/>
-            <w:shd w:val="clear" w:color="auto" w:fill="D9D9D9"/>
-          </w:tcPr>
-          <w:p>
-            <w:pPr>
-              <w:spacing w:before="0" w:after="0"/>
-              <w:jc w:val="center"/>
-            </w:pPr>
-            <w:r>
-              <w:rPr>
-                <w:rFonts w:ascii="MS Gothic" w:hAnsi="MS Gothic" w:eastAsia="MS Gothic"/>
-                <w:b/>
-                <w:sz w:val="16"/>
-              </w:rPr>
-              <w:t>(4)</w:t>
-            </w:r>
-          </w:p>
-        </w:tc>
-        <w:tc>
-          <w:tcPr>
-            <w:tcW w:type="dxa" w:w="1559"/>
-            <w:vAlign w:val="center"/>
-          </w:tcPr>
-          <w:p>
-            <w:pPr>
-              <w:spacing w:before="0" w:after="0"/>
-              <w:jc w:val="center"/>
-            </w:pPr>
-            <w:r>
-              <w:rPr>
-                <w:rFonts w:ascii="MS Gothic" w:hAnsi="MS Gothic" w:eastAsia="MS Gothic"/>
-                <w:b w:val="0"/>
-                <w:sz w:val="18"/>
-              </w:rPr>
-            </w:r>
-          </w:p>
-        </w:tc>
-        <w:tc>
-          <w:tcPr>
-            <w:tcW w:type="dxa" w:w="1559"/>
-            <w:vAlign w:val="center"/>
-          </w:tcPr>
-          <w:p>
-            <w:pPr>
-              <w:spacing w:before="0" w:after="0"/>
-              <w:jc w:val="center"/>
-            </w:pPr>
-            <w:r>
-              <w:rPr>
-                <w:rFonts w:ascii="MS Gothic" w:hAnsi="MS Gothic" w:eastAsia="MS Gothic"/>
-                <w:b w:val="0"/>
-                <w:sz w:val="18"/>
-              </w:rPr>
-            </w:r>
-          </w:p>
-        </w:tc>
-        <w:tc>
-          <w:tcPr>
-            <w:tcW w:type="dxa" w:w="1559"/>
-            <w:vAlign w:val="center"/>
-          </w:tcPr>
-          <w:p>
-            <w:pPr>
-              <w:spacing w:before="0" w:after="0"/>
-              <w:jc w:val="center"/>
-            </w:pPr>
-            <w:r>
-              <w:rPr>
-                <w:rFonts w:ascii="MS Gothic" w:hAnsi="MS Gothic" w:eastAsia="MS Gothic"/>
-                <w:b w:val="0"/>
-                <w:sz w:val="18"/>
-              </w:rPr>
-            </w:r>
-          </w:p>
-        </w:tc>
-        <w:tc>
-          <w:tcPr>
-            <w:tcW w:type="dxa" w:w="397"/>
-            <w:vAlign w:val="center"/>
-            <w:shd w:val="clear" w:color="auto" w:fill="D9D9D9"/>
-          </w:tcPr>
-          <w:p>
-            <w:pPr>
-              <w:spacing w:before="0" w:after="0"/>
-              <w:jc w:val="center"/>
-            </w:pPr>
-            <w:r>
-              <w:rPr>
-                <w:rFonts w:ascii="MS Gothic" w:hAnsi="MS Gothic" w:eastAsia="MS Gothic"/>
-                <w:b/>
-                <w:sz w:val="16"/>
-              </w:rPr>
-              <w:t>(5)</w:t>
-            </w:r>
-          </w:p>
-        </w:tc>
-        <w:tc>
-          <w:tcPr>
-            <w:tcW w:type="dxa" w:w="1559"/>
-            <w:vAlign w:val="center"/>
-          </w:tcPr>
-          <w:p>
-            <w:pPr>
-              <w:spacing w:before="0" w:after="0"/>
-              <w:jc w:val="center"/>
-            </w:pPr>
-            <w:r>
-              <w:rPr>
-                <w:rFonts w:ascii="MS Gothic" w:hAnsi="MS Gothic" w:eastAsia="MS Gothic"/>
-                <w:b w:val="0"/>
-                <w:sz w:val="18"/>
-              </w:rPr>
-            </w:r>
-          </w:p>
-        </w:tc>
-        <w:tc>
-          <w:tcPr>
-            <w:tcW w:type="dxa" w:w="1559"/>
-            <w:vAlign w:val="center"/>
-          </w:tcPr>
-          <w:p>
-            <w:pPr>
-              <w:spacing w:before="0" w:after="0"/>
-              <w:jc w:val="center"/>
-            </w:pPr>
-            <w:r>
-              <w:rPr>
-                <w:rFonts w:ascii="MS Gothic" w:hAnsi="MS Gothic" w:eastAsia="MS Gothic"/>
-                <w:b w:val="0"/>
-                <w:sz w:val="18"/>
-              </w:rPr>
-            </w:r>
-          </w:p>
-        </w:tc>
-        <w:tc>
-          <w:tcPr>
-            <w:tcW w:type="dxa" w:w="1559"/>
-            <w:vAlign w:val="center"/>
-          </w:tcPr>
-          <w:p>
-            <w:pPr>
-              <w:spacing w:before="0" w:after="0"/>
-              <w:jc w:val="center"/>
-            </w:pPr>
-            <w:r>
-              <w:rPr>
-                <w:rFonts w:ascii="MS Gothic" w:hAnsi="MS Gothic" w:eastAsia="MS Gothic"/>
-                <w:b w:val="0"/>
-                <w:sz w:val="18"/>
-              </w:rPr>
-            </w:r>
-          </w:p>
-        </w:tc>
-        <w:tc>
-          <w:tcPr>
-            <w:tcW w:type="dxa" w:w="397"/>
-            <w:tcBorders>
-              <w:top w:val="none" w:sz="0" w:space="0" w:color="auto"/>
-              <w:left w:val="none" w:sz="0" w:space="0" w:color="auto"/>
-              <w:bottom w:val="none" w:sz="0" w:space="0" w:color="auto"/>
-              <w:right w:val="none" w:sz="0" w:space="0" w:color="auto"/>
-              <w:insideH w:val="none" w:sz="0" w:space="0" w:color="auto"/>
-              <w:insideV w:val="none" w:sz="0" w:space="0" w:color="auto"/>
-            </w:tcBorders>
-          </w:tcPr>
-          <w:p/>
-        </w:tc>
-      </w:tr>
-      <w:tr>
-        <w:trPr>
-          <w:trHeight w:val="385" w:hRule="exact"/>
-        </w:trPr>
-        <w:tc>
-          <w:tcPr>
-            <w:tcW w:type="dxa" w:w="397"/>
-            <w:tcBorders>
-              <w:top w:val="none" w:sz="0" w:space="0" w:color="auto"/>
-              <w:left w:val="none" w:sz="0" w:space="0" w:color="auto"/>
-              <w:bottom w:val="none" w:sz="0" w:space="0" w:color="auto"/>
-              <w:right w:val="none" w:sz="0" w:space="0" w:color="auto"/>
-              <w:insideH w:val="none" w:sz="0" w:space="0" w:color="auto"/>
-              <w:insideV w:val="none" w:sz="0" w:space="0" w:color="auto"/>
-            </w:tcBorders>
-          </w:tcPr>
-          <w:p/>
-        </w:tc>
-        <w:tc>
-          <w:tcPr>
-            <w:tcW w:type="dxa" w:w="1559"/>
-            <w:vAlign w:val="center"/>
-          </w:tcPr>
-          <w:p>
-            <w:pPr>
-              <w:spacing w:before="0" w:after="0"/>
-              <w:jc w:val="center"/>
-            </w:pPr>
-            <w:r>
-              <w:rPr>
-                <w:rFonts w:ascii="MS Gothic" w:hAnsi="MS Gothic" w:eastAsia="MS Gothic"/>
-                <w:b w:val="0"/>
-                <w:sz w:val="18"/>
-              </w:rPr>
-            </w:r>
-          </w:p>
-        </w:tc>
-        <w:tc>
-          <w:tcPr>
-            <w:tcW w:type="dxa" w:w="1559"/>
-            <w:vAlign w:val="center"/>
-          </w:tcPr>
-          <w:p>
-            <w:pPr>
-              <w:spacing w:before="0" w:after="0"/>
-              <w:jc w:val="center"/>
-            </w:pPr>
-            <w:r>
-              <w:rPr>
-                <w:rFonts w:ascii="MS Gothic" w:hAnsi="MS Gothic" w:eastAsia="MS Gothic"/>
-                <w:b w:val="0"/>
-                <w:sz w:val="18"/>
-              </w:rPr>
-            </w:r>
-          </w:p>
-        </w:tc>
-        <w:tc>
-          <w:tcPr>
-            <w:tcW w:type="dxa" w:w="1559"/>
-            <w:vAlign w:val="center"/>
-          </w:tcPr>
-          <w:p>
-            <w:pPr>
-              <w:spacing w:before="0" w:after="0"/>
-              <w:jc w:val="center"/>
-            </w:pPr>
-            <w:r>
-              <w:rPr>
-                <w:rFonts w:ascii="MS Gothic" w:hAnsi="MS Gothic" w:eastAsia="MS Gothic"/>
-                <w:b w:val="0"/>
-                <w:sz w:val="18"/>
-              </w:rPr>
-            </w:r>
-          </w:p>
-        </w:tc>
-        <w:tc>
-          <w:tcPr>
-            <w:tcW w:type="dxa" w:w="397"/>
-            <w:tcBorders>
-              <w:top w:val="none" w:sz="0" w:space="0" w:color="auto"/>
-              <w:left w:val="none" w:sz="0" w:space="0" w:color="auto"/>
-              <w:bottom w:val="none" w:sz="0" w:space="0" w:color="auto"/>
-              <w:right w:val="none" w:sz="0" w:space="0" w:color="auto"/>
-              <w:insideH w:val="none" w:sz="0" w:space="0" w:color="auto"/>
-              <w:insideV w:val="none" w:sz="0" w:space="0" w:color="auto"/>
-            </w:tcBorders>
-          </w:tcPr>
-          <w:p/>
-        </w:tc>
-        <w:tc>
-          <w:tcPr>
-            <w:tcW w:type="dxa" w:w="1559"/>
-            <w:vAlign w:val="center"/>
-          </w:tcPr>
-          <w:p>
-            <w:pPr>
-              <w:spacing w:before="0" w:after="0"/>
-              <w:jc w:val="center"/>
-            </w:pPr>
-            <w:r>
-              <w:rPr>
-                <w:rFonts w:ascii="MS Gothic" w:hAnsi="MS Gothic" w:eastAsia="MS Gothic"/>
-                <w:b w:val="0"/>
-                <w:sz w:val="18"/>
-              </w:rPr>
-            </w:r>
-          </w:p>
-        </w:tc>
-        <w:tc>
-          <w:tcPr>
-            <w:tcW w:type="dxa" w:w="1559"/>
-            <w:vAlign w:val="center"/>
-          </w:tcPr>
-          <w:p>
-            <w:pPr>
-              <w:spacing w:before="0" w:after="0"/>
-              <w:jc w:val="center"/>
-            </w:pPr>
-            <w:r>
-              <w:rPr>
-                <w:rFonts w:ascii="MS Gothic" w:hAnsi="MS Gothic" w:eastAsia="MS Gothic"/>
-                <w:b w:val="0"/>
-                <w:sz w:val="18"/>
-              </w:rPr>
-            </w:r>
-          </w:p>
-        </w:tc>
-        <w:tc>
-          <w:tcPr>
-            <w:tcW w:type="dxa" w:w="1559"/>
-            <w:vAlign w:val="center"/>
-          </w:tcPr>
-          <w:p>
-            <w:pPr>
-              <w:spacing w:before="0" w:after="0"/>
-              <w:jc w:val="center"/>
-            </w:pPr>
-            <w:r>
-              <w:rPr>
-                <w:rFonts w:ascii="MS Gothic" w:hAnsi="MS Gothic" w:eastAsia="MS Gothic"/>
-                <w:b w:val="0"/>
-                <w:sz w:val="18"/>
-              </w:rPr>
-            </w:r>
-          </w:p>
-        </w:tc>
-        <w:tc>
-          <w:tcPr>
-            <w:tcW w:type="dxa" w:w="397"/>
-            <w:tcBorders>
-              <w:top w:val="none" w:sz="0" w:space="0" w:color="auto"/>
-              <w:left w:val="none" w:sz="0" w:space="0" w:color="auto"/>
-              <w:bottom w:val="none" w:sz="0" w:space="0" w:color="auto"/>
-              <w:right w:val="none" w:sz="0" w:space="0" w:color="auto"/>
-              <w:insideH w:val="none" w:sz="0" w:space="0" w:color="auto"/>
-              <w:insideV w:val="none" w:sz="0" w:space="0" w:color="auto"/>
-            </w:tcBorders>
-          </w:tcPr>
-          <w:p/>
-        </w:tc>
-      </w:tr>
-    </w:tbl>
-    <w:p>
-      <w:pPr>
-        <w:spacing w:before="100" w:after="20"/>
-      </w:pPr>
-      <w:r>
-        <w:rPr>
-          <w:rFonts w:ascii="MS Gothic" w:hAnsi="MS Gothic" w:eastAsia="MS Gothic"/>
-          <w:b/>
-          <w:sz w:val="18"/>
-        </w:rPr>
-        <w:t>２　（知識・技能　15点）</w:t>
-      </w:r>
-    </w:p>
-    <w:p>
-      <w:pPr>
-        <w:spacing w:before="40" w:after="20"/>
-      </w:pPr>
-      <w:r>
-        <w:rPr>
-          <w:rFonts w:ascii="MS Gothic" w:hAnsi="MS Gothic" w:eastAsia="MS Gothic"/>
-          <w:b w:val="0"/>
-          <w:sz w:val="17"/>
-        </w:rPr>
-        <w:t>A（1×10=10点）　　各選択（A・B・C・D）</w:t>
-      </w:r>
-    </w:p>
-    <w:tbl>
-      <w:tblPr>
-        <w:tblStyle w:val="TableGrid"/>
-        <w:tblW w:type="auto" w:w="0"/>
-        <w:jc w:val="left"/>
-        <w:tblLook w:firstColumn="1" w:firstRow="1" w:lastColumn="0" w:lastRow="0" w:noHBand="0" w:noVBand="1" w:val="04A0"/>
-      </w:tblPr>
-      <w:tblGrid>
-        <w:gridCol w:w="1055"/>
-        <w:gridCol w:w="1055"/>
-        <w:gridCol w:w="1055"/>
-        <w:gridCol w:w="1055"/>
-        <w:gridCol w:w="1055"/>
-        <w:gridCol w:w="1055"/>
-        <w:gridCol w:w="1055"/>
-        <w:gridCol w:w="1055"/>
-        <w:gridCol w:w="1055"/>
-        <w:gridCol w:w="1055"/>
-      </w:tblGrid>
-      <w:tr>
-        <w:trPr>
-          <w:trHeight w:val="238" w:hRule="exact"/>
-        </w:trPr>
-        <w:tc>
-          <w:tcPr>
-            <w:tcW w:type="dxa" w:w="1054"/>
-            <w:vAlign w:val="center"/>
-            <w:shd w:val="clear" w:color="auto" w:fill="D9D9D9"/>
-          </w:tcPr>
-          <w:p>
-            <w:pPr>
-              <w:spacing w:before="0" w:after="0"/>
-              <w:jc w:val="center"/>
-            </w:pPr>
-            <w:r>
-              <w:rPr>
-                <w:rFonts w:ascii="MS Gothic" w:hAnsi="MS Gothic" w:eastAsia="MS Gothic"/>
-                <w:b/>
-                <w:sz w:val="16"/>
-              </w:rPr>
-              <w:t>(1)</w:t>
-            </w:r>
-          </w:p>
-        </w:tc>
-        <w:tc>
-          <w:tcPr>
-            <w:tcW w:type="dxa" w:w="1054"/>
-            <w:vAlign w:val="center"/>
-            <w:shd w:val="clear" w:color="auto" w:fill="D9D9D9"/>
-          </w:tcPr>
-          <w:p>
-            <w:pPr>
-              <w:spacing w:before="0" w:after="0"/>
-              <w:jc w:val="center"/>
-            </w:pPr>
-            <w:r>
-              <w:rPr>
-                <w:rFonts w:ascii="MS Gothic" w:hAnsi="MS Gothic" w:eastAsia="MS Gothic"/>
-                <w:b/>
-                <w:sz w:val="16"/>
-              </w:rPr>
-              <w:t>(2)</w:t>
-            </w:r>
-          </w:p>
-        </w:tc>
-        <w:tc>
-          <w:tcPr>
-            <w:tcW w:type="dxa" w:w="1054"/>
-            <w:vAlign w:val="center"/>
-            <w:shd w:val="clear" w:color="auto" w:fill="D9D9D9"/>
-          </w:tcPr>
-          <w:p>
-            <w:pPr>
-              <w:spacing w:before="0" w:after="0"/>
-              <w:jc w:val="center"/>
-            </w:pPr>
-            <w:r>
-              <w:rPr>
-                <w:rFonts w:ascii="MS Gothic" w:hAnsi="MS Gothic" w:eastAsia="MS Gothic"/>
-                <w:b/>
-                <w:sz w:val="16"/>
-              </w:rPr>
-              <w:t>(3)</w:t>
-            </w:r>
-          </w:p>
-        </w:tc>
-        <w:tc>
-          <w:tcPr>
-            <w:tcW w:type="dxa" w:w="1054"/>
-            <w:vAlign w:val="center"/>
-            <w:shd w:val="clear" w:color="auto" w:fill="D9D9D9"/>
-          </w:tcPr>
-          <w:p>
-            <w:pPr>
-              <w:spacing w:before="0" w:after="0"/>
-              <w:jc w:val="center"/>
-            </w:pPr>
-            <w:r>
-              <w:rPr>
-                <w:rFonts w:ascii="MS Gothic" w:hAnsi="MS Gothic" w:eastAsia="MS Gothic"/>
-                <w:b/>
-                <w:sz w:val="16"/>
-              </w:rPr>
-              <w:t>(4)</w:t>
-            </w:r>
-          </w:p>
-        </w:tc>
-        <w:tc>
-          <w:tcPr>
-            <w:tcW w:type="dxa" w:w="1054"/>
-            <w:vAlign w:val="center"/>
-            <w:shd w:val="clear" w:color="auto" w:fill="D9D9D9"/>
-          </w:tcPr>
-          <w:p>
-            <w:pPr>
-              <w:spacing w:before="0" w:after="0"/>
-              <w:jc w:val="center"/>
-            </w:pPr>
-            <w:r>
-              <w:rPr>
-                <w:rFonts w:ascii="MS Gothic" w:hAnsi="MS Gothic" w:eastAsia="MS Gothic"/>
-                <w:b/>
-                <w:sz w:val="16"/>
-              </w:rPr>
-              <w:t>(5)</w:t>
-            </w:r>
-          </w:p>
-        </w:tc>
-        <w:tc>
-          <w:tcPr>
-            <w:tcW w:type="dxa" w:w="1054"/>
-            <w:vAlign w:val="center"/>
-            <w:shd w:val="clear" w:color="auto" w:fill="D9D9D9"/>
-          </w:tcPr>
-          <w:p>
-            <w:pPr>
-              <w:spacing w:before="0" w:after="0"/>
-              <w:jc w:val="center"/>
-            </w:pPr>
-            <w:r>
-              <w:rPr>
-                <w:rFonts w:ascii="MS Gothic" w:hAnsi="MS Gothic" w:eastAsia="MS Gothic"/>
-                <w:b/>
-                <w:sz w:val="16"/>
-              </w:rPr>
-              <w:t>(6)</w:t>
-            </w:r>
-          </w:p>
-        </w:tc>
-        <w:tc>
-          <w:tcPr>
-            <w:tcW w:type="dxa" w:w="1054"/>
-            <w:vAlign w:val="center"/>
-            <w:shd w:val="clear" w:color="auto" w:fill="D9D9D9"/>
-          </w:tcPr>
-          <w:p>
-            <w:pPr>
-              <w:spacing w:before="0" w:after="0"/>
-              <w:jc w:val="center"/>
-            </w:pPr>
-            <w:r>
-              <w:rPr>
-                <w:rFonts w:ascii="MS Gothic" w:hAnsi="MS Gothic" w:eastAsia="MS Gothic"/>
-                <w:b/>
-                <w:sz w:val="16"/>
-              </w:rPr>
-              <w:t>(7)</w:t>
-            </w:r>
-          </w:p>
-        </w:tc>
-        <w:tc>
-          <w:tcPr>
-            <w:tcW w:type="dxa" w:w="1054"/>
-            <w:vAlign w:val="center"/>
-            <w:shd w:val="clear" w:color="auto" w:fill="D9D9D9"/>
-          </w:tcPr>
-          <w:p>
-            <w:pPr>
-              <w:spacing w:before="0" w:after="0"/>
-              <w:jc w:val="center"/>
-            </w:pPr>
-            <w:r>
-              <w:rPr>
-                <w:rFonts w:ascii="MS Gothic" w:hAnsi="MS Gothic" w:eastAsia="MS Gothic"/>
-                <w:b/>
-                <w:sz w:val="16"/>
-              </w:rPr>
-              <w:t>(8)</w:t>
-            </w:r>
-          </w:p>
-        </w:tc>
-        <w:tc>
-          <w:tcPr>
-            <w:tcW w:type="dxa" w:w="1054"/>
-            <w:vAlign w:val="center"/>
-            <w:shd w:val="clear" w:color="auto" w:fill="D9D9D9"/>
-          </w:tcPr>
-          <w:p>
-            <w:pPr>
-              <w:spacing w:before="0" w:after="0"/>
-              <w:jc w:val="center"/>
-            </w:pPr>
-            <w:r>
-              <w:rPr>
-                <w:rFonts w:ascii="MS Gothic" w:hAnsi="MS Gothic" w:eastAsia="MS Gothic"/>
-                <w:b/>
-                <w:sz w:val="16"/>
-              </w:rPr>
-              <w:t>(9)</w:t>
-            </w:r>
-          </w:p>
-        </w:tc>
-        <w:tc>
-          <w:tcPr>
-            <w:tcW w:type="dxa" w:w="1054"/>
-            <w:vAlign w:val="center"/>
-            <w:shd w:val="clear" w:color="auto" w:fill="D9D9D9"/>
-          </w:tcPr>
-          <w:p>
-            <w:pPr>
-              <w:spacing w:before="0" w:after="0"/>
-              <w:jc w:val="center"/>
-            </w:pPr>
-            <w:r>
-              <w:rPr>
-                <w:rFonts w:ascii="MS Gothic" w:hAnsi="MS Gothic" w:eastAsia="MS Gothic"/>
-                <w:b/>
-                <w:sz w:val="16"/>
-              </w:rPr>
-              <w:t>(10)</w:t>
-            </w:r>
-          </w:p>
-        </w:tc>
-      </w:tr>
-      <w:tr>
-        <w:trPr>
-          <w:trHeight w:val="374" w:hRule="exact"/>
-        </w:trPr>
-        <w:tc>
-          <w:tcPr>
-            <w:tcW w:type="dxa" w:w="1054"/>
-            <w:vAlign w:val="center"/>
-          </w:tcPr>
-          <w:p>
-            <w:pPr>
-              <w:spacing w:before="0" w:after="0"/>
-              <w:jc w:val="center"/>
-            </w:pPr>
-            <w:r>
-              <w:rPr>
-                <w:rFonts w:ascii="MS Gothic" w:hAnsi="MS Gothic" w:eastAsia="MS Gothic"/>
-                <w:b w:val="0"/>
-                <w:sz w:val="18"/>
-              </w:rPr>
-            </w:r>
-          </w:p>
-        </w:tc>
-        <w:tc>
-          <w:tcPr>
-            <w:tcW w:type="dxa" w:w="1054"/>
-            <w:vAlign w:val="center"/>
-          </w:tcPr>
-          <w:p>
-            <w:pPr>
-              <w:spacing w:before="0" w:after="0"/>
-              <w:jc w:val="center"/>
-            </w:pPr>
-            <w:r>
-              <w:rPr>
-                <w:rFonts w:ascii="MS Gothic" w:hAnsi="MS Gothic" w:eastAsia="MS Gothic"/>
-                <w:b w:val="0"/>
-                <w:sz w:val="18"/>
-              </w:rPr>
-            </w:r>
-          </w:p>
-        </w:tc>
-        <w:tc>
-          <w:tcPr>
-            <w:tcW w:type="dxa" w:w="1054"/>
-            <w:vAlign w:val="center"/>
-          </w:tcPr>
-          <w:p>
-            <w:pPr>
-              <w:spacing w:before="0" w:after="0"/>
-              <w:jc w:val="center"/>
-            </w:pPr>
-            <w:r>
-              <w:rPr>
-                <w:rFonts w:ascii="MS Gothic" w:hAnsi="MS Gothic" w:eastAsia="MS Gothic"/>
-                <w:b w:val="0"/>
-                <w:sz w:val="18"/>
-              </w:rPr>
-            </w:r>
-          </w:p>
-        </w:tc>
-        <w:tc>
-          <w:tcPr>
-            <w:tcW w:type="dxa" w:w="1054"/>
-            <w:vAlign w:val="center"/>
-          </w:tcPr>
-          <w:p>
-            <w:pPr>
-              <w:spacing w:before="0" w:after="0"/>
-              <w:jc w:val="center"/>
-            </w:pPr>
-            <w:r>
-              <w:rPr>
-                <w:rFonts w:ascii="MS Gothic" w:hAnsi="MS Gothic" w:eastAsia="MS Gothic"/>
-                <w:b w:val="0"/>
-                <w:sz w:val="18"/>
-              </w:rPr>
-            </w:r>
-          </w:p>
-        </w:tc>
-        <w:tc>
-          <w:tcPr>
-            <w:tcW w:type="dxa" w:w="1054"/>
-            <w:vAlign w:val="center"/>
-          </w:tcPr>
-          <w:p>
-            <w:pPr>
-              <w:spacing w:before="0" w:after="0"/>
-              <w:jc w:val="center"/>
-            </w:pPr>
-            <w:r>
-              <w:rPr>
-                <w:rFonts w:ascii="MS Gothic" w:hAnsi="MS Gothic" w:eastAsia="MS Gothic"/>
-                <w:b w:val="0"/>
-                <w:sz w:val="18"/>
-              </w:rPr>
-            </w:r>
-          </w:p>
-        </w:tc>
-        <w:tc>
-          <w:tcPr>
-            <w:tcW w:type="dxa" w:w="1054"/>
-            <w:vAlign w:val="center"/>
-          </w:tcPr>
-          <w:p>
-            <w:pPr>
-              <w:spacing w:before="0" w:after="0"/>
-              <w:jc w:val="center"/>
-            </w:pPr>
-            <w:r>
-              <w:rPr>
-                <w:rFonts w:ascii="MS Gothic" w:hAnsi="MS Gothic" w:eastAsia="MS Gothic"/>
-                <w:b w:val="0"/>
-                <w:sz w:val="18"/>
-              </w:rPr>
-            </w:r>
-          </w:p>
-        </w:tc>
-        <w:tc>
-          <w:tcPr>
-            <w:tcW w:type="dxa" w:w="1054"/>
-            <w:vAlign w:val="center"/>
-          </w:tcPr>
-          <w:p>
-            <w:pPr>
-              <w:spacing w:before="0" w:after="0"/>
-              <w:jc w:val="center"/>
-            </w:pPr>
-            <w:r>
-              <w:rPr>
-                <w:rFonts w:ascii="MS Gothic" w:hAnsi="MS Gothic" w:eastAsia="MS Gothic"/>
-                <w:b w:val="0"/>
-                <w:sz w:val="18"/>
-              </w:rPr>
-            </w:r>
-          </w:p>
-        </w:tc>
-        <w:tc>
-          <w:tcPr>
-            <w:tcW w:type="dxa" w:w="1054"/>
-            <w:vAlign w:val="center"/>
-          </w:tcPr>
-          <w:p>
-            <w:pPr>
-              <w:spacing w:before="0" w:after="0"/>
-              <w:jc w:val="center"/>
-            </w:pPr>
-            <w:r>
-              <w:rPr>
-                <w:rFonts w:ascii="MS Gothic" w:hAnsi="MS Gothic" w:eastAsia="MS Gothic"/>
-                <w:b w:val="0"/>
-                <w:sz w:val="18"/>
-              </w:rPr>
-            </w:r>
-          </w:p>
-        </w:tc>
-        <w:tc>
-          <w:tcPr>
-            <w:tcW w:type="dxa" w:w="1054"/>
-            <w:vAlign w:val="center"/>
-          </w:tcPr>
-          <w:p>
-            <w:pPr>
-              <w:spacing w:before="0" w:after="0"/>
-              <w:jc w:val="center"/>
-            </w:pPr>
-            <w:r>
-              <w:rPr>
-                <w:rFonts w:ascii="MS Gothic" w:hAnsi="MS Gothic" w:eastAsia="MS Gothic"/>
-                <w:b w:val="0"/>
-                <w:sz w:val="18"/>
-              </w:rPr>
-            </w:r>
-          </w:p>
-        </w:tc>
-        <w:tc>
-          <w:tcPr>
-            <w:tcW w:type="dxa" w:w="1054"/>
-            <w:vAlign w:val="center"/>
-          </w:tcPr>
-          <w:p>
-            <w:pPr>
-              <w:spacing w:before="0" w:after="0"/>
-              <w:jc w:val="center"/>
-            </w:pPr>
-            <w:r>
-              <w:rPr>
-                <w:rFonts w:ascii="MS Gothic" w:hAnsi="MS Gothic" w:eastAsia="MS Gothic"/>
-                <w:b w:val="0"/>
-                <w:sz w:val="18"/>
+                <w:sz w:val="21"/>
               </w:rPr>
             </w:r>
           </w:p>
@@ -1462,15 +246,16 @@
     </w:tbl>
     <w:p>
       <w:pPr>
-        <w:spacing w:before="40" w:after="20"/>
+        <w:spacing w:before="60" w:after="20"/>
+        <w:jc w:val="left"/>
       </w:pPr>
       <w:r>
         <w:rPr>
-          <w:rFonts w:ascii="MS Gothic" w:hAnsi="MS Gothic" w:eastAsia="MS Gothic"/>
+          <w:rFonts w:ascii="Arial" w:hAnsi="Arial" w:eastAsia="MS PGothic"/>
           <w:b w:val="0"/>
-          <w:sz w:val="17"/>
+          <w:sz w:val="19"/>
         </w:rPr>
-        <w:t>B（1×5=5点）　　英単語1語</w:t>
+        <w:t>C（2×5=10点）</w:t>
       </w:r>
     </w:p>
     <w:tbl>
@@ -1489,24 +274,23 @@
       </w:tblGrid>
       <w:tr>
         <w:trPr>
-          <w:trHeight w:val="238" w:hRule="exact"/>
+          <w:trHeight w:val="476" w:hRule="exact"/>
         </w:trPr>
         <w:tc>
           <w:tcPr>
-            <w:tcW w:type="dxa" w:w="2109"/>
+            <w:tcW w:type="dxa" w:w="2098"/>
             <w:vAlign w:val="center"/>
-            <w:shd w:val="clear" w:color="auto" w:fill="D9D9D9"/>
           </w:tcPr>
           <w:p>
             <w:pPr>
               <w:spacing w:before="0" w:after="0"/>
-              <w:jc w:val="center"/>
+              <w:jc w:val="left"/>
             </w:pPr>
             <w:r>
               <w:rPr>
-                <w:rFonts w:ascii="MS Gothic" w:hAnsi="MS Gothic" w:eastAsia="MS Gothic"/>
-                <w:b/>
-                <w:sz w:val="16"/>
+                <w:rFonts w:ascii="Arial" w:hAnsi="Arial" w:eastAsia="MS PGothic"/>
+                <w:b w:val="0"/>
+                <w:sz w:val="21"/>
               </w:rPr>
               <w:t>(1)</w:t>
             </w:r>
@@ -1514,20 +298,19 @@
         </w:tc>
         <w:tc>
           <w:tcPr>
-            <w:tcW w:type="dxa" w:w="2109"/>
+            <w:tcW w:type="dxa" w:w="1587"/>
             <w:vAlign w:val="center"/>
-            <w:shd w:val="clear" w:color="auto" w:fill="D9D9D9"/>
           </w:tcPr>
           <w:p>
             <w:pPr>
               <w:spacing w:before="0" w:after="0"/>
-              <w:jc w:val="center"/>
+              <w:jc w:val="left"/>
             </w:pPr>
             <w:r>
               <w:rPr>
-                <w:rFonts w:ascii="MS Gothic" w:hAnsi="MS Gothic" w:eastAsia="MS Gothic"/>
-                <w:b/>
-                <w:sz w:val="16"/>
+                <w:rFonts w:ascii="Arial" w:hAnsi="Arial" w:eastAsia="MS PGothic"/>
+                <w:b w:val="0"/>
+                <w:sz w:val="21"/>
               </w:rPr>
               <w:t>(2)</w:t>
             </w:r>
@@ -1535,20 +318,19 @@
         </w:tc>
         <w:tc>
           <w:tcPr>
-            <w:tcW w:type="dxa" w:w="2109"/>
+            <w:tcW w:type="dxa" w:w="1077"/>
             <w:vAlign w:val="center"/>
-            <w:shd w:val="clear" w:color="auto" w:fill="D9D9D9"/>
           </w:tcPr>
           <w:p>
             <w:pPr>
               <w:spacing w:before="0" w:after="0"/>
-              <w:jc w:val="center"/>
+              <w:jc w:val="left"/>
             </w:pPr>
             <w:r>
               <w:rPr>
-                <w:rFonts w:ascii="MS Gothic" w:hAnsi="MS Gothic" w:eastAsia="MS Gothic"/>
-                <w:b/>
-                <w:sz w:val="16"/>
+                <w:rFonts w:ascii="Arial" w:hAnsi="Arial" w:eastAsia="MS PGothic"/>
+                <w:b w:val="0"/>
+                <w:sz w:val="21"/>
               </w:rPr>
               <w:t>(3)</w:t>
             </w:r>
@@ -1556,20 +338,19 @@
         </w:tc>
         <w:tc>
           <w:tcPr>
-            <w:tcW w:type="dxa" w:w="2109"/>
+            <w:tcW w:type="dxa" w:w="2098"/>
             <w:vAlign w:val="center"/>
-            <w:shd w:val="clear" w:color="auto" w:fill="D9D9D9"/>
           </w:tcPr>
           <w:p>
             <w:pPr>
               <w:spacing w:before="0" w:after="0"/>
-              <w:jc w:val="center"/>
+              <w:jc w:val="left"/>
             </w:pPr>
             <w:r>
               <w:rPr>
-                <w:rFonts w:ascii="MS Gothic" w:hAnsi="MS Gothic" w:eastAsia="MS Gothic"/>
-                <w:b/>
-                <w:sz w:val="16"/>
+                <w:rFonts w:ascii="Arial" w:hAnsi="Arial" w:eastAsia="MS PGothic"/>
+                <w:b w:val="0"/>
+                <w:sz w:val="21"/>
               </w:rPr>
               <w:t>(4)</w:t>
             </w:r>
@@ -1577,122 +358,21 @@
         </w:tc>
         <w:tc>
           <w:tcPr>
-            <w:tcW w:type="dxa" w:w="2109"/>
-            <w:vAlign w:val="center"/>
-            <w:shd w:val="clear" w:color="auto" w:fill="D9D9D9"/>
-          </w:tcPr>
-          <w:p>
-            <w:pPr>
-              <w:spacing w:before="0" w:after="0"/>
-              <w:jc w:val="center"/>
-            </w:pPr>
-            <w:r>
-              <w:rPr>
-                <w:rFonts w:ascii="MS Gothic" w:hAnsi="MS Gothic" w:eastAsia="MS Gothic"/>
-                <w:b/>
-                <w:sz w:val="16"/>
-              </w:rPr>
-              <w:t>(5)</w:t>
-            </w:r>
-          </w:p>
-        </w:tc>
-      </w:tr>
-      <w:tr>
-        <w:trPr>
-          <w:trHeight w:val="385" w:hRule="exact"/>
-        </w:trPr>
-        <w:tc>
-          <w:tcPr>
-            <w:tcW w:type="dxa" w:w="2109"/>
+            <w:tcW w:type="dxa" w:w="2098"/>
             <w:vAlign w:val="center"/>
           </w:tcPr>
           <w:p>
             <w:pPr>
               <w:spacing w:before="0" w:after="0"/>
-              <w:jc w:val="center"/>
+              <w:jc w:val="left"/>
             </w:pPr>
             <w:r>
               <w:rPr>
-                <w:rFonts w:ascii="MS Gothic" w:hAnsi="MS Gothic" w:eastAsia="MS Gothic"/>
+                <w:rFonts w:ascii="Arial" w:hAnsi="Arial" w:eastAsia="MS PGothic"/>
                 <w:b w:val="0"/>
-                <w:sz w:val="18"/>
+                <w:sz w:val="21"/>
               </w:rPr>
-            </w:r>
-          </w:p>
-        </w:tc>
-        <w:tc>
-          <w:tcPr>
-            <w:tcW w:type="dxa" w:w="2109"/>
-            <w:vAlign w:val="center"/>
-          </w:tcPr>
-          <w:p>
-            <w:pPr>
-              <w:spacing w:before="0" w:after="0"/>
-              <w:jc w:val="center"/>
-            </w:pPr>
-            <w:r>
-              <w:rPr>
-                <w:rFonts w:ascii="MS Gothic" w:hAnsi="MS Gothic" w:eastAsia="MS Gothic"/>
-                <w:b w:val="0"/>
-                <w:sz w:val="18"/>
-              </w:rPr>
-            </w:r>
-          </w:p>
-        </w:tc>
-        <w:tc>
-          <w:tcPr>
-            <w:tcW w:type="dxa" w:w="2109"/>
-            <w:vAlign w:val="center"/>
-          </w:tcPr>
-          <w:p>
-            <w:pPr>
-              <w:spacing w:before="0" w:after="0"/>
-              <w:jc w:val="center"/>
-            </w:pPr>
-            <w:r>
-              <w:rPr>
-                <w:rFonts w:ascii="MS Gothic" w:hAnsi="MS Gothic" w:eastAsia="MS Gothic"/>
-                <w:b w:val="0"/>
-                <w:sz w:val="18"/>
-              </w:rPr>
-            </w:r>
-          </w:p>
-        </w:tc>
-        <w:tc>
-          <w:tcPr>
-            <w:tcW w:type="dxa" w:w="2109"/>
-            <w:vAlign w:val="center"/>
-          </w:tcPr>
-          <w:p>
-            <w:pPr>
-              <w:spacing w:before="0" w:after="0"/>
-              <w:jc w:val="center"/>
-            </w:pPr>
-            <w:r>
-              <w:rPr>
-                <w:rFonts w:ascii="MS Gothic" w:hAnsi="MS Gothic" w:eastAsia="MS Gothic"/>
-                <w:b w:val="0"/>
-                <w:sz w:val="18"/>
-              </w:rPr>
-            </w:r>
-          </w:p>
-        </w:tc>
-        <w:tc>
-          <w:tcPr>
-            <w:tcW w:type="dxa" w:w="2109"/>
-            <w:vAlign w:val="center"/>
-          </w:tcPr>
-          <w:p>
-            <w:pPr>
-              <w:spacing w:before="0" w:after="0"/>
-              <w:jc w:val="center"/>
-            </w:pPr>
-            <w:r>
-              <w:rPr>
-                <w:rFonts w:ascii="MS Gothic" w:hAnsi="MS Gothic" w:eastAsia="MS Gothic"/>
-                <w:b w:val="0"/>
-                <w:sz w:val="18"/>
-              </w:rPr>
+              <w:t>(5)</w:t>
             </w:r>
           </w:p>
         </w:tc>
@@ -1700,28 +380,30 @@
     </w:tbl>
     <w:p>
       <w:pPr>
-        <w:spacing w:before="100" w:after="20"/>
+        <w:spacing w:before="100" w:after="40"/>
+        <w:jc w:val="left"/>
       </w:pPr>
       <w:r>
         <w:rPr>
-          <w:rFonts w:ascii="MS Gothic" w:hAnsi="MS Gothic" w:eastAsia="MS Gothic"/>
+          <w:rFonts w:ascii="Arial" w:hAnsi="Arial" w:eastAsia="MS PGothic"/>
           <w:b/>
-          <w:sz w:val="18"/>
+          <w:sz w:val="21"/>
         </w:rPr>
-        <w:t>３　（知識・技能　28点）</w:t>
+        <w:t>２　（知識・技能　15点）</w:t>
       </w:r>
     </w:p>
     <w:p>
       <w:pPr>
         <w:spacing w:before="40" w:after="20"/>
+        <w:jc w:val="left"/>
       </w:pPr>
       <w:r>
         <w:rPr>
-          <w:rFonts w:ascii="MS Gothic" w:hAnsi="MS Gothic" w:eastAsia="MS Gothic"/>
+          <w:rFonts w:ascii="Arial" w:hAnsi="Arial" w:eastAsia="MS PGothic"/>
           <w:b w:val="0"/>
-          <w:sz w:val="17"/>
+          <w:sz w:val="19"/>
         </w:rPr>
-        <w:t>A（1×10=10点）　※完全正答のみ得点</w:t>
+        <w:t>A（1×10=10点）　選択（A・B・C・D）</w:t>
       </w:r>
     </w:p>
     <w:tbl>
@@ -1732,31 +414,31 @@
         <w:tblLook w:firstColumn="1" w:firstRow="1" w:lastColumn="0" w:lastRow="0" w:noHBand="0" w:noVBand="1" w:val="04A0"/>
       </w:tblPr>
       <w:tblGrid>
-        <w:gridCol w:w="2636"/>
-        <w:gridCol w:w="2636"/>
-        <w:gridCol w:w="2636"/>
-        <w:gridCol w:w="2636"/>
+        <w:gridCol w:w="2109"/>
+        <w:gridCol w:w="2109"/>
+        <w:gridCol w:w="2109"/>
+        <w:gridCol w:w="2109"/>
+        <w:gridCol w:w="2109"/>
       </w:tblGrid>
       <w:tr>
         <w:trPr>
-          <w:trHeight w:val="464" w:hRule="exact"/>
+          <w:trHeight w:val="476" w:hRule="exact"/>
         </w:trPr>
         <w:tc>
           <w:tcPr>
-            <w:tcW w:type="dxa" w:w="397"/>
+            <w:tcW w:type="dxa" w:w="1701"/>
             <w:vAlign w:val="center"/>
-            <w:shd w:val="clear" w:color="auto" w:fill="D9D9D9"/>
           </w:tcPr>
           <w:p>
             <w:pPr>
               <w:spacing w:before="0" w:after="0"/>
-              <w:jc w:val="center"/>
+              <w:jc w:val="left"/>
             </w:pPr>
             <w:r>
               <w:rPr>
-                <w:rFonts w:ascii="MS Gothic" w:hAnsi="MS Gothic" w:eastAsia="MS Gothic"/>
-                <w:b/>
-                <w:sz w:val="16"/>
+                <w:rFonts w:ascii="Arial" w:hAnsi="Arial" w:eastAsia="MS PGothic"/>
+                <w:b w:val="0"/>
+                <w:sz w:val="21"/>
               </w:rPr>
               <w:t>(1)</w:t>
             </w:r>
@@ -1764,39 +446,19 @@
         </w:tc>
         <w:tc>
           <w:tcPr>
-            <w:tcW w:type="dxa" w:w="4876"/>
+            <w:tcW w:type="dxa" w:w="1701"/>
             <w:vAlign w:val="center"/>
           </w:tcPr>
           <w:p>
             <w:pPr>
               <w:spacing w:before="0" w:after="0"/>
-              <w:jc w:val="center"/>
+              <w:jc w:val="left"/>
             </w:pPr>
             <w:r>
               <w:rPr>
-                <w:rFonts w:ascii="MS Gothic" w:hAnsi="MS Gothic" w:eastAsia="MS Gothic"/>
+                <w:rFonts w:ascii="Arial" w:hAnsi="Arial" w:eastAsia="MS PGothic"/>
                 <w:b w:val="0"/>
-                <w:sz w:val="18"/>
-              </w:rPr>
-            </w:r>
-          </w:p>
-        </w:tc>
-        <w:tc>
-          <w:tcPr>
-            <w:tcW w:type="dxa" w:w="397"/>
-            <w:vAlign w:val="center"/>
-            <w:shd w:val="clear" w:color="auto" w:fill="D9D9D9"/>
-          </w:tcPr>
-          <w:p>
-            <w:pPr>
-              <w:spacing w:before="0" w:after="0"/>
-              <w:jc w:val="center"/>
-            </w:pPr>
-            <w:r>
-              <w:rPr>
-                <w:rFonts w:ascii="MS Gothic" w:hAnsi="MS Gothic" w:eastAsia="MS Gothic"/>
-                <w:b/>
-                <w:sz w:val="16"/>
+                <w:sz w:val="21"/>
               </w:rPr>
               <w:t>(2)</w:t>
             </w:r>
@@ -1804,44 +466,19 @@
         </w:tc>
         <w:tc>
           <w:tcPr>
-            <w:tcW w:type="dxa" w:w="4876"/>
+            <w:tcW w:type="dxa" w:w="1701"/>
             <w:vAlign w:val="center"/>
           </w:tcPr>
           <w:p>
             <w:pPr>
               <w:spacing w:before="0" w:after="0"/>
-              <w:jc w:val="center"/>
+              <w:jc w:val="left"/>
             </w:pPr>
             <w:r>
               <w:rPr>
-                <w:rFonts w:ascii="MS Gothic" w:hAnsi="MS Gothic" w:eastAsia="MS Gothic"/>
+                <w:rFonts w:ascii="Arial" w:hAnsi="Arial" w:eastAsia="MS PGothic"/>
                 <w:b w:val="0"/>
-                <w:sz w:val="18"/>
-              </w:rPr>
-            </w:r>
-          </w:p>
-        </w:tc>
-      </w:tr>
-      <w:tr>
-        <w:trPr>
-          <w:trHeight w:val="464" w:hRule="exact"/>
-        </w:trPr>
-        <w:tc>
-          <w:tcPr>
-            <w:tcW w:type="dxa" w:w="397"/>
-            <w:vAlign w:val="center"/>
-            <w:shd w:val="clear" w:color="auto" w:fill="D9D9D9"/>
-          </w:tcPr>
-          <w:p>
-            <w:pPr>
-              <w:spacing w:before="0" w:after="0"/>
-              <w:jc w:val="center"/>
-            </w:pPr>
-            <w:r>
-              <w:rPr>
-                <w:rFonts w:ascii="MS Gothic" w:hAnsi="MS Gothic" w:eastAsia="MS Gothic"/>
-                <w:b/>
-                <w:sz w:val="16"/>
+                <w:sz w:val="21"/>
               </w:rPr>
               <w:t>(3)</w:t>
             </w:r>
@@ -1849,39 +486,19 @@
         </w:tc>
         <w:tc>
           <w:tcPr>
-            <w:tcW w:type="dxa" w:w="4876"/>
+            <w:tcW w:type="dxa" w:w="1701"/>
             <w:vAlign w:val="center"/>
           </w:tcPr>
           <w:p>
             <w:pPr>
               <w:spacing w:before="0" w:after="0"/>
-              <w:jc w:val="center"/>
+              <w:jc w:val="left"/>
             </w:pPr>
             <w:r>
               <w:rPr>
-                <w:rFonts w:ascii="MS Gothic" w:hAnsi="MS Gothic" w:eastAsia="MS Gothic"/>
+                <w:rFonts w:ascii="Arial" w:hAnsi="Arial" w:eastAsia="MS PGothic"/>
                 <w:b w:val="0"/>
-                <w:sz w:val="18"/>
-              </w:rPr>
-            </w:r>
-          </w:p>
-        </w:tc>
-        <w:tc>
-          <w:tcPr>
-            <w:tcW w:type="dxa" w:w="397"/>
-            <w:vAlign w:val="center"/>
-            <w:shd w:val="clear" w:color="auto" w:fill="D9D9D9"/>
-          </w:tcPr>
-          <w:p>
-            <w:pPr>
-              <w:spacing w:before="0" w:after="0"/>
-              <w:jc w:val="center"/>
-            </w:pPr>
-            <w:r>
-              <w:rPr>
-                <w:rFonts w:ascii="MS Gothic" w:hAnsi="MS Gothic" w:eastAsia="MS Gothic"/>
-                <w:b/>
-                <w:sz w:val="16"/>
+                <w:sz w:val="21"/>
               </w:rPr>
               <w:t>(4)</w:t>
             </w:r>
@@ -1889,44 +506,413 @@
         </w:tc>
         <w:tc>
           <w:tcPr>
-            <w:tcW w:type="dxa" w:w="4876"/>
+            <w:tcW w:type="dxa" w:w="1701"/>
             <w:vAlign w:val="center"/>
           </w:tcPr>
           <w:p>
             <w:pPr>
               <w:spacing w:before="0" w:after="0"/>
-              <w:jc w:val="center"/>
+              <w:jc w:val="left"/>
             </w:pPr>
             <w:r>
               <w:rPr>
-                <w:rFonts w:ascii="MS Gothic" w:hAnsi="MS Gothic" w:eastAsia="MS Gothic"/>
+                <w:rFonts w:ascii="Arial" w:hAnsi="Arial" w:eastAsia="MS PGothic"/>
                 <w:b w:val="0"/>
-                <w:sz w:val="18"/>
+                <w:sz w:val="21"/>
               </w:rPr>
+              <w:t>(5)</w:t>
             </w:r>
           </w:p>
         </w:tc>
       </w:tr>
       <w:tr>
         <w:trPr>
-          <w:trHeight w:val="464" w:hRule="exact"/>
+          <w:trHeight w:val="476" w:hRule="exact"/>
         </w:trPr>
         <w:tc>
           <w:tcPr>
-            <w:tcW w:type="dxa" w:w="397"/>
+            <w:tcW w:type="dxa" w:w="1701"/>
             <w:vAlign w:val="center"/>
-            <w:shd w:val="clear" w:color="auto" w:fill="D9D9D9"/>
           </w:tcPr>
           <w:p>
             <w:pPr>
               <w:spacing w:before="0" w:after="0"/>
-              <w:jc w:val="center"/>
+              <w:jc w:val="left"/>
             </w:pPr>
             <w:r>
               <w:rPr>
-                <w:rFonts w:ascii="MS Gothic" w:hAnsi="MS Gothic" w:eastAsia="MS Gothic"/>
-                <w:b/>
-                <w:sz w:val="16"/>
+                <w:rFonts w:ascii="Arial" w:hAnsi="Arial" w:eastAsia="MS PGothic"/>
+                <w:b w:val="0"/>
+                <w:sz w:val="21"/>
+              </w:rPr>
+              <w:t>(6)</w:t>
+            </w:r>
+          </w:p>
+        </w:tc>
+        <w:tc>
+          <w:tcPr>
+            <w:tcW w:type="dxa" w:w="1701"/>
+            <w:vAlign w:val="center"/>
+          </w:tcPr>
+          <w:p>
+            <w:pPr>
+              <w:spacing w:before="0" w:after="0"/>
+              <w:jc w:val="left"/>
+            </w:pPr>
+            <w:r>
+              <w:rPr>
+                <w:rFonts w:ascii="Arial" w:hAnsi="Arial" w:eastAsia="MS PGothic"/>
+                <w:b w:val="0"/>
+                <w:sz w:val="21"/>
+              </w:rPr>
+              <w:t>(7)</w:t>
+            </w:r>
+          </w:p>
+        </w:tc>
+        <w:tc>
+          <w:tcPr>
+            <w:tcW w:type="dxa" w:w="1701"/>
+            <w:vAlign w:val="center"/>
+          </w:tcPr>
+          <w:p>
+            <w:pPr>
+              <w:spacing w:before="0" w:after="0"/>
+              <w:jc w:val="left"/>
+            </w:pPr>
+            <w:r>
+              <w:rPr>
+                <w:rFonts w:ascii="Arial" w:hAnsi="Arial" w:eastAsia="MS PGothic"/>
+                <w:b w:val="0"/>
+                <w:sz w:val="21"/>
+              </w:rPr>
+              <w:t>(8)</w:t>
+            </w:r>
+          </w:p>
+        </w:tc>
+        <w:tc>
+          <w:tcPr>
+            <w:tcW w:type="dxa" w:w="1701"/>
+            <w:vAlign w:val="center"/>
+          </w:tcPr>
+          <w:p>
+            <w:pPr>
+              <w:spacing w:before="0" w:after="0"/>
+              <w:jc w:val="left"/>
+            </w:pPr>
+            <w:r>
+              <w:rPr>
+                <w:rFonts w:ascii="Arial" w:hAnsi="Arial" w:eastAsia="MS PGothic"/>
+                <w:b w:val="0"/>
+                <w:sz w:val="21"/>
+              </w:rPr>
+              <w:t>(9)</w:t>
+            </w:r>
+          </w:p>
+        </w:tc>
+        <w:tc>
+          <w:tcPr>
+            <w:tcW w:type="dxa" w:w="1701"/>
+            <w:vAlign w:val="center"/>
+          </w:tcPr>
+          <w:p>
+            <w:pPr>
+              <w:spacing w:before="0" w:after="0"/>
+              <w:jc w:val="left"/>
+            </w:pPr>
+            <w:r>
+              <w:rPr>
+                <w:rFonts w:ascii="Arial" w:hAnsi="Arial" w:eastAsia="MS PGothic"/>
+                <w:b w:val="0"/>
+                <w:sz w:val="21"/>
+              </w:rPr>
+              <w:t>(10)</w:t>
+            </w:r>
+          </w:p>
+        </w:tc>
+      </w:tr>
+    </w:tbl>
+    <w:p>
+      <w:pPr>
+        <w:spacing w:before="60" w:after="20"/>
+        <w:jc w:val="left"/>
+      </w:pPr>
+      <w:r>
+        <w:rPr>
+          <w:rFonts w:ascii="Arial" w:hAnsi="Arial" w:eastAsia="MS PGothic"/>
+          <w:b w:val="0"/>
+          <w:sz w:val="19"/>
+        </w:rPr>
+        <w:t>B（1×5=5点）　英単語1語</w:t>
+      </w:r>
+    </w:p>
+    <w:tbl>
+      <w:tblPr>
+        <w:tblStyle w:val="TableGrid"/>
+        <w:tblW w:type="auto" w:w="0"/>
+        <w:jc w:val="left"/>
+        <w:tblLook w:firstColumn="1" w:firstRow="1" w:lastColumn="0" w:lastRow="0" w:noHBand="0" w:noVBand="1" w:val="04A0"/>
+      </w:tblPr>
+      <w:tblGrid>
+        <w:gridCol w:w="2109"/>
+        <w:gridCol w:w="2109"/>
+        <w:gridCol w:w="2109"/>
+        <w:gridCol w:w="2109"/>
+        <w:gridCol w:w="2109"/>
+      </w:tblGrid>
+      <w:tr>
+        <w:trPr>
+          <w:trHeight w:val="476" w:hRule="exact"/>
+        </w:trPr>
+        <w:tc>
+          <w:tcPr>
+            <w:tcW w:type="dxa" w:w="2041"/>
+            <w:vAlign w:val="center"/>
+          </w:tcPr>
+          <w:p>
+            <w:pPr>
+              <w:spacing w:before="0" w:after="0"/>
+              <w:jc w:val="left"/>
+            </w:pPr>
+            <w:r>
+              <w:rPr>
+                <w:rFonts w:ascii="Arial" w:hAnsi="Arial" w:eastAsia="MS PGothic"/>
+                <w:b w:val="0"/>
+                <w:sz w:val="21"/>
+              </w:rPr>
+              <w:t>(1)</w:t>
+            </w:r>
+          </w:p>
+        </w:tc>
+        <w:tc>
+          <w:tcPr>
+            <w:tcW w:type="dxa" w:w="2041"/>
+            <w:vAlign w:val="center"/>
+          </w:tcPr>
+          <w:p>
+            <w:pPr>
+              <w:spacing w:before="0" w:after="0"/>
+              <w:jc w:val="left"/>
+            </w:pPr>
+            <w:r>
+              <w:rPr>
+                <w:rFonts w:ascii="Arial" w:hAnsi="Arial" w:eastAsia="MS PGothic"/>
+                <w:b w:val="0"/>
+                <w:sz w:val="21"/>
+              </w:rPr>
+              <w:t>(2)</w:t>
+            </w:r>
+          </w:p>
+        </w:tc>
+        <w:tc>
+          <w:tcPr>
+            <w:tcW w:type="dxa" w:w="2041"/>
+            <w:vAlign w:val="center"/>
+          </w:tcPr>
+          <w:p>
+            <w:pPr>
+              <w:spacing w:before="0" w:after="0"/>
+              <w:jc w:val="left"/>
+            </w:pPr>
+            <w:r>
+              <w:rPr>
+                <w:rFonts w:ascii="Arial" w:hAnsi="Arial" w:eastAsia="MS PGothic"/>
+                <w:b w:val="0"/>
+                <w:sz w:val="21"/>
+              </w:rPr>
+              <w:t>(3)</w:t>
+            </w:r>
+          </w:p>
+        </w:tc>
+        <w:tc>
+          <w:tcPr>
+            <w:tcW w:type="dxa" w:w="2041"/>
+            <w:vAlign w:val="center"/>
+          </w:tcPr>
+          <w:p>
+            <w:pPr>
+              <w:spacing w:before="0" w:after="0"/>
+              <w:jc w:val="left"/>
+            </w:pPr>
+            <w:r>
+              <w:rPr>
+                <w:rFonts w:ascii="Arial" w:hAnsi="Arial" w:eastAsia="MS PGothic"/>
+                <w:b w:val="0"/>
+                <w:sz w:val="21"/>
+              </w:rPr>
+              <w:t>(4)</w:t>
+            </w:r>
+          </w:p>
+        </w:tc>
+        <w:tc>
+          <w:tcPr>
+            <w:tcW w:type="dxa" w:w="2041"/>
+            <w:vAlign w:val="center"/>
+          </w:tcPr>
+          <w:p>
+            <w:pPr>
+              <w:spacing w:before="0" w:after="0"/>
+              <w:jc w:val="left"/>
+            </w:pPr>
+            <w:r>
+              <w:rPr>
+                <w:rFonts w:ascii="Arial" w:hAnsi="Arial" w:eastAsia="MS PGothic"/>
+                <w:b w:val="0"/>
+                <w:sz w:val="21"/>
+              </w:rPr>
+              <w:t>(5)</w:t>
+            </w:r>
+          </w:p>
+        </w:tc>
+      </w:tr>
+    </w:tbl>
+    <w:p>
+      <w:pPr>
+        <w:spacing w:before="100" w:after="40"/>
+        <w:jc w:val="left"/>
+      </w:pPr>
+      <w:r>
+        <w:rPr>
+          <w:rFonts w:ascii="Arial" w:hAnsi="Arial" w:eastAsia="MS PGothic"/>
+          <w:b/>
+          <w:sz w:val="21"/>
+        </w:rPr>
+        <w:t>３　（知識・技能　28点）</w:t>
+      </w:r>
+    </w:p>
+    <w:p>
+      <w:pPr>
+        <w:spacing w:before="40" w:after="20"/>
+        <w:jc w:val="left"/>
+      </w:pPr>
+      <w:r>
+        <w:rPr>
+          <w:rFonts w:ascii="Arial" w:hAnsi="Arial" w:eastAsia="MS PGothic"/>
+          <w:b w:val="0"/>
+          <w:sz w:val="19"/>
+        </w:rPr>
+        <w:t>A（1×10=10点）　完全正答のみ得点</w:t>
+      </w:r>
+    </w:p>
+    <w:tbl>
+      <w:tblPr>
+        <w:tblStyle w:val="TableGrid"/>
+        <w:tblW w:type="auto" w:w="0"/>
+        <w:jc w:val="left"/>
+        <w:tblLook w:firstColumn="1" w:firstRow="1" w:lastColumn="0" w:lastRow="0" w:noHBand="0" w:noVBand="1" w:val="04A0"/>
+      </w:tblPr>
+      <w:tblGrid>
+        <w:gridCol w:w="5273"/>
+        <w:gridCol w:w="5273"/>
+      </w:tblGrid>
+      <w:tr>
+        <w:trPr>
+          <w:trHeight w:val="567" w:hRule="exact"/>
+        </w:trPr>
+        <w:tc>
+          <w:tcPr>
+            <w:tcW w:type="dxa" w:w="5216"/>
+            <w:vAlign w:val="center"/>
+          </w:tcPr>
+          <w:p>
+            <w:pPr>
+              <w:spacing w:before="0" w:after="0"/>
+              <w:jc w:val="left"/>
+            </w:pPr>
+            <w:r>
+              <w:rPr>
+                <w:rFonts w:ascii="Arial" w:hAnsi="Arial" w:eastAsia="MS PGothic"/>
+                <w:b w:val="0"/>
+                <w:sz w:val="21"/>
+              </w:rPr>
+              <w:t>(1)</w:t>
+            </w:r>
+          </w:p>
+        </w:tc>
+        <w:tc>
+          <w:tcPr>
+            <w:tcW w:type="dxa" w:w="5216"/>
+            <w:vAlign w:val="center"/>
+          </w:tcPr>
+          <w:p>
+            <w:pPr>
+              <w:spacing w:before="0" w:after="0"/>
+              <w:jc w:val="left"/>
+            </w:pPr>
+            <w:r>
+              <w:rPr>
+                <w:rFonts w:ascii="Arial" w:hAnsi="Arial" w:eastAsia="MS PGothic"/>
+                <w:b w:val="0"/>
+                <w:sz w:val="21"/>
+              </w:rPr>
+              <w:t>(2)</w:t>
+            </w:r>
+          </w:p>
+        </w:tc>
+      </w:tr>
+      <w:tr>
+        <w:trPr>
+          <w:trHeight w:val="567" w:hRule="exact"/>
+        </w:trPr>
+        <w:tc>
+          <w:tcPr>
+            <w:tcW w:type="dxa" w:w="5216"/>
+            <w:vAlign w:val="center"/>
+          </w:tcPr>
+          <w:p>
+            <w:pPr>
+              <w:spacing w:before="0" w:after="0"/>
+              <w:jc w:val="left"/>
+            </w:pPr>
+            <w:r>
+              <w:rPr>
+                <w:rFonts w:ascii="Arial" w:hAnsi="Arial" w:eastAsia="MS PGothic"/>
+                <w:b w:val="0"/>
+                <w:sz w:val="21"/>
+              </w:rPr>
+              <w:t>(3)</w:t>
+            </w:r>
+          </w:p>
+        </w:tc>
+        <w:tc>
+          <w:tcPr>
+            <w:tcW w:type="dxa" w:w="5216"/>
+            <w:vAlign w:val="center"/>
+          </w:tcPr>
+          <w:p>
+            <w:pPr>
+              <w:spacing w:before="0" w:after="0"/>
+              <w:jc w:val="left"/>
+            </w:pPr>
+            <w:r>
+              <w:rPr>
+                <w:rFonts w:ascii="Arial" w:hAnsi="Arial" w:eastAsia="MS PGothic"/>
+                <w:b w:val="0"/>
+                <w:sz w:val="21"/>
+              </w:rPr>
+              <w:t>(4)</w:t>
+            </w:r>
+          </w:p>
+        </w:tc>
+      </w:tr>
+      <w:tr>
+        <w:trPr>
+          <w:trHeight w:val="567" w:hRule="exact"/>
+        </w:trPr>
+        <w:tc>
+          <w:tcPr>
+            <w:tcW w:type="dxa" w:w="5216"/>
+            <w:vAlign w:val="center"/>
+          </w:tcPr>
+          <w:p>
+            <w:pPr>
+              <w:spacing w:before="0" w:after="0"/>
+              <w:jc w:val="left"/>
+            </w:pPr>
+            <w:r>
+              <w:rPr>
+                <w:rFonts w:ascii="Arial" w:hAnsi="Arial" w:eastAsia="MS PGothic"/>
+                <w:b w:val="0"/>
+                <w:sz w:val="21"/>
               </w:rPr>
               <w:t>(5)</w:t>
             </w:r>
@@ -1934,84 +920,44 @@
         </w:tc>
         <w:tc>
           <w:tcPr>
-            <w:tcW w:type="dxa" w:w="4876"/>
+            <w:tcW w:type="dxa" w:w="5216"/>
             <w:vAlign w:val="center"/>
           </w:tcPr>
           <w:p>
             <w:pPr>
               <w:spacing w:before="0" w:after="0"/>
-              <w:jc w:val="center"/>
+              <w:jc w:val="left"/>
             </w:pPr>
             <w:r>
               <w:rPr>
-                <w:rFonts w:ascii="MS Gothic" w:hAnsi="MS Gothic" w:eastAsia="MS Gothic"/>
+                <w:rFonts w:ascii="Arial" w:hAnsi="Arial" w:eastAsia="MS PGothic"/>
                 <w:b w:val="0"/>
-                <w:sz w:val="18"/>
-              </w:rPr>
-            </w:r>
-          </w:p>
-        </w:tc>
-        <w:tc>
-          <w:tcPr>
-            <w:tcW w:type="dxa" w:w="397"/>
-            <w:vAlign w:val="center"/>
-            <w:shd w:val="clear" w:color="auto" w:fill="D9D9D9"/>
-          </w:tcPr>
-          <w:p>
-            <w:pPr>
-              <w:spacing w:before="0" w:after="0"/>
-              <w:jc w:val="center"/>
-            </w:pPr>
-            <w:r>
-              <w:rPr>
-                <w:rFonts w:ascii="MS Gothic" w:hAnsi="MS Gothic" w:eastAsia="MS Gothic"/>
-                <w:b/>
-                <w:sz w:val="16"/>
+                <w:sz w:val="21"/>
               </w:rPr>
               <w:t>(6)</w:t>
-            </w:r>
-          </w:p>
-        </w:tc>
-        <w:tc>
-          <w:tcPr>
-            <w:tcW w:type="dxa" w:w="4876"/>
-            <w:vAlign w:val="center"/>
-          </w:tcPr>
-          <w:p>
-            <w:pPr>
-              <w:spacing w:before="0" w:after="0"/>
-              <w:jc w:val="center"/>
-            </w:pPr>
-            <w:r>
-              <w:rPr>
-                <w:rFonts w:ascii="MS Gothic" w:hAnsi="MS Gothic" w:eastAsia="MS Gothic"/>
-                <w:b w:val="0"/>
-                <w:sz w:val="18"/>
-              </w:rPr>
             </w:r>
           </w:p>
         </w:tc>
       </w:tr>
       <w:tr>
         <w:trPr>
-          <w:trHeight w:val="464" w:hRule="exact"/>
+          <w:trHeight w:val="567" w:hRule="exact"/>
         </w:trPr>
         <w:tc>
           <w:tcPr>
-            <w:tcW w:type="dxa" w:w="397"/>
+            <w:tcW w:type="dxa" w:w="5216"/>
             <w:vAlign w:val="center"/>
-            <w:shd w:val="clear" w:color="auto" w:fill="D9D9D9"/>
           </w:tcPr>
           <w:p>
             <w:pPr>
               <w:spacing w:before="0" w:after="0"/>
-              <w:jc w:val="center"/>
+              <w:jc w:val="left"/>
             </w:pPr>
             <w:r>
               <w:rPr>
-                <w:rFonts w:ascii="MS Gothic" w:hAnsi="MS Gothic" w:eastAsia="MS Gothic"/>
-                <w:b/>
-                <w:sz w:val="16"/>
+                <w:rFonts w:ascii="Arial" w:hAnsi="Arial" w:eastAsia="MS PGothic"/>
+                <w:b w:val="0"/>
+                <w:sz w:val="21"/>
               </w:rPr>
               <w:t>(7)</w:t>
             </w:r>
@@ -2019,84 +965,44 @@
         </w:tc>
         <w:tc>
           <w:tcPr>
-            <w:tcW w:type="dxa" w:w="4876"/>
+            <w:tcW w:type="dxa" w:w="5216"/>
             <w:vAlign w:val="center"/>
           </w:tcPr>
           <w:p>
             <w:pPr>
               <w:spacing w:before="0" w:after="0"/>
-              <w:jc w:val="center"/>
+              <w:jc w:val="left"/>
             </w:pPr>
             <w:r>
               <w:rPr>
-                <w:rFonts w:ascii="MS Gothic" w:hAnsi="MS Gothic" w:eastAsia="MS Gothic"/>
+                <w:rFonts w:ascii="Arial" w:hAnsi="Arial" w:eastAsia="MS PGothic"/>
                 <w:b w:val="0"/>
-                <w:sz w:val="18"/>
-              </w:rPr>
-            </w:r>
-          </w:p>
-        </w:tc>
-        <w:tc>
-          <w:tcPr>
-            <w:tcW w:type="dxa" w:w="397"/>
-            <w:vAlign w:val="center"/>
-            <w:shd w:val="clear" w:color="auto" w:fill="D9D9D9"/>
-          </w:tcPr>
-          <w:p>
-            <w:pPr>
-              <w:spacing w:before="0" w:after="0"/>
-              <w:jc w:val="center"/>
-            </w:pPr>
-            <w:r>
-              <w:rPr>
-                <w:rFonts w:ascii="MS Gothic" w:hAnsi="MS Gothic" w:eastAsia="MS Gothic"/>
-                <w:b/>
-                <w:sz w:val="16"/>
+                <w:sz w:val="21"/>
               </w:rPr>
               <w:t>(8)</w:t>
-            </w:r>
-          </w:p>
-        </w:tc>
-        <w:tc>
-          <w:tcPr>
-            <w:tcW w:type="dxa" w:w="4876"/>
-            <w:vAlign w:val="center"/>
-          </w:tcPr>
-          <w:p>
-            <w:pPr>
-              <w:spacing w:before="0" w:after="0"/>
-              <w:jc w:val="center"/>
-            </w:pPr>
-            <w:r>
-              <w:rPr>
-                <w:rFonts w:ascii="MS Gothic" w:hAnsi="MS Gothic" w:eastAsia="MS Gothic"/>
-                <w:b w:val="0"/>
-                <w:sz w:val="18"/>
-              </w:rPr>
             </w:r>
           </w:p>
         </w:tc>
       </w:tr>
       <w:tr>
         <w:trPr>
-          <w:trHeight w:val="464" w:hRule="exact"/>
+          <w:trHeight w:val="567" w:hRule="exact"/>
         </w:trPr>
         <w:tc>
           <w:tcPr>
-            <w:tcW w:type="dxa" w:w="397"/>
+            <w:tcW w:type="dxa" w:w="5216"/>
             <w:vAlign w:val="center"/>
-            <w:shd w:val="clear" w:color="auto" w:fill="D9D9D9"/>
           </w:tcPr>
           <w:p>
             <w:pPr>
               <w:spacing w:before="0" w:after="0"/>
-              <w:jc w:val="center"/>
+              <w:jc w:val="left"/>
             </w:pPr>
             <w:r>
               <w:rPr>
-                <w:rFonts w:ascii="MS Gothic" w:hAnsi="MS Gothic" w:eastAsia="MS Gothic"/>
-                <w:b/>
-                <w:sz w:val="16"/>
+                <w:rFonts w:ascii="Arial" w:hAnsi="Arial" w:eastAsia="MS PGothic"/>
+                <w:b w:val="0"/>
+                <w:sz w:val="21"/>
               </w:rPr>
               <w:t>(9)</w:t>
             </w:r>
@@ -2104,60 +1010,21 @@
         </w:tc>
         <w:tc>
           <w:tcPr>
-            <w:tcW w:type="dxa" w:w="4876"/>
+            <w:tcW w:type="dxa" w:w="5216"/>
             <w:vAlign w:val="center"/>
           </w:tcPr>
           <w:p>
             <w:pPr>
               <w:spacing w:before="0" w:after="0"/>
-              <w:jc w:val="center"/>
+              <w:jc w:val="left"/>
             </w:pPr>
             <w:r>
               <w:rPr>
-                <w:rFonts w:ascii="MS Gothic" w:hAnsi="MS Gothic" w:eastAsia="MS Gothic"/>
+                <w:rFonts w:ascii="Arial" w:hAnsi="Arial" w:eastAsia="MS PGothic"/>
                 <w:b w:val="0"/>
-                <w:sz w:val="18"/>
-              </w:rPr>
-            </w:r>
-          </w:p>
-        </w:tc>
-        <w:tc>
-          <w:tcPr>
-            <w:tcW w:type="dxa" w:w="397"/>
-            <w:vAlign w:val="center"/>
-            <w:shd w:val="clear" w:color="auto" w:fill="D9D9D9"/>
-          </w:tcPr>
-          <w:p>
-            <w:pPr>
-              <w:spacing w:before="0" w:after="0"/>
-              <w:jc w:val="center"/>
-            </w:pPr>
-            <w:r>
-              <w:rPr>
-                <w:rFonts w:ascii="MS Gothic" w:hAnsi="MS Gothic" w:eastAsia="MS Gothic"/>
-                <w:b/>
-                <w:sz w:val="16"/>
+                <w:sz w:val="21"/>
               </w:rPr>
               <w:t>(10)</w:t>
-            </w:r>
-          </w:p>
-        </w:tc>
-        <w:tc>
-          <w:tcPr>
-            <w:tcW w:type="dxa" w:w="4876"/>
-            <w:vAlign w:val="center"/>
-          </w:tcPr>
-          <w:p>
-            <w:pPr>
-              <w:spacing w:before="0" w:after="0"/>
-              <w:jc w:val="center"/>
-            </w:pPr>
-            <w:r>
-              <w:rPr>
-                <w:rFonts w:ascii="MS Gothic" w:hAnsi="MS Gothic" w:eastAsia="MS Gothic"/>
-                <w:b w:val="0"/>
-                <w:sz w:val="18"/>
-              </w:rPr>
             </w:r>
           </w:p>
         </w:tc>
@@ -2165,13 +1032,14 @@
     </w:tbl>
     <w:p>
       <w:pPr>
-        <w:spacing w:before="40" w:after="20"/>
+        <w:spacing w:before="60" w:after="20"/>
+        <w:jc w:val="left"/>
       </w:pPr>
       <w:r>
         <w:rPr>
-          <w:rFonts w:ascii="MS Gothic" w:hAnsi="MS Gothic" w:eastAsia="MS Gothic"/>
+          <w:rFonts w:ascii="Arial" w:hAnsi="Arial" w:eastAsia="MS PGothic"/>
           <w:b w:val="0"/>
-          <w:sz w:val="17"/>
+          <w:sz w:val="19"/>
         </w:rPr>
         <w:t>B（1×12=12点）</w:t>
       </w:r>
@@ -2195,32 +1063,11 @@
       </w:tblGrid>
       <w:tr>
         <w:trPr>
-          <w:trHeight w:val="374" w:hRule="exact"/>
+          <w:trHeight w:val="408" w:hRule="exact"/>
         </w:trPr>
         <w:tc>
           <w:tcPr>
-            <w:tcW w:type="dxa" w:w="340"/>
-            <w:vAlign w:val="center"/>
-            <w:shd w:val="clear" w:color="auto" w:fill="D9D9D9"/>
-          </w:tcPr>
-          <w:p>
-            <w:pPr>
-              <w:spacing w:before="0" w:after="0"/>
-              <w:jc w:val="center"/>
-            </w:pPr>
-            <w:r>
-              <w:rPr>
-                <w:rFonts w:ascii="MS Gothic" w:hAnsi="MS Gothic" w:eastAsia="MS Gothic"/>
-                <w:b/>
-                <w:sz w:val="16"/>
-              </w:rPr>
-              <w:t>(1)</w:t>
-            </w:r>
-          </w:p>
-        </w:tc>
-        <w:tc>
-          <w:tcPr>
-            <w:tcW w:type="dxa" w:w="1644"/>
+            <w:tcW w:type="dxa" w:w="454"/>
             <w:vAlign w:val="center"/>
           </w:tcPr>
           <w:p>
@@ -2230,16 +1077,36 @@
             </w:pPr>
             <w:r>
               <w:rPr>
-                <w:rFonts w:ascii="MS Gothic" w:hAnsi="MS Gothic" w:eastAsia="MS Gothic"/>
+                <w:rFonts w:ascii="Arial" w:hAnsi="Arial" w:eastAsia="MS PGothic"/>
+                <w:b/>
+                <w:sz w:val="19"/>
+              </w:rPr>
+              <w:t>(1)</w:t>
+            </w:r>
+          </w:p>
+        </w:tc>
+        <w:tc>
+          <w:tcPr>
+            <w:tcW w:type="dxa" w:w="1247"/>
+            <w:vAlign w:val="center"/>
+          </w:tcPr>
+          <w:p>
+            <w:pPr>
+              <w:spacing w:before="0" w:after="0"/>
+              <w:jc w:val="left"/>
+            </w:pPr>
+            <w:r>
+              <w:rPr>
+                <w:rFonts w:ascii="Arial" w:hAnsi="Arial" w:eastAsia="MS PGothic"/>
                 <w:b w:val="0"/>
-                <w:sz w:val="18"/>
+                <w:sz w:val="21"/>
               </w:rPr>
             </w:r>
           </w:p>
         </w:tc>
         <w:tc>
           <w:tcPr>
-            <w:tcW w:type="dxa" w:w="1644"/>
+            <w:tcW w:type="dxa" w:w="1247"/>
             <w:tcBorders>
               <w:top w:val="none" w:sz="0" w:space="0" w:color="auto"/>
               <w:left w:val="none" w:sz="0" w:space="0" w:color="auto"/>
@@ -2253,7 +1120,7 @@
         </w:tc>
         <w:tc>
           <w:tcPr>
-            <w:tcW w:type="dxa" w:w="1644"/>
+            <w:tcW w:type="dxa" w:w="1247"/>
             <w:tcBorders>
               <w:top w:val="none" w:sz="0" w:space="0" w:color="auto"/>
               <w:left w:val="none" w:sz="0" w:space="0" w:color="auto"/>
@@ -2267,28 +1134,7 @@
         </w:tc>
         <w:tc>
           <w:tcPr>
-            <w:tcW w:type="dxa" w:w="340"/>
-            <w:vAlign w:val="center"/>
-            <w:shd w:val="clear" w:color="auto" w:fill="D9D9D9"/>
-          </w:tcPr>
-          <w:p>
-            <w:pPr>
-              <w:spacing w:before="0" w:after="0"/>
-              <w:jc w:val="center"/>
-            </w:pPr>
-            <w:r>
-              <w:rPr>
-                <w:rFonts w:ascii="MS Gothic" w:hAnsi="MS Gothic" w:eastAsia="MS Gothic"/>
-                <w:b/>
-                <w:sz w:val="16"/>
-              </w:rPr>
-              <w:t>(7)</w:t>
-            </w:r>
-          </w:p>
-        </w:tc>
-        <w:tc>
-          <w:tcPr>
-            <w:tcW w:type="dxa" w:w="1644"/>
+            <w:tcW w:type="dxa" w:w="454"/>
             <w:vAlign w:val="center"/>
           </w:tcPr>
           <w:p>
@@ -2298,16 +1144,36 @@
             </w:pPr>
             <w:r>
               <w:rPr>
-                <w:rFonts w:ascii="MS Gothic" w:hAnsi="MS Gothic" w:eastAsia="MS Gothic"/>
+                <w:rFonts w:ascii="Arial" w:hAnsi="Arial" w:eastAsia="MS PGothic"/>
+                <w:b/>
+                <w:sz w:val="19"/>
+              </w:rPr>
+              <w:t>(7)</w:t>
+            </w:r>
+          </w:p>
+        </w:tc>
+        <w:tc>
+          <w:tcPr>
+            <w:tcW w:type="dxa" w:w="1247"/>
+            <w:vAlign w:val="center"/>
+          </w:tcPr>
+          <w:p>
+            <w:pPr>
+              <w:spacing w:before="0" w:after="0"/>
+              <w:jc w:val="left"/>
+            </w:pPr>
+            <w:r>
+              <w:rPr>
+                <w:rFonts w:ascii="Arial" w:hAnsi="Arial" w:eastAsia="MS PGothic"/>
                 <w:b w:val="0"/>
-                <w:sz w:val="18"/>
+                <w:sz w:val="21"/>
               </w:rPr>
             </w:r>
           </w:p>
         </w:tc>
         <w:tc>
           <w:tcPr>
-            <w:tcW w:type="dxa" w:w="1644"/>
+            <w:tcW w:type="dxa" w:w="1247"/>
             <w:tcBorders>
               <w:top w:val="none" w:sz="0" w:space="0" w:color="auto"/>
               <w:left w:val="none" w:sz="0" w:space="0" w:color="auto"/>
@@ -2321,7 +1187,7 @@
         </w:tc>
         <w:tc>
           <w:tcPr>
-            <w:tcW w:type="dxa" w:w="1644"/>
+            <w:tcW w:type="dxa" w:w="1247"/>
             <w:tcBorders>
               <w:top w:val="none" w:sz="0" w:space="0" w:color="auto"/>
               <w:left w:val="none" w:sz="0" w:space="0" w:color="auto"/>
@@ -2336,32 +1202,11 @@
       </w:tr>
       <w:tr>
         <w:trPr>
-          <w:trHeight w:val="374" w:hRule="exact"/>
+          <w:trHeight w:val="408" w:hRule="exact"/>
         </w:trPr>
         <w:tc>
           <w:tcPr>
-            <w:tcW w:type="dxa" w:w="340"/>
-            <w:vAlign w:val="center"/>
-            <w:shd w:val="clear" w:color="auto" w:fill="D9D9D9"/>
-          </w:tcPr>
-          <w:p>
-            <w:pPr>
-              <w:spacing w:before="0" w:after="0"/>
-              <w:jc w:val="center"/>
-            </w:pPr>
-            <w:r>
-              <w:rPr>
-                <w:rFonts w:ascii="MS Gothic" w:hAnsi="MS Gothic" w:eastAsia="MS Gothic"/>
-                <w:b/>
-                <w:sz w:val="16"/>
-              </w:rPr>
-              <w:t>(2)</w:t>
-            </w:r>
-          </w:p>
-        </w:tc>
-        <w:tc>
-          <w:tcPr>
-            <w:tcW w:type="dxa" w:w="1644"/>
+            <w:tcW w:type="dxa" w:w="454"/>
             <w:vAlign w:val="center"/>
           </w:tcPr>
           <w:p>
@@ -2371,35 +1216,55 @@
             </w:pPr>
             <w:r>
               <w:rPr>
-                <w:rFonts w:ascii="MS Gothic" w:hAnsi="MS Gothic" w:eastAsia="MS Gothic"/>
+                <w:rFonts w:ascii="Arial" w:hAnsi="Arial" w:eastAsia="MS PGothic"/>
+                <w:b/>
+                <w:sz w:val="19"/>
+              </w:rPr>
+              <w:t>(2)</w:t>
+            </w:r>
+          </w:p>
+        </w:tc>
+        <w:tc>
+          <w:tcPr>
+            <w:tcW w:type="dxa" w:w="1247"/>
+            <w:vAlign w:val="center"/>
+          </w:tcPr>
+          <w:p>
+            <w:pPr>
+              <w:spacing w:before="0" w:after="0"/>
+              <w:jc w:val="left"/>
+            </w:pPr>
+            <w:r>
+              <w:rPr>
+                <w:rFonts w:ascii="Arial" w:hAnsi="Arial" w:eastAsia="MS PGothic"/>
                 <w:b w:val="0"/>
-                <w:sz w:val="18"/>
+                <w:sz w:val="21"/>
               </w:rPr>
             </w:r>
           </w:p>
         </w:tc>
         <w:tc>
           <w:tcPr>
-            <w:tcW w:type="dxa" w:w="1644"/>
+            <w:tcW w:type="dxa" w:w="1247"/>
             <w:vAlign w:val="center"/>
           </w:tcPr>
           <w:p>
             <w:pPr>
               <w:spacing w:before="0" w:after="0"/>
-              <w:jc w:val="center"/>
+              <w:jc w:val="left"/>
             </w:pPr>
             <w:r>
               <w:rPr>
-                <w:rFonts w:ascii="MS Gothic" w:hAnsi="MS Gothic" w:eastAsia="MS Gothic"/>
+                <w:rFonts w:ascii="Arial" w:hAnsi="Arial" w:eastAsia="MS PGothic"/>
                 <w:b w:val="0"/>
-                <w:sz w:val="18"/>
+                <w:sz w:val="21"/>
               </w:rPr>
             </w:r>
           </w:p>
         </w:tc>
         <w:tc>
           <w:tcPr>
-            <w:tcW w:type="dxa" w:w="1644"/>
+            <w:tcW w:type="dxa" w:w="1247"/>
             <w:tcBorders>
               <w:top w:val="none" w:sz="0" w:space="0" w:color="auto"/>
               <w:left w:val="none" w:sz="0" w:space="0" w:color="auto"/>
@@ -2413,28 +1278,7 @@
         </w:tc>
         <w:tc>
           <w:tcPr>
-            <w:tcW w:type="dxa" w:w="340"/>
-            <w:vAlign w:val="center"/>
-            <w:shd w:val="clear" w:color="auto" w:fill="D9D9D9"/>
-          </w:tcPr>
-          <w:p>
-            <w:pPr>
-              <w:spacing w:before="0" w:after="0"/>
-              <w:jc w:val="center"/>
-            </w:pPr>
-            <w:r>
-              <w:rPr>
-                <w:rFonts w:ascii="MS Gothic" w:hAnsi="MS Gothic" w:eastAsia="MS Gothic"/>
-                <w:b/>
-                <w:sz w:val="16"/>
-              </w:rPr>
-              <w:t>(8)</w:t>
-            </w:r>
-          </w:p>
-        </w:tc>
-        <w:tc>
-          <w:tcPr>
-            <w:tcW w:type="dxa" w:w="1644"/>
+            <w:tcW w:type="dxa" w:w="454"/>
             <w:vAlign w:val="center"/>
           </w:tcPr>
           <w:p>
@@ -2444,35 +1288,55 @@
             </w:pPr>
             <w:r>
               <w:rPr>
-                <w:rFonts w:ascii="MS Gothic" w:hAnsi="MS Gothic" w:eastAsia="MS Gothic"/>
+                <w:rFonts w:ascii="Arial" w:hAnsi="Arial" w:eastAsia="MS PGothic"/>
+                <w:b/>
+                <w:sz w:val="19"/>
+              </w:rPr>
+              <w:t>(8)</w:t>
+            </w:r>
+          </w:p>
+        </w:tc>
+        <w:tc>
+          <w:tcPr>
+            <w:tcW w:type="dxa" w:w="1247"/>
+            <w:vAlign w:val="center"/>
+          </w:tcPr>
+          <w:p>
+            <w:pPr>
+              <w:spacing w:before="0" w:after="0"/>
+              <w:jc w:val="left"/>
+            </w:pPr>
+            <w:r>
+              <w:rPr>
+                <w:rFonts w:ascii="Arial" w:hAnsi="Arial" w:eastAsia="MS PGothic"/>
                 <w:b w:val="0"/>
-                <w:sz w:val="18"/>
+                <w:sz w:val="21"/>
               </w:rPr>
             </w:r>
           </w:p>
         </w:tc>
         <w:tc>
           <w:tcPr>
-            <w:tcW w:type="dxa" w:w="1644"/>
+            <w:tcW w:type="dxa" w:w="1247"/>
             <w:vAlign w:val="center"/>
           </w:tcPr>
           <w:p>
             <w:pPr>
               <w:spacing w:before="0" w:after="0"/>
-              <w:jc w:val="center"/>
+              <w:jc w:val="left"/>
             </w:pPr>
             <w:r>
               <w:rPr>
-                <w:rFonts w:ascii="MS Gothic" w:hAnsi="MS Gothic" w:eastAsia="MS Gothic"/>
+                <w:rFonts w:ascii="Arial" w:hAnsi="Arial" w:eastAsia="MS PGothic"/>
                 <w:b w:val="0"/>
-                <w:sz w:val="18"/>
+                <w:sz w:val="21"/>
               </w:rPr>
             </w:r>
           </w:p>
         </w:tc>
         <w:tc>
           <w:tcPr>
-            <w:tcW w:type="dxa" w:w="1644"/>
+            <w:tcW w:type="dxa" w:w="1247"/>
             <w:tcBorders>
               <w:top w:val="none" w:sz="0" w:space="0" w:color="auto"/>
               <w:left w:val="none" w:sz="0" w:space="0" w:color="auto"/>
@@ -2487,32 +1351,11 @@
       </w:tr>
       <w:tr>
         <w:trPr>
-          <w:trHeight w:val="374" w:hRule="exact"/>
+          <w:trHeight w:val="408" w:hRule="exact"/>
         </w:trPr>
         <w:tc>
           <w:tcPr>
-            <w:tcW w:type="dxa" w:w="340"/>
-            <w:vAlign w:val="center"/>
-            <w:shd w:val="clear" w:color="auto" w:fill="D9D9D9"/>
-          </w:tcPr>
-          <w:p>
-            <w:pPr>
-              <w:spacing w:before="0" w:after="0"/>
-              <w:jc w:val="center"/>
-            </w:pPr>
-            <w:r>
-              <w:rPr>
-                <w:rFonts w:ascii="MS Gothic" w:hAnsi="MS Gothic" w:eastAsia="MS Gothic"/>
-                <w:b/>
-                <w:sz w:val="16"/>
-              </w:rPr>
-              <w:t>(3)</w:t>
-            </w:r>
-          </w:p>
-        </w:tc>
-        <w:tc>
-          <w:tcPr>
-            <w:tcW w:type="dxa" w:w="1644"/>
+            <w:tcW w:type="dxa" w:w="454"/>
             <w:vAlign w:val="center"/>
           </w:tcPr>
           <w:p>
@@ -2522,35 +1365,55 @@
             </w:pPr>
             <w:r>
               <w:rPr>
-                <w:rFonts w:ascii="MS Gothic" w:hAnsi="MS Gothic" w:eastAsia="MS Gothic"/>
+                <w:rFonts w:ascii="Arial" w:hAnsi="Arial" w:eastAsia="MS PGothic"/>
+                <w:b/>
+                <w:sz w:val="19"/>
+              </w:rPr>
+              <w:t>(3)</w:t>
+            </w:r>
+          </w:p>
+        </w:tc>
+        <w:tc>
+          <w:tcPr>
+            <w:tcW w:type="dxa" w:w="1247"/>
+            <w:vAlign w:val="center"/>
+          </w:tcPr>
+          <w:p>
+            <w:pPr>
+              <w:spacing w:before="0" w:after="0"/>
+              <w:jc w:val="left"/>
+            </w:pPr>
+            <w:r>
+              <w:rPr>
+                <w:rFonts w:ascii="Arial" w:hAnsi="Arial" w:eastAsia="MS PGothic"/>
                 <w:b w:val="0"/>
-                <w:sz w:val="18"/>
+                <w:sz w:val="21"/>
               </w:rPr>
             </w:r>
           </w:p>
         </w:tc>
         <w:tc>
           <w:tcPr>
-            <w:tcW w:type="dxa" w:w="1644"/>
+            <w:tcW w:type="dxa" w:w="1247"/>
             <w:vAlign w:val="center"/>
           </w:tcPr>
           <w:p>
             <w:pPr>
               <w:spacing w:before="0" w:after="0"/>
-              <w:jc w:val="center"/>
+              <w:jc w:val="left"/>
             </w:pPr>
             <w:r>
               <w:rPr>
-                <w:rFonts w:ascii="MS Gothic" w:hAnsi="MS Gothic" w:eastAsia="MS Gothic"/>
+                <w:rFonts w:ascii="Arial" w:hAnsi="Arial" w:eastAsia="MS PGothic"/>
                 <w:b w:val="0"/>
-                <w:sz w:val="18"/>
+                <w:sz w:val="21"/>
               </w:rPr>
             </w:r>
           </w:p>
         </w:tc>
         <w:tc>
           <w:tcPr>
-            <w:tcW w:type="dxa" w:w="1644"/>
+            <w:tcW w:type="dxa" w:w="1247"/>
             <w:tcBorders>
               <w:top w:val="none" w:sz="0" w:space="0" w:color="auto"/>
               <w:left w:val="none" w:sz="0" w:space="0" w:color="auto"/>
@@ -2564,28 +1427,7 @@
         </w:tc>
         <w:tc>
           <w:tcPr>
-            <w:tcW w:type="dxa" w:w="340"/>
-            <w:vAlign w:val="center"/>
-            <w:shd w:val="clear" w:color="auto" w:fill="D9D9D9"/>
-          </w:tcPr>
-          <w:p>
-            <w:pPr>
-              <w:spacing w:before="0" w:after="0"/>
-              <w:jc w:val="center"/>
-            </w:pPr>
-            <w:r>
-              <w:rPr>
-                <w:rFonts w:ascii="MS Gothic" w:hAnsi="MS Gothic" w:eastAsia="MS Gothic"/>
-                <w:b/>
-                <w:sz w:val="16"/>
-              </w:rPr>
-              <w:t>(9)</w:t>
-            </w:r>
-          </w:p>
-        </w:tc>
-        <w:tc>
-          <w:tcPr>
-            <w:tcW w:type="dxa" w:w="1644"/>
+            <w:tcW w:type="dxa" w:w="454"/>
             <w:vAlign w:val="center"/>
           </w:tcPr>
           <w:p>
@@ -2595,35 +1437,55 @@
             </w:pPr>
             <w:r>
               <w:rPr>
-                <w:rFonts w:ascii="MS Gothic" w:hAnsi="MS Gothic" w:eastAsia="MS Gothic"/>
+                <w:rFonts w:ascii="Arial" w:hAnsi="Arial" w:eastAsia="MS PGothic"/>
+                <w:b/>
+                <w:sz w:val="19"/>
+              </w:rPr>
+              <w:t>(9)</w:t>
+            </w:r>
+          </w:p>
+        </w:tc>
+        <w:tc>
+          <w:tcPr>
+            <w:tcW w:type="dxa" w:w="1247"/>
+            <w:vAlign w:val="center"/>
+          </w:tcPr>
+          <w:p>
+            <w:pPr>
+              <w:spacing w:before="0" w:after="0"/>
+              <w:jc w:val="left"/>
+            </w:pPr>
+            <w:r>
+              <w:rPr>
+                <w:rFonts w:ascii="Arial" w:hAnsi="Arial" w:eastAsia="MS PGothic"/>
                 <w:b w:val="0"/>
-                <w:sz w:val="18"/>
+                <w:sz w:val="21"/>
               </w:rPr>
             </w:r>
           </w:p>
         </w:tc>
         <w:tc>
           <w:tcPr>
-            <w:tcW w:type="dxa" w:w="1644"/>
+            <w:tcW w:type="dxa" w:w="1247"/>
             <w:vAlign w:val="center"/>
           </w:tcPr>
           <w:p>
             <w:pPr>
               <w:spacing w:before="0" w:after="0"/>
-              <w:jc w:val="center"/>
+              <w:jc w:val="left"/>
             </w:pPr>
             <w:r>
               <w:rPr>
-                <w:rFonts w:ascii="MS Gothic" w:hAnsi="MS Gothic" w:eastAsia="MS Gothic"/>
+                <w:rFonts w:ascii="Arial" w:hAnsi="Arial" w:eastAsia="MS PGothic"/>
                 <w:b w:val="0"/>
-                <w:sz w:val="18"/>
+                <w:sz w:val="21"/>
               </w:rPr>
             </w:r>
           </w:p>
         </w:tc>
         <w:tc>
           <w:tcPr>
-            <w:tcW w:type="dxa" w:w="1644"/>
+            <w:tcW w:type="dxa" w:w="1247"/>
             <w:tcBorders>
               <w:top w:val="none" w:sz="0" w:space="0" w:color="auto"/>
               <w:left w:val="none" w:sz="0" w:space="0" w:color="auto"/>
@@ -2638,32 +1500,11 @@
       </w:tr>
       <w:tr>
         <w:trPr>
-          <w:trHeight w:val="374" w:hRule="exact"/>
+          <w:trHeight w:val="408" w:hRule="exact"/>
         </w:trPr>
         <w:tc>
           <w:tcPr>
-            <w:tcW w:type="dxa" w:w="340"/>
-            <w:vAlign w:val="center"/>
-            <w:shd w:val="clear" w:color="auto" w:fill="D9D9D9"/>
-          </w:tcPr>
-          <w:p>
-            <w:pPr>
-              <w:spacing w:before="0" w:after="0"/>
-              <w:jc w:val="center"/>
-            </w:pPr>
-            <w:r>
-              <w:rPr>
-                <w:rFonts w:ascii="MS Gothic" w:hAnsi="MS Gothic" w:eastAsia="MS Gothic"/>
-                <w:b/>
-                <w:sz w:val="16"/>
-              </w:rPr>
-              <w:t>(4)</w:t>
-            </w:r>
-          </w:p>
-        </w:tc>
-        <w:tc>
-          <w:tcPr>
-            <w:tcW w:type="dxa" w:w="1644"/>
+            <w:tcW w:type="dxa" w:w="454"/>
             <w:vAlign w:val="center"/>
           </w:tcPr>
           <w:p>
@@ -2673,16 +1514,74 @@
             </w:pPr>
             <w:r>
               <w:rPr>
-                <w:rFonts w:ascii="MS Gothic" w:hAnsi="MS Gothic" w:eastAsia="MS Gothic"/>
+                <w:rFonts w:ascii="Arial" w:hAnsi="Arial" w:eastAsia="MS PGothic"/>
+                <w:b/>
+                <w:sz w:val="19"/>
+              </w:rPr>
+              <w:t>(4)</w:t>
+            </w:r>
+          </w:p>
+        </w:tc>
+        <w:tc>
+          <w:tcPr>
+            <w:tcW w:type="dxa" w:w="1247"/>
+            <w:vAlign w:val="center"/>
+          </w:tcPr>
+          <w:p>
+            <w:pPr>
+              <w:spacing w:before="0" w:after="0"/>
+              <w:jc w:val="left"/>
+            </w:pPr>
+            <w:r>
+              <w:rPr>
+                <w:rFonts w:ascii="Arial" w:hAnsi="Arial" w:eastAsia="MS PGothic"/>
                 <w:b w:val="0"/>
-                <w:sz w:val="18"/>
+                <w:sz w:val="21"/>
               </w:rPr>
             </w:r>
           </w:p>
         </w:tc>
         <w:tc>
           <w:tcPr>
-            <w:tcW w:type="dxa" w:w="1644"/>
+            <w:tcW w:type="dxa" w:w="1247"/>
+            <w:vAlign w:val="center"/>
+          </w:tcPr>
+          <w:p>
+            <w:pPr>
+              <w:spacing w:before="0" w:after="0"/>
+              <w:jc w:val="left"/>
+            </w:pPr>
+            <w:r>
+              <w:rPr>
+                <w:rFonts w:ascii="Arial" w:hAnsi="Arial" w:eastAsia="MS PGothic"/>
+                <w:b w:val="0"/>
+                <w:sz w:val="21"/>
+              </w:rPr>
+            </w:r>
+          </w:p>
+        </w:tc>
+        <w:tc>
+          <w:tcPr>
+            <w:tcW w:type="dxa" w:w="1247"/>
+            <w:vAlign w:val="center"/>
+          </w:tcPr>
+          <w:p>
+            <w:pPr>
+              <w:spacing w:before="0" w:after="0"/>
+              <w:jc w:val="left"/>
+            </w:pPr>
+            <w:r>
+              <w:rPr>
+                <w:rFonts w:ascii="Arial" w:hAnsi="Arial" w:eastAsia="MS PGothic"/>
+                <w:b w:val="0"/>
+                <w:sz w:val="21"/>
+              </w:rPr>
+            </w:r>
+          </w:p>
+        </w:tc>
+        <w:tc>
+          <w:tcPr>
+            <w:tcW w:type="dxa" w:w="454"/>
             <w:vAlign w:val="center"/>
           </w:tcPr>
           <w:p>
@@ -2692,48 +1591,9 @@
             </w:pPr>
             <w:r>
               <w:rPr>
-                <w:rFonts w:ascii="MS Gothic" w:hAnsi="MS Gothic" w:eastAsia="MS Gothic"/>
-                <w:b w:val="0"/>
-                <w:sz w:val="18"/>
-              </w:rPr>
-            </w:r>
-          </w:p>
-        </w:tc>
-        <w:tc>
-          <w:tcPr>
-            <w:tcW w:type="dxa" w:w="1644"/>
-            <w:vAlign w:val="center"/>
-          </w:tcPr>
-          <w:p>
-            <w:pPr>
-              <w:spacing w:before="0" w:after="0"/>
-              <w:jc w:val="center"/>
-            </w:pPr>
-            <w:r>
-              <w:rPr>
-                <w:rFonts w:ascii="MS Gothic" w:hAnsi="MS Gothic" w:eastAsia="MS Gothic"/>
-                <w:b w:val="0"/>
-                <w:sz w:val="18"/>
-              </w:rPr>
-            </w:r>
-          </w:p>
-        </w:tc>
-        <w:tc>
-          <w:tcPr>
-            <w:tcW w:type="dxa" w:w="340"/>
-            <w:vAlign w:val="center"/>
-            <w:shd w:val="clear" w:color="auto" w:fill="D9D9D9"/>
-          </w:tcPr>
-          <w:p>
-            <w:pPr>
-              <w:spacing w:before="0" w:after="0"/>
-              <w:jc w:val="center"/>
-            </w:pPr>
-            <w:r>
-              <w:rPr>
-                <w:rFonts w:ascii="MS Gothic" w:hAnsi="MS Gothic" w:eastAsia="MS Gothic"/>
+                <w:rFonts w:ascii="Arial" w:hAnsi="Arial" w:eastAsia="MS PGothic"/>
                 <w:b/>
-                <w:sz w:val="16"/>
+                <w:sz w:val="19"/>
               </w:rPr>
               <w:t>(10)</w:t>
             </w:r>
@@ -2741,45 +1601,45 @@
         </w:tc>
         <w:tc>
           <w:tcPr>
-            <w:tcW w:type="dxa" w:w="1644"/>
+            <w:tcW w:type="dxa" w:w="1247"/>
             <w:vAlign w:val="center"/>
           </w:tcPr>
           <w:p>
             <w:pPr>
               <w:spacing w:before="0" w:after="0"/>
-              <w:jc w:val="center"/>
+              <w:jc w:val="left"/>
             </w:pPr>
             <w:r>
               <w:rPr>
-                <w:rFonts w:ascii="MS Gothic" w:hAnsi="MS Gothic" w:eastAsia="MS Gothic"/>
+                <w:rFonts w:ascii="Arial" w:hAnsi="Arial" w:eastAsia="MS PGothic"/>
                 <w:b w:val="0"/>
-                <w:sz w:val="18"/>
+                <w:sz w:val="21"/>
               </w:rPr>
             </w:r>
           </w:p>
         </w:tc>
         <w:tc>
           <w:tcPr>
-            <w:tcW w:type="dxa" w:w="1644"/>
+            <w:tcW w:type="dxa" w:w="1247"/>
             <w:vAlign w:val="center"/>
           </w:tcPr>
           <w:p>
             <w:pPr>
               <w:spacing w:before="0" w:after="0"/>
-              <w:jc w:val="center"/>
+              <w:jc w:val="left"/>
             </w:pPr>
             <w:r>
               <w:rPr>
-                <w:rFonts w:ascii="MS Gothic" w:hAnsi="MS Gothic" w:eastAsia="MS Gothic"/>
+                <w:rFonts w:ascii="Arial" w:hAnsi="Arial" w:eastAsia="MS PGothic"/>
                 <w:b w:val="0"/>
-                <w:sz w:val="18"/>
+                <w:sz w:val="21"/>
               </w:rPr>
             </w:r>
           </w:p>
         </w:tc>
         <w:tc>
           <w:tcPr>
-            <w:tcW w:type="dxa" w:w="1644"/>
+            <w:tcW w:type="dxa" w:w="1247"/>
             <w:tcBorders>
               <w:top w:val="none" w:sz="0" w:space="0" w:color="auto"/>
               <w:left w:val="none" w:sz="0" w:space="0" w:color="auto"/>
@@ -2794,32 +1654,11 @@
       </w:tr>
       <w:tr>
         <w:trPr>
-          <w:trHeight w:val="374" w:hRule="exact"/>
+          <w:trHeight w:val="408" w:hRule="exact"/>
         </w:trPr>
         <w:tc>
           <w:tcPr>
-            <w:tcW w:type="dxa" w:w="340"/>
-            <w:vAlign w:val="center"/>
-            <w:shd w:val="clear" w:color="auto" w:fill="D9D9D9"/>
-          </w:tcPr>
-          <w:p>
-            <w:pPr>
-              <w:spacing w:before="0" w:after="0"/>
-              <w:jc w:val="center"/>
-            </w:pPr>
-            <w:r>
-              <w:rPr>
-                <w:rFonts w:ascii="MS Gothic" w:hAnsi="MS Gothic" w:eastAsia="MS Gothic"/>
-                <w:b/>
-                <w:sz w:val="16"/>
-              </w:rPr>
-              <w:t>(5)</w:t>
-            </w:r>
-          </w:p>
-        </w:tc>
-        <w:tc>
-          <w:tcPr>
-            <w:tcW w:type="dxa" w:w="1644"/>
+            <w:tcW w:type="dxa" w:w="454"/>
             <w:vAlign w:val="center"/>
           </w:tcPr>
           <w:p>
@@ -2829,16 +1668,74 @@
             </w:pPr>
             <w:r>
               <w:rPr>
-                <w:rFonts w:ascii="MS Gothic" w:hAnsi="MS Gothic" w:eastAsia="MS Gothic"/>
+                <w:rFonts w:ascii="Arial" w:hAnsi="Arial" w:eastAsia="MS PGothic"/>
+                <w:b/>
+                <w:sz w:val="19"/>
+              </w:rPr>
+              <w:t>(5)</w:t>
+            </w:r>
+          </w:p>
+        </w:tc>
+        <w:tc>
+          <w:tcPr>
+            <w:tcW w:type="dxa" w:w="1247"/>
+            <w:vAlign w:val="center"/>
+          </w:tcPr>
+          <w:p>
+            <w:pPr>
+              <w:spacing w:before="0" w:after="0"/>
+              <w:jc w:val="left"/>
+            </w:pPr>
+            <w:r>
+              <w:rPr>
+                <w:rFonts w:ascii="Arial" w:hAnsi="Arial" w:eastAsia="MS PGothic"/>
                 <w:b w:val="0"/>
-                <w:sz w:val="18"/>
+                <w:sz w:val="21"/>
               </w:rPr>
             </w:r>
           </w:p>
         </w:tc>
         <w:tc>
           <w:tcPr>
-            <w:tcW w:type="dxa" w:w="1644"/>
+            <w:tcW w:type="dxa" w:w="1247"/>
+            <w:vAlign w:val="center"/>
+          </w:tcPr>
+          <w:p>
+            <w:pPr>
+              <w:spacing w:before="0" w:after="0"/>
+              <w:jc w:val="left"/>
+            </w:pPr>
+            <w:r>
+              <w:rPr>
+                <w:rFonts w:ascii="Arial" w:hAnsi="Arial" w:eastAsia="MS PGothic"/>
+                <w:b w:val="0"/>
+                <w:sz w:val="21"/>
+              </w:rPr>
+            </w:r>
+          </w:p>
+        </w:tc>
+        <w:tc>
+          <w:tcPr>
+            <w:tcW w:type="dxa" w:w="1247"/>
+            <w:vAlign w:val="center"/>
+          </w:tcPr>
+          <w:p>
+            <w:pPr>
+              <w:spacing w:before="0" w:after="0"/>
+              <w:jc w:val="left"/>
+            </w:pPr>
+            <w:r>
+              <w:rPr>
+                <w:rFonts w:ascii="Arial" w:hAnsi="Arial" w:eastAsia="MS PGothic"/>
+                <w:b w:val="0"/>
+                <w:sz w:val="21"/>
+              </w:rPr>
+            </w:r>
+          </w:p>
+        </w:tc>
+        <w:tc>
+          <w:tcPr>
+            <w:tcW w:type="dxa" w:w="454"/>
             <w:vAlign w:val="center"/>
           </w:tcPr>
           <w:p>
@@ -2848,48 +1745,9 @@
             </w:pPr>
             <w:r>
               <w:rPr>
-                <w:rFonts w:ascii="MS Gothic" w:hAnsi="MS Gothic" w:eastAsia="MS Gothic"/>
-                <w:b w:val="0"/>
-                <w:sz w:val="18"/>
-              </w:rPr>
-            </w:r>
-          </w:p>
-        </w:tc>
-        <w:tc>
-          <w:tcPr>
-            <w:tcW w:type="dxa" w:w="1644"/>
-            <w:vAlign w:val="center"/>
-          </w:tcPr>
-          <w:p>
-            <w:pPr>
-              <w:spacing w:before="0" w:after="0"/>
-              <w:jc w:val="center"/>
-            </w:pPr>
-            <w:r>
-              <w:rPr>
-                <w:rFonts w:ascii="MS Gothic" w:hAnsi="MS Gothic" w:eastAsia="MS Gothic"/>
-                <w:b w:val="0"/>
-                <w:sz w:val="18"/>
-              </w:rPr>
-            </w:r>
-          </w:p>
-        </w:tc>
-        <w:tc>
-          <w:tcPr>
-            <w:tcW w:type="dxa" w:w="340"/>
-            <w:vAlign w:val="center"/>
-            <w:shd w:val="clear" w:color="auto" w:fill="D9D9D9"/>
-          </w:tcPr>
-          <w:p>
-            <w:pPr>
-              <w:spacing w:before="0" w:after="0"/>
-              <w:jc w:val="center"/>
-            </w:pPr>
-            <w:r>
-              <w:rPr>
-                <w:rFonts w:ascii="MS Gothic" w:hAnsi="MS Gothic" w:eastAsia="MS Gothic"/>
+                <w:rFonts w:ascii="Arial" w:hAnsi="Arial" w:eastAsia="MS PGothic"/>
                 <w:b/>
-                <w:sz w:val="16"/>
+                <w:sz w:val="19"/>
               </w:rPr>
               <w:t>(11)</w:t>
             </w:r>
@@ -2897,45 +1755,45 @@
         </w:tc>
         <w:tc>
           <w:tcPr>
-            <w:tcW w:type="dxa" w:w="1644"/>
+            <w:tcW w:type="dxa" w:w="1247"/>
             <w:vAlign w:val="center"/>
           </w:tcPr>
           <w:p>
             <w:pPr>
               <w:spacing w:before="0" w:after="0"/>
-              <w:jc w:val="center"/>
+              <w:jc w:val="left"/>
             </w:pPr>
             <w:r>
               <w:rPr>
-                <w:rFonts w:ascii="MS Gothic" w:hAnsi="MS Gothic" w:eastAsia="MS Gothic"/>
+                <w:rFonts w:ascii="Arial" w:hAnsi="Arial" w:eastAsia="MS PGothic"/>
                 <w:b w:val="0"/>
-                <w:sz w:val="18"/>
+                <w:sz w:val="21"/>
               </w:rPr>
             </w:r>
           </w:p>
         </w:tc>
         <w:tc>
           <w:tcPr>
-            <w:tcW w:type="dxa" w:w="1644"/>
+            <w:tcW w:type="dxa" w:w="1247"/>
             <w:vAlign w:val="center"/>
           </w:tcPr>
           <w:p>
             <w:pPr>
               <w:spacing w:before="0" w:after="0"/>
-              <w:jc w:val="center"/>
+              <w:jc w:val="left"/>
             </w:pPr>
             <w:r>
               <w:rPr>
-                <w:rFonts w:ascii="MS Gothic" w:hAnsi="MS Gothic" w:eastAsia="MS Gothic"/>
+                <w:rFonts w:ascii="Arial" w:hAnsi="Arial" w:eastAsia="MS PGothic"/>
                 <w:b w:val="0"/>
-                <w:sz w:val="18"/>
+                <w:sz w:val="21"/>
               </w:rPr>
             </w:r>
           </w:p>
         </w:tc>
         <w:tc>
           <w:tcPr>
-            <w:tcW w:type="dxa" w:w="1644"/>
+            <w:tcW w:type="dxa" w:w="1247"/>
             <w:tcBorders>
               <w:top w:val="none" w:sz="0" w:space="0" w:color="auto"/>
               <w:left w:val="none" w:sz="0" w:space="0" w:color="auto"/>
@@ -2950,32 +1808,11 @@
       </w:tr>
       <w:tr>
         <w:trPr>
-          <w:trHeight w:val="374" w:hRule="exact"/>
+          <w:trHeight w:val="408" w:hRule="exact"/>
         </w:trPr>
         <w:tc>
           <w:tcPr>
-            <w:tcW w:type="dxa" w:w="340"/>
-            <w:vAlign w:val="center"/>
-            <w:shd w:val="clear" w:color="auto" w:fill="D9D9D9"/>
-          </w:tcPr>
-          <w:p>
-            <w:pPr>
-              <w:spacing w:before="0" w:after="0"/>
-              <w:jc w:val="center"/>
-            </w:pPr>
-            <w:r>
-              <w:rPr>
-                <w:rFonts w:ascii="MS Gothic" w:hAnsi="MS Gothic" w:eastAsia="MS Gothic"/>
-                <w:b/>
-                <w:sz w:val="16"/>
-              </w:rPr>
-              <w:t>(6)</w:t>
-            </w:r>
-          </w:p>
-        </w:tc>
-        <w:tc>
-          <w:tcPr>
-            <w:tcW w:type="dxa" w:w="1644"/>
+            <w:tcW w:type="dxa" w:w="454"/>
             <w:vAlign w:val="center"/>
           </w:tcPr>
           <w:p>
@@ -2985,16 +1822,74 @@
             </w:pPr>
             <w:r>
               <w:rPr>
-                <w:rFonts w:ascii="MS Gothic" w:hAnsi="MS Gothic" w:eastAsia="MS Gothic"/>
+                <w:rFonts w:ascii="Arial" w:hAnsi="Arial" w:eastAsia="MS PGothic"/>
+                <w:b/>
+                <w:sz w:val="19"/>
+              </w:rPr>
+              <w:t>(6)</w:t>
+            </w:r>
+          </w:p>
+        </w:tc>
+        <w:tc>
+          <w:tcPr>
+            <w:tcW w:type="dxa" w:w="1247"/>
+            <w:vAlign w:val="center"/>
+          </w:tcPr>
+          <w:p>
+            <w:pPr>
+              <w:spacing w:before="0" w:after="0"/>
+              <w:jc w:val="left"/>
+            </w:pPr>
+            <w:r>
+              <w:rPr>
+                <w:rFonts w:ascii="Arial" w:hAnsi="Arial" w:eastAsia="MS PGothic"/>
                 <w:b w:val="0"/>
-                <w:sz w:val="18"/>
+                <w:sz w:val="21"/>
               </w:rPr>
             </w:r>
           </w:p>
         </w:tc>
         <w:tc>
           <w:tcPr>
-            <w:tcW w:type="dxa" w:w="1644"/>
+            <w:tcW w:type="dxa" w:w="1247"/>
+            <w:vAlign w:val="center"/>
+          </w:tcPr>
+          <w:p>
+            <w:pPr>
+              <w:spacing w:before="0" w:after="0"/>
+              <w:jc w:val="left"/>
+            </w:pPr>
+            <w:r>
+              <w:rPr>
+                <w:rFonts w:ascii="Arial" w:hAnsi="Arial" w:eastAsia="MS PGothic"/>
+                <w:b w:val="0"/>
+                <w:sz w:val="21"/>
+              </w:rPr>
+            </w:r>
+          </w:p>
+        </w:tc>
+        <w:tc>
+          <w:tcPr>
+            <w:tcW w:type="dxa" w:w="1247"/>
+            <w:vAlign w:val="center"/>
+          </w:tcPr>
+          <w:p>
+            <w:pPr>
+              <w:spacing w:before="0" w:after="0"/>
+              <w:jc w:val="left"/>
+            </w:pPr>
+            <w:r>
+              <w:rPr>
+                <w:rFonts w:ascii="Arial" w:hAnsi="Arial" w:eastAsia="MS PGothic"/>
+                <w:b w:val="0"/>
+                <w:sz w:val="21"/>
+              </w:rPr>
+            </w:r>
+          </w:p>
+        </w:tc>
+        <w:tc>
+          <w:tcPr>
+            <w:tcW w:type="dxa" w:w="454"/>
             <w:vAlign w:val="center"/>
           </w:tcPr>
           <w:p>
@@ -3004,48 +1899,9 @@
             </w:pPr>
             <w:r>
               <w:rPr>
-                <w:rFonts w:ascii="MS Gothic" w:hAnsi="MS Gothic" w:eastAsia="MS Gothic"/>
-                <w:b w:val="0"/>
-                <w:sz w:val="18"/>
-              </w:rPr>
-            </w:r>
-          </w:p>
-        </w:tc>
-        <w:tc>
-          <w:tcPr>
-            <w:tcW w:type="dxa" w:w="1644"/>
-            <w:vAlign w:val="center"/>
-          </w:tcPr>
-          <w:p>
-            <w:pPr>
-              <w:spacing w:before="0" w:after="0"/>
-              <w:jc w:val="center"/>
-            </w:pPr>
-            <w:r>
-              <w:rPr>
-                <w:rFonts w:ascii="MS Gothic" w:hAnsi="MS Gothic" w:eastAsia="MS Gothic"/>
-                <w:b w:val="0"/>
-                <w:sz w:val="18"/>
-              </w:rPr>
-            </w:r>
-          </w:p>
-        </w:tc>
-        <w:tc>
-          <w:tcPr>
-            <w:tcW w:type="dxa" w:w="340"/>
-            <w:vAlign w:val="center"/>
-            <w:shd w:val="clear" w:color="auto" w:fill="D9D9D9"/>
-          </w:tcPr>
-          <w:p>
-            <w:pPr>
-              <w:spacing w:before="0" w:after="0"/>
-              <w:jc w:val="center"/>
-            </w:pPr>
-            <w:r>
-              <w:rPr>
-                <w:rFonts w:ascii="MS Gothic" w:hAnsi="MS Gothic" w:eastAsia="MS Gothic"/>
+                <w:rFonts w:ascii="Arial" w:hAnsi="Arial" w:eastAsia="MS PGothic"/>
                 <w:b/>
-                <w:sz w:val="16"/>
+                <w:sz w:val="19"/>
               </w:rPr>
               <w:t>(12)</w:t>
             </w:r>
@@ -3053,26 +1909,26 @@
         </w:tc>
         <w:tc>
           <w:tcPr>
-            <w:tcW w:type="dxa" w:w="1644"/>
+            <w:tcW w:type="dxa" w:w="1247"/>
             <w:vAlign w:val="center"/>
           </w:tcPr>
           <w:p>
             <w:pPr>
               <w:spacing w:before="0" w:after="0"/>
-              <w:jc w:val="center"/>
+              <w:jc w:val="left"/>
             </w:pPr>
             <w:r>
               <w:rPr>
-                <w:rFonts w:ascii="MS Gothic" w:hAnsi="MS Gothic" w:eastAsia="MS Gothic"/>
+                <w:rFonts w:ascii="Arial" w:hAnsi="Arial" w:eastAsia="MS PGothic"/>
                 <w:b w:val="0"/>
-                <w:sz w:val="18"/>
+                <w:sz w:val="21"/>
               </w:rPr>
             </w:r>
           </w:p>
         </w:tc>
         <w:tc>
           <w:tcPr>
-            <w:tcW w:type="dxa" w:w="1644"/>
+            <w:tcW w:type="dxa" w:w="1247"/>
             <w:tcBorders>
               <w:top w:val="none" w:sz="0" w:space="0" w:color="auto"/>
               <w:left w:val="none" w:sz="0" w:space="0" w:color="auto"/>
@@ -3086,7 +1942,7 @@
         </w:tc>
         <w:tc>
           <w:tcPr>
-            <w:tcW w:type="dxa" w:w="1644"/>
+            <w:tcW w:type="dxa" w:w="1247"/>
             <w:tcBorders>
               <w:top w:val="none" w:sz="0" w:space="0" w:color="auto"/>
               <w:left w:val="none" w:sz="0" w:space="0" w:color="auto"/>
@@ -3102,13 +1958,14 @@
     </w:tbl>
     <w:p>
       <w:pPr>
-        <w:spacing w:before="40" w:after="20"/>
+        <w:spacing w:before="60" w:after="20"/>
+        <w:jc w:val="left"/>
       </w:pPr>
       <w:r>
         <w:rPr>
-          <w:rFonts w:ascii="MS Gothic" w:hAnsi="MS Gothic" w:eastAsia="MS Gothic"/>
+          <w:rFonts w:ascii="Arial" w:hAnsi="Arial" w:eastAsia="MS PGothic"/>
           <w:b w:val="0"/>
-          <w:sz w:val="17"/>
+          <w:sz w:val="19"/>
         </w:rPr>
         <w:t>C（1×6=6点）</w:t>
       </w:r>
@@ -3130,24 +1987,23 @@
       </w:tblGrid>
       <w:tr>
         <w:trPr>
-          <w:trHeight w:val="238" w:hRule="exact"/>
+          <w:trHeight w:val="476" w:hRule="exact"/>
         </w:trPr>
         <w:tc>
           <w:tcPr>
-            <w:tcW w:type="dxa" w:w="1757"/>
+            <w:tcW w:type="dxa" w:w="1701"/>
             <w:vAlign w:val="center"/>
-            <w:shd w:val="clear" w:color="auto" w:fill="D9D9D9"/>
           </w:tcPr>
           <w:p>
             <w:pPr>
               <w:spacing w:before="0" w:after="0"/>
-              <w:jc w:val="center"/>
+              <w:jc w:val="left"/>
             </w:pPr>
             <w:r>
               <w:rPr>
-                <w:rFonts w:ascii="MS Gothic" w:hAnsi="MS Gothic" w:eastAsia="MS Gothic"/>
-                <w:b/>
-                <w:sz w:val="16"/>
+                <w:rFonts w:ascii="Arial" w:hAnsi="Arial" w:eastAsia="MS PGothic"/>
+                <w:b w:val="0"/>
+                <w:sz w:val="21"/>
               </w:rPr>
               <w:t>(1)</w:t>
             </w:r>
@@ -3155,20 +2011,19 @@
         </w:tc>
         <w:tc>
           <w:tcPr>
-            <w:tcW w:type="dxa" w:w="1757"/>
+            <w:tcW w:type="dxa" w:w="1701"/>
             <w:vAlign w:val="center"/>
-            <w:shd w:val="clear" w:color="auto" w:fill="D9D9D9"/>
           </w:tcPr>
           <w:p>
             <w:pPr>
               <w:spacing w:before="0" w:after="0"/>
-              <w:jc w:val="center"/>
+              <w:jc w:val="left"/>
             </w:pPr>
             <w:r>
               <w:rPr>
-                <w:rFonts w:ascii="MS Gothic" w:hAnsi="MS Gothic" w:eastAsia="MS Gothic"/>
-                <w:b/>
-                <w:sz w:val="16"/>
+                <w:rFonts w:ascii="Arial" w:hAnsi="Arial" w:eastAsia="MS PGothic"/>
+                <w:b w:val="0"/>
+                <w:sz w:val="21"/>
               </w:rPr>
               <w:t>(2)</w:t>
             </w:r>
@@ -3176,20 +2031,19 @@
         </w:tc>
         <w:tc>
           <w:tcPr>
-            <w:tcW w:type="dxa" w:w="1757"/>
+            <w:tcW w:type="dxa" w:w="1701"/>
             <w:vAlign w:val="center"/>
-            <w:shd w:val="clear" w:color="auto" w:fill="D9D9D9"/>
           </w:tcPr>
           <w:p>
             <w:pPr>
               <w:spacing w:before="0" w:after="0"/>
-              <w:jc w:val="center"/>
+              <w:jc w:val="left"/>
             </w:pPr>
             <w:r>
               <w:rPr>
-                <w:rFonts w:ascii="MS Gothic" w:hAnsi="MS Gothic" w:eastAsia="MS Gothic"/>
-                <w:b/>
-                <w:sz w:val="16"/>
+                <w:rFonts w:ascii="Arial" w:hAnsi="Arial" w:eastAsia="MS PGothic"/>
+                <w:b w:val="0"/>
+                <w:sz w:val="21"/>
               </w:rPr>
               <w:t>(3)</w:t>
             </w:r>
@@ -3197,20 +2051,19 @@
         </w:tc>
         <w:tc>
           <w:tcPr>
-            <w:tcW w:type="dxa" w:w="1757"/>
+            <w:tcW w:type="dxa" w:w="1701"/>
             <w:vAlign w:val="center"/>
-            <w:shd w:val="clear" w:color="auto" w:fill="D9D9D9"/>
           </w:tcPr>
           <w:p>
             <w:pPr>
               <w:spacing w:before="0" w:after="0"/>
-              <w:jc w:val="center"/>
+              <w:jc w:val="left"/>
             </w:pPr>
             <w:r>
               <w:rPr>
-                <w:rFonts w:ascii="MS Gothic" w:hAnsi="MS Gothic" w:eastAsia="MS Gothic"/>
-                <w:b/>
-                <w:sz w:val="16"/>
+                <w:rFonts w:ascii="Arial" w:hAnsi="Arial" w:eastAsia="MS PGothic"/>
+                <w:b w:val="0"/>
+                <w:sz w:val="21"/>
               </w:rPr>
               <w:t>(4)</w:t>
             </w:r>
@@ -3218,20 +2071,19 @@
         </w:tc>
         <w:tc>
           <w:tcPr>
-            <w:tcW w:type="dxa" w:w="1757"/>
+            <w:tcW w:type="dxa" w:w="1701"/>
             <w:vAlign w:val="center"/>
-            <w:shd w:val="clear" w:color="auto" w:fill="D9D9D9"/>
           </w:tcPr>
           <w:p>
             <w:pPr>
               <w:spacing w:before="0" w:after="0"/>
-              <w:jc w:val="center"/>
+              <w:jc w:val="left"/>
             </w:pPr>
             <w:r>
               <w:rPr>
-                <w:rFonts w:ascii="MS Gothic" w:hAnsi="MS Gothic" w:eastAsia="MS Gothic"/>
-                <w:b/>
-                <w:sz w:val="16"/>
+                <w:rFonts w:ascii="Arial" w:hAnsi="Arial" w:eastAsia="MS PGothic"/>
+                <w:b w:val="0"/>
+                <w:sz w:val="21"/>
               </w:rPr>
               <w:t>(5)</w:t>
             </w:r>
@@ -3239,141 +2091,21 @@
         </w:tc>
         <w:tc>
           <w:tcPr>
-            <w:tcW w:type="dxa" w:w="1757"/>
-            <w:vAlign w:val="center"/>
-            <w:shd w:val="clear" w:color="auto" w:fill="D9D9D9"/>
-          </w:tcPr>
-          <w:p>
-            <w:pPr>
-              <w:spacing w:before="0" w:after="0"/>
-              <w:jc w:val="center"/>
-            </w:pPr>
-            <w:r>
-              <w:rPr>
-                <w:rFonts w:ascii="MS Gothic" w:hAnsi="MS Gothic" w:eastAsia="MS Gothic"/>
-                <w:b/>
-                <w:sz w:val="16"/>
-              </w:rPr>
-              <w:t>(6)</w:t>
-            </w:r>
-          </w:p>
-        </w:tc>
-      </w:tr>
-      <w:tr>
-        <w:trPr>
-          <w:trHeight w:val="385" w:hRule="exact"/>
-        </w:trPr>
-        <w:tc>
-          <w:tcPr>
-            <w:tcW w:type="dxa" w:w="1757"/>
+            <w:tcW w:type="dxa" w:w="1701"/>
             <w:vAlign w:val="center"/>
           </w:tcPr>
           <w:p>
             <w:pPr>
               <w:spacing w:before="0" w:after="0"/>
-              <w:jc w:val="center"/>
+              <w:jc w:val="left"/>
             </w:pPr>
             <w:r>
               <w:rPr>
-                <w:rFonts w:ascii="MS Gothic" w:hAnsi="MS Gothic" w:eastAsia="MS Gothic"/>
+                <w:rFonts w:ascii="Arial" w:hAnsi="Arial" w:eastAsia="MS PGothic"/>
                 <w:b w:val="0"/>
-                <w:sz w:val="18"/>
+                <w:sz w:val="21"/>
               </w:rPr>
-            </w:r>
-          </w:p>
-        </w:tc>
-        <w:tc>
-          <w:tcPr>
-            <w:tcW w:type="dxa" w:w="1757"/>
-            <w:vAlign w:val="center"/>
-          </w:tcPr>
-          <w:p>
-            <w:pPr>
-              <w:spacing w:before="0" w:after="0"/>
-              <w:jc w:val="center"/>
-            </w:pPr>
-            <w:r>
-              <w:rPr>
-                <w:rFonts w:ascii="MS Gothic" w:hAnsi="MS Gothic" w:eastAsia="MS Gothic"/>
-                <w:b w:val="0"/>
-                <w:sz w:val="18"/>
-              </w:rPr>
-            </w:r>
-          </w:p>
-        </w:tc>
-        <w:tc>
-          <w:tcPr>
-            <w:tcW w:type="dxa" w:w="1757"/>
-            <w:vAlign w:val="center"/>
-          </w:tcPr>
-          <w:p>
-            <w:pPr>
-              <w:spacing w:before="0" w:after="0"/>
-              <w:jc w:val="center"/>
-            </w:pPr>
-            <w:r>
-              <w:rPr>
-                <w:rFonts w:ascii="MS Gothic" w:hAnsi="MS Gothic" w:eastAsia="MS Gothic"/>
-                <w:b w:val="0"/>
-                <w:sz w:val="18"/>
-              </w:rPr>
-            </w:r>
-          </w:p>
-        </w:tc>
-        <w:tc>
-          <w:tcPr>
-            <w:tcW w:type="dxa" w:w="1757"/>
-            <w:vAlign w:val="center"/>
-          </w:tcPr>
-          <w:p>
-            <w:pPr>
-              <w:spacing w:before="0" w:after="0"/>
-              <w:jc w:val="center"/>
-            </w:pPr>
-            <w:r>
-              <w:rPr>
-                <w:rFonts w:ascii="MS Gothic" w:hAnsi="MS Gothic" w:eastAsia="MS Gothic"/>
-                <w:b w:val="0"/>
-                <w:sz w:val="18"/>
-              </w:rPr>
-            </w:r>
-          </w:p>
-        </w:tc>
-        <w:tc>
-          <w:tcPr>
-            <w:tcW w:type="dxa" w:w="1757"/>
-            <w:vAlign w:val="center"/>
-          </w:tcPr>
-          <w:p>
-            <w:pPr>
-              <w:spacing w:before="0" w:after="0"/>
-              <w:jc w:val="center"/>
-            </w:pPr>
-            <w:r>
-              <w:rPr>
-                <w:rFonts w:ascii="MS Gothic" w:hAnsi="MS Gothic" w:eastAsia="MS Gothic"/>
-                <w:b w:val="0"/>
-                <w:sz w:val="18"/>
-              </w:rPr>
-            </w:r>
-          </w:p>
-        </w:tc>
-        <w:tc>
-          <w:tcPr>
-            <w:tcW w:type="dxa" w:w="1757"/>
-            <w:vAlign w:val="center"/>
-          </w:tcPr>
-          <w:p>
-            <w:pPr>
-              <w:spacing w:before="0" w:after="0"/>
-              <w:jc w:val="center"/>
-            </w:pPr>
-            <w:r>
-              <w:rPr>
-                <w:rFonts w:ascii="MS Gothic" w:hAnsi="MS Gothic" w:eastAsia="MS Gothic"/>
-                <w:b w:val="0"/>
-                <w:sz w:val="18"/>
-              </w:rPr>
+              <w:t>(6)</w:t>
             </w:r>
           </w:p>
         </w:tc>
@@ -3389,15 +2121,205 @@
     </w:p>
     <w:p>
       <w:pPr>
-        <w:spacing w:before="0" w:after="20"/>
+        <w:spacing w:before="0" w:after="40"/>
+        <w:jc w:val="left"/>
       </w:pPr>
       <w:r>
         <w:rPr>
-          <w:rFonts w:ascii="MS Gothic" w:hAnsi="MS Gothic" w:eastAsia="MS Gothic"/>
+          <w:rFonts w:ascii="Arial" w:hAnsi="Arial" w:eastAsia="MS PGothic"/>
           <w:b/>
-          <w:sz w:val="18"/>
+          <w:sz w:val="21"/>
         </w:rPr>
         <w:t>４　（思考・判断・表現　12点）</w:t>
+      </w:r>
+    </w:p>
+    <w:tbl>
+      <w:tblPr>
+        <w:tblStyle w:val="TableGrid"/>
+        <w:tblW w:type="auto" w:w="0"/>
+        <w:jc w:val="left"/>
+        <w:tblLook w:firstColumn="1" w:firstRow="1" w:lastColumn="0" w:lastRow="0" w:noHBand="0" w:noVBand="1" w:val="04A0"/>
+      </w:tblPr>
+      <w:tblGrid>
+        <w:gridCol w:w="10546"/>
+      </w:tblGrid>
+      <w:tr>
+        <w:trPr>
+          <w:trHeight w:val="567" w:hRule="exact"/>
+        </w:trPr>
+        <w:tc>
+          <w:tcPr>
+            <w:tcW w:type="dxa" w:w="10545"/>
+            <w:vAlign w:val="center"/>
+          </w:tcPr>
+          <w:p>
+            <w:pPr>
+              <w:spacing w:before="0" w:after="0"/>
+              <w:jc w:val="left"/>
+            </w:pPr>
+            <w:r>
+              <w:rPr>
+                <w:rFonts w:ascii="Arial" w:hAnsi="Arial" w:eastAsia="MS PGothic"/>
+                <w:b w:val="0"/>
+                <w:sz w:val="21"/>
+              </w:rPr>
+              <w:t>(1)</w:t>
+            </w:r>
+          </w:p>
+        </w:tc>
+      </w:tr>
+      <w:tr>
+        <w:trPr>
+          <w:trHeight w:val="567" w:hRule="exact"/>
+        </w:trPr>
+        <w:tc>
+          <w:tcPr>
+            <w:tcW w:type="dxa" w:w="10545"/>
+            <w:vAlign w:val="center"/>
+          </w:tcPr>
+          <w:p>
+            <w:pPr>
+              <w:spacing w:before="0" w:after="0"/>
+              <w:jc w:val="left"/>
+            </w:pPr>
+            <w:r>
+              <w:rPr>
+                <w:rFonts w:ascii="Arial" w:hAnsi="Arial" w:eastAsia="MS PGothic"/>
+                <w:b w:val="0"/>
+                <w:sz w:val="21"/>
+              </w:rPr>
+              <w:t>(2)</w:t>
+            </w:r>
+          </w:p>
+        </w:tc>
+      </w:tr>
+      <w:tr>
+        <w:trPr>
+          <w:trHeight w:val="567" w:hRule="exact"/>
+        </w:trPr>
+        <w:tc>
+          <w:tcPr>
+            <w:tcW w:type="dxa" w:w="10545"/>
+            <w:vAlign w:val="center"/>
+          </w:tcPr>
+          <w:p>
+            <w:pPr>
+              <w:spacing w:before="0" w:after="0"/>
+              <w:jc w:val="left"/>
+            </w:pPr>
+            <w:r>
+              <w:rPr>
+                <w:rFonts w:ascii="Arial" w:hAnsi="Arial" w:eastAsia="MS PGothic"/>
+                <w:b w:val="0"/>
+                <w:sz w:val="21"/>
+              </w:rPr>
+              <w:t>(3)</w:t>
+            </w:r>
+          </w:p>
+        </w:tc>
+      </w:tr>
+      <w:tr>
+        <w:trPr>
+          <w:trHeight w:val="567" w:hRule="exact"/>
+        </w:trPr>
+        <w:tc>
+          <w:tcPr>
+            <w:tcW w:type="dxa" w:w="10545"/>
+            <w:vAlign w:val="center"/>
+          </w:tcPr>
+          <w:p>
+            <w:pPr>
+              <w:spacing w:before="0" w:after="0"/>
+              <w:jc w:val="left"/>
+            </w:pPr>
+            <w:r>
+              <w:rPr>
+                <w:rFonts w:ascii="Arial" w:hAnsi="Arial" w:eastAsia="MS PGothic"/>
+                <w:b w:val="0"/>
+                <w:sz w:val="21"/>
+              </w:rPr>
+              <w:t>(4)</w:t>
+            </w:r>
+          </w:p>
+        </w:tc>
+      </w:tr>
+      <w:tr>
+        <w:trPr>
+          <w:trHeight w:val="567" w:hRule="exact"/>
+        </w:trPr>
+        <w:tc>
+          <w:tcPr>
+            <w:tcW w:type="dxa" w:w="10545"/>
+            <w:vAlign w:val="center"/>
+          </w:tcPr>
+          <w:p>
+            <w:pPr>
+              <w:spacing w:before="0" w:after="0"/>
+              <w:jc w:val="left"/>
+            </w:pPr>
+            <w:r>
+              <w:rPr>
+                <w:rFonts w:ascii="Arial" w:hAnsi="Arial" w:eastAsia="MS PGothic"/>
+                <w:b w:val="0"/>
+                <w:sz w:val="21"/>
+              </w:rPr>
+              <w:t>(5)</w:t>
+            </w:r>
+          </w:p>
+        </w:tc>
+      </w:tr>
+      <w:tr>
+        <w:trPr>
+          <w:trHeight w:val="567" w:hRule="exact"/>
+        </w:trPr>
+        <w:tc>
+          <w:tcPr>
+            <w:tcW w:type="dxa" w:w="10545"/>
+            <w:vAlign w:val="center"/>
+          </w:tcPr>
+          <w:p>
+            <w:pPr>
+              <w:spacing w:before="0" w:after="0"/>
+              <w:jc w:val="left"/>
+            </w:pPr>
+            <w:r>
+              <w:rPr>
+                <w:rFonts w:ascii="Arial" w:hAnsi="Arial" w:eastAsia="MS PGothic"/>
+                <w:b w:val="0"/>
+                <w:sz w:val="21"/>
+              </w:rPr>
+              <w:t>(6)</w:t>
+            </w:r>
+          </w:p>
+        </w:tc>
+      </w:tr>
+    </w:tbl>
+    <w:p>
+      <w:pPr>
+        <w:spacing w:before="100" w:after="40"/>
+        <w:jc w:val="left"/>
+      </w:pPr>
+      <w:r>
+        <w:rPr>
+          <w:rFonts w:ascii="Arial" w:hAnsi="Arial" w:eastAsia="MS PGothic"/>
+          <w:b/>
+          <w:sz w:val="21"/>
+        </w:rPr>
+        <w:t>５　（思考・判断・表現　10点）</w:t>
+      </w:r>
+    </w:p>
+    <w:p>
+      <w:pPr>
+        <w:spacing w:before="20" w:after="20"/>
+        <w:jc w:val="left"/>
+      </w:pPr>
+      <w:r>
+        <w:rPr>
+          <w:rFonts w:ascii="Arial" w:hAnsi="Arial" w:eastAsia="MS PGothic"/>
+          <w:b w:val="0"/>
+          <w:sz w:val="19"/>
+        </w:rPr>
+        <w:t>A（1×5=5点）　　　　　　　　　　　　　B（1×5=5点）</w:t>
       </w:r>
     </w:p>
     <w:tbl>
@@ -3413,24 +2335,23 @@
       </w:tblGrid>
       <w:tr>
         <w:trPr>
-          <w:trHeight w:val="481" w:hRule="exact"/>
+          <w:trHeight w:val="510" w:hRule="exact"/>
         </w:trPr>
         <w:tc>
           <w:tcPr>
-            <w:tcW w:type="dxa" w:w="397"/>
+            <w:tcW w:type="dxa" w:w="5272"/>
             <w:vAlign w:val="center"/>
-            <w:shd w:val="clear" w:color="auto" w:fill="D9D9D9"/>
           </w:tcPr>
           <w:p>
             <w:pPr>
               <w:spacing w:before="0" w:after="0"/>
-              <w:jc w:val="center"/>
+              <w:jc w:val="left"/>
             </w:pPr>
             <w:r>
               <w:rPr>
-                <w:rFonts w:ascii="MS Gothic" w:hAnsi="MS Gothic" w:eastAsia="MS Gothic"/>
-                <w:b/>
-                <w:sz w:val="16"/>
+                <w:rFonts w:ascii="Arial" w:hAnsi="Arial" w:eastAsia="MS PGothic"/>
+                <w:b w:val="0"/>
+                <w:sz w:val="21"/>
               </w:rPr>
               <w:t>(1)</w:t>
             </w:r>
@@ -3438,44 +2359,44 @@
         </w:tc>
         <w:tc>
           <w:tcPr>
-            <w:tcW w:type="dxa" w:w="10148"/>
+            <w:tcW w:type="dxa" w:w="5272"/>
             <w:vAlign w:val="center"/>
           </w:tcPr>
           <w:p>
             <w:pPr>
               <w:spacing w:before="0" w:after="0"/>
-              <w:jc w:val="center"/>
+              <w:jc w:val="left"/>
             </w:pPr>
             <w:r>
               <w:rPr>
-                <w:rFonts w:ascii="MS Gothic" w:hAnsi="MS Gothic" w:eastAsia="MS Gothic"/>
+                <w:rFonts w:ascii="Arial" w:hAnsi="Arial" w:eastAsia="MS PGothic"/>
                 <w:b w:val="0"/>
-                <w:sz w:val="18"/>
+                <w:sz w:val="21"/>
               </w:rPr>
+              <w:t>(1)</w:t>
             </w:r>
           </w:p>
         </w:tc>
       </w:tr>
       <w:tr>
         <w:trPr>
-          <w:trHeight w:val="481" w:hRule="exact"/>
+          <w:trHeight w:val="510" w:hRule="exact"/>
         </w:trPr>
         <w:tc>
           <w:tcPr>
-            <w:tcW w:type="dxa" w:w="397"/>
+            <w:tcW w:type="dxa" w:w="5272"/>
             <w:vAlign w:val="center"/>
-            <w:shd w:val="clear" w:color="auto" w:fill="D9D9D9"/>
           </w:tcPr>
           <w:p>
             <w:pPr>
               <w:spacing w:before="0" w:after="0"/>
-              <w:jc w:val="center"/>
+              <w:jc w:val="left"/>
             </w:pPr>
             <w:r>
               <w:rPr>
-                <w:rFonts w:ascii="MS Gothic" w:hAnsi="MS Gothic" w:eastAsia="MS Gothic"/>
-                <w:b/>
-                <w:sz w:val="16"/>
+                <w:rFonts w:ascii="Arial" w:hAnsi="Arial" w:eastAsia="MS PGothic"/>
+                <w:b w:val="0"/>
+                <w:sz w:val="21"/>
               </w:rPr>
               <w:t>(2)</w:t>
             </w:r>
@@ -3483,44 +2404,44 @@
         </w:tc>
         <w:tc>
           <w:tcPr>
-            <w:tcW w:type="dxa" w:w="10148"/>
+            <w:tcW w:type="dxa" w:w="5272"/>
             <w:vAlign w:val="center"/>
           </w:tcPr>
           <w:p>
             <w:pPr>
               <w:spacing w:before="0" w:after="0"/>
-              <w:jc w:val="center"/>
+              <w:jc w:val="left"/>
             </w:pPr>
             <w:r>
               <w:rPr>
-                <w:rFonts w:ascii="MS Gothic" w:hAnsi="MS Gothic" w:eastAsia="MS Gothic"/>
+                <w:rFonts w:ascii="Arial" w:hAnsi="Arial" w:eastAsia="MS PGothic"/>
                 <w:b w:val="0"/>
-                <w:sz w:val="18"/>
+                <w:sz w:val="21"/>
               </w:rPr>
+              <w:t>(2)</w:t>
             </w:r>
           </w:p>
         </w:tc>
       </w:tr>
       <w:tr>
         <w:trPr>
-          <w:trHeight w:val="481" w:hRule="exact"/>
+          <w:trHeight w:val="510" w:hRule="exact"/>
         </w:trPr>
         <w:tc>
           <w:tcPr>
-            <w:tcW w:type="dxa" w:w="397"/>
+            <w:tcW w:type="dxa" w:w="5272"/>
             <w:vAlign w:val="center"/>
-            <w:shd w:val="clear" w:color="auto" w:fill="D9D9D9"/>
           </w:tcPr>
           <w:p>
             <w:pPr>
               <w:spacing w:before="0" w:after="0"/>
-              <w:jc w:val="center"/>
+              <w:jc w:val="left"/>
             </w:pPr>
             <w:r>
               <w:rPr>
-                <w:rFonts w:ascii="MS Gothic" w:hAnsi="MS Gothic" w:eastAsia="MS Gothic"/>
-                <w:b/>
-                <w:sz w:val="16"/>
+                <w:rFonts w:ascii="Arial" w:hAnsi="Arial" w:eastAsia="MS PGothic"/>
+                <w:b w:val="0"/>
+                <w:sz w:val="21"/>
               </w:rPr>
               <w:t>(3)</w:t>
             </w:r>
@@ -3528,44 +2449,44 @@
         </w:tc>
         <w:tc>
           <w:tcPr>
-            <w:tcW w:type="dxa" w:w="10148"/>
+            <w:tcW w:type="dxa" w:w="5272"/>
             <w:vAlign w:val="center"/>
           </w:tcPr>
           <w:p>
             <w:pPr>
               <w:spacing w:before="0" w:after="0"/>
-              <w:jc w:val="center"/>
+              <w:jc w:val="left"/>
             </w:pPr>
             <w:r>
               <w:rPr>
-                <w:rFonts w:ascii="MS Gothic" w:hAnsi="MS Gothic" w:eastAsia="MS Gothic"/>
+                <w:rFonts w:ascii="Arial" w:hAnsi="Arial" w:eastAsia="MS PGothic"/>
                 <w:b w:val="0"/>
-                <w:sz w:val="18"/>
+                <w:sz w:val="21"/>
               </w:rPr>
+              <w:t>(3)</w:t>
             </w:r>
           </w:p>
         </w:tc>
       </w:tr>
       <w:tr>
         <w:trPr>
-          <w:trHeight w:val="481" w:hRule="exact"/>
+          <w:trHeight w:val="510" w:hRule="exact"/>
         </w:trPr>
         <w:tc>
           <w:tcPr>
-            <w:tcW w:type="dxa" w:w="397"/>
+            <w:tcW w:type="dxa" w:w="5272"/>
             <w:vAlign w:val="center"/>
-            <w:shd w:val="clear" w:color="auto" w:fill="D9D9D9"/>
           </w:tcPr>
           <w:p>
             <w:pPr>
               <w:spacing w:before="0" w:after="0"/>
-              <w:jc w:val="center"/>
+              <w:jc w:val="left"/>
             </w:pPr>
             <w:r>
               <w:rPr>
-                <w:rFonts w:ascii="MS Gothic" w:hAnsi="MS Gothic" w:eastAsia="MS Gothic"/>
-                <w:b/>
-                <w:sz w:val="16"/>
+                <w:rFonts w:ascii="Arial" w:hAnsi="Arial" w:eastAsia="MS PGothic"/>
+                <w:b w:val="0"/>
+                <w:sz w:val="21"/>
               </w:rPr>
               <w:t>(4)</w:t>
             </w:r>
@@ -3573,44 +2494,44 @@
         </w:tc>
         <w:tc>
           <w:tcPr>
-            <w:tcW w:type="dxa" w:w="10148"/>
+            <w:tcW w:type="dxa" w:w="5272"/>
             <w:vAlign w:val="center"/>
           </w:tcPr>
           <w:p>
             <w:pPr>
               <w:spacing w:before="0" w:after="0"/>
-              <w:jc w:val="center"/>
+              <w:jc w:val="left"/>
             </w:pPr>
             <w:r>
               <w:rPr>
-                <w:rFonts w:ascii="MS Gothic" w:hAnsi="MS Gothic" w:eastAsia="MS Gothic"/>
+                <w:rFonts w:ascii="Arial" w:hAnsi="Arial" w:eastAsia="MS PGothic"/>
                 <w:b w:val="0"/>
-                <w:sz w:val="18"/>
+                <w:sz w:val="21"/>
               </w:rPr>
+              <w:t>(4)</w:t>
             </w:r>
           </w:p>
         </w:tc>
       </w:tr>
       <w:tr>
         <w:trPr>
-          <w:trHeight w:val="481" w:hRule="exact"/>
+          <w:trHeight w:val="510" w:hRule="exact"/>
         </w:trPr>
         <w:tc>
           <w:tcPr>
-            <w:tcW w:type="dxa" w:w="397"/>
+            <w:tcW w:type="dxa" w:w="5272"/>
             <w:vAlign w:val="center"/>
-            <w:shd w:val="clear" w:color="auto" w:fill="D9D9D9"/>
           </w:tcPr>
           <w:p>
             <w:pPr>
               <w:spacing w:before="0" w:after="0"/>
-              <w:jc w:val="center"/>
+              <w:jc w:val="left"/>
             </w:pPr>
             <w:r>
               <w:rPr>
-                <w:rFonts w:ascii="MS Gothic" w:hAnsi="MS Gothic" w:eastAsia="MS Gothic"/>
-                <w:b/>
-                <w:sz w:val="16"/>
+                <w:rFonts w:ascii="Arial" w:hAnsi="Arial" w:eastAsia="MS PGothic"/>
+                <w:b w:val="0"/>
+                <w:sz w:val="21"/>
               </w:rPr>
               <w:t>(5)</w:t>
             </w:r>
@@ -3618,65 +2539,21 @@
         </w:tc>
         <w:tc>
           <w:tcPr>
-            <w:tcW w:type="dxa" w:w="10148"/>
+            <w:tcW w:type="dxa" w:w="5272"/>
             <w:vAlign w:val="center"/>
           </w:tcPr>
           <w:p>
             <w:pPr>
               <w:spacing w:before="0" w:after="0"/>
-              <w:jc w:val="center"/>
+              <w:jc w:val="left"/>
             </w:pPr>
             <w:r>
               <w:rPr>
-                <w:rFonts w:ascii="MS Gothic" w:hAnsi="MS Gothic" w:eastAsia="MS Gothic"/>
+                <w:rFonts w:ascii="Arial" w:hAnsi="Arial" w:eastAsia="MS PGothic"/>
                 <w:b w:val="0"/>
-                <w:sz w:val="18"/>
+                <w:sz w:val="21"/>
               </w:rPr>
-            </w:r>
-          </w:p>
-        </w:tc>
-      </w:tr>
-      <w:tr>
-        <w:trPr>
-          <w:trHeight w:val="481" w:hRule="exact"/>
-        </w:trPr>
-        <w:tc>
-          <w:tcPr>
-            <w:tcW w:type="dxa" w:w="397"/>
-            <w:vAlign w:val="center"/>
-            <w:shd w:val="clear" w:color="auto" w:fill="D9D9D9"/>
-          </w:tcPr>
-          <w:p>
-            <w:pPr>
-              <w:spacing w:before="0" w:after="0"/>
-              <w:jc w:val="center"/>
-            </w:pPr>
-            <w:r>
-              <w:rPr>
-                <w:rFonts w:ascii="MS Gothic" w:hAnsi="MS Gothic" w:eastAsia="MS Gothic"/>
-                <w:b/>
-                <w:sz w:val="16"/>
-              </w:rPr>
-              <w:t>(6)</w:t>
-            </w:r>
-          </w:p>
-        </w:tc>
-        <w:tc>
-          <w:tcPr>
-            <w:tcW w:type="dxa" w:w="10148"/>
-            <w:vAlign w:val="center"/>
-          </w:tcPr>
-          <w:p>
-            <w:pPr>
-              <w:spacing w:before="0" w:after="0"/>
-              <w:jc w:val="center"/>
-            </w:pPr>
-            <w:r>
-              <w:rPr>
-                <w:rFonts w:ascii="MS Gothic" w:hAnsi="MS Gothic" w:eastAsia="MS Gothic"/>
-                <w:b w:val="0"/>
-                <w:sz w:val="18"/>
-              </w:rPr>
+              <w:t>(5)</w:t>
             </w:r>
           </w:p>
         </w:tc>
@@ -3684,28 +2561,30 @@
     </w:tbl>
     <w:p>
       <w:pPr>
-        <w:spacing w:before="100" w:after="20"/>
+        <w:spacing w:before="100" w:after="40"/>
+        <w:jc w:val="left"/>
       </w:pPr>
       <w:r>
         <w:rPr>
-          <w:rFonts w:ascii="MS Gothic" w:hAnsi="MS Gothic" w:eastAsia="MS Gothic"/>
+          <w:rFonts w:ascii="Arial" w:hAnsi="Arial" w:eastAsia="MS PGothic"/>
           <w:b/>
-          <w:sz w:val="18"/>
+          <w:sz w:val="21"/>
         </w:rPr>
-        <w:t>５　（思考・判断・表現　10点）</w:t>
+        <w:t>６　（思考・判断・表現　15点）</w:t>
       </w:r>
     </w:p>
     <w:p>
       <w:pPr>
-        <w:spacing w:before="20" w:after="20"/>
+        <w:spacing w:before="40" w:after="20"/>
+        <w:jc w:val="left"/>
       </w:pPr>
       <w:r>
         <w:rPr>
-          <w:rFonts w:ascii="MS Gothic" w:hAnsi="MS Gothic" w:eastAsia="MS Gothic"/>
+          <w:rFonts w:ascii="Arial" w:hAnsi="Arial" w:eastAsia="MS PGothic"/>
           <w:b w:val="0"/>
-          <w:sz w:val="17"/>
+          <w:sz w:val="19"/>
         </w:rPr>
-        <w:t>A（1×5=5点）　　　　　　　　　　　　B（1×5=5点）</w:t>
+        <w:t>問1（1点）・問2（2点）・問5（2点）　各 A〜D から選択</w:t>
       </w:r>
     </w:p>
     <w:tbl>
@@ -3716,39 +2595,17 @@
         <w:tblLook w:firstColumn="1" w:firstRow="1" w:lastColumn="0" w:lastRow="0" w:noHBand="0" w:noVBand="1" w:val="04A0"/>
       </w:tblPr>
       <w:tblGrid>
-        <w:gridCol w:w="2636"/>
-        <w:gridCol w:w="2636"/>
-        <w:gridCol w:w="2636"/>
-        <w:gridCol w:w="2636"/>
+        <w:gridCol w:w="3515"/>
+        <w:gridCol w:w="3515"/>
+        <w:gridCol w:w="3515"/>
       </w:tblGrid>
       <w:tr>
         <w:trPr>
-          <w:trHeight w:val="453" w:hRule="exact"/>
+          <w:trHeight w:val="476" w:hRule="exact"/>
         </w:trPr>
         <w:tc>
           <w:tcPr>
-            <w:tcW w:type="dxa" w:w="397"/>
-            <w:vAlign w:val="center"/>
-            <w:shd w:val="clear" w:color="auto" w:fill="D9D9D9"/>
-          </w:tcPr>
-          <w:p>
-            <w:pPr>
-              <w:spacing w:before="0" w:after="0"/>
-              <w:jc w:val="center"/>
-            </w:pPr>
-            <w:r>
-              <w:rPr>
-                <w:rFonts w:ascii="MS Gothic" w:hAnsi="MS Gothic" w:eastAsia="MS Gothic"/>
-                <w:b/>
-                <w:sz w:val="16"/>
-              </w:rPr>
-              <w:t>(1)</w:t>
-            </w:r>
-          </w:p>
-        </w:tc>
-        <w:tc>
-          <w:tcPr>
-            <w:tcW w:type="dxa" w:w="4876"/>
+            <w:tcW w:type="dxa" w:w="1814"/>
             <w:vAlign w:val="center"/>
           </w:tcPr>
           <w:p>
@@ -3758,37 +2615,17 @@
             </w:pPr>
             <w:r>
               <w:rPr>
-                <w:rFonts w:ascii="MS Gothic" w:hAnsi="MS Gothic" w:eastAsia="MS Gothic"/>
-                <w:b w:val="0"/>
-                <w:sz w:val="18"/>
+                <w:rFonts w:ascii="Arial" w:hAnsi="Arial" w:eastAsia="MS PGothic"/>
+                <w:b/>
+                <w:sz w:val="19"/>
               </w:rPr>
+              <w:t>問1（1点）</w:t>
             </w:r>
           </w:p>
         </w:tc>
         <w:tc>
           <w:tcPr>
-            <w:tcW w:type="dxa" w:w="397"/>
-            <w:vAlign w:val="center"/>
-            <w:shd w:val="clear" w:color="auto" w:fill="D9D9D9"/>
-          </w:tcPr>
-          <w:p>
-            <w:pPr>
-              <w:spacing w:before="0" w:after="0"/>
-              <w:jc w:val="center"/>
-            </w:pPr>
-            <w:r>
-              <w:rPr>
-                <w:rFonts w:ascii="MS Gothic" w:hAnsi="MS Gothic" w:eastAsia="MS Gothic"/>
-                <w:b/>
-                <w:sz w:val="16"/>
-              </w:rPr>
-              <w:t>(1)</w:t>
-            </w:r>
-          </w:p>
-        </w:tc>
-        <w:tc>
-          <w:tcPr>
-            <w:tcW w:type="dxa" w:w="4876"/>
+            <w:tcW w:type="dxa" w:w="1814"/>
             <w:vAlign w:val="center"/>
           </w:tcPr>
           <w:p>
@@ -3798,42 +2635,17 @@
             </w:pPr>
             <w:r>
               <w:rPr>
-                <w:rFonts w:ascii="MS Gothic" w:hAnsi="MS Gothic" w:eastAsia="MS Gothic"/>
-                <w:b w:val="0"/>
-                <w:sz w:val="18"/>
+                <w:rFonts w:ascii="Arial" w:hAnsi="Arial" w:eastAsia="MS PGothic"/>
+                <w:b/>
+                <w:sz w:val="19"/>
               </w:rPr>
-            </w:r>
-          </w:p>
-        </w:tc>
-      </w:tr>
-      <w:tr>
-        <w:trPr>
-          <w:trHeight w:val="453" w:hRule="exact"/>
-        </w:trPr>
-        <w:tc>
-          <w:tcPr>
-            <w:tcW w:type="dxa" w:w="397"/>
-            <w:vAlign w:val="center"/>
-            <w:shd w:val="clear" w:color="auto" w:fill="D9D9D9"/>
-          </w:tcPr>
-          <w:p>
-            <w:pPr>
-              <w:spacing w:before="0" w:after="0"/>
-              <w:jc w:val="center"/>
-            </w:pPr>
-            <w:r>
-              <w:rPr>
-                <w:rFonts w:ascii="MS Gothic" w:hAnsi="MS Gothic" w:eastAsia="MS Gothic"/>
-                <w:b/>
-                <w:sz w:val="16"/>
-              </w:rPr>
-              <w:t>(2)</w:t>
+              <w:t>問2（2点）</w:t>
             </w:r>
           </w:p>
         </w:tc>
         <w:tc>
           <w:tcPr>
-            <w:tcW w:type="dxa" w:w="4876"/>
+            <w:tcW w:type="dxa" w:w="1814"/>
             <w:vAlign w:val="center"/>
           </w:tcPr>
           <w:p>
@@ -3843,305 +2655,11 @@
             </w:pPr>
             <w:r>
               <w:rPr>
-                <w:rFonts w:ascii="MS Gothic" w:hAnsi="MS Gothic" w:eastAsia="MS Gothic"/>
-                <w:b w:val="0"/>
-                <w:sz w:val="18"/>
+                <w:rFonts w:ascii="Arial" w:hAnsi="Arial" w:eastAsia="MS PGothic"/>
+                <w:b/>
+                <w:sz w:val="19"/>
               </w:rPr>
-            </w:r>
-          </w:p>
-        </w:tc>
-        <w:tc>
-          <w:tcPr>
-            <w:tcW w:type="dxa" w:w="397"/>
-            <w:vAlign w:val="center"/>
-            <w:shd w:val="clear" w:color="auto" w:fill="D9D9D9"/>
-          </w:tcPr>
-          <w:p>
-            <w:pPr>
-              <w:spacing w:before="0" w:after="0"/>
-              <w:jc w:val="center"/>
-            </w:pPr>
-            <w:r>
-              <w:rPr>
-                <w:rFonts w:ascii="MS Gothic" w:hAnsi="MS Gothic" w:eastAsia="MS Gothic"/>
-                <w:b/>
-                <w:sz w:val="16"/>
-              </w:rPr>
-              <w:t>(2)</w:t>
-            </w:r>
-          </w:p>
-        </w:tc>
-        <w:tc>
-          <w:tcPr>
-            <w:tcW w:type="dxa" w:w="4876"/>
-            <w:vAlign w:val="center"/>
-          </w:tcPr>
-          <w:p>
-            <w:pPr>
-              <w:spacing w:before="0" w:after="0"/>
-              <w:jc w:val="center"/>
-            </w:pPr>
-            <w:r>
-              <w:rPr>
-                <w:rFonts w:ascii="MS Gothic" w:hAnsi="MS Gothic" w:eastAsia="MS Gothic"/>
-                <w:b w:val="0"/>
-                <w:sz w:val="18"/>
-              </w:rPr>
-            </w:r>
-          </w:p>
-        </w:tc>
-      </w:tr>
-      <w:tr>
-        <w:trPr>
-          <w:trHeight w:val="453" w:hRule="exact"/>
-        </w:trPr>
-        <w:tc>
-          <w:tcPr>
-            <w:tcW w:type="dxa" w:w="397"/>
-            <w:vAlign w:val="center"/>
-            <w:shd w:val="clear" w:color="auto" w:fill="D9D9D9"/>
-          </w:tcPr>
-          <w:p>
-            <w:pPr>
-              <w:spacing w:before="0" w:after="0"/>
-              <w:jc w:val="center"/>
-            </w:pPr>
-            <w:r>
-              <w:rPr>
-                <w:rFonts w:ascii="MS Gothic" w:hAnsi="MS Gothic" w:eastAsia="MS Gothic"/>
-                <w:b/>
-                <w:sz w:val="16"/>
-              </w:rPr>
-              <w:t>(3)</w:t>
-            </w:r>
-          </w:p>
-        </w:tc>
-        <w:tc>
-          <w:tcPr>
-            <w:tcW w:type="dxa" w:w="4876"/>
-            <w:vAlign w:val="center"/>
-          </w:tcPr>
-          <w:p>
-            <w:pPr>
-              <w:spacing w:before="0" w:after="0"/>
-              <w:jc w:val="center"/>
-            </w:pPr>
-            <w:r>
-              <w:rPr>
-                <w:rFonts w:ascii="MS Gothic" w:hAnsi="MS Gothic" w:eastAsia="MS Gothic"/>
-                <w:b w:val="0"/>
-                <w:sz w:val="18"/>
-              </w:rPr>
-            </w:r>
-          </w:p>
-        </w:tc>
-        <w:tc>
-          <w:tcPr>
-            <w:tcW w:type="dxa" w:w="397"/>
-            <w:vAlign w:val="center"/>
-            <w:shd w:val="clear" w:color="auto" w:fill="D9D9D9"/>
-          </w:tcPr>
-          <w:p>
-            <w:pPr>
-              <w:spacing w:before="0" w:after="0"/>
-              <w:jc w:val="center"/>
-            </w:pPr>
-            <w:r>
-              <w:rPr>
-                <w:rFonts w:ascii="MS Gothic" w:hAnsi="MS Gothic" w:eastAsia="MS Gothic"/>
-                <w:b/>
-                <w:sz w:val="16"/>
-              </w:rPr>
-              <w:t>(3)</w:t>
-            </w:r>
-          </w:p>
-        </w:tc>
-        <w:tc>
-          <w:tcPr>
-            <w:tcW w:type="dxa" w:w="4876"/>
-            <w:vAlign w:val="center"/>
-          </w:tcPr>
-          <w:p>
-            <w:pPr>
-              <w:spacing w:before="0" w:after="0"/>
-              <w:jc w:val="center"/>
-            </w:pPr>
-            <w:r>
-              <w:rPr>
-                <w:rFonts w:ascii="MS Gothic" w:hAnsi="MS Gothic" w:eastAsia="MS Gothic"/>
-                <w:b w:val="0"/>
-                <w:sz w:val="18"/>
-              </w:rPr>
-            </w:r>
-          </w:p>
-        </w:tc>
-      </w:tr>
-      <w:tr>
-        <w:trPr>
-          <w:trHeight w:val="453" w:hRule="exact"/>
-        </w:trPr>
-        <w:tc>
-          <w:tcPr>
-            <w:tcW w:type="dxa" w:w="397"/>
-            <w:vAlign w:val="center"/>
-            <w:shd w:val="clear" w:color="auto" w:fill="D9D9D9"/>
-          </w:tcPr>
-          <w:p>
-            <w:pPr>
-              <w:spacing w:before="0" w:after="0"/>
-              <w:jc w:val="center"/>
-            </w:pPr>
-            <w:r>
-              <w:rPr>
-                <w:rFonts w:ascii="MS Gothic" w:hAnsi="MS Gothic" w:eastAsia="MS Gothic"/>
-                <w:b/>
-                <w:sz w:val="16"/>
-              </w:rPr>
-              <w:t>(4)</w:t>
-            </w:r>
-          </w:p>
-        </w:tc>
-        <w:tc>
-          <w:tcPr>
-            <w:tcW w:type="dxa" w:w="4876"/>
-            <w:vAlign w:val="center"/>
-          </w:tcPr>
-          <w:p>
-            <w:pPr>
-              <w:spacing w:before="0" w:after="0"/>
-              <w:jc w:val="center"/>
-            </w:pPr>
-            <w:r>
-              <w:rPr>
-                <w:rFonts w:ascii="MS Gothic" w:hAnsi="MS Gothic" w:eastAsia="MS Gothic"/>
-                <w:b w:val="0"/>
-                <w:sz w:val="18"/>
-              </w:rPr>
-            </w:r>
-          </w:p>
-        </w:tc>
-        <w:tc>
-          <w:tcPr>
-            <w:tcW w:type="dxa" w:w="397"/>
-            <w:vAlign w:val="center"/>
-            <w:shd w:val="clear" w:color="auto" w:fill="D9D9D9"/>
-          </w:tcPr>
-          <w:p>
-            <w:pPr>
-              <w:spacing w:before="0" w:after="0"/>
-              <w:jc w:val="center"/>
-            </w:pPr>
-            <w:r>
-              <w:rPr>
-                <w:rFonts w:ascii="MS Gothic" w:hAnsi="MS Gothic" w:eastAsia="MS Gothic"/>
-                <w:b/>
-                <w:sz w:val="16"/>
-              </w:rPr>
-              <w:t>(4)</w:t>
-            </w:r>
-          </w:p>
-        </w:tc>
-        <w:tc>
-          <w:tcPr>
-            <w:tcW w:type="dxa" w:w="4876"/>
-            <w:vAlign w:val="center"/>
-          </w:tcPr>
-          <w:p>
-            <w:pPr>
-              <w:spacing w:before="0" w:after="0"/>
-              <w:jc w:val="center"/>
-            </w:pPr>
-            <w:r>
-              <w:rPr>
-                <w:rFonts w:ascii="MS Gothic" w:hAnsi="MS Gothic" w:eastAsia="MS Gothic"/>
-                <w:b w:val="0"/>
-                <w:sz w:val="18"/>
-              </w:rPr>
-            </w:r>
-          </w:p>
-        </w:tc>
-      </w:tr>
-      <w:tr>
-        <w:trPr>
-          <w:trHeight w:val="453" w:hRule="exact"/>
-        </w:trPr>
-        <w:tc>
-          <w:tcPr>
-            <w:tcW w:type="dxa" w:w="397"/>
-            <w:vAlign w:val="center"/>
-            <w:shd w:val="clear" w:color="auto" w:fill="D9D9D9"/>
-          </w:tcPr>
-          <w:p>
-            <w:pPr>
-              <w:spacing w:before="0" w:after="0"/>
-              <w:jc w:val="center"/>
-            </w:pPr>
-            <w:r>
-              <w:rPr>
-                <w:rFonts w:ascii="MS Gothic" w:hAnsi="MS Gothic" w:eastAsia="MS Gothic"/>
-                <w:b/>
-                <w:sz w:val="16"/>
-              </w:rPr>
-              <w:t>(5)</w:t>
-            </w:r>
-          </w:p>
-        </w:tc>
-        <w:tc>
-          <w:tcPr>
-            <w:tcW w:type="dxa" w:w="4876"/>
-            <w:vAlign w:val="center"/>
-          </w:tcPr>
-          <w:p>
-            <w:pPr>
-              <w:spacing w:before="0" w:after="0"/>
-              <w:jc w:val="center"/>
-            </w:pPr>
-            <w:r>
-              <w:rPr>
-                <w:rFonts w:ascii="MS Gothic" w:hAnsi="MS Gothic" w:eastAsia="MS Gothic"/>
-                <w:b w:val="0"/>
-                <w:sz w:val="18"/>
-              </w:rPr>
-            </w:r>
-          </w:p>
-        </w:tc>
-        <w:tc>
-          <w:tcPr>
-            <w:tcW w:type="dxa" w:w="397"/>
-            <w:vAlign w:val="center"/>
-            <w:shd w:val="clear" w:color="auto" w:fill="D9D9D9"/>
-          </w:tcPr>
-          <w:p>
-            <w:pPr>
-              <w:spacing w:before="0" w:after="0"/>
-              <w:jc w:val="center"/>
-            </w:pPr>
-            <w:r>
-              <w:rPr>
-                <w:rFonts w:ascii="MS Gothic" w:hAnsi="MS Gothic" w:eastAsia="MS Gothic"/>
-                <w:b/>
-                <w:sz w:val="16"/>
-              </w:rPr>
-              <w:t>(5)</w:t>
-            </w:r>
-          </w:p>
-        </w:tc>
-        <w:tc>
-          <w:tcPr>
-            <w:tcW w:type="dxa" w:w="4876"/>
-            <w:vAlign w:val="center"/>
-          </w:tcPr>
-          <w:p>
-            <w:pPr>
-              <w:spacing w:before="0" w:after="0"/>
-              <w:jc w:val="center"/>
-            </w:pPr>
-            <w:r>
-              <w:rPr>
-                <w:rFonts w:ascii="MS Gothic" w:hAnsi="MS Gothic" w:eastAsia="MS Gothic"/>
-                <w:b w:val="0"/>
-                <w:sz w:val="18"/>
-              </w:rPr>
+              <w:t>問5（2点）</w:t>
             </w:r>
           </w:p>
         </w:tc>
@@ -4149,28 +2667,16 @@
     </w:tbl>
     <w:p>
       <w:pPr>
-        <w:spacing w:before="100" w:after="20"/>
+        <w:spacing w:before="60" w:after="20"/>
+        <w:jc w:val="left"/>
       </w:pPr>
       <w:r>
         <w:rPr>
-          <w:rFonts w:ascii="MS Gothic" w:hAnsi="MS Gothic" w:eastAsia="MS Gothic"/>
-          <w:b/>
-          <w:sz w:val="18"/>
+          <w:rFonts w:ascii="Arial" w:hAnsi="Arial" w:eastAsia="MS PGothic"/>
+          <w:b w:val="0"/>
+          <w:sz w:val="19"/>
         </w:rPr>
-        <w:t>６　（思考・判断・表現　15点）</w:t>
-      </w:r>
-    </w:p>
-    <w:p>
-      <w:pPr>
-        <w:spacing w:before="20" w:after="20"/>
-      </w:pPr>
-      <w:r>
-        <w:rPr>
-          <w:rFonts w:ascii="MS Gothic" w:hAnsi="MS Gothic" w:eastAsia="MS Gothic"/>
-          <w:b w:val="0"/>
-          <w:sz w:val="17"/>
-        </w:rPr>
-        <w:t>問1（1点）　問2（2点）　問5（2点）　　各 A・B・C・D から選択</w:t>
+        <w:t>問3（1×5=5点）　S＝スパルタ　A＝アテネ</w:t>
       </w:r>
     </w:p>
     <w:tbl>
@@ -4181,45 +2687,19 @@
         <w:tblLook w:firstColumn="1" w:firstRow="1" w:lastColumn="0" w:lastRow="0" w:noHBand="0" w:noVBand="1" w:val="04A0"/>
       </w:tblPr>
       <w:tblGrid>
-        <w:gridCol w:w="1055"/>
-        <w:gridCol w:w="1055"/>
-        <w:gridCol w:w="1055"/>
-        <w:gridCol w:w="1055"/>
-        <w:gridCol w:w="1055"/>
-        <w:gridCol w:w="1055"/>
-        <w:gridCol w:w="1055"/>
-        <w:gridCol w:w="1055"/>
-        <w:gridCol w:w="1055"/>
-        <w:gridCol w:w="1055"/>
+        <w:gridCol w:w="2109"/>
+        <w:gridCol w:w="2109"/>
+        <w:gridCol w:w="2109"/>
+        <w:gridCol w:w="2109"/>
+        <w:gridCol w:w="2109"/>
       </w:tblGrid>
       <w:tr>
         <w:trPr>
-          <w:trHeight w:val="238" w:hRule="exact"/>
+          <w:trHeight w:val="476" w:hRule="exact"/>
         </w:trPr>
         <w:tc>
           <w:tcPr>
-            <w:tcW w:type="dxa" w:w="1587"/>
-            <w:vAlign w:val="center"/>
-            <w:shd w:val="clear" w:color="auto" w:fill="D9D9D9"/>
-          </w:tcPr>
-          <w:p>
-            <w:pPr>
-              <w:spacing w:before="0" w:after="0"/>
-              <w:jc w:val="center"/>
-            </w:pPr>
-            <w:r>
-              <w:rPr>
-                <w:rFonts w:ascii="MS Gothic" w:hAnsi="MS Gothic" w:eastAsia="MS Gothic"/>
-                <w:b/>
-                <w:sz w:val="16"/>
-              </w:rPr>
-              <w:t>問1（1点）</w:t>
-            </w:r>
-          </w:p>
-        </w:tc>
-        <w:tc>
-          <w:tcPr>
-            <w:tcW w:type="dxa" w:w="850"/>
+            <w:tcW w:type="dxa" w:w="1361"/>
             <w:vAlign w:val="center"/>
           </w:tcPr>
           <w:p>
@@ -4229,51 +2709,17 @@
             </w:pPr>
             <w:r>
               <w:rPr>
-                <w:rFonts w:ascii="MS Gothic" w:hAnsi="MS Gothic" w:eastAsia="MS Gothic"/>
+                <w:rFonts w:ascii="Arial" w:hAnsi="Arial" w:eastAsia="MS PGothic"/>
                 <w:b w:val="0"/>
-                <w:sz w:val="18"/>
+                <w:sz w:val="21"/>
               </w:rPr>
+              <w:t>(i)</w:t>
             </w:r>
           </w:p>
         </w:tc>
         <w:tc>
           <w:tcPr>
-            <w:tcW w:type="dxa" w:w="227"/>
-            <w:tcBorders>
-              <w:top w:val="none" w:sz="0" w:space="0" w:color="auto"/>
-              <w:left w:val="none" w:sz="0" w:space="0" w:color="auto"/>
-              <w:bottom w:val="none" w:sz="0" w:space="0" w:color="auto"/>
-              <w:right w:val="none" w:sz="0" w:space="0" w:color="auto"/>
-              <w:insideH w:val="none" w:sz="0" w:space="0" w:color="auto"/>
-              <w:insideV w:val="none" w:sz="0" w:space="0" w:color="auto"/>
-            </w:tcBorders>
-          </w:tcPr>
-          <w:p/>
-        </w:tc>
-        <w:tc>
-          <w:tcPr>
-            <w:tcW w:type="dxa" w:w="1587"/>
-            <w:vAlign w:val="center"/>
-            <w:shd w:val="clear" w:color="auto" w:fill="D9D9D9"/>
-          </w:tcPr>
-          <w:p>
-            <w:pPr>
-              <w:spacing w:before="0" w:after="0"/>
-              <w:jc w:val="center"/>
-            </w:pPr>
-            <w:r>
-              <w:rPr>
-                <w:rFonts w:ascii="MS Gothic" w:hAnsi="MS Gothic" w:eastAsia="MS Gothic"/>
-                <w:b/>
-                <w:sz w:val="16"/>
-              </w:rPr>
-              <w:t>問2（2点）</w:t>
-            </w:r>
-          </w:p>
-        </w:tc>
-        <w:tc>
-          <w:tcPr>
-            <w:tcW w:type="dxa" w:w="850"/>
+            <w:tcW w:type="dxa" w:w="1361"/>
             <w:vAlign w:val="center"/>
           </w:tcPr>
           <w:p>
@@ -4283,51 +2729,17 @@
             </w:pPr>
             <w:r>
               <w:rPr>
-                <w:rFonts w:ascii="MS Gothic" w:hAnsi="MS Gothic" w:eastAsia="MS Gothic"/>
+                <w:rFonts w:ascii="Arial" w:hAnsi="Arial" w:eastAsia="MS PGothic"/>
                 <w:b w:val="0"/>
-                <w:sz w:val="18"/>
+                <w:sz w:val="21"/>
               </w:rPr>
+              <w:t>(ii)</w:t>
             </w:r>
           </w:p>
         </w:tc>
         <w:tc>
           <w:tcPr>
-            <w:tcW w:type="dxa" w:w="227"/>
-            <w:tcBorders>
-              <w:top w:val="none" w:sz="0" w:space="0" w:color="auto"/>
-              <w:left w:val="none" w:sz="0" w:space="0" w:color="auto"/>
-              <w:bottom w:val="none" w:sz="0" w:space="0" w:color="auto"/>
-              <w:right w:val="none" w:sz="0" w:space="0" w:color="auto"/>
-              <w:insideH w:val="none" w:sz="0" w:space="0" w:color="auto"/>
-              <w:insideV w:val="none" w:sz="0" w:space="0" w:color="auto"/>
-            </w:tcBorders>
-          </w:tcPr>
-          <w:p/>
-        </w:tc>
-        <w:tc>
-          <w:tcPr>
-            <w:tcW w:type="dxa" w:w="1587"/>
-            <w:vAlign w:val="center"/>
-            <w:shd w:val="clear" w:color="auto" w:fill="D9D9D9"/>
-          </w:tcPr>
-          <w:p>
-            <w:pPr>
-              <w:spacing w:before="0" w:after="0"/>
-              <w:jc w:val="center"/>
-            </w:pPr>
-            <w:r>
-              <w:rPr>
-                <w:rFonts w:ascii="MS Gothic" w:hAnsi="MS Gothic" w:eastAsia="MS Gothic"/>
-                <w:b/>
-                <w:sz w:val="16"/>
-              </w:rPr>
-              <w:t>問5（2点）</w:t>
-            </w:r>
-          </w:p>
-        </w:tc>
-        <w:tc>
-          <w:tcPr>
-            <w:tcW w:type="dxa" w:w="850"/>
+            <w:tcW w:type="dxa" w:w="1361"/>
             <w:vAlign w:val="center"/>
           </w:tcPr>
           <w:p>
@@ -4337,49 +2749,17 @@
             </w:pPr>
             <w:r>
               <w:rPr>
-                <w:rFonts w:ascii="MS Gothic" w:hAnsi="MS Gothic" w:eastAsia="MS Gothic"/>
+                <w:rFonts w:ascii="Arial" w:hAnsi="Arial" w:eastAsia="MS PGothic"/>
                 <w:b w:val="0"/>
-                <w:sz w:val="18"/>
+                <w:sz w:val="21"/>
               </w:rPr>
+              <w:t>(iii)</w:t>
             </w:r>
           </w:p>
         </w:tc>
         <w:tc>
           <w:tcPr>
-            <w:tcW w:type="dxa" w:w="227"/>
-            <w:tcBorders>
-              <w:top w:val="none" w:sz="0" w:space="0" w:color="auto"/>
-              <w:left w:val="none" w:sz="0" w:space="0" w:color="auto"/>
-              <w:bottom w:val="none" w:sz="0" w:space="0" w:color="auto"/>
-              <w:right w:val="none" w:sz="0" w:space="0" w:color="auto"/>
-              <w:insideH w:val="none" w:sz="0" w:space="0" w:color="auto"/>
-              <w:insideV w:val="none" w:sz="0" w:space="0" w:color="auto"/>
-            </w:tcBorders>
-          </w:tcPr>
-          <w:p/>
-        </w:tc>
-        <w:tc>
-          <w:tcPr>
-            <w:tcW w:type="dxa" w:w="2551"/>
-            <w:tcBorders>
-              <w:top w:val="none" w:sz="0" w:space="0" w:color="auto"/>
-              <w:left w:val="none" w:sz="0" w:space="0" w:color="auto"/>
-              <w:bottom w:val="none" w:sz="0" w:space="0" w:color="auto"/>
-              <w:right w:val="none" w:sz="0" w:space="0" w:color="auto"/>
-              <w:insideH w:val="none" w:sz="0" w:space="0" w:color="auto"/>
-              <w:insideV w:val="none" w:sz="0" w:space="0" w:color="auto"/>
-            </w:tcBorders>
-          </w:tcPr>
-          <w:p/>
-        </w:tc>
-      </w:tr>
-      <w:tr>
-        <w:trPr>
-          <w:trHeight w:val="374" w:hRule="exact"/>
-        </w:trPr>
-        <w:tc>
-          <w:tcPr>
-            <w:tcW w:type="dxa" w:w="1587"/>
+            <w:tcW w:type="dxa" w:w="1361"/>
             <w:vAlign w:val="center"/>
           </w:tcPr>
           <w:p>
@@ -4389,17 +2769,17 @@
             </w:pPr>
             <w:r>
               <w:rPr>
-                <w:rFonts w:ascii="MS Gothic" w:hAnsi="MS Gothic" w:eastAsia="MS Gothic"/>
+                <w:rFonts w:ascii="Arial" w:hAnsi="Arial" w:eastAsia="MS PGothic"/>
                 <w:b w:val="0"/>
-                <w:sz w:val="15"/>
+                <w:sz w:val="21"/>
               </w:rPr>
-              <w:t>答え</w:t>
+              <w:t>(iv)</w:t>
             </w:r>
           </w:p>
         </w:tc>
         <w:tc>
           <w:tcPr>
-            <w:tcW w:type="dxa" w:w="850"/>
+            <w:tcW w:type="dxa" w:w="1361"/>
             <w:vAlign w:val="center"/>
           </w:tcPr>
           <w:p>
@@ -4409,577 +2789,11 @@
             </w:pPr>
             <w:r>
               <w:rPr>
-                <w:rFonts w:ascii="MS Gothic" w:hAnsi="MS Gothic" w:eastAsia="MS Gothic"/>
+                <w:rFonts w:ascii="Arial" w:hAnsi="Arial" w:eastAsia="MS PGothic"/>
                 <w:b w:val="0"/>
-                <w:sz w:val="18"/>
-              </w:rPr>
-            </w:r>
-          </w:p>
-        </w:tc>
-        <w:tc>
-          <w:tcPr>
-            <w:tcW w:type="dxa" w:w="227"/>
-            <w:tcBorders>
-              <w:top w:val="none" w:sz="0" w:space="0" w:color="auto"/>
-              <w:left w:val="none" w:sz="0" w:space="0" w:color="auto"/>
-              <w:bottom w:val="none" w:sz="0" w:space="0" w:color="auto"/>
-              <w:right w:val="none" w:sz="0" w:space="0" w:color="auto"/>
-              <w:insideH w:val="none" w:sz="0" w:space="0" w:color="auto"/>
-              <w:insideV w:val="none" w:sz="0" w:space="0" w:color="auto"/>
-            </w:tcBorders>
-          </w:tcPr>
-          <w:p/>
-        </w:tc>
-        <w:tc>
-          <w:tcPr>
-            <w:tcW w:type="dxa" w:w="1587"/>
-            <w:vAlign w:val="center"/>
-          </w:tcPr>
-          <w:p>
-            <w:pPr>
-              <w:spacing w:before="0" w:after="0"/>
-              <w:jc w:val="center"/>
-            </w:pPr>
-            <w:r>
-              <w:rPr>
-                <w:rFonts w:ascii="MS Gothic" w:hAnsi="MS Gothic" w:eastAsia="MS Gothic"/>
-                <w:b w:val="0"/>
-                <w:sz w:val="15"/>
-              </w:rPr>
-              <w:t>答え</w:t>
-            </w:r>
-          </w:p>
-        </w:tc>
-        <w:tc>
-          <w:tcPr>
-            <w:tcW w:type="dxa" w:w="850"/>
-            <w:vAlign w:val="center"/>
-          </w:tcPr>
-          <w:p>
-            <w:pPr>
-              <w:spacing w:before="0" w:after="0"/>
-              <w:jc w:val="center"/>
-            </w:pPr>
-            <w:r>
-              <w:rPr>
-                <w:rFonts w:ascii="MS Gothic" w:hAnsi="MS Gothic" w:eastAsia="MS Gothic"/>
-                <w:b w:val="0"/>
-                <w:sz w:val="18"/>
-              </w:rPr>
-            </w:r>
-          </w:p>
-        </w:tc>
-        <w:tc>
-          <w:tcPr>
-            <w:tcW w:type="dxa" w:w="227"/>
-            <w:tcBorders>
-              <w:top w:val="none" w:sz="0" w:space="0" w:color="auto"/>
-              <w:left w:val="none" w:sz="0" w:space="0" w:color="auto"/>
-              <w:bottom w:val="none" w:sz="0" w:space="0" w:color="auto"/>
-              <w:right w:val="none" w:sz="0" w:space="0" w:color="auto"/>
-              <w:insideH w:val="none" w:sz="0" w:space="0" w:color="auto"/>
-              <w:insideV w:val="none" w:sz="0" w:space="0" w:color="auto"/>
-            </w:tcBorders>
-          </w:tcPr>
-          <w:p/>
-        </w:tc>
-        <w:tc>
-          <w:tcPr>
-            <w:tcW w:type="dxa" w:w="1587"/>
-            <w:vAlign w:val="center"/>
-          </w:tcPr>
-          <w:p>
-            <w:pPr>
-              <w:spacing w:before="0" w:after="0"/>
-              <w:jc w:val="center"/>
-            </w:pPr>
-            <w:r>
-              <w:rPr>
-                <w:rFonts w:ascii="MS Gothic" w:hAnsi="MS Gothic" w:eastAsia="MS Gothic"/>
-                <w:b w:val="0"/>
-                <w:sz w:val="15"/>
-              </w:rPr>
-              <w:t>答え</w:t>
-            </w:r>
-          </w:p>
-        </w:tc>
-        <w:tc>
-          <w:tcPr>
-            <w:tcW w:type="dxa" w:w="850"/>
-            <w:vAlign w:val="center"/>
-          </w:tcPr>
-          <w:p>
-            <w:pPr>
-              <w:spacing w:before="0" w:after="0"/>
-              <w:jc w:val="center"/>
-            </w:pPr>
-            <w:r>
-              <w:rPr>
-                <w:rFonts w:ascii="MS Gothic" w:hAnsi="MS Gothic" w:eastAsia="MS Gothic"/>
-                <w:b w:val="0"/>
-                <w:sz w:val="18"/>
-              </w:rPr>
-            </w:r>
-          </w:p>
-        </w:tc>
-        <w:tc>
-          <w:tcPr>
-            <w:tcW w:type="dxa" w:w="227"/>
-            <w:tcBorders>
-              <w:top w:val="none" w:sz="0" w:space="0" w:color="auto"/>
-              <w:left w:val="none" w:sz="0" w:space="0" w:color="auto"/>
-              <w:bottom w:val="none" w:sz="0" w:space="0" w:color="auto"/>
-              <w:right w:val="none" w:sz="0" w:space="0" w:color="auto"/>
-              <w:insideH w:val="none" w:sz="0" w:space="0" w:color="auto"/>
-              <w:insideV w:val="none" w:sz="0" w:space="0" w:color="auto"/>
-            </w:tcBorders>
-          </w:tcPr>
-          <w:p/>
-        </w:tc>
-        <w:tc>
-          <w:tcPr>
-            <w:tcW w:type="dxa" w:w="2551"/>
-            <w:tcBorders>
-              <w:top w:val="none" w:sz="0" w:space="0" w:color="auto"/>
-              <w:left w:val="none" w:sz="0" w:space="0" w:color="auto"/>
-              <w:bottom w:val="none" w:sz="0" w:space="0" w:color="auto"/>
-              <w:right w:val="none" w:sz="0" w:space="0" w:color="auto"/>
-              <w:insideH w:val="none" w:sz="0" w:space="0" w:color="auto"/>
-              <w:insideV w:val="none" w:sz="0" w:space="0" w:color="auto"/>
-            </w:tcBorders>
-          </w:tcPr>
-          <w:p/>
-        </w:tc>
-      </w:tr>
-    </w:tbl>
-    <w:p>
-      <w:pPr>
-        <w:spacing w:before="40" w:after="20"/>
-      </w:pPr>
-      <w:r>
-        <w:rPr>
-          <w:rFonts w:ascii="MS Gothic" w:hAnsi="MS Gothic" w:eastAsia="MS Gothic"/>
-          <w:b w:val="0"/>
-          <w:sz w:val="17"/>
-        </w:rPr>
-        <w:t>問3（1×5=5点）　　S＝スパルタ　A＝アテネ</w:t>
-      </w:r>
-    </w:p>
-    <w:tbl>
-      <w:tblPr>
-        <w:tblStyle w:val="TableGrid"/>
-        <w:tblW w:type="auto" w:w="0"/>
-        <w:jc w:val="left"/>
-        <w:tblLook w:firstColumn="1" w:firstRow="1" w:lastColumn="0" w:lastRow="0" w:noHBand="0" w:noVBand="1" w:val="04A0"/>
-      </w:tblPr>
-      <w:tblGrid>
-        <w:gridCol w:w="1055"/>
-        <w:gridCol w:w="1055"/>
-        <w:gridCol w:w="1055"/>
-        <w:gridCol w:w="1055"/>
-        <w:gridCol w:w="1055"/>
-        <w:gridCol w:w="1055"/>
-        <w:gridCol w:w="1055"/>
-        <w:gridCol w:w="1055"/>
-        <w:gridCol w:w="1055"/>
-        <w:gridCol w:w="1055"/>
-      </w:tblGrid>
-      <w:tr>
-        <w:trPr>
-          <w:trHeight w:val="238" w:hRule="exact"/>
-        </w:trPr>
-        <w:tc>
-          <w:tcPr>
-            <w:tcW w:type="dxa" w:w="1134"/>
-            <w:vAlign w:val="center"/>
-            <w:shd w:val="clear" w:color="auto" w:fill="D9D9D9"/>
-          </w:tcPr>
-          <w:p>
-            <w:pPr>
-              <w:spacing w:before="0" w:after="0"/>
-              <w:jc w:val="center"/>
-            </w:pPr>
-            <w:r>
-              <w:rPr>
-                <w:rFonts w:ascii="MS Gothic" w:hAnsi="MS Gothic" w:eastAsia="MS Gothic"/>
-                <w:b/>
-                <w:sz w:val="16"/>
-              </w:rPr>
-              <w:t>(i)</w:t>
-            </w:r>
-          </w:p>
-        </w:tc>
-        <w:tc>
-          <w:tcPr>
-            <w:tcW w:type="dxa" w:w="975"/>
-            <w:vAlign w:val="center"/>
-          </w:tcPr>
-          <w:p>
-            <w:pPr>
-              <w:spacing w:before="0" w:after="0"/>
-              <w:jc w:val="center"/>
-            </w:pPr>
-            <w:r>
-              <w:rPr>
-                <w:rFonts w:ascii="MS Gothic" w:hAnsi="MS Gothic" w:eastAsia="MS Gothic"/>
-                <w:b w:val="0"/>
-                <w:sz w:val="18"/>
-              </w:rPr>
-            </w:r>
-          </w:p>
-        </w:tc>
-        <w:tc>
-          <w:tcPr>
-            <w:tcW w:type="dxa" w:w="1134"/>
-            <w:vAlign w:val="center"/>
-            <w:shd w:val="clear" w:color="auto" w:fill="D9D9D9"/>
-          </w:tcPr>
-          <w:p>
-            <w:pPr>
-              <w:spacing w:before="0" w:after="0"/>
-              <w:jc w:val="center"/>
-            </w:pPr>
-            <w:r>
-              <w:rPr>
-                <w:rFonts w:ascii="MS Gothic" w:hAnsi="MS Gothic" w:eastAsia="MS Gothic"/>
-                <w:b/>
-                <w:sz w:val="16"/>
-              </w:rPr>
-              <w:t>(ii)</w:t>
-            </w:r>
-          </w:p>
-        </w:tc>
-        <w:tc>
-          <w:tcPr>
-            <w:tcW w:type="dxa" w:w="975"/>
-            <w:vAlign w:val="center"/>
-          </w:tcPr>
-          <w:p>
-            <w:pPr>
-              <w:spacing w:before="0" w:after="0"/>
-              <w:jc w:val="center"/>
-            </w:pPr>
-            <w:r>
-              <w:rPr>
-                <w:rFonts w:ascii="MS Gothic" w:hAnsi="MS Gothic" w:eastAsia="MS Gothic"/>
-                <w:b w:val="0"/>
-                <w:sz w:val="18"/>
-              </w:rPr>
-            </w:r>
-          </w:p>
-        </w:tc>
-        <w:tc>
-          <w:tcPr>
-            <w:tcW w:type="dxa" w:w="1134"/>
-            <w:vAlign w:val="center"/>
-            <w:shd w:val="clear" w:color="auto" w:fill="D9D9D9"/>
-          </w:tcPr>
-          <w:p>
-            <w:pPr>
-              <w:spacing w:before="0" w:after="0"/>
-              <w:jc w:val="center"/>
-            </w:pPr>
-            <w:r>
-              <w:rPr>
-                <w:rFonts w:ascii="MS Gothic" w:hAnsi="MS Gothic" w:eastAsia="MS Gothic"/>
-                <w:b/>
-                <w:sz w:val="16"/>
-              </w:rPr>
-              <w:t>(iii)</w:t>
-            </w:r>
-          </w:p>
-        </w:tc>
-        <w:tc>
-          <w:tcPr>
-            <w:tcW w:type="dxa" w:w="975"/>
-            <w:vAlign w:val="center"/>
-          </w:tcPr>
-          <w:p>
-            <w:pPr>
-              <w:spacing w:before="0" w:after="0"/>
-              <w:jc w:val="center"/>
-            </w:pPr>
-            <w:r>
-              <w:rPr>
-                <w:rFonts w:ascii="MS Gothic" w:hAnsi="MS Gothic" w:eastAsia="MS Gothic"/>
-                <w:b w:val="0"/>
-                <w:sz w:val="18"/>
-              </w:rPr>
-            </w:r>
-          </w:p>
-        </w:tc>
-        <w:tc>
-          <w:tcPr>
-            <w:tcW w:type="dxa" w:w="1134"/>
-            <w:vAlign w:val="center"/>
-            <w:shd w:val="clear" w:color="auto" w:fill="D9D9D9"/>
-          </w:tcPr>
-          <w:p>
-            <w:pPr>
-              <w:spacing w:before="0" w:after="0"/>
-              <w:jc w:val="center"/>
-            </w:pPr>
-            <w:r>
-              <w:rPr>
-                <w:rFonts w:ascii="MS Gothic" w:hAnsi="MS Gothic" w:eastAsia="MS Gothic"/>
-                <w:b/>
-                <w:sz w:val="16"/>
-              </w:rPr>
-              <w:t>(iv)</w:t>
-            </w:r>
-          </w:p>
-        </w:tc>
-        <w:tc>
-          <w:tcPr>
-            <w:tcW w:type="dxa" w:w="975"/>
-            <w:vAlign w:val="center"/>
-          </w:tcPr>
-          <w:p>
-            <w:pPr>
-              <w:spacing w:before="0" w:after="0"/>
-              <w:jc w:val="center"/>
-            </w:pPr>
-            <w:r>
-              <w:rPr>
-                <w:rFonts w:ascii="MS Gothic" w:hAnsi="MS Gothic" w:eastAsia="MS Gothic"/>
-                <w:b w:val="0"/>
-                <w:sz w:val="18"/>
-              </w:rPr>
-            </w:r>
-          </w:p>
-        </w:tc>
-        <w:tc>
-          <w:tcPr>
-            <w:tcW w:type="dxa" w:w="1134"/>
-            <w:vAlign w:val="center"/>
-            <w:shd w:val="clear" w:color="auto" w:fill="D9D9D9"/>
-          </w:tcPr>
-          <w:p>
-            <w:pPr>
-              <w:spacing w:before="0" w:after="0"/>
-              <w:jc w:val="center"/>
-            </w:pPr>
-            <w:r>
-              <w:rPr>
-                <w:rFonts w:ascii="MS Gothic" w:hAnsi="MS Gothic" w:eastAsia="MS Gothic"/>
-                <w:b/>
-                <w:sz w:val="16"/>
+                <w:sz w:val="21"/>
               </w:rPr>
               <w:t>(v)</w:t>
-            </w:r>
-          </w:p>
-        </w:tc>
-        <w:tc>
-          <w:tcPr>
-            <w:tcW w:type="dxa" w:w="975"/>
-            <w:vAlign w:val="center"/>
-          </w:tcPr>
-          <w:p>
-            <w:pPr>
-              <w:spacing w:before="0" w:after="0"/>
-              <w:jc w:val="center"/>
-            </w:pPr>
-            <w:r>
-              <w:rPr>
-                <w:rFonts w:ascii="MS Gothic" w:hAnsi="MS Gothic" w:eastAsia="MS Gothic"/>
-                <w:b w:val="0"/>
-                <w:sz w:val="18"/>
-              </w:rPr>
-            </w:r>
-          </w:p>
-        </w:tc>
-      </w:tr>
-      <w:tr>
-        <w:trPr>
-          <w:trHeight w:val="374" w:hRule="exact"/>
-        </w:trPr>
-        <w:tc>
-          <w:tcPr>
-            <w:tcW w:type="dxa" w:w="1134"/>
-            <w:vAlign w:val="center"/>
-          </w:tcPr>
-          <w:p>
-            <w:pPr>
-              <w:spacing w:before="0" w:after="0"/>
-              <w:jc w:val="center"/>
-            </w:pPr>
-            <w:r>
-              <w:rPr>
-                <w:rFonts w:ascii="MS Gothic" w:hAnsi="MS Gothic" w:eastAsia="MS Gothic"/>
-                <w:b w:val="0"/>
-                <w:sz w:val="18"/>
-              </w:rPr>
-            </w:r>
-          </w:p>
-        </w:tc>
-        <w:tc>
-          <w:tcPr>
-            <w:tcW w:type="dxa" w:w="975"/>
-            <w:vAlign w:val="center"/>
-          </w:tcPr>
-          <w:p>
-            <w:pPr>
-              <w:spacing w:before="0" w:after="0"/>
-              <w:jc w:val="center"/>
-            </w:pPr>
-            <w:r>
-              <w:rPr>
-                <w:rFonts w:ascii="MS Gothic" w:hAnsi="MS Gothic" w:eastAsia="MS Gothic"/>
-                <w:b w:val="0"/>
-                <w:sz w:val="18"/>
-              </w:rPr>
-            </w:r>
-          </w:p>
-        </w:tc>
-        <w:tc>
-          <w:tcPr>
-            <w:tcW w:type="dxa" w:w="1134"/>
-            <w:vAlign w:val="center"/>
-          </w:tcPr>
-          <w:p>
-            <w:pPr>
-              <w:spacing w:before="0" w:after="0"/>
-              <w:jc w:val="center"/>
-            </w:pPr>
-            <w:r>
-              <w:rPr>
-                <w:rFonts w:ascii="MS Gothic" w:hAnsi="MS Gothic" w:eastAsia="MS Gothic"/>
-                <w:b w:val="0"/>
-                <w:sz w:val="18"/>
-              </w:rPr>
-            </w:r>
-          </w:p>
-        </w:tc>
-        <w:tc>
-          <w:tcPr>
-            <w:tcW w:type="dxa" w:w="975"/>
-            <w:vAlign w:val="center"/>
-          </w:tcPr>
-          <w:p>
-            <w:pPr>
-              <w:spacing w:before="0" w:after="0"/>
-              <w:jc w:val="center"/>
-            </w:pPr>
-            <w:r>
-              <w:rPr>
-                <w:rFonts w:ascii="MS Gothic" w:hAnsi="MS Gothic" w:eastAsia="MS Gothic"/>
-                <w:b w:val="0"/>
-                <w:sz w:val="18"/>
-              </w:rPr>
-            </w:r>
-          </w:p>
-        </w:tc>
-        <w:tc>
-          <w:tcPr>
-            <w:tcW w:type="dxa" w:w="1134"/>
-            <w:vAlign w:val="center"/>
-          </w:tcPr>
-          <w:p>
-            <w:pPr>
-              <w:spacing w:before="0" w:after="0"/>
-              <w:jc w:val="center"/>
-            </w:pPr>
-            <w:r>
-              <w:rPr>
-                <w:rFonts w:ascii="MS Gothic" w:hAnsi="MS Gothic" w:eastAsia="MS Gothic"/>
-                <w:b w:val="0"/>
-                <w:sz w:val="18"/>
-              </w:rPr>
-            </w:r>
-          </w:p>
-        </w:tc>
-        <w:tc>
-          <w:tcPr>
-            <w:tcW w:type="dxa" w:w="975"/>
-            <w:vAlign w:val="center"/>
-          </w:tcPr>
-          <w:p>
-            <w:pPr>
-              <w:spacing w:before="0" w:after="0"/>
-              <w:jc w:val="center"/>
-            </w:pPr>
-            <w:r>
-              <w:rPr>
-                <w:rFonts w:ascii="MS Gothic" w:hAnsi="MS Gothic" w:eastAsia="MS Gothic"/>
-                <w:b w:val="0"/>
-                <w:sz w:val="18"/>
-              </w:rPr>
-            </w:r>
-          </w:p>
-        </w:tc>
-        <w:tc>
-          <w:tcPr>
-            <w:tcW w:type="dxa" w:w="1134"/>
-            <w:vAlign w:val="center"/>
-          </w:tcPr>
-          <w:p>
-            <w:pPr>
-              <w:spacing w:before="0" w:after="0"/>
-              <w:jc w:val="center"/>
-            </w:pPr>
-            <w:r>
-              <w:rPr>
-                <w:rFonts w:ascii="MS Gothic" w:hAnsi="MS Gothic" w:eastAsia="MS Gothic"/>
-                <w:b w:val="0"/>
-                <w:sz w:val="18"/>
-              </w:rPr>
-            </w:r>
-          </w:p>
-        </w:tc>
-        <w:tc>
-          <w:tcPr>
-            <w:tcW w:type="dxa" w:w="975"/>
-            <w:vAlign w:val="center"/>
-          </w:tcPr>
-          <w:p>
-            <w:pPr>
-              <w:spacing w:before="0" w:after="0"/>
-              <w:jc w:val="center"/>
-            </w:pPr>
-            <w:r>
-              <w:rPr>
-                <w:rFonts w:ascii="MS Gothic" w:hAnsi="MS Gothic" w:eastAsia="MS Gothic"/>
-                <w:b w:val="0"/>
-                <w:sz w:val="18"/>
-              </w:rPr>
-            </w:r>
-          </w:p>
-        </w:tc>
-        <w:tc>
-          <w:tcPr>
-            <w:tcW w:type="dxa" w:w="1134"/>
-            <w:vAlign w:val="center"/>
-          </w:tcPr>
-          <w:p>
-            <w:pPr>
-              <w:spacing w:before="0" w:after="0"/>
-              <w:jc w:val="center"/>
-            </w:pPr>
-            <w:r>
-              <w:rPr>
-                <w:rFonts w:ascii="MS Gothic" w:hAnsi="MS Gothic" w:eastAsia="MS Gothic"/>
-                <w:b w:val="0"/>
-                <w:sz w:val="18"/>
-              </w:rPr>
-            </w:r>
-          </w:p>
-        </w:tc>
-        <w:tc>
-          <w:tcPr>
-            <w:tcW w:type="dxa" w:w="975"/>
-            <w:vAlign w:val="center"/>
-          </w:tcPr>
-          <w:p>
-            <w:pPr>
-              <w:spacing w:before="0" w:after="0"/>
-              <w:jc w:val="center"/>
-            </w:pPr>
-            <w:r>
-              <w:rPr>
-                <w:rFonts w:ascii="MS Gothic" w:hAnsi="MS Gothic" w:eastAsia="MS Gothic"/>
-                <w:b w:val="0"/>
-                <w:sz w:val="18"/>
-              </w:rPr>
             </w:r>
           </w:p>
         </w:tc>
@@ -4987,15 +2801,16 @@
     </w:tbl>
     <w:p>
       <w:pPr>
-        <w:spacing w:before="40" w:after="20"/>
+        <w:spacing w:before="60" w:after="20"/>
+        <w:jc w:val="left"/>
       </w:pPr>
       <w:r>
         <w:rPr>
-          <w:rFonts w:ascii="MS Gothic" w:hAnsi="MS Gothic" w:eastAsia="MS Gothic"/>
+          <w:rFonts w:ascii="Arial" w:hAnsi="Arial" w:eastAsia="MS PGothic"/>
           <w:b w:val="0"/>
-          <w:sz w:val="17"/>
+          <w:sz w:val="19"/>
         </w:rPr>
-        <w:t>問4（2点）　スパルタの女性がアテネの女性より「自由」を得られた理由（日本語）</w:t>
+        <w:t>問4（2点）　スパルタの女性がアテネの女性より「自由」を得られた理由</w:t>
       </w:r>
     </w:p>
     <w:tbl>
@@ -5010,7 +2825,7 @@
       </w:tblGrid>
       <w:tr>
         <w:trPr>
-          <w:trHeight w:val="453" w:hRule="exact"/>
+          <w:trHeight w:val="498" w:hRule="exact"/>
         </w:trPr>
         <w:tc>
           <w:tcPr>
@@ -5020,13 +2835,13 @@
           <w:p>
             <w:pPr>
               <w:spacing w:before="0" w:after="0"/>
-              <w:jc w:val="center"/>
+              <w:jc w:val="left"/>
             </w:pPr>
             <w:r>
               <w:rPr>
-                <w:rFonts w:ascii="MS Gothic" w:hAnsi="MS Gothic" w:eastAsia="MS Gothic"/>
+                <w:rFonts w:ascii="Arial" w:hAnsi="Arial" w:eastAsia="MS PGothic"/>
                 <w:b w:val="0"/>
-                <w:sz w:val="18"/>
+                <w:sz w:val="21"/>
               </w:rPr>
             </w:r>
           </w:p>
@@ -5034,7 +2849,7 @@
       </w:tr>
       <w:tr>
         <w:trPr>
-          <w:trHeight w:val="453" w:hRule="exact"/>
+          <w:trHeight w:val="498" w:hRule="exact"/>
         </w:trPr>
         <w:tc>
           <w:tcPr>
@@ -5044,13 +2859,13 @@
           <w:p>
             <w:pPr>
               <w:spacing w:before="0" w:after="0"/>
-              <w:jc w:val="center"/>
+              <w:jc w:val="left"/>
             </w:pPr>
             <w:r>
               <w:rPr>
-                <w:rFonts w:ascii="MS Gothic" w:hAnsi="MS Gothic" w:eastAsia="MS Gothic"/>
+                <w:rFonts w:ascii="Arial" w:hAnsi="Arial" w:eastAsia="MS PGothic"/>
                 <w:b w:val="0"/>
-                <w:sz w:val="18"/>
+                <w:sz w:val="21"/>
               </w:rPr>
             </w:r>
           </w:p>
@@ -5059,15 +2874,16 @@
     </w:tbl>
     <w:p>
       <w:pPr>
-        <w:spacing w:before="40" w:after="20"/>
+        <w:spacing w:before="60" w:after="20"/>
+        <w:jc w:val="left"/>
       </w:pPr>
       <w:r>
         <w:rPr>
-          <w:rFonts w:ascii="MS Gothic" w:hAnsi="MS Gothic" w:eastAsia="MS Gothic"/>
+          <w:rFonts w:ascii="Arial" w:hAnsi="Arial" w:eastAsia="MS PGothic"/>
           <w:b w:val="0"/>
-          <w:sz w:val="17"/>
+          <w:sz w:val="19"/>
         </w:rPr>
-        <w:t>問6（3点）　下線部(2)を日本語にしなさい</w:t>
+        <w:t>問6（3点）　下線部(2)の日本語訳</w:t>
       </w:r>
     </w:p>
     <w:tbl>
@@ -5082,7 +2898,7 @@
       </w:tblGrid>
       <w:tr>
         <w:trPr>
-          <w:trHeight w:val="453" w:hRule="exact"/>
+          <w:trHeight w:val="498" w:hRule="exact"/>
         </w:trPr>
         <w:tc>
           <w:tcPr>
@@ -5092,13 +2908,13 @@
           <w:p>
             <w:pPr>
               <w:spacing w:before="0" w:after="0"/>
-              <w:jc w:val="center"/>
+              <w:jc w:val="left"/>
             </w:pPr>
             <w:r>
               <w:rPr>
-                <w:rFonts w:ascii="MS Gothic" w:hAnsi="MS Gothic" w:eastAsia="MS Gothic"/>
+                <w:rFonts w:ascii="Arial" w:hAnsi="Arial" w:eastAsia="MS PGothic"/>
                 <w:b w:val="0"/>
-                <w:sz w:val="18"/>
+                <w:sz w:val="21"/>
               </w:rPr>
             </w:r>
           </w:p>
@@ -5106,7 +2922,7 @@
       </w:tr>
       <w:tr>
         <w:trPr>
-          <w:trHeight w:val="453" w:hRule="exact"/>
+          <w:trHeight w:val="498" w:hRule="exact"/>
         </w:trPr>
         <w:tc>
           <w:tcPr>
@@ -5116,13 +2932,13 @@
           <w:p>
             <w:pPr>
               <w:spacing w:before="0" w:after="0"/>
-              <w:jc w:val="center"/>
+              <w:jc w:val="left"/>
             </w:pPr>
             <w:r>
               <w:rPr>
-                <w:rFonts w:ascii="MS Gothic" w:hAnsi="MS Gothic" w:eastAsia="MS Gothic"/>
+                <w:rFonts w:ascii="Arial" w:hAnsi="Arial" w:eastAsia="MS PGothic"/>
                 <w:b w:val="0"/>
-                <w:sz w:val="18"/>
+                <w:sz w:val="21"/>
               </w:rPr>
             </w:r>
           </w:p>
@@ -5131,15 +2947,16 @@
     </w:tbl>
     <w:p>
       <w:pPr>
-        <w:spacing w:before="100" w:after="20"/>
+        <w:spacing w:before="100" w:after="40"/>
+        <w:jc w:val="left"/>
       </w:pPr>
       <w:r>
         <w:rPr>
-          <w:rFonts w:ascii="MS Gothic" w:hAnsi="MS Gothic" w:eastAsia="MS Gothic"/>
+          <w:rFonts w:ascii="Arial" w:hAnsi="Arial" w:eastAsia="MS PGothic"/>
           <w:b/>
-          <w:sz w:val="18"/>
+          <w:sz w:val="21"/>
         </w:rPr>
-        <w:t>７　（思考・判断・表現　6点）　50語以上で書くこと</w:t>
+        <w:t>７　（思考・判断・表現　6点）　50語以上</w:t>
       </w:r>
     </w:p>
     <w:tbl>
@@ -5154,7 +2971,7 @@
       </w:tblGrid>
       <w:tr>
         <w:trPr>
-          <w:trHeight w:val="464" w:hRule="exact"/>
+          <w:trHeight w:val="470" w:hRule="exact"/>
         </w:trPr>
         <w:tc>
           <w:tcPr>
@@ -5164,13 +2981,13 @@
           <w:p>
             <w:pPr>
               <w:spacing w:before="0" w:after="0"/>
-              <w:jc w:val="center"/>
+              <w:jc w:val="left"/>
             </w:pPr>
             <w:r>
               <w:rPr>
-                <w:rFonts w:ascii="MS Gothic" w:hAnsi="MS Gothic" w:eastAsia="MS Gothic"/>
+                <w:rFonts w:ascii="Arial" w:hAnsi="Arial" w:eastAsia="MS PGothic"/>
                 <w:b w:val="0"/>
-                <w:sz w:val="18"/>
+                <w:sz w:val="21"/>
               </w:rPr>
             </w:r>
           </w:p>
@@ -5178,7 +2995,7 @@
       </w:tr>
       <w:tr>
         <w:trPr>
-          <w:trHeight w:val="464" w:hRule="exact"/>
+          <w:trHeight w:val="470" w:hRule="exact"/>
         </w:trPr>
         <w:tc>
           <w:tcPr>
@@ -5188,13 +3005,13 @@
           <w:p>
             <w:pPr>
               <w:spacing w:before="0" w:after="0"/>
-              <w:jc w:val="center"/>
+              <w:jc w:val="left"/>
             </w:pPr>
             <w:r>
               <w:rPr>
-                <w:rFonts w:ascii="MS Gothic" w:hAnsi="MS Gothic" w:eastAsia="MS Gothic"/>
+                <w:rFonts w:ascii="Arial" w:hAnsi="Arial" w:eastAsia="MS PGothic"/>
                 <w:b w:val="0"/>
-                <w:sz w:val="18"/>
+                <w:sz w:val="21"/>
               </w:rPr>
             </w:r>
           </w:p>
@@ -5202,7 +3019,7 @@
       </w:tr>
       <w:tr>
         <w:trPr>
-          <w:trHeight w:val="464" w:hRule="exact"/>
+          <w:trHeight w:val="470" w:hRule="exact"/>
         </w:trPr>
         <w:tc>
           <w:tcPr>
@@ -5212,13 +3029,13 @@
           <w:p>
             <w:pPr>
               <w:spacing w:before="0" w:after="0"/>
-              <w:jc w:val="center"/>
+              <w:jc w:val="left"/>
             </w:pPr>
             <w:r>
               <w:rPr>
-                <w:rFonts w:ascii="MS Gothic" w:hAnsi="MS Gothic" w:eastAsia="MS Gothic"/>
+                <w:rFonts w:ascii="Arial" w:hAnsi="Arial" w:eastAsia="MS PGothic"/>
                 <w:b w:val="0"/>
-                <w:sz w:val="18"/>
+                <w:sz w:val="21"/>
               </w:rPr>
             </w:r>
           </w:p>
@@ -5226,7 +3043,7 @@
       </w:tr>
       <w:tr>
         <w:trPr>
-          <w:trHeight w:val="464" w:hRule="exact"/>
+          <w:trHeight w:val="470" w:hRule="exact"/>
         </w:trPr>
         <w:tc>
           <w:tcPr>
@@ -5236,13 +3053,13 @@
           <w:p>
             <w:pPr>
               <w:spacing w:before="0" w:after="0"/>
-              <w:jc w:val="center"/>
+              <w:jc w:val="left"/>
             </w:pPr>
             <w:r>
               <w:rPr>
-                <w:rFonts w:ascii="MS Gothic" w:hAnsi="MS Gothic" w:eastAsia="MS Gothic"/>
+                <w:rFonts w:ascii="Arial" w:hAnsi="Arial" w:eastAsia="MS PGothic"/>
                 <w:b w:val="0"/>
-                <w:sz w:val="18"/>
+                <w:sz w:val="21"/>
               </w:rPr>
             </w:r>
           </w:p>
@@ -5250,7 +3067,7 @@
       </w:tr>
       <w:tr>
         <w:trPr>
-          <w:trHeight w:val="464" w:hRule="exact"/>
+          <w:trHeight w:val="470" w:hRule="exact"/>
         </w:trPr>
         <w:tc>
           <w:tcPr>
@@ -5260,13 +3077,13 @@
           <w:p>
             <w:pPr>
               <w:spacing w:before="0" w:after="0"/>
-              <w:jc w:val="center"/>
+              <w:jc w:val="left"/>
             </w:pPr>
             <w:r>
               <w:rPr>
-                <w:rFonts w:ascii="MS Gothic" w:hAnsi="MS Gothic" w:eastAsia="MS Gothic"/>
+                <w:rFonts w:ascii="Arial" w:hAnsi="Arial" w:eastAsia="MS PGothic"/>
                 <w:b w:val="0"/>
-                <w:sz w:val="18"/>
+                <w:sz w:val="21"/>
               </w:rPr>
             </w:r>
           </w:p>
@@ -5274,7 +3091,7 @@
       </w:tr>
       <w:tr>
         <w:trPr>
-          <w:trHeight w:val="464" w:hRule="exact"/>
+          <w:trHeight w:val="470" w:hRule="exact"/>
         </w:trPr>
         <w:tc>
           <w:tcPr>
@@ -5284,13 +3101,13 @@
           <w:p>
             <w:pPr>
               <w:spacing w:before="0" w:after="0"/>
-              <w:jc w:val="center"/>
+              <w:jc w:val="left"/>
             </w:pPr>
             <w:r>
               <w:rPr>
-                <w:rFonts w:ascii="MS Gothic" w:hAnsi="MS Gothic" w:eastAsia="MS Gothic"/>
+                <w:rFonts w:ascii="Arial" w:hAnsi="Arial" w:eastAsia="MS PGothic"/>
                 <w:b w:val="0"/>
-                <w:sz w:val="18"/>
+                <w:sz w:val="21"/>
               </w:rPr>
             </w:r>
           </w:p>
@@ -5300,12 +3117,13 @@
     <w:p>
       <w:pPr>
         <w:spacing w:before="100" w:after="20"/>
+        <w:jc w:val="left"/>
       </w:pPr>
       <w:r>
         <w:rPr>
-          <w:rFonts w:ascii="MS Gothic" w:hAnsi="MS Gothic" w:eastAsia="MS Gothic"/>
+          <w:rFonts w:ascii="Arial" w:hAnsi="Arial" w:eastAsia="MS PGothic"/>
           <w:b/>
-          <w:sz w:val="18"/>
+          <w:sz w:val="21"/>
         </w:rPr>
         <w:t>得点集計</w:t>
       </w:r>
@@ -5324,79 +3142,11 @@
       </w:tblGrid>
       <w:tr>
         <w:trPr>
-          <w:trHeight w:val="238" w:hRule="exact"/>
+          <w:trHeight w:val="311" w:hRule="exact"/>
         </w:trPr>
         <w:tc>
           <w:tcPr>
-            <w:tcW w:type="dxa" w:w="3118"/>
-            <w:vAlign w:val="center"/>
-            <w:shd w:val="clear" w:color="auto" w:fill="D9D9D9"/>
-          </w:tcPr>
-          <w:p>
-            <w:pPr>
-              <w:spacing w:before="0" w:after="0"/>
-              <w:jc w:val="center"/>
-            </w:pPr>
-            <w:r>
-              <w:rPr>
-                <w:rFonts w:ascii="MS Gothic" w:hAnsi="MS Gothic" w:eastAsia="MS Gothic"/>
-                <w:b/>
-                <w:sz w:val="16"/>
-              </w:rPr>
-              <w:t>２・３（知識・技能）　/43</w:t>
-            </w:r>
-          </w:p>
-        </w:tc>
-        <w:tc>
-          <w:tcPr>
-            <w:tcW w:type="dxa" w:w="4025"/>
-            <w:vAlign w:val="center"/>
-            <w:shd w:val="clear" w:color="auto" w:fill="D9D9D9"/>
-          </w:tcPr>
-          <w:p>
-            <w:pPr>
-              <w:spacing w:before="0" w:after="0"/>
-              <w:jc w:val="center"/>
-            </w:pPr>
-            <w:r>
-              <w:rPr>
-                <w:rFonts w:ascii="MS Gothic" w:hAnsi="MS Gothic" w:eastAsia="MS Gothic"/>
-                <w:b/>
-                <w:sz w:val="16"/>
-              </w:rPr>
-              <w:t>１・４〜７（思考・判断・表現）　/57</w:t>
-            </w:r>
-          </w:p>
-        </w:tc>
-        <w:tc>
-          <w:tcPr>
-            <w:tcW w:type="dxa" w:w="3402"/>
-            <w:vAlign w:val="center"/>
-            <w:shd w:val="clear" w:color="auto" w:fill="D9D9D9"/>
-          </w:tcPr>
-          <w:p>
-            <w:pPr>
-              <w:spacing w:before="0" w:after="0"/>
-              <w:jc w:val="center"/>
-            </w:pPr>
-            <w:r>
-              <w:rPr>
-                <w:rFonts w:ascii="MS Gothic" w:hAnsi="MS Gothic" w:eastAsia="MS Gothic"/>
-                <w:b/>
-                <w:sz w:val="16"/>
-              </w:rPr>
-              <w:t>合計　/100</w:t>
-            </w:r>
-          </w:p>
-        </w:tc>
-      </w:tr>
-      <w:tr>
-        <w:trPr>
-          <w:trHeight w:val="430" w:hRule="exact"/>
-        </w:trPr>
-        <w:tc>
-          <w:tcPr>
-            <w:tcW w:type="dxa" w:w="3118"/>
+            <w:tcW w:type="dxa" w:w="3288"/>
             <w:vAlign w:val="center"/>
           </w:tcPr>
           <w:p>
@@ -5406,16 +3156,17 @@
             </w:pPr>
             <w:r>
               <w:rPr>
-                <w:rFonts w:ascii="MS Gothic" w:hAnsi="MS Gothic" w:eastAsia="MS Gothic"/>
-                <w:b w:val="0"/>
+                <w:rFonts w:ascii="Arial" w:hAnsi="Arial" w:eastAsia="MS PGothic"/>
+                <w:b/>
                 <w:sz w:val="18"/>
               </w:rPr>
+              <w:t>２・３（知識・技能）　/43</w:t>
             </w:r>
           </w:p>
         </w:tc>
         <w:tc>
           <w:tcPr>
-            <w:tcW w:type="dxa" w:w="4025"/>
+            <w:tcW w:type="dxa" w:w="4082"/>
             <w:vAlign w:val="center"/>
           </w:tcPr>
           <w:p>
@@ -5425,16 +3176,17 @@
             </w:pPr>
             <w:r>
               <w:rPr>
-                <w:rFonts w:ascii="MS Gothic" w:hAnsi="MS Gothic" w:eastAsia="MS Gothic"/>
-                <w:b w:val="0"/>
+                <w:rFonts w:ascii="Arial" w:hAnsi="Arial" w:eastAsia="MS PGothic"/>
+                <w:b/>
                 <w:sz w:val="18"/>
               </w:rPr>
+              <w:t>１・４〜７（思考・判断・表現）　/57</w:t>
             </w:r>
           </w:p>
         </w:tc>
         <w:tc>
           <w:tcPr>
-            <w:tcW w:type="dxa" w:w="3402"/>
+            <w:tcW w:type="dxa" w:w="3175"/>
             <w:vAlign w:val="center"/>
           </w:tcPr>
           <w:p>
@@ -5444,9 +3196,72 @@
             </w:pPr>
             <w:r>
               <w:rPr>
-                <w:rFonts w:ascii="MS Gothic" w:hAnsi="MS Gothic" w:eastAsia="MS Gothic"/>
+                <w:rFonts w:ascii="Arial" w:hAnsi="Arial" w:eastAsia="MS PGothic"/>
+                <w:b/>
+                <w:sz w:val="18"/>
+              </w:rPr>
+              <w:t>合計　/100</w:t>
+            </w:r>
+          </w:p>
+        </w:tc>
+      </w:tr>
+      <w:tr>
+        <w:trPr>
+          <w:trHeight w:val="425" w:hRule="exact"/>
+        </w:trPr>
+        <w:tc>
+          <w:tcPr>
+            <w:tcW w:type="dxa" w:w="3288"/>
+            <w:vAlign w:val="center"/>
+          </w:tcPr>
+          <w:p>
+            <w:pPr>
+              <w:spacing w:before="0" w:after="0"/>
+              <w:jc w:val="center"/>
+            </w:pPr>
+            <w:r>
+              <w:rPr>
+                <w:rFonts w:ascii="Arial" w:hAnsi="Arial" w:eastAsia="MS PGothic"/>
                 <w:b w:val="0"/>
-                <w:sz w:val="18"/>
+                <w:sz w:val="21"/>
+              </w:rPr>
+            </w:r>
+          </w:p>
+        </w:tc>
+        <w:tc>
+          <w:tcPr>
+            <w:tcW w:type="dxa" w:w="4082"/>
+            <w:vAlign w:val="center"/>
+          </w:tcPr>
+          <w:p>
+            <w:pPr>
+              <w:spacing w:before="0" w:after="0"/>
+              <w:jc w:val="center"/>
+            </w:pPr>
+            <w:r>
+              <w:rPr>
+                <w:rFonts w:ascii="Arial" w:hAnsi="Arial" w:eastAsia="MS PGothic"/>
+                <w:b w:val="0"/>
+                <w:sz w:val="21"/>
+              </w:rPr>
+            </w:r>
+          </w:p>
+        </w:tc>
+        <w:tc>
+          <w:tcPr>
+            <w:tcW w:type="dxa" w:w="3175"/>
+            <w:vAlign w:val="center"/>
+          </w:tcPr>
+          <w:p>
+            <w:pPr>
+              <w:spacing w:before="0" w:after="0"/>
+              <w:jc w:val="center"/>
+            </w:pPr>
+            <w:r>
+              <w:rPr>
+                <w:rFonts w:ascii="Arial" w:hAnsi="Arial" w:eastAsia="MS PGothic"/>
+                <w:b w:val="0"/>
+                <w:sz w:val="21"/>
               </w:rPr>
             </w:r>
           </w:p>

--- a/2026年度_論理表現Ⅱ_中間テスト_解答用紙.docx
+++ b/2026年度_論理表現Ⅱ_中間テスト_解答用紙.docx
@@ -121,7 +121,7 @@
     </w:tbl>
     <w:p>
       <w:pPr>
-        <w:spacing w:before="120" w:after="40"/>
+        <w:spacing w:before="160" w:after="40"/>
         <w:jc w:val="left"/>
       </w:pPr>
       <w:r>
@@ -131,20 +131,6 @@
           <w:sz w:val="21"/>
         </w:rPr>
         <w:t>１　（思考・判断・表現　14点）</w:t>
-      </w:r>
-    </w:p>
-    <w:p>
-      <w:pPr>
-        <w:spacing w:before="40" w:after="20"/>
-        <w:jc w:val="left"/>
-      </w:pPr>
-      <w:r>
-        <w:rPr>
-          <w:rFonts w:ascii="Arial" w:hAnsi="Arial" w:eastAsia="MS PGothic"/>
-          <w:b w:val="0"/>
-          <w:sz w:val="19"/>
-        </w:rPr>
-        <w:t>A（2点）・B（2点）</w:t>
       </w:r>
     </w:p>
     <w:tbl>
@@ -380,7 +366,7 @@
     </w:tbl>
     <w:p>
       <w:pPr>
-        <w:spacing w:before="100" w:after="40"/>
+        <w:spacing w:before="140" w:after="40"/>
         <w:jc w:val="left"/>
       </w:pPr>
       <w:r>
@@ -767,7 +753,7 @@
     </w:tbl>
     <w:p>
       <w:pPr>
-        <w:spacing w:before="100" w:after="40"/>
+        <w:spacing w:before="140" w:after="40"/>
         <w:jc w:val="left"/>
       </w:pPr>
       <w:r>
@@ -806,7 +792,7 @@
       </w:tblGrid>
       <w:tr>
         <w:trPr>
-          <w:trHeight w:val="567" w:hRule="exact"/>
+          <w:trHeight w:val="850" w:hRule="exact"/>
         </w:trPr>
         <w:tc>
           <w:tcPr>
@@ -851,7 +837,7 @@
       </w:tr>
       <w:tr>
         <w:trPr>
-          <w:trHeight w:val="567" w:hRule="exact"/>
+          <w:trHeight w:val="850" w:hRule="exact"/>
         </w:trPr>
         <w:tc>
           <w:tcPr>
@@ -896,7 +882,7 @@
       </w:tr>
       <w:tr>
         <w:trPr>
-          <w:trHeight w:val="567" w:hRule="exact"/>
+          <w:trHeight w:val="850" w:hRule="exact"/>
         </w:trPr>
         <w:tc>
           <w:tcPr>
@@ -941,7 +927,7 @@
       </w:tr>
       <w:tr>
         <w:trPr>
-          <w:trHeight w:val="567" w:hRule="exact"/>
+          <w:trHeight w:val="850" w:hRule="exact"/>
         </w:trPr>
         <w:tc>
           <w:tcPr>
@@ -986,7 +972,7 @@
       </w:tr>
       <w:tr>
         <w:trPr>
-          <w:trHeight w:val="567" w:hRule="exact"/>
+          <w:trHeight w:val="850" w:hRule="exact"/>
         </w:trPr>
         <w:tc>
           <w:tcPr>
@@ -1063,7 +1049,7 @@
       </w:tblGrid>
       <w:tr>
         <w:trPr>
-          <w:trHeight w:val="408" w:hRule="exact"/>
+          <w:trHeight w:val="567" w:hRule="exact"/>
         </w:trPr>
         <w:tc>
           <w:tcPr>
@@ -1202,7 +1188,7 @@
       </w:tr>
       <w:tr>
         <w:trPr>
-          <w:trHeight w:val="408" w:hRule="exact"/>
+          <w:trHeight w:val="567" w:hRule="exact"/>
         </w:trPr>
         <w:tc>
           <w:tcPr>
@@ -1351,7 +1337,7 @@
       </w:tr>
       <w:tr>
         <w:trPr>
-          <w:trHeight w:val="408" w:hRule="exact"/>
+          <w:trHeight w:val="567" w:hRule="exact"/>
         </w:trPr>
         <w:tc>
           <w:tcPr>
@@ -1500,7 +1486,7 @@
       </w:tr>
       <w:tr>
         <w:trPr>
-          <w:trHeight w:val="408" w:hRule="exact"/>
+          <w:trHeight w:val="567" w:hRule="exact"/>
         </w:trPr>
         <w:tc>
           <w:tcPr>
@@ -1654,7 +1640,7 @@
       </w:tr>
       <w:tr>
         <w:trPr>
-          <w:trHeight w:val="408" w:hRule="exact"/>
+          <w:trHeight w:val="567" w:hRule="exact"/>
         </w:trPr>
         <w:tc>
           <w:tcPr>
@@ -1808,7 +1794,7 @@
       </w:tr>
       <w:tr>
         <w:trPr>
-          <w:trHeight w:val="408" w:hRule="exact"/>
+          <w:trHeight w:val="567" w:hRule="exact"/>
         </w:trPr>
         <w:tc>
           <w:tcPr>
@@ -2145,7 +2131,7 @@
       </w:tblGrid>
       <w:tr>
         <w:trPr>
-          <w:trHeight w:val="567" w:hRule="exact"/>
+          <w:trHeight w:val="510" w:hRule="exact"/>
         </w:trPr>
         <w:tc>
           <w:tcPr>
@@ -2170,7 +2156,7 @@
       </w:tr>
       <w:tr>
         <w:trPr>
-          <w:trHeight w:val="567" w:hRule="exact"/>
+          <w:trHeight w:val="510" w:hRule="exact"/>
         </w:trPr>
         <w:tc>
           <w:tcPr>
@@ -2195,7 +2181,7 @@
       </w:tr>
       <w:tr>
         <w:trPr>
-          <w:trHeight w:val="567" w:hRule="exact"/>
+          <w:trHeight w:val="510" w:hRule="exact"/>
         </w:trPr>
         <w:tc>
           <w:tcPr>
@@ -2220,7 +2206,7 @@
       </w:tr>
       <w:tr>
         <w:trPr>
-          <w:trHeight w:val="567" w:hRule="exact"/>
+          <w:trHeight w:val="510" w:hRule="exact"/>
         </w:trPr>
         <w:tc>
           <w:tcPr>
@@ -2245,7 +2231,7 @@
       </w:tr>
       <w:tr>
         <w:trPr>
-          <w:trHeight w:val="567" w:hRule="exact"/>
+          <w:trHeight w:val="510" w:hRule="exact"/>
         </w:trPr>
         <w:tc>
           <w:tcPr>
@@ -2270,7 +2256,7 @@
       </w:tr>
       <w:tr>
         <w:trPr>
-          <w:trHeight w:val="567" w:hRule="exact"/>
+          <w:trHeight w:val="510" w:hRule="exact"/>
         </w:trPr>
         <w:tc>
           <w:tcPr>
@@ -2296,7 +2282,7 @@
     </w:tbl>
     <w:p>
       <w:pPr>
-        <w:spacing w:before="100" w:after="40"/>
+        <w:spacing w:before="80" w:after="40"/>
         <w:jc w:val="left"/>
       </w:pPr>
       <w:r>
@@ -2335,7 +2321,7 @@
       </w:tblGrid>
       <w:tr>
         <w:trPr>
-          <w:trHeight w:val="510" w:hRule="exact"/>
+          <w:trHeight w:val="476" w:hRule="exact"/>
         </w:trPr>
         <w:tc>
           <w:tcPr>
@@ -2380,7 +2366,7 @@
       </w:tr>
       <w:tr>
         <w:trPr>
-          <w:trHeight w:val="510" w:hRule="exact"/>
+          <w:trHeight w:val="476" w:hRule="exact"/>
         </w:trPr>
         <w:tc>
           <w:tcPr>
@@ -2425,7 +2411,7 @@
       </w:tr>
       <w:tr>
         <w:trPr>
-          <w:trHeight w:val="510" w:hRule="exact"/>
+          <w:trHeight w:val="476" w:hRule="exact"/>
         </w:trPr>
         <w:tc>
           <w:tcPr>
@@ -2470,7 +2456,7 @@
       </w:tr>
       <w:tr>
         <w:trPr>
-          <w:trHeight w:val="510" w:hRule="exact"/>
+          <w:trHeight w:val="476" w:hRule="exact"/>
         </w:trPr>
         <w:tc>
           <w:tcPr>
@@ -2515,7 +2501,7 @@
       </w:tr>
       <w:tr>
         <w:trPr>
-          <w:trHeight w:val="510" w:hRule="exact"/>
+          <w:trHeight w:val="476" w:hRule="exact"/>
         </w:trPr>
         <w:tc>
           <w:tcPr>
@@ -2561,7 +2547,7 @@
     </w:tbl>
     <w:p>
       <w:pPr>
-        <w:spacing w:before="100" w:after="40"/>
+        <w:spacing w:before="80" w:after="40"/>
         <w:jc w:val="left"/>
       </w:pPr>
       <w:r>
@@ -3142,7 +3128,7 @@
       </w:tblGrid>
       <w:tr>
         <w:trPr>
-          <w:trHeight w:val="311" w:hRule="exact"/>
+          <w:trHeight w:val="340" w:hRule="exact"/>
         </w:trPr>
         <w:tc>
           <w:tcPr>
@@ -3207,7 +3193,7 @@
       </w:tr>
       <w:tr>
         <w:trPr>
-          <w:trHeight w:val="425" w:hRule="exact"/>
+          <w:trHeight w:val="680" w:hRule="exact"/>
         </w:trPr>
         <w:tc>
           <w:tcPr>

--- a/2026年度_論理表現Ⅱ_中間テスト_解答用紙.docx
+++ b/2026年度_論理表現Ⅱ_中間テスト_解答用紙.docx
@@ -121,7 +121,7 @@
     </w:tbl>
     <w:p>
       <w:pPr>
-        <w:spacing w:before="160" w:after="40"/>
+        <w:spacing w:before="120" w:after="40"/>
         <w:jc w:val="left"/>
       </w:pPr>
       <w:r>
@@ -173,21 +173,8 @@
         <w:tc>
           <w:tcPr>
             <w:tcW w:type="dxa" w:w="1134"/>
-            <w:vAlign w:val="center"/>
           </w:tcPr>
-          <w:p>
-            <w:pPr>
-              <w:spacing w:before="0" w:after="0"/>
-              <w:jc w:val="left"/>
-            </w:pPr>
-            <w:r>
-              <w:rPr>
-                <w:rFonts w:ascii="Arial" w:hAnsi="Arial" w:eastAsia="MS PGothic"/>
-                <w:b w:val="0"/>
-                <w:sz w:val="21"/>
-              </w:rPr>
-            </w:r>
-          </w:p>
+          <w:p/>
         </w:tc>
         <w:tc>
           <w:tcPr>
@@ -212,21 +199,8 @@
         <w:tc>
           <w:tcPr>
             <w:tcW w:type="dxa" w:w="1134"/>
-            <w:vAlign w:val="center"/>
           </w:tcPr>
-          <w:p>
-            <w:pPr>
-              <w:spacing w:before="0" w:after="0"/>
-              <w:jc w:val="left"/>
-            </w:pPr>
-            <w:r>
-              <w:rPr>
-                <w:rFonts w:ascii="Arial" w:hAnsi="Arial" w:eastAsia="MS PGothic"/>
-                <w:b w:val="0"/>
-                <w:sz w:val="21"/>
-              </w:rPr>
-            </w:r>
-          </w:p>
+          <w:p/>
         </w:tc>
       </w:tr>
     </w:tbl>
@@ -366,7 +340,7 @@
     </w:tbl>
     <w:p>
       <w:pPr>
-        <w:spacing w:before="140" w:after="40"/>
+        <w:spacing w:before="100" w:after="40"/>
         <w:jc w:val="left"/>
       </w:pPr>
       <w:r>
@@ -753,7 +727,7 @@
     </w:tbl>
     <w:p>
       <w:pPr>
-        <w:spacing w:before="140" w:after="40"/>
+        <w:spacing w:before="100" w:after="40"/>
         <w:jc w:val="left"/>
       </w:pPr>
       <w:r>
@@ -776,7 +750,7 @@
           <w:b w:val="0"/>
           <w:sz w:val="19"/>
         </w:rPr>
-        <w:t>A（1×10=10点）　完全正答のみ得点</w:t>
+        <w:t>A（1×10=10点）　語句を並び替えて英文を完成させよ　完全正答のみ得点</w:t>
       </w:r>
     </w:p>
     <w:tbl>
@@ -792,17 +766,17 @@
       </w:tblGrid>
       <w:tr>
         <w:trPr>
-          <w:trHeight w:val="850" w:hRule="exact"/>
+          <w:trHeight w:val="481" w:hRule="exact"/>
         </w:trPr>
         <w:tc>
           <w:tcPr>
-            <w:tcW w:type="dxa" w:w="5216"/>
+            <w:tcW w:type="dxa" w:w="680"/>
             <w:vAlign w:val="center"/>
           </w:tcPr>
           <w:p>
             <w:pPr>
               <w:spacing w:before="0" w:after="0"/>
-              <w:jc w:val="left"/>
+              <w:jc w:val="center"/>
             </w:pPr>
             <w:r>
               <w:rPr>
@@ -816,13 +790,55 @@
         </w:tc>
         <w:tc>
           <w:tcPr>
-            <w:tcW w:type="dxa" w:w="5216"/>
+            <w:tcW w:type="dxa" w:w="9865"/>
             <w:vAlign w:val="center"/>
           </w:tcPr>
           <w:p>
             <w:pPr>
               <w:spacing w:before="0" w:after="0"/>
-              <w:jc w:val="left"/>
+              <w:tabs>
+                <w:tab w:val="right" w:pos="9780"/>
+              </w:tabs>
+            </w:pPr>
+            <w:r>
+              <w:rPr>
+                <w:rFonts w:ascii="Arial" w:hAnsi="Arial" w:eastAsia="MS PGothic"/>
+                <w:b w:val="0"/>
+                <w:sz w:val="21"/>
+              </w:rPr>
+            </w:r>
+            <w:r>
+              <w:rPr>
+                <w:rFonts w:ascii="Arial" w:hAnsi="Arial" w:eastAsia="MS PGothic"/>
+                <w:b w:val="0"/>
+                <w:sz w:val="21"/>
+              </w:rPr>
+              <w:tab/>
+            </w:r>
+            <w:r>
+              <w:rPr>
+                <w:rFonts w:ascii="Arial" w:hAnsi="Arial" w:eastAsia="MS PGothic"/>
+                <w:b w:val="0"/>
+                <w:sz w:val="21"/>
+              </w:rPr>
+              <w:t>annually.</w:t>
+            </w:r>
+          </w:p>
+        </w:tc>
+      </w:tr>
+      <w:tr>
+        <w:trPr>
+          <w:trHeight w:val="481" w:hRule="exact"/>
+        </w:trPr>
+        <w:tc>
+          <w:tcPr>
+            <w:tcW w:type="dxa" w:w="680"/>
+            <w:vAlign w:val="center"/>
+          </w:tcPr>
+          <w:p>
+            <w:pPr>
+              <w:spacing w:before="0" w:after="0"/>
+              <w:jc w:val="center"/>
             </w:pPr>
             <w:r>
               <w:rPr>
@@ -834,20 +850,57 @@
             </w:r>
           </w:p>
         </w:tc>
-      </w:tr>
-      <w:tr>
-        <w:trPr>
-          <w:trHeight w:val="850" w:hRule="exact"/>
-        </w:trPr>
         <w:tc>
           <w:tcPr>
-            <w:tcW w:type="dxa" w:w="5216"/>
+            <w:tcW w:type="dxa" w:w="9865"/>
             <w:vAlign w:val="center"/>
           </w:tcPr>
           <w:p>
             <w:pPr>
               <w:spacing w:before="0" w:after="0"/>
-              <w:jc w:val="left"/>
+              <w:tabs>
+                <w:tab w:val="right" w:pos="9780"/>
+              </w:tabs>
+            </w:pPr>
+            <w:r>
+              <w:rPr>
+                <w:rFonts w:ascii="Arial" w:hAnsi="Arial" w:eastAsia="MS PGothic"/>
+                <w:b w:val="0"/>
+                <w:sz w:val="21"/>
+              </w:rPr>
+            </w:r>
+            <w:r>
+              <w:rPr>
+                <w:rFonts w:ascii="Arial" w:hAnsi="Arial" w:eastAsia="MS PGothic"/>
+                <w:b w:val="0"/>
+                <w:sz w:val="21"/>
+              </w:rPr>
+              <w:tab/>
+            </w:r>
+            <w:r>
+              <w:rPr>
+                <w:rFonts w:ascii="Arial" w:hAnsi="Arial" w:eastAsia="MS PGothic"/>
+                <w:b w:val="0"/>
+                <w:sz w:val="21"/>
+              </w:rPr>
+              <w:t>in the world.</w:t>
+            </w:r>
+          </w:p>
+        </w:tc>
+      </w:tr>
+      <w:tr>
+        <w:trPr>
+          <w:trHeight w:val="481" w:hRule="exact"/>
+        </w:trPr>
+        <w:tc>
+          <w:tcPr>
+            <w:tcW w:type="dxa" w:w="680"/>
+            <w:vAlign w:val="center"/>
+          </w:tcPr>
+          <w:p>
+            <w:pPr>
+              <w:spacing w:before="0" w:after="0"/>
+              <w:jc w:val="center"/>
             </w:pPr>
             <w:r>
               <w:rPr>
@@ -861,13 +914,56 @@
         </w:tc>
         <w:tc>
           <w:tcPr>
-            <w:tcW w:type="dxa" w:w="5216"/>
+            <w:tcW w:type="dxa" w:w="9865"/>
             <w:vAlign w:val="center"/>
           </w:tcPr>
           <w:p>
             <w:pPr>
               <w:spacing w:before="0" w:after="0"/>
-              <w:jc w:val="left"/>
+              <w:tabs>
+                <w:tab w:val="right" w:pos="9780"/>
+              </w:tabs>
+            </w:pPr>
+            <w:r>
+              <w:rPr>
+                <w:rFonts w:ascii="Arial" w:hAnsi="Arial" w:eastAsia="MS PGothic"/>
+                <w:b w:val="0"/>
+                <w:sz w:val="21"/>
+              </w:rPr>
+              <w:t xml:space="preserve">It  </w:t>
+            </w:r>
+            <w:r>
+              <w:rPr>
+                <w:rFonts w:ascii="Arial" w:hAnsi="Arial" w:eastAsia="MS PGothic"/>
+                <w:b w:val="0"/>
+                <w:sz w:val="21"/>
+              </w:rPr>
+              <w:tab/>
+            </w:r>
+            <w:r>
+              <w:rPr>
+                <w:rFonts w:ascii="Arial" w:hAnsi="Arial" w:eastAsia="MS PGothic"/>
+                <w:b w:val="0"/>
+                <w:sz w:val="21"/>
+              </w:rPr>
+              <w:t>in summer.</w:t>
+            </w:r>
+          </w:p>
+        </w:tc>
+      </w:tr>
+      <w:tr>
+        <w:trPr>
+          <w:trHeight w:val="481" w:hRule="exact"/>
+        </w:trPr>
+        <w:tc>
+          <w:tcPr>
+            <w:tcW w:type="dxa" w:w="680"/>
+            <w:vAlign w:val="center"/>
+          </w:tcPr>
+          <w:p>
+            <w:pPr>
+              <w:spacing w:before="0" w:after="0"/>
+              <w:jc w:val="center"/>
             </w:pPr>
             <w:r>
               <w:rPr>
@@ -879,20 +975,58 @@
             </w:r>
           </w:p>
         </w:tc>
-      </w:tr>
-      <w:tr>
-        <w:trPr>
-          <w:trHeight w:val="850" w:hRule="exact"/>
-        </w:trPr>
         <w:tc>
           <w:tcPr>
-            <w:tcW w:type="dxa" w:w="5216"/>
+            <w:tcW w:type="dxa" w:w="9865"/>
             <w:vAlign w:val="center"/>
           </w:tcPr>
           <w:p>
             <w:pPr>
               <w:spacing w:before="0" w:after="0"/>
-              <w:jc w:val="left"/>
+              <w:tabs>
+                <w:tab w:val="right" w:pos="9780"/>
+              </w:tabs>
+            </w:pPr>
+            <w:r>
+              <w:rPr>
+                <w:rFonts w:ascii="Arial" w:hAnsi="Arial" w:eastAsia="MS PGothic"/>
+                <w:b w:val="0"/>
+                <w:sz w:val="21"/>
+              </w:rPr>
+              <w:t xml:space="preserve">It is  </w:t>
+            </w:r>
+            <w:r>
+              <w:rPr>
+                <w:rFonts w:ascii="Arial" w:hAnsi="Arial" w:eastAsia="MS PGothic"/>
+                <w:b w:val="0"/>
+                <w:sz w:val="21"/>
+              </w:rPr>
+              <w:tab/>
+            </w:r>
+            <w:r>
+              <w:rPr>
+                <w:rFonts w:ascii="Arial" w:hAnsi="Arial" w:eastAsia="MS PGothic"/>
+                <w:b w:val="0"/>
+                <w:sz w:val="21"/>
+              </w:rPr>
+              <w:t>on the world map.</w:t>
+            </w:r>
+          </w:p>
+        </w:tc>
+      </w:tr>
+      <w:tr>
+        <w:trPr>
+          <w:trHeight w:val="481" w:hRule="exact"/>
+        </w:trPr>
+        <w:tc>
+          <w:tcPr>
+            <w:tcW w:type="dxa" w:w="680"/>
+            <w:vAlign w:val="center"/>
+          </w:tcPr>
+          <w:p>
+            <w:pPr>
+              <w:spacing w:before="0" w:after="0"/>
+              <w:jc w:val="center"/>
             </w:pPr>
             <w:r>
               <w:rPr>
@@ -906,13 +1040,55 @@
         </w:tc>
         <w:tc>
           <w:tcPr>
-            <w:tcW w:type="dxa" w:w="5216"/>
+            <w:tcW w:type="dxa" w:w="9865"/>
             <w:vAlign w:val="center"/>
           </w:tcPr>
           <w:p>
             <w:pPr>
               <w:spacing w:before="0" w:after="0"/>
-              <w:jc w:val="left"/>
+              <w:tabs>
+                <w:tab w:val="right" w:pos="9780"/>
+              </w:tabs>
+            </w:pPr>
+            <w:r>
+              <w:rPr>
+                <w:rFonts w:ascii="Arial" w:hAnsi="Arial" w:eastAsia="MS PGothic"/>
+                <w:b w:val="0"/>
+                <w:sz w:val="21"/>
+              </w:rPr>
+            </w:r>
+            <w:r>
+              <w:rPr>
+                <w:rFonts w:ascii="Arial" w:hAnsi="Arial" w:eastAsia="MS PGothic"/>
+                <w:b w:val="0"/>
+                <w:sz w:val="21"/>
+              </w:rPr>
+              <w:tab/>
+            </w:r>
+            <w:r>
+              <w:rPr>
+                <w:rFonts w:ascii="Arial" w:hAnsi="Arial" w:eastAsia="MS PGothic"/>
+                <w:b w:val="0"/>
+                <w:sz w:val="21"/>
+              </w:rPr>
+              <w:t>.</w:t>
+            </w:r>
+          </w:p>
+        </w:tc>
+      </w:tr>
+      <w:tr>
+        <w:trPr>
+          <w:trHeight w:val="481" w:hRule="exact"/>
+        </w:trPr>
+        <w:tc>
+          <w:tcPr>
+            <w:tcW w:type="dxa" w:w="680"/>
+            <w:vAlign w:val="center"/>
+          </w:tcPr>
+          <w:p>
+            <w:pPr>
+              <w:spacing w:before="0" w:after="0"/>
+              <w:jc w:val="center"/>
             </w:pPr>
             <w:r>
               <w:rPr>
@@ -924,20 +1100,58 @@
             </w:r>
           </w:p>
         </w:tc>
-      </w:tr>
-      <w:tr>
-        <w:trPr>
-          <w:trHeight w:val="850" w:hRule="exact"/>
-        </w:trPr>
         <w:tc>
           <w:tcPr>
-            <w:tcW w:type="dxa" w:w="5216"/>
+            <w:tcW w:type="dxa" w:w="9865"/>
             <w:vAlign w:val="center"/>
           </w:tcPr>
           <w:p>
             <w:pPr>
               <w:spacing w:before="0" w:after="0"/>
-              <w:jc w:val="left"/>
+              <w:tabs>
+                <w:tab w:val="right" w:pos="9780"/>
+              </w:tabs>
+            </w:pPr>
+            <w:r>
+              <w:rPr>
+                <w:rFonts w:ascii="Arial" w:hAnsi="Arial" w:eastAsia="MS PGothic"/>
+                <w:b w:val="0"/>
+                <w:sz w:val="21"/>
+              </w:rPr>
+              <w:t xml:space="preserve">The author  </w:t>
+            </w:r>
+            <w:r>
+              <w:rPr>
+                <w:rFonts w:ascii="Arial" w:hAnsi="Arial" w:eastAsia="MS PGothic"/>
+                <w:b w:val="0"/>
+                <w:sz w:val="21"/>
+              </w:rPr>
+              <w:tab/>
+            </w:r>
+            <w:r>
+              <w:rPr>
+                <w:rFonts w:ascii="Arial" w:hAnsi="Arial" w:eastAsia="MS PGothic"/>
+                <w:b w:val="0"/>
+                <w:sz w:val="21"/>
+              </w:rPr>
+              <w:t>in her garden.</w:t>
+            </w:r>
+          </w:p>
+        </w:tc>
+      </w:tr>
+      <w:tr>
+        <w:trPr>
+          <w:trHeight w:val="481" w:hRule="exact"/>
+        </w:trPr>
+        <w:tc>
+          <w:tcPr>
+            <w:tcW w:type="dxa" w:w="680"/>
+            <w:vAlign w:val="center"/>
+          </w:tcPr>
+          <w:p>
+            <w:pPr>
+              <w:spacing w:before="0" w:after="0"/>
+              <w:jc w:val="center"/>
             </w:pPr>
             <w:r>
               <w:rPr>
@@ -951,13 +1165,56 @@
         </w:tc>
         <w:tc>
           <w:tcPr>
-            <w:tcW w:type="dxa" w:w="5216"/>
+            <w:tcW w:type="dxa" w:w="9865"/>
             <w:vAlign w:val="center"/>
           </w:tcPr>
           <w:p>
             <w:pPr>
               <w:spacing w:before="0" w:after="0"/>
-              <w:jc w:val="left"/>
+              <w:tabs>
+                <w:tab w:val="right" w:pos="9780"/>
+              </w:tabs>
+            </w:pPr>
+            <w:r>
+              <w:rPr>
+                <w:rFonts w:ascii="Arial" w:hAnsi="Arial" w:eastAsia="MS PGothic"/>
+                <w:b w:val="0"/>
+                <w:sz w:val="21"/>
+              </w:rPr>
+              <w:t xml:space="preserve">It was quite frightening, but  </w:t>
+            </w:r>
+            <w:r>
+              <w:rPr>
+                <w:rFonts w:ascii="Arial" w:hAnsi="Arial" w:eastAsia="MS PGothic"/>
+                <w:b w:val="0"/>
+                <w:sz w:val="21"/>
+              </w:rPr>
+              <w:tab/>
+            </w:r>
+            <w:r>
+              <w:rPr>
+                <w:rFonts w:ascii="Arial" w:hAnsi="Arial" w:eastAsia="MS PGothic"/>
+                <w:b w:val="0"/>
+                <w:sz w:val="21"/>
+              </w:rPr>
+              <w:t>.</w:t>
+            </w:r>
+          </w:p>
+        </w:tc>
+      </w:tr>
+      <w:tr>
+        <w:trPr>
+          <w:trHeight w:val="481" w:hRule="exact"/>
+        </w:trPr>
+        <w:tc>
+          <w:tcPr>
+            <w:tcW w:type="dxa" w:w="680"/>
+            <w:vAlign w:val="center"/>
+          </w:tcPr>
+          <w:p>
+            <w:pPr>
+              <w:spacing w:before="0" w:after="0"/>
+              <w:jc w:val="center"/>
             </w:pPr>
             <w:r>
               <w:rPr>
@@ -969,20 +1226,58 @@
             </w:r>
           </w:p>
         </w:tc>
-      </w:tr>
-      <w:tr>
-        <w:trPr>
-          <w:trHeight w:val="850" w:hRule="exact"/>
-        </w:trPr>
         <w:tc>
           <w:tcPr>
-            <w:tcW w:type="dxa" w:w="5216"/>
+            <w:tcW w:type="dxa" w:w="9865"/>
             <w:vAlign w:val="center"/>
           </w:tcPr>
           <w:p>
             <w:pPr>
               <w:spacing w:before="0" w:after="0"/>
-              <w:jc w:val="left"/>
+              <w:tabs>
+                <w:tab w:val="right" w:pos="9780"/>
+              </w:tabs>
+            </w:pPr>
+            <w:r>
+              <w:rPr>
+                <w:rFonts w:ascii="Arial" w:hAnsi="Arial" w:eastAsia="MS PGothic"/>
+                <w:b w:val="0"/>
+                <w:sz w:val="21"/>
+              </w:rPr>
+              <w:t xml:space="preserve">In Japan,  </w:t>
+            </w:r>
+            <w:r>
+              <w:rPr>
+                <w:rFonts w:ascii="Arial" w:hAnsi="Arial" w:eastAsia="MS PGothic"/>
+                <w:b w:val="0"/>
+                <w:sz w:val="21"/>
+              </w:rPr>
+              <w:tab/>
+            </w:r>
+            <w:r>
+              <w:rPr>
+                <w:rFonts w:ascii="Arial" w:hAnsi="Arial" w:eastAsia="MS PGothic"/>
+                <w:b w:val="0"/>
+                <w:sz w:val="21"/>
+              </w:rPr>
+              <w:t>.</w:t>
+            </w:r>
+          </w:p>
+        </w:tc>
+      </w:tr>
+      <w:tr>
+        <w:trPr>
+          <w:trHeight w:val="481" w:hRule="exact"/>
+        </w:trPr>
+        <w:tc>
+          <w:tcPr>
+            <w:tcW w:type="dxa" w:w="680"/>
+            <w:vAlign w:val="center"/>
+          </w:tcPr>
+          <w:p>
+            <w:pPr>
+              <w:spacing w:before="0" w:after="0"/>
+              <w:jc w:val="center"/>
             </w:pPr>
             <w:r>
               <w:rPr>
@@ -996,13 +1291,56 @@
         </w:tc>
         <w:tc>
           <w:tcPr>
-            <w:tcW w:type="dxa" w:w="5216"/>
+            <w:tcW w:type="dxa" w:w="9865"/>
             <w:vAlign w:val="center"/>
           </w:tcPr>
           <w:p>
             <w:pPr>
               <w:spacing w:before="0" w:after="0"/>
-              <w:jc w:val="left"/>
+              <w:tabs>
+                <w:tab w:val="right" w:pos="9780"/>
+              </w:tabs>
+            </w:pPr>
+            <w:r>
+              <w:rPr>
+                <w:rFonts w:ascii="Arial" w:hAnsi="Arial" w:eastAsia="MS PGothic"/>
+                <w:b w:val="0"/>
+                <w:sz w:val="21"/>
+              </w:rPr>
+              <w:t xml:space="preserve">Enjoy  </w:t>
+            </w:r>
+            <w:r>
+              <w:rPr>
+                <w:rFonts w:ascii="Arial" w:hAnsi="Arial" w:eastAsia="MS PGothic"/>
+                <w:b w:val="0"/>
+                <w:sz w:val="21"/>
+              </w:rPr>
+              <w:tab/>
+            </w:r>
+            <w:r>
+              <w:rPr>
+                <w:rFonts w:ascii="Arial" w:hAnsi="Arial" w:eastAsia="MS PGothic"/>
+                <w:b w:val="0"/>
+                <w:sz w:val="21"/>
+              </w:rPr>
+              <w:t>.</w:t>
+            </w:r>
+          </w:p>
+        </w:tc>
+      </w:tr>
+      <w:tr>
+        <w:trPr>
+          <w:trHeight w:val="481" w:hRule="exact"/>
+        </w:trPr>
+        <w:tc>
+          <w:tcPr>
+            <w:tcW w:type="dxa" w:w="680"/>
+            <w:vAlign w:val="center"/>
+          </w:tcPr>
+          <w:p>
+            <w:pPr>
+              <w:spacing w:before="0" w:after="0"/>
+              <w:jc w:val="center"/>
             </w:pPr>
             <w:r>
               <w:rPr>
@@ -1011,6 +1349,44 @@
                 <w:sz w:val="21"/>
               </w:rPr>
               <w:t>(10)</w:t>
+            </w:r>
+          </w:p>
+        </w:tc>
+        <w:tc>
+          <w:tcPr>
+            <w:tcW w:type="dxa" w:w="9865"/>
+            <w:vAlign w:val="center"/>
+          </w:tcPr>
+          <w:p>
+            <w:pPr>
+              <w:spacing w:before="0" w:after="0"/>
+              <w:tabs>
+                <w:tab w:val="right" w:pos="9780"/>
+              </w:tabs>
+            </w:pPr>
+            <w:r>
+              <w:rPr>
+                <w:rFonts w:ascii="Arial" w:hAnsi="Arial" w:eastAsia="MS PGothic"/>
+                <w:b w:val="0"/>
+                <w:sz w:val="21"/>
+              </w:rPr>
+              <w:t xml:space="preserve">In the magical town, she  </w:t>
+            </w:r>
+            <w:r>
+              <w:rPr>
+                <w:rFonts w:ascii="Arial" w:hAnsi="Arial" w:eastAsia="MS PGothic"/>
+                <w:b w:val="0"/>
+                <w:sz w:val="21"/>
+              </w:rPr>
+              <w:tab/>
+            </w:r>
+            <w:r>
+              <w:rPr>
+                <w:rFonts w:ascii="Arial" w:hAnsi="Arial" w:eastAsia="MS PGothic"/>
+                <w:b w:val="0"/>
+                <w:sz w:val="21"/>
+              </w:rPr>
+              <w:t>.</w:t>
             </w:r>
           </w:p>
         </w:tc>
@@ -1027,7 +1403,7 @@
           <w:b w:val="0"/>
           <w:sz w:val="19"/>
         </w:rPr>
-        <w:t>B（1×12=12点）</w:t>
+        <w:t>B（1×12=12点）　空所に適切な語を入れよ</w:t>
       </w:r>
     </w:p>
     <w:tbl>
@@ -1038,18 +1414,14 @@
         <w:tblLook w:firstColumn="1" w:firstRow="1" w:lastColumn="0" w:lastRow="0" w:noHBand="0" w:noVBand="1" w:val="04A0"/>
       </w:tblPr>
       <w:tblGrid>
-        <w:gridCol w:w="1318"/>
-        <w:gridCol w:w="1318"/>
-        <w:gridCol w:w="1318"/>
-        <w:gridCol w:w="1318"/>
-        <w:gridCol w:w="1318"/>
-        <w:gridCol w:w="1318"/>
-        <w:gridCol w:w="1318"/>
-        <w:gridCol w:w="1318"/>
+        <w:gridCol w:w="2636"/>
+        <w:gridCol w:w="2636"/>
+        <w:gridCol w:w="2636"/>
+        <w:gridCol w:w="2636"/>
       </w:tblGrid>
       <w:tr>
         <w:trPr>
-          <w:trHeight w:val="567" w:hRule="exact"/>
+          <w:trHeight w:val="527" w:hRule="exact"/>
         </w:trPr>
         <w:tc>
           <w:tcPr>
@@ -1064,7 +1436,7 @@
             <w:r>
               <w:rPr>
                 <w:rFonts w:ascii="Arial" w:hAnsi="Arial" w:eastAsia="MS PGothic"/>
-                <w:b/>
+                <w:b w:val="0"/>
                 <w:sz w:val="19"/>
               </w:rPr>
               <w:t>(1)</w:t>
@@ -1073,54 +1445,7 @@
         </w:tc>
         <w:tc>
           <w:tcPr>
-            <w:tcW w:type="dxa" w:w="1247"/>
-            <w:vAlign w:val="center"/>
-          </w:tcPr>
-          <w:p>
-            <w:pPr>
-              <w:spacing w:before="0" w:after="0"/>
-              <w:jc w:val="left"/>
-            </w:pPr>
-            <w:r>
-              <w:rPr>
-                <w:rFonts w:ascii="Arial" w:hAnsi="Arial" w:eastAsia="MS PGothic"/>
-                <w:b w:val="0"/>
-                <w:sz w:val="21"/>
-              </w:rPr>
-            </w:r>
-          </w:p>
-        </w:tc>
-        <w:tc>
-          <w:tcPr>
-            <w:tcW w:type="dxa" w:w="1247"/>
-            <w:tcBorders>
-              <w:top w:val="none" w:sz="0" w:space="0" w:color="auto"/>
-              <w:left w:val="none" w:sz="0" w:space="0" w:color="auto"/>
-              <w:bottom w:val="none" w:sz="0" w:space="0" w:color="auto"/>
-              <w:right w:val="none" w:sz="0" w:space="0" w:color="auto"/>
-              <w:insideH w:val="none" w:sz="0" w:space="0" w:color="auto"/>
-              <w:insideV w:val="none" w:sz="0" w:space="0" w:color="auto"/>
-            </w:tcBorders>
-          </w:tcPr>
-          <w:p/>
-        </w:tc>
-        <w:tc>
-          <w:tcPr>
-            <w:tcW w:type="dxa" w:w="1247"/>
-            <w:tcBorders>
-              <w:top w:val="none" w:sz="0" w:space="0" w:color="auto"/>
-              <w:left w:val="none" w:sz="0" w:space="0" w:color="auto"/>
-              <w:bottom w:val="none" w:sz="0" w:space="0" w:color="auto"/>
-              <w:right w:val="none" w:sz="0" w:space="0" w:color="auto"/>
-              <w:insideH w:val="none" w:sz="0" w:space="0" w:color="auto"/>
-              <w:insideV w:val="none" w:sz="0" w:space="0" w:color="auto"/>
-            </w:tcBorders>
-          </w:tcPr>
-          <w:p/>
-        </w:tc>
-        <w:tc>
-          <w:tcPr>
-            <w:tcW w:type="dxa" w:w="454"/>
+            <w:tcW w:type="dxa" w:w="4819"/>
             <w:vAlign w:val="center"/>
           </w:tcPr>
           <w:p>
@@ -1131,437 +1456,10 @@
             <w:r>
               <w:rPr>
                 <w:rFonts w:ascii="Arial" w:hAnsi="Arial" w:eastAsia="MS PGothic"/>
-                <w:b/>
-                <w:sz w:val="19"/>
-              </w:rPr>
-              <w:t>(7)</w:t>
-            </w:r>
-          </w:p>
-        </w:tc>
-        <w:tc>
-          <w:tcPr>
-            <w:tcW w:type="dxa" w:w="1247"/>
-            <w:vAlign w:val="center"/>
-          </w:tcPr>
-          <w:p>
-            <w:pPr>
-              <w:spacing w:before="0" w:after="0"/>
-              <w:jc w:val="left"/>
-            </w:pPr>
-            <w:r>
-              <w:rPr>
-                <w:rFonts w:ascii="Arial" w:hAnsi="Arial" w:eastAsia="MS PGothic"/>
                 <w:b w:val="0"/>
                 <w:sz w:val="21"/>
               </w:rPr>
-            </w:r>
-          </w:p>
-        </w:tc>
-        <w:tc>
-          <w:tcPr>
-            <w:tcW w:type="dxa" w:w="1247"/>
-            <w:tcBorders>
-              <w:top w:val="none" w:sz="0" w:space="0" w:color="auto"/>
-              <w:left w:val="none" w:sz="0" w:space="0" w:color="auto"/>
-              <w:bottom w:val="none" w:sz="0" w:space="0" w:color="auto"/>
-              <w:right w:val="none" w:sz="0" w:space="0" w:color="auto"/>
-              <w:insideH w:val="none" w:sz="0" w:space="0" w:color="auto"/>
-              <w:insideV w:val="none" w:sz="0" w:space="0" w:color="auto"/>
-            </w:tcBorders>
-          </w:tcPr>
-          <w:p/>
-        </w:tc>
-        <w:tc>
-          <w:tcPr>
-            <w:tcW w:type="dxa" w:w="1247"/>
-            <w:tcBorders>
-              <w:top w:val="none" w:sz="0" w:space="0" w:color="auto"/>
-              <w:left w:val="none" w:sz="0" w:space="0" w:color="auto"/>
-              <w:bottom w:val="none" w:sz="0" w:space="0" w:color="auto"/>
-              <w:right w:val="none" w:sz="0" w:space="0" w:color="auto"/>
-              <w:insideH w:val="none" w:sz="0" w:space="0" w:color="auto"/>
-              <w:insideV w:val="none" w:sz="0" w:space="0" w:color="auto"/>
-            </w:tcBorders>
-          </w:tcPr>
-          <w:p/>
-        </w:tc>
-      </w:tr>
-      <w:tr>
-        <w:trPr>
-          <w:trHeight w:val="567" w:hRule="exact"/>
-        </w:trPr>
-        <w:tc>
-          <w:tcPr>
-            <w:tcW w:type="dxa" w:w="454"/>
-            <w:vAlign w:val="center"/>
-          </w:tcPr>
-          <w:p>
-            <w:pPr>
-              <w:spacing w:before="0" w:after="0"/>
-              <w:jc w:val="center"/>
-            </w:pPr>
-            <w:r>
-              <w:rPr>
-                <w:rFonts w:ascii="Arial" w:hAnsi="Arial" w:eastAsia="MS PGothic"/>
-                <w:b/>
-                <w:sz w:val="19"/>
-              </w:rPr>
-              <w:t>(2)</w:t>
-            </w:r>
-          </w:p>
-        </w:tc>
-        <w:tc>
-          <w:tcPr>
-            <w:tcW w:type="dxa" w:w="1247"/>
-            <w:vAlign w:val="center"/>
-          </w:tcPr>
-          <w:p>
-            <w:pPr>
-              <w:spacing w:before="0" w:after="0"/>
-              <w:jc w:val="left"/>
-            </w:pPr>
-            <w:r>
-              <w:rPr>
-                <w:rFonts w:ascii="Arial" w:hAnsi="Arial" w:eastAsia="MS PGothic"/>
-                <w:b w:val="0"/>
-                <w:sz w:val="21"/>
-              </w:rPr>
-            </w:r>
-          </w:p>
-        </w:tc>
-        <w:tc>
-          <w:tcPr>
-            <w:tcW w:type="dxa" w:w="1247"/>
-            <w:vAlign w:val="center"/>
-          </w:tcPr>
-          <w:p>
-            <w:pPr>
-              <w:spacing w:before="0" w:after="0"/>
-              <w:jc w:val="left"/>
-            </w:pPr>
-            <w:r>
-              <w:rPr>
-                <w:rFonts w:ascii="Arial" w:hAnsi="Arial" w:eastAsia="MS PGothic"/>
-                <w:b w:val="0"/>
-                <w:sz w:val="21"/>
-              </w:rPr>
-            </w:r>
-          </w:p>
-        </w:tc>
-        <w:tc>
-          <w:tcPr>
-            <w:tcW w:type="dxa" w:w="1247"/>
-            <w:tcBorders>
-              <w:top w:val="none" w:sz="0" w:space="0" w:color="auto"/>
-              <w:left w:val="none" w:sz="0" w:space="0" w:color="auto"/>
-              <w:bottom w:val="none" w:sz="0" w:space="0" w:color="auto"/>
-              <w:right w:val="none" w:sz="0" w:space="0" w:color="auto"/>
-              <w:insideH w:val="none" w:sz="0" w:space="0" w:color="auto"/>
-              <w:insideV w:val="none" w:sz="0" w:space="0" w:color="auto"/>
-            </w:tcBorders>
-          </w:tcPr>
-          <w:p/>
-        </w:tc>
-        <w:tc>
-          <w:tcPr>
-            <w:tcW w:type="dxa" w:w="454"/>
-            <w:vAlign w:val="center"/>
-          </w:tcPr>
-          <w:p>
-            <w:pPr>
-              <w:spacing w:before="0" w:after="0"/>
-              <w:jc w:val="center"/>
-            </w:pPr>
-            <w:r>
-              <w:rPr>
-                <w:rFonts w:ascii="Arial" w:hAnsi="Arial" w:eastAsia="MS PGothic"/>
-                <w:b/>
-                <w:sz w:val="19"/>
-              </w:rPr>
-              <w:t>(8)</w:t>
-            </w:r>
-          </w:p>
-        </w:tc>
-        <w:tc>
-          <w:tcPr>
-            <w:tcW w:type="dxa" w:w="1247"/>
-            <w:vAlign w:val="center"/>
-          </w:tcPr>
-          <w:p>
-            <w:pPr>
-              <w:spacing w:before="0" w:after="0"/>
-              <w:jc w:val="left"/>
-            </w:pPr>
-            <w:r>
-              <w:rPr>
-                <w:rFonts w:ascii="Arial" w:hAnsi="Arial" w:eastAsia="MS PGothic"/>
-                <w:b w:val="0"/>
-                <w:sz w:val="21"/>
-              </w:rPr>
-            </w:r>
-          </w:p>
-        </w:tc>
-        <w:tc>
-          <w:tcPr>
-            <w:tcW w:type="dxa" w:w="1247"/>
-            <w:vAlign w:val="center"/>
-          </w:tcPr>
-          <w:p>
-            <w:pPr>
-              <w:spacing w:before="0" w:after="0"/>
-              <w:jc w:val="left"/>
-            </w:pPr>
-            <w:r>
-              <w:rPr>
-                <w:rFonts w:ascii="Arial" w:hAnsi="Arial" w:eastAsia="MS PGothic"/>
-                <w:b w:val="0"/>
-                <w:sz w:val="21"/>
-              </w:rPr>
-            </w:r>
-          </w:p>
-        </w:tc>
-        <w:tc>
-          <w:tcPr>
-            <w:tcW w:type="dxa" w:w="1247"/>
-            <w:tcBorders>
-              <w:top w:val="none" w:sz="0" w:space="0" w:color="auto"/>
-              <w:left w:val="none" w:sz="0" w:space="0" w:color="auto"/>
-              <w:bottom w:val="none" w:sz="0" w:space="0" w:color="auto"/>
-              <w:right w:val="none" w:sz="0" w:space="0" w:color="auto"/>
-              <w:insideH w:val="none" w:sz="0" w:space="0" w:color="auto"/>
-              <w:insideV w:val="none" w:sz="0" w:space="0" w:color="auto"/>
-            </w:tcBorders>
-          </w:tcPr>
-          <w:p/>
-        </w:tc>
-      </w:tr>
-      <w:tr>
-        <w:trPr>
-          <w:trHeight w:val="567" w:hRule="exact"/>
-        </w:trPr>
-        <w:tc>
-          <w:tcPr>
-            <w:tcW w:type="dxa" w:w="454"/>
-            <w:vAlign w:val="center"/>
-          </w:tcPr>
-          <w:p>
-            <w:pPr>
-              <w:spacing w:before="0" w:after="0"/>
-              <w:jc w:val="center"/>
-            </w:pPr>
-            <w:r>
-              <w:rPr>
-                <w:rFonts w:ascii="Arial" w:hAnsi="Arial" w:eastAsia="MS PGothic"/>
-                <w:b/>
-                <w:sz w:val="19"/>
-              </w:rPr>
-              <w:t>(3)</w:t>
-            </w:r>
-          </w:p>
-        </w:tc>
-        <w:tc>
-          <w:tcPr>
-            <w:tcW w:type="dxa" w:w="1247"/>
-            <w:vAlign w:val="center"/>
-          </w:tcPr>
-          <w:p>
-            <w:pPr>
-              <w:spacing w:before="0" w:after="0"/>
-              <w:jc w:val="left"/>
-            </w:pPr>
-            <w:r>
-              <w:rPr>
-                <w:rFonts w:ascii="Arial" w:hAnsi="Arial" w:eastAsia="MS PGothic"/>
-                <w:b w:val="0"/>
-                <w:sz w:val="21"/>
-              </w:rPr>
-            </w:r>
-          </w:p>
-        </w:tc>
-        <w:tc>
-          <w:tcPr>
-            <w:tcW w:type="dxa" w:w="1247"/>
-            <w:vAlign w:val="center"/>
-          </w:tcPr>
-          <w:p>
-            <w:pPr>
-              <w:spacing w:before="0" w:after="0"/>
-              <w:jc w:val="left"/>
-            </w:pPr>
-            <w:r>
-              <w:rPr>
-                <w:rFonts w:ascii="Arial" w:hAnsi="Arial" w:eastAsia="MS PGothic"/>
-                <w:b w:val="0"/>
-                <w:sz w:val="21"/>
-              </w:rPr>
-            </w:r>
-          </w:p>
-        </w:tc>
-        <w:tc>
-          <w:tcPr>
-            <w:tcW w:type="dxa" w:w="1247"/>
-            <w:tcBorders>
-              <w:top w:val="none" w:sz="0" w:space="0" w:color="auto"/>
-              <w:left w:val="none" w:sz="0" w:space="0" w:color="auto"/>
-              <w:bottom w:val="none" w:sz="0" w:space="0" w:color="auto"/>
-              <w:right w:val="none" w:sz="0" w:space="0" w:color="auto"/>
-              <w:insideH w:val="none" w:sz="0" w:space="0" w:color="auto"/>
-              <w:insideV w:val="none" w:sz="0" w:space="0" w:color="auto"/>
-            </w:tcBorders>
-          </w:tcPr>
-          <w:p/>
-        </w:tc>
-        <w:tc>
-          <w:tcPr>
-            <w:tcW w:type="dxa" w:w="454"/>
-            <w:vAlign w:val="center"/>
-          </w:tcPr>
-          <w:p>
-            <w:pPr>
-              <w:spacing w:before="0" w:after="0"/>
-              <w:jc w:val="center"/>
-            </w:pPr>
-            <w:r>
-              <w:rPr>
-                <w:rFonts w:ascii="Arial" w:hAnsi="Arial" w:eastAsia="MS PGothic"/>
-                <w:b/>
-                <w:sz w:val="19"/>
-              </w:rPr>
-              <w:t>(9)</w:t>
-            </w:r>
-          </w:p>
-        </w:tc>
-        <w:tc>
-          <w:tcPr>
-            <w:tcW w:type="dxa" w:w="1247"/>
-            <w:vAlign w:val="center"/>
-          </w:tcPr>
-          <w:p>
-            <w:pPr>
-              <w:spacing w:before="0" w:after="0"/>
-              <w:jc w:val="left"/>
-            </w:pPr>
-            <w:r>
-              <w:rPr>
-                <w:rFonts w:ascii="Arial" w:hAnsi="Arial" w:eastAsia="MS PGothic"/>
-                <w:b w:val="0"/>
-                <w:sz w:val="21"/>
-              </w:rPr>
-            </w:r>
-          </w:p>
-        </w:tc>
-        <w:tc>
-          <w:tcPr>
-            <w:tcW w:type="dxa" w:w="1247"/>
-            <w:vAlign w:val="center"/>
-          </w:tcPr>
-          <w:p>
-            <w:pPr>
-              <w:spacing w:before="0" w:after="0"/>
-              <w:jc w:val="left"/>
-            </w:pPr>
-            <w:r>
-              <w:rPr>
-                <w:rFonts w:ascii="Arial" w:hAnsi="Arial" w:eastAsia="MS PGothic"/>
-                <w:b w:val="0"/>
-                <w:sz w:val="21"/>
-              </w:rPr>
-            </w:r>
-          </w:p>
-        </w:tc>
-        <w:tc>
-          <w:tcPr>
-            <w:tcW w:type="dxa" w:w="1247"/>
-            <w:tcBorders>
-              <w:top w:val="none" w:sz="0" w:space="0" w:color="auto"/>
-              <w:left w:val="none" w:sz="0" w:space="0" w:color="auto"/>
-              <w:bottom w:val="none" w:sz="0" w:space="0" w:color="auto"/>
-              <w:right w:val="none" w:sz="0" w:space="0" w:color="auto"/>
-              <w:insideH w:val="none" w:sz="0" w:space="0" w:color="auto"/>
-              <w:insideV w:val="none" w:sz="0" w:space="0" w:color="auto"/>
-            </w:tcBorders>
-          </w:tcPr>
-          <w:p/>
-        </w:tc>
-      </w:tr>
-      <w:tr>
-        <w:trPr>
-          <w:trHeight w:val="567" w:hRule="exact"/>
-        </w:trPr>
-        <w:tc>
-          <w:tcPr>
-            <w:tcW w:type="dxa" w:w="454"/>
-            <w:vAlign w:val="center"/>
-          </w:tcPr>
-          <w:p>
-            <w:pPr>
-              <w:spacing w:before="0" w:after="0"/>
-              <w:jc w:val="center"/>
-            </w:pPr>
-            <w:r>
-              <w:rPr>
-                <w:rFonts w:ascii="Arial" w:hAnsi="Arial" w:eastAsia="MS PGothic"/>
-                <w:b/>
-                <w:sz w:val="19"/>
-              </w:rPr>
-              <w:t>(4)</w:t>
-            </w:r>
-          </w:p>
-        </w:tc>
-        <w:tc>
-          <w:tcPr>
-            <w:tcW w:type="dxa" w:w="1247"/>
-            <w:vAlign w:val="center"/>
-          </w:tcPr>
-          <w:p>
-            <w:pPr>
-              <w:spacing w:before="0" w:after="0"/>
-              <w:jc w:val="left"/>
-            </w:pPr>
-            <w:r>
-              <w:rPr>
-                <w:rFonts w:ascii="Arial" w:hAnsi="Arial" w:eastAsia="MS PGothic"/>
-                <w:b w:val="0"/>
-                <w:sz w:val="21"/>
-              </w:rPr>
-            </w:r>
-          </w:p>
-        </w:tc>
-        <w:tc>
-          <w:tcPr>
-            <w:tcW w:type="dxa" w:w="1247"/>
-            <w:vAlign w:val="center"/>
-          </w:tcPr>
-          <w:p>
-            <w:pPr>
-              <w:spacing w:before="0" w:after="0"/>
-              <w:jc w:val="left"/>
-            </w:pPr>
-            <w:r>
-              <w:rPr>
-                <w:rFonts w:ascii="Arial" w:hAnsi="Arial" w:eastAsia="MS PGothic"/>
-                <w:b w:val="0"/>
-                <w:sz w:val="21"/>
-              </w:rPr>
-            </w:r>
-          </w:p>
-        </w:tc>
-        <w:tc>
-          <w:tcPr>
-            <w:tcW w:type="dxa" w:w="1247"/>
-            <w:vAlign w:val="center"/>
-          </w:tcPr>
-          <w:p>
-            <w:pPr>
-              <w:spacing w:before="0" w:after="0"/>
-              <w:jc w:val="left"/>
-            </w:pPr>
-            <w:r>
-              <w:rPr>
-                <w:rFonts w:ascii="Arial" w:hAnsi="Arial" w:eastAsia="MS PGothic"/>
-                <w:b w:val="0"/>
-                <w:sz w:val="21"/>
-              </w:rPr>
+              <w:t>(　　　　　　　　　　　　　　　　)</w:t>
             </w:r>
           </w:p>
         </w:tc>
@@ -1578,22 +1476,22 @@
             <w:r>
               <w:rPr>
                 <w:rFonts w:ascii="Arial" w:hAnsi="Arial" w:eastAsia="MS PGothic"/>
-                <w:b/>
+                <w:b w:val="0"/>
                 <w:sz w:val="19"/>
               </w:rPr>
-              <w:t>(10)</w:t>
+              <w:t>(7)</w:t>
             </w:r>
           </w:p>
         </w:tc>
         <w:tc>
           <w:tcPr>
-            <w:tcW w:type="dxa" w:w="1247"/>
+            <w:tcW w:type="dxa" w:w="4819"/>
             <w:vAlign w:val="center"/>
           </w:tcPr>
           <w:p>
             <w:pPr>
               <w:spacing w:before="0" w:after="0"/>
-              <w:jc w:val="left"/>
+              <w:jc w:val="center"/>
             </w:pPr>
             <w:r>
               <w:rPr>
@@ -1601,46 +1499,14 @@
                 <w:b w:val="0"/>
                 <w:sz w:val="21"/>
               </w:rPr>
+              <w:t>(　　　　　　　　　　　　　　　　)</w:t>
             </w:r>
           </w:p>
-        </w:tc>
-        <w:tc>
-          <w:tcPr>
-            <w:tcW w:type="dxa" w:w="1247"/>
-            <w:vAlign w:val="center"/>
-          </w:tcPr>
-          <w:p>
-            <w:pPr>
-              <w:spacing w:before="0" w:after="0"/>
-              <w:jc w:val="left"/>
-            </w:pPr>
-            <w:r>
-              <w:rPr>
-                <w:rFonts w:ascii="Arial" w:hAnsi="Arial" w:eastAsia="MS PGothic"/>
-                <w:b w:val="0"/>
-                <w:sz w:val="21"/>
-              </w:rPr>
-            </w:r>
-          </w:p>
-        </w:tc>
-        <w:tc>
-          <w:tcPr>
-            <w:tcW w:type="dxa" w:w="1247"/>
-            <w:tcBorders>
-              <w:top w:val="none" w:sz="0" w:space="0" w:color="auto"/>
-              <w:left w:val="none" w:sz="0" w:space="0" w:color="auto"/>
-              <w:bottom w:val="none" w:sz="0" w:space="0" w:color="auto"/>
-              <w:right w:val="none" w:sz="0" w:space="0" w:color="auto"/>
-              <w:insideH w:val="none" w:sz="0" w:space="0" w:color="auto"/>
-              <w:insideV w:val="none" w:sz="0" w:space="0" w:color="auto"/>
-            </w:tcBorders>
-          </w:tcPr>
-          <w:p/>
         </w:tc>
       </w:tr>
       <w:tr>
         <w:trPr>
-          <w:trHeight w:val="567" w:hRule="exact"/>
+          <w:trHeight w:val="527" w:hRule="exact"/>
         </w:trPr>
         <w:tc>
           <w:tcPr>
@@ -1655,22 +1521,22 @@
             <w:r>
               <w:rPr>
                 <w:rFonts w:ascii="Arial" w:hAnsi="Arial" w:eastAsia="MS PGothic"/>
-                <w:b/>
+                <w:b w:val="0"/>
                 <w:sz w:val="19"/>
               </w:rPr>
-              <w:t>(5)</w:t>
+              <w:t>(2)</w:t>
             </w:r>
           </w:p>
         </w:tc>
         <w:tc>
           <w:tcPr>
-            <w:tcW w:type="dxa" w:w="1247"/>
+            <w:tcW w:type="dxa" w:w="4819"/>
             <w:vAlign w:val="center"/>
           </w:tcPr>
           <w:p>
             <w:pPr>
               <w:spacing w:before="0" w:after="0"/>
-              <w:jc w:val="left"/>
+              <w:jc w:val="center"/>
             </w:pPr>
             <w:r>
               <w:rPr>
@@ -1678,44 +1544,7 @@
                 <w:b w:val="0"/>
                 <w:sz w:val="21"/>
               </w:rPr>
-            </w:r>
-          </w:p>
-        </w:tc>
-        <w:tc>
-          <w:tcPr>
-            <w:tcW w:type="dxa" w:w="1247"/>
-            <w:vAlign w:val="center"/>
-          </w:tcPr>
-          <w:p>
-            <w:pPr>
-              <w:spacing w:before="0" w:after="0"/>
-              <w:jc w:val="left"/>
-            </w:pPr>
-            <w:r>
-              <w:rPr>
-                <w:rFonts w:ascii="Arial" w:hAnsi="Arial" w:eastAsia="MS PGothic"/>
-                <w:b w:val="0"/>
-                <w:sz w:val="21"/>
-              </w:rPr>
-            </w:r>
-          </w:p>
-        </w:tc>
-        <w:tc>
-          <w:tcPr>
-            <w:tcW w:type="dxa" w:w="1247"/>
-            <w:vAlign w:val="center"/>
-          </w:tcPr>
-          <w:p>
-            <w:pPr>
-              <w:spacing w:before="0" w:after="0"/>
-              <w:jc w:val="left"/>
-            </w:pPr>
-            <w:r>
-              <w:rPr>
-                <w:rFonts w:ascii="Arial" w:hAnsi="Arial" w:eastAsia="MS PGothic"/>
-                <w:b w:val="0"/>
-                <w:sz w:val="21"/>
-              </w:rPr>
+              <w:t>(　　　　　　　)(　　　　　　　)</w:t>
             </w:r>
           </w:p>
         </w:tc>
@@ -1732,22 +1561,22 @@
             <w:r>
               <w:rPr>
                 <w:rFonts w:ascii="Arial" w:hAnsi="Arial" w:eastAsia="MS PGothic"/>
-                <w:b/>
+                <w:b w:val="0"/>
                 <w:sz w:val="19"/>
               </w:rPr>
-              <w:t>(11)</w:t>
+              <w:t>(8)</w:t>
             </w:r>
           </w:p>
         </w:tc>
         <w:tc>
           <w:tcPr>
-            <w:tcW w:type="dxa" w:w="1247"/>
+            <w:tcW w:type="dxa" w:w="4819"/>
             <w:vAlign w:val="center"/>
           </w:tcPr>
           <w:p>
             <w:pPr>
               <w:spacing w:before="0" w:after="0"/>
-              <w:jc w:val="left"/>
+              <w:jc w:val="center"/>
             </w:pPr>
             <w:r>
               <w:rPr>
@@ -1755,46 +1584,14 @@
                 <w:b w:val="0"/>
                 <w:sz w:val="21"/>
               </w:rPr>
+              <w:t>(　　　　　　　)(　　　　　　　)</w:t>
             </w:r>
           </w:p>
-        </w:tc>
-        <w:tc>
-          <w:tcPr>
-            <w:tcW w:type="dxa" w:w="1247"/>
-            <w:vAlign w:val="center"/>
-          </w:tcPr>
-          <w:p>
-            <w:pPr>
-              <w:spacing w:before="0" w:after="0"/>
-              <w:jc w:val="left"/>
-            </w:pPr>
-            <w:r>
-              <w:rPr>
-                <w:rFonts w:ascii="Arial" w:hAnsi="Arial" w:eastAsia="MS PGothic"/>
-                <w:b w:val="0"/>
-                <w:sz w:val="21"/>
-              </w:rPr>
-            </w:r>
-          </w:p>
-        </w:tc>
-        <w:tc>
-          <w:tcPr>
-            <w:tcW w:type="dxa" w:w="1247"/>
-            <w:tcBorders>
-              <w:top w:val="none" w:sz="0" w:space="0" w:color="auto"/>
-              <w:left w:val="none" w:sz="0" w:space="0" w:color="auto"/>
-              <w:bottom w:val="none" w:sz="0" w:space="0" w:color="auto"/>
-              <w:right w:val="none" w:sz="0" w:space="0" w:color="auto"/>
-              <w:insideH w:val="none" w:sz="0" w:space="0" w:color="auto"/>
-              <w:insideV w:val="none" w:sz="0" w:space="0" w:color="auto"/>
-            </w:tcBorders>
-          </w:tcPr>
-          <w:p/>
         </w:tc>
       </w:tr>
       <w:tr>
         <w:trPr>
-          <w:trHeight w:val="567" w:hRule="exact"/>
+          <w:trHeight w:val="527" w:hRule="exact"/>
         </w:trPr>
         <w:tc>
           <w:tcPr>
@@ -1809,22 +1606,22 @@
             <w:r>
               <w:rPr>
                 <w:rFonts w:ascii="Arial" w:hAnsi="Arial" w:eastAsia="MS PGothic"/>
-                <w:b/>
+                <w:b w:val="0"/>
                 <w:sz w:val="19"/>
               </w:rPr>
-              <w:t>(6)</w:t>
+              <w:t>(3)</w:t>
             </w:r>
           </w:p>
         </w:tc>
         <w:tc>
           <w:tcPr>
-            <w:tcW w:type="dxa" w:w="1247"/>
+            <w:tcW w:type="dxa" w:w="4819"/>
             <w:vAlign w:val="center"/>
           </w:tcPr>
           <w:p>
             <w:pPr>
               <w:spacing w:before="0" w:after="0"/>
-              <w:jc w:val="left"/>
+              <w:jc w:val="center"/>
             </w:pPr>
             <w:r>
               <w:rPr>
@@ -1832,44 +1629,7 @@
                 <w:b w:val="0"/>
                 <w:sz w:val="21"/>
               </w:rPr>
-            </w:r>
-          </w:p>
-        </w:tc>
-        <w:tc>
-          <w:tcPr>
-            <w:tcW w:type="dxa" w:w="1247"/>
-            <w:vAlign w:val="center"/>
-          </w:tcPr>
-          <w:p>
-            <w:pPr>
-              <w:spacing w:before="0" w:after="0"/>
-              <w:jc w:val="left"/>
-            </w:pPr>
-            <w:r>
-              <w:rPr>
-                <w:rFonts w:ascii="Arial" w:hAnsi="Arial" w:eastAsia="MS PGothic"/>
-                <w:b w:val="0"/>
-                <w:sz w:val="21"/>
-              </w:rPr>
-            </w:r>
-          </w:p>
-        </w:tc>
-        <w:tc>
-          <w:tcPr>
-            <w:tcW w:type="dxa" w:w="1247"/>
-            <w:vAlign w:val="center"/>
-          </w:tcPr>
-          <w:p>
-            <w:pPr>
-              <w:spacing w:before="0" w:after="0"/>
-              <w:jc w:val="left"/>
-            </w:pPr>
-            <w:r>
-              <w:rPr>
-                <w:rFonts w:ascii="Arial" w:hAnsi="Arial" w:eastAsia="MS PGothic"/>
-                <w:b w:val="0"/>
-                <w:sz w:val="21"/>
-              </w:rPr>
+              <w:t>(　　　　　　　)(　　　　　　　)</w:t>
             </w:r>
           </w:p>
         </w:tc>
@@ -1886,7 +1646,262 @@
             <w:r>
               <w:rPr>
                 <w:rFonts w:ascii="Arial" w:hAnsi="Arial" w:eastAsia="MS PGothic"/>
-                <w:b/>
+                <w:b w:val="0"/>
+                <w:sz w:val="19"/>
+              </w:rPr>
+              <w:t>(9)</w:t>
+            </w:r>
+          </w:p>
+        </w:tc>
+        <w:tc>
+          <w:tcPr>
+            <w:tcW w:type="dxa" w:w="4819"/>
+            <w:vAlign w:val="center"/>
+          </w:tcPr>
+          <w:p>
+            <w:pPr>
+              <w:spacing w:before="0" w:after="0"/>
+              <w:jc w:val="center"/>
+            </w:pPr>
+            <w:r>
+              <w:rPr>
+                <w:rFonts w:ascii="Arial" w:hAnsi="Arial" w:eastAsia="MS PGothic"/>
+                <w:b w:val="0"/>
+                <w:sz w:val="21"/>
+              </w:rPr>
+              <w:t>(　　　　　　　)(　　　　　　　)</w:t>
+            </w:r>
+          </w:p>
+        </w:tc>
+      </w:tr>
+      <w:tr>
+        <w:trPr>
+          <w:trHeight w:val="527" w:hRule="exact"/>
+        </w:trPr>
+        <w:tc>
+          <w:tcPr>
+            <w:tcW w:type="dxa" w:w="454"/>
+            <w:vAlign w:val="center"/>
+          </w:tcPr>
+          <w:p>
+            <w:pPr>
+              <w:spacing w:before="0" w:after="0"/>
+              <w:jc w:val="center"/>
+            </w:pPr>
+            <w:r>
+              <w:rPr>
+                <w:rFonts w:ascii="Arial" w:hAnsi="Arial" w:eastAsia="MS PGothic"/>
+                <w:b w:val="0"/>
+                <w:sz w:val="19"/>
+              </w:rPr>
+              <w:t>(4)</w:t>
+            </w:r>
+          </w:p>
+        </w:tc>
+        <w:tc>
+          <w:tcPr>
+            <w:tcW w:type="dxa" w:w="4819"/>
+            <w:vAlign w:val="center"/>
+          </w:tcPr>
+          <w:p>
+            <w:pPr>
+              <w:spacing w:before="0" w:after="0"/>
+              <w:jc w:val="center"/>
+            </w:pPr>
+            <w:r>
+              <w:rPr>
+                <w:rFonts w:ascii="Arial" w:hAnsi="Arial" w:eastAsia="MS PGothic"/>
+                <w:b w:val="0"/>
+                <w:sz w:val="21"/>
+              </w:rPr>
+              <w:t>(　　　　)(　　　　)(　　　　)</w:t>
+            </w:r>
+          </w:p>
+        </w:tc>
+        <w:tc>
+          <w:tcPr>
+            <w:tcW w:type="dxa" w:w="454"/>
+            <w:vAlign w:val="center"/>
+          </w:tcPr>
+          <w:p>
+            <w:pPr>
+              <w:spacing w:before="0" w:after="0"/>
+              <w:jc w:val="center"/>
+            </w:pPr>
+            <w:r>
+              <w:rPr>
+                <w:rFonts w:ascii="Arial" w:hAnsi="Arial" w:eastAsia="MS PGothic"/>
+                <w:b w:val="0"/>
+                <w:sz w:val="19"/>
+              </w:rPr>
+              <w:t>(10)</w:t>
+            </w:r>
+          </w:p>
+        </w:tc>
+        <w:tc>
+          <w:tcPr>
+            <w:tcW w:type="dxa" w:w="4819"/>
+            <w:vAlign w:val="center"/>
+          </w:tcPr>
+          <w:p>
+            <w:pPr>
+              <w:spacing w:before="0" w:after="0"/>
+              <w:jc w:val="center"/>
+            </w:pPr>
+            <w:r>
+              <w:rPr>
+                <w:rFonts w:ascii="Arial" w:hAnsi="Arial" w:eastAsia="MS PGothic"/>
+                <w:b w:val="0"/>
+                <w:sz w:val="21"/>
+              </w:rPr>
+              <w:t>(　　　　　　　)(　　　　　　　)</w:t>
+            </w:r>
+          </w:p>
+        </w:tc>
+      </w:tr>
+      <w:tr>
+        <w:trPr>
+          <w:trHeight w:val="527" w:hRule="exact"/>
+        </w:trPr>
+        <w:tc>
+          <w:tcPr>
+            <w:tcW w:type="dxa" w:w="454"/>
+            <w:vAlign w:val="center"/>
+          </w:tcPr>
+          <w:p>
+            <w:pPr>
+              <w:spacing w:before="0" w:after="0"/>
+              <w:jc w:val="center"/>
+            </w:pPr>
+            <w:r>
+              <w:rPr>
+                <w:rFonts w:ascii="Arial" w:hAnsi="Arial" w:eastAsia="MS PGothic"/>
+                <w:b w:val="0"/>
+                <w:sz w:val="19"/>
+              </w:rPr>
+              <w:t>(5)</w:t>
+            </w:r>
+          </w:p>
+        </w:tc>
+        <w:tc>
+          <w:tcPr>
+            <w:tcW w:type="dxa" w:w="4819"/>
+            <w:vAlign w:val="center"/>
+          </w:tcPr>
+          <w:p>
+            <w:pPr>
+              <w:spacing w:before="0" w:after="0"/>
+              <w:jc w:val="center"/>
+            </w:pPr>
+            <w:r>
+              <w:rPr>
+                <w:rFonts w:ascii="Arial" w:hAnsi="Arial" w:eastAsia="MS PGothic"/>
+                <w:b w:val="0"/>
+                <w:sz w:val="21"/>
+              </w:rPr>
+              <w:t>(　　　　)(　　　　)(　　　　)</w:t>
+            </w:r>
+          </w:p>
+        </w:tc>
+        <w:tc>
+          <w:tcPr>
+            <w:tcW w:type="dxa" w:w="454"/>
+            <w:vAlign w:val="center"/>
+          </w:tcPr>
+          <w:p>
+            <w:pPr>
+              <w:spacing w:before="0" w:after="0"/>
+              <w:jc w:val="center"/>
+            </w:pPr>
+            <w:r>
+              <w:rPr>
+                <w:rFonts w:ascii="Arial" w:hAnsi="Arial" w:eastAsia="MS PGothic"/>
+                <w:b w:val="0"/>
+                <w:sz w:val="19"/>
+              </w:rPr>
+              <w:t>(11)</w:t>
+            </w:r>
+          </w:p>
+        </w:tc>
+        <w:tc>
+          <w:tcPr>
+            <w:tcW w:type="dxa" w:w="4819"/>
+            <w:vAlign w:val="center"/>
+          </w:tcPr>
+          <w:p>
+            <w:pPr>
+              <w:spacing w:before="0" w:after="0"/>
+              <w:jc w:val="center"/>
+            </w:pPr>
+            <w:r>
+              <w:rPr>
+                <w:rFonts w:ascii="Arial" w:hAnsi="Arial" w:eastAsia="MS PGothic"/>
+                <w:b w:val="0"/>
+                <w:sz w:val="21"/>
+              </w:rPr>
+              <w:t>(　　　　　　　)(　　　　　　　)</w:t>
+            </w:r>
+          </w:p>
+        </w:tc>
+      </w:tr>
+      <w:tr>
+        <w:trPr>
+          <w:trHeight w:val="527" w:hRule="exact"/>
+        </w:trPr>
+        <w:tc>
+          <w:tcPr>
+            <w:tcW w:type="dxa" w:w="454"/>
+            <w:vAlign w:val="center"/>
+          </w:tcPr>
+          <w:p>
+            <w:pPr>
+              <w:spacing w:before="0" w:after="0"/>
+              <w:jc w:val="center"/>
+            </w:pPr>
+            <w:r>
+              <w:rPr>
+                <w:rFonts w:ascii="Arial" w:hAnsi="Arial" w:eastAsia="MS PGothic"/>
+                <w:b w:val="0"/>
+                <w:sz w:val="19"/>
+              </w:rPr>
+              <w:t>(6)</w:t>
+            </w:r>
+          </w:p>
+        </w:tc>
+        <w:tc>
+          <w:tcPr>
+            <w:tcW w:type="dxa" w:w="4819"/>
+            <w:vAlign w:val="center"/>
+          </w:tcPr>
+          <w:p>
+            <w:pPr>
+              <w:spacing w:before="0" w:after="0"/>
+              <w:jc w:val="center"/>
+            </w:pPr>
+            <w:r>
+              <w:rPr>
+                <w:rFonts w:ascii="Arial" w:hAnsi="Arial" w:eastAsia="MS PGothic"/>
+                <w:b w:val="0"/>
+                <w:sz w:val="21"/>
+              </w:rPr>
+              <w:t>(　　　　)(　　　　)(　　　　)</w:t>
+            </w:r>
+          </w:p>
+        </w:tc>
+        <w:tc>
+          <w:tcPr>
+            <w:tcW w:type="dxa" w:w="454"/>
+            <w:vAlign w:val="center"/>
+          </w:tcPr>
+          <w:p>
+            <w:pPr>
+              <w:spacing w:before="0" w:after="0"/>
+              <w:jc w:val="center"/>
+            </w:pPr>
+            <w:r>
+              <w:rPr>
+                <w:rFonts w:ascii="Arial" w:hAnsi="Arial" w:eastAsia="MS PGothic"/>
+                <w:b w:val="0"/>
                 <w:sz w:val="19"/>
               </w:rPr>
               <w:t>(12)</w:t>
@@ -1895,13 +1910,13 @@
         </w:tc>
         <w:tc>
           <w:tcPr>
-            <w:tcW w:type="dxa" w:w="1247"/>
+            <w:tcW w:type="dxa" w:w="4819"/>
             <w:vAlign w:val="center"/>
           </w:tcPr>
           <w:p>
             <w:pPr>
               <w:spacing w:before="0" w:after="0"/>
-              <w:jc w:val="left"/>
+              <w:jc w:val="center"/>
             </w:pPr>
             <w:r>
               <w:rPr>
@@ -1909,36 +1924,9 @@
                 <w:b w:val="0"/>
                 <w:sz w:val="21"/>
               </w:rPr>
+              <w:t>(　　　　　　　　　　　　　　　　)</w:t>
             </w:r>
           </w:p>
-        </w:tc>
-        <w:tc>
-          <w:tcPr>
-            <w:tcW w:type="dxa" w:w="1247"/>
-            <w:tcBorders>
-              <w:top w:val="none" w:sz="0" w:space="0" w:color="auto"/>
-              <w:left w:val="none" w:sz="0" w:space="0" w:color="auto"/>
-              <w:bottom w:val="none" w:sz="0" w:space="0" w:color="auto"/>
-              <w:right w:val="none" w:sz="0" w:space="0" w:color="auto"/>
-              <w:insideH w:val="none" w:sz="0" w:space="0" w:color="auto"/>
-              <w:insideV w:val="none" w:sz="0" w:space="0" w:color="auto"/>
-            </w:tcBorders>
-          </w:tcPr>
-          <w:p/>
-        </w:tc>
-        <w:tc>
-          <w:tcPr>
-            <w:tcW w:type="dxa" w:w="1247"/>
-            <w:tcBorders>
-              <w:top w:val="none" w:sz="0" w:space="0" w:color="auto"/>
-              <w:left w:val="none" w:sz="0" w:space="0" w:color="auto"/>
-              <w:bottom w:val="none" w:sz="0" w:space="0" w:color="auto"/>
-              <w:right w:val="none" w:sz="0" w:space="0" w:color="auto"/>
-              <w:insideH w:val="none" w:sz="0" w:space="0" w:color="auto"/>
-              <w:insideV w:val="none" w:sz="0" w:space="0" w:color="auto"/>
-            </w:tcBorders>
-          </w:tcPr>
-          <w:p/>
         </w:tc>
       </w:tr>
     </w:tbl>
@@ -1953,7 +1941,7 @@
           <w:b w:val="0"/>
           <w:sz w:val="19"/>
         </w:rPr>
-        <w:t>C（1×6=6点）</w:t>
+        <w:t>C（1×6=6点）　動詞を正しい形に変えよ</w:t>
       </w:r>
     </w:p>
     <w:tbl>
@@ -2547,7 +2535,7 @@
     </w:tbl>
     <w:p>
       <w:pPr>
-        <w:spacing w:before="80" w:after="40"/>
+        <w:spacing w:before="60" w:after="40"/>
         <w:jc w:val="left"/>
       </w:pPr>
       <w:r>
@@ -2933,7 +2921,7 @@
     </w:tbl>
     <w:p>
       <w:pPr>
-        <w:spacing w:before="100" w:after="40"/>
+        <w:spacing w:before="80" w:after="40"/>
         <w:jc w:val="left"/>
       </w:pPr>
       <w:r>
@@ -3102,7 +3090,7 @@
     </w:tbl>
     <w:p>
       <w:pPr>
-        <w:spacing w:before="100" w:after="20"/>
+        <w:spacing w:before="80" w:after="20"/>
         <w:jc w:val="left"/>
       </w:pPr>
       <w:r>

--- a/2026年度_論理表現Ⅱ_中間テスト_解答用紙.docx
+++ b/2026年度_論理表現Ⅱ_中間テスト_解答用紙.docx
@@ -4,7 +4,7 @@
   <w:body>
     <w:p>
       <w:pPr>
-        <w:spacing w:before="0" w:after="60"/>
+        <w:spacing w:before="0" w:after="60" w:lineRule="exact" w:line="280"/>
         <w:jc w:val="center"/>
       </w:pPr>
       <w:r>
@@ -31,7 +31,7 @@
       </w:tblGrid>
       <w:tr>
         <w:trPr>
-          <w:trHeight w:val="408" w:hRule="atLeast"/>
+          <w:trHeight w:val="408" w:hRule="exact"/>
         </w:trPr>
         <w:tc>
           <w:tcPr>
@@ -88,7 +88,7 @@
       </w:tr>
       <w:tr>
         <w:trPr>
-          <w:trHeight w:val="408" w:hRule="atLeast"/>
+          <w:trHeight w:val="408" w:hRule="exact"/>
         </w:trPr>
         <w:tc>
           <w:tcPr>
@@ -121,7 +121,7 @@
     </w:tbl>
     <w:p>
       <w:pPr>
-        <w:spacing w:before="120" w:after="40"/>
+        <w:spacing w:before="100" w:after="40" w:lineRule="exact" w:line="260"/>
         <w:jc w:val="left"/>
       </w:pPr>
       <w:r>
@@ -148,7 +148,7 @@
       </w:tblGrid>
       <w:tr>
         <w:trPr>
-          <w:trHeight w:val="476" w:hRule="exact"/>
+          <w:trHeight w:val="442" w:hRule="exact"/>
         </w:trPr>
         <w:tc>
           <w:tcPr>
@@ -206,7 +206,7 @@
     </w:tbl>
     <w:p>
       <w:pPr>
-        <w:spacing w:before="60" w:after="20"/>
+        <w:spacing w:before="40" w:after="0" w:lineRule="exact" w:line="240"/>
         <w:jc w:val="left"/>
       </w:pPr>
       <w:r>
@@ -234,7 +234,7 @@
       </w:tblGrid>
       <w:tr>
         <w:trPr>
-          <w:trHeight w:val="476" w:hRule="exact"/>
+          <w:trHeight w:val="442" w:hRule="exact"/>
         </w:trPr>
         <w:tc>
           <w:tcPr>
@@ -340,7 +340,7 @@
     </w:tbl>
     <w:p>
       <w:pPr>
-        <w:spacing w:before="100" w:after="40"/>
+        <w:spacing w:before="80" w:after="40" w:lineRule="exact" w:line="260"/>
         <w:jc w:val="left"/>
       </w:pPr>
       <w:r>
@@ -354,7 +354,7 @@
     </w:p>
     <w:p>
       <w:pPr>
-        <w:spacing w:before="40" w:after="20"/>
+        <w:spacing w:before="40" w:after="0" w:lineRule="exact" w:line="240"/>
         <w:jc w:val="left"/>
       </w:pPr>
       <w:r>
@@ -382,7 +382,7 @@
       </w:tblGrid>
       <w:tr>
         <w:trPr>
-          <w:trHeight w:val="476" w:hRule="exact"/>
+          <w:trHeight w:val="425" w:hRule="exact"/>
         </w:trPr>
         <w:tc>
           <w:tcPr>
@@ -487,7 +487,7 @@
       </w:tr>
       <w:tr>
         <w:trPr>
-          <w:trHeight w:val="476" w:hRule="exact"/>
+          <w:trHeight w:val="425" w:hRule="exact"/>
         </w:trPr>
         <w:tc>
           <w:tcPr>
@@ -593,7 +593,7 @@
     </w:tbl>
     <w:p>
       <w:pPr>
-        <w:spacing w:before="60" w:after="20"/>
+        <w:spacing w:before="40" w:after="0" w:lineRule="exact" w:line="240"/>
         <w:jc w:val="left"/>
       </w:pPr>
       <w:r>
@@ -621,7 +621,7 @@
       </w:tblGrid>
       <w:tr>
         <w:trPr>
-          <w:trHeight w:val="476" w:hRule="exact"/>
+          <w:trHeight w:val="425" w:hRule="exact"/>
         </w:trPr>
         <w:tc>
           <w:tcPr>
@@ -727,7 +727,7 @@
     </w:tbl>
     <w:p>
       <w:pPr>
-        <w:spacing w:before="100" w:after="40"/>
+        <w:spacing w:before="80" w:after="40" w:lineRule="exact" w:line="260"/>
         <w:jc w:val="left"/>
       </w:pPr>
       <w:r>
@@ -741,7 +741,7 @@
     </w:p>
     <w:p>
       <w:pPr>
-        <w:spacing w:before="40" w:after="20"/>
+        <w:spacing w:before="40" w:after="0" w:lineRule="exact" w:line="240"/>
         <w:jc w:val="left"/>
       </w:pPr>
       <w:r>
@@ -766,7 +766,7 @@
       </w:tblGrid>
       <w:tr>
         <w:trPr>
-          <w:trHeight w:val="481" w:hRule="exact"/>
+          <w:trHeight w:val="464" w:hRule="exact"/>
         </w:trPr>
         <w:tc>
           <w:tcPr>
@@ -828,7 +828,7 @@
       </w:tr>
       <w:tr>
         <w:trPr>
-          <w:trHeight w:val="481" w:hRule="exact"/>
+          <w:trHeight w:val="464" w:hRule="exact"/>
         </w:trPr>
         <w:tc>
           <w:tcPr>
@@ -890,7 +890,7 @@
       </w:tr>
       <w:tr>
         <w:trPr>
-          <w:trHeight w:val="481" w:hRule="exact"/>
+          <w:trHeight w:val="464" w:hRule="exact"/>
         </w:trPr>
         <w:tc>
           <w:tcPr>
@@ -953,7 +953,7 @@
       </w:tr>
       <w:tr>
         <w:trPr>
-          <w:trHeight w:val="481" w:hRule="exact"/>
+          <w:trHeight w:val="464" w:hRule="exact"/>
         </w:trPr>
         <w:tc>
           <w:tcPr>
@@ -1016,7 +1016,7 @@
       </w:tr>
       <w:tr>
         <w:trPr>
-          <w:trHeight w:val="481" w:hRule="exact"/>
+          <w:trHeight w:val="464" w:hRule="exact"/>
         </w:trPr>
         <w:tc>
           <w:tcPr>
@@ -1078,7 +1078,7 @@
       </w:tr>
       <w:tr>
         <w:trPr>
-          <w:trHeight w:val="481" w:hRule="exact"/>
+          <w:trHeight w:val="464" w:hRule="exact"/>
         </w:trPr>
         <w:tc>
           <w:tcPr>
@@ -1141,7 +1141,7 @@
       </w:tr>
       <w:tr>
         <w:trPr>
-          <w:trHeight w:val="481" w:hRule="exact"/>
+          <w:trHeight w:val="464" w:hRule="exact"/>
         </w:trPr>
         <w:tc>
           <w:tcPr>
@@ -1204,7 +1204,7 @@
       </w:tr>
       <w:tr>
         <w:trPr>
-          <w:trHeight w:val="481" w:hRule="exact"/>
+          <w:trHeight w:val="464" w:hRule="exact"/>
         </w:trPr>
         <w:tc>
           <w:tcPr>
@@ -1267,7 +1267,7 @@
       </w:tr>
       <w:tr>
         <w:trPr>
-          <w:trHeight w:val="481" w:hRule="exact"/>
+          <w:trHeight w:val="464" w:hRule="exact"/>
         </w:trPr>
         <w:tc>
           <w:tcPr>
@@ -1330,7 +1330,7 @@
       </w:tr>
       <w:tr>
         <w:trPr>
-          <w:trHeight w:val="481" w:hRule="exact"/>
+          <w:trHeight w:val="464" w:hRule="exact"/>
         </w:trPr>
         <w:tc>
           <w:tcPr>
@@ -1394,7 +1394,7 @@
     </w:tbl>
     <w:p>
       <w:pPr>
-        <w:spacing w:before="60" w:after="20"/>
+        <w:spacing w:before="40" w:after="0" w:lineRule="exact" w:line="240"/>
         <w:jc w:val="left"/>
       </w:pPr>
       <w:r>
@@ -1421,7 +1421,7 @@
       </w:tblGrid>
       <w:tr>
         <w:trPr>
-          <w:trHeight w:val="527" w:hRule="exact"/>
+          <w:trHeight w:val="498" w:hRule="exact"/>
         </w:trPr>
         <w:tc>
           <w:tcPr>
@@ -1506,7 +1506,7 @@
       </w:tr>
       <w:tr>
         <w:trPr>
-          <w:trHeight w:val="527" w:hRule="exact"/>
+          <w:trHeight w:val="498" w:hRule="exact"/>
         </w:trPr>
         <w:tc>
           <w:tcPr>
@@ -1591,7 +1591,7 @@
       </w:tr>
       <w:tr>
         <w:trPr>
-          <w:trHeight w:val="527" w:hRule="exact"/>
+          <w:trHeight w:val="498" w:hRule="exact"/>
         </w:trPr>
         <w:tc>
           <w:tcPr>
@@ -1676,7 +1676,7 @@
       </w:tr>
       <w:tr>
         <w:trPr>
-          <w:trHeight w:val="527" w:hRule="exact"/>
+          <w:trHeight w:val="498" w:hRule="exact"/>
         </w:trPr>
         <w:tc>
           <w:tcPr>
@@ -1761,7 +1761,7 @@
       </w:tr>
       <w:tr>
         <w:trPr>
-          <w:trHeight w:val="527" w:hRule="exact"/>
+          <w:trHeight w:val="498" w:hRule="exact"/>
         </w:trPr>
         <w:tc>
           <w:tcPr>
@@ -1846,7 +1846,7 @@
       </w:tr>
       <w:tr>
         <w:trPr>
-          <w:trHeight w:val="527" w:hRule="exact"/>
+          <w:trHeight w:val="498" w:hRule="exact"/>
         </w:trPr>
         <w:tc>
           <w:tcPr>
@@ -1932,7 +1932,7 @@
     </w:tbl>
     <w:p>
       <w:pPr>
-        <w:spacing w:before="60" w:after="20"/>
+        <w:spacing w:before="40" w:after="0" w:lineRule="exact" w:line="240"/>
         <w:jc w:val="left"/>
       </w:pPr>
       <w:r>
@@ -1961,7 +1961,7 @@
       </w:tblGrid>
       <w:tr>
         <w:trPr>
-          <w:trHeight w:val="476" w:hRule="exact"/>
+          <w:trHeight w:val="442" w:hRule="exact"/>
         </w:trPr>
         <w:tc>
           <w:tcPr>
@@ -2087,7 +2087,7 @@
     </w:tbl>
     <w:p>
       <w:pPr>
-        <w:spacing w:before="0" w:after="0"/>
+        <w:spacing w:before="0" w:after="0" w:lineRule="exact" w:line="20"/>
       </w:pPr>
       <w:r>
         <w:br w:type="page"/>
@@ -2095,7 +2095,7 @@
     </w:p>
     <w:p>
       <w:pPr>
-        <w:spacing w:before="0" w:after="40"/>
+        <w:spacing w:before="0" w:after="40" w:lineRule="exact" w:line="260"/>
         <w:jc w:val="left"/>
       </w:pPr>
       <w:r>
@@ -2119,7 +2119,7 @@
       </w:tblGrid>
       <w:tr>
         <w:trPr>
-          <w:trHeight w:val="510" w:hRule="exact"/>
+          <w:trHeight w:val="481" w:hRule="exact"/>
         </w:trPr>
         <w:tc>
           <w:tcPr>
@@ -2144,7 +2144,7 @@
       </w:tr>
       <w:tr>
         <w:trPr>
-          <w:trHeight w:val="510" w:hRule="exact"/>
+          <w:trHeight w:val="481" w:hRule="exact"/>
         </w:trPr>
         <w:tc>
           <w:tcPr>
@@ -2169,7 +2169,7 @@
       </w:tr>
       <w:tr>
         <w:trPr>
-          <w:trHeight w:val="510" w:hRule="exact"/>
+          <w:trHeight w:val="481" w:hRule="exact"/>
         </w:trPr>
         <w:tc>
           <w:tcPr>
@@ -2194,7 +2194,7 @@
       </w:tr>
       <w:tr>
         <w:trPr>
-          <w:trHeight w:val="510" w:hRule="exact"/>
+          <w:trHeight w:val="481" w:hRule="exact"/>
         </w:trPr>
         <w:tc>
           <w:tcPr>
@@ -2219,7 +2219,7 @@
       </w:tr>
       <w:tr>
         <w:trPr>
-          <w:trHeight w:val="510" w:hRule="exact"/>
+          <w:trHeight w:val="481" w:hRule="exact"/>
         </w:trPr>
         <w:tc>
           <w:tcPr>
@@ -2244,7 +2244,7 @@
       </w:tr>
       <w:tr>
         <w:trPr>
-          <w:trHeight w:val="510" w:hRule="exact"/>
+          <w:trHeight w:val="481" w:hRule="exact"/>
         </w:trPr>
         <w:tc>
           <w:tcPr>
@@ -2270,7 +2270,7 @@
     </w:tbl>
     <w:p>
       <w:pPr>
-        <w:spacing w:before="80" w:after="40"/>
+        <w:spacing w:before="80" w:after="40" w:lineRule="exact" w:line="260"/>
         <w:jc w:val="left"/>
       </w:pPr>
       <w:r>
@@ -2284,7 +2284,7 @@
     </w:p>
     <w:p>
       <w:pPr>
-        <w:spacing w:before="20" w:after="20"/>
+        <w:spacing w:before="20" w:after="0" w:lineRule="exact" w:line="240"/>
         <w:jc w:val="left"/>
       </w:pPr>
       <w:r>
@@ -2293,7 +2293,7 @@
           <w:b w:val="0"/>
           <w:sz w:val="19"/>
         </w:rPr>
-        <w:t>A（1×5=5点）　　　　　　　　　　　　　B（1×5=5点）</w:t>
+        <w:t>A（1×5=5点）　　　　　　　　　　　　　　B（1×5=5点）</w:t>
       </w:r>
     </w:p>
     <w:tbl>
@@ -2309,7 +2309,7 @@
       </w:tblGrid>
       <w:tr>
         <w:trPr>
-          <w:trHeight w:val="476" w:hRule="exact"/>
+          <w:trHeight w:val="453" w:hRule="exact"/>
         </w:trPr>
         <w:tc>
           <w:tcPr>
@@ -2354,7 +2354,7 @@
       </w:tr>
       <w:tr>
         <w:trPr>
-          <w:trHeight w:val="476" w:hRule="exact"/>
+          <w:trHeight w:val="453" w:hRule="exact"/>
         </w:trPr>
         <w:tc>
           <w:tcPr>
@@ -2399,7 +2399,7 @@
       </w:tr>
       <w:tr>
         <w:trPr>
-          <w:trHeight w:val="476" w:hRule="exact"/>
+          <w:trHeight w:val="453" w:hRule="exact"/>
         </w:trPr>
         <w:tc>
           <w:tcPr>
@@ -2444,7 +2444,7 @@
       </w:tr>
       <w:tr>
         <w:trPr>
-          <w:trHeight w:val="476" w:hRule="exact"/>
+          <w:trHeight w:val="453" w:hRule="exact"/>
         </w:trPr>
         <w:tc>
           <w:tcPr>
@@ -2489,7 +2489,7 @@
       </w:tr>
       <w:tr>
         <w:trPr>
-          <w:trHeight w:val="476" w:hRule="exact"/>
+          <w:trHeight w:val="453" w:hRule="exact"/>
         </w:trPr>
         <w:tc>
           <w:tcPr>
@@ -2535,7 +2535,7 @@
     </w:tbl>
     <w:p>
       <w:pPr>
-        <w:spacing w:before="60" w:after="40"/>
+        <w:spacing w:before="60" w:after="40" w:lineRule="exact" w:line="260"/>
         <w:jc w:val="left"/>
       </w:pPr>
       <w:r>
@@ -2549,7 +2549,7 @@
     </w:p>
     <w:p>
       <w:pPr>
-        <w:spacing w:before="40" w:after="20"/>
+        <w:spacing w:before="40" w:after="0" w:lineRule="exact" w:line="240"/>
         <w:jc w:val="left"/>
       </w:pPr>
       <w:r>
@@ -2575,7 +2575,7 @@
       </w:tblGrid>
       <w:tr>
         <w:trPr>
-          <w:trHeight w:val="476" w:hRule="exact"/>
+          <w:trHeight w:val="442" w:hRule="exact"/>
         </w:trPr>
         <w:tc>
           <w:tcPr>
@@ -2641,7 +2641,7 @@
     </w:tbl>
     <w:p>
       <w:pPr>
-        <w:spacing w:before="60" w:after="20"/>
+        <w:spacing w:before="40" w:after="0" w:lineRule="exact" w:line="240"/>
         <w:jc w:val="left"/>
       </w:pPr>
       <w:r>
@@ -2669,7 +2669,7 @@
       </w:tblGrid>
       <w:tr>
         <w:trPr>
-          <w:trHeight w:val="476" w:hRule="exact"/>
+          <w:trHeight w:val="442" w:hRule="exact"/>
         </w:trPr>
         <w:tc>
           <w:tcPr>
@@ -2775,7 +2775,7 @@
     </w:tbl>
     <w:p>
       <w:pPr>
-        <w:spacing w:before="60" w:after="20"/>
+        <w:spacing w:before="40" w:after="0" w:lineRule="exact" w:line="240"/>
         <w:jc w:val="left"/>
       </w:pPr>
       <w:r>
@@ -2799,7 +2799,7 @@
       </w:tblGrid>
       <w:tr>
         <w:trPr>
-          <w:trHeight w:val="498" w:hRule="exact"/>
+          <w:trHeight w:val="481" w:hRule="exact"/>
         </w:trPr>
         <w:tc>
           <w:tcPr>
@@ -2823,7 +2823,7 @@
       </w:tr>
       <w:tr>
         <w:trPr>
-          <w:trHeight w:val="498" w:hRule="exact"/>
+          <w:trHeight w:val="481" w:hRule="exact"/>
         </w:trPr>
         <w:tc>
           <w:tcPr>
@@ -2848,7 +2848,7 @@
     </w:tbl>
     <w:p>
       <w:pPr>
-        <w:spacing w:before="60" w:after="20"/>
+        <w:spacing w:before="40" w:after="0" w:lineRule="exact" w:line="240"/>
         <w:jc w:val="left"/>
       </w:pPr>
       <w:r>
@@ -2872,7 +2872,7 @@
       </w:tblGrid>
       <w:tr>
         <w:trPr>
-          <w:trHeight w:val="498" w:hRule="exact"/>
+          <w:trHeight w:val="481" w:hRule="exact"/>
         </w:trPr>
         <w:tc>
           <w:tcPr>
@@ -2896,7 +2896,7 @@
       </w:tr>
       <w:tr>
         <w:trPr>
-          <w:trHeight w:val="498" w:hRule="exact"/>
+          <w:trHeight w:val="481" w:hRule="exact"/>
         </w:trPr>
         <w:tc>
           <w:tcPr>
@@ -2921,7 +2921,7 @@
     </w:tbl>
     <w:p>
       <w:pPr>
-        <w:spacing w:before="80" w:after="40"/>
+        <w:spacing w:before="60" w:after="40" w:lineRule="exact" w:line="260"/>
         <w:jc w:val="left"/>
       </w:pPr>
       <w:r>
@@ -2945,7 +2945,7 @@
       </w:tblGrid>
       <w:tr>
         <w:trPr>
-          <w:trHeight w:val="470" w:hRule="exact"/>
+          <w:trHeight w:val="442" w:hRule="exact"/>
         </w:trPr>
         <w:tc>
           <w:tcPr>
@@ -2969,7 +2969,7 @@
       </w:tr>
       <w:tr>
         <w:trPr>
-          <w:trHeight w:val="470" w:hRule="exact"/>
+          <w:trHeight w:val="442" w:hRule="exact"/>
         </w:trPr>
         <w:tc>
           <w:tcPr>
@@ -2993,7 +2993,7 @@
       </w:tr>
       <w:tr>
         <w:trPr>
-          <w:trHeight w:val="470" w:hRule="exact"/>
+          <w:trHeight w:val="442" w:hRule="exact"/>
         </w:trPr>
         <w:tc>
           <w:tcPr>
@@ -3017,7 +3017,7 @@
       </w:tr>
       <w:tr>
         <w:trPr>
-          <w:trHeight w:val="470" w:hRule="exact"/>
+          <w:trHeight w:val="442" w:hRule="exact"/>
         </w:trPr>
         <w:tc>
           <w:tcPr>
@@ -3041,7 +3041,7 @@
       </w:tr>
       <w:tr>
         <w:trPr>
-          <w:trHeight w:val="470" w:hRule="exact"/>
+          <w:trHeight w:val="442" w:hRule="exact"/>
         </w:trPr>
         <w:tc>
           <w:tcPr>
@@ -3065,7 +3065,7 @@
       </w:tr>
       <w:tr>
         <w:trPr>
-          <w:trHeight w:val="470" w:hRule="exact"/>
+          <w:trHeight w:val="442" w:hRule="exact"/>
         </w:trPr>
         <w:tc>
           <w:tcPr>
@@ -3090,7 +3090,7 @@
     </w:tbl>
     <w:p>
       <w:pPr>
-        <w:spacing w:before="80" w:after="20"/>
+        <w:spacing w:before="60" w:after="20" w:lineRule="exact" w:line="260"/>
         <w:jc w:val="left"/>
       </w:pPr>
       <w:r>
@@ -3116,7 +3116,7 @@
       </w:tblGrid>
       <w:tr>
         <w:trPr>
-          <w:trHeight w:val="340" w:hRule="exact"/>
+          <w:trHeight w:val="328" w:hRule="exact"/>
         </w:trPr>
         <w:tc>
           <w:tcPr>
@@ -3181,7 +3181,7 @@
       </w:tr>
       <w:tr>
         <w:trPr>
-          <w:trHeight w:val="680" w:hRule="exact"/>
+          <w:trHeight w:val="652" w:hRule="exact"/>
         </w:trPr>
         <w:tc>
           <w:tcPr>
@@ -3615,6 +3615,9 @@
     <w:name w:val="Normal"/>
     <w:qFormat/>
     <w:rsid w:val="00FC693F"/>
+    <w:pPr>
+      <w:spacing w:before="0" w:after="0"/>
+    </w:pPr>
   </w:style>
   <w:style w:type="paragraph" w:styleId="Header">
     <w:name w:val="header"/>

--- a/2026年度_論理表現Ⅱ_中間テスト_解答用紙.docx
+++ b/2026年度_論理表現Ⅱ_中間テスト_解答用紙.docx
@@ -148,7 +148,7 @@
       </w:tblGrid>
       <w:tr>
         <w:trPr>
-          <w:trHeight w:val="442" w:hRule="exact"/>
+          <w:trHeight w:val="567" w:hRule="exact"/>
         </w:trPr>
         <w:tc>
           <w:tcPr>
@@ -234,7 +234,7 @@
       </w:tblGrid>
       <w:tr>
         <w:trPr>
-          <w:trHeight w:val="442" w:hRule="exact"/>
+          <w:trHeight w:val="680" w:hRule="exact"/>
         </w:trPr>
         <w:tc>
           <w:tcPr>
@@ -382,7 +382,7 @@
       </w:tblGrid>
       <w:tr>
         <w:trPr>
-          <w:trHeight w:val="425" w:hRule="exact"/>
+          <w:trHeight w:val="498" w:hRule="exact"/>
         </w:trPr>
         <w:tc>
           <w:tcPr>
@@ -487,7 +487,7 @@
       </w:tr>
       <w:tr>
         <w:trPr>
-          <w:trHeight w:val="425" w:hRule="exact"/>
+          <w:trHeight w:val="498" w:hRule="exact"/>
         </w:trPr>
         <w:tc>
           <w:tcPr>
@@ -621,7 +621,7 @@
       </w:tblGrid>
       <w:tr>
         <w:trPr>
-          <w:trHeight w:val="425" w:hRule="exact"/>
+          <w:trHeight w:val="567" w:hRule="exact"/>
         </w:trPr>
         <w:tc>
           <w:tcPr>
@@ -736,7 +736,7 @@
           <w:b/>
           <w:sz w:val="21"/>
         </w:rPr>
-        <w:t>３　（知識・技能　28点）</w:t>
+        <w:t>３　（知識・技能　29点）</w:t>
       </w:r>
     </w:p>
     <w:p>
@@ -766,7 +766,7 @@
       </w:tblGrid>
       <w:tr>
         <w:trPr>
-          <w:trHeight w:val="464" w:hRule="exact"/>
+          <w:trHeight w:val="907" w:hRule="exact"/>
         </w:trPr>
         <w:tc>
           <w:tcPr>
@@ -808,11 +808,6 @@
               </w:rPr>
             </w:r>
             <w:r>
-              <w:rPr>
-                <w:rFonts w:ascii="Arial" w:hAnsi="Arial" w:eastAsia="MS PGothic"/>
-                <w:b w:val="0"/>
-                <w:sz w:val="21"/>
-              </w:rPr>
               <w:tab/>
             </w:r>
             <w:r>
@@ -828,7 +823,7 @@
       </w:tr>
       <w:tr>
         <w:trPr>
-          <w:trHeight w:val="464" w:hRule="exact"/>
+          <w:trHeight w:val="907" w:hRule="exact"/>
         </w:trPr>
         <w:tc>
           <w:tcPr>
@@ -870,11 +865,6 @@
               </w:rPr>
             </w:r>
             <w:r>
-              <w:rPr>
-                <w:rFonts w:ascii="Arial" w:hAnsi="Arial" w:eastAsia="MS PGothic"/>
-                <w:b w:val="0"/>
-                <w:sz w:val="21"/>
-              </w:rPr>
               <w:tab/>
             </w:r>
             <w:r>
@@ -883,14 +873,14 @@
                 <w:b w:val="0"/>
                 <w:sz w:val="21"/>
               </w:rPr>
-              <w:t>in the world.</w:t>
+              <w:t>.</w:t>
             </w:r>
           </w:p>
         </w:tc>
       </w:tr>
       <w:tr>
         <w:trPr>
-          <w:trHeight w:val="464" w:hRule="exact"/>
+          <w:trHeight w:val="907" w:hRule="exact"/>
         </w:trPr>
         <w:tc>
           <w:tcPr>
@@ -933,11 +923,6 @@
               <w:t xml:space="preserve">It  </w:t>
             </w:r>
             <w:r>
-              <w:rPr>
-                <w:rFonts w:ascii="Arial" w:hAnsi="Arial" w:eastAsia="MS PGothic"/>
-                <w:b w:val="0"/>
-                <w:sz w:val="21"/>
-              </w:rPr>
               <w:tab/>
             </w:r>
             <w:r>
@@ -953,7 +938,7 @@
       </w:tr>
       <w:tr>
         <w:trPr>
-          <w:trHeight w:val="464" w:hRule="exact"/>
+          <w:trHeight w:val="907" w:hRule="exact"/>
         </w:trPr>
         <w:tc>
           <w:tcPr>
@@ -996,11 +981,6 @@
               <w:t xml:space="preserve">It is  </w:t>
             </w:r>
             <w:r>
-              <w:rPr>
-                <w:rFonts w:ascii="Arial" w:hAnsi="Arial" w:eastAsia="MS PGothic"/>
-                <w:b w:val="0"/>
-                <w:sz w:val="21"/>
-              </w:rPr>
               <w:tab/>
             </w:r>
             <w:r>
@@ -1016,7 +996,7 @@
       </w:tr>
       <w:tr>
         <w:trPr>
-          <w:trHeight w:val="464" w:hRule="exact"/>
+          <w:trHeight w:val="907" w:hRule="exact"/>
         </w:trPr>
         <w:tc>
           <w:tcPr>
@@ -1058,11 +1038,6 @@
               </w:rPr>
             </w:r>
             <w:r>
-              <w:rPr>
-                <w:rFonts w:ascii="Arial" w:hAnsi="Arial" w:eastAsia="MS PGothic"/>
-                <w:b w:val="0"/>
-                <w:sz w:val="21"/>
-              </w:rPr>
               <w:tab/>
             </w:r>
             <w:r>
@@ -1078,7 +1053,7 @@
       </w:tr>
       <w:tr>
         <w:trPr>
-          <w:trHeight w:val="464" w:hRule="exact"/>
+          <w:trHeight w:val="907" w:hRule="exact"/>
         </w:trPr>
         <w:tc>
           <w:tcPr>
@@ -1121,11 +1096,6 @@
               <w:t xml:space="preserve">The author  </w:t>
             </w:r>
             <w:r>
-              <w:rPr>
-                <w:rFonts w:ascii="Arial" w:hAnsi="Arial" w:eastAsia="MS PGothic"/>
-                <w:b w:val="0"/>
-                <w:sz w:val="21"/>
-              </w:rPr>
               <w:tab/>
             </w:r>
             <w:r>
@@ -1141,7 +1111,7 @@
       </w:tr>
       <w:tr>
         <w:trPr>
-          <w:trHeight w:val="464" w:hRule="exact"/>
+          <w:trHeight w:val="907" w:hRule="exact"/>
         </w:trPr>
         <w:tc>
           <w:tcPr>
@@ -1184,11 +1154,6 @@
               <w:t xml:space="preserve">It was quite frightening, but  </w:t>
             </w:r>
             <w:r>
-              <w:rPr>
-                <w:rFonts w:ascii="Arial" w:hAnsi="Arial" w:eastAsia="MS PGothic"/>
-                <w:b w:val="0"/>
-                <w:sz w:val="21"/>
-              </w:rPr>
               <w:tab/>
             </w:r>
             <w:r>
@@ -1204,7 +1169,7 @@
       </w:tr>
       <w:tr>
         <w:trPr>
-          <w:trHeight w:val="464" w:hRule="exact"/>
+          <w:trHeight w:val="907" w:hRule="exact"/>
         </w:trPr>
         <w:tc>
           <w:tcPr>
@@ -1247,11 +1212,6 @@
               <w:t xml:space="preserve">In Japan,  </w:t>
             </w:r>
             <w:r>
-              <w:rPr>
-                <w:rFonts w:ascii="Arial" w:hAnsi="Arial" w:eastAsia="MS PGothic"/>
-                <w:b w:val="0"/>
-                <w:sz w:val="21"/>
-              </w:rPr>
               <w:tab/>
             </w:r>
             <w:r>
@@ -1267,7 +1227,7 @@
       </w:tr>
       <w:tr>
         <w:trPr>
-          <w:trHeight w:val="464" w:hRule="exact"/>
+          <w:trHeight w:val="907" w:hRule="exact"/>
         </w:trPr>
         <w:tc>
           <w:tcPr>
@@ -1310,11 +1270,6 @@
               <w:t xml:space="preserve">Enjoy  </w:t>
             </w:r>
             <w:r>
-              <w:rPr>
-                <w:rFonts w:ascii="Arial" w:hAnsi="Arial" w:eastAsia="MS PGothic"/>
-                <w:b w:val="0"/>
-                <w:sz w:val="21"/>
-              </w:rPr>
               <w:tab/>
             </w:r>
             <w:r>
@@ -1330,7 +1285,7 @@
       </w:tr>
       <w:tr>
         <w:trPr>
-          <w:trHeight w:val="464" w:hRule="exact"/>
+          <w:trHeight w:val="907" w:hRule="exact"/>
         </w:trPr>
         <w:tc>
           <w:tcPr>
@@ -1370,14 +1325,8 @@
                 <w:b w:val="0"/>
                 <w:sz w:val="21"/>
               </w:rPr>
-              <w:t xml:space="preserve">In the magical town, she  </w:t>
             </w:r>
             <w:r>
-              <w:rPr>
-                <w:rFonts w:ascii="Arial" w:hAnsi="Arial" w:eastAsia="MS PGothic"/>
-                <w:b w:val="0"/>
-                <w:sz w:val="21"/>
-              </w:rPr>
               <w:tab/>
             </w:r>
             <w:r>
@@ -1386,7 +1335,7 @@
                 <w:b w:val="0"/>
                 <w:sz w:val="21"/>
               </w:rPr>
-              <w:t>.</w:t>
+              <w:t>public.</w:t>
             </w:r>
           </w:p>
         </w:tc>
@@ -1394,7 +1343,15 @@
     </w:tbl>
     <w:p>
       <w:pPr>
-        <w:spacing w:before="40" w:after="0" w:lineRule="exact" w:line="240"/>
+        <w:spacing w:before="0" w:after="0" w:lineRule="exact" w:line="20"/>
+      </w:pPr>
+      <w:r>
+        <w:br w:type="page"/>
+      </w:r>
+    </w:p>
+    <w:p>
+      <w:pPr>
+        <w:spacing w:before="80" w:after="40" w:lineRule="exact" w:line="260"/>
         <w:jc w:val="left"/>
       </w:pPr>
       <w:r>
@@ -1403,7 +1360,7 @@
           <w:b w:val="0"/>
           <w:sz w:val="19"/>
         </w:rPr>
-        <w:t>B（1×12=12点）　空所に適切な語を入れよ</w:t>
+        <w:t>B（1×13=13点）　空所に適切な語を入れよ</w:t>
       </w:r>
     </w:p>
     <w:tbl>
@@ -1421,7 +1378,7 @@
       </w:tblGrid>
       <w:tr>
         <w:trPr>
-          <w:trHeight w:val="498" w:hRule="exact"/>
+          <w:trHeight w:val="464" w:hRule="exact"/>
         </w:trPr>
         <w:tc>
           <w:tcPr>
@@ -1479,91 +1436,6 @@
                 <w:b w:val="0"/>
                 <w:sz w:val="19"/>
               </w:rPr>
-              <w:t>(7)</w:t>
-            </w:r>
-          </w:p>
-        </w:tc>
-        <w:tc>
-          <w:tcPr>
-            <w:tcW w:type="dxa" w:w="4819"/>
-            <w:vAlign w:val="center"/>
-          </w:tcPr>
-          <w:p>
-            <w:pPr>
-              <w:spacing w:before="0" w:after="0"/>
-              <w:jc w:val="center"/>
-            </w:pPr>
-            <w:r>
-              <w:rPr>
-                <w:rFonts w:ascii="Arial" w:hAnsi="Arial" w:eastAsia="MS PGothic"/>
-                <w:b w:val="0"/>
-                <w:sz w:val="21"/>
-              </w:rPr>
-              <w:t>(　　　　　　　　　　　　　　　　)</w:t>
-            </w:r>
-          </w:p>
-        </w:tc>
-      </w:tr>
-      <w:tr>
-        <w:trPr>
-          <w:trHeight w:val="498" w:hRule="exact"/>
-        </w:trPr>
-        <w:tc>
-          <w:tcPr>
-            <w:tcW w:type="dxa" w:w="454"/>
-            <w:vAlign w:val="center"/>
-          </w:tcPr>
-          <w:p>
-            <w:pPr>
-              <w:spacing w:before="0" w:after="0"/>
-              <w:jc w:val="center"/>
-            </w:pPr>
-            <w:r>
-              <w:rPr>
-                <w:rFonts w:ascii="Arial" w:hAnsi="Arial" w:eastAsia="MS PGothic"/>
-                <w:b w:val="0"/>
-                <w:sz w:val="19"/>
-              </w:rPr>
-              <w:t>(2)</w:t>
-            </w:r>
-          </w:p>
-        </w:tc>
-        <w:tc>
-          <w:tcPr>
-            <w:tcW w:type="dxa" w:w="4819"/>
-            <w:vAlign w:val="center"/>
-          </w:tcPr>
-          <w:p>
-            <w:pPr>
-              <w:spacing w:before="0" w:after="0"/>
-              <w:jc w:val="center"/>
-            </w:pPr>
-            <w:r>
-              <w:rPr>
-                <w:rFonts w:ascii="Arial" w:hAnsi="Arial" w:eastAsia="MS PGothic"/>
-                <w:b w:val="0"/>
-                <w:sz w:val="21"/>
-              </w:rPr>
-              <w:t>(　　　　　　　)(　　　　　　　)</w:t>
-            </w:r>
-          </w:p>
-        </w:tc>
-        <w:tc>
-          <w:tcPr>
-            <w:tcW w:type="dxa" w:w="454"/>
-            <w:vAlign w:val="center"/>
-          </w:tcPr>
-          <w:p>
-            <w:pPr>
-              <w:spacing w:before="0" w:after="0"/>
-              <w:jc w:val="center"/>
-            </w:pPr>
-            <w:r>
-              <w:rPr>
-                <w:rFonts w:ascii="Arial" w:hAnsi="Arial" w:eastAsia="MS PGothic"/>
-                <w:b w:val="0"/>
-                <w:sz w:val="19"/>
-              </w:rPr>
               <w:t>(8)</w:t>
             </w:r>
           </w:p>
@@ -1591,7 +1463,7 @@
       </w:tr>
       <w:tr>
         <w:trPr>
-          <w:trHeight w:val="498" w:hRule="exact"/>
+          <w:trHeight w:val="464" w:hRule="exact"/>
         </w:trPr>
         <w:tc>
           <w:tcPr>
@@ -1609,7 +1481,7 @@
                 <w:b w:val="0"/>
                 <w:sz w:val="19"/>
               </w:rPr>
-              <w:t>(3)</w:t>
+              <w:t>(2)</w:t>
             </w:r>
           </w:p>
         </w:tc>
@@ -1676,7 +1548,7 @@
       </w:tr>
       <w:tr>
         <w:trPr>
-          <w:trHeight w:val="498" w:hRule="exact"/>
+          <w:trHeight w:val="464" w:hRule="exact"/>
         </w:trPr>
         <w:tc>
           <w:tcPr>
@@ -1694,7 +1566,7 @@
                 <w:b w:val="0"/>
                 <w:sz w:val="19"/>
               </w:rPr>
-              <w:t>(4)</w:t>
+              <w:t>(3)</w:t>
             </w:r>
           </w:p>
         </w:tc>
@@ -1714,7 +1586,7 @@
                 <w:b w:val="0"/>
                 <w:sz w:val="21"/>
               </w:rPr>
-              <w:t>(　　　　)(　　　　)(　　　　)</w:t>
+              <w:t>(　　　　　　　)(　　　　　　　)</w:t>
             </w:r>
           </w:p>
         </w:tc>
@@ -1761,7 +1633,7 @@
       </w:tr>
       <w:tr>
         <w:trPr>
-          <w:trHeight w:val="498" w:hRule="exact"/>
+          <w:trHeight w:val="464" w:hRule="exact"/>
         </w:trPr>
         <w:tc>
           <w:tcPr>
@@ -1779,7 +1651,7 @@
                 <w:b w:val="0"/>
                 <w:sz w:val="19"/>
               </w:rPr>
-              <w:t>(5)</w:t>
+              <w:t>(4)</w:t>
             </w:r>
           </w:p>
         </w:tc>
@@ -1846,7 +1718,7 @@
       </w:tr>
       <w:tr>
         <w:trPr>
-          <w:trHeight w:val="498" w:hRule="exact"/>
+          <w:trHeight w:val="464" w:hRule="exact"/>
         </w:trPr>
         <w:tc>
           <w:tcPr>
@@ -1864,7 +1736,7 @@
                 <w:b w:val="0"/>
                 <w:sz w:val="19"/>
               </w:rPr>
-              <w:t>(6)</w:t>
+              <w:t>(5)</w:t>
             </w:r>
           </w:p>
         </w:tc>
@@ -1929,6 +1801,164 @@
           </w:p>
         </w:tc>
       </w:tr>
+      <w:tr>
+        <w:trPr>
+          <w:trHeight w:val="464" w:hRule="exact"/>
+        </w:trPr>
+        <w:tc>
+          <w:tcPr>
+            <w:tcW w:type="dxa" w:w="454"/>
+            <w:vAlign w:val="center"/>
+          </w:tcPr>
+          <w:p>
+            <w:pPr>
+              <w:spacing w:before="0" w:after="0"/>
+              <w:jc w:val="center"/>
+            </w:pPr>
+            <w:r>
+              <w:rPr>
+                <w:rFonts w:ascii="Arial" w:hAnsi="Arial" w:eastAsia="MS PGothic"/>
+                <w:b w:val="0"/>
+                <w:sz w:val="19"/>
+              </w:rPr>
+              <w:t>(6)</w:t>
+            </w:r>
+          </w:p>
+        </w:tc>
+        <w:tc>
+          <w:tcPr>
+            <w:tcW w:type="dxa" w:w="4819"/>
+            <w:vAlign w:val="center"/>
+          </w:tcPr>
+          <w:p>
+            <w:pPr>
+              <w:spacing w:before="0" w:after="0"/>
+              <w:jc w:val="center"/>
+            </w:pPr>
+            <w:r>
+              <w:rPr>
+                <w:rFonts w:ascii="Arial" w:hAnsi="Arial" w:eastAsia="MS PGothic"/>
+                <w:b w:val="0"/>
+                <w:sz w:val="21"/>
+              </w:rPr>
+              <w:t>(　　　　)(　　　　)(　　　　)</w:t>
+            </w:r>
+          </w:p>
+        </w:tc>
+        <w:tc>
+          <w:tcPr>
+            <w:tcW w:type="dxa" w:w="454"/>
+            <w:vAlign w:val="center"/>
+          </w:tcPr>
+          <w:p>
+            <w:pPr>
+              <w:spacing w:before="0" w:after="0"/>
+              <w:jc w:val="center"/>
+            </w:pPr>
+            <w:r>
+              <w:rPr>
+                <w:rFonts w:ascii="Arial" w:hAnsi="Arial" w:eastAsia="MS PGothic"/>
+                <w:b w:val="0"/>
+                <w:sz w:val="19"/>
+              </w:rPr>
+              <w:t>(13)</w:t>
+            </w:r>
+          </w:p>
+        </w:tc>
+        <w:tc>
+          <w:tcPr>
+            <w:tcW w:type="dxa" w:w="4819"/>
+            <w:vAlign w:val="center"/>
+          </w:tcPr>
+          <w:p>
+            <w:pPr>
+              <w:spacing w:before="0" w:after="0"/>
+              <w:jc w:val="center"/>
+            </w:pPr>
+            <w:r>
+              <w:rPr>
+                <w:rFonts w:ascii="Arial" w:hAnsi="Arial" w:eastAsia="MS PGothic"/>
+                <w:b w:val="0"/>
+                <w:sz w:val="21"/>
+              </w:rPr>
+              <w:t>(　　　　　　　　　　　　　　　　)</w:t>
+            </w:r>
+          </w:p>
+        </w:tc>
+      </w:tr>
+      <w:tr>
+        <w:trPr>
+          <w:trHeight w:val="464" w:hRule="exact"/>
+        </w:trPr>
+        <w:tc>
+          <w:tcPr>
+            <w:tcW w:type="dxa" w:w="454"/>
+            <w:vAlign w:val="center"/>
+          </w:tcPr>
+          <w:p>
+            <w:pPr>
+              <w:spacing w:before="0" w:after="0"/>
+              <w:jc w:val="center"/>
+            </w:pPr>
+            <w:r>
+              <w:rPr>
+                <w:rFonts w:ascii="Arial" w:hAnsi="Arial" w:eastAsia="MS PGothic"/>
+                <w:b w:val="0"/>
+                <w:sz w:val="19"/>
+              </w:rPr>
+              <w:t>(7)</w:t>
+            </w:r>
+          </w:p>
+        </w:tc>
+        <w:tc>
+          <w:tcPr>
+            <w:tcW w:type="dxa" w:w="4819"/>
+            <w:vAlign w:val="center"/>
+          </w:tcPr>
+          <w:p>
+            <w:pPr>
+              <w:spacing w:before="0" w:after="0"/>
+              <w:jc w:val="center"/>
+            </w:pPr>
+            <w:r>
+              <w:rPr>
+                <w:rFonts w:ascii="Arial" w:hAnsi="Arial" w:eastAsia="MS PGothic"/>
+                <w:b w:val="0"/>
+                <w:sz w:val="21"/>
+              </w:rPr>
+              <w:t>(　　　　　　　　　　　　　　　　)</w:t>
+            </w:r>
+          </w:p>
+        </w:tc>
+        <w:tc>
+          <w:tcPr>
+            <w:tcW w:type="dxa" w:w="454"/>
+            <w:tcBorders>
+              <w:top w:val="none" w:sz="0" w:space="0" w:color="auto"/>
+              <w:left w:val="none" w:sz="0" w:space="0" w:color="auto"/>
+              <w:bottom w:val="none" w:sz="0" w:space="0" w:color="auto"/>
+              <w:right w:val="none" w:sz="0" w:space="0" w:color="auto"/>
+              <w:insideH w:val="none" w:sz="0" w:space="0" w:color="auto"/>
+              <w:insideV w:val="none" w:sz="0" w:space="0" w:color="auto"/>
+            </w:tcBorders>
+          </w:tcPr>
+          <w:p/>
+        </w:tc>
+        <w:tc>
+          <w:tcPr>
+            <w:tcW w:type="dxa" w:w="4819"/>
+            <w:tcBorders>
+              <w:top w:val="none" w:sz="0" w:space="0" w:color="auto"/>
+              <w:left w:val="none" w:sz="0" w:space="0" w:color="auto"/>
+              <w:bottom w:val="none" w:sz="0" w:space="0" w:color="auto"/>
+              <w:right w:val="none" w:sz="0" w:space="0" w:color="auto"/>
+              <w:insideH w:val="none" w:sz="0" w:space="0" w:color="auto"/>
+              <w:insideV w:val="none" w:sz="0" w:space="0" w:color="auto"/>
+            </w:tcBorders>
+          </w:tcPr>
+          <w:p/>
+        </w:tc>
+      </w:tr>
     </w:tbl>
     <w:p>
       <w:pPr>
@@ -1961,7 +1991,7 @@
       </w:tblGrid>
       <w:tr>
         <w:trPr>
-          <w:trHeight w:val="442" w:hRule="exact"/>
+          <w:trHeight w:val="464" w:hRule="exact"/>
         </w:trPr>
         <w:tc>
           <w:tcPr>
@@ -2087,15 +2117,7 @@
     </w:tbl>
     <w:p>
       <w:pPr>
-        <w:spacing w:before="0" w:after="0" w:lineRule="exact" w:line="20"/>
-      </w:pPr>
-      <w:r>
-        <w:br w:type="page"/>
-      </w:r>
-    </w:p>
-    <w:p>
-      <w:pPr>
-        <w:spacing w:before="0" w:after="40" w:lineRule="exact" w:line="260"/>
+        <w:spacing w:before="80" w:after="40" w:lineRule="exact" w:line="260"/>
         <w:jc w:val="left"/>
       </w:pPr>
       <w:r>
@@ -2104,7 +2126,7 @@
           <w:b/>
           <w:sz w:val="21"/>
         </w:rPr>
-        <w:t>４　（思考・判断・表現　12点）</w:t>
+        <w:t>４　（思考・判断・表現　18点）</w:t>
       </w:r>
     </w:p>
     <w:tbl>
@@ -2119,7 +2141,7 @@
       </w:tblGrid>
       <w:tr>
         <w:trPr>
-          <w:trHeight w:val="481" w:hRule="exact"/>
+          <w:trHeight w:val="498" w:hRule="exact"/>
         </w:trPr>
         <w:tc>
           <w:tcPr>
@@ -2144,7 +2166,7 @@
       </w:tr>
       <w:tr>
         <w:trPr>
-          <w:trHeight w:val="481" w:hRule="exact"/>
+          <w:trHeight w:val="498" w:hRule="exact"/>
         </w:trPr>
         <w:tc>
           <w:tcPr>
@@ -2169,7 +2191,7 @@
       </w:tr>
       <w:tr>
         <w:trPr>
-          <w:trHeight w:val="481" w:hRule="exact"/>
+          <w:trHeight w:val="498" w:hRule="exact"/>
         </w:trPr>
         <w:tc>
           <w:tcPr>
@@ -2194,7 +2216,7 @@
       </w:tr>
       <w:tr>
         <w:trPr>
-          <w:trHeight w:val="481" w:hRule="exact"/>
+          <w:trHeight w:val="498" w:hRule="exact"/>
         </w:trPr>
         <w:tc>
           <w:tcPr>
@@ -2219,7 +2241,7 @@
       </w:tr>
       <w:tr>
         <w:trPr>
-          <w:trHeight w:val="481" w:hRule="exact"/>
+          <w:trHeight w:val="498" w:hRule="exact"/>
         </w:trPr>
         <w:tc>
           <w:tcPr>
@@ -2244,7 +2266,7 @@
       </w:tr>
       <w:tr>
         <w:trPr>
-          <w:trHeight w:val="481" w:hRule="exact"/>
+          <w:trHeight w:val="498" w:hRule="exact"/>
         </w:trPr>
         <w:tc>
           <w:tcPr>
@@ -2279,7 +2301,7 @@
           <w:b/>
           <w:sz w:val="21"/>
         </w:rPr>
-        <w:t>５　（思考・判断・表現　10点）</w:t>
+        <w:t>５　（思考・判断・表現　12点）</w:t>
       </w:r>
     </w:p>
     <w:p>
@@ -2293,7 +2315,7 @@
           <w:b w:val="0"/>
           <w:sz w:val="19"/>
         </w:rPr>
-        <w:t>A（1×5=5点）　　　　　　　　　　　　　　B（1×5=5点）</w:t>
+        <w:t>A（2×3=6点）　　　　　　　　　　　　　　　　B（2×3=6点）</w:t>
       </w:r>
     </w:p>
     <w:tbl>
@@ -2309,7 +2331,7 @@
       </w:tblGrid>
       <w:tr>
         <w:trPr>
-          <w:trHeight w:val="453" w:hRule="exact"/>
+          <w:trHeight w:val="538" w:hRule="exact"/>
         </w:trPr>
         <w:tc>
           <w:tcPr>
@@ -2354,7 +2376,7 @@
       </w:tr>
       <w:tr>
         <w:trPr>
-          <w:trHeight w:val="453" w:hRule="exact"/>
+          <w:trHeight w:val="538" w:hRule="exact"/>
         </w:trPr>
         <w:tc>
           <w:tcPr>
@@ -2399,7 +2421,7 @@
       </w:tr>
       <w:tr>
         <w:trPr>
-          <w:trHeight w:val="453" w:hRule="exact"/>
+          <w:trHeight w:val="538" w:hRule="exact"/>
         </w:trPr>
         <w:tc>
           <w:tcPr>
@@ -2442,96 +2464,6 @@
           </w:p>
         </w:tc>
       </w:tr>
-      <w:tr>
-        <w:trPr>
-          <w:trHeight w:val="453" w:hRule="exact"/>
-        </w:trPr>
-        <w:tc>
-          <w:tcPr>
-            <w:tcW w:type="dxa" w:w="5272"/>
-            <w:vAlign w:val="center"/>
-          </w:tcPr>
-          <w:p>
-            <w:pPr>
-              <w:spacing w:before="0" w:after="0"/>
-              <w:jc w:val="left"/>
-            </w:pPr>
-            <w:r>
-              <w:rPr>
-                <w:rFonts w:ascii="Arial" w:hAnsi="Arial" w:eastAsia="MS PGothic"/>
-                <w:b w:val="0"/>
-                <w:sz w:val="21"/>
-              </w:rPr>
-              <w:t>(4)</w:t>
-            </w:r>
-          </w:p>
-        </w:tc>
-        <w:tc>
-          <w:tcPr>
-            <w:tcW w:type="dxa" w:w="5272"/>
-            <w:vAlign w:val="center"/>
-          </w:tcPr>
-          <w:p>
-            <w:pPr>
-              <w:spacing w:before="0" w:after="0"/>
-              <w:jc w:val="left"/>
-            </w:pPr>
-            <w:r>
-              <w:rPr>
-                <w:rFonts w:ascii="Arial" w:hAnsi="Arial" w:eastAsia="MS PGothic"/>
-                <w:b w:val="0"/>
-                <w:sz w:val="21"/>
-              </w:rPr>
-              <w:t>(4)</w:t>
-            </w:r>
-          </w:p>
-        </w:tc>
-      </w:tr>
-      <w:tr>
-        <w:trPr>
-          <w:trHeight w:val="453" w:hRule="exact"/>
-        </w:trPr>
-        <w:tc>
-          <w:tcPr>
-            <w:tcW w:type="dxa" w:w="5272"/>
-            <w:vAlign w:val="center"/>
-          </w:tcPr>
-          <w:p>
-            <w:pPr>
-              <w:spacing w:before="0" w:after="0"/>
-              <w:jc w:val="left"/>
-            </w:pPr>
-            <w:r>
-              <w:rPr>
-                <w:rFonts w:ascii="Arial" w:hAnsi="Arial" w:eastAsia="MS PGothic"/>
-                <w:b w:val="0"/>
-                <w:sz w:val="21"/>
-              </w:rPr>
-              <w:t>(5)</w:t>
-            </w:r>
-          </w:p>
-        </w:tc>
-        <w:tc>
-          <w:tcPr>
-            <w:tcW w:type="dxa" w:w="5272"/>
-            <w:vAlign w:val="center"/>
-          </w:tcPr>
-          <w:p>
-            <w:pPr>
-              <w:spacing w:before="0" w:after="0"/>
-              <w:jc w:val="left"/>
-            </w:pPr>
-            <w:r>
-              <w:rPr>
-                <w:rFonts w:ascii="Arial" w:hAnsi="Arial" w:eastAsia="MS PGothic"/>
-                <w:b w:val="0"/>
-                <w:sz w:val="21"/>
-              </w:rPr>
-              <w:t>(5)</w:t>
-            </w:r>
-          </w:p>
-        </w:tc>
-      </w:tr>
     </w:tbl>
     <w:p>
       <w:pPr>
@@ -2544,7 +2476,7 @@
           <w:b/>
           <w:sz w:val="21"/>
         </w:rPr>
-        <w:t>６　（思考・判断・表現　15点）</w:t>
+        <w:t>６　（思考・判断・表現　10点）</w:t>
       </w:r>
     </w:p>
     <w:p>
@@ -2558,7 +2490,7 @@
           <w:b w:val="0"/>
           <w:sz w:val="19"/>
         </w:rPr>
-        <w:t>問1（1点）・問2（2点）・問5（2点）　各 A〜D から選択</w:t>
+        <w:t>問1（2点）・問2（2点）・問4（1点）</w:t>
       </w:r>
     </w:p>
     <w:tbl>
@@ -2575,11 +2507,11 @@
       </w:tblGrid>
       <w:tr>
         <w:trPr>
-          <w:trHeight w:val="442" w:hRule="exact"/>
+          <w:trHeight w:val="498" w:hRule="exact"/>
         </w:trPr>
         <w:tc>
           <w:tcPr>
-            <w:tcW w:type="dxa" w:w="1814"/>
+            <w:tcW w:type="dxa" w:w="3175"/>
             <w:vAlign w:val="center"/>
           </w:tcPr>
           <w:p>
@@ -2593,13 +2525,13 @@
                 <w:b/>
                 <w:sz w:val="19"/>
               </w:rPr>
-              <w:t>問1（1点）</w:t>
+              <w:t>問1</w:t>
             </w:r>
           </w:p>
         </w:tc>
         <w:tc>
           <w:tcPr>
-            <w:tcW w:type="dxa" w:w="1814"/>
+            <w:tcW w:type="dxa" w:w="5102"/>
             <w:vAlign w:val="center"/>
           </w:tcPr>
           <w:p>
@@ -2613,13 +2545,13 @@
                 <w:b/>
                 <w:sz w:val="19"/>
               </w:rPr>
-              <w:t>問2（2点）</w:t>
+              <w:t>問2　（i〜vから2つ）</w:t>
             </w:r>
           </w:p>
         </w:tc>
         <w:tc>
           <w:tcPr>
-            <w:tcW w:type="dxa" w:w="1814"/>
+            <w:tcW w:type="dxa" w:w="2268"/>
             <w:vAlign w:val="center"/>
           </w:tcPr>
           <w:p>
@@ -2633,7 +2565,7 @@
                 <w:b/>
                 <w:sz w:val="19"/>
               </w:rPr>
-              <w:t>問5（2点）</w:t>
+              <w:t>問4</w:t>
             </w:r>
           </w:p>
         </w:tc>
@@ -2650,141 +2582,7 @@
           <w:b w:val="0"/>
           <w:sz w:val="19"/>
         </w:rPr>
-        <w:t>問3（1×5=5点）　S＝スパルタ　A＝アテネ</w:t>
-      </w:r>
-    </w:p>
-    <w:tbl>
-      <w:tblPr>
-        <w:tblStyle w:val="TableGrid"/>
-        <w:tblW w:type="auto" w:w="0"/>
-        <w:jc w:val="left"/>
-        <w:tblLook w:firstColumn="1" w:firstRow="1" w:lastColumn="0" w:lastRow="0" w:noHBand="0" w:noVBand="1" w:val="04A0"/>
-      </w:tblPr>
-      <w:tblGrid>
-        <w:gridCol w:w="2109"/>
-        <w:gridCol w:w="2109"/>
-        <w:gridCol w:w="2109"/>
-        <w:gridCol w:w="2109"/>
-        <w:gridCol w:w="2109"/>
-      </w:tblGrid>
-      <w:tr>
-        <w:trPr>
-          <w:trHeight w:val="442" w:hRule="exact"/>
-        </w:trPr>
-        <w:tc>
-          <w:tcPr>
-            <w:tcW w:type="dxa" w:w="1361"/>
-            <w:vAlign w:val="center"/>
-          </w:tcPr>
-          <w:p>
-            <w:pPr>
-              <w:spacing w:before="0" w:after="0"/>
-              <w:jc w:val="center"/>
-            </w:pPr>
-            <w:r>
-              <w:rPr>
-                <w:rFonts w:ascii="Arial" w:hAnsi="Arial" w:eastAsia="MS PGothic"/>
-                <w:b w:val="0"/>
-                <w:sz w:val="21"/>
-              </w:rPr>
-              <w:t>(i)</w:t>
-            </w:r>
-          </w:p>
-        </w:tc>
-        <w:tc>
-          <w:tcPr>
-            <w:tcW w:type="dxa" w:w="1361"/>
-            <w:vAlign w:val="center"/>
-          </w:tcPr>
-          <w:p>
-            <w:pPr>
-              <w:spacing w:before="0" w:after="0"/>
-              <w:jc w:val="center"/>
-            </w:pPr>
-            <w:r>
-              <w:rPr>
-                <w:rFonts w:ascii="Arial" w:hAnsi="Arial" w:eastAsia="MS PGothic"/>
-                <w:b w:val="0"/>
-                <w:sz w:val="21"/>
-              </w:rPr>
-              <w:t>(ii)</w:t>
-            </w:r>
-          </w:p>
-        </w:tc>
-        <w:tc>
-          <w:tcPr>
-            <w:tcW w:type="dxa" w:w="1361"/>
-            <w:vAlign w:val="center"/>
-          </w:tcPr>
-          <w:p>
-            <w:pPr>
-              <w:spacing w:before="0" w:after="0"/>
-              <w:jc w:val="center"/>
-            </w:pPr>
-            <w:r>
-              <w:rPr>
-                <w:rFonts w:ascii="Arial" w:hAnsi="Arial" w:eastAsia="MS PGothic"/>
-                <w:b w:val="0"/>
-                <w:sz w:val="21"/>
-              </w:rPr>
-              <w:t>(iii)</w:t>
-            </w:r>
-          </w:p>
-        </w:tc>
-        <w:tc>
-          <w:tcPr>
-            <w:tcW w:type="dxa" w:w="1361"/>
-            <w:vAlign w:val="center"/>
-          </w:tcPr>
-          <w:p>
-            <w:pPr>
-              <w:spacing w:before="0" w:after="0"/>
-              <w:jc w:val="center"/>
-            </w:pPr>
-            <w:r>
-              <w:rPr>
-                <w:rFonts w:ascii="Arial" w:hAnsi="Arial" w:eastAsia="MS PGothic"/>
-                <w:b w:val="0"/>
-                <w:sz w:val="21"/>
-              </w:rPr>
-              <w:t>(iv)</w:t>
-            </w:r>
-          </w:p>
-        </w:tc>
-        <w:tc>
-          <w:tcPr>
-            <w:tcW w:type="dxa" w:w="1361"/>
-            <w:vAlign w:val="center"/>
-          </w:tcPr>
-          <w:p>
-            <w:pPr>
-              <w:spacing w:before="0" w:after="0"/>
-              <w:jc w:val="center"/>
-            </w:pPr>
-            <w:r>
-              <w:rPr>
-                <w:rFonts w:ascii="Arial" w:hAnsi="Arial" w:eastAsia="MS PGothic"/>
-                <w:b w:val="0"/>
-                <w:sz w:val="21"/>
-              </w:rPr>
-              <w:t>(v)</w:t>
-            </w:r>
-          </w:p>
-        </w:tc>
-      </w:tr>
-    </w:tbl>
-    <w:p>
-      <w:pPr>
-        <w:spacing w:before="40" w:after="0" w:lineRule="exact" w:line="240"/>
-        <w:jc w:val="left"/>
-      </w:pPr>
-      <w:r>
-        <w:rPr>
-          <w:rFonts w:ascii="Arial" w:hAnsi="Arial" w:eastAsia="MS PGothic"/>
-          <w:b w:val="0"/>
-          <w:sz w:val="19"/>
-        </w:rPr>
-        <w:t>問4（2点）　スパルタの女性がアテネの女性より「自由」を得られた理由</w:t>
+        <w:t>問3（2点）　スパルタの女性がアテネの女性よりも「自由」を得られていた理由</w:t>
       </w:r>
     </w:p>
     <w:tbl>
@@ -2799,7 +2597,7 @@
       </w:tblGrid>
       <w:tr>
         <w:trPr>
-          <w:trHeight w:val="481" w:hRule="exact"/>
+          <w:trHeight w:val="498" w:hRule="exact"/>
         </w:trPr>
         <w:tc>
           <w:tcPr>
@@ -2823,7 +2621,7 @@
       </w:tr>
       <w:tr>
         <w:trPr>
-          <w:trHeight w:val="481" w:hRule="exact"/>
+          <w:trHeight w:val="498" w:hRule="exact"/>
         </w:trPr>
         <w:tc>
           <w:tcPr>
@@ -2857,7 +2655,7 @@
           <w:b w:val="0"/>
           <w:sz w:val="19"/>
         </w:rPr>
-        <w:t>問6（3点）　下線部(2)の日本語訳</w:t>
+        <w:t>問5（3点）　下線部(2)の日本語訳</w:t>
       </w:r>
     </w:p>
     <w:tbl>
@@ -2872,7 +2670,7 @@
       </w:tblGrid>
       <w:tr>
         <w:trPr>
-          <w:trHeight w:val="481" w:hRule="exact"/>
+          <w:trHeight w:val="498" w:hRule="exact"/>
         </w:trPr>
         <w:tc>
           <w:tcPr>
@@ -2896,176 +2694,7 @@
       </w:tr>
       <w:tr>
         <w:trPr>
-          <w:trHeight w:val="481" w:hRule="exact"/>
-        </w:trPr>
-        <w:tc>
-          <w:tcPr>
-            <w:tcW w:type="dxa" w:w="10545"/>
-            <w:vAlign w:val="center"/>
-          </w:tcPr>
-          <w:p>
-            <w:pPr>
-              <w:spacing w:before="0" w:after="0"/>
-              <w:jc w:val="left"/>
-            </w:pPr>
-            <w:r>
-              <w:rPr>
-                <w:rFonts w:ascii="Arial" w:hAnsi="Arial" w:eastAsia="MS PGothic"/>
-                <w:b w:val="0"/>
-                <w:sz w:val="21"/>
-              </w:rPr>
-            </w:r>
-          </w:p>
-        </w:tc>
-      </w:tr>
-    </w:tbl>
-    <w:p>
-      <w:pPr>
-        <w:spacing w:before="60" w:after="40" w:lineRule="exact" w:line="260"/>
-        <w:jc w:val="left"/>
-      </w:pPr>
-      <w:r>
-        <w:rPr>
-          <w:rFonts w:ascii="Arial" w:hAnsi="Arial" w:eastAsia="MS PGothic"/>
-          <w:b/>
-          <w:sz w:val="21"/>
-        </w:rPr>
-        <w:t>７　（思考・判断・表現　6点）　50語以上</w:t>
-      </w:r>
-    </w:p>
-    <w:tbl>
-      <w:tblPr>
-        <w:tblStyle w:val="TableGrid"/>
-        <w:tblW w:type="auto" w:w="0"/>
-        <w:jc w:val="left"/>
-        <w:tblLook w:firstColumn="1" w:firstRow="1" w:lastColumn="0" w:lastRow="0" w:noHBand="0" w:noVBand="1" w:val="04A0"/>
-      </w:tblPr>
-      <w:tblGrid>
-        <w:gridCol w:w="10546"/>
-      </w:tblGrid>
-      <w:tr>
-        <w:trPr>
-          <w:trHeight w:val="442" w:hRule="exact"/>
-        </w:trPr>
-        <w:tc>
-          <w:tcPr>
-            <w:tcW w:type="dxa" w:w="10545"/>
-            <w:vAlign w:val="center"/>
-          </w:tcPr>
-          <w:p>
-            <w:pPr>
-              <w:spacing w:before="0" w:after="0"/>
-              <w:jc w:val="left"/>
-            </w:pPr>
-            <w:r>
-              <w:rPr>
-                <w:rFonts w:ascii="Arial" w:hAnsi="Arial" w:eastAsia="MS PGothic"/>
-                <w:b w:val="0"/>
-                <w:sz w:val="21"/>
-              </w:rPr>
-            </w:r>
-          </w:p>
-        </w:tc>
-      </w:tr>
-      <w:tr>
-        <w:trPr>
-          <w:trHeight w:val="442" w:hRule="exact"/>
-        </w:trPr>
-        <w:tc>
-          <w:tcPr>
-            <w:tcW w:type="dxa" w:w="10545"/>
-            <w:vAlign w:val="center"/>
-          </w:tcPr>
-          <w:p>
-            <w:pPr>
-              <w:spacing w:before="0" w:after="0"/>
-              <w:jc w:val="left"/>
-            </w:pPr>
-            <w:r>
-              <w:rPr>
-                <w:rFonts w:ascii="Arial" w:hAnsi="Arial" w:eastAsia="MS PGothic"/>
-                <w:b w:val="0"/>
-                <w:sz w:val="21"/>
-              </w:rPr>
-            </w:r>
-          </w:p>
-        </w:tc>
-      </w:tr>
-      <w:tr>
-        <w:trPr>
-          <w:trHeight w:val="442" w:hRule="exact"/>
-        </w:trPr>
-        <w:tc>
-          <w:tcPr>
-            <w:tcW w:type="dxa" w:w="10545"/>
-            <w:vAlign w:val="center"/>
-          </w:tcPr>
-          <w:p>
-            <w:pPr>
-              <w:spacing w:before="0" w:after="0"/>
-              <w:jc w:val="left"/>
-            </w:pPr>
-            <w:r>
-              <w:rPr>
-                <w:rFonts w:ascii="Arial" w:hAnsi="Arial" w:eastAsia="MS PGothic"/>
-                <w:b w:val="0"/>
-                <w:sz w:val="21"/>
-              </w:rPr>
-            </w:r>
-          </w:p>
-        </w:tc>
-      </w:tr>
-      <w:tr>
-        <w:trPr>
-          <w:trHeight w:val="442" w:hRule="exact"/>
-        </w:trPr>
-        <w:tc>
-          <w:tcPr>
-            <w:tcW w:type="dxa" w:w="10545"/>
-            <w:vAlign w:val="center"/>
-          </w:tcPr>
-          <w:p>
-            <w:pPr>
-              <w:spacing w:before="0" w:after="0"/>
-              <w:jc w:val="left"/>
-            </w:pPr>
-            <w:r>
-              <w:rPr>
-                <w:rFonts w:ascii="Arial" w:hAnsi="Arial" w:eastAsia="MS PGothic"/>
-                <w:b w:val="0"/>
-                <w:sz w:val="21"/>
-              </w:rPr>
-            </w:r>
-          </w:p>
-        </w:tc>
-      </w:tr>
-      <w:tr>
-        <w:trPr>
-          <w:trHeight w:val="442" w:hRule="exact"/>
-        </w:trPr>
-        <w:tc>
-          <w:tcPr>
-            <w:tcW w:type="dxa" w:w="10545"/>
-            <w:vAlign w:val="center"/>
-          </w:tcPr>
-          <w:p>
-            <w:pPr>
-              <w:spacing w:before="0" w:after="0"/>
-              <w:jc w:val="left"/>
-            </w:pPr>
-            <w:r>
-              <w:rPr>
-                <w:rFonts w:ascii="Arial" w:hAnsi="Arial" w:eastAsia="MS PGothic"/>
-                <w:b w:val="0"/>
-                <w:sz w:val="21"/>
-              </w:rPr>
-            </w:r>
-          </w:p>
-        </w:tc>
-      </w:tr>
-      <w:tr>
-        <w:trPr>
-          <w:trHeight w:val="442" w:hRule="exact"/>
+          <w:trHeight w:val="498" w:hRule="exact"/>
         </w:trPr>
         <w:tc>
           <w:tcPr>
@@ -3116,7 +2745,7 @@
       </w:tblGrid>
       <w:tr>
         <w:trPr>
-          <w:trHeight w:val="328" w:hRule="exact"/>
+          <w:trHeight w:val="311" w:hRule="exact"/>
         </w:trPr>
         <w:tc>
           <w:tcPr>
@@ -3134,7 +2763,7 @@
                 <w:b/>
                 <w:sz w:val="18"/>
               </w:rPr>
-              <w:t>２・３（知識・技能）　/43</w:t>
+              <w:t>２・３（知識・技能）　/44</w:t>
             </w:r>
           </w:p>
         </w:tc>
@@ -3154,7 +2783,7 @@
                 <w:b/>
                 <w:sz w:val="18"/>
               </w:rPr>
-              <w:t>１・４〜７（思考・判断・表現）　/57</w:t>
+              <w:t>１・４〜７（思考・判断・表現）　/60</w:t>
             </w:r>
           </w:p>
         </w:tc>
@@ -3174,7 +2803,7 @@
                 <w:b/>
                 <w:sz w:val="18"/>
               </w:rPr>
-              <w:t>合計　/100</w:t>
+              <w:t>合計　/104</w:t>
             </w:r>
           </w:p>
         </w:tc>
@@ -3230,6 +2859,495 @@
             <w:pPr>
               <w:spacing w:before="0" w:after="0"/>
               <w:jc w:val="center"/>
+            </w:pPr>
+            <w:r>
+              <w:rPr>
+                <w:rFonts w:ascii="Arial" w:hAnsi="Arial" w:eastAsia="MS PGothic"/>
+                <w:b w:val="0"/>
+                <w:sz w:val="21"/>
+              </w:rPr>
+            </w:r>
+          </w:p>
+        </w:tc>
+      </w:tr>
+    </w:tbl>
+    <w:p>
+      <w:pPr>
+        <w:spacing w:before="0" w:after="0" w:lineRule="exact" w:line="20"/>
+      </w:pPr>
+      <w:r>
+        <w:br w:type="page"/>
+      </w:r>
+    </w:p>
+    <w:tbl>
+      <w:tblPr>
+        <w:tblStyle w:val="TableGrid"/>
+        <w:tblW w:type="auto" w:w="0"/>
+        <w:jc w:val="left"/>
+        <w:tblLook w:firstColumn="1" w:firstRow="1" w:lastColumn="0" w:lastRow="0" w:noHBand="0" w:noVBand="1" w:val="04A0"/>
+      </w:tblPr>
+      <w:tblGrid>
+        <w:gridCol w:w="2636"/>
+        <w:gridCol w:w="2636"/>
+        <w:gridCol w:w="2636"/>
+        <w:gridCol w:w="2636"/>
+      </w:tblGrid>
+      <w:tr>
+        <w:trPr>
+          <w:trHeight w:val="408" w:hRule="exact"/>
+        </w:trPr>
+        <w:tc>
+          <w:tcPr>
+            <w:tcW w:type="dxa" w:w="1134"/>
+            <w:vAlign w:val="center"/>
+          </w:tcPr>
+          <w:p>
+            <w:pPr>
+              <w:spacing w:before="0" w:after="0"/>
+              <w:jc w:val="center"/>
+            </w:pPr>
+            <w:r>
+              <w:rPr>
+                <w:rFonts w:ascii="Arial" w:hAnsi="Arial" w:eastAsia="MS PGothic"/>
+                <w:b/>
+                <w:sz w:val="20"/>
+              </w:rPr>
+              <w:t>Class</w:t>
+            </w:r>
+          </w:p>
+        </w:tc>
+        <w:tc>
+          <w:tcPr>
+            <w:tcW w:type="dxa" w:w="4138"/>
+            <w:gridSpan w:val="3"/>
+          </w:tcPr>
+          <w:p>
+            <w:pPr>
+              <w:spacing w:before="0" w:after="0"/>
+              <w:jc w:val="center"/>
+            </w:pPr>
+            <w:r>
+              <w:rPr>
+                <w:rFonts w:ascii="Arial" w:hAnsi="Arial" w:eastAsia="MS PGothic"/>
+                <w:b/>
+                <w:sz w:val="20"/>
+              </w:rPr>
+              <w:t>No</w:t>
+            </w:r>
+          </w:p>
+        </w:tc>
+      </w:tr>
+    </w:tbl>
+    <w:p>
+      <w:pPr>
+        <w:spacing w:before="40" w:after="40" w:lineRule="exact" w:line="280"/>
+      </w:pPr>
+      <w:r>
+        <w:rPr>
+          <w:rFonts w:ascii="Arial" w:hAnsi="Arial" w:eastAsia="MS PGothic"/>
+          <w:b/>
+          <w:sz w:val="22"/>
+        </w:rPr>
+        <w:t>７　（思考・判断・表現　6点）　Writing: Book Report</w:t>
+      </w:r>
+    </w:p>
+    <w:p>
+      <w:pPr>
+        <w:spacing w:before="0" w:after="40" w:lineRule="exact" w:line="240"/>
+        <w:jc w:val="left"/>
+      </w:pPr>
+      <w:r>
+        <w:rPr>
+          <w:rFonts w:ascii="Arial" w:hAnsi="Arial" w:eastAsia="MS PGothic"/>
+          <w:b w:val="0"/>
+          <w:sz w:val="19"/>
+        </w:rPr>
+        <w:t>Introduce a book you have read recently or a book you like.  (at least 50 words)</w:t>
+      </w:r>
+    </w:p>
+    <w:tbl>
+      <w:tblPr>
+        <w:tblStyle w:val="TableGrid"/>
+        <w:tblW w:type="auto" w:w="0"/>
+        <w:jc w:val="left"/>
+        <w:tblLook w:firstColumn="1" w:firstRow="1" w:lastColumn="0" w:lastRow="0" w:noHBand="0" w:noVBand="1" w:val="04A0"/>
+      </w:tblPr>
+      <w:tblGrid>
+        <w:gridCol w:w="10546"/>
+      </w:tblGrid>
+      <w:tr>
+        <w:trPr>
+          <w:trHeight w:val="850" w:hRule="exact"/>
+        </w:trPr>
+        <w:tc>
+          <w:tcPr>
+            <w:tcW w:type="dxa" w:w="10545"/>
+            <w:vAlign w:val="center"/>
+          </w:tcPr>
+          <w:p>
+            <w:pPr>
+              <w:spacing w:before="0" w:after="0"/>
+              <w:jc w:val="left"/>
+            </w:pPr>
+            <w:r>
+              <w:rPr>
+                <w:rFonts w:ascii="Arial" w:hAnsi="Arial" w:eastAsia="MS PGothic"/>
+                <w:b w:val="0"/>
+                <w:sz w:val="21"/>
+              </w:rPr>
+            </w:r>
+          </w:p>
+        </w:tc>
+      </w:tr>
+      <w:tr>
+        <w:trPr>
+          <w:trHeight w:val="850" w:hRule="exact"/>
+        </w:trPr>
+        <w:tc>
+          <w:tcPr>
+            <w:tcW w:type="dxa" w:w="10545"/>
+            <w:vAlign w:val="center"/>
+          </w:tcPr>
+          <w:p>
+            <w:pPr>
+              <w:spacing w:before="0" w:after="0"/>
+              <w:jc w:val="left"/>
+            </w:pPr>
+            <w:r>
+              <w:rPr>
+                <w:rFonts w:ascii="Arial" w:hAnsi="Arial" w:eastAsia="MS PGothic"/>
+                <w:b w:val="0"/>
+                <w:sz w:val="21"/>
+              </w:rPr>
+            </w:r>
+          </w:p>
+        </w:tc>
+      </w:tr>
+      <w:tr>
+        <w:trPr>
+          <w:trHeight w:val="850" w:hRule="exact"/>
+        </w:trPr>
+        <w:tc>
+          <w:tcPr>
+            <w:tcW w:type="dxa" w:w="10545"/>
+            <w:vAlign w:val="center"/>
+          </w:tcPr>
+          <w:p>
+            <w:pPr>
+              <w:spacing w:before="0" w:after="0"/>
+              <w:jc w:val="left"/>
+            </w:pPr>
+            <w:r>
+              <w:rPr>
+                <w:rFonts w:ascii="Arial" w:hAnsi="Arial" w:eastAsia="MS PGothic"/>
+                <w:b w:val="0"/>
+                <w:sz w:val="21"/>
+              </w:rPr>
+            </w:r>
+          </w:p>
+        </w:tc>
+      </w:tr>
+      <w:tr>
+        <w:trPr>
+          <w:trHeight w:val="850" w:hRule="exact"/>
+        </w:trPr>
+        <w:tc>
+          <w:tcPr>
+            <w:tcW w:type="dxa" w:w="10545"/>
+            <w:vAlign w:val="center"/>
+          </w:tcPr>
+          <w:p>
+            <w:pPr>
+              <w:spacing w:before="0" w:after="0"/>
+              <w:jc w:val="left"/>
+            </w:pPr>
+            <w:r>
+              <w:rPr>
+                <w:rFonts w:ascii="Arial" w:hAnsi="Arial" w:eastAsia="MS PGothic"/>
+                <w:b w:val="0"/>
+                <w:sz w:val="21"/>
+              </w:rPr>
+            </w:r>
+          </w:p>
+        </w:tc>
+      </w:tr>
+      <w:tr>
+        <w:trPr>
+          <w:trHeight w:val="850" w:hRule="exact"/>
+        </w:trPr>
+        <w:tc>
+          <w:tcPr>
+            <w:tcW w:type="dxa" w:w="10545"/>
+            <w:vAlign w:val="center"/>
+          </w:tcPr>
+          <w:p>
+            <w:pPr>
+              <w:spacing w:before="0" w:after="0"/>
+              <w:jc w:val="left"/>
+            </w:pPr>
+            <w:r>
+              <w:rPr>
+                <w:rFonts w:ascii="Arial" w:hAnsi="Arial" w:eastAsia="MS PGothic"/>
+                <w:b w:val="0"/>
+                <w:sz w:val="21"/>
+              </w:rPr>
+            </w:r>
+          </w:p>
+        </w:tc>
+      </w:tr>
+      <w:tr>
+        <w:trPr>
+          <w:trHeight w:val="850" w:hRule="exact"/>
+        </w:trPr>
+        <w:tc>
+          <w:tcPr>
+            <w:tcW w:type="dxa" w:w="10545"/>
+            <w:vAlign w:val="center"/>
+          </w:tcPr>
+          <w:p>
+            <w:pPr>
+              <w:spacing w:before="0" w:after="0"/>
+              <w:jc w:val="left"/>
+            </w:pPr>
+            <w:r>
+              <w:rPr>
+                <w:rFonts w:ascii="Arial" w:hAnsi="Arial" w:eastAsia="MS PGothic"/>
+                <w:b w:val="0"/>
+                <w:sz w:val="21"/>
+              </w:rPr>
+            </w:r>
+          </w:p>
+        </w:tc>
+      </w:tr>
+      <w:tr>
+        <w:trPr>
+          <w:trHeight w:val="850" w:hRule="exact"/>
+        </w:trPr>
+        <w:tc>
+          <w:tcPr>
+            <w:tcW w:type="dxa" w:w="10545"/>
+            <w:vAlign w:val="center"/>
+          </w:tcPr>
+          <w:p>
+            <w:pPr>
+              <w:spacing w:before="0" w:after="0"/>
+              <w:jc w:val="left"/>
+            </w:pPr>
+            <w:r>
+              <w:rPr>
+                <w:rFonts w:ascii="Arial" w:hAnsi="Arial" w:eastAsia="MS PGothic"/>
+                <w:b w:val="0"/>
+                <w:sz w:val="21"/>
+              </w:rPr>
+            </w:r>
+          </w:p>
+        </w:tc>
+      </w:tr>
+      <w:tr>
+        <w:trPr>
+          <w:trHeight w:val="850" w:hRule="exact"/>
+        </w:trPr>
+        <w:tc>
+          <w:tcPr>
+            <w:tcW w:type="dxa" w:w="10545"/>
+            <w:vAlign w:val="center"/>
+          </w:tcPr>
+          <w:p>
+            <w:pPr>
+              <w:spacing w:before="0" w:after="0"/>
+              <w:jc w:val="left"/>
+            </w:pPr>
+            <w:r>
+              <w:rPr>
+                <w:rFonts w:ascii="Arial" w:hAnsi="Arial" w:eastAsia="MS PGothic"/>
+                <w:b w:val="0"/>
+                <w:sz w:val="21"/>
+              </w:rPr>
+            </w:r>
+          </w:p>
+        </w:tc>
+      </w:tr>
+      <w:tr>
+        <w:trPr>
+          <w:trHeight w:val="850" w:hRule="exact"/>
+        </w:trPr>
+        <w:tc>
+          <w:tcPr>
+            <w:tcW w:type="dxa" w:w="10545"/>
+            <w:vAlign w:val="center"/>
+          </w:tcPr>
+          <w:p>
+            <w:pPr>
+              <w:spacing w:before="0" w:after="0"/>
+              <w:jc w:val="left"/>
+            </w:pPr>
+            <w:r>
+              <w:rPr>
+                <w:rFonts w:ascii="Arial" w:hAnsi="Arial" w:eastAsia="MS PGothic"/>
+                <w:b w:val="0"/>
+                <w:sz w:val="21"/>
+              </w:rPr>
+            </w:r>
+          </w:p>
+        </w:tc>
+      </w:tr>
+      <w:tr>
+        <w:trPr>
+          <w:trHeight w:val="850" w:hRule="exact"/>
+        </w:trPr>
+        <w:tc>
+          <w:tcPr>
+            <w:tcW w:type="dxa" w:w="10545"/>
+            <w:vAlign w:val="center"/>
+          </w:tcPr>
+          <w:p>
+            <w:pPr>
+              <w:spacing w:before="0" w:after="0"/>
+              <w:jc w:val="left"/>
+            </w:pPr>
+            <w:r>
+              <w:rPr>
+                <w:rFonts w:ascii="Arial" w:hAnsi="Arial" w:eastAsia="MS PGothic"/>
+                <w:b w:val="0"/>
+                <w:sz w:val="21"/>
+              </w:rPr>
+            </w:r>
+          </w:p>
+        </w:tc>
+      </w:tr>
+      <w:tr>
+        <w:trPr>
+          <w:trHeight w:val="850" w:hRule="exact"/>
+        </w:trPr>
+        <w:tc>
+          <w:tcPr>
+            <w:tcW w:type="dxa" w:w="10545"/>
+            <w:vAlign w:val="center"/>
+          </w:tcPr>
+          <w:p>
+            <w:pPr>
+              <w:spacing w:before="0" w:after="0"/>
+              <w:jc w:val="left"/>
+            </w:pPr>
+            <w:r>
+              <w:rPr>
+                <w:rFonts w:ascii="Arial" w:hAnsi="Arial" w:eastAsia="MS PGothic"/>
+                <w:b w:val="0"/>
+                <w:sz w:val="21"/>
+              </w:rPr>
+            </w:r>
+          </w:p>
+        </w:tc>
+      </w:tr>
+      <w:tr>
+        <w:trPr>
+          <w:trHeight w:val="850" w:hRule="exact"/>
+        </w:trPr>
+        <w:tc>
+          <w:tcPr>
+            <w:tcW w:type="dxa" w:w="10545"/>
+            <w:vAlign w:val="center"/>
+          </w:tcPr>
+          <w:p>
+            <w:pPr>
+              <w:spacing w:before="0" w:after="0"/>
+              <w:jc w:val="left"/>
+            </w:pPr>
+            <w:r>
+              <w:rPr>
+                <w:rFonts w:ascii="Arial" w:hAnsi="Arial" w:eastAsia="MS PGothic"/>
+                <w:b w:val="0"/>
+                <w:sz w:val="21"/>
+              </w:rPr>
+            </w:r>
+          </w:p>
+        </w:tc>
+      </w:tr>
+      <w:tr>
+        <w:trPr>
+          <w:trHeight w:val="850" w:hRule="exact"/>
+        </w:trPr>
+        <w:tc>
+          <w:tcPr>
+            <w:tcW w:type="dxa" w:w="10545"/>
+            <w:vAlign w:val="center"/>
+          </w:tcPr>
+          <w:p>
+            <w:pPr>
+              <w:spacing w:before="0" w:after="0"/>
+              <w:jc w:val="left"/>
+            </w:pPr>
+            <w:r>
+              <w:rPr>
+                <w:rFonts w:ascii="Arial" w:hAnsi="Arial" w:eastAsia="MS PGothic"/>
+                <w:b w:val="0"/>
+                <w:sz w:val="21"/>
+              </w:rPr>
+            </w:r>
+          </w:p>
+        </w:tc>
+      </w:tr>
+      <w:tr>
+        <w:trPr>
+          <w:trHeight w:val="850" w:hRule="exact"/>
+        </w:trPr>
+        <w:tc>
+          <w:tcPr>
+            <w:tcW w:type="dxa" w:w="10545"/>
+            <w:vAlign w:val="center"/>
+          </w:tcPr>
+          <w:p>
+            <w:pPr>
+              <w:spacing w:before="0" w:after="0"/>
+              <w:jc w:val="left"/>
+            </w:pPr>
+            <w:r>
+              <w:rPr>
+                <w:rFonts w:ascii="Arial" w:hAnsi="Arial" w:eastAsia="MS PGothic"/>
+                <w:b w:val="0"/>
+                <w:sz w:val="21"/>
+              </w:rPr>
+            </w:r>
+          </w:p>
+        </w:tc>
+      </w:tr>
+      <w:tr>
+        <w:trPr>
+          <w:trHeight w:val="850" w:hRule="exact"/>
+        </w:trPr>
+        <w:tc>
+          <w:tcPr>
+            <w:tcW w:type="dxa" w:w="10545"/>
+            <w:vAlign w:val="center"/>
+          </w:tcPr>
+          <w:p>
+            <w:pPr>
+              <w:spacing w:before="0" w:after="0"/>
+              <w:jc w:val="left"/>
+            </w:pPr>
+            <w:r>
+              <w:rPr>
+                <w:rFonts w:ascii="Arial" w:hAnsi="Arial" w:eastAsia="MS PGothic"/>
+                <w:b w:val="0"/>
+                <w:sz w:val="21"/>
+              </w:rPr>
+            </w:r>
+          </w:p>
+        </w:tc>
+      </w:tr>
+      <w:tr>
+        <w:trPr>
+          <w:trHeight w:val="850" w:hRule="exact"/>
+        </w:trPr>
+        <w:tc>
+          <w:tcPr>
+            <w:tcW w:type="dxa" w:w="10545"/>
+            <w:vAlign w:val="center"/>
+          </w:tcPr>
+          <w:p>
+            <w:pPr>
+              <w:spacing w:before="0" w:after="0"/>
+              <w:jc w:val="left"/>
             </w:pPr>
             <w:r>
               <w:rPr>
